--- a/Progress-point-workflow-table.docx
+++ b/Progress-point-workflow-table.docx
@@ -1,18 +1,19 @@
 
 <file path=word/document.xml><?xml version="1.0" encoding="utf-8"?>
-<w:document xmlns:wpc="http://schemas.microsoft.com/office/word/2010/wordprocessingCanvas" xmlns:cx="http://schemas.microsoft.com/office/drawing/2014/chartex" xmlns:cx1="http://schemas.microsoft.com/office/drawing/2015/9/8/chartex" xmlns:cx2="http://schemas.microsoft.com/office/drawing/2015/10/21/chartex" xmlns:cx3="http://schemas.microsoft.com/office/drawing/2016/5/9/chartex" xmlns:cx4="http://schemas.microsoft.com/office/drawing/2016/5/10/chartex" xmlns:cx5="http://schemas.microsoft.com/office/drawing/2016/5/11/chartex" xmlns:cx6="http://schemas.microsoft.com/office/drawing/2016/5/12/chartex" xmlns:cx7="http://schemas.microsoft.com/office/drawing/2016/5/13/chartex" xmlns:cx8="http://schemas.microsoft.com/office/drawing/2016/5/14/chartex" xmlns:mc="http://schemas.openxmlformats.org/markup-compatibility/2006" xmlns:aink="http://schemas.microsoft.com/office/drawing/2016/ink" xmlns:am3d="http://schemas.microsoft.com/office/drawing/2017/model3d" xmlns:o="urn:schemas-microsoft-com:office:office" xmlns:oel="http://schemas.microsoft.com/office/2019/extlst" xmlns:r="http://schemas.openxmlformats.org/officeDocument/2006/relationships" xmlns:m="http://schemas.openxmlformats.org/officeDocument/2006/math" xmlns:v="urn:schemas-microsoft-com:vml" xmlns:wp14="http://schemas.microsoft.com/office/word/2010/wordprocessingDrawing" xmlns:wp="http://schemas.openxmlformats.org/drawingml/2006/wordprocessingDrawing" xmlns:w10="urn:schemas-microsoft-com:office:word" xmlns:w="http://schemas.openxmlformats.org/wordprocessingml/2006/main" xmlns:w14="http://schemas.microsoft.com/office/word/2010/wordml" xmlns:w15="http://schemas.microsoft.com/office/word/2012/wordml" xmlns:w16cex="http://schemas.microsoft.com/office/word/2018/wordml/cex" xmlns:w16cid="http://schemas.microsoft.com/office/word/2016/wordml/cid" xmlns:w16="http://schemas.microsoft.com/office/word/2018/wordml" xmlns:w16sdtdh="http://schemas.microsoft.com/office/word/2020/wordml/sdtdatahash" xmlns:w16se="http://schemas.microsoft.com/office/word/2015/wordml/symex" xmlns:wpg="http://schemas.microsoft.com/office/word/2010/wordprocessingGroup" xmlns:wpi="http://schemas.microsoft.com/office/word/2010/wordprocessingInk" xmlns:wne="http://schemas.microsoft.com/office/word/2006/wordml" xmlns:wps="http://schemas.microsoft.com/office/word/2010/wordprocessingShape" mc:Ignorable="w14 w15 w16se w16cid w16 w16cex w16sdtdh wp14">
+<w:document xmlns:wpc="http://schemas.microsoft.com/office/word/2010/wordprocessingCanvas" xmlns:cx="http://schemas.microsoft.com/office/drawing/2014/chartex" xmlns:cx1="http://schemas.microsoft.com/office/drawing/2015/9/8/chartex" xmlns:cx2="http://schemas.microsoft.com/office/drawing/2015/10/21/chartex" xmlns:cx3="http://schemas.microsoft.com/office/drawing/2016/5/9/chartex" xmlns:cx4="http://schemas.microsoft.com/office/drawing/2016/5/10/chartex" xmlns:cx5="http://schemas.microsoft.com/office/drawing/2016/5/11/chartex" xmlns:cx6="http://schemas.microsoft.com/office/drawing/2016/5/12/chartex" xmlns:cx7="http://schemas.microsoft.com/office/drawing/2016/5/13/chartex" xmlns:cx8="http://schemas.microsoft.com/office/drawing/2016/5/14/chartex" xmlns:mc="http://schemas.openxmlformats.org/markup-compatibility/2006" xmlns:aink="http://schemas.microsoft.com/office/drawing/2016/ink" xmlns:am3d="http://schemas.microsoft.com/office/drawing/2017/model3d" xmlns:o="urn:schemas-microsoft-com:office:office" xmlns:oel="http://schemas.microsoft.com/office/2019/extlst" xmlns:r="http://schemas.openxmlformats.org/officeDocument/2006/relationships" xmlns:m="http://schemas.openxmlformats.org/officeDocument/2006/math" xmlns:v="urn:schemas-microsoft-com:vml" xmlns:wp14="http://schemas.microsoft.com/office/word/2010/wordprocessingDrawing" xmlns:wp="http://schemas.openxmlformats.org/drawingml/2006/wordprocessingDrawing" xmlns:w10="urn:schemas-microsoft-com:office:word" xmlns:w="http://schemas.openxmlformats.org/wordprocessingml/2006/main" xmlns:w14="http://schemas.microsoft.com/office/word/2010/wordml" xmlns:w15="http://schemas.microsoft.com/office/word/2012/wordml" xmlns:w16cex="http://schemas.microsoft.com/office/word/2018/wordml/cex" xmlns:w16cid="http://schemas.microsoft.com/office/word/2016/wordml/cid" xmlns:w16="http://schemas.microsoft.com/office/word/2018/wordml" xmlns:w16du="http://schemas.microsoft.com/office/word/2023/wordml/word16du" xmlns:w16sdtdh="http://schemas.microsoft.com/office/word/2020/wordml/sdtdatahash" xmlns:w16sdtfl="http://schemas.microsoft.com/office/word/2024/wordml/sdtformatlock" xmlns:w16se="http://schemas.microsoft.com/office/word/2015/wordml/symex" xmlns:wpg="http://schemas.microsoft.com/office/word/2010/wordprocessingGroup" xmlns:wpi="http://schemas.microsoft.com/office/word/2010/wordprocessingInk" xmlns:wne="http://schemas.microsoft.com/office/word/2006/wordml" xmlns:wps="http://schemas.microsoft.com/office/word/2010/wordprocessingShape" mc:Ignorable="w14 w15 w16se w16cid w16 w16cex w16sdtdh w16sdtfl w16du wp14">
   <w:body>
     <w:tbl>
       <w:tblPr>
         <w:tblStyle w:val="TableGrid"/>
         <w:tblW w:w="5000" w:type="pct"/>
+        <w:tblLayout w:type="fixed"/>
         <w:tblLook w:val="04A0" w:firstRow="1" w:lastRow="0" w:firstColumn="1" w:lastColumn="0" w:noHBand="0" w:noVBand="1"/>
       </w:tblPr>
       <w:tblGrid>
         <w:gridCol w:w="929"/>
-        <w:gridCol w:w="1048"/>
-        <w:gridCol w:w="2493"/>
-        <w:gridCol w:w="4880"/>
+        <w:gridCol w:w="1227"/>
+        <w:gridCol w:w="2519"/>
+        <w:gridCol w:w="4675"/>
       </w:tblGrid>
       <w:tr>
         <w:tc>
@@ -41,7 +42,7 @@
         </w:tc>
         <w:tc>
           <w:tcPr>
-            <w:tcW w:w="563" w:type="pct"/>
+            <w:tcW w:w="656" w:type="pct"/>
           </w:tcPr>
           <w:p>
             <w:pPr>
@@ -65,7 +66,7 @@
         </w:tc>
         <w:tc>
           <w:tcPr>
-            <w:tcW w:w="1330" w:type="pct"/>
+            <w:tcW w:w="1347" w:type="pct"/>
           </w:tcPr>
           <w:p>
             <w:pPr>
@@ -100,7 +101,7 @@
         </w:tc>
         <w:tc>
           <w:tcPr>
-            <w:tcW w:w="2610" w:type="pct"/>
+            <w:tcW w:w="2500" w:type="pct"/>
           </w:tcPr>
           <w:p>
             <w:pPr>
@@ -155,7 +156,7 @@
         </w:tc>
         <w:tc>
           <w:tcPr>
-            <w:tcW w:w="563" w:type="pct"/>
+            <w:tcW w:w="656" w:type="pct"/>
           </w:tcPr>
           <w:p>
             <w:pPr>
@@ -164,11 +165,18 @@
                 <w:szCs w:val="18"/>
               </w:rPr>
             </w:pPr>
+            <w:r>
+              <w:rPr>
+                <w:sz w:val="18"/>
+                <w:szCs w:val="18"/>
+              </w:rPr>
+              <w:t>Getting Your Space Legs</w:t>
+            </w:r>
           </w:p>
         </w:tc>
         <w:tc>
           <w:tcPr>
-            <w:tcW w:w="1330" w:type="pct"/>
+            <w:tcW w:w="1347" w:type="pct"/>
           </w:tcPr>
           <w:p>
             <w:pPr>
@@ -204,7 +212,7 @@
         </w:tc>
         <w:tc>
           <w:tcPr>
-            <w:tcW w:w="2610" w:type="pct"/>
+            <w:tcW w:w="2500" w:type="pct"/>
           </w:tcPr>
           <w:p>
             <w:pPr>
@@ -291,7 +299,7 @@
         </w:tc>
         <w:tc>
           <w:tcPr>
-            <w:tcW w:w="563" w:type="pct"/>
+            <w:tcW w:w="656" w:type="pct"/>
           </w:tcPr>
           <w:p>
             <w:pPr>
@@ -300,11 +308,18 @@
                 <w:szCs w:val="18"/>
               </w:rPr>
             </w:pPr>
+            <w:r>
+              <w:rPr>
+                <w:sz w:val="18"/>
+                <w:szCs w:val="18"/>
+              </w:rPr>
+              <w:t>Info and Intros</w:t>
+            </w:r>
           </w:p>
         </w:tc>
         <w:tc>
           <w:tcPr>
-            <w:tcW w:w="1330" w:type="pct"/>
+            <w:tcW w:w="1347" w:type="pct"/>
           </w:tcPr>
           <w:p>
             <w:pPr>
@@ -340,7 +355,7 @@
         </w:tc>
         <w:tc>
           <w:tcPr>
-            <w:tcW w:w="2610" w:type="pct"/>
+            <w:tcW w:w="2500" w:type="pct"/>
           </w:tcPr>
           <w:p>
             <w:pPr>
@@ -427,7 +442,7 @@
         </w:tc>
         <w:tc>
           <w:tcPr>
-            <w:tcW w:w="563" w:type="pct"/>
+            <w:tcW w:w="656" w:type="pct"/>
           </w:tcPr>
           <w:p>
             <w:pPr>
@@ -436,11 +451,18 @@
                 <w:szCs w:val="18"/>
               </w:rPr>
             </w:pPr>
+            <w:r>
+              <w:rPr>
+                <w:sz w:val="18"/>
+                <w:szCs w:val="18"/>
+              </w:rPr>
+              <w:t>Defend the Expedition (Argumentation: Identify a claim)</w:t>
+            </w:r>
           </w:p>
         </w:tc>
         <w:tc>
           <w:tcPr>
-            <w:tcW w:w="1330" w:type="pct"/>
+            <w:tcW w:w="1347" w:type="pct"/>
           </w:tcPr>
           <w:p>
             <w:pPr>
@@ -468,7 +490,7 @@
         </w:tc>
         <w:tc>
           <w:tcPr>
-            <w:tcW w:w="2610" w:type="pct"/>
+            <w:tcW w:w="2500" w:type="pct"/>
           </w:tcPr>
           <w:p>
             <w:pPr>
@@ -555,15 +577,31 @@
                 <w:sz w:val="18"/>
                 <w:szCs w:val="18"/>
               </w:rPr>
-              <w:t>_documents</w:t>
-            </w:r>
-            <w:proofErr w:type="spellEnd"/>
-            <w:r>
-              <w:rPr>
-                <w:sz w:val="18"/>
-                <w:szCs w:val="18"/>
-              </w:rPr>
-              <w:t>({</w:t>
+              <w:t>_</w:t>
+            </w:r>
+            <w:proofErr w:type="gramStart"/>
+            <w:r>
+              <w:rPr>
+                <w:sz w:val="18"/>
+                <w:szCs w:val="18"/>
+              </w:rPr>
+              <w:t>documents</w:t>
+            </w:r>
+            <w:proofErr w:type="spellEnd"/>
+            <w:r>
+              <w:rPr>
+                <w:sz w:val="18"/>
+                <w:szCs w:val="18"/>
+              </w:rPr>
+              <w:t>(</w:t>
+            </w:r>
+            <w:proofErr w:type="gramEnd"/>
+            <w:r>
+              <w:rPr>
+                <w:sz w:val="18"/>
+                <w:szCs w:val="18"/>
+              </w:rPr>
+              <w:t>{</w:t>
             </w:r>
             <w:r>
               <w:rPr>
@@ -669,12 +707,21 @@
               <w:t>eventKey</w:t>
             </w:r>
             <w:proofErr w:type="spellEnd"/>
-            <w:r>
-              <w:rPr>
-                <w:sz w:val="18"/>
-                <w:szCs w:val="18"/>
-              </w:rPr>
-              <w:t>": {"$in": [</w:t>
+            <w:proofErr w:type="gramStart"/>
+            <w:r>
+              <w:rPr>
+                <w:sz w:val="18"/>
+                <w:szCs w:val="18"/>
+              </w:rPr>
+              <w:t>": {</w:t>
+            </w:r>
+            <w:proofErr w:type="gramEnd"/>
+            <w:r>
+              <w:rPr>
+                <w:sz w:val="18"/>
+                <w:szCs w:val="18"/>
+              </w:rPr>
+              <w:t>"$in": [</w:t>
             </w:r>
             <w:r>
               <w:rPr>
@@ -751,8 +798,9 @@
                 <w:sz w:val="18"/>
                 <w:szCs w:val="18"/>
               </w:rPr>
-              <w:t xml:space="preserve">    </w:t>
-            </w:r>
+              <w:t xml:space="preserve">   </w:t>
+            </w:r>
+            <w:proofErr w:type="gramStart"/>
             <w:r>
               <w:rPr>
                 <w:sz w:val="18"/>
@@ -765,7 +813,22 @@
                 <w:sz w:val="18"/>
                 <w:szCs w:val="18"/>
               </w:rPr>
-              <w:t>}) &gt; 0</w:t>
+              <w:t xml:space="preserve"> </w:t>
+            </w:r>
+            <w:r>
+              <w:rPr>
+                <w:sz w:val="18"/>
+                <w:szCs w:val="18"/>
+              </w:rPr>
+              <w:t>}</w:t>
+            </w:r>
+            <w:proofErr w:type="gramEnd"/>
+            <w:r>
+              <w:rPr>
+                <w:sz w:val="18"/>
+                <w:szCs w:val="18"/>
+              </w:rPr>
+              <w:t>) &gt; 0</w:t>
             </w:r>
           </w:p>
           <w:p>
@@ -966,7 +1029,7 @@
         </w:tc>
         <w:tc>
           <w:tcPr>
-            <w:tcW w:w="563" w:type="pct"/>
+            <w:tcW w:w="656" w:type="pct"/>
           </w:tcPr>
           <w:p>
             <w:pPr>
@@ -975,11 +1038,18 @@
                 <w:szCs w:val="18"/>
               </w:rPr>
             </w:pPr>
+            <w:r>
+              <w:rPr>
+                <w:sz w:val="18"/>
+                <w:szCs w:val="18"/>
+              </w:rPr>
+              <w:t>Unexpected Turbulence</w:t>
+            </w:r>
           </w:p>
         </w:tc>
         <w:tc>
           <w:tcPr>
-            <w:tcW w:w="1330" w:type="pct"/>
+            <w:tcW w:w="1347" w:type="pct"/>
           </w:tcPr>
           <w:p>
             <w:pPr>
@@ -999,7 +1069,7 @@
         </w:tc>
         <w:tc>
           <w:tcPr>
-            <w:tcW w:w="2610" w:type="pct"/>
+            <w:tcW w:w="2500" w:type="pct"/>
           </w:tcPr>
           <w:p>
             <w:pPr>
@@ -1072,7 +1142,7 @@
         </w:tc>
         <w:tc>
           <w:tcPr>
-            <w:tcW w:w="563" w:type="pct"/>
+            <w:tcW w:w="656" w:type="pct"/>
           </w:tcPr>
           <w:p>
             <w:pPr>
@@ -1081,11 +1151,18 @@
                 <w:szCs w:val="18"/>
               </w:rPr>
             </w:pPr>
+            <w:r>
+              <w:rPr>
+                <w:sz w:val="18"/>
+                <w:szCs w:val="18"/>
+              </w:rPr>
+              <w:t>Escape the Ruins + Topographic Glyph (Identify Topographic map features)</w:t>
+            </w:r>
           </w:p>
         </w:tc>
         <w:tc>
           <w:tcPr>
-            <w:tcW w:w="1330" w:type="pct"/>
+            <w:tcW w:w="1347" w:type="pct"/>
           </w:tcPr>
           <w:p>
             <w:pPr>
@@ -1120,7 +1197,7 @@
         </w:tc>
         <w:tc>
           <w:tcPr>
-            <w:tcW w:w="2610" w:type="pct"/>
+            <w:tcW w:w="2500" w:type="pct"/>
           </w:tcPr>
           <w:p>
             <w:pPr>
@@ -1428,15 +1505,31 @@
                 <w:sz w:val="18"/>
                 <w:szCs w:val="18"/>
               </w:rPr>
-              <w:t>_one</w:t>
-            </w:r>
-            <w:proofErr w:type="spellEnd"/>
-            <w:r>
-              <w:rPr>
-                <w:sz w:val="18"/>
-                <w:szCs w:val="18"/>
-              </w:rPr>
-              <w:t>({</w:t>
+              <w:t>_</w:t>
+            </w:r>
+            <w:proofErr w:type="gramStart"/>
+            <w:r>
+              <w:rPr>
+                <w:sz w:val="18"/>
+                <w:szCs w:val="18"/>
+              </w:rPr>
+              <w:t>one</w:t>
+            </w:r>
+            <w:proofErr w:type="spellEnd"/>
+            <w:r>
+              <w:rPr>
+                <w:sz w:val="18"/>
+                <w:szCs w:val="18"/>
+              </w:rPr>
+              <w:t>(</w:t>
+            </w:r>
+            <w:proofErr w:type="gramEnd"/>
+            <w:r>
+              <w:rPr>
+                <w:sz w:val="18"/>
+                <w:szCs w:val="18"/>
+              </w:rPr>
+              <w:t>{</w:t>
             </w:r>
           </w:p>
           <w:p>
@@ -1537,25 +1630,32 @@
                 <w:sz w:val="18"/>
                 <w:szCs w:val="18"/>
               </w:rPr>
-              <w:t>success_node</w:t>
-            </w:r>
-            <w:proofErr w:type="spellEnd"/>
-            <w:r>
-              <w:rPr>
-                <w:sz w:val="18"/>
-                <w:szCs w:val="18"/>
-              </w:rPr>
-              <w:t xml:space="preserve">}) is not </w:t>
-            </w:r>
-            <w:proofErr w:type="gramStart"/>
-            <w:r>
-              <w:rPr>
-                <w:sz w:val="18"/>
-                <w:szCs w:val="18"/>
-              </w:rPr>
-              <w:t>None</w:t>
-            </w:r>
-            <w:proofErr w:type="gramEnd"/>
+              <w:t>success_</w:t>
+            </w:r>
+            <w:proofErr w:type="gramStart"/>
+            <w:r>
+              <w:rPr>
+                <w:sz w:val="18"/>
+                <w:szCs w:val="18"/>
+              </w:rPr>
+              <w:t>node</w:t>
+            </w:r>
+            <w:proofErr w:type="spellEnd"/>
+            <w:r>
+              <w:rPr>
+                <w:sz w:val="18"/>
+                <w:szCs w:val="18"/>
+              </w:rPr>
+              <w:t>})</w:t>
+            </w:r>
+            <w:proofErr w:type="gramEnd"/>
+            <w:r>
+              <w:rPr>
+                <w:sz w:val="18"/>
+                <w:szCs w:val="18"/>
+              </w:rPr>
+              <w:t xml:space="preserve"> is not None</w:t>
+            </w:r>
           </w:p>
           <w:p>
             <w:pPr>
@@ -1635,15 +1735,31 @@
                 <w:sz w:val="18"/>
                 <w:szCs w:val="18"/>
               </w:rPr>
-              <w:t>_one</w:t>
-            </w:r>
-            <w:proofErr w:type="spellEnd"/>
-            <w:r>
-              <w:rPr>
-                <w:sz w:val="18"/>
-                <w:szCs w:val="18"/>
-              </w:rPr>
-              <w:t>({</w:t>
+              <w:t>_</w:t>
+            </w:r>
+            <w:proofErr w:type="gramStart"/>
+            <w:r>
+              <w:rPr>
+                <w:sz w:val="18"/>
+                <w:szCs w:val="18"/>
+              </w:rPr>
+              <w:t>one</w:t>
+            </w:r>
+            <w:proofErr w:type="spellEnd"/>
+            <w:r>
+              <w:rPr>
+                <w:sz w:val="18"/>
+                <w:szCs w:val="18"/>
+              </w:rPr>
+              <w:t>(</w:t>
+            </w:r>
+            <w:proofErr w:type="gramEnd"/>
+            <w:r>
+              <w:rPr>
+                <w:sz w:val="18"/>
+                <w:szCs w:val="18"/>
+              </w:rPr>
+              <w:t>{</w:t>
             </w:r>
           </w:p>
           <w:p>
@@ -1738,6 +1854,7 @@
               <w:t>eventKey</w:t>
             </w:r>
             <w:proofErr w:type="spellEnd"/>
+            <w:proofErr w:type="gramStart"/>
             <w:r>
               <w:rPr>
                 <w:sz w:val="18"/>
@@ -1757,33 +1874,48 @@
                 <w:sz w:val="18"/>
                 <w:szCs w:val="18"/>
               </w:rPr>
-              <w:t xml:space="preserve">{"$in": </w:t>
-            </w:r>
-            <w:proofErr w:type="spellStart"/>
-            <w:r>
-              <w:rPr>
-                <w:sz w:val="18"/>
-                <w:szCs w:val="18"/>
-              </w:rPr>
-              <w:t>yellow_nodes</w:t>
-            </w:r>
-            <w:proofErr w:type="spellEnd"/>
-            <w:r>
-              <w:rPr>
-                <w:sz w:val="18"/>
-                <w:szCs w:val="18"/>
-              </w:rPr>
-              <w:t xml:space="preserve">}}) is not </w:t>
-            </w:r>
-            <w:proofErr w:type="gramStart"/>
-            <w:r>
-              <w:rPr>
-                <w:sz w:val="18"/>
-                <w:szCs w:val="18"/>
-              </w:rPr>
-              <w:t>None</w:t>
-            </w:r>
-            <w:proofErr w:type="gramEnd"/>
+              <w:t>{</w:t>
+            </w:r>
+            <w:proofErr w:type="gramEnd"/>
+            <w:r>
+              <w:rPr>
+                <w:sz w:val="18"/>
+                <w:szCs w:val="18"/>
+              </w:rPr>
+              <w:t xml:space="preserve">"$in": </w:t>
+            </w:r>
+            <w:proofErr w:type="spellStart"/>
+            <w:r>
+              <w:rPr>
+                <w:sz w:val="18"/>
+                <w:szCs w:val="18"/>
+              </w:rPr>
+              <w:t>yellow_</w:t>
+            </w:r>
+            <w:proofErr w:type="gramStart"/>
+            <w:r>
+              <w:rPr>
+                <w:sz w:val="18"/>
+                <w:szCs w:val="18"/>
+              </w:rPr>
+              <w:t>nodes</w:t>
+            </w:r>
+            <w:proofErr w:type="spellEnd"/>
+            <w:r>
+              <w:rPr>
+                <w:sz w:val="18"/>
+                <w:szCs w:val="18"/>
+              </w:rPr>
+              <w:t>}})</w:t>
+            </w:r>
+            <w:proofErr w:type="gramEnd"/>
+            <w:r>
+              <w:rPr>
+                <w:sz w:val="18"/>
+                <w:szCs w:val="18"/>
+              </w:rPr>
+              <w:t xml:space="preserve"> is not None</w:t>
+            </w:r>
           </w:p>
           <w:p>
             <w:pPr>
@@ -1976,8 +2108,23 @@
         </w:tc>
         <w:tc>
           <w:tcPr>
-            <w:tcW w:w="563" w:type="pct"/>
+            <w:tcW w:w="656" w:type="pct"/>
           </w:tcPr>
+          <w:p>
+            <w:pPr>
+              <w:rPr>
+                <w:sz w:val="18"/>
+                <w:szCs w:val="18"/>
+              </w:rPr>
+            </w:pPr>
+            <w:r>
+              <w:rPr>
+                <w:sz w:val="18"/>
+                <w:szCs w:val="18"/>
+              </w:rPr>
+              <w:t>Foraged Forging + Finding Toppo (Find geographic locations on topographic map)</w:t>
+            </w:r>
+          </w:p>
           <w:p>
             <w:pPr>
               <w:rPr>
@@ -1989,7 +2136,7 @@
         </w:tc>
         <w:tc>
           <w:tcPr>
-            <w:tcW w:w="1330" w:type="pct"/>
+            <w:tcW w:w="1347" w:type="pct"/>
           </w:tcPr>
           <w:p>
             <w:pPr>
@@ -2040,7 +2187,7 @@
         </w:tc>
         <w:tc>
           <w:tcPr>
-            <w:tcW w:w="2610" w:type="pct"/>
+            <w:tcW w:w="2500" w:type="pct"/>
           </w:tcPr>
           <w:p>
             <w:pPr>
@@ -2116,23 +2263,23 @@
                 <w:sz w:val="18"/>
                 <w:szCs w:val="18"/>
               </w:rPr>
-              <w:t>TARGET_KEYS = [ "</w:t>
-            </w:r>
-            <w:proofErr w:type="gramStart"/>
-            <w:r>
-              <w:rPr>
-                <w:sz w:val="18"/>
-                <w:szCs w:val="18"/>
-              </w:rPr>
-              <w:t>DialogueNodeEvent:18:99</w:t>
-            </w:r>
-            <w:proofErr w:type="gramEnd"/>
-            <w:r>
-              <w:rPr>
-                <w:sz w:val="18"/>
-                <w:szCs w:val="18"/>
-              </w:rPr>
-              <w:t>",  "DialogueNodeEvent:28:179", "DialogueNodeEvent:59:179", "DialogueNodeEvent:18:223", "DialogueNodeEvent:28:182", "DialogueNodeEvent:59:182", "DialogueNodeEvent:18:224", "DialogueNodeEvent:28:183", "DialogueNodeEvent:59:183"]</w:t>
+              <w:t xml:space="preserve">TARGET_KEYS = </w:t>
+            </w:r>
+            <w:proofErr w:type="gramStart"/>
+            <w:r>
+              <w:rPr>
+                <w:sz w:val="18"/>
+                <w:szCs w:val="18"/>
+              </w:rPr>
+              <w:t>[ "DialogueNodeEvent:18:99",  "</w:t>
+            </w:r>
+            <w:proofErr w:type="gramEnd"/>
+            <w:r>
+              <w:rPr>
+                <w:sz w:val="18"/>
+                <w:szCs w:val="18"/>
+              </w:rPr>
+              <w:t>DialogueNodeEvent:28:179", "DialogueNodeEvent:59:179", "DialogueNodeEvent:18:223", "DialogueNodeEvent:28:182", "DialogueNodeEvent:59:182", "DialogueNodeEvent:18:224", "DialogueNodeEvent:28:183", "DialogueNodeEvent:59:183"]</w:t>
             </w:r>
           </w:p>
           <w:p>
@@ -2212,7 +2359,15 @@
                 <w:sz w:val="18"/>
                 <w:szCs w:val="18"/>
               </w:rPr>
-              <w:t>_one</w:t>
+              <w:t>_</w:t>
+            </w:r>
+            <w:proofErr w:type="gramStart"/>
+            <w:r>
+              <w:rPr>
+                <w:sz w:val="18"/>
+                <w:szCs w:val="18"/>
+              </w:rPr>
+              <w:t>one</w:t>
             </w:r>
             <w:proofErr w:type="spellEnd"/>
             <w:r>
@@ -2222,6 +2377,7 @@
               </w:rPr>
               <w:t>(</w:t>
             </w:r>
+            <w:proofErr w:type="gramEnd"/>
           </w:p>
           <w:p>
             <w:pPr>
@@ -2397,6 +2553,7 @@
                 <w:sz w:val="18"/>
                 <w:szCs w:val="18"/>
               </w:rPr>
+              <w:lastRenderedPageBreak/>
               <w:t xml:space="preserve">    </w:t>
             </w:r>
             <w:proofErr w:type="spellStart"/>
@@ -2447,7 +2604,23 @@
                 <w:sz w:val="18"/>
                 <w:szCs w:val="18"/>
               </w:rPr>
-              <w:t>["timestamp"].replace("Z", "+00:00"))</w:t>
+              <w:t>["timestamp"</w:t>
+            </w:r>
+            <w:proofErr w:type="gramStart"/>
+            <w:r>
+              <w:rPr>
+                <w:sz w:val="18"/>
+                <w:szCs w:val="18"/>
+              </w:rPr>
+              <w:t>].replace</w:t>
+            </w:r>
+            <w:proofErr w:type="gramEnd"/>
+            <w:r>
+              <w:rPr>
+                <w:sz w:val="18"/>
+                <w:szCs w:val="18"/>
+              </w:rPr>
+              <w:t>("Z", "+00:00"))</w:t>
             </w:r>
           </w:p>
           <w:p>
@@ -2503,7 +2676,15 @@
                 <w:sz w:val="18"/>
                 <w:szCs w:val="18"/>
               </w:rPr>
-              <w:t>_one</w:t>
+              <w:t>_</w:t>
+            </w:r>
+            <w:proofErr w:type="gramStart"/>
+            <w:r>
+              <w:rPr>
+                <w:sz w:val="18"/>
+                <w:szCs w:val="18"/>
+              </w:rPr>
+              <w:t>one</w:t>
             </w:r>
             <w:proofErr w:type="spellEnd"/>
             <w:r>
@@ -2513,20 +2694,20 @@
               </w:rPr>
               <w:t>(</w:t>
             </w:r>
-          </w:p>
-          <w:p>
-            <w:pPr>
-              <w:rPr>
-                <w:sz w:val="18"/>
-                <w:szCs w:val="18"/>
-              </w:rPr>
-            </w:pPr>
-            <w:r>
-              <w:rPr>
-                <w:sz w:val="18"/>
-                <w:szCs w:val="18"/>
-              </w:rPr>
-              <w:lastRenderedPageBreak/>
+            <w:proofErr w:type="gramEnd"/>
+          </w:p>
+          <w:p>
+            <w:pPr>
+              <w:rPr>
+                <w:sz w:val="18"/>
+                <w:szCs w:val="18"/>
+              </w:rPr>
+            </w:pPr>
+            <w:r>
+              <w:rPr>
+                <w:sz w:val="18"/>
+                <w:szCs w:val="18"/>
+              </w:rPr>
               <w:t xml:space="preserve">        {</w:t>
             </w:r>
           </w:p>
@@ -2786,15 +2967,47 @@
                 <w:sz w:val="18"/>
                 <w:szCs w:val="18"/>
               </w:rPr>
-              <w:t>end_doc</w:t>
-            </w:r>
-            <w:proofErr w:type="spellEnd"/>
-            <w:r>
-              <w:rPr>
-                <w:sz w:val="18"/>
-                <w:szCs w:val="18"/>
-              </w:rPr>
-              <w:t>["timestamp"].replace("Z", "+00:00"))</w:t>
+              <w:t>end_</w:t>
+            </w:r>
+            <w:proofErr w:type="gramStart"/>
+            <w:r>
+              <w:rPr>
+                <w:sz w:val="18"/>
+                <w:szCs w:val="18"/>
+              </w:rPr>
+              <w:t>doc</w:t>
+            </w:r>
+            <w:proofErr w:type="spellEnd"/>
+            <w:r>
+              <w:rPr>
+                <w:sz w:val="18"/>
+                <w:szCs w:val="18"/>
+              </w:rPr>
+              <w:t>["</w:t>
+            </w:r>
+            <w:proofErr w:type="gramEnd"/>
+            <w:r>
+              <w:rPr>
+                <w:sz w:val="18"/>
+                <w:szCs w:val="18"/>
+              </w:rPr>
+              <w:t>timestamp"</w:t>
+            </w:r>
+            <w:proofErr w:type="gramStart"/>
+            <w:r>
+              <w:rPr>
+                <w:sz w:val="18"/>
+                <w:szCs w:val="18"/>
+              </w:rPr>
+              <w:t>].replace</w:t>
+            </w:r>
+            <w:proofErr w:type="gramEnd"/>
+            <w:r>
+              <w:rPr>
+                <w:sz w:val="18"/>
+                <w:szCs w:val="18"/>
+              </w:rPr>
+              <w:t>("Z", "+00:00"))</w:t>
             </w:r>
           </w:p>
           <w:p>
@@ -2851,7 +3064,23 @@
                 <w:sz w:val="18"/>
                 <w:szCs w:val="18"/>
               </w:rPr>
-              <w:t>().replace("+00:00", "Z")</w:t>
+              <w:t>(</w:t>
+            </w:r>
+            <w:proofErr w:type="gramStart"/>
+            <w:r>
+              <w:rPr>
+                <w:sz w:val="18"/>
+                <w:szCs w:val="18"/>
+              </w:rPr>
+              <w:t>).replace</w:t>
+            </w:r>
+            <w:proofErr w:type="gramEnd"/>
+            <w:r>
+              <w:rPr>
+                <w:sz w:val="18"/>
+                <w:szCs w:val="18"/>
+              </w:rPr>
+              <w:t>("+00:00", "Z")</w:t>
             </w:r>
           </w:p>
           <w:p>
@@ -2908,7 +3137,23 @@
                 <w:sz w:val="18"/>
                 <w:szCs w:val="18"/>
               </w:rPr>
-              <w:t>().replace("+00:00", "Z")</w:t>
+              <w:t>(</w:t>
+            </w:r>
+            <w:proofErr w:type="gramStart"/>
+            <w:r>
+              <w:rPr>
+                <w:sz w:val="18"/>
+                <w:szCs w:val="18"/>
+              </w:rPr>
+              <w:t>).replace</w:t>
+            </w:r>
+            <w:proofErr w:type="gramEnd"/>
+            <w:r>
+              <w:rPr>
+                <w:sz w:val="18"/>
+                <w:szCs w:val="18"/>
+              </w:rPr>
+              <w:t>("+00:00", "Z")</w:t>
             </w:r>
           </w:p>
           <w:p>
@@ -2957,15 +3202,31 @@
                 <w:sz w:val="18"/>
                 <w:szCs w:val="18"/>
               </w:rPr>
-              <w:t>_documents</w:t>
-            </w:r>
-            <w:proofErr w:type="spellEnd"/>
-            <w:r>
-              <w:rPr>
-                <w:sz w:val="18"/>
-                <w:szCs w:val="18"/>
-              </w:rPr>
-              <w:t>({</w:t>
+              <w:t>_</w:t>
+            </w:r>
+            <w:proofErr w:type="gramStart"/>
+            <w:r>
+              <w:rPr>
+                <w:sz w:val="18"/>
+                <w:szCs w:val="18"/>
+              </w:rPr>
+              <w:t>documents</w:t>
+            </w:r>
+            <w:proofErr w:type="spellEnd"/>
+            <w:r>
+              <w:rPr>
+                <w:sz w:val="18"/>
+                <w:szCs w:val="18"/>
+              </w:rPr>
+              <w:t>(</w:t>
+            </w:r>
+            <w:proofErr w:type="gramEnd"/>
+            <w:r>
+              <w:rPr>
+                <w:sz w:val="18"/>
+                <w:szCs w:val="18"/>
+              </w:rPr>
+              <w:t>{</w:t>
             </w:r>
           </w:p>
           <w:p>
@@ -3375,8 +3636,38 @@
         </w:tc>
         <w:tc>
           <w:tcPr>
-            <w:tcW w:w="563" w:type="pct"/>
+            <w:tcW w:w="656" w:type="pct"/>
           </w:tcPr>
+          <w:p>
+            <w:pPr>
+              <w:rPr>
+                <w:sz w:val="18"/>
+                <w:szCs w:val="18"/>
+              </w:rPr>
+            </w:pPr>
+            <w:r>
+              <w:rPr>
+                <w:sz w:val="18"/>
+                <w:szCs w:val="18"/>
+              </w:rPr>
+              <w:t>Finding Tera &amp; Aryn</w:t>
+            </w:r>
+          </w:p>
+          <w:p>
+            <w:pPr>
+              <w:rPr>
+                <w:sz w:val="18"/>
+                <w:szCs w:val="18"/>
+              </w:rPr>
+            </w:pPr>
+            <w:r>
+              <w:rPr>
+                <w:sz w:val="18"/>
+                <w:szCs w:val="18"/>
+              </w:rPr>
+              <w:t>(Find geographic locations on topographic map)</w:t>
+            </w:r>
+          </w:p>
           <w:p>
             <w:pPr>
               <w:rPr>
@@ -3388,7 +3679,7 @@
         </w:tc>
         <w:tc>
           <w:tcPr>
-            <w:tcW w:w="1330" w:type="pct"/>
+            <w:tcW w:w="1347" w:type="pct"/>
           </w:tcPr>
           <w:p>
             <w:pPr>
@@ -3424,7 +3715,7 @@
         </w:tc>
         <w:tc>
           <w:tcPr>
-            <w:tcW w:w="2610" w:type="pct"/>
+            <w:tcW w:w="2500" w:type="pct"/>
           </w:tcPr>
           <w:p>
             <w:pPr>
@@ -3732,6 +4023,7 @@
                 <w:sz w:val="18"/>
                 <w:szCs w:val="18"/>
               </w:rPr>
+              <w:lastRenderedPageBreak/>
               <w:t xml:space="preserve">    "</w:t>
             </w:r>
             <w:proofErr w:type="gramStart"/>
@@ -3835,6 +4127,14 @@
                 <w:szCs w:val="18"/>
               </w:rPr>
             </w:pPr>
+          </w:p>
+          <w:p>
+            <w:pPr>
+              <w:rPr>
+                <w:sz w:val="18"/>
+                <w:szCs w:val="18"/>
+              </w:rPr>
+            </w:pPr>
             <w:r>
               <w:rPr>
                 <w:sz w:val="18"/>
@@ -3904,7 +4204,15 @@
                 <w:sz w:val="18"/>
                 <w:szCs w:val="18"/>
               </w:rPr>
-              <w:t>_one</w:t>
+              <w:t>_</w:t>
+            </w:r>
+            <w:proofErr w:type="gramStart"/>
+            <w:r>
+              <w:rPr>
+                <w:sz w:val="18"/>
+                <w:szCs w:val="18"/>
+              </w:rPr>
+              <w:t>one</w:t>
             </w:r>
             <w:proofErr w:type="spellEnd"/>
             <w:r>
@@ -3914,6 +4222,7 @@
               </w:rPr>
               <w:t>(</w:t>
             </w:r>
+            <w:proofErr w:type="gramEnd"/>
           </w:p>
           <w:p>
             <w:pPr>
@@ -4004,7 +4313,6 @@
                 <w:sz w:val="18"/>
                 <w:szCs w:val="18"/>
               </w:rPr>
-              <w:lastRenderedPageBreak/>
               <w:t xml:space="preserve">            "</w:t>
             </w:r>
             <w:proofErr w:type="spellStart"/>
@@ -4077,6 +4385,14 @@
                 <w:szCs w:val="18"/>
               </w:rPr>
             </w:pPr>
+          </w:p>
+          <w:p>
+            <w:pPr>
+              <w:rPr>
+                <w:sz w:val="18"/>
+                <w:szCs w:val="18"/>
+              </w:rPr>
+            </w:pPr>
             <w:r>
               <w:rPr>
                 <w:rFonts w:hint="eastAsia"/>
@@ -4140,7 +4456,23 @@
                 <w:sz w:val="18"/>
                 <w:szCs w:val="18"/>
               </w:rPr>
-              <w:t>["timestamp"].replace("Z", "+00:00"))</w:t>
+              <w:t>["timestamp"</w:t>
+            </w:r>
+            <w:proofErr w:type="gramStart"/>
+            <w:r>
+              <w:rPr>
+                <w:sz w:val="18"/>
+                <w:szCs w:val="18"/>
+              </w:rPr>
+              <w:t>].replace</w:t>
+            </w:r>
+            <w:proofErr w:type="gramEnd"/>
+            <w:r>
+              <w:rPr>
+                <w:sz w:val="18"/>
+                <w:szCs w:val="18"/>
+              </w:rPr>
+              <w:t>("Z", "+00:00"))</w:t>
             </w:r>
           </w:p>
           <w:p>
@@ -4203,7 +4535,15 @@
                 <w:sz w:val="18"/>
                 <w:szCs w:val="18"/>
               </w:rPr>
-              <w:t>_one</w:t>
+              <w:t>_</w:t>
+            </w:r>
+            <w:proofErr w:type="gramStart"/>
+            <w:r>
+              <w:rPr>
+                <w:sz w:val="18"/>
+                <w:szCs w:val="18"/>
+              </w:rPr>
+              <w:t>one</w:t>
             </w:r>
             <w:proofErr w:type="spellEnd"/>
             <w:r>
@@ -4213,6 +4553,7 @@
               </w:rPr>
               <w:t>(</w:t>
             </w:r>
+            <w:proofErr w:type="gramEnd"/>
           </w:p>
           <w:p>
             <w:pPr>
@@ -4417,18 +4758,28 @@
           </w:p>
           <w:p>
             <w:pPr>
-              <w:rPr>
-                <w:sz w:val="18"/>
-                <w:szCs w:val="18"/>
-              </w:rPr>
-            </w:pPr>
-            <w:r>
-              <w:rPr>
-                <w:sz w:val="18"/>
-                <w:szCs w:val="18"/>
-              </w:rPr>
-              <w:t xml:space="preserve">    )</w:t>
-            </w:r>
+              <w:ind w:firstLine="150"/>
+              <w:rPr>
+                <w:sz w:val="18"/>
+                <w:szCs w:val="18"/>
+              </w:rPr>
+            </w:pPr>
+            <w:r>
+              <w:rPr>
+                <w:sz w:val="18"/>
+                <w:szCs w:val="18"/>
+              </w:rPr>
+              <w:t>)</w:t>
+            </w:r>
+          </w:p>
+          <w:p>
+            <w:pPr>
+              <w:ind w:firstLine="150"/>
+              <w:rPr>
+                <w:sz w:val="18"/>
+                <w:szCs w:val="18"/>
+              </w:rPr>
+            </w:pPr>
           </w:p>
           <w:p>
             <w:pPr>
@@ -4485,15 +4836,47 @@
                 <w:sz w:val="18"/>
                 <w:szCs w:val="18"/>
               </w:rPr>
-              <w:t>end_doc</w:t>
-            </w:r>
-            <w:proofErr w:type="spellEnd"/>
-            <w:r>
-              <w:rPr>
-                <w:sz w:val="18"/>
-                <w:szCs w:val="18"/>
-              </w:rPr>
-              <w:t>["timestamp"].replace("Z", "+00:00"))</w:t>
+              <w:t>end_</w:t>
+            </w:r>
+            <w:proofErr w:type="gramStart"/>
+            <w:r>
+              <w:rPr>
+                <w:sz w:val="18"/>
+                <w:szCs w:val="18"/>
+              </w:rPr>
+              <w:t>doc</w:t>
+            </w:r>
+            <w:proofErr w:type="spellEnd"/>
+            <w:r>
+              <w:rPr>
+                <w:sz w:val="18"/>
+                <w:szCs w:val="18"/>
+              </w:rPr>
+              <w:t>["</w:t>
+            </w:r>
+            <w:proofErr w:type="gramEnd"/>
+            <w:r>
+              <w:rPr>
+                <w:sz w:val="18"/>
+                <w:szCs w:val="18"/>
+              </w:rPr>
+              <w:t>timestamp"</w:t>
+            </w:r>
+            <w:proofErr w:type="gramStart"/>
+            <w:r>
+              <w:rPr>
+                <w:sz w:val="18"/>
+                <w:szCs w:val="18"/>
+              </w:rPr>
+              <w:t>].replace</w:t>
+            </w:r>
+            <w:proofErr w:type="gramEnd"/>
+            <w:r>
+              <w:rPr>
+                <w:sz w:val="18"/>
+                <w:szCs w:val="18"/>
+              </w:rPr>
+              <w:t>("Z", "+00:00"))</w:t>
             </w:r>
           </w:p>
           <w:p>
@@ -4550,7 +4933,23 @@
                 <w:sz w:val="18"/>
                 <w:szCs w:val="18"/>
               </w:rPr>
-              <w:t>().replace("+00:00", "Z")</w:t>
+              <w:t>(</w:t>
+            </w:r>
+            <w:proofErr w:type="gramStart"/>
+            <w:r>
+              <w:rPr>
+                <w:sz w:val="18"/>
+                <w:szCs w:val="18"/>
+              </w:rPr>
+              <w:t>).replace</w:t>
+            </w:r>
+            <w:proofErr w:type="gramEnd"/>
+            <w:r>
+              <w:rPr>
+                <w:sz w:val="18"/>
+                <w:szCs w:val="18"/>
+              </w:rPr>
+              <w:t>("+00:00", "Z")</w:t>
             </w:r>
           </w:p>
           <w:p>
@@ -4607,7 +5006,23 @@
                 <w:sz w:val="18"/>
                 <w:szCs w:val="18"/>
               </w:rPr>
-              <w:t>().replace("+00:00", "Z")</w:t>
+              <w:t>(</w:t>
+            </w:r>
+            <w:proofErr w:type="gramStart"/>
+            <w:r>
+              <w:rPr>
+                <w:sz w:val="18"/>
+                <w:szCs w:val="18"/>
+              </w:rPr>
+              <w:t>).replace</w:t>
+            </w:r>
+            <w:proofErr w:type="gramEnd"/>
+            <w:r>
+              <w:rPr>
+                <w:sz w:val="18"/>
+                <w:szCs w:val="18"/>
+              </w:rPr>
+              <w:t>("+00:00", "Z")</w:t>
             </w:r>
           </w:p>
           <w:p>
@@ -4656,15 +5071,31 @@
                 <w:sz w:val="18"/>
                 <w:szCs w:val="18"/>
               </w:rPr>
-              <w:t>_documents</w:t>
-            </w:r>
-            <w:proofErr w:type="spellEnd"/>
-            <w:r>
-              <w:rPr>
-                <w:sz w:val="18"/>
-                <w:szCs w:val="18"/>
-              </w:rPr>
-              <w:t>({</w:t>
+              <w:t>_</w:t>
+            </w:r>
+            <w:proofErr w:type="gramStart"/>
+            <w:r>
+              <w:rPr>
+                <w:sz w:val="18"/>
+                <w:szCs w:val="18"/>
+              </w:rPr>
+              <w:t>documents</w:t>
+            </w:r>
+            <w:proofErr w:type="spellEnd"/>
+            <w:r>
+              <w:rPr>
+                <w:sz w:val="18"/>
+                <w:szCs w:val="18"/>
+              </w:rPr>
+              <w:t>(</w:t>
+            </w:r>
+            <w:proofErr w:type="gramEnd"/>
+            <w:r>
+              <w:rPr>
+                <w:sz w:val="18"/>
+                <w:szCs w:val="18"/>
+              </w:rPr>
+              <w:t>{</w:t>
             </w:r>
           </w:p>
           <w:p>
@@ -5078,7 +5509,7 @@
         </w:tc>
         <w:tc>
           <w:tcPr>
-            <w:tcW w:w="563" w:type="pct"/>
+            <w:tcW w:w="656" w:type="pct"/>
           </w:tcPr>
           <w:p>
             <w:pPr>
@@ -5087,11 +5518,50 @@
                 <w:szCs w:val="18"/>
               </w:rPr>
             </w:pPr>
+            <w:proofErr w:type="gramStart"/>
+            <w:r>
+              <w:rPr>
+                <w:sz w:val="18"/>
+                <w:szCs w:val="18"/>
+              </w:rPr>
+              <w:t>Investigate</w:t>
+            </w:r>
+            <w:proofErr w:type="gramEnd"/>
+            <w:r>
+              <w:rPr>
+                <w:sz w:val="18"/>
+                <w:szCs w:val="18"/>
+              </w:rPr>
+              <w:t xml:space="preserve"> the Temple &amp; Watershed Glyph</w:t>
+            </w:r>
+          </w:p>
+          <w:p>
+            <w:pPr>
+              <w:rPr>
+                <w:sz w:val="18"/>
+                <w:szCs w:val="18"/>
+              </w:rPr>
+            </w:pPr>
+            <w:r>
+              <w:rPr>
+                <w:sz w:val="18"/>
+                <w:szCs w:val="18"/>
+              </w:rPr>
+              <w:t xml:space="preserve">(Relate watershed </w:t>
+            </w:r>
+            <w:r>
+              <w:rPr>
+                <w:sz w:val="18"/>
+                <w:szCs w:val="18"/>
+              </w:rPr>
+              <w:lastRenderedPageBreak/>
+              <w:t>size to flow rate through main river)</w:t>
+            </w:r>
           </w:p>
         </w:tc>
         <w:tc>
           <w:tcPr>
-            <w:tcW w:w="1330" w:type="pct"/>
+            <w:tcW w:w="1347" w:type="pct"/>
           </w:tcPr>
           <w:p>
             <w:pPr>
@@ -5106,6 +5576,7 @@
                 <w:sz w:val="18"/>
                 <w:szCs w:val="18"/>
               </w:rPr>
+              <w:lastRenderedPageBreak/>
               <w:t>DialogueNodeEvent:23:17</w:t>
             </w:r>
             <w:proofErr w:type="gramEnd"/>
@@ -5120,7 +5591,7 @@
         </w:tc>
         <w:tc>
           <w:tcPr>
-            <w:tcW w:w="2610" w:type="pct"/>
+            <w:tcW w:w="2500" w:type="pct"/>
           </w:tcPr>
           <w:p>
             <w:pPr>
@@ -5169,6 +5640,14 @@
                 <w:szCs w:val="18"/>
               </w:rPr>
             </w:pPr>
+          </w:p>
+          <w:p>
+            <w:pPr>
+              <w:rPr>
+                <w:sz w:val="18"/>
+                <w:szCs w:val="18"/>
+              </w:rPr>
+            </w:pPr>
             <w:proofErr w:type="spellStart"/>
             <w:r>
               <w:rPr>
@@ -5291,6 +5770,7 @@
                 <w:sz w:val="18"/>
                 <w:szCs w:val="18"/>
               </w:rPr>
+              <w:lastRenderedPageBreak/>
               <w:t xml:space="preserve">    " </w:t>
             </w:r>
             <w:proofErr w:type="gramStart"/>
@@ -5332,6 +5812,15 @@
                 <w:szCs w:val="18"/>
               </w:rPr>
             </w:pPr>
+          </w:p>
+          <w:p>
+            <w:pPr>
+              <w:rPr>
+                <w:rFonts w:hint="eastAsia"/>
+                <w:sz w:val="18"/>
+                <w:szCs w:val="18"/>
+              </w:rPr>
+            </w:pPr>
             <w:r>
               <w:rPr>
                 <w:sz w:val="18"/>
@@ -5348,20 +5837,28 @@
               <w:t>eventKey</w:t>
             </w:r>
             <w:proofErr w:type="spellEnd"/>
-          </w:p>
-          <w:p>
-            <w:pPr>
-              <w:rPr>
-                <w:sz w:val="18"/>
-                <w:szCs w:val="18"/>
-              </w:rPr>
-            </w:pPr>
             <w:r>
               <w:rPr>
                 <w:rFonts w:hint="eastAsia"/>
                 <w:sz w:val="18"/>
                 <w:szCs w:val="18"/>
               </w:rPr>
+              <w:t>:</w:t>
+            </w:r>
+          </w:p>
+          <w:p>
+            <w:pPr>
+              <w:rPr>
+                <w:sz w:val="18"/>
+                <w:szCs w:val="18"/>
+              </w:rPr>
+            </w:pPr>
+            <w:r>
+              <w:rPr>
+                <w:rFonts w:hint="eastAsia"/>
+                <w:sz w:val="18"/>
+                <w:szCs w:val="18"/>
+              </w:rPr>
               <w:t xml:space="preserve">    </w:t>
             </w:r>
             <w:r>
@@ -5386,7 +5883,15 @@
                 <w:sz w:val="18"/>
                 <w:szCs w:val="18"/>
               </w:rPr>
-              <w:t>_one</w:t>
+              <w:t>_</w:t>
+            </w:r>
+            <w:proofErr w:type="gramStart"/>
+            <w:r>
+              <w:rPr>
+                <w:sz w:val="18"/>
+                <w:szCs w:val="18"/>
+              </w:rPr>
+              <w:t>one</w:t>
             </w:r>
             <w:proofErr w:type="spellEnd"/>
             <w:r>
@@ -5396,6 +5901,7 @@
               </w:rPr>
               <w:t>(</w:t>
             </w:r>
+            <w:proofErr w:type="gramEnd"/>
           </w:p>
           <w:p>
             <w:pPr>
@@ -5607,7 +6113,15 @@
                 <w:sz w:val="18"/>
                 <w:szCs w:val="18"/>
               </w:rPr>
-              <w:t>_one</w:t>
+              <w:t>_</w:t>
+            </w:r>
+            <w:proofErr w:type="gramStart"/>
+            <w:r>
+              <w:rPr>
+                <w:sz w:val="18"/>
+                <w:szCs w:val="18"/>
+              </w:rPr>
+              <w:t>one</w:t>
             </w:r>
             <w:proofErr w:type="spellEnd"/>
             <w:r>
@@ -5617,6 +6131,7 @@
               </w:rPr>
               <w:t>(</w:t>
             </w:r>
+            <w:proofErr w:type="gramEnd"/>
           </w:p>
           <w:p>
             <w:pPr>
@@ -5908,7 +6423,6 @@
                 <w:sz w:val="18"/>
                 <w:szCs w:val="18"/>
               </w:rPr>
-              <w:lastRenderedPageBreak/>
               <w:t xml:space="preserve">    </w:t>
             </w:r>
             <w:r>
@@ -5968,7 +6482,7 @@
         </w:tc>
         <w:tc>
           <w:tcPr>
-            <w:tcW w:w="563" w:type="pct"/>
+            <w:tcW w:w="656" w:type="pct"/>
           </w:tcPr>
           <w:p>
             <w:pPr>
@@ -5977,11 +6491,18 @@
                 <w:szCs w:val="18"/>
               </w:rPr>
             </w:pPr>
+            <w:r>
+              <w:rPr>
+                <w:sz w:val="18"/>
+                <w:szCs w:val="18"/>
+              </w:rPr>
+              <w:t>Getting the Band Back Together (Identify the parts of a scientific argument)</w:t>
+            </w:r>
           </w:p>
         </w:tc>
         <w:tc>
           <w:tcPr>
-            <w:tcW w:w="1330" w:type="pct"/>
+            <w:tcW w:w="1347" w:type="pct"/>
           </w:tcPr>
           <w:p>
             <w:pPr>
@@ -6017,7 +6538,7 @@
         </w:tc>
         <w:tc>
           <w:tcPr>
-            <w:tcW w:w="2610" w:type="pct"/>
+            <w:tcW w:w="2500" w:type="pct"/>
           </w:tcPr>
           <w:p>
             <w:pPr>
@@ -6335,6 +6856,14 @@
                 <w:szCs w:val="18"/>
               </w:rPr>
             </w:pPr>
+          </w:p>
+          <w:p>
+            <w:pPr>
+              <w:rPr>
+                <w:sz w:val="18"/>
+                <w:szCs w:val="18"/>
+              </w:rPr>
+            </w:pPr>
             <w:r>
               <w:rPr>
                 <w:sz w:val="18"/>
@@ -6417,6 +6946,7 @@
                 <w:sz w:val="18"/>
                 <w:szCs w:val="18"/>
               </w:rPr>
+              <w:lastRenderedPageBreak/>
               <w:t xml:space="preserve">    "</w:t>
             </w:r>
             <w:proofErr w:type="gramStart"/>
@@ -6644,6 +7174,14 @@
                 <w:szCs w:val="18"/>
               </w:rPr>
             </w:pPr>
+          </w:p>
+          <w:p>
+            <w:pPr>
+              <w:rPr>
+                <w:sz w:val="18"/>
+                <w:szCs w:val="18"/>
+              </w:rPr>
+            </w:pPr>
             <w:r>
               <w:rPr>
                 <w:sz w:val="18"/>
@@ -6715,15 +7253,31 @@
                 <w:sz w:val="18"/>
                 <w:szCs w:val="18"/>
               </w:rPr>
-              <w:t>_documents</w:t>
-            </w:r>
-            <w:proofErr w:type="spellEnd"/>
-            <w:r>
-              <w:rPr>
-                <w:sz w:val="18"/>
-                <w:szCs w:val="18"/>
-              </w:rPr>
-              <w:t>({</w:t>
+              <w:t>_</w:t>
+            </w:r>
+            <w:proofErr w:type="gramStart"/>
+            <w:r>
+              <w:rPr>
+                <w:sz w:val="18"/>
+                <w:szCs w:val="18"/>
+              </w:rPr>
+              <w:t>documents</w:t>
+            </w:r>
+            <w:proofErr w:type="spellEnd"/>
+            <w:r>
+              <w:rPr>
+                <w:sz w:val="18"/>
+                <w:szCs w:val="18"/>
+              </w:rPr>
+              <w:t>(</w:t>
+            </w:r>
+            <w:proofErr w:type="gramEnd"/>
+            <w:r>
+              <w:rPr>
+                <w:sz w:val="18"/>
+                <w:szCs w:val="18"/>
+              </w:rPr>
+              <w:t>{</w:t>
             </w:r>
           </w:p>
           <w:p>
@@ -6880,15 +7434,31 @@
                 <w:sz w:val="18"/>
                 <w:szCs w:val="18"/>
               </w:rPr>
-              <w:t>_documents</w:t>
-            </w:r>
-            <w:proofErr w:type="spellEnd"/>
-            <w:r>
-              <w:rPr>
-                <w:sz w:val="18"/>
-                <w:szCs w:val="18"/>
-              </w:rPr>
-              <w:t>({</w:t>
+              <w:t>_</w:t>
+            </w:r>
+            <w:proofErr w:type="gramStart"/>
+            <w:r>
+              <w:rPr>
+                <w:sz w:val="18"/>
+                <w:szCs w:val="18"/>
+              </w:rPr>
+              <w:t>documents</w:t>
+            </w:r>
+            <w:proofErr w:type="spellEnd"/>
+            <w:r>
+              <w:rPr>
+                <w:sz w:val="18"/>
+                <w:szCs w:val="18"/>
+              </w:rPr>
+              <w:t>(</w:t>
+            </w:r>
+            <w:proofErr w:type="gramEnd"/>
+            <w:r>
+              <w:rPr>
+                <w:sz w:val="18"/>
+                <w:szCs w:val="18"/>
+              </w:rPr>
+              <w:t>{</w:t>
             </w:r>
           </w:p>
           <w:p>
@@ -7229,14 +7799,30 @@
                 <w:sz w:val="18"/>
                 <w:szCs w:val="18"/>
               </w:rPr>
+              <w:lastRenderedPageBreak/>
               <w:t>U2.C6</w:t>
             </w:r>
           </w:p>
         </w:tc>
         <w:tc>
           <w:tcPr>
-            <w:tcW w:w="563" w:type="pct"/>
+            <w:tcW w:w="656" w:type="pct"/>
           </w:tcPr>
+          <w:p>
+            <w:pPr>
+              <w:rPr>
+                <w:sz w:val="18"/>
+                <w:szCs w:val="18"/>
+              </w:rPr>
+            </w:pPr>
+            <w:r>
+              <w:rPr>
+                <w:sz w:val="18"/>
+                <w:szCs w:val="18"/>
+              </w:rPr>
+              <w:t>Drone Tutorial +Data Collection (Relate watershed size to flow rate through main river)</w:t>
+            </w:r>
+          </w:p>
           <w:p>
             <w:pPr>
               <w:rPr>
@@ -7248,7 +7834,7 @@
         </w:tc>
         <w:tc>
           <w:tcPr>
-            <w:tcW w:w="1330" w:type="pct"/>
+            <w:tcW w:w="1347" w:type="pct"/>
           </w:tcPr>
           <w:p>
             <w:pPr>
@@ -7292,7 +7878,7 @@
         </w:tc>
         <w:tc>
           <w:tcPr>
-            <w:tcW w:w="2610" w:type="pct"/>
+            <w:tcW w:w="2500" w:type="pct"/>
           </w:tcPr>
           <w:p>
             <w:pPr>
@@ -7307,616 +7893,633 @@
                 <w:sz w:val="18"/>
                 <w:szCs w:val="18"/>
               </w:rPr>
+              <w:t>yellow_node</w:t>
+            </w:r>
+            <w:proofErr w:type="spellEnd"/>
+            <w:r>
+              <w:rPr>
+                <w:sz w:val="18"/>
+                <w:szCs w:val="18"/>
+              </w:rPr>
+              <w:t xml:space="preserve"> = ["</w:t>
+            </w:r>
+            <w:proofErr w:type="gramStart"/>
+            <w:r>
+              <w:rPr>
+                <w:sz w:val="18"/>
+                <w:szCs w:val="18"/>
+              </w:rPr>
+              <w:t>dialogue:20:44</w:t>
+            </w:r>
+            <w:proofErr w:type="gramEnd"/>
+            <w:r>
+              <w:rPr>
+                <w:sz w:val="18"/>
+                <w:szCs w:val="18"/>
+              </w:rPr>
+              <w:t>", "dialogue:20:45"]</w:t>
+            </w:r>
+          </w:p>
+          <w:p>
+            <w:pPr>
+              <w:rPr>
+                <w:sz w:val="18"/>
+                <w:szCs w:val="18"/>
+              </w:rPr>
+            </w:pPr>
+            <w:proofErr w:type="spellStart"/>
+            <w:r>
+              <w:rPr>
+                <w:sz w:val="18"/>
+                <w:szCs w:val="18"/>
+              </w:rPr>
+              <w:t>pass_node</w:t>
+            </w:r>
+            <w:proofErr w:type="spellEnd"/>
+            <w:r>
+              <w:rPr>
+                <w:sz w:val="18"/>
+                <w:szCs w:val="18"/>
+              </w:rPr>
+              <w:t xml:space="preserve"> = "</w:t>
+            </w:r>
+            <w:proofErr w:type="gramStart"/>
+            <w:r>
+              <w:rPr>
+                <w:sz w:val="18"/>
+                <w:szCs w:val="18"/>
+              </w:rPr>
+              <w:t>dialogue:20:43</w:t>
+            </w:r>
+            <w:proofErr w:type="gramEnd"/>
+            <w:r>
+              <w:rPr>
+                <w:sz w:val="18"/>
+                <w:szCs w:val="18"/>
+              </w:rPr>
+              <w:t>"</w:t>
+            </w:r>
+          </w:p>
+          <w:p>
+            <w:pPr>
+              <w:rPr>
+                <w:sz w:val="18"/>
+                <w:szCs w:val="18"/>
+              </w:rPr>
+            </w:pPr>
+            <w:r>
+              <w:rPr>
+                <w:sz w:val="18"/>
+                <w:szCs w:val="18"/>
+              </w:rPr>
+              <w:t xml:space="preserve">If has </w:t>
+            </w:r>
+            <w:proofErr w:type="spellStart"/>
+            <w:r>
+              <w:rPr>
+                <w:sz w:val="18"/>
+                <w:szCs w:val="18"/>
+              </w:rPr>
+              <w:t>eventKey</w:t>
+            </w:r>
+            <w:proofErr w:type="spellEnd"/>
+            <w:r>
+              <w:rPr>
+                <w:sz w:val="18"/>
+                <w:szCs w:val="18"/>
+              </w:rPr>
+              <w:t>:</w:t>
+            </w:r>
+          </w:p>
+          <w:p>
+            <w:pPr>
+              <w:rPr>
+                <w:sz w:val="18"/>
+                <w:szCs w:val="18"/>
+              </w:rPr>
+            </w:pPr>
+            <w:r>
+              <w:rPr>
+                <w:rFonts w:hint="eastAsia"/>
+                <w:sz w:val="18"/>
+                <w:szCs w:val="18"/>
+              </w:rPr>
+              <w:t xml:space="preserve">    </w:t>
+            </w:r>
+            <w:proofErr w:type="spellStart"/>
+            <w:r>
+              <w:rPr>
+                <w:sz w:val="18"/>
+                <w:szCs w:val="18"/>
+              </w:rPr>
+              <w:t>pass_node</w:t>
+            </w:r>
+            <w:proofErr w:type="spellEnd"/>
+            <w:r>
+              <w:rPr>
+                <w:sz w:val="18"/>
+                <w:szCs w:val="18"/>
+              </w:rPr>
+              <w:t xml:space="preserve"> = </w:t>
+            </w:r>
+            <w:proofErr w:type="spellStart"/>
+            <w:proofErr w:type="gramStart"/>
+            <w:r>
+              <w:rPr>
+                <w:sz w:val="18"/>
+                <w:szCs w:val="18"/>
+              </w:rPr>
+              <w:t>coll.find</w:t>
+            </w:r>
+            <w:proofErr w:type="gramEnd"/>
+            <w:r>
+              <w:rPr>
+                <w:sz w:val="18"/>
+                <w:szCs w:val="18"/>
+              </w:rPr>
+              <w:t>_</w:t>
+            </w:r>
+            <w:proofErr w:type="gramStart"/>
+            <w:r>
+              <w:rPr>
+                <w:sz w:val="18"/>
+                <w:szCs w:val="18"/>
+              </w:rPr>
+              <w:t>one</w:t>
+            </w:r>
+            <w:proofErr w:type="spellEnd"/>
+            <w:r>
+              <w:rPr>
+                <w:sz w:val="18"/>
+                <w:szCs w:val="18"/>
+              </w:rPr>
+              <w:t>(</w:t>
+            </w:r>
+            <w:proofErr w:type="gramEnd"/>
+          </w:p>
+          <w:p>
+            <w:pPr>
+              <w:rPr>
+                <w:sz w:val="18"/>
+                <w:szCs w:val="18"/>
+              </w:rPr>
+            </w:pPr>
+            <w:r>
+              <w:rPr>
+                <w:sz w:val="18"/>
+                <w:szCs w:val="18"/>
+              </w:rPr>
+              <w:t xml:space="preserve">        {</w:t>
+            </w:r>
+          </w:p>
+          <w:p>
+            <w:pPr>
+              <w:rPr>
+                <w:sz w:val="18"/>
+                <w:szCs w:val="18"/>
+              </w:rPr>
+            </w:pPr>
+            <w:r>
+              <w:rPr>
+                <w:sz w:val="18"/>
+                <w:szCs w:val="18"/>
+              </w:rPr>
+              <w:t xml:space="preserve">            "version": "Version [3.59] - 11/14/2025",</w:t>
+            </w:r>
+          </w:p>
+          <w:p>
+            <w:pPr>
+              <w:rPr>
+                <w:sz w:val="18"/>
+                <w:szCs w:val="18"/>
+              </w:rPr>
+            </w:pPr>
+            <w:r>
+              <w:rPr>
+                <w:sz w:val="18"/>
+                <w:szCs w:val="18"/>
+              </w:rPr>
+              <w:t xml:space="preserve">            "</w:t>
+            </w:r>
+            <w:proofErr w:type="spellStart"/>
+            <w:r>
+              <w:rPr>
+                <w:sz w:val="18"/>
+                <w:szCs w:val="18"/>
+              </w:rPr>
+              <w:t>playerId</w:t>
+            </w:r>
+            <w:proofErr w:type="spellEnd"/>
+            <w:r>
+              <w:rPr>
+                <w:sz w:val="18"/>
+                <w:szCs w:val="18"/>
+              </w:rPr>
+              <w:t xml:space="preserve">": </w:t>
+            </w:r>
+            <w:proofErr w:type="spellStart"/>
+            <w:r>
+              <w:rPr>
+                <w:sz w:val="18"/>
+                <w:szCs w:val="18"/>
+              </w:rPr>
+              <w:t>pid</w:t>
+            </w:r>
+            <w:proofErr w:type="spellEnd"/>
+            <w:r>
+              <w:rPr>
+                <w:sz w:val="18"/>
+                <w:szCs w:val="18"/>
+              </w:rPr>
+              <w:t>,</w:t>
+            </w:r>
+          </w:p>
+          <w:p>
+            <w:pPr>
+              <w:rPr>
+                <w:sz w:val="18"/>
+                <w:szCs w:val="18"/>
+              </w:rPr>
+            </w:pPr>
+            <w:r>
+              <w:rPr>
+                <w:sz w:val="18"/>
+                <w:szCs w:val="18"/>
+              </w:rPr>
+              <w:t xml:space="preserve">            "</w:t>
+            </w:r>
+            <w:proofErr w:type="spellStart"/>
+            <w:r>
+              <w:rPr>
+                <w:sz w:val="18"/>
+                <w:szCs w:val="18"/>
+              </w:rPr>
+              <w:t>eventKey</w:t>
+            </w:r>
+            <w:proofErr w:type="spellEnd"/>
+            <w:r>
+              <w:rPr>
+                <w:sz w:val="18"/>
+                <w:szCs w:val="18"/>
+              </w:rPr>
+              <w:t xml:space="preserve">": </w:t>
+            </w:r>
+            <w:proofErr w:type="spellStart"/>
+            <w:r>
+              <w:rPr>
+                <w:sz w:val="18"/>
+                <w:szCs w:val="18"/>
+              </w:rPr>
+              <w:t>pass_node</w:t>
+            </w:r>
+            <w:proofErr w:type="spellEnd"/>
+            <w:r>
+              <w:rPr>
+                <w:sz w:val="18"/>
+                <w:szCs w:val="18"/>
+              </w:rPr>
+              <w:t>,</w:t>
+            </w:r>
+          </w:p>
+          <w:p>
+            <w:pPr>
+              <w:rPr>
+                <w:sz w:val="18"/>
+                <w:szCs w:val="18"/>
+              </w:rPr>
+            </w:pPr>
+            <w:r>
+              <w:rPr>
+                <w:sz w:val="18"/>
+                <w:szCs w:val="18"/>
+              </w:rPr>
+              <w:t xml:space="preserve">        }</w:t>
+            </w:r>
+          </w:p>
+          <w:p>
+            <w:pPr>
+              <w:rPr>
+                <w:sz w:val="18"/>
+                <w:szCs w:val="18"/>
+              </w:rPr>
+            </w:pPr>
+            <w:r>
+              <w:rPr>
+                <w:sz w:val="18"/>
+                <w:szCs w:val="18"/>
+              </w:rPr>
+              <w:t xml:space="preserve">    )</w:t>
+            </w:r>
+          </w:p>
+          <w:p>
+            <w:pPr>
+              <w:rPr>
+                <w:sz w:val="18"/>
+                <w:szCs w:val="18"/>
+              </w:rPr>
+            </w:pPr>
+            <w:r>
+              <w:rPr>
+                <w:rFonts w:hint="eastAsia"/>
+                <w:sz w:val="18"/>
+                <w:szCs w:val="18"/>
+              </w:rPr>
+              <w:t xml:space="preserve">    </w:t>
+            </w:r>
+            <w:r>
+              <w:rPr>
+                <w:sz w:val="18"/>
+                <w:szCs w:val="18"/>
+              </w:rPr>
+              <w:t xml:space="preserve">if not </w:t>
+            </w:r>
+            <w:proofErr w:type="spellStart"/>
+            <w:r>
+              <w:rPr>
+                <w:sz w:val="18"/>
+                <w:szCs w:val="18"/>
+              </w:rPr>
+              <w:t>pass_node</w:t>
+            </w:r>
+            <w:proofErr w:type="spellEnd"/>
+            <w:r>
+              <w:rPr>
+                <w:sz w:val="18"/>
+                <w:szCs w:val="18"/>
+              </w:rPr>
+              <w:t>:</w:t>
+            </w:r>
+          </w:p>
+          <w:p>
+            <w:pPr>
+              <w:rPr>
+                <w:sz w:val="18"/>
+                <w:szCs w:val="18"/>
+              </w:rPr>
+            </w:pPr>
+            <w:r>
+              <w:rPr>
+                <w:sz w:val="18"/>
+                <w:szCs w:val="18"/>
+              </w:rPr>
+              <w:t xml:space="preserve">      </w:t>
+            </w:r>
+            <w:r>
+              <w:rPr>
+                <w:rFonts w:hint="eastAsia"/>
+                <w:sz w:val="18"/>
+                <w:szCs w:val="18"/>
+              </w:rPr>
+              <w:t xml:space="preserve">    </w:t>
+            </w:r>
+            <w:r>
+              <w:rPr>
+                <w:sz w:val="18"/>
+                <w:szCs w:val="18"/>
+              </w:rPr>
+              <w:t>color = 2 ("yellow")</w:t>
+            </w:r>
+          </w:p>
+          <w:p>
+            <w:pPr>
+              <w:rPr>
+                <w:sz w:val="18"/>
+                <w:szCs w:val="18"/>
+              </w:rPr>
+            </w:pPr>
+            <w:r>
+              <w:rPr>
+                <w:sz w:val="18"/>
+                <w:szCs w:val="18"/>
+              </w:rPr>
+              <w:t xml:space="preserve">      </w:t>
+            </w:r>
+            <w:r>
+              <w:rPr>
+                <w:rFonts w:hint="eastAsia"/>
+                <w:sz w:val="18"/>
+                <w:szCs w:val="18"/>
+              </w:rPr>
+              <w:t xml:space="preserve">    </w:t>
+            </w:r>
+            <w:r>
+              <w:rPr>
+                <w:sz w:val="18"/>
+                <w:szCs w:val="18"/>
+              </w:rPr>
+              <w:t>continue</w:t>
+            </w:r>
+          </w:p>
+          <w:p>
+            <w:pPr>
+              <w:rPr>
+                <w:sz w:val="18"/>
+                <w:szCs w:val="18"/>
+              </w:rPr>
+            </w:pPr>
+            <w:r>
+              <w:rPr>
+                <w:rFonts w:hint="eastAsia"/>
+                <w:sz w:val="18"/>
+                <w:szCs w:val="18"/>
+              </w:rPr>
+              <w:t xml:space="preserve">    </w:t>
+            </w:r>
+            <w:r>
+              <w:rPr>
+                <w:sz w:val="18"/>
+                <w:szCs w:val="18"/>
+              </w:rPr>
+              <w:t xml:space="preserve">yellow_44_45 = </w:t>
+            </w:r>
+            <w:proofErr w:type="spellStart"/>
+            <w:proofErr w:type="gramStart"/>
+            <w:r>
+              <w:rPr>
+                <w:sz w:val="18"/>
+                <w:szCs w:val="18"/>
+              </w:rPr>
+              <w:t>coll.find</w:t>
+            </w:r>
+            <w:proofErr w:type="gramEnd"/>
+            <w:r>
+              <w:rPr>
+                <w:sz w:val="18"/>
+                <w:szCs w:val="18"/>
+              </w:rPr>
+              <w:t>_</w:t>
+            </w:r>
+            <w:proofErr w:type="gramStart"/>
+            <w:r>
+              <w:rPr>
+                <w:sz w:val="18"/>
+                <w:szCs w:val="18"/>
+              </w:rPr>
+              <w:t>one</w:t>
+            </w:r>
+            <w:proofErr w:type="spellEnd"/>
+            <w:r>
+              <w:rPr>
+                <w:sz w:val="18"/>
+                <w:szCs w:val="18"/>
+              </w:rPr>
+              <w:t>(</w:t>
+            </w:r>
+            <w:proofErr w:type="gramEnd"/>
+          </w:p>
+          <w:p>
+            <w:pPr>
+              <w:rPr>
+                <w:sz w:val="18"/>
+                <w:szCs w:val="18"/>
+              </w:rPr>
+            </w:pPr>
+            <w:r>
+              <w:rPr>
+                <w:sz w:val="18"/>
+                <w:szCs w:val="18"/>
+              </w:rPr>
+              <w:t xml:space="preserve">        {</w:t>
+            </w:r>
+          </w:p>
+          <w:p>
+            <w:pPr>
+              <w:rPr>
+                <w:sz w:val="18"/>
+                <w:szCs w:val="18"/>
+              </w:rPr>
+            </w:pPr>
+            <w:r>
+              <w:rPr>
+                <w:sz w:val="18"/>
+                <w:szCs w:val="18"/>
+              </w:rPr>
+              <w:t xml:space="preserve">            "version": "Version [3.59] - 11/14/2025",</w:t>
+            </w:r>
+          </w:p>
+          <w:p>
+            <w:pPr>
+              <w:rPr>
+                <w:sz w:val="18"/>
+                <w:szCs w:val="18"/>
+              </w:rPr>
+            </w:pPr>
+            <w:r>
+              <w:rPr>
+                <w:sz w:val="18"/>
+                <w:szCs w:val="18"/>
+              </w:rPr>
+              <w:t xml:space="preserve">            "</w:t>
+            </w:r>
+            <w:proofErr w:type="spellStart"/>
+            <w:r>
+              <w:rPr>
+                <w:sz w:val="18"/>
+                <w:szCs w:val="18"/>
+              </w:rPr>
+              <w:t>playerId</w:t>
+            </w:r>
+            <w:proofErr w:type="spellEnd"/>
+            <w:r>
+              <w:rPr>
+                <w:sz w:val="18"/>
+                <w:szCs w:val="18"/>
+              </w:rPr>
+              <w:t xml:space="preserve">": </w:t>
+            </w:r>
+            <w:proofErr w:type="spellStart"/>
+            <w:r>
+              <w:rPr>
+                <w:sz w:val="18"/>
+                <w:szCs w:val="18"/>
+              </w:rPr>
+              <w:t>pid</w:t>
+            </w:r>
+            <w:proofErr w:type="spellEnd"/>
+            <w:r>
+              <w:rPr>
+                <w:sz w:val="18"/>
+                <w:szCs w:val="18"/>
+              </w:rPr>
+              <w:t>,</w:t>
+            </w:r>
+          </w:p>
+          <w:p>
+            <w:pPr>
+              <w:rPr>
+                <w:sz w:val="18"/>
+                <w:szCs w:val="18"/>
+              </w:rPr>
+            </w:pPr>
+            <w:r>
+              <w:rPr>
+                <w:sz w:val="18"/>
+                <w:szCs w:val="18"/>
+              </w:rPr>
+              <w:t xml:space="preserve">            "</w:t>
+            </w:r>
+            <w:proofErr w:type="spellStart"/>
+            <w:r>
+              <w:rPr>
+                <w:sz w:val="18"/>
+                <w:szCs w:val="18"/>
+              </w:rPr>
+              <w:t>eventKey</w:t>
+            </w:r>
+            <w:proofErr w:type="spellEnd"/>
+            <w:r>
+              <w:rPr>
+                <w:sz w:val="18"/>
+                <w:szCs w:val="18"/>
+              </w:rPr>
+              <w:t xml:space="preserve">": {"$in": </w:t>
+            </w:r>
+            <w:proofErr w:type="spellStart"/>
+            <w:r>
+              <w:rPr>
+                <w:sz w:val="18"/>
+                <w:szCs w:val="18"/>
+              </w:rPr>
+              <w:t>yellow_node</w:t>
+            </w:r>
+            <w:proofErr w:type="spellEnd"/>
+            <w:r>
+              <w:rPr>
+                <w:sz w:val="18"/>
+                <w:szCs w:val="18"/>
+              </w:rPr>
+              <w:t>},</w:t>
+            </w:r>
+          </w:p>
+          <w:p>
+            <w:pPr>
+              <w:rPr>
+                <w:sz w:val="18"/>
+                <w:szCs w:val="18"/>
+              </w:rPr>
+            </w:pPr>
+            <w:r>
+              <w:rPr>
+                <w:sz w:val="18"/>
+                <w:szCs w:val="18"/>
+              </w:rPr>
+              <w:t xml:space="preserve">        })</w:t>
+            </w:r>
+          </w:p>
+          <w:p>
+            <w:pPr>
+              <w:rPr>
+                <w:sz w:val="18"/>
+                <w:szCs w:val="18"/>
+              </w:rPr>
+            </w:pPr>
+            <w:r>
+              <w:rPr>
+                <w:rFonts w:hint="eastAsia"/>
+                <w:sz w:val="18"/>
+                <w:szCs w:val="18"/>
+              </w:rPr>
               <w:lastRenderedPageBreak/>
-              <w:t>yellow_node</w:t>
-            </w:r>
-            <w:proofErr w:type="spellEnd"/>
-            <w:r>
-              <w:rPr>
-                <w:sz w:val="18"/>
-                <w:szCs w:val="18"/>
-              </w:rPr>
-              <w:t xml:space="preserve"> = ["</w:t>
-            </w:r>
-            <w:proofErr w:type="gramStart"/>
-            <w:r>
-              <w:rPr>
-                <w:sz w:val="18"/>
-                <w:szCs w:val="18"/>
-              </w:rPr>
-              <w:t>dialogue:20:44</w:t>
-            </w:r>
-            <w:proofErr w:type="gramEnd"/>
-            <w:r>
-              <w:rPr>
-                <w:sz w:val="18"/>
-                <w:szCs w:val="18"/>
-              </w:rPr>
-              <w:t>", "dialogue:20:45"]</w:t>
-            </w:r>
-          </w:p>
-          <w:p>
-            <w:pPr>
-              <w:rPr>
-                <w:sz w:val="18"/>
-                <w:szCs w:val="18"/>
-              </w:rPr>
-            </w:pPr>
-            <w:proofErr w:type="spellStart"/>
-            <w:r>
-              <w:rPr>
-                <w:sz w:val="18"/>
-                <w:szCs w:val="18"/>
-              </w:rPr>
-              <w:lastRenderedPageBreak/>
-              <w:t>pass_node</w:t>
-            </w:r>
-            <w:proofErr w:type="spellEnd"/>
-            <w:r>
-              <w:rPr>
-                <w:sz w:val="18"/>
-                <w:szCs w:val="18"/>
-              </w:rPr>
-              <w:t xml:space="preserve"> = "</w:t>
-            </w:r>
-            <w:proofErr w:type="gramStart"/>
-            <w:r>
-              <w:rPr>
-                <w:sz w:val="18"/>
-                <w:szCs w:val="18"/>
-              </w:rPr>
-              <w:t>dialogue:20:43</w:t>
-            </w:r>
-            <w:proofErr w:type="gramEnd"/>
-            <w:r>
-              <w:rPr>
-                <w:sz w:val="18"/>
-                <w:szCs w:val="18"/>
-              </w:rPr>
-              <w:t>"</w:t>
-            </w:r>
-          </w:p>
-          <w:p>
-            <w:pPr>
-              <w:rPr>
-                <w:sz w:val="18"/>
-                <w:szCs w:val="18"/>
-              </w:rPr>
-            </w:pPr>
-            <w:r>
-              <w:rPr>
-                <w:sz w:val="18"/>
-                <w:szCs w:val="18"/>
-              </w:rPr>
-              <w:t xml:space="preserve">If has </w:t>
-            </w:r>
-            <w:proofErr w:type="spellStart"/>
-            <w:r>
-              <w:rPr>
-                <w:sz w:val="18"/>
-                <w:szCs w:val="18"/>
-              </w:rPr>
-              <w:t>eventKey</w:t>
-            </w:r>
-            <w:proofErr w:type="spellEnd"/>
-            <w:r>
-              <w:rPr>
-                <w:sz w:val="18"/>
-                <w:szCs w:val="18"/>
-              </w:rPr>
-              <w:t>:</w:t>
-            </w:r>
-          </w:p>
-          <w:p>
-            <w:pPr>
-              <w:rPr>
-                <w:sz w:val="18"/>
-                <w:szCs w:val="18"/>
-              </w:rPr>
-            </w:pPr>
-            <w:r>
-              <w:rPr>
-                <w:rFonts w:hint="eastAsia"/>
-                <w:sz w:val="18"/>
-                <w:szCs w:val="18"/>
-              </w:rPr>
-              <w:t xml:space="preserve">    </w:t>
-            </w:r>
-            <w:proofErr w:type="spellStart"/>
-            <w:r>
-              <w:rPr>
-                <w:sz w:val="18"/>
-                <w:szCs w:val="18"/>
-              </w:rPr>
-              <w:t>pass_node</w:t>
-            </w:r>
-            <w:proofErr w:type="spellEnd"/>
-            <w:r>
-              <w:rPr>
-                <w:sz w:val="18"/>
-                <w:szCs w:val="18"/>
-              </w:rPr>
-              <w:t xml:space="preserve"> = </w:t>
-            </w:r>
-            <w:proofErr w:type="spellStart"/>
-            <w:proofErr w:type="gramStart"/>
-            <w:r>
-              <w:rPr>
-                <w:sz w:val="18"/>
-                <w:szCs w:val="18"/>
-              </w:rPr>
-              <w:t>coll.find</w:t>
-            </w:r>
-            <w:proofErr w:type="gramEnd"/>
-            <w:r>
-              <w:rPr>
-                <w:sz w:val="18"/>
-                <w:szCs w:val="18"/>
-              </w:rPr>
-              <w:t>_one</w:t>
-            </w:r>
-            <w:proofErr w:type="spellEnd"/>
-            <w:r>
-              <w:rPr>
-                <w:sz w:val="18"/>
-                <w:szCs w:val="18"/>
-              </w:rPr>
-              <w:t>(</w:t>
-            </w:r>
-          </w:p>
-          <w:p>
-            <w:pPr>
-              <w:rPr>
-                <w:sz w:val="18"/>
-                <w:szCs w:val="18"/>
-              </w:rPr>
-            </w:pPr>
-            <w:r>
-              <w:rPr>
-                <w:sz w:val="18"/>
-                <w:szCs w:val="18"/>
-              </w:rPr>
-              <w:t xml:space="preserve">        {</w:t>
-            </w:r>
-          </w:p>
-          <w:p>
-            <w:pPr>
-              <w:rPr>
-                <w:sz w:val="18"/>
-                <w:szCs w:val="18"/>
-              </w:rPr>
-            </w:pPr>
-            <w:r>
-              <w:rPr>
-                <w:sz w:val="18"/>
-                <w:szCs w:val="18"/>
-              </w:rPr>
-              <w:t xml:space="preserve">            "version": "Version [3.59] - 11/14/2025",</w:t>
-            </w:r>
-          </w:p>
-          <w:p>
-            <w:pPr>
-              <w:rPr>
-                <w:sz w:val="18"/>
-                <w:szCs w:val="18"/>
-              </w:rPr>
-            </w:pPr>
-            <w:r>
-              <w:rPr>
-                <w:sz w:val="18"/>
-                <w:szCs w:val="18"/>
-              </w:rPr>
-              <w:t xml:space="preserve">            "</w:t>
-            </w:r>
-            <w:proofErr w:type="spellStart"/>
-            <w:r>
-              <w:rPr>
-                <w:sz w:val="18"/>
-                <w:szCs w:val="18"/>
-              </w:rPr>
-              <w:t>playerId</w:t>
-            </w:r>
-            <w:proofErr w:type="spellEnd"/>
-            <w:r>
-              <w:rPr>
-                <w:sz w:val="18"/>
-                <w:szCs w:val="18"/>
-              </w:rPr>
-              <w:t xml:space="preserve">": </w:t>
-            </w:r>
-            <w:proofErr w:type="spellStart"/>
-            <w:r>
-              <w:rPr>
-                <w:sz w:val="18"/>
-                <w:szCs w:val="18"/>
-              </w:rPr>
-              <w:t>pid</w:t>
-            </w:r>
-            <w:proofErr w:type="spellEnd"/>
-            <w:r>
-              <w:rPr>
-                <w:sz w:val="18"/>
-                <w:szCs w:val="18"/>
-              </w:rPr>
-              <w:t>,</w:t>
-            </w:r>
-          </w:p>
-          <w:p>
-            <w:pPr>
-              <w:rPr>
-                <w:sz w:val="18"/>
-                <w:szCs w:val="18"/>
-              </w:rPr>
-            </w:pPr>
-            <w:r>
-              <w:rPr>
-                <w:sz w:val="18"/>
-                <w:szCs w:val="18"/>
-              </w:rPr>
-              <w:t xml:space="preserve">            "</w:t>
-            </w:r>
-            <w:proofErr w:type="spellStart"/>
-            <w:r>
-              <w:rPr>
-                <w:sz w:val="18"/>
-                <w:szCs w:val="18"/>
-              </w:rPr>
-              <w:t>eventKey</w:t>
-            </w:r>
-            <w:proofErr w:type="spellEnd"/>
-            <w:r>
-              <w:rPr>
-                <w:sz w:val="18"/>
-                <w:szCs w:val="18"/>
-              </w:rPr>
-              <w:t xml:space="preserve">": </w:t>
-            </w:r>
-            <w:proofErr w:type="spellStart"/>
-            <w:r>
-              <w:rPr>
-                <w:sz w:val="18"/>
-                <w:szCs w:val="18"/>
-              </w:rPr>
-              <w:t>pass_node</w:t>
-            </w:r>
-            <w:proofErr w:type="spellEnd"/>
-            <w:r>
-              <w:rPr>
-                <w:sz w:val="18"/>
-                <w:szCs w:val="18"/>
-              </w:rPr>
-              <w:t>,</w:t>
-            </w:r>
-          </w:p>
-          <w:p>
-            <w:pPr>
-              <w:rPr>
-                <w:sz w:val="18"/>
-                <w:szCs w:val="18"/>
-              </w:rPr>
-            </w:pPr>
-            <w:r>
-              <w:rPr>
-                <w:sz w:val="18"/>
-                <w:szCs w:val="18"/>
-              </w:rPr>
-              <w:t xml:space="preserve">        }</w:t>
-            </w:r>
-          </w:p>
-          <w:p>
-            <w:pPr>
-              <w:rPr>
-                <w:sz w:val="18"/>
-                <w:szCs w:val="18"/>
-              </w:rPr>
-            </w:pPr>
-            <w:r>
-              <w:rPr>
-                <w:sz w:val="18"/>
-                <w:szCs w:val="18"/>
-              </w:rPr>
-              <w:t xml:space="preserve">    )</w:t>
-            </w:r>
-          </w:p>
-          <w:p>
-            <w:pPr>
-              <w:rPr>
-                <w:sz w:val="18"/>
-                <w:szCs w:val="18"/>
-              </w:rPr>
-            </w:pPr>
-            <w:r>
-              <w:rPr>
-                <w:rFonts w:hint="eastAsia"/>
-                <w:sz w:val="18"/>
-                <w:szCs w:val="18"/>
-              </w:rPr>
-              <w:t xml:space="preserve">    </w:t>
-            </w:r>
-            <w:r>
-              <w:rPr>
-                <w:sz w:val="18"/>
-                <w:szCs w:val="18"/>
-              </w:rPr>
-              <w:t xml:space="preserve">if not </w:t>
-            </w:r>
-            <w:proofErr w:type="spellStart"/>
-            <w:r>
-              <w:rPr>
-                <w:sz w:val="18"/>
-                <w:szCs w:val="18"/>
-              </w:rPr>
-              <w:t>pass_node</w:t>
-            </w:r>
-            <w:proofErr w:type="spellEnd"/>
-            <w:r>
-              <w:rPr>
-                <w:sz w:val="18"/>
-                <w:szCs w:val="18"/>
-              </w:rPr>
-              <w:t>:</w:t>
-            </w:r>
-          </w:p>
-          <w:p>
-            <w:pPr>
-              <w:rPr>
-                <w:sz w:val="18"/>
-                <w:szCs w:val="18"/>
-              </w:rPr>
-            </w:pPr>
-            <w:r>
-              <w:rPr>
-                <w:sz w:val="18"/>
-                <w:szCs w:val="18"/>
-              </w:rPr>
-              <w:t xml:space="preserve">      </w:t>
-            </w:r>
-            <w:r>
-              <w:rPr>
-                <w:rFonts w:hint="eastAsia"/>
-                <w:sz w:val="18"/>
-                <w:szCs w:val="18"/>
-              </w:rPr>
-              <w:t xml:space="preserve">    </w:t>
-            </w:r>
-            <w:r>
-              <w:rPr>
-                <w:sz w:val="18"/>
-                <w:szCs w:val="18"/>
-              </w:rPr>
-              <w:t>color = 2 ("yellow")</w:t>
-            </w:r>
-          </w:p>
-          <w:p>
-            <w:pPr>
-              <w:rPr>
-                <w:sz w:val="18"/>
-                <w:szCs w:val="18"/>
-              </w:rPr>
-            </w:pPr>
-            <w:r>
-              <w:rPr>
-                <w:sz w:val="18"/>
-                <w:szCs w:val="18"/>
-              </w:rPr>
-              <w:t xml:space="preserve">      </w:t>
-            </w:r>
-            <w:r>
-              <w:rPr>
-                <w:rFonts w:hint="eastAsia"/>
-                <w:sz w:val="18"/>
-                <w:szCs w:val="18"/>
-              </w:rPr>
-              <w:t xml:space="preserve">    </w:t>
-            </w:r>
-            <w:r>
-              <w:rPr>
-                <w:sz w:val="18"/>
-                <w:szCs w:val="18"/>
-              </w:rPr>
-              <w:t>continue</w:t>
-            </w:r>
-          </w:p>
-          <w:p>
-            <w:pPr>
-              <w:rPr>
-                <w:sz w:val="18"/>
-                <w:szCs w:val="18"/>
-              </w:rPr>
-            </w:pPr>
-            <w:r>
-              <w:rPr>
-                <w:rFonts w:hint="eastAsia"/>
-                <w:sz w:val="18"/>
-                <w:szCs w:val="18"/>
-              </w:rPr>
-              <w:t xml:space="preserve">    </w:t>
-            </w:r>
-            <w:r>
-              <w:rPr>
-                <w:sz w:val="18"/>
-                <w:szCs w:val="18"/>
-              </w:rPr>
-              <w:t xml:space="preserve">yellow_44_45 = </w:t>
-            </w:r>
-            <w:proofErr w:type="spellStart"/>
-            <w:proofErr w:type="gramStart"/>
-            <w:r>
-              <w:rPr>
-                <w:sz w:val="18"/>
-                <w:szCs w:val="18"/>
-              </w:rPr>
-              <w:t>coll.find</w:t>
-            </w:r>
-            <w:proofErr w:type="gramEnd"/>
-            <w:r>
-              <w:rPr>
-                <w:sz w:val="18"/>
-                <w:szCs w:val="18"/>
-              </w:rPr>
-              <w:t>_one</w:t>
-            </w:r>
-            <w:proofErr w:type="spellEnd"/>
-            <w:r>
-              <w:rPr>
-                <w:sz w:val="18"/>
-                <w:szCs w:val="18"/>
-              </w:rPr>
-              <w:t>(</w:t>
-            </w:r>
-          </w:p>
-          <w:p>
-            <w:pPr>
-              <w:rPr>
-                <w:sz w:val="18"/>
-                <w:szCs w:val="18"/>
-              </w:rPr>
-            </w:pPr>
-            <w:r>
-              <w:rPr>
-                <w:sz w:val="18"/>
-                <w:szCs w:val="18"/>
-              </w:rPr>
-              <w:t xml:space="preserve">        {</w:t>
-            </w:r>
-          </w:p>
-          <w:p>
-            <w:pPr>
-              <w:rPr>
-                <w:sz w:val="18"/>
-                <w:szCs w:val="18"/>
-              </w:rPr>
-            </w:pPr>
-            <w:r>
-              <w:rPr>
-                <w:sz w:val="18"/>
-                <w:szCs w:val="18"/>
-              </w:rPr>
-              <w:t xml:space="preserve">            "version": "Version [3.59] - 11/14/2025",</w:t>
-            </w:r>
-          </w:p>
-          <w:p>
-            <w:pPr>
-              <w:rPr>
-                <w:sz w:val="18"/>
-                <w:szCs w:val="18"/>
-              </w:rPr>
-            </w:pPr>
-            <w:r>
-              <w:rPr>
-                <w:sz w:val="18"/>
-                <w:szCs w:val="18"/>
-              </w:rPr>
-              <w:t xml:space="preserve">            "</w:t>
-            </w:r>
-            <w:proofErr w:type="spellStart"/>
-            <w:r>
-              <w:rPr>
-                <w:sz w:val="18"/>
-                <w:szCs w:val="18"/>
-              </w:rPr>
-              <w:t>playerId</w:t>
-            </w:r>
-            <w:proofErr w:type="spellEnd"/>
-            <w:r>
-              <w:rPr>
-                <w:sz w:val="18"/>
-                <w:szCs w:val="18"/>
-              </w:rPr>
-              <w:t xml:space="preserve">": </w:t>
-            </w:r>
-            <w:proofErr w:type="spellStart"/>
-            <w:r>
-              <w:rPr>
-                <w:sz w:val="18"/>
-                <w:szCs w:val="18"/>
-              </w:rPr>
-              <w:t>pid</w:t>
-            </w:r>
-            <w:proofErr w:type="spellEnd"/>
-            <w:r>
-              <w:rPr>
-                <w:sz w:val="18"/>
-                <w:szCs w:val="18"/>
-              </w:rPr>
-              <w:t>,</w:t>
-            </w:r>
-          </w:p>
-          <w:p>
-            <w:pPr>
-              <w:rPr>
-                <w:sz w:val="18"/>
-                <w:szCs w:val="18"/>
-              </w:rPr>
-            </w:pPr>
-            <w:r>
-              <w:rPr>
-                <w:sz w:val="18"/>
-                <w:szCs w:val="18"/>
-              </w:rPr>
-              <w:t xml:space="preserve">            "</w:t>
-            </w:r>
-            <w:proofErr w:type="spellStart"/>
-            <w:r>
-              <w:rPr>
-                <w:sz w:val="18"/>
-                <w:szCs w:val="18"/>
-              </w:rPr>
-              <w:t>eventKey</w:t>
-            </w:r>
-            <w:proofErr w:type="spellEnd"/>
-            <w:r>
-              <w:rPr>
-                <w:sz w:val="18"/>
-                <w:szCs w:val="18"/>
-              </w:rPr>
-              <w:t xml:space="preserve">": {"$in": </w:t>
-            </w:r>
-            <w:proofErr w:type="spellStart"/>
-            <w:r>
-              <w:rPr>
-                <w:sz w:val="18"/>
-                <w:szCs w:val="18"/>
-              </w:rPr>
-              <w:t>yellow_node</w:t>
-            </w:r>
-            <w:proofErr w:type="spellEnd"/>
-            <w:r>
-              <w:rPr>
-                <w:sz w:val="18"/>
-                <w:szCs w:val="18"/>
-              </w:rPr>
-              <w:t>},</w:t>
-            </w:r>
-          </w:p>
-          <w:p>
-            <w:pPr>
-              <w:rPr>
-                <w:sz w:val="18"/>
-                <w:szCs w:val="18"/>
-              </w:rPr>
-            </w:pPr>
-            <w:r>
-              <w:rPr>
-                <w:sz w:val="18"/>
-                <w:szCs w:val="18"/>
-              </w:rPr>
-              <w:t xml:space="preserve">        })</w:t>
-            </w:r>
-          </w:p>
-          <w:p>
-            <w:pPr>
-              <w:rPr>
-                <w:sz w:val="18"/>
-                <w:szCs w:val="18"/>
-              </w:rPr>
-            </w:pPr>
-            <w:r>
-              <w:rPr>
-                <w:rFonts w:hint="eastAsia"/>
-                <w:sz w:val="18"/>
-                <w:szCs w:val="18"/>
-              </w:rPr>
               <w:t xml:space="preserve">    </w:t>
             </w:r>
             <w:r>
@@ -8036,7 +8639,7 @@
         </w:tc>
         <w:tc>
           <w:tcPr>
-            <w:tcW w:w="563" w:type="pct"/>
+            <w:tcW w:w="656" w:type="pct"/>
           </w:tcPr>
           <w:p>
             <w:pPr>
@@ -8045,11 +8648,18 @@
                 <w:szCs w:val="18"/>
               </w:rPr>
             </w:pPr>
+            <w:r>
+              <w:rPr>
+                <w:sz w:val="18"/>
+                <w:szCs w:val="18"/>
+              </w:rPr>
+              <w:t>Watershed Argument (Support a claim with evidence)</w:t>
+            </w:r>
           </w:p>
         </w:tc>
         <w:tc>
           <w:tcPr>
-            <w:tcW w:w="1330" w:type="pct"/>
+            <w:tcW w:w="1347" w:type="pct"/>
           </w:tcPr>
           <w:p>
             <w:pPr>
@@ -8074,12 +8684,21 @@
               <w:t>eventKey</w:t>
             </w:r>
             <w:proofErr w:type="spellEnd"/>
-            <w:r>
-              <w:rPr>
-                <w:sz w:val="18"/>
-                <w:szCs w:val="18"/>
-              </w:rPr>
-              <w:t>": {"$in": ["</w:t>
+            <w:proofErr w:type="gramStart"/>
+            <w:r>
+              <w:rPr>
+                <w:sz w:val="18"/>
+                <w:szCs w:val="18"/>
+              </w:rPr>
+              <w:t>": {</w:t>
+            </w:r>
+            <w:proofErr w:type="gramEnd"/>
+            <w:r>
+              <w:rPr>
+                <w:sz w:val="18"/>
+                <w:szCs w:val="18"/>
+              </w:rPr>
+              <w:t>"$in": ["</w:t>
             </w:r>
             <w:proofErr w:type="gramStart"/>
             <w:r>
@@ -8109,7 +8728,7 @@
         </w:tc>
         <w:tc>
           <w:tcPr>
-            <w:tcW w:w="2610" w:type="pct"/>
+            <w:tcW w:w="2500" w:type="pct"/>
           </w:tcPr>
           <w:p>
             <w:pPr>
@@ -8149,6 +8768,14 @@
                 <w:szCs w:val="18"/>
               </w:rPr>
             </w:pPr>
+          </w:p>
+          <w:p>
+            <w:pPr>
+              <w:rPr>
+                <w:sz w:val="18"/>
+                <w:szCs w:val="18"/>
+              </w:rPr>
+            </w:pPr>
             <w:r>
               <w:rPr>
                 <w:sz w:val="18"/>
@@ -8334,6 +8961,14 @@
                 <w:szCs w:val="18"/>
               </w:rPr>
             </w:pPr>
+          </w:p>
+          <w:p>
+            <w:pPr>
+              <w:rPr>
+                <w:sz w:val="18"/>
+                <w:szCs w:val="18"/>
+              </w:rPr>
+            </w:pPr>
             <w:r>
               <w:rPr>
                 <w:sz w:val="18"/>
@@ -8405,7 +9040,15 @@
                 <w:sz w:val="18"/>
                 <w:szCs w:val="18"/>
               </w:rPr>
-              <w:t>_one</w:t>
+              <w:t>_</w:t>
+            </w:r>
+            <w:proofErr w:type="gramStart"/>
+            <w:r>
+              <w:rPr>
+                <w:sz w:val="18"/>
+                <w:szCs w:val="18"/>
+              </w:rPr>
+              <w:t>one</w:t>
             </w:r>
             <w:proofErr w:type="spellEnd"/>
             <w:r>
@@ -8415,6 +9058,7 @@
               </w:rPr>
               <w:t>(</w:t>
             </w:r>
+            <w:proofErr w:type="gramEnd"/>
           </w:p>
           <w:p>
             <w:pPr>
@@ -8536,17 +9180,8 @@
                 <w:sz w:val="18"/>
                 <w:szCs w:val="18"/>
               </w:rPr>
-              <w:t xml:space="preserve">        }) is not </w:t>
-            </w:r>
-            <w:proofErr w:type="gramStart"/>
-            <w:r>
-              <w:rPr>
-                <w:sz w:val="18"/>
-                <w:szCs w:val="18"/>
-              </w:rPr>
-              <w:t>None</w:t>
-            </w:r>
-            <w:proofErr w:type="gramEnd"/>
+              <w:t xml:space="preserve">        }) is not None</w:t>
+            </w:r>
           </w:p>
           <w:p>
             <w:pPr>
@@ -8594,7 +9229,15 @@
                 <w:sz w:val="18"/>
                 <w:szCs w:val="18"/>
               </w:rPr>
-              <w:t>_documents</w:t>
+              <w:t>_</w:t>
+            </w:r>
+            <w:proofErr w:type="gramStart"/>
+            <w:r>
+              <w:rPr>
+                <w:sz w:val="18"/>
+                <w:szCs w:val="18"/>
+              </w:rPr>
+              <w:t>documents</w:t>
             </w:r>
             <w:proofErr w:type="spellEnd"/>
             <w:r>
@@ -8604,6 +9247,7 @@
               </w:rPr>
               <w:t>(</w:t>
             </w:r>
+            <w:proofErr w:type="gramEnd"/>
           </w:p>
           <w:p>
             <w:pPr>
@@ -8896,7 +9540,7 @@
 </file>
 
 <file path=word/styles.xml><?xml version="1.0" encoding="utf-8"?>
-<w:styles xmlns:mc="http://schemas.openxmlformats.org/markup-compatibility/2006" xmlns:r="http://schemas.openxmlformats.org/officeDocument/2006/relationships" xmlns:w="http://schemas.openxmlformats.org/wordprocessingml/2006/main" xmlns:w14="http://schemas.microsoft.com/office/word/2010/wordml" xmlns:w15="http://schemas.microsoft.com/office/word/2012/wordml" xmlns:w16cex="http://schemas.microsoft.com/office/word/2018/wordml/cex" xmlns:w16cid="http://schemas.microsoft.com/office/word/2016/wordml/cid" xmlns:w16="http://schemas.microsoft.com/office/word/2018/wordml" xmlns:w16sdtdh="http://schemas.microsoft.com/office/word/2020/wordml/sdtdatahash" xmlns:w16se="http://schemas.microsoft.com/office/word/2015/wordml/symex" mc:Ignorable="w14 w15 w16se w16cid w16 w16cex w16sdtdh">
+<w:styles xmlns:mc="http://schemas.openxmlformats.org/markup-compatibility/2006" xmlns:r="http://schemas.openxmlformats.org/officeDocument/2006/relationships" xmlns:w="http://schemas.openxmlformats.org/wordprocessingml/2006/main" xmlns:w14="http://schemas.microsoft.com/office/word/2010/wordml" xmlns:w15="http://schemas.microsoft.com/office/word/2012/wordml" xmlns:w16cex="http://schemas.microsoft.com/office/word/2018/wordml/cex" xmlns:w16cid="http://schemas.microsoft.com/office/word/2016/wordml/cid" xmlns:w16="http://schemas.microsoft.com/office/word/2018/wordml" xmlns:w16du="http://schemas.microsoft.com/office/word/2023/wordml/word16du" xmlns:w16sdtdh="http://schemas.microsoft.com/office/word/2020/wordml/sdtdatahash" xmlns:w16sdtfl="http://schemas.microsoft.com/office/word/2024/wordml/sdtformatlock" xmlns:w16se="http://schemas.microsoft.com/office/word/2015/wordml/symex" mc:Ignorable="w14 w15 w16se w16cid w16 w16cex w16sdtdh w16sdtfl w16du">
   <w:docDefaults>
     <w:rPrDefault>
       <w:rPr>
@@ -9499,7 +10143,6 @@
   <w:style w:type="character" w:default="1" w:styleId="DefaultParagraphFont">
     <w:name w:val="Default Paragraph Font"/>
     <w:uiPriority w:val="1"/>
-    <w:semiHidden/>
     <w:unhideWhenUsed/>
   </w:style>
   <w:style w:type="table" w:default="1" w:styleId="TableNormal">

--- a/Progress-point-workflow-table.docx
+++ b/Progress-point-workflow-table.docx
@@ -512,27 +512,6 @@
                 <w:sz w:val="18"/>
                 <w:szCs w:val="18"/>
               </w:rPr>
-              <w:t>"version": "Version [3.59] - 11/14/2025",</w:t>
-            </w:r>
-            <w:r>
-              <w:rPr>
-                <w:sz w:val="18"/>
-                <w:szCs w:val="18"/>
-              </w:rPr>
-              <w:br/>
-            </w:r>
-            <w:r>
-              <w:rPr>
-                <w:sz w:val="18"/>
-                <w:szCs w:val="18"/>
-              </w:rPr>
-              <w:t xml:space="preserve">    </w:t>
-            </w:r>
-            <w:r>
-              <w:rPr>
-                <w:sz w:val="18"/>
-                <w:szCs w:val="18"/>
-              </w:rPr>
               <w:t>"playerId": pid,</w:t>
             </w:r>
             <w:r>
@@ -871,14 +850,7 @@
                 <w:sz w:val="18"/>
                 <w:szCs w:val="18"/>
               </w:rPr>
-              <w:t xml:space="preserve"> </w:t>
-            </w:r>
-            <w:r>
-              <w:rPr>
-                <w:sz w:val="18"/>
-                <w:szCs w:val="18"/>
-              </w:rPr>
-              <w:t>DialogueNodeEvent:3</w:t>
+              <w:t xml:space="preserve"> DialogueNodeEvent:3</w:t>
             </w:r>
             <w:r>
               <w:rPr>
@@ -1295,21 +1267,6 @@
                 <w:sz w:val="18"/>
                 <w:szCs w:val="18"/>
               </w:rPr>
-              <w:t>"version": "Version [3.59] - 11/14/2025",</w:t>
-            </w:r>
-          </w:p>
-          <w:p>
-            <w:pPr>
-              <w:rPr>
-                <w:sz w:val="18"/>
-                <w:szCs w:val="18"/>
-              </w:rPr>
-            </w:pPr>
-            <w:r>
-              <w:rPr>
-                <w:sz w:val="18"/>
-                <w:szCs w:val="18"/>
-              </w:rPr>
               <w:t xml:space="preserve">"playerId": pid, </w:t>
             </w:r>
           </w:p>
@@ -1381,28 +1338,6 @@
                 <w:szCs w:val="18"/>
               </w:rPr>
               <w:t>find_one({</w:t>
-            </w:r>
-          </w:p>
-          <w:p>
-            <w:pPr>
-              <w:rPr>
-                <w:sz w:val="18"/>
-                <w:szCs w:val="18"/>
-              </w:rPr>
-            </w:pPr>
-            <w:r>
-              <w:rPr>
-                <w:sz w:val="18"/>
-                <w:szCs w:val="18"/>
-              </w:rPr>
-              <w:t>"</w:t>
-            </w:r>
-            <w:r>
-              <w:rPr>
-                <w:sz w:val="18"/>
-                <w:szCs w:val="18"/>
-              </w:rPr>
-              <w:t>version": "Version [3.59] - 11/14/2025",</w:t>
             </w:r>
           </w:p>
           <w:p>
@@ -1708,22 +1643,22 @@
                 <w:sz w:val="18"/>
                 <w:szCs w:val="18"/>
               </w:rPr>
-              <w:t xml:space="preserve">START_KEY = " DialogueNodeEvent:20:1"    </w:t>
-            </w:r>
-          </w:p>
-          <w:p>
-            <w:pPr>
-              <w:rPr>
-                <w:sz w:val="18"/>
-                <w:szCs w:val="18"/>
-              </w:rPr>
-            </w:pPr>
-            <w:r>
-              <w:rPr>
-                <w:sz w:val="18"/>
-                <w:szCs w:val="18"/>
-              </w:rPr>
-              <w:t>END_KEY   = " DialogueNodeEvent:19:46"</w:t>
+              <w:t>START_KEY = "questFinishEvent:21"</w:t>
+            </w:r>
+          </w:p>
+          <w:p>
+            <w:pPr>
+              <w:rPr>
+                <w:sz w:val="18"/>
+                <w:szCs w:val="18"/>
+              </w:rPr>
+            </w:pPr>
+            <w:r>
+              <w:rPr>
+                <w:sz w:val="18"/>
+                <w:szCs w:val="18"/>
+              </w:rPr>
+              <w:t>END_KEY   = "DialogueNodeEvent:20:26"</w:t>
             </w:r>
           </w:p>
           <w:p>
@@ -1748,6 +1683,14 @@
                 <w:szCs w:val="18"/>
               </w:rPr>
             </w:pPr>
+          </w:p>
+          <w:p>
+            <w:pPr>
+              <w:rPr>
+                <w:sz w:val="18"/>
+                <w:szCs w:val="18"/>
+              </w:rPr>
+            </w:pPr>
             <w:r>
               <w:rPr>
                 <w:sz w:val="18"/>
@@ -1806,21 +1749,6 @@
                 <w:sz w:val="18"/>
                 <w:szCs w:val="18"/>
               </w:rPr>
-              <w:t xml:space="preserve">            "version": "Version [3.59] - 11/14/2025",</w:t>
-            </w:r>
-          </w:p>
-          <w:p>
-            <w:pPr>
-              <w:rPr>
-                <w:sz w:val="18"/>
-                <w:szCs w:val="18"/>
-              </w:rPr>
-            </w:pPr>
-            <w:r>
-              <w:rPr>
-                <w:sz w:val="18"/>
-                <w:szCs w:val="18"/>
-              </w:rPr>
               <w:t xml:space="preserve">            "playerId": pid,</w:t>
             </w:r>
           </w:p>
@@ -1889,7 +1817,188 @@
                 <w:sz w:val="18"/>
                 <w:szCs w:val="18"/>
               </w:rPr>
+              <w:t xml:space="preserve">    </w:t>
+            </w:r>
+            <w:r>
+              <w:rPr>
+                <w:sz w:val="18"/>
+                <w:szCs w:val="18"/>
+              </w:rPr>
+              <w:t>start_ts = datetime.fromisoformat(start_doc["timestamp"].replace("Z", "+00:00"))</w:t>
+            </w:r>
+          </w:p>
+          <w:p>
+            <w:pPr>
+              <w:rPr>
+                <w:sz w:val="18"/>
+                <w:szCs w:val="18"/>
+              </w:rPr>
+            </w:pPr>
+            <w:r>
+              <w:rPr>
+                <w:sz w:val="18"/>
+                <w:szCs w:val="18"/>
+              </w:rPr>
               <w:lastRenderedPageBreak/>
+              <w:t xml:space="preserve"> </w:t>
+            </w:r>
+            <w:r>
+              <w:rPr>
+                <w:rFonts w:hint="eastAsia"/>
+                <w:sz w:val="18"/>
+                <w:szCs w:val="18"/>
+              </w:rPr>
+              <w:t xml:space="preserve">  </w:t>
+            </w:r>
+            <w:r>
+              <w:rPr>
+                <w:sz w:val="18"/>
+                <w:szCs w:val="18"/>
+              </w:rPr>
+              <w:t>end_doc = coll.find_one(</w:t>
+            </w:r>
+          </w:p>
+          <w:p>
+            <w:pPr>
+              <w:rPr>
+                <w:sz w:val="18"/>
+                <w:szCs w:val="18"/>
+              </w:rPr>
+            </w:pPr>
+            <w:r>
+              <w:rPr>
+                <w:sz w:val="18"/>
+                <w:szCs w:val="18"/>
+              </w:rPr>
+              <w:t xml:space="preserve">        {</w:t>
+            </w:r>
+          </w:p>
+          <w:p>
+            <w:pPr>
+              <w:rPr>
+                <w:sz w:val="18"/>
+                <w:szCs w:val="18"/>
+              </w:rPr>
+            </w:pPr>
+            <w:r>
+              <w:rPr>
+                <w:sz w:val="18"/>
+                <w:szCs w:val="18"/>
+              </w:rPr>
+              <w:t xml:space="preserve">            "playerId": pid,</w:t>
+            </w:r>
+          </w:p>
+          <w:p>
+            <w:pPr>
+              <w:rPr>
+                <w:sz w:val="18"/>
+                <w:szCs w:val="18"/>
+              </w:rPr>
+            </w:pPr>
+            <w:r>
+              <w:rPr>
+                <w:sz w:val="18"/>
+                <w:szCs w:val="18"/>
+              </w:rPr>
+              <w:t xml:space="preserve">            "eventKey": END_KEY,</w:t>
+            </w:r>
+          </w:p>
+          <w:p>
+            <w:pPr>
+              <w:rPr>
+                <w:sz w:val="18"/>
+                <w:szCs w:val="18"/>
+              </w:rPr>
+            </w:pPr>
+            <w:r>
+              <w:rPr>
+                <w:sz w:val="18"/>
+                <w:szCs w:val="18"/>
+              </w:rPr>
+              <w:t xml:space="preserve">            "timestamp": {"$gte": start_doc["timestamp"]}</w:t>
+            </w:r>
+          </w:p>
+          <w:p>
+            <w:pPr>
+              <w:rPr>
+                <w:sz w:val="18"/>
+                <w:szCs w:val="18"/>
+              </w:rPr>
+            </w:pPr>
+            <w:r>
+              <w:rPr>
+                <w:sz w:val="18"/>
+                <w:szCs w:val="18"/>
+              </w:rPr>
+              <w:t xml:space="preserve">        },</w:t>
+            </w:r>
+          </w:p>
+          <w:p>
+            <w:pPr>
+              <w:rPr>
+                <w:sz w:val="18"/>
+                <w:szCs w:val="18"/>
+              </w:rPr>
+            </w:pPr>
+            <w:r>
+              <w:rPr>
+                <w:sz w:val="18"/>
+                <w:szCs w:val="18"/>
+              </w:rPr>
+              <w:t xml:space="preserve">        sort=[("timestamp", 1)]</w:t>
+            </w:r>
+          </w:p>
+          <w:p>
+            <w:pPr>
+              <w:rPr>
+                <w:sz w:val="18"/>
+                <w:szCs w:val="18"/>
+              </w:rPr>
+            </w:pPr>
+            <w:r>
+              <w:rPr>
+                <w:sz w:val="18"/>
+                <w:szCs w:val="18"/>
+              </w:rPr>
+              <w:t xml:space="preserve">    )</w:t>
+            </w:r>
+          </w:p>
+          <w:p>
+            <w:pPr>
+              <w:rPr>
+                <w:sz w:val="18"/>
+                <w:szCs w:val="18"/>
+              </w:rPr>
+            </w:pPr>
+            <w:r>
+              <w:rPr>
+                <w:rFonts w:hint="eastAsia"/>
+                <w:sz w:val="18"/>
+                <w:szCs w:val="18"/>
+              </w:rPr>
+              <w:t xml:space="preserve">   </w:t>
+            </w:r>
+            <w:r>
+              <w:rPr>
+                <w:sz w:val="18"/>
+                <w:szCs w:val="18"/>
+              </w:rPr>
+              <w:t>end_ts = datetime.fromisoformat(end_doc["timestamp"].replace("Z", "+00:00"))</w:t>
+            </w:r>
+          </w:p>
+          <w:p>
+            <w:pPr>
+              <w:rPr>
+                <w:sz w:val="18"/>
+                <w:szCs w:val="18"/>
+              </w:rPr>
+            </w:pPr>
+            <w:r>
+              <w:rPr>
+                <w:rFonts w:hint="eastAsia"/>
+                <w:sz w:val="18"/>
+                <w:szCs w:val="18"/>
+              </w:rPr>
               <w:t xml:space="preserve">    </w:t>
             </w:r>
             <w:r>
@@ -1897,180 +2006,7 @@
                 <w:sz w:val="18"/>
                 <w:szCs w:val="18"/>
               </w:rPr>
-              <w:t>start_ts = datetime.fromisoformat(start_doc["timestamp"].replace("Z", "+00:00"))</w:t>
-            </w:r>
-          </w:p>
-          <w:p>
-            <w:pPr>
-              <w:rPr>
-                <w:sz w:val="18"/>
-                <w:szCs w:val="18"/>
-              </w:rPr>
-            </w:pPr>
-            <w:r>
-              <w:rPr>
-                <w:sz w:val="18"/>
-                <w:szCs w:val="18"/>
-              </w:rPr>
-              <w:t xml:space="preserve"> </w:t>
-            </w:r>
-            <w:r>
-              <w:rPr>
-                <w:rFonts w:hint="eastAsia"/>
-                <w:sz w:val="18"/>
-                <w:szCs w:val="18"/>
-              </w:rPr>
-              <w:t xml:space="preserve">  </w:t>
-            </w:r>
-            <w:r>
-              <w:rPr>
-                <w:sz w:val="18"/>
-                <w:szCs w:val="18"/>
-              </w:rPr>
-              <w:t>end_doc = coll.find_one(</w:t>
-            </w:r>
-          </w:p>
-          <w:p>
-            <w:pPr>
-              <w:rPr>
-                <w:sz w:val="18"/>
-                <w:szCs w:val="18"/>
-              </w:rPr>
-            </w:pPr>
-            <w:r>
-              <w:rPr>
-                <w:sz w:val="18"/>
-                <w:szCs w:val="18"/>
-              </w:rPr>
-              <w:t xml:space="preserve">        {</w:t>
-            </w:r>
-          </w:p>
-          <w:p>
-            <w:pPr>
-              <w:rPr>
-                <w:sz w:val="18"/>
-                <w:szCs w:val="18"/>
-              </w:rPr>
-            </w:pPr>
-            <w:r>
-              <w:rPr>
-                <w:sz w:val="18"/>
-                <w:szCs w:val="18"/>
-              </w:rPr>
-              <w:t xml:space="preserve">            "version": "Version [3.59] - 11/14/2025",</w:t>
-            </w:r>
-          </w:p>
-          <w:p>
-            <w:pPr>
-              <w:rPr>
-                <w:sz w:val="18"/>
-                <w:szCs w:val="18"/>
-              </w:rPr>
-            </w:pPr>
-            <w:r>
-              <w:rPr>
-                <w:sz w:val="18"/>
-                <w:szCs w:val="18"/>
-              </w:rPr>
-              <w:t xml:space="preserve">            "playerId": pid,</w:t>
-            </w:r>
-          </w:p>
-          <w:p>
-            <w:pPr>
-              <w:rPr>
-                <w:sz w:val="18"/>
-                <w:szCs w:val="18"/>
-              </w:rPr>
-            </w:pPr>
-            <w:r>
-              <w:rPr>
-                <w:sz w:val="18"/>
-                <w:szCs w:val="18"/>
-              </w:rPr>
-              <w:t xml:space="preserve">            "eventKey": END_KEY,</w:t>
-            </w:r>
-          </w:p>
-          <w:p>
-            <w:pPr>
-              <w:rPr>
-                <w:sz w:val="18"/>
-                <w:szCs w:val="18"/>
-              </w:rPr>
-            </w:pPr>
-            <w:r>
-              <w:rPr>
-                <w:sz w:val="18"/>
-                <w:szCs w:val="18"/>
-              </w:rPr>
-              <w:t xml:space="preserve">            "timestamp": {"$gte": start_doc["timestamp"]}</w:t>
-            </w:r>
-          </w:p>
-          <w:p>
-            <w:pPr>
-              <w:rPr>
-                <w:sz w:val="18"/>
-                <w:szCs w:val="18"/>
-              </w:rPr>
-            </w:pPr>
-            <w:r>
-              <w:rPr>
-                <w:sz w:val="18"/>
-                <w:szCs w:val="18"/>
-              </w:rPr>
-              <w:t xml:space="preserve">        },</w:t>
-            </w:r>
-          </w:p>
-          <w:p>
-            <w:pPr>
-              <w:rPr>
-                <w:sz w:val="18"/>
-                <w:szCs w:val="18"/>
-              </w:rPr>
-            </w:pPr>
-            <w:r>
-              <w:rPr>
-                <w:sz w:val="18"/>
-                <w:szCs w:val="18"/>
-              </w:rPr>
-              <w:t xml:space="preserve">        sort=[("timestamp", 1)]</w:t>
-            </w:r>
-          </w:p>
-          <w:p>
-            <w:pPr>
-              <w:rPr>
-                <w:sz w:val="18"/>
-                <w:szCs w:val="18"/>
-              </w:rPr>
-            </w:pPr>
-            <w:r>
-              <w:rPr>
-                <w:sz w:val="18"/>
-                <w:szCs w:val="18"/>
-              </w:rPr>
-              <w:t xml:space="preserve">    )</w:t>
-            </w:r>
-          </w:p>
-          <w:p>
-            <w:pPr>
-              <w:rPr>
-                <w:sz w:val="18"/>
-                <w:szCs w:val="18"/>
-              </w:rPr>
-            </w:pPr>
-            <w:r>
-              <w:rPr>
-                <w:rFonts w:hint="eastAsia"/>
-                <w:sz w:val="18"/>
-                <w:szCs w:val="18"/>
-              </w:rPr>
-              <w:t xml:space="preserve">   </w:t>
-            </w:r>
-            <w:r>
-              <w:rPr>
-                <w:sz w:val="18"/>
-                <w:szCs w:val="18"/>
-              </w:rPr>
-              <w:t>end_ts = datetime.fromisoformat(end_doc["timestamp"].replace("Z", "+00:00"))</w:t>
+              <w:t>start_iso = start_ts.isoformat().replace("+00:00", "Z")</w:t>
             </w:r>
           </w:p>
           <w:p>
@@ -2093,7 +2029,7 @@
                 <w:sz w:val="18"/>
                 <w:szCs w:val="18"/>
               </w:rPr>
-              <w:t>start_iso = start_ts.isoformat().replace("+00:00", "Z")</w:t>
+              <w:t>end_iso   = end_ts.isoformat().replace("+00:00", "Z")</w:t>
             </w:r>
           </w:p>
           <w:p>
@@ -2116,52 +2052,7 @@
                 <w:sz w:val="18"/>
                 <w:szCs w:val="18"/>
               </w:rPr>
-              <w:t>end_iso   = end_ts.isoformat().replace("+00:00", "Z")</w:t>
-            </w:r>
-          </w:p>
-          <w:p>
-            <w:pPr>
-              <w:rPr>
-                <w:sz w:val="18"/>
-                <w:szCs w:val="18"/>
-              </w:rPr>
-            </w:pPr>
-            <w:r>
-              <w:rPr>
-                <w:rFonts w:hint="eastAsia"/>
-                <w:sz w:val="18"/>
-                <w:szCs w:val="18"/>
-              </w:rPr>
-              <w:t xml:space="preserve">    </w:t>
-            </w:r>
-            <w:r>
-              <w:rPr>
-                <w:sz w:val="18"/>
-                <w:szCs w:val="18"/>
-              </w:rPr>
               <w:t>count_targets = coll.count_documents({</w:t>
-            </w:r>
-          </w:p>
-          <w:p>
-            <w:pPr>
-              <w:rPr>
-                <w:sz w:val="18"/>
-                <w:szCs w:val="18"/>
-              </w:rPr>
-            </w:pPr>
-            <w:r>
-              <w:rPr>
-                <w:sz w:val="18"/>
-                <w:szCs w:val="18"/>
-              </w:rPr>
-              <w:t xml:space="preserve">        </w:t>
-            </w:r>
-            <w:r>
-              <w:rPr>
-                <w:sz w:val="18"/>
-                <w:szCs w:val="18"/>
-              </w:rPr>
-              <w:t>"version": "Version [3.59] - 11/14/2025",</w:t>
             </w:r>
           </w:p>
           <w:p>
@@ -2662,37 +2553,37 @@
                 <w:sz w:val="18"/>
                 <w:szCs w:val="18"/>
               </w:rPr>
+              <w:t xml:space="preserve">    "DialogueNodeEvent:18:234", "DialogueNodeEvent:28:193", "DialogueNodeEvent:59:193",</w:t>
+            </w:r>
+          </w:p>
+          <w:p>
+            <w:pPr>
+              <w:rPr>
+                <w:sz w:val="18"/>
+                <w:szCs w:val="18"/>
+              </w:rPr>
+            </w:pPr>
+            <w:r>
+              <w:rPr>
+                <w:sz w:val="18"/>
+                <w:szCs w:val="18"/>
+              </w:rPr>
+              <w:t xml:space="preserve">    "DialogueNodeEvent:18:235", "DialogueNodeEvent:28:194", "DialogueNodeEvent:59:194",</w:t>
+            </w:r>
+          </w:p>
+          <w:p>
+            <w:pPr>
+              <w:rPr>
+                <w:sz w:val="18"/>
+                <w:szCs w:val="18"/>
+              </w:rPr>
+            </w:pPr>
+            <w:r>
+              <w:rPr>
+                <w:sz w:val="18"/>
+                <w:szCs w:val="18"/>
+              </w:rPr>
               <w:lastRenderedPageBreak/>
-              <w:t xml:space="preserve">    "DialogueNodeEvent:18:234", "DialogueNodeEvent:28:193", "DialogueNodeEvent:59:193",</w:t>
-            </w:r>
-          </w:p>
-          <w:p>
-            <w:pPr>
-              <w:rPr>
-                <w:sz w:val="18"/>
-                <w:szCs w:val="18"/>
-              </w:rPr>
-            </w:pPr>
-            <w:r>
-              <w:rPr>
-                <w:sz w:val="18"/>
-                <w:szCs w:val="18"/>
-              </w:rPr>
-              <w:t xml:space="preserve">    "DialogueNodeEvent:18:235", "DialogueNodeEvent:28:194", "DialogueNodeEvent:59:194",</w:t>
-            </w:r>
-          </w:p>
-          <w:p>
-            <w:pPr>
-              <w:rPr>
-                <w:sz w:val="18"/>
-                <w:szCs w:val="18"/>
-              </w:rPr>
-            </w:pPr>
-            <w:r>
-              <w:rPr>
-                <w:sz w:val="18"/>
-                <w:szCs w:val="18"/>
-              </w:rPr>
               <w:t xml:space="preserve">    "DialogueNodeEvent:18:236", "DialogueNodeEvent:18:237", "DialogueNodeEvent:28:190", "DialogueNodeEvent:59:190"</w:t>
             </w:r>
           </w:p>
@@ -2783,21 +2674,6 @@
                 <w:sz w:val="18"/>
                 <w:szCs w:val="18"/>
               </w:rPr>
-              <w:t xml:space="preserve">            "version": "Version [3.59] - 11/14/2025",</w:t>
-            </w:r>
-          </w:p>
-          <w:p>
-            <w:pPr>
-              <w:rPr>
-                <w:sz w:val="18"/>
-                <w:szCs w:val="18"/>
-              </w:rPr>
-            </w:pPr>
-            <w:r>
-              <w:rPr>
-                <w:sz w:val="18"/>
-                <w:szCs w:val="18"/>
-              </w:rPr>
               <w:t xml:space="preserve">            "playerId": pid,</w:t>
             </w:r>
           </w:p>
@@ -2948,21 +2824,6 @@
                 <w:sz w:val="18"/>
                 <w:szCs w:val="18"/>
               </w:rPr>
-              <w:t xml:space="preserve">            "version": "Version [3.59] - 11/14/2025",</w:t>
-            </w:r>
-          </w:p>
-          <w:p>
-            <w:pPr>
-              <w:rPr>
-                <w:sz w:val="18"/>
-                <w:szCs w:val="18"/>
-              </w:rPr>
-            </w:pPr>
-            <w:r>
-              <w:rPr>
-                <w:sz w:val="18"/>
-                <w:szCs w:val="18"/>
-              </w:rPr>
               <w:t xml:space="preserve">            "playerId": pid,</w:t>
             </w:r>
           </w:p>
@@ -3141,28 +3002,6 @@
                 <w:szCs w:val="18"/>
               </w:rPr>
               <w:t>count_targets = coll.count_documents({</w:t>
-            </w:r>
-          </w:p>
-          <w:p>
-            <w:pPr>
-              <w:rPr>
-                <w:sz w:val="18"/>
-                <w:szCs w:val="18"/>
-              </w:rPr>
-            </w:pPr>
-            <w:r>
-              <w:rPr>
-                <w:sz w:val="18"/>
-                <w:szCs w:val="18"/>
-              </w:rPr>
-              <w:t xml:space="preserve">        </w:t>
-            </w:r>
-            <w:r>
-              <w:rPr>
-                <w:sz w:val="18"/>
-                <w:szCs w:val="18"/>
-              </w:rPr>
-              <w:t>"version": "Version [3.59] - 11/14/2025",</w:t>
             </w:r>
           </w:p>
           <w:p>
@@ -3462,15 +3301,7 @@
                 <w:sz w:val="18"/>
                 <w:szCs w:val="18"/>
               </w:rPr>
-              <w:t xml:space="preserve">(Relate watershed </w:t>
-            </w:r>
-            <w:r>
-              <w:rPr>
-                <w:sz w:val="18"/>
-                <w:szCs w:val="18"/>
-              </w:rPr>
-              <w:lastRenderedPageBreak/>
-              <w:t>size to flow rate through main river)</w:t>
+              <w:t>(Relate watershed size to flow rate through main river)</w:t>
             </w:r>
           </w:p>
         </w:tc>
@@ -3490,7 +3321,13 @@
                 <w:sz w:val="18"/>
                 <w:szCs w:val="18"/>
               </w:rPr>
-              <w:lastRenderedPageBreak/>
+              <w:t>“</w:t>
+            </w:r>
+            <w:r>
+              <w:rPr>
+                <w:sz w:val="18"/>
+                <w:szCs w:val="18"/>
+              </w:rPr>
               <w:t>DialogueNodeEvent:23:17"</w:t>
             </w:r>
           </w:p>
@@ -3594,54 +3431,153 @@
                 <w:sz w:val="18"/>
                 <w:szCs w:val="18"/>
               </w:rPr>
+              <w:t xml:space="preserve">    " DialogueNodeEvent:74:22"</w:t>
+            </w:r>
+          </w:p>
+          <w:p>
+            <w:pPr>
+              <w:rPr>
+                <w:sz w:val="18"/>
+                <w:szCs w:val="18"/>
+              </w:rPr>
+            </w:pPr>
+            <w:r>
+              <w:rPr>
+                <w:sz w:val="18"/>
+                <w:szCs w:val="18"/>
+              </w:rPr>
+              <w:t>]</w:t>
+            </w:r>
+          </w:p>
+          <w:p>
+            <w:pPr>
+              <w:rPr>
+                <w:sz w:val="18"/>
+                <w:szCs w:val="18"/>
+              </w:rPr>
+            </w:pPr>
+          </w:p>
+          <w:p>
+            <w:pPr>
+              <w:rPr>
+                <w:sz w:val="18"/>
+                <w:szCs w:val="18"/>
+              </w:rPr>
+            </w:pPr>
+            <w:r>
+              <w:rPr>
+                <w:sz w:val="18"/>
+                <w:szCs w:val="18"/>
+              </w:rPr>
+              <w:t>If has eventKey</w:t>
+            </w:r>
+            <w:r>
+              <w:rPr>
+                <w:rFonts w:hint="eastAsia"/>
+                <w:sz w:val="18"/>
+                <w:szCs w:val="18"/>
+              </w:rPr>
+              <w:t>:</w:t>
+            </w:r>
+          </w:p>
+          <w:p>
+            <w:pPr>
+              <w:rPr>
+                <w:sz w:val="18"/>
+                <w:szCs w:val="18"/>
+              </w:rPr>
+            </w:pPr>
+            <w:r>
+              <w:rPr>
+                <w:rFonts w:hint="eastAsia"/>
+                <w:sz w:val="18"/>
+                <w:szCs w:val="18"/>
+              </w:rPr>
+              <w:t xml:space="preserve">    </w:t>
+            </w:r>
+            <w:r>
+              <w:rPr>
+                <w:sz w:val="18"/>
+                <w:szCs w:val="18"/>
+              </w:rPr>
+              <w:t>has_74_21 = coll.find_one(</w:t>
+            </w:r>
+          </w:p>
+          <w:p>
+            <w:pPr>
+              <w:rPr>
+                <w:sz w:val="18"/>
+                <w:szCs w:val="18"/>
+              </w:rPr>
+            </w:pPr>
+            <w:r>
+              <w:rPr>
+                <w:sz w:val="18"/>
+                <w:szCs w:val="18"/>
+              </w:rPr>
+              <w:t xml:space="preserve">        {</w:t>
+            </w:r>
+          </w:p>
+          <w:p>
+            <w:pPr>
+              <w:rPr>
+                <w:sz w:val="18"/>
+                <w:szCs w:val="18"/>
+              </w:rPr>
+            </w:pPr>
+            <w:r>
+              <w:rPr>
+                <w:sz w:val="18"/>
+                <w:szCs w:val="18"/>
+              </w:rPr>
+              <w:t xml:space="preserve">            "playerId": pid,</w:t>
+            </w:r>
+          </w:p>
+          <w:p>
+            <w:pPr>
+              <w:rPr>
+                <w:sz w:val="18"/>
+                <w:szCs w:val="18"/>
+              </w:rPr>
+            </w:pPr>
+            <w:r>
+              <w:rPr>
+                <w:sz w:val="18"/>
+                <w:szCs w:val="18"/>
+              </w:rPr>
+              <w:t xml:space="preserve">            "eventKey": success_key</w:t>
+            </w:r>
+          </w:p>
+          <w:p>
+            <w:pPr>
+              <w:rPr>
+                <w:sz w:val="18"/>
+                <w:szCs w:val="18"/>
+              </w:rPr>
+            </w:pPr>
+            <w:r>
+              <w:rPr>
+                <w:sz w:val="18"/>
+                <w:szCs w:val="18"/>
+              </w:rPr>
+              <w:t xml:space="preserve">        }</w:t>
+            </w:r>
+          </w:p>
+          <w:p>
+            <w:pPr>
+              <w:ind w:firstLine="180"/>
+              <w:rPr>
+                <w:sz w:val="18"/>
+                <w:szCs w:val="18"/>
+              </w:rPr>
+            </w:pPr>
+            <w:r>
+              <w:rPr>
+                <w:sz w:val="18"/>
+                <w:szCs w:val="18"/>
+              </w:rPr>
               <w:lastRenderedPageBreak/>
-              <w:t xml:space="preserve">    " DialogueNodeEvent:74:22"</w:t>
-            </w:r>
-          </w:p>
-          <w:p>
-            <w:pPr>
-              <w:rPr>
-                <w:sz w:val="18"/>
-                <w:szCs w:val="18"/>
-              </w:rPr>
-            </w:pPr>
-            <w:r>
-              <w:rPr>
-                <w:sz w:val="18"/>
-                <w:szCs w:val="18"/>
-              </w:rPr>
-              <w:t>]</w:t>
-            </w:r>
-          </w:p>
-          <w:p>
-            <w:pPr>
-              <w:rPr>
-                <w:sz w:val="18"/>
-                <w:szCs w:val="18"/>
-              </w:rPr>
-            </w:pPr>
-          </w:p>
-          <w:p>
-            <w:pPr>
-              <w:rPr>
-                <w:sz w:val="18"/>
-                <w:szCs w:val="18"/>
-              </w:rPr>
-            </w:pPr>
-            <w:r>
-              <w:rPr>
-                <w:sz w:val="18"/>
-                <w:szCs w:val="18"/>
-              </w:rPr>
-              <w:t>If has eventKey</w:t>
-            </w:r>
-            <w:r>
-              <w:rPr>
-                <w:rFonts w:hint="eastAsia"/>
-                <w:sz w:val="18"/>
-                <w:szCs w:val="18"/>
-              </w:rPr>
-              <w:t>:</w:t>
+              <w:t>) is not None</w:t>
             </w:r>
           </w:p>
           <w:p>
@@ -3664,7 +3600,7 @@
                 <w:sz w:val="18"/>
                 <w:szCs w:val="18"/>
               </w:rPr>
-              <w:t>has_74_21 = coll.find_one(</w:t>
+              <w:t>has_bad_feedback = coll.find_one(</w:t>
             </w:r>
           </w:p>
           <w:p>
@@ -3680,135 +3616,6 @@
                 <w:szCs w:val="18"/>
               </w:rPr>
               <w:t xml:space="preserve">        {</w:t>
-            </w:r>
-          </w:p>
-          <w:p>
-            <w:pPr>
-              <w:rPr>
-                <w:sz w:val="18"/>
-                <w:szCs w:val="18"/>
-              </w:rPr>
-            </w:pPr>
-            <w:r>
-              <w:rPr>
-                <w:sz w:val="18"/>
-                <w:szCs w:val="18"/>
-              </w:rPr>
-              <w:t xml:space="preserve">            "version": "Version [3.59] - 11/14/2025",</w:t>
-            </w:r>
-          </w:p>
-          <w:p>
-            <w:pPr>
-              <w:rPr>
-                <w:sz w:val="18"/>
-                <w:szCs w:val="18"/>
-              </w:rPr>
-            </w:pPr>
-            <w:r>
-              <w:rPr>
-                <w:sz w:val="18"/>
-                <w:szCs w:val="18"/>
-              </w:rPr>
-              <w:t xml:space="preserve">            "playerId": pid,</w:t>
-            </w:r>
-          </w:p>
-          <w:p>
-            <w:pPr>
-              <w:rPr>
-                <w:sz w:val="18"/>
-                <w:szCs w:val="18"/>
-              </w:rPr>
-            </w:pPr>
-            <w:r>
-              <w:rPr>
-                <w:sz w:val="18"/>
-                <w:szCs w:val="18"/>
-              </w:rPr>
-              <w:t xml:space="preserve">            "eventKey": success_key</w:t>
-            </w:r>
-          </w:p>
-          <w:p>
-            <w:pPr>
-              <w:rPr>
-                <w:sz w:val="18"/>
-                <w:szCs w:val="18"/>
-              </w:rPr>
-            </w:pPr>
-            <w:r>
-              <w:rPr>
-                <w:sz w:val="18"/>
-                <w:szCs w:val="18"/>
-              </w:rPr>
-              <w:t xml:space="preserve">        }</w:t>
-            </w:r>
-          </w:p>
-          <w:p>
-            <w:pPr>
-              <w:ind w:firstLine="180"/>
-              <w:rPr>
-                <w:sz w:val="18"/>
-                <w:szCs w:val="18"/>
-              </w:rPr>
-            </w:pPr>
-            <w:r>
-              <w:rPr>
-                <w:sz w:val="18"/>
-                <w:szCs w:val="18"/>
-              </w:rPr>
-              <w:t>) is not None</w:t>
-            </w:r>
-          </w:p>
-          <w:p>
-            <w:pPr>
-              <w:rPr>
-                <w:sz w:val="18"/>
-                <w:szCs w:val="18"/>
-              </w:rPr>
-            </w:pPr>
-            <w:r>
-              <w:rPr>
-                <w:rFonts w:hint="eastAsia"/>
-                <w:sz w:val="18"/>
-                <w:szCs w:val="18"/>
-              </w:rPr>
-              <w:t xml:space="preserve">    </w:t>
-            </w:r>
-            <w:r>
-              <w:rPr>
-                <w:sz w:val="18"/>
-                <w:szCs w:val="18"/>
-              </w:rPr>
-              <w:t>has_bad_feedback = coll.find_one(</w:t>
-            </w:r>
-          </w:p>
-          <w:p>
-            <w:pPr>
-              <w:rPr>
-                <w:sz w:val="18"/>
-                <w:szCs w:val="18"/>
-              </w:rPr>
-            </w:pPr>
-            <w:r>
-              <w:rPr>
-                <w:sz w:val="18"/>
-                <w:szCs w:val="18"/>
-              </w:rPr>
-              <w:t xml:space="preserve">        {</w:t>
-            </w:r>
-          </w:p>
-          <w:p>
-            <w:pPr>
-              <w:rPr>
-                <w:sz w:val="18"/>
-                <w:szCs w:val="18"/>
-              </w:rPr>
-            </w:pPr>
-            <w:r>
-              <w:rPr>
-                <w:sz w:val="18"/>
-                <w:szCs w:val="18"/>
-              </w:rPr>
-              <w:t xml:space="preserve">            "version": "Version [3.59] - 11/14/2025",</w:t>
             </w:r>
           </w:p>
           <w:p>
@@ -4100,137 +3907,1014 @@
           </w:p>
           <w:p>
             <w:pPr>
-              <w:rPr>
-                <w:sz w:val="18"/>
-                <w:szCs w:val="18"/>
-              </w:rPr>
-            </w:pPr>
-            <w:r>
-              <w:rPr>
-                <w:sz w:val="18"/>
-                <w:szCs w:val="18"/>
-              </w:rPr>
-              <w:t xml:space="preserve">    "DialogueNodeEvent:23:140", "DialogueNodeEvent:23:142", "DialogueNodeEvent:23:143",</w:t>
-            </w:r>
-          </w:p>
-          <w:p>
-            <w:pPr>
-              <w:rPr>
-                <w:sz w:val="18"/>
-                <w:szCs w:val="18"/>
-              </w:rPr>
-            </w:pPr>
-            <w:r>
-              <w:rPr>
-                <w:sz w:val="18"/>
-                <w:szCs w:val="18"/>
-              </w:rPr>
-              <w:t xml:space="preserve">    "DialogueNodeEvent:23:146", "DialogueNodeEvent:23:147", "DialogueNodeEvent:23:148",</w:t>
-            </w:r>
-          </w:p>
-          <w:p>
-            <w:pPr>
-              <w:rPr>
-                <w:sz w:val="18"/>
-                <w:szCs w:val="18"/>
-              </w:rPr>
-            </w:pPr>
-            <w:r>
-              <w:rPr>
-                <w:sz w:val="18"/>
-                <w:szCs w:val="18"/>
-              </w:rPr>
-              <w:t xml:space="preserve">    "DialogueNodeEvent:23:165", "DialogueNodeEvent:23:166", "DialogueNodeEvent:23:167",</w:t>
-            </w:r>
-          </w:p>
-          <w:p>
-            <w:pPr>
-              <w:rPr>
-                <w:sz w:val="18"/>
-                <w:szCs w:val="18"/>
-              </w:rPr>
-            </w:pPr>
-            <w:r>
-              <w:rPr>
-                <w:sz w:val="18"/>
-                <w:szCs w:val="18"/>
-              </w:rPr>
-              <w:t xml:space="preserve">    "DialogueNodeEvent:23:168", "DialogueNodeEvent:23:169", "DialogueNodeEvent:23:170",</w:t>
-            </w:r>
-          </w:p>
-          <w:p>
-            <w:pPr>
-              <w:rPr>
-                <w:sz w:val="18"/>
-                <w:szCs w:val="18"/>
-              </w:rPr>
-            </w:pPr>
-            <w:r>
-              <w:rPr>
-                <w:sz w:val="18"/>
-                <w:szCs w:val="18"/>
-              </w:rPr>
-              <w:t xml:space="preserve">    "DialogueNodeEvent:23:172", "DialogueNodeEvent:23:173", "DialogueNodeEvent:23:174",</w:t>
-            </w:r>
-          </w:p>
-          <w:p>
-            <w:pPr>
-              <w:rPr>
-                <w:sz w:val="18"/>
-                <w:szCs w:val="18"/>
-              </w:rPr>
-            </w:pPr>
-            <w:r>
-              <w:rPr>
-                <w:sz w:val="18"/>
-                <w:szCs w:val="18"/>
-              </w:rPr>
-              <w:t xml:space="preserve">    "DialogueNodeEvent:23:175", "DialogueNodeEvent:23:177", "DialogueNodeEvent:23:178",</w:t>
-            </w:r>
-          </w:p>
-          <w:p>
-            <w:pPr>
-              <w:rPr>
-                <w:sz w:val="18"/>
-                <w:szCs w:val="18"/>
-              </w:rPr>
-            </w:pPr>
-            <w:r>
-              <w:rPr>
-                <w:sz w:val="18"/>
-                <w:szCs w:val="18"/>
-              </w:rPr>
-              <w:t xml:space="preserve">    "DialogueNodeEvent:23:179", "DialogueNodeEvent:23:180", "DialogueNodeEvent:23:181",</w:t>
-            </w:r>
-          </w:p>
-          <w:p>
-            <w:pPr>
-              <w:rPr>
-                <w:sz w:val="18"/>
-                <w:szCs w:val="18"/>
-              </w:rPr>
-            </w:pPr>
-            <w:r>
-              <w:rPr>
-                <w:sz w:val="18"/>
-                <w:szCs w:val="18"/>
-              </w:rPr>
-              <w:t xml:space="preserve">    "DialogueNodeEvent:23:182", "DialogueNodeEvent:23:183", "DialogueNodeEvent:23:184",</w:t>
-            </w:r>
-          </w:p>
-          <w:p>
-            <w:pPr>
-              <w:rPr>
-                <w:sz w:val="18"/>
-                <w:szCs w:val="18"/>
-              </w:rPr>
-            </w:pPr>
-            <w:r>
-              <w:rPr>
-                <w:sz w:val="18"/>
-                <w:szCs w:val="18"/>
-              </w:rPr>
-              <w:t xml:space="preserve">    "DialogueNodeEvent:23:185", "DialogueNodeEvent:23:186"</w:t>
+              <w:ind w:firstLine="150"/>
+              <w:rPr>
+                <w:sz w:val="18"/>
+                <w:szCs w:val="18"/>
+              </w:rPr>
+            </w:pPr>
+            <w:r>
+              <w:rPr>
+                <w:sz w:val="18"/>
+                <w:szCs w:val="18"/>
+              </w:rPr>
+              <w:t>"DialogueNodeEvent:2</w:t>
+            </w:r>
+            <w:r>
+              <w:rPr>
+                <w:rFonts w:hint="eastAsia"/>
+                <w:sz w:val="18"/>
+                <w:szCs w:val="18"/>
+              </w:rPr>
+              <w:t>6</w:t>
+            </w:r>
+            <w:r>
+              <w:rPr>
+                <w:sz w:val="18"/>
+                <w:szCs w:val="18"/>
+              </w:rPr>
+              <w:t>:1</w:t>
+            </w:r>
+            <w:r>
+              <w:rPr>
+                <w:rFonts w:hint="eastAsia"/>
+                <w:sz w:val="18"/>
+                <w:szCs w:val="18"/>
+              </w:rPr>
+              <w:t>65</w:t>
+            </w:r>
+            <w:r>
+              <w:rPr>
+                <w:sz w:val="18"/>
+                <w:szCs w:val="18"/>
+              </w:rPr>
+              <w:t xml:space="preserve">", </w:t>
+            </w:r>
+          </w:p>
+          <w:p>
+            <w:pPr>
+              <w:ind w:firstLine="150"/>
+              <w:rPr>
+                <w:sz w:val="18"/>
+                <w:szCs w:val="18"/>
+              </w:rPr>
+            </w:pPr>
+            <w:r>
+              <w:rPr>
+                <w:sz w:val="18"/>
+                <w:szCs w:val="18"/>
+              </w:rPr>
+              <w:t>"DialogueNodeEvent:2</w:t>
+            </w:r>
+            <w:r>
+              <w:rPr>
+                <w:rFonts w:hint="eastAsia"/>
+                <w:sz w:val="18"/>
+                <w:szCs w:val="18"/>
+              </w:rPr>
+              <w:t>6</w:t>
+            </w:r>
+            <w:r>
+              <w:rPr>
+                <w:sz w:val="18"/>
+                <w:szCs w:val="18"/>
+              </w:rPr>
+              <w:t>:1</w:t>
+            </w:r>
+            <w:r>
+              <w:rPr>
+                <w:rFonts w:hint="eastAsia"/>
+                <w:sz w:val="18"/>
+                <w:szCs w:val="18"/>
+              </w:rPr>
+              <w:t>66</w:t>
+            </w:r>
+            <w:r>
+              <w:rPr>
+                <w:sz w:val="18"/>
+                <w:szCs w:val="18"/>
+              </w:rPr>
+              <w:t>",</w:t>
+            </w:r>
+          </w:p>
+          <w:p>
+            <w:pPr>
+              <w:ind w:firstLine="150"/>
+              <w:rPr>
+                <w:sz w:val="18"/>
+                <w:szCs w:val="18"/>
+              </w:rPr>
+            </w:pPr>
+            <w:r>
+              <w:rPr>
+                <w:sz w:val="18"/>
+                <w:szCs w:val="18"/>
+              </w:rPr>
+              <w:t>"DialogueNodeEvent:2</w:t>
+            </w:r>
+            <w:r>
+              <w:rPr>
+                <w:rFonts w:hint="eastAsia"/>
+                <w:sz w:val="18"/>
+                <w:szCs w:val="18"/>
+              </w:rPr>
+              <w:t>6</w:t>
+            </w:r>
+            <w:r>
+              <w:rPr>
+                <w:sz w:val="18"/>
+                <w:szCs w:val="18"/>
+              </w:rPr>
+              <w:t>:1</w:t>
+            </w:r>
+            <w:r>
+              <w:rPr>
+                <w:rFonts w:hint="eastAsia"/>
+                <w:sz w:val="18"/>
+                <w:szCs w:val="18"/>
+              </w:rPr>
+              <w:t>67</w:t>
+            </w:r>
+            <w:r>
+              <w:rPr>
+                <w:sz w:val="18"/>
+                <w:szCs w:val="18"/>
+              </w:rPr>
+              <w:t>",</w:t>
+            </w:r>
+          </w:p>
+          <w:p>
+            <w:pPr>
+              <w:ind w:firstLine="150"/>
+              <w:rPr>
+                <w:sz w:val="18"/>
+                <w:szCs w:val="18"/>
+              </w:rPr>
+            </w:pPr>
+            <w:r>
+              <w:rPr>
+                <w:sz w:val="18"/>
+                <w:szCs w:val="18"/>
+              </w:rPr>
+              <w:t>"DialogueNodeEvent:2</w:t>
+            </w:r>
+            <w:r>
+              <w:rPr>
+                <w:rFonts w:hint="eastAsia"/>
+                <w:sz w:val="18"/>
+                <w:szCs w:val="18"/>
+              </w:rPr>
+              <w:t>6</w:t>
+            </w:r>
+            <w:r>
+              <w:rPr>
+                <w:sz w:val="18"/>
+                <w:szCs w:val="18"/>
+              </w:rPr>
+              <w:t>:1</w:t>
+            </w:r>
+            <w:r>
+              <w:rPr>
+                <w:rFonts w:hint="eastAsia"/>
+                <w:sz w:val="18"/>
+                <w:szCs w:val="18"/>
+              </w:rPr>
+              <w:t>68</w:t>
+            </w:r>
+            <w:r>
+              <w:rPr>
+                <w:sz w:val="18"/>
+                <w:szCs w:val="18"/>
+              </w:rPr>
+              <w:t>",</w:t>
+            </w:r>
+          </w:p>
+          <w:p>
+            <w:pPr>
+              <w:ind w:firstLine="150"/>
+              <w:rPr>
+                <w:sz w:val="18"/>
+                <w:szCs w:val="18"/>
+              </w:rPr>
+            </w:pPr>
+            <w:r>
+              <w:rPr>
+                <w:sz w:val="18"/>
+                <w:szCs w:val="18"/>
+              </w:rPr>
+              <w:t>"DialogueNodeEvent:2</w:t>
+            </w:r>
+            <w:r>
+              <w:rPr>
+                <w:rFonts w:hint="eastAsia"/>
+                <w:sz w:val="18"/>
+                <w:szCs w:val="18"/>
+              </w:rPr>
+              <w:t>6</w:t>
+            </w:r>
+            <w:r>
+              <w:rPr>
+                <w:sz w:val="18"/>
+                <w:szCs w:val="18"/>
+              </w:rPr>
+              <w:t>:1</w:t>
+            </w:r>
+            <w:r>
+              <w:rPr>
+                <w:rFonts w:hint="eastAsia"/>
+                <w:sz w:val="18"/>
+                <w:szCs w:val="18"/>
+              </w:rPr>
+              <w:t>69</w:t>
+            </w:r>
+            <w:r>
+              <w:rPr>
+                <w:sz w:val="18"/>
+                <w:szCs w:val="18"/>
+              </w:rPr>
+              <w:t>",</w:t>
+            </w:r>
+          </w:p>
+          <w:p>
+            <w:pPr>
+              <w:ind w:firstLine="150"/>
+              <w:rPr>
+                <w:sz w:val="18"/>
+                <w:szCs w:val="18"/>
+              </w:rPr>
+            </w:pPr>
+            <w:r>
+              <w:rPr>
+                <w:sz w:val="18"/>
+                <w:szCs w:val="18"/>
+              </w:rPr>
+              <w:t>"DialogueNodeEvent:2</w:t>
+            </w:r>
+            <w:r>
+              <w:rPr>
+                <w:rFonts w:hint="eastAsia"/>
+                <w:sz w:val="18"/>
+                <w:szCs w:val="18"/>
+              </w:rPr>
+              <w:t>6</w:t>
+            </w:r>
+            <w:r>
+              <w:rPr>
+                <w:sz w:val="18"/>
+                <w:szCs w:val="18"/>
+              </w:rPr>
+              <w:t>:1</w:t>
+            </w:r>
+            <w:r>
+              <w:rPr>
+                <w:rFonts w:hint="eastAsia"/>
+                <w:sz w:val="18"/>
+                <w:szCs w:val="18"/>
+              </w:rPr>
+              <w:t>70</w:t>
+            </w:r>
+            <w:r>
+              <w:rPr>
+                <w:sz w:val="18"/>
+                <w:szCs w:val="18"/>
+              </w:rPr>
+              <w:t>",</w:t>
+            </w:r>
+          </w:p>
+          <w:p>
+            <w:pPr>
+              <w:ind w:firstLine="150"/>
+              <w:rPr>
+                <w:sz w:val="18"/>
+                <w:szCs w:val="18"/>
+              </w:rPr>
+            </w:pPr>
+            <w:r>
+              <w:rPr>
+                <w:sz w:val="18"/>
+                <w:szCs w:val="18"/>
+              </w:rPr>
+              <w:t>"DialogueNodeEvent:2</w:t>
+            </w:r>
+            <w:r>
+              <w:rPr>
+                <w:rFonts w:hint="eastAsia"/>
+                <w:sz w:val="18"/>
+                <w:szCs w:val="18"/>
+              </w:rPr>
+              <w:t>6</w:t>
+            </w:r>
+            <w:r>
+              <w:rPr>
+                <w:sz w:val="18"/>
+                <w:szCs w:val="18"/>
+              </w:rPr>
+              <w:t>:1</w:t>
+            </w:r>
+            <w:r>
+              <w:rPr>
+                <w:rFonts w:hint="eastAsia"/>
+                <w:sz w:val="18"/>
+                <w:szCs w:val="18"/>
+              </w:rPr>
+              <w:t>71</w:t>
+            </w:r>
+            <w:r>
+              <w:rPr>
+                <w:sz w:val="18"/>
+                <w:szCs w:val="18"/>
+              </w:rPr>
+              <w:t>",</w:t>
+            </w:r>
+          </w:p>
+          <w:p>
+            <w:pPr>
+              <w:ind w:firstLine="150"/>
+              <w:rPr>
+                <w:sz w:val="18"/>
+                <w:szCs w:val="18"/>
+              </w:rPr>
+            </w:pPr>
+            <w:r>
+              <w:rPr>
+                <w:sz w:val="18"/>
+                <w:szCs w:val="18"/>
+              </w:rPr>
+              <w:t>"DialogueNodeEvent:2</w:t>
+            </w:r>
+            <w:r>
+              <w:rPr>
+                <w:rFonts w:hint="eastAsia"/>
+                <w:sz w:val="18"/>
+                <w:szCs w:val="18"/>
+              </w:rPr>
+              <w:t>6</w:t>
+            </w:r>
+            <w:r>
+              <w:rPr>
+                <w:sz w:val="18"/>
+                <w:szCs w:val="18"/>
+              </w:rPr>
+              <w:t>:1</w:t>
+            </w:r>
+            <w:r>
+              <w:rPr>
+                <w:rFonts w:hint="eastAsia"/>
+                <w:sz w:val="18"/>
+                <w:szCs w:val="18"/>
+              </w:rPr>
+              <w:t>72</w:t>
+            </w:r>
+            <w:r>
+              <w:rPr>
+                <w:sz w:val="18"/>
+                <w:szCs w:val="18"/>
+              </w:rPr>
+              <w:t>",</w:t>
+            </w:r>
+          </w:p>
+          <w:p>
+            <w:pPr>
+              <w:ind w:firstLine="150"/>
+              <w:rPr>
+                <w:sz w:val="18"/>
+                <w:szCs w:val="18"/>
+              </w:rPr>
+            </w:pPr>
+            <w:r>
+              <w:rPr>
+                <w:sz w:val="18"/>
+                <w:szCs w:val="18"/>
+              </w:rPr>
+              <w:t>"DialogueNodeEvent:2</w:t>
+            </w:r>
+            <w:r>
+              <w:rPr>
+                <w:rFonts w:hint="eastAsia"/>
+                <w:sz w:val="18"/>
+                <w:szCs w:val="18"/>
+              </w:rPr>
+              <w:t>6</w:t>
+            </w:r>
+            <w:r>
+              <w:rPr>
+                <w:sz w:val="18"/>
+                <w:szCs w:val="18"/>
+              </w:rPr>
+              <w:t>:1</w:t>
+            </w:r>
+            <w:r>
+              <w:rPr>
+                <w:rFonts w:hint="eastAsia"/>
+                <w:sz w:val="18"/>
+                <w:szCs w:val="18"/>
+              </w:rPr>
+              <w:t>73</w:t>
+            </w:r>
+            <w:r>
+              <w:rPr>
+                <w:sz w:val="18"/>
+                <w:szCs w:val="18"/>
+              </w:rPr>
+              <w:t>",</w:t>
+            </w:r>
+          </w:p>
+          <w:p>
+            <w:pPr>
+              <w:ind w:firstLine="150"/>
+              <w:rPr>
+                <w:sz w:val="18"/>
+                <w:szCs w:val="18"/>
+              </w:rPr>
+            </w:pPr>
+            <w:r>
+              <w:rPr>
+                <w:sz w:val="18"/>
+                <w:szCs w:val="18"/>
+              </w:rPr>
+              <w:t>"DialogueNodeEvent:2</w:t>
+            </w:r>
+            <w:r>
+              <w:rPr>
+                <w:rFonts w:hint="eastAsia"/>
+                <w:sz w:val="18"/>
+                <w:szCs w:val="18"/>
+              </w:rPr>
+              <w:t>6</w:t>
+            </w:r>
+            <w:r>
+              <w:rPr>
+                <w:sz w:val="18"/>
+                <w:szCs w:val="18"/>
+              </w:rPr>
+              <w:t>:1</w:t>
+            </w:r>
+            <w:r>
+              <w:rPr>
+                <w:rFonts w:hint="eastAsia"/>
+                <w:sz w:val="18"/>
+                <w:szCs w:val="18"/>
+              </w:rPr>
+              <w:t>74</w:t>
+            </w:r>
+            <w:r>
+              <w:rPr>
+                <w:sz w:val="18"/>
+                <w:szCs w:val="18"/>
+              </w:rPr>
+              <w:t>",</w:t>
+            </w:r>
+          </w:p>
+          <w:p>
+            <w:pPr>
+              <w:ind w:firstLine="150"/>
+              <w:rPr>
+                <w:sz w:val="18"/>
+                <w:szCs w:val="18"/>
+              </w:rPr>
+            </w:pPr>
+            <w:r>
+              <w:rPr>
+                <w:sz w:val="18"/>
+                <w:szCs w:val="18"/>
+              </w:rPr>
+              <w:t>"DialogueNodeEvent:2</w:t>
+            </w:r>
+            <w:r>
+              <w:rPr>
+                <w:rFonts w:hint="eastAsia"/>
+                <w:sz w:val="18"/>
+                <w:szCs w:val="18"/>
+              </w:rPr>
+              <w:t>6</w:t>
+            </w:r>
+            <w:r>
+              <w:rPr>
+                <w:sz w:val="18"/>
+                <w:szCs w:val="18"/>
+              </w:rPr>
+              <w:t>:1</w:t>
+            </w:r>
+            <w:r>
+              <w:rPr>
+                <w:rFonts w:hint="eastAsia"/>
+                <w:sz w:val="18"/>
+                <w:szCs w:val="18"/>
+              </w:rPr>
+              <w:t>75</w:t>
+            </w:r>
+            <w:r>
+              <w:rPr>
+                <w:sz w:val="18"/>
+                <w:szCs w:val="18"/>
+              </w:rPr>
+              <w:t>",</w:t>
+            </w:r>
+          </w:p>
+          <w:p>
+            <w:pPr>
+              <w:ind w:firstLine="150"/>
+              <w:rPr>
+                <w:sz w:val="18"/>
+                <w:szCs w:val="18"/>
+              </w:rPr>
+            </w:pPr>
+            <w:r>
+              <w:rPr>
+                <w:sz w:val="18"/>
+                <w:szCs w:val="18"/>
+              </w:rPr>
+              <w:t>"DialogueNodeEvent:2</w:t>
+            </w:r>
+            <w:r>
+              <w:rPr>
+                <w:rFonts w:hint="eastAsia"/>
+                <w:sz w:val="18"/>
+                <w:szCs w:val="18"/>
+              </w:rPr>
+              <w:t>6</w:t>
+            </w:r>
+            <w:r>
+              <w:rPr>
+                <w:sz w:val="18"/>
+                <w:szCs w:val="18"/>
+              </w:rPr>
+              <w:t>:1</w:t>
+            </w:r>
+            <w:r>
+              <w:rPr>
+                <w:rFonts w:hint="eastAsia"/>
+                <w:sz w:val="18"/>
+                <w:szCs w:val="18"/>
+              </w:rPr>
+              <w:t>76</w:t>
+            </w:r>
+            <w:r>
+              <w:rPr>
+                <w:sz w:val="18"/>
+                <w:szCs w:val="18"/>
+              </w:rPr>
+              <w:t>",</w:t>
+            </w:r>
+          </w:p>
+          <w:p>
+            <w:pPr>
+              <w:ind w:firstLine="150"/>
+              <w:rPr>
+                <w:sz w:val="18"/>
+                <w:szCs w:val="18"/>
+              </w:rPr>
+            </w:pPr>
+            <w:r>
+              <w:rPr>
+                <w:sz w:val="18"/>
+                <w:szCs w:val="18"/>
+              </w:rPr>
+              <w:t>"DialogueNodeEvent:2</w:t>
+            </w:r>
+            <w:r>
+              <w:rPr>
+                <w:rFonts w:hint="eastAsia"/>
+                <w:sz w:val="18"/>
+                <w:szCs w:val="18"/>
+              </w:rPr>
+              <w:t>6</w:t>
+            </w:r>
+            <w:r>
+              <w:rPr>
+                <w:sz w:val="18"/>
+                <w:szCs w:val="18"/>
+              </w:rPr>
+              <w:t>:1</w:t>
+            </w:r>
+            <w:r>
+              <w:rPr>
+                <w:rFonts w:hint="eastAsia"/>
+                <w:sz w:val="18"/>
+                <w:szCs w:val="18"/>
+              </w:rPr>
+              <w:t>77</w:t>
+            </w:r>
+            <w:r>
+              <w:rPr>
+                <w:sz w:val="18"/>
+                <w:szCs w:val="18"/>
+              </w:rPr>
+              <w:t>",</w:t>
+            </w:r>
+          </w:p>
+          <w:p>
+            <w:pPr>
+              <w:ind w:firstLine="150"/>
+              <w:rPr>
+                <w:sz w:val="18"/>
+                <w:szCs w:val="18"/>
+              </w:rPr>
+            </w:pPr>
+            <w:r>
+              <w:rPr>
+                <w:sz w:val="18"/>
+                <w:szCs w:val="18"/>
+              </w:rPr>
+              <w:t>"DialogueNodeEvent:2</w:t>
+            </w:r>
+            <w:r>
+              <w:rPr>
+                <w:rFonts w:hint="eastAsia"/>
+                <w:sz w:val="18"/>
+                <w:szCs w:val="18"/>
+              </w:rPr>
+              <w:t>6</w:t>
+            </w:r>
+            <w:r>
+              <w:rPr>
+                <w:sz w:val="18"/>
+                <w:szCs w:val="18"/>
+              </w:rPr>
+              <w:t>:1</w:t>
+            </w:r>
+            <w:r>
+              <w:rPr>
+                <w:rFonts w:hint="eastAsia"/>
+                <w:sz w:val="18"/>
+                <w:szCs w:val="18"/>
+              </w:rPr>
+              <w:t>78</w:t>
+            </w:r>
+            <w:r>
+              <w:rPr>
+                <w:sz w:val="18"/>
+                <w:szCs w:val="18"/>
+              </w:rPr>
+              <w:t>",</w:t>
+            </w:r>
+          </w:p>
+          <w:p>
+            <w:pPr>
+              <w:ind w:firstLine="150"/>
+              <w:rPr>
+                <w:sz w:val="18"/>
+                <w:szCs w:val="18"/>
+              </w:rPr>
+            </w:pPr>
+            <w:r>
+              <w:rPr>
+                <w:sz w:val="18"/>
+                <w:szCs w:val="18"/>
+              </w:rPr>
+              <w:t>"DialogueNodeEvent:2</w:t>
+            </w:r>
+            <w:r>
+              <w:rPr>
+                <w:rFonts w:hint="eastAsia"/>
+                <w:sz w:val="18"/>
+                <w:szCs w:val="18"/>
+              </w:rPr>
+              <w:t>6</w:t>
+            </w:r>
+            <w:r>
+              <w:rPr>
+                <w:sz w:val="18"/>
+                <w:szCs w:val="18"/>
+              </w:rPr>
+              <w:t>:1</w:t>
+            </w:r>
+            <w:r>
+              <w:rPr>
+                <w:rFonts w:hint="eastAsia"/>
+                <w:sz w:val="18"/>
+                <w:szCs w:val="18"/>
+              </w:rPr>
+              <w:t>79</w:t>
+            </w:r>
+            <w:r>
+              <w:rPr>
+                <w:sz w:val="18"/>
+                <w:szCs w:val="18"/>
+              </w:rPr>
+              <w:t>",</w:t>
+            </w:r>
+          </w:p>
+          <w:p>
+            <w:pPr>
+              <w:ind w:firstLine="150"/>
+              <w:rPr>
+                <w:sz w:val="18"/>
+                <w:szCs w:val="18"/>
+              </w:rPr>
+            </w:pPr>
+            <w:r>
+              <w:rPr>
+                <w:sz w:val="18"/>
+                <w:szCs w:val="18"/>
+              </w:rPr>
+              <w:t>"DialogueNodeEvent:2</w:t>
+            </w:r>
+            <w:r>
+              <w:rPr>
+                <w:rFonts w:hint="eastAsia"/>
+                <w:sz w:val="18"/>
+                <w:szCs w:val="18"/>
+              </w:rPr>
+              <w:t>6</w:t>
+            </w:r>
+            <w:r>
+              <w:rPr>
+                <w:sz w:val="18"/>
+                <w:szCs w:val="18"/>
+              </w:rPr>
+              <w:t>:1</w:t>
+            </w:r>
+            <w:r>
+              <w:rPr>
+                <w:rFonts w:hint="eastAsia"/>
+                <w:sz w:val="18"/>
+                <w:szCs w:val="18"/>
+              </w:rPr>
+              <w:t>80</w:t>
+            </w:r>
+            <w:r>
+              <w:rPr>
+                <w:sz w:val="18"/>
+                <w:szCs w:val="18"/>
+              </w:rPr>
+              <w:t>",</w:t>
+            </w:r>
+          </w:p>
+          <w:p>
+            <w:pPr>
+              <w:ind w:firstLine="150"/>
+              <w:rPr>
+                <w:sz w:val="18"/>
+                <w:szCs w:val="18"/>
+              </w:rPr>
+            </w:pPr>
+            <w:r>
+              <w:rPr>
+                <w:sz w:val="18"/>
+                <w:szCs w:val="18"/>
+              </w:rPr>
+              <w:t>"DialogueNodeEvent:2</w:t>
+            </w:r>
+            <w:r>
+              <w:rPr>
+                <w:rFonts w:hint="eastAsia"/>
+                <w:sz w:val="18"/>
+                <w:szCs w:val="18"/>
+              </w:rPr>
+              <w:t>6</w:t>
+            </w:r>
+            <w:r>
+              <w:rPr>
+                <w:sz w:val="18"/>
+                <w:szCs w:val="18"/>
+              </w:rPr>
+              <w:t>:1</w:t>
+            </w:r>
+            <w:r>
+              <w:rPr>
+                <w:rFonts w:hint="eastAsia"/>
+                <w:sz w:val="18"/>
+                <w:szCs w:val="18"/>
+              </w:rPr>
+              <w:t>81</w:t>
+            </w:r>
+            <w:r>
+              <w:rPr>
+                <w:sz w:val="18"/>
+                <w:szCs w:val="18"/>
+              </w:rPr>
+              <w:t>",</w:t>
+            </w:r>
+          </w:p>
+          <w:p>
+            <w:pPr>
+              <w:ind w:firstLine="150"/>
+              <w:rPr>
+                <w:sz w:val="18"/>
+                <w:szCs w:val="18"/>
+              </w:rPr>
+            </w:pPr>
+            <w:r>
+              <w:rPr>
+                <w:sz w:val="18"/>
+                <w:szCs w:val="18"/>
+              </w:rPr>
+              <w:t>"DialogueNodeEvent:2</w:t>
+            </w:r>
+            <w:r>
+              <w:rPr>
+                <w:rFonts w:hint="eastAsia"/>
+                <w:sz w:val="18"/>
+                <w:szCs w:val="18"/>
+              </w:rPr>
+              <w:t>6</w:t>
+            </w:r>
+            <w:r>
+              <w:rPr>
+                <w:sz w:val="18"/>
+                <w:szCs w:val="18"/>
+              </w:rPr>
+              <w:t>:1</w:t>
+            </w:r>
+            <w:r>
+              <w:rPr>
+                <w:rFonts w:hint="eastAsia"/>
+                <w:sz w:val="18"/>
+                <w:szCs w:val="18"/>
+              </w:rPr>
+              <w:t>82</w:t>
+            </w:r>
+            <w:r>
+              <w:rPr>
+                <w:sz w:val="18"/>
+                <w:szCs w:val="18"/>
+              </w:rPr>
+              <w:t>",</w:t>
+            </w:r>
+          </w:p>
+          <w:p>
+            <w:pPr>
+              <w:ind w:firstLine="150"/>
+              <w:rPr>
+                <w:sz w:val="18"/>
+                <w:szCs w:val="18"/>
+              </w:rPr>
+            </w:pPr>
+            <w:r>
+              <w:rPr>
+                <w:sz w:val="18"/>
+                <w:szCs w:val="18"/>
+              </w:rPr>
+              <w:t>"DialogueNodeEvent:2</w:t>
+            </w:r>
+            <w:r>
+              <w:rPr>
+                <w:rFonts w:hint="eastAsia"/>
+                <w:sz w:val="18"/>
+                <w:szCs w:val="18"/>
+              </w:rPr>
+              <w:t>6</w:t>
+            </w:r>
+            <w:r>
+              <w:rPr>
+                <w:sz w:val="18"/>
+                <w:szCs w:val="18"/>
+              </w:rPr>
+              <w:t>:1</w:t>
+            </w:r>
+            <w:r>
+              <w:rPr>
+                <w:rFonts w:hint="eastAsia"/>
+                <w:sz w:val="18"/>
+                <w:szCs w:val="18"/>
+              </w:rPr>
+              <w:t>83</w:t>
+            </w:r>
+            <w:r>
+              <w:rPr>
+                <w:sz w:val="18"/>
+                <w:szCs w:val="18"/>
+              </w:rPr>
+              <w:t>",</w:t>
+            </w:r>
+          </w:p>
+          <w:p>
+            <w:pPr>
+              <w:ind w:firstLine="150"/>
+              <w:rPr>
+                <w:sz w:val="18"/>
+                <w:szCs w:val="18"/>
+              </w:rPr>
+            </w:pPr>
+            <w:r>
+              <w:rPr>
+                <w:sz w:val="18"/>
+                <w:szCs w:val="18"/>
+              </w:rPr>
+              <w:t>"DialogueNodeEvent:2</w:t>
+            </w:r>
+            <w:r>
+              <w:rPr>
+                <w:rFonts w:hint="eastAsia"/>
+                <w:sz w:val="18"/>
+                <w:szCs w:val="18"/>
+              </w:rPr>
+              <w:t>6</w:t>
+            </w:r>
+            <w:r>
+              <w:rPr>
+                <w:sz w:val="18"/>
+                <w:szCs w:val="18"/>
+              </w:rPr>
+              <w:t>:1</w:t>
+            </w:r>
+            <w:r>
+              <w:rPr>
+                <w:rFonts w:hint="eastAsia"/>
+                <w:sz w:val="18"/>
+                <w:szCs w:val="18"/>
+              </w:rPr>
+              <w:t>84</w:t>
+            </w:r>
+            <w:r>
+              <w:rPr>
+                <w:sz w:val="18"/>
+                <w:szCs w:val="18"/>
+              </w:rPr>
+              <w:t>",</w:t>
+            </w:r>
+          </w:p>
+          <w:p>
+            <w:pPr>
+              <w:ind w:firstLine="150"/>
+              <w:rPr>
+                <w:sz w:val="18"/>
+                <w:szCs w:val="18"/>
+              </w:rPr>
+            </w:pPr>
+            <w:r>
+              <w:rPr>
+                <w:sz w:val="18"/>
+                <w:szCs w:val="18"/>
+              </w:rPr>
+              <w:t>"DialogueNodeEvent:2</w:t>
+            </w:r>
+            <w:r>
+              <w:rPr>
+                <w:rFonts w:hint="eastAsia"/>
+                <w:sz w:val="18"/>
+                <w:szCs w:val="18"/>
+              </w:rPr>
+              <w:t>6</w:t>
+            </w:r>
+            <w:r>
+              <w:rPr>
+                <w:sz w:val="18"/>
+                <w:szCs w:val="18"/>
+              </w:rPr>
+              <w:t>:1</w:t>
+            </w:r>
+            <w:r>
+              <w:rPr>
+                <w:rFonts w:hint="eastAsia"/>
+                <w:sz w:val="18"/>
+                <w:szCs w:val="18"/>
+              </w:rPr>
+              <w:t>85</w:t>
+            </w:r>
+            <w:r>
+              <w:rPr>
+                <w:sz w:val="18"/>
+                <w:szCs w:val="18"/>
+              </w:rPr>
+              <w:t>",</w:t>
+            </w:r>
+          </w:p>
+          <w:p>
+            <w:pPr>
+              <w:ind w:firstLine="150"/>
+              <w:rPr>
+                <w:sz w:val="18"/>
+                <w:szCs w:val="18"/>
+              </w:rPr>
+            </w:pPr>
+            <w:r>
+              <w:rPr>
+                <w:sz w:val="18"/>
+                <w:szCs w:val="18"/>
+              </w:rPr>
+              <w:t>"DialogueNodeEvent:2</w:t>
+            </w:r>
+            <w:r>
+              <w:rPr>
+                <w:rFonts w:hint="eastAsia"/>
+                <w:sz w:val="18"/>
+                <w:szCs w:val="18"/>
+              </w:rPr>
+              <w:t>6</w:t>
+            </w:r>
+            <w:r>
+              <w:rPr>
+                <w:sz w:val="18"/>
+                <w:szCs w:val="18"/>
+              </w:rPr>
+              <w:t>:1</w:t>
+            </w:r>
+            <w:r>
+              <w:rPr>
+                <w:rFonts w:hint="eastAsia"/>
+                <w:sz w:val="18"/>
+                <w:szCs w:val="18"/>
+              </w:rPr>
+              <w:t>86</w:t>
+            </w:r>
+            <w:r>
+              <w:rPr>
+                <w:sz w:val="18"/>
+                <w:szCs w:val="18"/>
+              </w:rPr>
+              <w:t>"</w:t>
             </w:r>
           </w:p>
           <w:p>
@@ -4273,36 +4957,1028 @@
           </w:p>
           <w:p>
             <w:pPr>
-              <w:rPr>
-                <w:sz w:val="18"/>
-                <w:szCs w:val="18"/>
-              </w:rPr>
-            </w:pPr>
-            <w:r>
-              <w:rPr>
-                <w:sz w:val="18"/>
-                <w:szCs w:val="18"/>
-              </w:rPr>
-              <w:t xml:space="preserve">    "DialogueNodeEvent:26:137", "DialogueNodeEvent:26:144", "DialogueNodeEvent:26:145",</w:t>
-            </w:r>
-          </w:p>
-          <w:p>
-            <w:pPr>
-              <w:rPr>
-                <w:sz w:val="18"/>
-                <w:szCs w:val="18"/>
-              </w:rPr>
-            </w:pPr>
-            <w:r>
-              <w:rPr>
-                <w:sz w:val="18"/>
-                <w:szCs w:val="18"/>
-              </w:rPr>
-              <w:t xml:space="preserve">    "DialogueNodeEvent:26:187", "DialogueNodeEvent:26:188", "DialogueNodeEvent:26:189",</w:t>
-            </w:r>
-          </w:p>
-          <w:p>
-            <w:pPr>
+              <w:ind w:firstLine="150"/>
+              <w:rPr>
+                <w:sz w:val="18"/>
+                <w:szCs w:val="18"/>
+              </w:rPr>
+            </w:pPr>
+            <w:r>
+              <w:rPr>
+                <w:sz w:val="18"/>
+                <w:szCs w:val="18"/>
+              </w:rPr>
+              <w:t xml:space="preserve">    </w:t>
+            </w:r>
+            <w:r>
+              <w:rPr>
+                <w:sz w:val="18"/>
+                <w:szCs w:val="18"/>
+              </w:rPr>
+              <w:t>"DialogueNodeEvent:2</w:t>
+            </w:r>
+            <w:r>
+              <w:rPr>
+                <w:rFonts w:hint="eastAsia"/>
+                <w:sz w:val="18"/>
+                <w:szCs w:val="18"/>
+              </w:rPr>
+              <w:t>6</w:t>
+            </w:r>
+            <w:r>
+              <w:rPr>
+                <w:sz w:val="18"/>
+                <w:szCs w:val="18"/>
+              </w:rPr>
+              <w:t>:1</w:t>
+            </w:r>
+            <w:r>
+              <w:rPr>
+                <w:rFonts w:hint="eastAsia"/>
+                <w:sz w:val="18"/>
+                <w:szCs w:val="18"/>
+              </w:rPr>
+              <w:t>8</w:t>
+            </w:r>
+            <w:r>
+              <w:rPr>
+                <w:rFonts w:hint="eastAsia"/>
+                <w:sz w:val="18"/>
+                <w:szCs w:val="18"/>
+              </w:rPr>
+              <w:t>7</w:t>
+            </w:r>
+            <w:r>
+              <w:rPr>
+                <w:sz w:val="18"/>
+                <w:szCs w:val="18"/>
+              </w:rPr>
+              <w:t>",</w:t>
+            </w:r>
+          </w:p>
+          <w:p>
+            <w:pPr>
+              <w:ind w:firstLine="150"/>
+              <w:rPr>
+                <w:sz w:val="18"/>
+                <w:szCs w:val="18"/>
+              </w:rPr>
+            </w:pPr>
+            <w:r>
+              <w:rPr>
+                <w:sz w:val="18"/>
+                <w:szCs w:val="18"/>
+              </w:rPr>
+              <w:t>"DialogueNodeEvent:2</w:t>
+            </w:r>
+            <w:r>
+              <w:rPr>
+                <w:rFonts w:hint="eastAsia"/>
+                <w:sz w:val="18"/>
+                <w:szCs w:val="18"/>
+              </w:rPr>
+              <w:t>6</w:t>
+            </w:r>
+            <w:r>
+              <w:rPr>
+                <w:sz w:val="18"/>
+                <w:szCs w:val="18"/>
+              </w:rPr>
+              <w:t>:1</w:t>
+            </w:r>
+            <w:r>
+              <w:rPr>
+                <w:rFonts w:hint="eastAsia"/>
+                <w:sz w:val="18"/>
+                <w:szCs w:val="18"/>
+              </w:rPr>
+              <w:t>8</w:t>
+            </w:r>
+            <w:r>
+              <w:rPr>
+                <w:rFonts w:hint="eastAsia"/>
+                <w:sz w:val="18"/>
+                <w:szCs w:val="18"/>
+              </w:rPr>
+              <w:t>8</w:t>
+            </w:r>
+            <w:r>
+              <w:rPr>
+                <w:sz w:val="18"/>
+                <w:szCs w:val="18"/>
+              </w:rPr>
+              <w:t>",</w:t>
+            </w:r>
+          </w:p>
+          <w:p>
+            <w:pPr>
+              <w:ind w:firstLine="150"/>
+              <w:rPr>
+                <w:sz w:val="18"/>
+                <w:szCs w:val="18"/>
+              </w:rPr>
+            </w:pPr>
+            <w:r>
+              <w:rPr>
+                <w:sz w:val="18"/>
+                <w:szCs w:val="18"/>
+              </w:rPr>
+              <w:t>"DialogueNodeEvent:2</w:t>
+            </w:r>
+            <w:r>
+              <w:rPr>
+                <w:rFonts w:hint="eastAsia"/>
+                <w:sz w:val="18"/>
+                <w:szCs w:val="18"/>
+              </w:rPr>
+              <w:t>6</w:t>
+            </w:r>
+            <w:r>
+              <w:rPr>
+                <w:sz w:val="18"/>
+                <w:szCs w:val="18"/>
+              </w:rPr>
+              <w:t>:1</w:t>
+            </w:r>
+            <w:r>
+              <w:rPr>
+                <w:rFonts w:hint="eastAsia"/>
+                <w:sz w:val="18"/>
+                <w:szCs w:val="18"/>
+              </w:rPr>
+              <w:t>8</w:t>
+            </w:r>
+            <w:r>
+              <w:rPr>
+                <w:rFonts w:hint="eastAsia"/>
+                <w:sz w:val="18"/>
+                <w:szCs w:val="18"/>
+              </w:rPr>
+              <w:t>9</w:t>
+            </w:r>
+            <w:r>
+              <w:rPr>
+                <w:sz w:val="18"/>
+                <w:szCs w:val="18"/>
+              </w:rPr>
+              <w:t>",</w:t>
+            </w:r>
+          </w:p>
+          <w:p>
+            <w:pPr>
+              <w:ind w:firstLine="150"/>
+              <w:rPr>
+                <w:sz w:val="18"/>
+                <w:szCs w:val="18"/>
+              </w:rPr>
+            </w:pPr>
+            <w:r>
+              <w:rPr>
+                <w:sz w:val="18"/>
+                <w:szCs w:val="18"/>
+              </w:rPr>
+              <w:t>"DialogueNodeEvent:2</w:t>
+            </w:r>
+            <w:r>
+              <w:rPr>
+                <w:rFonts w:hint="eastAsia"/>
+                <w:sz w:val="18"/>
+                <w:szCs w:val="18"/>
+              </w:rPr>
+              <w:t>6</w:t>
+            </w:r>
+            <w:r>
+              <w:rPr>
+                <w:sz w:val="18"/>
+                <w:szCs w:val="18"/>
+              </w:rPr>
+              <w:t>:1</w:t>
+            </w:r>
+            <w:r>
+              <w:rPr>
+                <w:rFonts w:hint="eastAsia"/>
+                <w:sz w:val="18"/>
+                <w:szCs w:val="18"/>
+              </w:rPr>
+              <w:t>90</w:t>
+            </w:r>
+            <w:r>
+              <w:rPr>
+                <w:sz w:val="18"/>
+                <w:szCs w:val="18"/>
+              </w:rPr>
+              <w:t>",</w:t>
+            </w:r>
+          </w:p>
+          <w:p>
+            <w:pPr>
+              <w:ind w:firstLine="150"/>
+              <w:rPr>
+                <w:sz w:val="18"/>
+                <w:szCs w:val="18"/>
+              </w:rPr>
+            </w:pPr>
+            <w:r>
+              <w:rPr>
+                <w:sz w:val="18"/>
+                <w:szCs w:val="18"/>
+              </w:rPr>
+              <w:t>"DialogueNodeEvent:2</w:t>
+            </w:r>
+            <w:r>
+              <w:rPr>
+                <w:rFonts w:hint="eastAsia"/>
+                <w:sz w:val="18"/>
+                <w:szCs w:val="18"/>
+              </w:rPr>
+              <w:t>6</w:t>
+            </w:r>
+            <w:r>
+              <w:rPr>
+                <w:sz w:val="18"/>
+                <w:szCs w:val="18"/>
+              </w:rPr>
+              <w:t>:1</w:t>
+            </w:r>
+            <w:r>
+              <w:rPr>
+                <w:rFonts w:hint="eastAsia"/>
+                <w:sz w:val="18"/>
+                <w:szCs w:val="18"/>
+              </w:rPr>
+              <w:t>91</w:t>
+            </w:r>
+            <w:r>
+              <w:rPr>
+                <w:sz w:val="18"/>
+                <w:szCs w:val="18"/>
+              </w:rPr>
+              <w:t>",</w:t>
+            </w:r>
+          </w:p>
+          <w:p>
+            <w:pPr>
+              <w:ind w:firstLine="150"/>
+              <w:rPr>
+                <w:sz w:val="18"/>
+                <w:szCs w:val="18"/>
+              </w:rPr>
+            </w:pPr>
+            <w:r>
+              <w:rPr>
+                <w:sz w:val="18"/>
+                <w:szCs w:val="18"/>
+              </w:rPr>
+              <w:t>"DialogueNodeEvent:2</w:t>
+            </w:r>
+            <w:r>
+              <w:rPr>
+                <w:rFonts w:hint="eastAsia"/>
+                <w:sz w:val="18"/>
+                <w:szCs w:val="18"/>
+              </w:rPr>
+              <w:t>6</w:t>
+            </w:r>
+            <w:r>
+              <w:rPr>
+                <w:sz w:val="18"/>
+                <w:szCs w:val="18"/>
+              </w:rPr>
+              <w:t>:1</w:t>
+            </w:r>
+            <w:r>
+              <w:rPr>
+                <w:rFonts w:hint="eastAsia"/>
+                <w:sz w:val="18"/>
+                <w:szCs w:val="18"/>
+              </w:rPr>
+              <w:t>92</w:t>
+            </w:r>
+            <w:r>
+              <w:rPr>
+                <w:sz w:val="18"/>
+                <w:szCs w:val="18"/>
+              </w:rPr>
+              <w:t>",</w:t>
+            </w:r>
+          </w:p>
+          <w:p>
+            <w:pPr>
+              <w:ind w:firstLine="150"/>
+              <w:rPr>
+                <w:sz w:val="18"/>
+                <w:szCs w:val="18"/>
+              </w:rPr>
+            </w:pPr>
+            <w:r>
+              <w:rPr>
+                <w:sz w:val="18"/>
+                <w:szCs w:val="18"/>
+              </w:rPr>
+              <w:t>"DialogueNodeEvent:2</w:t>
+            </w:r>
+            <w:r>
+              <w:rPr>
+                <w:rFonts w:hint="eastAsia"/>
+                <w:sz w:val="18"/>
+                <w:szCs w:val="18"/>
+              </w:rPr>
+              <w:t>6</w:t>
+            </w:r>
+            <w:r>
+              <w:rPr>
+                <w:sz w:val="18"/>
+                <w:szCs w:val="18"/>
+              </w:rPr>
+              <w:t>:1</w:t>
+            </w:r>
+            <w:r>
+              <w:rPr>
+                <w:rFonts w:hint="eastAsia"/>
+                <w:sz w:val="18"/>
+                <w:szCs w:val="18"/>
+              </w:rPr>
+              <w:t>93</w:t>
+            </w:r>
+            <w:r>
+              <w:rPr>
+                <w:sz w:val="18"/>
+                <w:szCs w:val="18"/>
+              </w:rPr>
+              <w:t>",</w:t>
+            </w:r>
+          </w:p>
+          <w:p>
+            <w:pPr>
+              <w:ind w:firstLine="150"/>
+              <w:rPr>
+                <w:sz w:val="18"/>
+                <w:szCs w:val="18"/>
+              </w:rPr>
+            </w:pPr>
+            <w:r>
+              <w:rPr>
+                <w:sz w:val="18"/>
+                <w:szCs w:val="18"/>
+              </w:rPr>
+              <w:t>"DialogueNodeEvent:2</w:t>
+            </w:r>
+            <w:r>
+              <w:rPr>
+                <w:rFonts w:hint="eastAsia"/>
+                <w:sz w:val="18"/>
+                <w:szCs w:val="18"/>
+              </w:rPr>
+              <w:t>6</w:t>
+            </w:r>
+            <w:r>
+              <w:rPr>
+                <w:sz w:val="18"/>
+                <w:szCs w:val="18"/>
+              </w:rPr>
+              <w:t>:1</w:t>
+            </w:r>
+            <w:r>
+              <w:rPr>
+                <w:rFonts w:hint="eastAsia"/>
+                <w:sz w:val="18"/>
+                <w:szCs w:val="18"/>
+              </w:rPr>
+              <w:t>94</w:t>
+            </w:r>
+            <w:r>
+              <w:rPr>
+                <w:sz w:val="18"/>
+                <w:szCs w:val="18"/>
+              </w:rPr>
+              <w:t>",</w:t>
+            </w:r>
+          </w:p>
+          <w:p>
+            <w:pPr>
+              <w:ind w:firstLine="150"/>
+              <w:rPr>
+                <w:sz w:val="18"/>
+                <w:szCs w:val="18"/>
+              </w:rPr>
+            </w:pPr>
+            <w:r>
+              <w:rPr>
+                <w:sz w:val="18"/>
+                <w:szCs w:val="18"/>
+              </w:rPr>
+              <w:t>"DialogueNodeEvent:2</w:t>
+            </w:r>
+            <w:r>
+              <w:rPr>
+                <w:rFonts w:hint="eastAsia"/>
+                <w:sz w:val="18"/>
+                <w:szCs w:val="18"/>
+              </w:rPr>
+              <w:t>6</w:t>
+            </w:r>
+            <w:r>
+              <w:rPr>
+                <w:sz w:val="18"/>
+                <w:szCs w:val="18"/>
+              </w:rPr>
+              <w:t>:1</w:t>
+            </w:r>
+            <w:r>
+              <w:rPr>
+                <w:rFonts w:hint="eastAsia"/>
+                <w:sz w:val="18"/>
+                <w:szCs w:val="18"/>
+              </w:rPr>
+              <w:t>95</w:t>
+            </w:r>
+            <w:r>
+              <w:rPr>
+                <w:sz w:val="18"/>
+                <w:szCs w:val="18"/>
+              </w:rPr>
+              <w:t>",</w:t>
+            </w:r>
+          </w:p>
+          <w:p>
+            <w:pPr>
+              <w:ind w:firstLine="150"/>
+              <w:rPr>
+                <w:sz w:val="18"/>
+                <w:szCs w:val="18"/>
+              </w:rPr>
+            </w:pPr>
+            <w:r>
+              <w:rPr>
+                <w:sz w:val="18"/>
+                <w:szCs w:val="18"/>
+              </w:rPr>
+              <w:t>"DialogueNodeEvent:2</w:t>
+            </w:r>
+            <w:r>
+              <w:rPr>
+                <w:rFonts w:hint="eastAsia"/>
+                <w:sz w:val="18"/>
+                <w:szCs w:val="18"/>
+              </w:rPr>
+              <w:t>6</w:t>
+            </w:r>
+            <w:r>
+              <w:rPr>
+                <w:sz w:val="18"/>
+                <w:szCs w:val="18"/>
+              </w:rPr>
+              <w:t>:1</w:t>
+            </w:r>
+            <w:r>
+              <w:rPr>
+                <w:rFonts w:hint="eastAsia"/>
+                <w:sz w:val="18"/>
+                <w:szCs w:val="18"/>
+              </w:rPr>
+              <w:t>96</w:t>
+            </w:r>
+            <w:r>
+              <w:rPr>
+                <w:sz w:val="18"/>
+                <w:szCs w:val="18"/>
+              </w:rPr>
+              <w:t>",</w:t>
+            </w:r>
+          </w:p>
+          <w:p>
+            <w:pPr>
+              <w:ind w:firstLine="150"/>
+              <w:rPr>
+                <w:sz w:val="18"/>
+                <w:szCs w:val="18"/>
+              </w:rPr>
+            </w:pPr>
+            <w:r>
+              <w:rPr>
+                <w:sz w:val="18"/>
+                <w:szCs w:val="18"/>
+              </w:rPr>
+              <w:t>"DialogueNodeEvent:2</w:t>
+            </w:r>
+            <w:r>
+              <w:rPr>
+                <w:rFonts w:hint="eastAsia"/>
+                <w:sz w:val="18"/>
+                <w:szCs w:val="18"/>
+              </w:rPr>
+              <w:t>6</w:t>
+            </w:r>
+            <w:r>
+              <w:rPr>
+                <w:sz w:val="18"/>
+                <w:szCs w:val="18"/>
+              </w:rPr>
+              <w:t>:1</w:t>
+            </w:r>
+            <w:r>
+              <w:rPr>
+                <w:rFonts w:hint="eastAsia"/>
+                <w:sz w:val="18"/>
+                <w:szCs w:val="18"/>
+              </w:rPr>
+              <w:t>97</w:t>
+            </w:r>
+            <w:r>
+              <w:rPr>
+                <w:sz w:val="18"/>
+                <w:szCs w:val="18"/>
+              </w:rPr>
+              <w:t>",</w:t>
+            </w:r>
+          </w:p>
+          <w:p>
+            <w:pPr>
+              <w:ind w:firstLine="150"/>
+              <w:rPr>
+                <w:sz w:val="18"/>
+                <w:szCs w:val="18"/>
+              </w:rPr>
+            </w:pPr>
+            <w:r>
+              <w:rPr>
+                <w:sz w:val="18"/>
+                <w:szCs w:val="18"/>
+              </w:rPr>
+              <w:t>"DialogueNodeEvent:2</w:t>
+            </w:r>
+            <w:r>
+              <w:rPr>
+                <w:rFonts w:hint="eastAsia"/>
+                <w:sz w:val="18"/>
+                <w:szCs w:val="18"/>
+              </w:rPr>
+              <w:t>6</w:t>
+            </w:r>
+            <w:r>
+              <w:rPr>
+                <w:sz w:val="18"/>
+                <w:szCs w:val="18"/>
+              </w:rPr>
+              <w:t>:1</w:t>
+            </w:r>
+            <w:r>
+              <w:rPr>
+                <w:rFonts w:hint="eastAsia"/>
+                <w:sz w:val="18"/>
+                <w:szCs w:val="18"/>
+              </w:rPr>
+              <w:t>98</w:t>
+            </w:r>
+            <w:r>
+              <w:rPr>
+                <w:sz w:val="18"/>
+                <w:szCs w:val="18"/>
+              </w:rPr>
+              <w:t>",</w:t>
+            </w:r>
+          </w:p>
+          <w:p>
+            <w:pPr>
+              <w:ind w:firstLine="150"/>
+              <w:rPr>
+                <w:sz w:val="18"/>
+                <w:szCs w:val="18"/>
+              </w:rPr>
+            </w:pPr>
+            <w:r>
+              <w:rPr>
+                <w:sz w:val="18"/>
+                <w:szCs w:val="18"/>
+              </w:rPr>
+              <w:t>"DialogueNodeEvent:2</w:t>
+            </w:r>
+            <w:r>
+              <w:rPr>
+                <w:rFonts w:hint="eastAsia"/>
+                <w:sz w:val="18"/>
+                <w:szCs w:val="18"/>
+              </w:rPr>
+              <w:t>6</w:t>
+            </w:r>
+            <w:r>
+              <w:rPr>
+                <w:sz w:val="18"/>
+                <w:szCs w:val="18"/>
+              </w:rPr>
+              <w:t>:1</w:t>
+            </w:r>
+            <w:r>
+              <w:rPr>
+                <w:rFonts w:hint="eastAsia"/>
+                <w:sz w:val="18"/>
+                <w:szCs w:val="18"/>
+              </w:rPr>
+              <w:t>99</w:t>
+            </w:r>
+            <w:r>
+              <w:rPr>
+                <w:sz w:val="18"/>
+                <w:szCs w:val="18"/>
+              </w:rPr>
+              <w:t>",</w:t>
+            </w:r>
+          </w:p>
+          <w:p>
+            <w:pPr>
+              <w:ind w:firstLine="150"/>
+              <w:rPr>
+                <w:sz w:val="18"/>
+                <w:szCs w:val="18"/>
+              </w:rPr>
+            </w:pPr>
+            <w:r>
+              <w:rPr>
+                <w:sz w:val="18"/>
+                <w:szCs w:val="18"/>
+              </w:rPr>
+              <w:t>"DialogueNodeEvent:2</w:t>
+            </w:r>
+            <w:r>
+              <w:rPr>
+                <w:rFonts w:hint="eastAsia"/>
+                <w:sz w:val="18"/>
+                <w:szCs w:val="18"/>
+              </w:rPr>
+              <w:t>6</w:t>
+            </w:r>
+            <w:r>
+              <w:rPr>
+                <w:sz w:val="18"/>
+                <w:szCs w:val="18"/>
+              </w:rPr>
+              <w:t>:</w:t>
+            </w:r>
+            <w:r>
+              <w:rPr>
+                <w:rFonts w:hint="eastAsia"/>
+                <w:sz w:val="18"/>
+                <w:szCs w:val="18"/>
+              </w:rPr>
+              <w:t>200</w:t>
+            </w:r>
+            <w:r>
+              <w:rPr>
+                <w:sz w:val="18"/>
+                <w:szCs w:val="18"/>
+              </w:rPr>
+              <w:t>",</w:t>
+            </w:r>
+          </w:p>
+          <w:p>
+            <w:pPr>
+              <w:ind w:firstLine="150"/>
+              <w:rPr>
+                <w:sz w:val="18"/>
+                <w:szCs w:val="18"/>
+              </w:rPr>
+            </w:pPr>
+            <w:r>
+              <w:rPr>
+                <w:sz w:val="18"/>
+                <w:szCs w:val="18"/>
+              </w:rPr>
+              <w:t>"DialogueNodeEvent:2</w:t>
+            </w:r>
+            <w:r>
+              <w:rPr>
+                <w:rFonts w:hint="eastAsia"/>
+                <w:sz w:val="18"/>
+                <w:szCs w:val="18"/>
+              </w:rPr>
+              <w:t>6</w:t>
+            </w:r>
+            <w:r>
+              <w:rPr>
+                <w:sz w:val="18"/>
+                <w:szCs w:val="18"/>
+              </w:rPr>
+              <w:t>:</w:t>
+            </w:r>
+            <w:r>
+              <w:rPr>
+                <w:rFonts w:hint="eastAsia"/>
+                <w:sz w:val="18"/>
+                <w:szCs w:val="18"/>
+              </w:rPr>
+              <w:t>201</w:t>
+            </w:r>
+            <w:r>
+              <w:rPr>
+                <w:sz w:val="18"/>
+                <w:szCs w:val="18"/>
+              </w:rPr>
+              <w:t>",</w:t>
+            </w:r>
+          </w:p>
+          <w:p>
+            <w:pPr>
+              <w:ind w:firstLine="150"/>
+              <w:rPr>
+                <w:sz w:val="18"/>
+                <w:szCs w:val="18"/>
+              </w:rPr>
+            </w:pPr>
+            <w:r>
+              <w:rPr>
+                <w:sz w:val="18"/>
+                <w:szCs w:val="18"/>
+              </w:rPr>
+              <w:t>"DialogueNodeEvent:2</w:t>
+            </w:r>
+            <w:r>
+              <w:rPr>
+                <w:rFonts w:hint="eastAsia"/>
+                <w:sz w:val="18"/>
+                <w:szCs w:val="18"/>
+              </w:rPr>
+              <w:t>6</w:t>
+            </w:r>
+            <w:r>
+              <w:rPr>
+                <w:sz w:val="18"/>
+                <w:szCs w:val="18"/>
+              </w:rPr>
+              <w:t>:</w:t>
+            </w:r>
+            <w:r>
+              <w:rPr>
+                <w:rFonts w:hint="eastAsia"/>
+                <w:sz w:val="18"/>
+                <w:szCs w:val="18"/>
+              </w:rPr>
+              <w:t>202</w:t>
+            </w:r>
+            <w:r>
+              <w:rPr>
+                <w:sz w:val="18"/>
+                <w:szCs w:val="18"/>
+              </w:rPr>
+              <w:t>",</w:t>
+            </w:r>
+          </w:p>
+          <w:p>
+            <w:pPr>
+              <w:ind w:firstLine="150"/>
+              <w:rPr>
+                <w:sz w:val="18"/>
+                <w:szCs w:val="18"/>
+              </w:rPr>
+            </w:pPr>
+            <w:r>
+              <w:rPr>
+                <w:sz w:val="18"/>
+                <w:szCs w:val="18"/>
+              </w:rPr>
+              <w:t>"DialogueNodeEvent:2</w:t>
+            </w:r>
+            <w:r>
+              <w:rPr>
+                <w:rFonts w:hint="eastAsia"/>
+                <w:sz w:val="18"/>
+                <w:szCs w:val="18"/>
+              </w:rPr>
+              <w:t>6</w:t>
+            </w:r>
+            <w:r>
+              <w:rPr>
+                <w:sz w:val="18"/>
+                <w:szCs w:val="18"/>
+              </w:rPr>
+              <w:t>:</w:t>
+            </w:r>
+            <w:r>
+              <w:rPr>
+                <w:rFonts w:hint="eastAsia"/>
+                <w:sz w:val="18"/>
+                <w:szCs w:val="18"/>
+              </w:rPr>
+              <w:t>203</w:t>
+            </w:r>
+            <w:r>
+              <w:rPr>
+                <w:sz w:val="18"/>
+                <w:szCs w:val="18"/>
+              </w:rPr>
+              <w:t>",</w:t>
+            </w:r>
+          </w:p>
+          <w:p>
+            <w:pPr>
+              <w:ind w:firstLine="150"/>
+              <w:rPr>
+                <w:sz w:val="18"/>
+                <w:szCs w:val="18"/>
+              </w:rPr>
+            </w:pPr>
+            <w:r>
+              <w:rPr>
+                <w:sz w:val="18"/>
+                <w:szCs w:val="18"/>
+              </w:rPr>
+              <w:t>"DialogueNodeEvent:2</w:t>
+            </w:r>
+            <w:r>
+              <w:rPr>
+                <w:rFonts w:hint="eastAsia"/>
+                <w:sz w:val="18"/>
+                <w:szCs w:val="18"/>
+              </w:rPr>
+              <w:t>6</w:t>
+            </w:r>
+            <w:r>
+              <w:rPr>
+                <w:sz w:val="18"/>
+                <w:szCs w:val="18"/>
+              </w:rPr>
+              <w:t>:</w:t>
+            </w:r>
+            <w:r>
+              <w:rPr>
+                <w:rFonts w:hint="eastAsia"/>
+                <w:sz w:val="18"/>
+                <w:szCs w:val="18"/>
+              </w:rPr>
+              <w:t>204</w:t>
+            </w:r>
+            <w:r>
+              <w:rPr>
+                <w:sz w:val="18"/>
+                <w:szCs w:val="18"/>
+              </w:rPr>
+              <w:t>",</w:t>
+            </w:r>
+          </w:p>
+          <w:p>
+            <w:pPr>
+              <w:ind w:firstLine="150"/>
+              <w:rPr>
+                <w:sz w:val="18"/>
+                <w:szCs w:val="18"/>
+              </w:rPr>
+            </w:pPr>
+            <w:r>
+              <w:rPr>
+                <w:sz w:val="18"/>
+                <w:szCs w:val="18"/>
+              </w:rPr>
+              <w:t>"DialogueNodeEvent:2</w:t>
+            </w:r>
+            <w:r>
+              <w:rPr>
+                <w:rFonts w:hint="eastAsia"/>
+                <w:sz w:val="18"/>
+                <w:szCs w:val="18"/>
+              </w:rPr>
+              <w:t>6</w:t>
+            </w:r>
+            <w:r>
+              <w:rPr>
+                <w:sz w:val="18"/>
+                <w:szCs w:val="18"/>
+              </w:rPr>
+              <w:t>:</w:t>
+            </w:r>
+            <w:r>
+              <w:rPr>
+                <w:rFonts w:hint="eastAsia"/>
+                <w:sz w:val="18"/>
+                <w:szCs w:val="18"/>
+              </w:rPr>
+              <w:t>20</w:t>
+            </w:r>
+            <w:r>
+              <w:rPr>
+                <w:rFonts w:hint="eastAsia"/>
+                <w:sz w:val="18"/>
+                <w:szCs w:val="18"/>
+              </w:rPr>
+              <w:t>5</w:t>
+            </w:r>
+            <w:r>
+              <w:rPr>
+                <w:sz w:val="18"/>
+                <w:szCs w:val="18"/>
+              </w:rPr>
+              <w:t>",</w:t>
+            </w:r>
+          </w:p>
+          <w:p>
+            <w:pPr>
+              <w:ind w:firstLine="150"/>
+              <w:rPr>
+                <w:sz w:val="18"/>
+                <w:szCs w:val="18"/>
+              </w:rPr>
+            </w:pPr>
+            <w:r>
+              <w:rPr>
+                <w:sz w:val="18"/>
+                <w:szCs w:val="18"/>
+              </w:rPr>
+              <w:t>"DialogueNodeEvent:2</w:t>
+            </w:r>
+            <w:r>
+              <w:rPr>
+                <w:rFonts w:hint="eastAsia"/>
+                <w:sz w:val="18"/>
+                <w:szCs w:val="18"/>
+              </w:rPr>
+              <w:t>6</w:t>
+            </w:r>
+            <w:r>
+              <w:rPr>
+                <w:sz w:val="18"/>
+                <w:szCs w:val="18"/>
+              </w:rPr>
+              <w:t>:</w:t>
+            </w:r>
+            <w:r>
+              <w:rPr>
+                <w:rFonts w:hint="eastAsia"/>
+                <w:sz w:val="18"/>
+                <w:szCs w:val="18"/>
+              </w:rPr>
+              <w:t>20</w:t>
+            </w:r>
+            <w:r>
+              <w:rPr>
+                <w:rFonts w:hint="eastAsia"/>
+                <w:sz w:val="18"/>
+                <w:szCs w:val="18"/>
+              </w:rPr>
+              <w:t>6</w:t>
+            </w:r>
+            <w:r>
+              <w:rPr>
+                <w:sz w:val="18"/>
+                <w:szCs w:val="18"/>
+              </w:rPr>
+              <w:t>",</w:t>
+            </w:r>
+          </w:p>
+          <w:p>
+            <w:pPr>
+              <w:ind w:firstLine="150"/>
+              <w:rPr>
+                <w:sz w:val="18"/>
+                <w:szCs w:val="18"/>
+              </w:rPr>
+            </w:pPr>
+            <w:r>
+              <w:rPr>
+                <w:sz w:val="18"/>
+                <w:szCs w:val="18"/>
+              </w:rPr>
+              <w:t>"DialogueNodeEvent:2</w:t>
+            </w:r>
+            <w:r>
+              <w:rPr>
+                <w:rFonts w:hint="eastAsia"/>
+                <w:sz w:val="18"/>
+                <w:szCs w:val="18"/>
+              </w:rPr>
+              <w:t>6</w:t>
+            </w:r>
+            <w:r>
+              <w:rPr>
+                <w:sz w:val="18"/>
+                <w:szCs w:val="18"/>
+              </w:rPr>
+              <w:t>:</w:t>
+            </w:r>
+            <w:r>
+              <w:rPr>
+                <w:rFonts w:hint="eastAsia"/>
+                <w:sz w:val="18"/>
+                <w:szCs w:val="18"/>
+              </w:rPr>
+              <w:t>20</w:t>
+            </w:r>
+            <w:r>
+              <w:rPr>
+                <w:rFonts w:hint="eastAsia"/>
+                <w:sz w:val="18"/>
+                <w:szCs w:val="18"/>
+              </w:rPr>
+              <w:t>7</w:t>
+            </w:r>
+            <w:r>
+              <w:rPr>
+                <w:sz w:val="18"/>
+                <w:szCs w:val="18"/>
+              </w:rPr>
+              <w:t>",</w:t>
+            </w:r>
+          </w:p>
+          <w:p>
+            <w:pPr>
+              <w:ind w:firstLine="150"/>
               <w:rPr>
                 <w:sz w:val="18"/>
                 <w:szCs w:val="18"/>
@@ -4314,97 +5990,207 @@
                 <w:szCs w:val="18"/>
               </w:rPr>
               <w:lastRenderedPageBreak/>
-              <w:t xml:space="preserve">    "DialogueNodeEvent:26:191", "DialogueNodeEvent:26:192", "DialogueNodeEvent:26:193",</w:t>
-            </w:r>
-          </w:p>
-          <w:p>
-            <w:pPr>
-              <w:rPr>
-                <w:sz w:val="18"/>
-                <w:szCs w:val="18"/>
-              </w:rPr>
-            </w:pPr>
-            <w:r>
-              <w:rPr>
-                <w:sz w:val="18"/>
-                <w:szCs w:val="18"/>
-              </w:rPr>
-              <w:t xml:space="preserve">    "DialogueNodeEvent:26:194", "DialogueNodeEvent:26:195", "DialogueNodeEvent:26:196",</w:t>
-            </w:r>
-          </w:p>
-          <w:p>
-            <w:pPr>
-              <w:rPr>
-                <w:sz w:val="18"/>
-                <w:szCs w:val="18"/>
-              </w:rPr>
-            </w:pPr>
-            <w:r>
-              <w:rPr>
-                <w:sz w:val="18"/>
-                <w:szCs w:val="18"/>
-              </w:rPr>
-              <w:t xml:space="preserve">    "DialogueNodeEvent:26:197", "DialogueNodeEvent:26:198", "DialogueNodeEvent:26:199",</w:t>
-            </w:r>
-          </w:p>
-          <w:p>
-            <w:pPr>
-              <w:rPr>
-                <w:sz w:val="18"/>
-                <w:szCs w:val="18"/>
-              </w:rPr>
-            </w:pPr>
-            <w:r>
-              <w:rPr>
-                <w:sz w:val="18"/>
-                <w:szCs w:val="18"/>
-              </w:rPr>
-              <w:t xml:space="preserve">    "DialogueNodeEvent:26:200", "DialogueNodeEvent:26:201", "DialogueNodeEvent:26:202",</w:t>
-            </w:r>
-          </w:p>
-          <w:p>
-            <w:pPr>
-              <w:rPr>
-                <w:sz w:val="18"/>
-                <w:szCs w:val="18"/>
-              </w:rPr>
-            </w:pPr>
-            <w:r>
-              <w:rPr>
-                <w:sz w:val="18"/>
-                <w:szCs w:val="18"/>
-              </w:rPr>
-              <w:t xml:space="preserve">    "DialogueNodeEvent:26:203", "DialogueNodeEvent:26:204", "DialogueNodeEvent:26:205",</w:t>
-            </w:r>
-          </w:p>
-          <w:p>
-            <w:pPr>
-              <w:rPr>
-                <w:sz w:val="18"/>
-                <w:szCs w:val="18"/>
-              </w:rPr>
-            </w:pPr>
-            <w:r>
-              <w:rPr>
-                <w:sz w:val="18"/>
-                <w:szCs w:val="18"/>
-              </w:rPr>
-              <w:t xml:space="preserve">    "DialogueNodeEvent:26:206", "DialogueNodeEvent:26:207", "DialogueNodeEvent:26:208",</w:t>
-            </w:r>
-          </w:p>
-          <w:p>
-            <w:pPr>
-              <w:rPr>
-                <w:sz w:val="18"/>
-                <w:szCs w:val="18"/>
-              </w:rPr>
-            </w:pPr>
-            <w:r>
-              <w:rPr>
-                <w:sz w:val="18"/>
-                <w:szCs w:val="18"/>
-              </w:rPr>
-              <w:t xml:space="preserve">    "DialogueNodeEvent:26:209", "DialogueNodeEvent:26:210", "DialogueNodeEvent:26:211"</w:t>
+              <w:t>"DialogueNodeEvent:2</w:t>
+            </w:r>
+            <w:r>
+              <w:rPr>
+                <w:rFonts w:hint="eastAsia"/>
+                <w:sz w:val="18"/>
+                <w:szCs w:val="18"/>
+              </w:rPr>
+              <w:t>6</w:t>
+            </w:r>
+            <w:r>
+              <w:rPr>
+                <w:sz w:val="18"/>
+                <w:szCs w:val="18"/>
+              </w:rPr>
+              <w:t>:</w:t>
+            </w:r>
+            <w:r>
+              <w:rPr>
+                <w:rFonts w:hint="eastAsia"/>
+                <w:sz w:val="18"/>
+                <w:szCs w:val="18"/>
+              </w:rPr>
+              <w:t>20</w:t>
+            </w:r>
+            <w:r>
+              <w:rPr>
+                <w:rFonts w:hint="eastAsia"/>
+                <w:sz w:val="18"/>
+                <w:szCs w:val="18"/>
+              </w:rPr>
+              <w:t>8</w:t>
+            </w:r>
+            <w:r>
+              <w:rPr>
+                <w:sz w:val="18"/>
+                <w:szCs w:val="18"/>
+              </w:rPr>
+              <w:t>",</w:t>
+            </w:r>
+          </w:p>
+          <w:p>
+            <w:pPr>
+              <w:ind w:firstLine="150"/>
+              <w:rPr>
+                <w:sz w:val="18"/>
+                <w:szCs w:val="18"/>
+              </w:rPr>
+            </w:pPr>
+            <w:r>
+              <w:rPr>
+                <w:sz w:val="18"/>
+                <w:szCs w:val="18"/>
+              </w:rPr>
+              <w:t>"DialogueNodeEvent:2</w:t>
+            </w:r>
+            <w:r>
+              <w:rPr>
+                <w:rFonts w:hint="eastAsia"/>
+                <w:sz w:val="18"/>
+                <w:szCs w:val="18"/>
+              </w:rPr>
+              <w:t>6</w:t>
+            </w:r>
+            <w:r>
+              <w:rPr>
+                <w:sz w:val="18"/>
+                <w:szCs w:val="18"/>
+              </w:rPr>
+              <w:t>:</w:t>
+            </w:r>
+            <w:r>
+              <w:rPr>
+                <w:rFonts w:hint="eastAsia"/>
+                <w:sz w:val="18"/>
+                <w:szCs w:val="18"/>
+              </w:rPr>
+              <w:t>20</w:t>
+            </w:r>
+            <w:r>
+              <w:rPr>
+                <w:rFonts w:hint="eastAsia"/>
+                <w:sz w:val="18"/>
+                <w:szCs w:val="18"/>
+              </w:rPr>
+              <w:t>9</w:t>
+            </w:r>
+            <w:r>
+              <w:rPr>
+                <w:sz w:val="18"/>
+                <w:szCs w:val="18"/>
+              </w:rPr>
+              <w:t>",</w:t>
+            </w:r>
+          </w:p>
+          <w:p>
+            <w:pPr>
+              <w:ind w:firstLine="150"/>
+              <w:rPr>
+                <w:sz w:val="18"/>
+                <w:szCs w:val="18"/>
+              </w:rPr>
+            </w:pPr>
+            <w:r>
+              <w:rPr>
+                <w:sz w:val="18"/>
+                <w:szCs w:val="18"/>
+              </w:rPr>
+              <w:t>"DialogueNodeEvent:2</w:t>
+            </w:r>
+            <w:r>
+              <w:rPr>
+                <w:rFonts w:hint="eastAsia"/>
+                <w:sz w:val="18"/>
+                <w:szCs w:val="18"/>
+              </w:rPr>
+              <w:t>6</w:t>
+            </w:r>
+            <w:r>
+              <w:rPr>
+                <w:sz w:val="18"/>
+                <w:szCs w:val="18"/>
+              </w:rPr>
+              <w:t>:</w:t>
+            </w:r>
+            <w:r>
+              <w:rPr>
+                <w:rFonts w:hint="eastAsia"/>
+                <w:sz w:val="18"/>
+                <w:szCs w:val="18"/>
+              </w:rPr>
+              <w:t>2</w:t>
+            </w:r>
+            <w:r>
+              <w:rPr>
+                <w:rFonts w:hint="eastAsia"/>
+                <w:sz w:val="18"/>
+                <w:szCs w:val="18"/>
+              </w:rPr>
+              <w:t>10</w:t>
+            </w:r>
+            <w:r>
+              <w:rPr>
+                <w:sz w:val="18"/>
+                <w:szCs w:val="18"/>
+              </w:rPr>
+              <w:t>",</w:t>
+            </w:r>
+          </w:p>
+          <w:p>
+            <w:pPr>
+              <w:ind w:firstLine="150"/>
+              <w:rPr>
+                <w:sz w:val="18"/>
+                <w:szCs w:val="18"/>
+              </w:rPr>
+            </w:pPr>
+            <w:r>
+              <w:rPr>
+                <w:sz w:val="18"/>
+                <w:szCs w:val="18"/>
+              </w:rPr>
+              <w:t>"DialogueNodeEvent:2</w:t>
+            </w:r>
+            <w:r>
+              <w:rPr>
+                <w:rFonts w:hint="eastAsia"/>
+                <w:sz w:val="18"/>
+                <w:szCs w:val="18"/>
+              </w:rPr>
+              <w:t>6</w:t>
+            </w:r>
+            <w:r>
+              <w:rPr>
+                <w:sz w:val="18"/>
+                <w:szCs w:val="18"/>
+              </w:rPr>
+              <w:t>:</w:t>
+            </w:r>
+            <w:r>
+              <w:rPr>
+                <w:rFonts w:hint="eastAsia"/>
+                <w:sz w:val="18"/>
+                <w:szCs w:val="18"/>
+              </w:rPr>
+              <w:t>2</w:t>
+            </w:r>
+            <w:r>
+              <w:rPr>
+                <w:rFonts w:hint="eastAsia"/>
+                <w:sz w:val="18"/>
+                <w:szCs w:val="18"/>
+              </w:rPr>
+              <w:t>11</w:t>
+            </w:r>
+            <w:r>
+              <w:rPr>
+                <w:sz w:val="18"/>
+                <w:szCs w:val="18"/>
+              </w:rPr>
+              <w:t>"</w:t>
             </w:r>
           </w:p>
           <w:p>
@@ -4488,21 +6274,6 @@
                 <w:sz w:val="18"/>
                 <w:szCs w:val="18"/>
               </w:rPr>
-              <w:t xml:space="preserve">        "version": "Version [3.59] - 11/14/2025",</w:t>
-            </w:r>
-          </w:p>
-          <w:p>
-            <w:pPr>
-              <w:rPr>
-                <w:sz w:val="18"/>
-                <w:szCs w:val="18"/>
-              </w:rPr>
-            </w:pPr>
-            <w:r>
-              <w:rPr>
-                <w:sz w:val="18"/>
-                <w:szCs w:val="18"/>
-              </w:rPr>
               <w:t xml:space="preserve">        "playerId": pid,</w:t>
             </w:r>
           </w:p>
@@ -4557,21 +6328,6 @@
                 <w:szCs w:val="18"/>
               </w:rPr>
               <w:t>neg_count = coll.count_documents({</w:t>
-            </w:r>
-          </w:p>
-          <w:p>
-            <w:pPr>
-              <w:rPr>
-                <w:sz w:val="18"/>
-                <w:szCs w:val="18"/>
-              </w:rPr>
-            </w:pPr>
-            <w:r>
-              <w:rPr>
-                <w:sz w:val="18"/>
-                <w:szCs w:val="18"/>
-              </w:rPr>
-              <w:t xml:space="preserve">        "version": "Version [3.59] - 11/14/2025",</w:t>
             </w:r>
           </w:p>
           <w:p>
@@ -4916,22 +6672,78 @@
                 <w:sz w:val="18"/>
                 <w:szCs w:val="18"/>
               </w:rPr>
-              <w:t>yellow_node = ["dialogue:20:44", "dialogue:20:45"]</w:t>
-            </w:r>
-          </w:p>
-          <w:p>
-            <w:pPr>
-              <w:rPr>
-                <w:sz w:val="18"/>
-                <w:szCs w:val="18"/>
-              </w:rPr>
-            </w:pPr>
-            <w:r>
-              <w:rPr>
-                <w:sz w:val="18"/>
-                <w:szCs w:val="18"/>
-              </w:rPr>
-              <w:t>pass_node = "dialogue:20:43"</w:t>
+              <w:t>yellow_node = ["</w:t>
+            </w:r>
+            <w:r>
+              <w:rPr>
+                <w:sz w:val="18"/>
+                <w:szCs w:val="18"/>
+              </w:rPr>
+              <w:t>DialogueNodeEvent</w:t>
+            </w:r>
+            <w:r>
+              <w:rPr>
+                <w:sz w:val="18"/>
+                <w:szCs w:val="18"/>
+              </w:rPr>
+              <w:t>:20:44", "</w:t>
+            </w:r>
+            <w:r>
+              <w:rPr>
+                <w:sz w:val="18"/>
+                <w:szCs w:val="18"/>
+              </w:rPr>
+              <w:t xml:space="preserve"> </w:t>
+            </w:r>
+            <w:r>
+              <w:rPr>
+                <w:sz w:val="18"/>
+                <w:szCs w:val="18"/>
+              </w:rPr>
+              <w:t>DialogueNodeEvent</w:t>
+            </w:r>
+            <w:r>
+              <w:rPr>
+                <w:sz w:val="18"/>
+                <w:szCs w:val="18"/>
+              </w:rPr>
+              <w:t>:20:45"]</w:t>
+            </w:r>
+          </w:p>
+          <w:p>
+            <w:pPr>
+              <w:rPr>
+                <w:sz w:val="18"/>
+                <w:szCs w:val="18"/>
+              </w:rPr>
+            </w:pPr>
+            <w:r>
+              <w:rPr>
+                <w:sz w:val="18"/>
+                <w:szCs w:val="18"/>
+              </w:rPr>
+              <w:t>pass_node = "</w:t>
+            </w:r>
+            <w:r>
+              <w:rPr>
+                <w:sz w:val="18"/>
+                <w:szCs w:val="18"/>
+              </w:rPr>
+              <w:t xml:space="preserve"> </w:t>
+            </w:r>
+            <w:r>
+              <w:rPr>
+                <w:sz w:val="18"/>
+                <w:szCs w:val="18"/>
+              </w:rPr>
+              <w:t>DialogueNodeEvent</w:t>
+            </w:r>
+            <w:r>
+              <w:rPr>
+                <w:sz w:val="18"/>
+                <w:szCs w:val="18"/>
+              </w:rPr>
+              <w:t>:20:43"</w:t>
             </w:r>
           </w:p>
           <w:p>
@@ -4999,21 +6811,6 @@
                 <w:sz w:val="18"/>
                 <w:szCs w:val="18"/>
               </w:rPr>
-              <w:t xml:space="preserve">            "version": "Version [3.59] - 11/14/2025",</w:t>
-            </w:r>
-          </w:p>
-          <w:p>
-            <w:pPr>
-              <w:rPr>
-                <w:sz w:val="18"/>
-                <w:szCs w:val="18"/>
-              </w:rPr>
-            </w:pPr>
-            <w:r>
-              <w:rPr>
-                <w:sz w:val="18"/>
-                <w:szCs w:val="18"/>
-              </w:rPr>
               <w:t xml:space="preserve">            "playerId": pid,</w:t>
             </w:r>
           </w:p>
@@ -5195,21 +6992,6 @@
                 <w:sz w:val="18"/>
                 <w:szCs w:val="18"/>
               </w:rPr>
-              <w:t xml:space="preserve">            "version": "Version [3.59] - 11/14/2025",</w:t>
-            </w:r>
-          </w:p>
-          <w:p>
-            <w:pPr>
-              <w:rPr>
-                <w:sz w:val="18"/>
-                <w:szCs w:val="18"/>
-              </w:rPr>
-            </w:pPr>
-            <w:r>
-              <w:rPr>
-                <w:sz w:val="18"/>
-                <w:szCs w:val="18"/>
-              </w:rPr>
               <w:t xml:space="preserve">            "playerId": pid,</w:t>
             </w:r>
           </w:p>
@@ -5256,7 +7038,6 @@
                 <w:sz w:val="18"/>
                 <w:szCs w:val="18"/>
               </w:rPr>
-              <w:lastRenderedPageBreak/>
               <w:t xml:space="preserve">    </w:t>
             </w:r>
             <w:r>
@@ -5369,7 +7150,6 @@
                 <w:sz w:val="18"/>
                 <w:szCs w:val="18"/>
               </w:rPr>
-              <w:lastRenderedPageBreak/>
               <w:t>U2.C7</w:t>
             </w:r>
           </w:p>
@@ -5581,6 +7361,7 @@
                 <w:sz w:val="18"/>
                 <w:szCs w:val="18"/>
               </w:rPr>
+              <w:lastRenderedPageBreak/>
               <w:t xml:space="preserve">    "DialogueNodeEvent:27:27", "DialogueNodeEvent:27:28", "DialogueNodeEvent:27:29", "DialogueNodeEvent:27:30"</w:t>
             </w:r>
           </w:p>
@@ -5680,21 +7461,6 @@
                 <w:sz w:val="18"/>
                 <w:szCs w:val="18"/>
               </w:rPr>
-              <w:t xml:space="preserve">            "version": "Version [3.59] - 11/14/2025",</w:t>
-            </w:r>
-          </w:p>
-          <w:p>
-            <w:pPr>
-              <w:rPr>
-                <w:sz w:val="18"/>
-                <w:szCs w:val="18"/>
-              </w:rPr>
-            </w:pPr>
-            <w:r>
-              <w:rPr>
-                <w:sz w:val="18"/>
-                <w:szCs w:val="18"/>
-              </w:rPr>
               <w:t xml:space="preserve">            "playerId": pid,</w:t>
             </w:r>
           </w:p>
@@ -5764,21 +7530,6 @@
                 <w:szCs w:val="18"/>
               </w:rPr>
               <w:t xml:space="preserve">        {</w:t>
-            </w:r>
-          </w:p>
-          <w:p>
-            <w:pPr>
-              <w:rPr>
-                <w:sz w:val="18"/>
-                <w:szCs w:val="18"/>
-              </w:rPr>
-            </w:pPr>
-            <w:r>
-              <w:rPr>
-                <w:sz w:val="18"/>
-                <w:szCs w:val="18"/>
-              </w:rPr>
-              <w:t xml:space="preserve">            "version": "Version [3.59] - 11/14/2025",</w:t>
             </w:r>
           </w:p>
           <w:p>
@@ -6361,7 +8112,7 @@
   <w:style w:type="paragraph" w:default="1" w:styleId="Normal">
     <w:name w:val="Normal"/>
     <w:qFormat/>
-    <w:rsid w:val="00C47DCF"/>
+    <w:rsid w:val="00E26420"/>
   </w:style>
   <w:style w:type="paragraph" w:styleId="Heading1">
     <w:name w:val="heading 1"/>

--- a/Progress-point-workflow-table.docx
+++ b/Progress-point-workflow-table.docx
@@ -5850,15 +5850,7 @@
                 <w:sz w:val="18"/>
                 <w:szCs w:val="18"/>
               </w:rPr>
-              <w:t>20</w:t>
-            </w:r>
-            <w:r>
-              <w:rPr>
-                <w:rFonts w:hint="eastAsia"/>
-                <w:sz w:val="18"/>
-                <w:szCs w:val="18"/>
-              </w:rPr>
-              <w:t>5</w:t>
+              <w:t>205</w:t>
             </w:r>
             <w:r>
               <w:rPr>
@@ -5904,7 +5896,30 @@
                 <w:sz w:val="18"/>
                 <w:szCs w:val="18"/>
               </w:rPr>
-              <w:t>20</w:t>
+              <w:t>206</w:t>
+            </w:r>
+            <w:r>
+              <w:rPr>
+                <w:sz w:val="18"/>
+                <w:szCs w:val="18"/>
+              </w:rPr>
+              <w:t>",</w:t>
+            </w:r>
+          </w:p>
+          <w:p>
+            <w:pPr>
+              <w:ind w:firstLine="150"/>
+              <w:rPr>
+                <w:sz w:val="18"/>
+                <w:szCs w:val="18"/>
+              </w:rPr>
+            </w:pPr>
+            <w:r>
+              <w:rPr>
+                <w:sz w:val="18"/>
+                <w:szCs w:val="18"/>
+              </w:rPr>
+              <w:t>"DialogueNodeEvent:2</w:t>
             </w:r>
             <w:r>
               <w:rPr>
@@ -5919,37 +5934,6 @@
                 <w:sz w:val="18"/>
                 <w:szCs w:val="18"/>
               </w:rPr>
-              <w:t>",</w:t>
-            </w:r>
-          </w:p>
-          <w:p>
-            <w:pPr>
-              <w:ind w:firstLine="150"/>
-              <w:rPr>
-                <w:sz w:val="18"/>
-                <w:szCs w:val="18"/>
-              </w:rPr>
-            </w:pPr>
-            <w:r>
-              <w:rPr>
-                <w:sz w:val="18"/>
-                <w:szCs w:val="18"/>
-              </w:rPr>
-              <w:t>"DialogueNodeEvent:2</w:t>
-            </w:r>
-            <w:r>
-              <w:rPr>
-                <w:rFonts w:hint="eastAsia"/>
-                <w:sz w:val="18"/>
-                <w:szCs w:val="18"/>
-              </w:rPr>
-              <w:t>6</w:t>
-            </w:r>
-            <w:r>
-              <w:rPr>
-                <w:sz w:val="18"/>
-                <w:szCs w:val="18"/>
-              </w:rPr>
               <w:t>:</w:t>
             </w:r>
             <w:r>
@@ -5958,15 +5942,7 @@
                 <w:sz w:val="18"/>
                 <w:szCs w:val="18"/>
               </w:rPr>
-              <w:t>20</w:t>
-            </w:r>
-            <w:r>
-              <w:rPr>
-                <w:rFonts w:hint="eastAsia"/>
-                <w:sz w:val="18"/>
-                <w:szCs w:val="18"/>
-              </w:rPr>
-              <w:t>7</w:t>
+              <w:t>207</w:t>
             </w:r>
             <w:r>
               <w:rPr>
@@ -6013,15 +5989,7 @@
                 <w:sz w:val="18"/>
                 <w:szCs w:val="18"/>
               </w:rPr>
-              <w:t>20</w:t>
-            </w:r>
-            <w:r>
-              <w:rPr>
-                <w:rFonts w:hint="eastAsia"/>
-                <w:sz w:val="18"/>
-                <w:szCs w:val="18"/>
-              </w:rPr>
-              <w:t>8</w:t>
+              <w:t>208</w:t>
             </w:r>
             <w:r>
               <w:rPr>
@@ -6067,15 +6035,7 @@
                 <w:sz w:val="18"/>
                 <w:szCs w:val="18"/>
               </w:rPr>
-              <w:t>20</w:t>
-            </w:r>
-            <w:r>
-              <w:rPr>
-                <w:rFonts w:hint="eastAsia"/>
-                <w:sz w:val="18"/>
-                <w:szCs w:val="18"/>
-              </w:rPr>
-              <w:t>9</w:t>
+              <w:t>209</w:t>
             </w:r>
             <w:r>
               <w:rPr>
@@ -6121,15 +6081,7 @@
                 <w:sz w:val="18"/>
                 <w:szCs w:val="18"/>
               </w:rPr>
-              <w:t>2</w:t>
-            </w:r>
-            <w:r>
-              <w:rPr>
-                <w:rFonts w:hint="eastAsia"/>
-                <w:sz w:val="18"/>
-                <w:szCs w:val="18"/>
-              </w:rPr>
-              <w:t>10</w:t>
+              <w:t>210</w:t>
             </w:r>
             <w:r>
               <w:rPr>
@@ -6175,15 +6127,7 @@
                 <w:sz w:val="18"/>
                 <w:szCs w:val="18"/>
               </w:rPr>
-              <w:t>2</w:t>
-            </w:r>
-            <w:r>
-              <w:rPr>
-                <w:rFonts w:hint="eastAsia"/>
-                <w:sz w:val="18"/>
-                <w:szCs w:val="18"/>
-              </w:rPr>
-              <w:t>11</w:t>
+              <w:t>211</w:t>
             </w:r>
             <w:r>
               <w:rPr>
@@ -6693,14 +6637,7 @@
                 <w:sz w:val="18"/>
                 <w:szCs w:val="18"/>
               </w:rPr>
-              <w:t xml:space="preserve"> </w:t>
-            </w:r>
-            <w:r>
-              <w:rPr>
-                <w:sz w:val="18"/>
-                <w:szCs w:val="18"/>
-              </w:rPr>
-              <w:t>DialogueNodeEvent</w:t>
+              <w:t xml:space="preserve"> DialogueNodeEvent</w:t>
             </w:r>
             <w:r>
               <w:rPr>
@@ -6729,14 +6666,7 @@
                 <w:sz w:val="18"/>
                 <w:szCs w:val="18"/>
               </w:rPr>
-              <w:t xml:space="preserve"> </w:t>
-            </w:r>
-            <w:r>
-              <w:rPr>
-                <w:sz w:val="18"/>
-                <w:szCs w:val="18"/>
-              </w:rPr>
-              <w:t>DialogueNodeEvent</w:t>
+              <w:t xml:space="preserve"> DialogueNodeEvent</w:t>
             </w:r>
             <w:r>
               <w:rPr>
@@ -7697,6 +7627,3492 @@
               </w:rPr>
               <w:t>color = 2 ("yellow")</w:t>
             </w:r>
+          </w:p>
+        </w:tc>
+      </w:tr>
+      <w:tr>
+        <w:tc>
+          <w:tcPr>
+            <w:tcW w:w="497" w:type="pct"/>
+          </w:tcPr>
+          <w:p>
+            <w:pPr>
+              <w:rPr>
+                <w:rFonts w:hint="eastAsia"/>
+                <w:sz w:val="18"/>
+                <w:szCs w:val="18"/>
+              </w:rPr>
+            </w:pPr>
+            <w:r>
+              <w:rPr>
+                <w:sz w:val="18"/>
+                <w:szCs w:val="18"/>
+              </w:rPr>
+              <w:lastRenderedPageBreak/>
+              <w:t>U</w:t>
+            </w:r>
+            <w:r>
+              <w:rPr>
+                <w:rFonts w:hint="eastAsia"/>
+                <w:sz w:val="18"/>
+                <w:szCs w:val="18"/>
+              </w:rPr>
+              <w:t>3</w:t>
+            </w:r>
+            <w:r>
+              <w:rPr>
+                <w:sz w:val="18"/>
+                <w:szCs w:val="18"/>
+              </w:rPr>
+              <w:t>.C</w:t>
+            </w:r>
+            <w:r>
+              <w:rPr>
+                <w:rFonts w:hint="eastAsia"/>
+                <w:sz w:val="18"/>
+                <w:szCs w:val="18"/>
+              </w:rPr>
+              <w:t>1</w:t>
+            </w:r>
+          </w:p>
+        </w:tc>
+        <w:tc>
+          <w:tcPr>
+            <w:tcW w:w="656" w:type="pct"/>
+          </w:tcPr>
+          <w:p>
+            <w:pPr>
+              <w:rPr>
+                <w:sz w:val="18"/>
+                <w:szCs w:val="18"/>
+              </w:rPr>
+            </w:pPr>
+            <w:r>
+              <w:rPr>
+                <w:sz w:val="18"/>
+                <w:szCs w:val="18"/>
+              </w:rPr>
+              <w:t>Good morning cadet + Establishing a foothold (Identify the direction of water flow based on a map of the watershed)</w:t>
+            </w:r>
+          </w:p>
+        </w:tc>
+        <w:tc>
+          <w:tcPr>
+            <w:tcW w:w="1347" w:type="pct"/>
+          </w:tcPr>
+          <w:p>
+            <w:pPr>
+              <w:rPr>
+                <w:rFonts w:hint="eastAsia"/>
+                <w:sz w:val="18"/>
+                <w:szCs w:val="18"/>
+              </w:rPr>
+            </w:pPr>
+            <w:r>
+              <w:rPr>
+                <w:sz w:val="18"/>
+                <w:szCs w:val="18"/>
+              </w:rPr>
+              <w:t>“</w:t>
+            </w:r>
+            <w:r>
+              <w:rPr>
+                <w:rFonts w:hint="eastAsia"/>
+                <w:sz w:val="18"/>
+                <w:szCs w:val="18"/>
+              </w:rPr>
+              <w:t>q</w:t>
+            </w:r>
+            <w:r>
+              <w:rPr>
+                <w:sz w:val="18"/>
+                <w:szCs w:val="18"/>
+              </w:rPr>
+              <w:t>uest</w:t>
+            </w:r>
+            <w:r>
+              <w:rPr>
+                <w:rFonts w:hint="eastAsia"/>
+                <w:sz w:val="18"/>
+                <w:szCs w:val="18"/>
+              </w:rPr>
+              <w:t>Finish</w:t>
+            </w:r>
+            <w:r>
+              <w:rPr>
+                <w:sz w:val="18"/>
+                <w:szCs w:val="18"/>
+              </w:rPr>
+              <w:t>Event:</w:t>
+            </w:r>
+            <w:r>
+              <w:rPr>
+                <w:rFonts w:hint="eastAsia"/>
+                <w:sz w:val="18"/>
+                <w:szCs w:val="18"/>
+              </w:rPr>
+              <w:t>17</w:t>
+            </w:r>
+            <w:r>
+              <w:rPr>
+                <w:sz w:val="18"/>
+                <w:szCs w:val="18"/>
+              </w:rPr>
+              <w:t>”</w:t>
+            </w:r>
+          </w:p>
+        </w:tc>
+        <w:tc>
+          <w:tcPr>
+            <w:tcW w:w="2500" w:type="pct"/>
+          </w:tcPr>
+          <w:p>
+            <w:pPr>
+              <w:rPr>
+                <w:sz w:val="18"/>
+                <w:szCs w:val="18"/>
+              </w:rPr>
+            </w:pPr>
+            <w:r>
+              <w:rPr>
+                <w:sz w:val="18"/>
+                <w:szCs w:val="18"/>
+              </w:rPr>
+              <w:t xml:space="preserve">if </w:t>
+            </w:r>
+            <w:r>
+              <w:rPr>
+                <w:sz w:val="18"/>
+                <w:szCs w:val="18"/>
+              </w:rPr>
+              <w:t>has eventKey</w:t>
+            </w:r>
+            <w:r>
+              <w:rPr>
+                <w:sz w:val="18"/>
+                <w:szCs w:val="18"/>
+              </w:rPr>
+              <w:t>:</w:t>
+            </w:r>
+          </w:p>
+          <w:p>
+            <w:pPr>
+              <w:rPr>
+                <w:sz w:val="18"/>
+                <w:szCs w:val="18"/>
+              </w:rPr>
+            </w:pPr>
+            <w:r>
+              <w:rPr>
+                <w:sz w:val="18"/>
+                <w:szCs w:val="18"/>
+              </w:rPr>
+              <w:t xml:space="preserve">    </w:t>
+            </w:r>
+          </w:p>
+          <w:p>
+            <w:pPr>
+              <w:rPr>
+                <w:sz w:val="18"/>
+                <w:szCs w:val="18"/>
+              </w:rPr>
+            </w:pPr>
+            <w:r>
+              <w:rPr>
+                <w:rFonts w:hint="eastAsia"/>
+                <w:sz w:val="18"/>
+                <w:szCs w:val="18"/>
+              </w:rPr>
+              <w:t xml:space="preserve">    </w:t>
+            </w:r>
+            <w:r>
+              <w:rPr>
+                <w:sz w:val="18"/>
+                <w:szCs w:val="18"/>
+              </w:rPr>
+              <w:t>cnt = coll.count_documents({"playerId": pid, "eventKey": "DialogueNodeEvent:10:30"})</w:t>
+            </w:r>
+          </w:p>
+          <w:p>
+            <w:pPr>
+              <w:rPr>
+                <w:sz w:val="18"/>
+                <w:szCs w:val="18"/>
+              </w:rPr>
+            </w:pPr>
+          </w:p>
+          <w:p>
+            <w:pPr>
+              <w:rPr>
+                <w:sz w:val="18"/>
+                <w:szCs w:val="18"/>
+              </w:rPr>
+            </w:pPr>
+            <w:r>
+              <w:rPr>
+                <w:sz w:val="18"/>
+                <w:szCs w:val="18"/>
+              </w:rPr>
+              <w:t xml:space="preserve">    if cnt &gt; 1:</w:t>
+            </w:r>
+          </w:p>
+          <w:p>
+            <w:pPr>
+              <w:rPr>
+                <w:sz w:val="18"/>
+                <w:szCs w:val="18"/>
+              </w:rPr>
+            </w:pPr>
+            <w:r>
+              <w:rPr>
+                <w:sz w:val="18"/>
+                <w:szCs w:val="18"/>
+              </w:rPr>
+              <w:t xml:space="preserve">        return 1  # green</w:t>
+            </w:r>
+          </w:p>
+          <w:p>
+            <w:pPr>
+              <w:rPr>
+                <w:sz w:val="18"/>
+                <w:szCs w:val="18"/>
+              </w:rPr>
+            </w:pPr>
+            <w:r>
+              <w:rPr>
+                <w:sz w:val="18"/>
+                <w:szCs w:val="18"/>
+              </w:rPr>
+              <w:t xml:space="preserve">    else:</w:t>
+            </w:r>
+          </w:p>
+          <w:p>
+            <w:pPr>
+              <w:rPr>
+                <w:sz w:val="18"/>
+                <w:szCs w:val="18"/>
+              </w:rPr>
+            </w:pPr>
+            <w:r>
+              <w:rPr>
+                <w:sz w:val="18"/>
+                <w:szCs w:val="18"/>
+              </w:rPr>
+              <w:t xml:space="preserve">        return 2  # yellow</w:t>
+            </w:r>
+          </w:p>
+        </w:tc>
+      </w:tr>
+      <w:tr>
+        <w:tc>
+          <w:tcPr>
+            <w:tcW w:w="497" w:type="pct"/>
+          </w:tcPr>
+          <w:p>
+            <w:pPr>
+              <w:rPr>
+                <w:rFonts w:hint="eastAsia"/>
+                <w:sz w:val="18"/>
+                <w:szCs w:val="18"/>
+              </w:rPr>
+            </w:pPr>
+            <w:r>
+              <w:rPr>
+                <w:rFonts w:hint="eastAsia"/>
+                <w:sz w:val="18"/>
+                <w:szCs w:val="18"/>
+              </w:rPr>
+              <w:t>U3.C2</w:t>
+            </w:r>
+          </w:p>
+        </w:tc>
+        <w:tc>
+          <w:tcPr>
+            <w:tcW w:w="656" w:type="pct"/>
+          </w:tcPr>
+          <w:p>
+            <w:pPr>
+              <w:rPr>
+                <w:sz w:val="18"/>
+                <w:szCs w:val="18"/>
+              </w:rPr>
+            </w:pPr>
+            <w:r>
+              <w:rPr>
+                <w:sz w:val="18"/>
+                <w:szCs w:val="18"/>
+              </w:rPr>
+              <w:t>Pollution solution (Predict the spread of dissolved materials through a watershed.)</w:t>
+            </w:r>
+          </w:p>
+        </w:tc>
+        <w:tc>
+          <w:tcPr>
+            <w:tcW w:w="1347" w:type="pct"/>
+          </w:tcPr>
+          <w:p>
+            <w:pPr>
+              <w:rPr>
+                <w:sz w:val="18"/>
+                <w:szCs w:val="18"/>
+              </w:rPr>
+            </w:pPr>
+            <w:r>
+              <w:rPr>
+                <w:sz w:val="18"/>
+                <w:szCs w:val="18"/>
+              </w:rPr>
+              <w:t>“</w:t>
+            </w:r>
+            <w:r>
+              <w:rPr>
+                <w:sz w:val="18"/>
+                <w:szCs w:val="18"/>
+              </w:rPr>
+              <w:t>DialogueNodeEvent:</w:t>
+            </w:r>
+            <w:r>
+              <w:rPr>
+                <w:rFonts w:hint="eastAsia"/>
+                <w:sz w:val="18"/>
+                <w:szCs w:val="18"/>
+              </w:rPr>
+              <w:t>11</w:t>
+            </w:r>
+            <w:r>
+              <w:rPr>
+                <w:rFonts w:hint="eastAsia"/>
+                <w:sz w:val="18"/>
+                <w:szCs w:val="18"/>
+              </w:rPr>
+              <w:t>:</w:t>
+            </w:r>
+            <w:r>
+              <w:rPr>
+                <w:rFonts w:hint="eastAsia"/>
+                <w:sz w:val="18"/>
+                <w:szCs w:val="18"/>
+              </w:rPr>
+              <w:t>34</w:t>
+            </w:r>
+            <w:r>
+              <w:rPr>
+                <w:sz w:val="18"/>
+                <w:szCs w:val="18"/>
+              </w:rPr>
+              <w:t>"</w:t>
+            </w:r>
+          </w:p>
+        </w:tc>
+        <w:tc>
+          <w:tcPr>
+            <w:tcW w:w="2500" w:type="pct"/>
+          </w:tcPr>
+          <w:p>
+            <w:pPr>
+              <w:rPr>
+                <w:sz w:val="18"/>
+                <w:szCs w:val="18"/>
+              </w:rPr>
+            </w:pPr>
+            <w:r>
+              <w:rPr>
+                <w:sz w:val="18"/>
+                <w:szCs w:val="18"/>
+              </w:rPr>
+              <w:t>If has eventKey:</w:t>
+            </w:r>
+          </w:p>
+          <w:p>
+            <w:pPr>
+              <w:rPr>
+                <w:sz w:val="18"/>
+                <w:szCs w:val="18"/>
+              </w:rPr>
+            </w:pPr>
+            <w:r>
+              <w:rPr>
+                <w:sz w:val="18"/>
+                <w:szCs w:val="18"/>
+              </w:rPr>
+              <w:t xml:space="preserve">    </w:t>
+            </w:r>
+            <w:r>
+              <w:rPr>
+                <w:sz w:val="18"/>
+                <w:szCs w:val="18"/>
+              </w:rPr>
+              <w:t>c27 = coll.count_documents({"playerId": pid, "eventKey": "DialogueNodeEvent:11:27"})</w:t>
+            </w:r>
+          </w:p>
+          <w:p>
+            <w:pPr>
+              <w:rPr>
+                <w:sz w:val="18"/>
+                <w:szCs w:val="18"/>
+              </w:rPr>
+            </w:pPr>
+            <w:r>
+              <w:rPr>
+                <w:sz w:val="18"/>
+                <w:szCs w:val="18"/>
+              </w:rPr>
+              <w:t xml:space="preserve">    c29 = coll.count_documents({"playerId": pid, "eventKey": "DialogueNodeEvent:11:29"})</w:t>
+            </w:r>
+          </w:p>
+          <w:p>
+            <w:pPr>
+              <w:rPr>
+                <w:sz w:val="18"/>
+                <w:szCs w:val="18"/>
+              </w:rPr>
+            </w:pPr>
+            <w:r>
+              <w:rPr>
+                <w:sz w:val="18"/>
+                <w:szCs w:val="18"/>
+              </w:rPr>
+              <w:t xml:space="preserve">    c230 = coll.count_documents({"playerId": pid, "eventKey": "DialogueNodeEvent:11:230"})</w:t>
+            </w:r>
+          </w:p>
+          <w:p>
+            <w:pPr>
+              <w:rPr>
+                <w:sz w:val="18"/>
+                <w:szCs w:val="18"/>
+              </w:rPr>
+            </w:pPr>
+            <w:r>
+              <w:rPr>
+                <w:sz w:val="18"/>
+                <w:szCs w:val="18"/>
+              </w:rPr>
+              <w:t xml:space="preserve">    cSum = c29 + c230</w:t>
+            </w:r>
+          </w:p>
+          <w:p>
+            <w:pPr>
+              <w:rPr>
+                <w:sz w:val="18"/>
+                <w:szCs w:val="18"/>
+              </w:rPr>
+            </w:pPr>
+            <w:r>
+              <w:rPr>
+                <w:sz w:val="18"/>
+                <w:szCs w:val="18"/>
+              </w:rPr>
+              <w:t xml:space="preserve">    </w:t>
+            </w:r>
+          </w:p>
+          <w:p>
+            <w:pPr>
+              <w:rPr>
+                <w:sz w:val="18"/>
+                <w:szCs w:val="18"/>
+              </w:rPr>
+            </w:pPr>
+            <w:r>
+              <w:rPr>
+                <w:sz w:val="18"/>
+                <w:szCs w:val="18"/>
+              </w:rPr>
+              <w:t xml:space="preserve">    </w:t>
+            </w:r>
+            <w:r>
+              <w:rPr>
+                <w:sz w:val="18"/>
+                <w:szCs w:val="18"/>
+              </w:rPr>
+              <w:t>def capped_penalty(cnt: int) -&gt; int:</w:t>
+            </w:r>
+          </w:p>
+          <w:p>
+            <w:pPr>
+              <w:rPr>
+                <w:sz w:val="18"/>
+                <w:szCs w:val="18"/>
+              </w:rPr>
+            </w:pPr>
+            <w:r>
+              <w:rPr>
+                <w:sz w:val="18"/>
+                <w:szCs w:val="18"/>
+              </w:rPr>
+              <w:t xml:space="preserve">        if cnt &lt;= 1:</w:t>
+            </w:r>
+          </w:p>
+          <w:p>
+            <w:pPr>
+              <w:rPr>
+                <w:sz w:val="18"/>
+                <w:szCs w:val="18"/>
+              </w:rPr>
+            </w:pPr>
+            <w:r>
+              <w:rPr>
+                <w:sz w:val="18"/>
+                <w:szCs w:val="18"/>
+              </w:rPr>
+              <w:t xml:space="preserve">            return 0</w:t>
+            </w:r>
+          </w:p>
+          <w:p>
+            <w:pPr>
+              <w:rPr>
+                <w:sz w:val="18"/>
+                <w:szCs w:val="18"/>
+              </w:rPr>
+            </w:pPr>
+            <w:r>
+              <w:rPr>
+                <w:sz w:val="18"/>
+                <w:szCs w:val="18"/>
+              </w:rPr>
+              <w:t xml:space="preserve">        elif cnt &lt;= 3:</w:t>
+            </w:r>
+          </w:p>
+          <w:p>
+            <w:pPr>
+              <w:rPr>
+                <w:sz w:val="18"/>
+                <w:szCs w:val="18"/>
+              </w:rPr>
+            </w:pPr>
+            <w:r>
+              <w:rPr>
+                <w:sz w:val="18"/>
+                <w:szCs w:val="18"/>
+              </w:rPr>
+              <w:t xml:space="preserve">            return 1</w:t>
+            </w:r>
+          </w:p>
+          <w:p>
+            <w:pPr>
+              <w:rPr>
+                <w:sz w:val="18"/>
+                <w:szCs w:val="18"/>
+              </w:rPr>
+            </w:pPr>
+            <w:r>
+              <w:rPr>
+                <w:sz w:val="18"/>
+                <w:szCs w:val="18"/>
+              </w:rPr>
+              <w:t xml:space="preserve">        else:</w:t>
+            </w:r>
+          </w:p>
+          <w:p>
+            <w:pPr>
+              <w:rPr>
+                <w:sz w:val="18"/>
+                <w:szCs w:val="18"/>
+              </w:rPr>
+            </w:pPr>
+            <w:r>
+              <w:rPr>
+                <w:sz w:val="18"/>
+                <w:szCs w:val="18"/>
+              </w:rPr>
+              <w:t xml:space="preserve">            return 2</w:t>
+            </w:r>
+          </w:p>
+          <w:p>
+            <w:pPr>
+              <w:rPr>
+                <w:sz w:val="18"/>
+                <w:szCs w:val="18"/>
+              </w:rPr>
+            </w:pPr>
+          </w:p>
+          <w:p>
+            <w:pPr>
+              <w:rPr>
+                <w:sz w:val="18"/>
+                <w:szCs w:val="18"/>
+              </w:rPr>
+            </w:pPr>
+            <w:r>
+              <w:rPr>
+                <w:sz w:val="18"/>
+                <w:szCs w:val="18"/>
+              </w:rPr>
+              <w:t xml:space="preserve">    score = 5</w:t>
+            </w:r>
+          </w:p>
+          <w:p>
+            <w:pPr>
+              <w:rPr>
+                <w:sz w:val="18"/>
+                <w:szCs w:val="18"/>
+              </w:rPr>
+            </w:pPr>
+            <w:r>
+              <w:rPr>
+                <w:sz w:val="18"/>
+                <w:szCs w:val="18"/>
+              </w:rPr>
+              <w:t xml:space="preserve">    score -= capped_penalty(c27)</w:t>
+            </w:r>
+          </w:p>
+          <w:p>
+            <w:pPr>
+              <w:rPr>
+                <w:sz w:val="18"/>
+                <w:szCs w:val="18"/>
+              </w:rPr>
+            </w:pPr>
+            <w:r>
+              <w:rPr>
+                <w:sz w:val="18"/>
+                <w:szCs w:val="18"/>
+              </w:rPr>
+              <w:t xml:space="preserve">    score -= capped_penalty(cSum)</w:t>
+            </w:r>
+          </w:p>
+          <w:p>
+            <w:pPr>
+              <w:rPr>
+                <w:sz w:val="18"/>
+                <w:szCs w:val="18"/>
+              </w:rPr>
+            </w:pPr>
+          </w:p>
+          <w:p>
+            <w:pPr>
+              <w:rPr>
+                <w:sz w:val="18"/>
+                <w:szCs w:val="18"/>
+              </w:rPr>
+            </w:pPr>
+            <w:r>
+              <w:rPr>
+                <w:sz w:val="18"/>
+                <w:szCs w:val="18"/>
+              </w:rPr>
+              <w:t xml:space="preserve">    return 2</w:t>
+            </w:r>
+            <w:r>
+              <w:rPr>
+                <w:sz w:val="18"/>
+                <w:szCs w:val="18"/>
+              </w:rPr>
+              <w:t xml:space="preserve"> </w:t>
+            </w:r>
+            <w:r>
+              <w:rPr>
+                <w:sz w:val="18"/>
+                <w:szCs w:val="18"/>
+              </w:rPr>
+              <w:t># yellow</w:t>
+            </w:r>
+            <w:r>
+              <w:rPr>
+                <w:sz w:val="18"/>
+                <w:szCs w:val="18"/>
+              </w:rPr>
+              <w:t xml:space="preserve"> if score &lt; 3 else 1</w:t>
+            </w:r>
+            <w:r>
+              <w:rPr>
+                <w:sz w:val="18"/>
+                <w:szCs w:val="18"/>
+              </w:rPr>
+              <w:t xml:space="preserve"> </w:t>
+            </w:r>
+            <w:r>
+              <w:rPr>
+                <w:sz w:val="18"/>
+                <w:szCs w:val="18"/>
+              </w:rPr>
+              <w:t># green</w:t>
+            </w:r>
+          </w:p>
+        </w:tc>
+      </w:tr>
+      <w:tr>
+        <w:tc>
+          <w:tcPr>
+            <w:tcW w:w="497" w:type="pct"/>
+          </w:tcPr>
+          <w:p>
+            <w:pPr>
+              <w:rPr>
+                <w:rFonts w:hint="eastAsia"/>
+                <w:sz w:val="18"/>
+                <w:szCs w:val="18"/>
+              </w:rPr>
+            </w:pPr>
+            <w:r>
+              <w:rPr>
+                <w:rFonts w:hint="eastAsia"/>
+                <w:sz w:val="18"/>
+                <w:szCs w:val="18"/>
+              </w:rPr>
+              <w:t>U3.C3</w:t>
+            </w:r>
+          </w:p>
+        </w:tc>
+        <w:tc>
+          <w:tcPr>
+            <w:tcW w:w="656" w:type="pct"/>
+          </w:tcPr>
+          <w:p>
+            <w:pPr>
+              <w:rPr>
+                <w:sz w:val="18"/>
+                <w:szCs w:val="18"/>
+              </w:rPr>
+            </w:pPr>
+            <w:r>
+              <w:rPr>
+                <w:sz w:val="18"/>
+                <w:szCs w:val="18"/>
+              </w:rPr>
+              <w:t xml:space="preserve">Pollution argument (Construct an argument </w:t>
+            </w:r>
+            <w:r>
+              <w:rPr>
+                <w:sz w:val="18"/>
+                <w:szCs w:val="18"/>
+              </w:rPr>
+              <w:lastRenderedPageBreak/>
+              <w:t>with reasoning that links a claim with evidence.)</w:t>
+            </w:r>
+          </w:p>
+        </w:tc>
+        <w:tc>
+          <w:tcPr>
+            <w:tcW w:w="1347" w:type="pct"/>
+          </w:tcPr>
+          <w:p>
+            <w:pPr>
+              <w:rPr>
+                <w:sz w:val="18"/>
+                <w:szCs w:val="18"/>
+              </w:rPr>
+            </w:pPr>
+            <w:r>
+              <w:rPr>
+                <w:sz w:val="18"/>
+                <w:szCs w:val="18"/>
+              </w:rPr>
+              <w:lastRenderedPageBreak/>
+              <w:t>“</w:t>
+            </w:r>
+            <w:r>
+              <w:rPr>
+                <w:rFonts w:hint="eastAsia"/>
+                <w:sz w:val="18"/>
+                <w:szCs w:val="18"/>
+              </w:rPr>
+              <w:t>q</w:t>
+            </w:r>
+            <w:r>
+              <w:rPr>
+                <w:sz w:val="18"/>
+                <w:szCs w:val="18"/>
+              </w:rPr>
+              <w:t>uest</w:t>
+            </w:r>
+            <w:r>
+              <w:rPr>
+                <w:rFonts w:hint="eastAsia"/>
+                <w:sz w:val="18"/>
+                <w:szCs w:val="18"/>
+              </w:rPr>
+              <w:t>Finish</w:t>
+            </w:r>
+            <w:r>
+              <w:rPr>
+                <w:sz w:val="18"/>
+                <w:szCs w:val="18"/>
+              </w:rPr>
+              <w:t>Event:</w:t>
+            </w:r>
+            <w:r>
+              <w:rPr>
+                <w:rFonts w:hint="eastAsia"/>
+                <w:sz w:val="18"/>
+                <w:szCs w:val="18"/>
+              </w:rPr>
+              <w:t>1</w:t>
+            </w:r>
+            <w:r>
+              <w:rPr>
+                <w:rFonts w:hint="eastAsia"/>
+                <w:sz w:val="18"/>
+                <w:szCs w:val="18"/>
+              </w:rPr>
+              <w:t>8</w:t>
+            </w:r>
+            <w:r>
+              <w:rPr>
+                <w:sz w:val="18"/>
+                <w:szCs w:val="18"/>
+              </w:rPr>
+              <w:t>”</w:t>
+            </w:r>
+          </w:p>
+        </w:tc>
+        <w:tc>
+          <w:tcPr>
+            <w:tcW w:w="2500" w:type="pct"/>
+          </w:tcPr>
+          <w:p>
+            <w:pPr>
+              <w:rPr>
+                <w:sz w:val="18"/>
+                <w:szCs w:val="18"/>
+              </w:rPr>
+            </w:pPr>
+            <w:r>
+              <w:rPr>
+                <w:sz w:val="18"/>
+                <w:szCs w:val="18"/>
+              </w:rPr>
+              <w:t>TARGET_KEYS = [</w:t>
+            </w:r>
+          </w:p>
+          <w:p>
+            <w:pPr>
+              <w:rPr>
+                <w:sz w:val="18"/>
+                <w:szCs w:val="18"/>
+              </w:rPr>
+            </w:pPr>
+            <w:r>
+              <w:rPr>
+                <w:sz w:val="18"/>
+                <w:szCs w:val="18"/>
+              </w:rPr>
+              <w:t xml:space="preserve">        "DialogueNodeEvent:84:20", "DialogueNodeEvent:84:25", "DialogueNodeEvent:84:32",</w:t>
+            </w:r>
+          </w:p>
+          <w:p>
+            <w:pPr>
+              <w:rPr>
+                <w:sz w:val="18"/>
+                <w:szCs w:val="18"/>
+              </w:rPr>
+            </w:pPr>
+            <w:r>
+              <w:rPr>
+                <w:sz w:val="18"/>
+                <w:szCs w:val="18"/>
+              </w:rPr>
+              <w:lastRenderedPageBreak/>
+              <w:t xml:space="preserve">        "DialogueNodeEvent:84:33", "DialogueNodeEvent:84:34", "DialogueNodeEvent:84:35",</w:t>
+            </w:r>
+          </w:p>
+          <w:p>
+            <w:pPr>
+              <w:rPr>
+                <w:sz w:val="18"/>
+                <w:szCs w:val="18"/>
+              </w:rPr>
+            </w:pPr>
+            <w:r>
+              <w:rPr>
+                <w:sz w:val="18"/>
+                <w:szCs w:val="18"/>
+              </w:rPr>
+              <w:t xml:space="preserve">        "DialogueNodeEvent:84:37", "DialogueNodeEvent:84:39", "DialogueNodeEvent:84:40",</w:t>
+            </w:r>
+          </w:p>
+          <w:p>
+            <w:pPr>
+              <w:rPr>
+                <w:sz w:val="18"/>
+                <w:szCs w:val="18"/>
+              </w:rPr>
+            </w:pPr>
+            <w:r>
+              <w:rPr>
+                <w:sz w:val="18"/>
+                <w:szCs w:val="18"/>
+              </w:rPr>
+              <w:t xml:space="preserve">        "DialogueNodeEvent:84:41", "DialogueNodeEvent:84:42", "DialogueNodeEvent:84:43",</w:t>
+            </w:r>
+          </w:p>
+          <w:p>
+            <w:pPr>
+              <w:rPr>
+                <w:sz w:val="18"/>
+                <w:szCs w:val="18"/>
+              </w:rPr>
+            </w:pPr>
+            <w:r>
+              <w:rPr>
+                <w:sz w:val="18"/>
+                <w:szCs w:val="18"/>
+              </w:rPr>
+              <w:t xml:space="preserve">        "DialogueNodeEvent:84:44", "DialogueNodeEvent:84:45", "DialogueNodeEvent:84:46",</w:t>
+            </w:r>
+          </w:p>
+          <w:p>
+            <w:pPr>
+              <w:rPr>
+                <w:sz w:val="18"/>
+                <w:szCs w:val="18"/>
+              </w:rPr>
+            </w:pPr>
+            <w:r>
+              <w:rPr>
+                <w:sz w:val="18"/>
+                <w:szCs w:val="18"/>
+              </w:rPr>
+              <w:t xml:space="preserve">        "DialogueNodeEvent:84:47"</w:t>
+            </w:r>
+          </w:p>
+          <w:p>
+            <w:pPr>
+              <w:ind w:firstLine="150"/>
+              <w:rPr>
+                <w:sz w:val="18"/>
+                <w:szCs w:val="18"/>
+              </w:rPr>
+            </w:pPr>
+            <w:r>
+              <w:rPr>
+                <w:sz w:val="18"/>
+                <w:szCs w:val="18"/>
+              </w:rPr>
+              <w:t>]</w:t>
+            </w:r>
+          </w:p>
+          <w:p>
+            <w:pPr>
+              <w:rPr>
+                <w:sz w:val="18"/>
+                <w:szCs w:val="18"/>
+              </w:rPr>
+            </w:pPr>
+          </w:p>
+          <w:p>
+            <w:pPr>
+              <w:rPr>
+                <w:sz w:val="18"/>
+                <w:szCs w:val="18"/>
+              </w:rPr>
+            </w:pPr>
+            <w:r>
+              <w:rPr>
+                <w:sz w:val="18"/>
+                <w:szCs w:val="18"/>
+              </w:rPr>
+              <w:t>I</w:t>
+            </w:r>
+            <w:r>
+              <w:rPr>
+                <w:rFonts w:hint="eastAsia"/>
+                <w:sz w:val="18"/>
+                <w:szCs w:val="18"/>
+              </w:rPr>
+              <w:t xml:space="preserve">f </w:t>
+            </w:r>
+            <w:r>
+              <w:rPr>
+                <w:sz w:val="18"/>
+                <w:szCs w:val="18"/>
+              </w:rPr>
+              <w:t>has eventKey</w:t>
+            </w:r>
+            <w:r>
+              <w:rPr>
+                <w:rFonts w:hint="eastAsia"/>
+                <w:sz w:val="18"/>
+                <w:szCs w:val="18"/>
+              </w:rPr>
+              <w:t>:</w:t>
+            </w:r>
+          </w:p>
+          <w:p>
+            <w:pPr>
+              <w:rPr>
+                <w:sz w:val="18"/>
+                <w:szCs w:val="18"/>
+              </w:rPr>
+            </w:pPr>
+            <w:r>
+              <w:rPr>
+                <w:rFonts w:hint="eastAsia"/>
+                <w:sz w:val="18"/>
+                <w:szCs w:val="18"/>
+              </w:rPr>
+              <w:t xml:space="preserve">    </w:t>
+            </w:r>
+            <w:r>
+              <w:rPr>
+                <w:sz w:val="18"/>
+                <w:szCs w:val="18"/>
+              </w:rPr>
+              <w:t>sum_count = coll.count_documents({</w:t>
+            </w:r>
+          </w:p>
+          <w:p>
+            <w:pPr>
+              <w:rPr>
+                <w:sz w:val="18"/>
+                <w:szCs w:val="18"/>
+              </w:rPr>
+            </w:pPr>
+            <w:r>
+              <w:rPr>
+                <w:sz w:val="18"/>
+                <w:szCs w:val="18"/>
+              </w:rPr>
+              <w:t xml:space="preserve">        "playerId": pid,</w:t>
+            </w:r>
+          </w:p>
+          <w:p>
+            <w:pPr>
+              <w:rPr>
+                <w:sz w:val="18"/>
+                <w:szCs w:val="18"/>
+              </w:rPr>
+            </w:pPr>
+            <w:r>
+              <w:rPr>
+                <w:sz w:val="18"/>
+                <w:szCs w:val="18"/>
+              </w:rPr>
+              <w:t xml:space="preserve">        "eventKey": {"$in": TARGET_KEYS}</w:t>
+            </w:r>
+          </w:p>
+          <w:p>
+            <w:pPr>
+              <w:ind w:firstLine="150"/>
+              <w:rPr>
+                <w:sz w:val="18"/>
+                <w:szCs w:val="18"/>
+              </w:rPr>
+            </w:pPr>
+            <w:r>
+              <w:rPr>
+                <w:sz w:val="18"/>
+                <w:szCs w:val="18"/>
+              </w:rPr>
+              <w:t>})</w:t>
+            </w:r>
+          </w:p>
+          <w:p>
+            <w:pPr>
+              <w:ind w:firstLine="150"/>
+              <w:rPr>
+                <w:sz w:val="18"/>
+                <w:szCs w:val="18"/>
+              </w:rPr>
+            </w:pPr>
+          </w:p>
+          <w:p>
+            <w:pPr>
+              <w:ind w:firstLine="150"/>
+              <w:rPr>
+                <w:sz w:val="18"/>
+                <w:szCs w:val="18"/>
+              </w:rPr>
+            </w:pPr>
+            <w:r>
+              <w:rPr>
+                <w:sz w:val="18"/>
+                <w:szCs w:val="18"/>
+              </w:rPr>
+              <w:t>if sum_count &lt;= 3:</w:t>
+            </w:r>
+          </w:p>
+          <w:p>
+            <w:pPr>
+              <w:ind w:firstLine="150"/>
+              <w:rPr>
+                <w:sz w:val="18"/>
+                <w:szCs w:val="18"/>
+              </w:rPr>
+            </w:pPr>
+            <w:r>
+              <w:rPr>
+                <w:sz w:val="18"/>
+                <w:szCs w:val="18"/>
+              </w:rPr>
+              <w:t xml:space="preserve">        base_score = 3</w:t>
+            </w:r>
+          </w:p>
+          <w:p>
+            <w:pPr>
+              <w:ind w:firstLine="150"/>
+              <w:rPr>
+                <w:sz w:val="18"/>
+                <w:szCs w:val="18"/>
+              </w:rPr>
+            </w:pPr>
+            <w:r>
+              <w:rPr>
+                <w:sz w:val="18"/>
+                <w:szCs w:val="18"/>
+              </w:rPr>
+              <w:t xml:space="preserve">    elif sum_count == 4:</w:t>
+            </w:r>
+          </w:p>
+          <w:p>
+            <w:pPr>
+              <w:ind w:firstLine="150"/>
+              <w:rPr>
+                <w:sz w:val="18"/>
+                <w:szCs w:val="18"/>
+              </w:rPr>
+            </w:pPr>
+            <w:r>
+              <w:rPr>
+                <w:sz w:val="18"/>
+                <w:szCs w:val="18"/>
+              </w:rPr>
+              <w:t xml:space="preserve">        base_score = 2</w:t>
+            </w:r>
+          </w:p>
+          <w:p>
+            <w:pPr>
+              <w:ind w:firstLine="150"/>
+              <w:rPr>
+                <w:sz w:val="18"/>
+                <w:szCs w:val="18"/>
+              </w:rPr>
+            </w:pPr>
+            <w:r>
+              <w:rPr>
+                <w:sz w:val="18"/>
+                <w:szCs w:val="18"/>
+              </w:rPr>
+              <w:t xml:space="preserve">    elif sum_count == 5:</w:t>
+            </w:r>
+          </w:p>
+          <w:p>
+            <w:pPr>
+              <w:ind w:firstLine="150"/>
+              <w:rPr>
+                <w:sz w:val="18"/>
+                <w:szCs w:val="18"/>
+              </w:rPr>
+            </w:pPr>
+            <w:r>
+              <w:rPr>
+                <w:sz w:val="18"/>
+                <w:szCs w:val="18"/>
+              </w:rPr>
+              <w:t xml:space="preserve">        base_score = 1</w:t>
+            </w:r>
+          </w:p>
+          <w:p>
+            <w:pPr>
+              <w:ind w:firstLine="150"/>
+              <w:rPr>
+                <w:sz w:val="18"/>
+                <w:szCs w:val="18"/>
+              </w:rPr>
+            </w:pPr>
+            <w:r>
+              <w:rPr>
+                <w:sz w:val="18"/>
+                <w:szCs w:val="18"/>
+              </w:rPr>
+              <w:t xml:space="preserve">    else:</w:t>
+            </w:r>
+          </w:p>
+          <w:p>
+            <w:pPr>
+              <w:ind w:firstLine="150"/>
+              <w:rPr>
+                <w:sz w:val="18"/>
+                <w:szCs w:val="18"/>
+              </w:rPr>
+            </w:pPr>
+            <w:r>
+              <w:rPr>
+                <w:sz w:val="18"/>
+                <w:szCs w:val="18"/>
+              </w:rPr>
+              <w:t xml:space="preserve">        base_score = 0</w:t>
+            </w:r>
+          </w:p>
+          <w:p>
+            <w:pPr>
+              <w:ind w:firstLine="150"/>
+              <w:rPr>
+                <w:sz w:val="18"/>
+                <w:szCs w:val="18"/>
+              </w:rPr>
+            </w:pPr>
+          </w:p>
+          <w:p>
+            <w:pPr>
+              <w:ind w:firstLine="150"/>
+              <w:rPr>
+                <w:sz w:val="18"/>
+                <w:szCs w:val="18"/>
+              </w:rPr>
+            </w:pPr>
+            <w:r>
+              <w:rPr>
+                <w:sz w:val="18"/>
+                <w:szCs w:val="18"/>
+              </w:rPr>
+              <w:t>has_bonus = coll.find_one(</w:t>
+            </w:r>
+          </w:p>
+          <w:p>
+            <w:pPr>
+              <w:ind w:firstLine="150"/>
+              <w:rPr>
+                <w:sz w:val="18"/>
+                <w:szCs w:val="18"/>
+              </w:rPr>
+            </w:pPr>
+            <w:r>
+              <w:rPr>
+                <w:sz w:val="18"/>
+                <w:szCs w:val="18"/>
+              </w:rPr>
+              <w:t xml:space="preserve">        {</w:t>
+            </w:r>
+          </w:p>
+          <w:p>
+            <w:pPr>
+              <w:ind w:firstLine="150"/>
+              <w:rPr>
+                <w:sz w:val="18"/>
+                <w:szCs w:val="18"/>
+              </w:rPr>
+            </w:pPr>
+            <w:r>
+              <w:rPr>
+                <w:sz w:val="18"/>
+                <w:szCs w:val="18"/>
+              </w:rPr>
+              <w:t xml:space="preserve">            "playerId": pid,</w:t>
+            </w:r>
+          </w:p>
+          <w:p>
+            <w:pPr>
+              <w:ind w:firstLine="150"/>
+              <w:rPr>
+                <w:sz w:val="18"/>
+                <w:szCs w:val="18"/>
+              </w:rPr>
+            </w:pPr>
+            <w:r>
+              <w:rPr>
+                <w:sz w:val="18"/>
+                <w:szCs w:val="18"/>
+              </w:rPr>
+              <w:t xml:space="preserve">            "eventType": "argumentationToolEvent",</w:t>
+            </w:r>
+          </w:p>
+          <w:p>
+            <w:pPr>
+              <w:ind w:firstLine="150"/>
+              <w:rPr>
+                <w:sz w:val="18"/>
+                <w:szCs w:val="18"/>
+              </w:rPr>
+            </w:pPr>
+            <w:r>
+              <w:rPr>
+                <w:sz w:val="18"/>
+                <w:szCs w:val="18"/>
+              </w:rPr>
+              <w:t xml:space="preserve">            "data.toolName": "</w:t>
+            </w:r>
+            <w:r>
+              <w:rPr>
+                <w:sz w:val="18"/>
+                <w:szCs w:val="18"/>
+              </w:rPr>
+              <w:t>BackingInfoPanel - Pollution Site Data</w:t>
+            </w:r>
+            <w:r>
+              <w:rPr>
+                <w:sz w:val="18"/>
+                <w:szCs w:val="18"/>
+              </w:rPr>
+              <w:t>"}</w:t>
+            </w:r>
+          </w:p>
+          <w:p>
+            <w:pPr>
+              <w:ind w:firstLine="150"/>
+              <w:rPr>
+                <w:sz w:val="18"/>
+                <w:szCs w:val="18"/>
+              </w:rPr>
+            </w:pPr>
+            <w:r>
+              <w:rPr>
+                <w:sz w:val="18"/>
+                <w:szCs w:val="18"/>
+              </w:rPr>
+              <w:t xml:space="preserve">        },</w:t>
+            </w:r>
+          </w:p>
+          <w:p>
+            <w:pPr>
+              <w:ind w:firstLine="150"/>
+              <w:rPr>
+                <w:sz w:val="18"/>
+                <w:szCs w:val="18"/>
+              </w:rPr>
+            </w:pPr>
+            <w:r>
+              <w:rPr>
+                <w:sz w:val="18"/>
+                <w:szCs w:val="18"/>
+              </w:rPr>
+              <w:t xml:space="preserve">        projection={"_id": 1}</w:t>
+            </w:r>
+          </w:p>
+          <w:p>
+            <w:pPr>
+              <w:ind w:firstLine="150"/>
+              <w:rPr>
+                <w:sz w:val="18"/>
+                <w:szCs w:val="18"/>
+              </w:rPr>
+            </w:pPr>
+            <w:r>
+              <w:rPr>
+                <w:sz w:val="18"/>
+                <w:szCs w:val="18"/>
+              </w:rPr>
+              <w:t xml:space="preserve">    ) is not None</w:t>
+            </w:r>
+          </w:p>
+          <w:p>
+            <w:pPr>
+              <w:ind w:firstLine="150"/>
+              <w:rPr>
+                <w:sz w:val="18"/>
+                <w:szCs w:val="18"/>
+              </w:rPr>
+            </w:pPr>
+          </w:p>
+          <w:p>
+            <w:pPr>
+              <w:ind w:firstLine="150"/>
+              <w:rPr>
+                <w:sz w:val="18"/>
+                <w:szCs w:val="18"/>
+              </w:rPr>
+            </w:pPr>
+            <w:r>
+              <w:rPr>
+                <w:sz w:val="18"/>
+                <w:szCs w:val="18"/>
+              </w:rPr>
+              <w:t>total_score = base_score + (1 if has_bonus else 0)</w:t>
+            </w:r>
+          </w:p>
+          <w:p>
+            <w:pPr>
+              <w:ind w:firstLine="150"/>
+              <w:rPr>
+                <w:sz w:val="18"/>
+                <w:szCs w:val="18"/>
+              </w:rPr>
+            </w:pPr>
+          </w:p>
+          <w:p>
+            <w:pPr>
+              <w:ind w:firstLine="150"/>
+              <w:rPr>
+                <w:rFonts w:hint="eastAsia"/>
+                <w:sz w:val="18"/>
+                <w:szCs w:val="18"/>
+              </w:rPr>
+            </w:pPr>
+            <w:r>
+              <w:rPr>
+                <w:sz w:val="18"/>
+                <w:szCs w:val="18"/>
+              </w:rPr>
+              <w:t>return 1 if total_score &gt;= 3 else 2</w:t>
+            </w:r>
+          </w:p>
+        </w:tc>
+      </w:tr>
+      <w:tr>
+        <w:tc>
+          <w:tcPr>
+            <w:tcW w:w="497" w:type="pct"/>
+          </w:tcPr>
+          <w:p>
+            <w:pPr>
+              <w:rPr>
+                <w:rFonts w:hint="eastAsia"/>
+                <w:sz w:val="18"/>
+                <w:szCs w:val="18"/>
+              </w:rPr>
+            </w:pPr>
+            <w:r>
+              <w:rPr>
+                <w:rFonts w:hint="eastAsia"/>
+                <w:sz w:val="18"/>
+                <w:szCs w:val="18"/>
+              </w:rPr>
+              <w:t>U3.C4</w:t>
+            </w:r>
+          </w:p>
+        </w:tc>
+        <w:tc>
+          <w:tcPr>
+            <w:tcW w:w="656" w:type="pct"/>
+          </w:tcPr>
+          <w:p>
+            <w:pPr>
+              <w:rPr>
+                <w:sz w:val="18"/>
+                <w:szCs w:val="18"/>
+              </w:rPr>
+            </w:pPr>
+            <w:r>
+              <w:rPr>
+                <w:sz w:val="18"/>
+                <w:szCs w:val="18"/>
+              </w:rPr>
+              <w:t>Forsaken Facility (Predict the spread of dissolved materials)</w:t>
+            </w:r>
+          </w:p>
+        </w:tc>
+        <w:tc>
+          <w:tcPr>
+            <w:tcW w:w="1347" w:type="pct"/>
+          </w:tcPr>
+          <w:p>
+            <w:pPr>
+              <w:rPr>
+                <w:sz w:val="18"/>
+                <w:szCs w:val="18"/>
+              </w:rPr>
+            </w:pPr>
+            <w:r>
+              <w:rPr>
+                <w:sz w:val="18"/>
+                <w:szCs w:val="18"/>
+              </w:rPr>
+              <w:t>“</w:t>
+            </w:r>
+            <w:r>
+              <w:rPr>
+                <w:sz w:val="18"/>
+                <w:szCs w:val="18"/>
+              </w:rPr>
+              <w:t>DialogueNodeEvent:</w:t>
+            </w:r>
+            <w:r>
+              <w:rPr>
+                <w:rFonts w:hint="eastAsia"/>
+                <w:sz w:val="18"/>
+                <w:szCs w:val="18"/>
+              </w:rPr>
+              <w:t>73</w:t>
+            </w:r>
+            <w:r>
+              <w:rPr>
+                <w:rFonts w:hint="eastAsia"/>
+                <w:sz w:val="18"/>
+                <w:szCs w:val="18"/>
+              </w:rPr>
+              <w:t>:</w:t>
+            </w:r>
+            <w:r>
+              <w:rPr>
+                <w:rFonts w:hint="eastAsia"/>
+                <w:sz w:val="18"/>
+                <w:szCs w:val="18"/>
+              </w:rPr>
+              <w:t>200</w:t>
+            </w:r>
+            <w:r>
+              <w:rPr>
+                <w:sz w:val="18"/>
+                <w:szCs w:val="18"/>
+              </w:rPr>
+              <w:t>"</w:t>
+            </w:r>
+          </w:p>
+        </w:tc>
+        <w:tc>
+          <w:tcPr>
+            <w:tcW w:w="2500" w:type="pct"/>
+          </w:tcPr>
+          <w:p>
+            <w:pPr>
+              <w:rPr>
+                <w:sz w:val="18"/>
+                <w:szCs w:val="18"/>
+              </w:rPr>
+            </w:pPr>
+            <w:r>
+              <w:rPr>
+                <w:sz w:val="18"/>
+                <w:szCs w:val="18"/>
+              </w:rPr>
+              <w:t>TARGET_KEYS = [</w:t>
+            </w:r>
+          </w:p>
+          <w:p>
+            <w:pPr>
+              <w:rPr>
+                <w:sz w:val="18"/>
+                <w:szCs w:val="18"/>
+              </w:rPr>
+            </w:pPr>
+            <w:r>
+              <w:rPr>
+                <w:sz w:val="18"/>
+                <w:szCs w:val="18"/>
+              </w:rPr>
+              <w:t xml:space="preserve">        "DialogueNodeEvent:78:3", "DialogueNodeEvent:78:4", "DialogueNodeEvent:78:7",</w:t>
+            </w:r>
+          </w:p>
+          <w:p>
+            <w:pPr>
+              <w:rPr>
+                <w:sz w:val="18"/>
+                <w:szCs w:val="18"/>
+              </w:rPr>
+            </w:pPr>
+            <w:r>
+              <w:rPr>
+                <w:sz w:val="18"/>
+                <w:szCs w:val="18"/>
+              </w:rPr>
+              <w:t xml:space="preserve">        "DialogueNodeEvent:78:9", "DialogueNodeEvent:78:10", "DialogueNodeEvent:78:12",</w:t>
+            </w:r>
+          </w:p>
+          <w:p>
+            <w:pPr>
+              <w:rPr>
+                <w:sz w:val="18"/>
+                <w:szCs w:val="18"/>
+              </w:rPr>
+            </w:pPr>
+            <w:r>
+              <w:rPr>
+                <w:sz w:val="18"/>
+                <w:szCs w:val="18"/>
+              </w:rPr>
+              <w:t xml:space="preserve">        "DialogueNodeEvent:78:18", "DialogueNodeEvent:78:23"</w:t>
+            </w:r>
+          </w:p>
+          <w:p>
+            <w:pPr>
+              <w:ind w:firstLine="150"/>
+              <w:rPr>
+                <w:sz w:val="18"/>
+                <w:szCs w:val="18"/>
+              </w:rPr>
+            </w:pPr>
+            <w:r>
+              <w:rPr>
+                <w:sz w:val="18"/>
+                <w:szCs w:val="18"/>
+              </w:rPr>
+              <w:t>]</w:t>
+            </w:r>
+          </w:p>
+          <w:p>
+            <w:pPr>
+              <w:rPr>
+                <w:sz w:val="18"/>
+                <w:szCs w:val="18"/>
+              </w:rPr>
+            </w:pPr>
+          </w:p>
+          <w:p>
+            <w:pPr>
+              <w:rPr>
+                <w:sz w:val="18"/>
+                <w:szCs w:val="18"/>
+              </w:rPr>
+            </w:pPr>
+            <w:r>
+              <w:rPr>
+                <w:sz w:val="18"/>
+                <w:szCs w:val="18"/>
+              </w:rPr>
+              <w:t>I</w:t>
+            </w:r>
+            <w:r>
+              <w:rPr>
+                <w:rFonts w:hint="eastAsia"/>
+                <w:sz w:val="18"/>
+                <w:szCs w:val="18"/>
+              </w:rPr>
+              <w:t>f has eventKey:</w:t>
+            </w:r>
+            <w:r>
+              <w:rPr>
+                <w:sz w:val="18"/>
+                <w:szCs w:val="18"/>
+              </w:rPr>
+              <w:br/>
+            </w:r>
+            <w:r>
+              <w:rPr>
+                <w:rFonts w:hint="eastAsia"/>
+                <w:sz w:val="18"/>
+                <w:szCs w:val="18"/>
+              </w:rPr>
+              <w:t xml:space="preserve">    </w:t>
+            </w:r>
+            <w:r>
+              <w:rPr>
+                <w:sz w:val="18"/>
+                <w:szCs w:val="18"/>
+              </w:rPr>
+              <w:t>has_7824 = coll.find_one(</w:t>
+            </w:r>
+          </w:p>
+          <w:p>
+            <w:pPr>
+              <w:rPr>
+                <w:sz w:val="18"/>
+                <w:szCs w:val="18"/>
+              </w:rPr>
+            </w:pPr>
+            <w:r>
+              <w:rPr>
+                <w:sz w:val="18"/>
+                <w:szCs w:val="18"/>
+              </w:rPr>
+              <w:t xml:space="preserve">        {"playerId": pid, "eventKey": "DialogueNodeEvent:78:24"},</w:t>
+            </w:r>
+          </w:p>
+          <w:p>
+            <w:pPr>
+              <w:rPr>
+                <w:sz w:val="18"/>
+                <w:szCs w:val="18"/>
+              </w:rPr>
+            </w:pPr>
+            <w:r>
+              <w:rPr>
+                <w:sz w:val="18"/>
+                <w:szCs w:val="18"/>
+              </w:rPr>
+              <w:t xml:space="preserve">        projection={"_id": 1}</w:t>
+            </w:r>
+          </w:p>
+          <w:p>
+            <w:pPr>
+              <w:ind w:firstLine="150"/>
+              <w:rPr>
+                <w:sz w:val="18"/>
+                <w:szCs w:val="18"/>
+              </w:rPr>
+            </w:pPr>
+            <w:r>
+              <w:rPr>
+                <w:sz w:val="18"/>
+                <w:szCs w:val="18"/>
+              </w:rPr>
+              <w:t>) is not None</w:t>
+            </w:r>
+          </w:p>
+          <w:p>
+            <w:pPr>
+              <w:ind w:firstLine="150"/>
+              <w:rPr>
+                <w:sz w:val="18"/>
+                <w:szCs w:val="18"/>
+              </w:rPr>
+            </w:pPr>
+            <w:r>
+              <w:rPr>
+                <w:sz w:val="18"/>
+                <w:szCs w:val="18"/>
+              </w:rPr>
+              <w:t>if not has_7824:</w:t>
+            </w:r>
+          </w:p>
+          <w:p>
+            <w:pPr>
+              <w:ind w:firstLine="150"/>
+              <w:rPr>
+                <w:sz w:val="18"/>
+                <w:szCs w:val="18"/>
+              </w:rPr>
+            </w:pPr>
+            <w:r>
+              <w:rPr>
+                <w:sz w:val="18"/>
+                <w:szCs w:val="18"/>
+              </w:rPr>
+              <w:t xml:space="preserve">        return 2</w:t>
+            </w:r>
+            <w:r>
+              <w:rPr>
+                <w:rFonts w:hint="eastAsia"/>
+                <w:sz w:val="18"/>
+                <w:szCs w:val="18"/>
+              </w:rPr>
+              <w:t xml:space="preserve"> #yellow</w:t>
+            </w:r>
+          </w:p>
+          <w:p>
+            <w:pPr>
+              <w:ind w:firstLine="150"/>
+              <w:rPr>
+                <w:rFonts w:hint="eastAsia"/>
+                <w:sz w:val="18"/>
+                <w:szCs w:val="18"/>
+              </w:rPr>
+            </w:pPr>
+          </w:p>
+          <w:p>
+            <w:pPr>
+              <w:rPr>
+                <w:sz w:val="18"/>
+                <w:szCs w:val="18"/>
+              </w:rPr>
+            </w:pPr>
+            <w:r>
+              <w:rPr>
+                <w:rFonts w:hint="eastAsia"/>
+                <w:sz w:val="18"/>
+                <w:szCs w:val="18"/>
+              </w:rPr>
+              <w:t xml:space="preserve">    </w:t>
+            </w:r>
+            <w:r>
+              <w:rPr>
+                <w:sz w:val="18"/>
+                <w:szCs w:val="18"/>
+              </w:rPr>
+              <w:t>total_count = coll.count_documents({</w:t>
+            </w:r>
+          </w:p>
+          <w:p>
+            <w:pPr>
+              <w:rPr>
+                <w:sz w:val="18"/>
+                <w:szCs w:val="18"/>
+              </w:rPr>
+            </w:pPr>
+            <w:r>
+              <w:rPr>
+                <w:sz w:val="18"/>
+                <w:szCs w:val="18"/>
+              </w:rPr>
+              <w:lastRenderedPageBreak/>
+              <w:t xml:space="preserve">        "playerId": pid,</w:t>
+            </w:r>
+          </w:p>
+          <w:p>
+            <w:pPr>
+              <w:rPr>
+                <w:sz w:val="18"/>
+                <w:szCs w:val="18"/>
+              </w:rPr>
+            </w:pPr>
+            <w:r>
+              <w:rPr>
+                <w:sz w:val="18"/>
+                <w:szCs w:val="18"/>
+              </w:rPr>
+              <w:t xml:space="preserve">        "eventKey": {"$in": TARGET_KEYS}</w:t>
+            </w:r>
+          </w:p>
+          <w:p>
+            <w:pPr>
+              <w:ind w:firstLine="150"/>
+              <w:rPr>
+                <w:sz w:val="18"/>
+                <w:szCs w:val="18"/>
+              </w:rPr>
+            </w:pPr>
+            <w:r>
+              <w:rPr>
+                <w:sz w:val="18"/>
+                <w:szCs w:val="18"/>
+              </w:rPr>
+              <w:t>})</w:t>
+            </w:r>
+          </w:p>
+          <w:p>
+            <w:pPr>
+              <w:ind w:firstLine="150"/>
+              <w:rPr>
+                <w:sz w:val="18"/>
+                <w:szCs w:val="18"/>
+              </w:rPr>
+            </w:pPr>
+          </w:p>
+          <w:p>
+            <w:pPr>
+              <w:ind w:firstLine="150"/>
+              <w:rPr>
+                <w:sz w:val="18"/>
+                <w:szCs w:val="18"/>
+              </w:rPr>
+            </w:pPr>
+            <w:r>
+              <w:rPr>
+                <w:sz w:val="18"/>
+                <w:szCs w:val="18"/>
+              </w:rPr>
+              <w:t>if total_count == 0:</w:t>
+            </w:r>
+          </w:p>
+          <w:p>
+            <w:pPr>
+              <w:ind w:firstLine="150"/>
+              <w:rPr>
+                <w:sz w:val="18"/>
+                <w:szCs w:val="18"/>
+              </w:rPr>
+            </w:pPr>
+            <w:r>
+              <w:rPr>
+                <w:sz w:val="18"/>
+                <w:szCs w:val="18"/>
+              </w:rPr>
+              <w:t xml:space="preserve">        score = 2</w:t>
+            </w:r>
+          </w:p>
+          <w:p>
+            <w:pPr>
+              <w:ind w:firstLine="150"/>
+              <w:rPr>
+                <w:sz w:val="18"/>
+                <w:szCs w:val="18"/>
+              </w:rPr>
+            </w:pPr>
+            <w:r>
+              <w:rPr>
+                <w:sz w:val="18"/>
+                <w:szCs w:val="18"/>
+              </w:rPr>
+              <w:t xml:space="preserve">    elif total_count &lt;= 2:</w:t>
+            </w:r>
+          </w:p>
+          <w:p>
+            <w:pPr>
+              <w:ind w:firstLine="150"/>
+              <w:rPr>
+                <w:sz w:val="18"/>
+                <w:szCs w:val="18"/>
+              </w:rPr>
+            </w:pPr>
+            <w:r>
+              <w:rPr>
+                <w:sz w:val="18"/>
+                <w:szCs w:val="18"/>
+              </w:rPr>
+              <w:t xml:space="preserve">        score = 1</w:t>
+            </w:r>
+          </w:p>
+          <w:p>
+            <w:pPr>
+              <w:ind w:firstLine="150"/>
+              <w:rPr>
+                <w:sz w:val="18"/>
+                <w:szCs w:val="18"/>
+              </w:rPr>
+            </w:pPr>
+            <w:r>
+              <w:rPr>
+                <w:sz w:val="18"/>
+                <w:szCs w:val="18"/>
+              </w:rPr>
+              <w:t xml:space="preserve">    else:</w:t>
+            </w:r>
+          </w:p>
+          <w:p>
+            <w:pPr>
+              <w:ind w:firstLine="150"/>
+              <w:rPr>
+                <w:sz w:val="18"/>
+                <w:szCs w:val="18"/>
+              </w:rPr>
+            </w:pPr>
+            <w:r>
+              <w:rPr>
+                <w:sz w:val="18"/>
+                <w:szCs w:val="18"/>
+              </w:rPr>
+              <w:t xml:space="preserve">        score = 0</w:t>
+            </w:r>
+          </w:p>
+          <w:p>
+            <w:pPr>
+              <w:ind w:firstLine="150"/>
+              <w:rPr>
+                <w:sz w:val="18"/>
+                <w:szCs w:val="18"/>
+              </w:rPr>
+            </w:pPr>
+          </w:p>
+          <w:p>
+            <w:pPr>
+              <w:ind w:firstLine="150"/>
+              <w:rPr>
+                <w:rFonts w:hint="eastAsia"/>
+                <w:sz w:val="18"/>
+                <w:szCs w:val="18"/>
+              </w:rPr>
+            </w:pPr>
+            <w:r>
+              <w:rPr>
+                <w:sz w:val="18"/>
+                <w:szCs w:val="18"/>
+              </w:rPr>
+              <w:t>return 2</w:t>
+            </w:r>
+            <w:r>
+              <w:rPr>
+                <w:rFonts w:hint="eastAsia"/>
+                <w:sz w:val="18"/>
+                <w:szCs w:val="18"/>
+              </w:rPr>
+              <w:t xml:space="preserve"> #yellow</w:t>
+            </w:r>
+            <w:r>
+              <w:rPr>
+                <w:sz w:val="18"/>
+                <w:szCs w:val="18"/>
+              </w:rPr>
+              <w:t xml:space="preserve"> if score == 0 else 1</w:t>
+            </w:r>
+            <w:r>
+              <w:rPr>
+                <w:rFonts w:hint="eastAsia"/>
+                <w:sz w:val="18"/>
+                <w:szCs w:val="18"/>
+              </w:rPr>
+              <w:t xml:space="preserve"> #green</w:t>
+            </w:r>
+          </w:p>
+        </w:tc>
+      </w:tr>
+      <w:tr>
+        <w:tc>
+          <w:tcPr>
+            <w:tcW w:w="497" w:type="pct"/>
+          </w:tcPr>
+          <w:p>
+            <w:pPr>
+              <w:rPr>
+                <w:rFonts w:hint="eastAsia"/>
+                <w:sz w:val="18"/>
+                <w:szCs w:val="18"/>
+              </w:rPr>
+            </w:pPr>
+            <w:r>
+              <w:rPr>
+                <w:rFonts w:hint="eastAsia"/>
+                <w:sz w:val="18"/>
+                <w:szCs w:val="18"/>
+              </w:rPr>
+              <w:lastRenderedPageBreak/>
+              <w:t>U3.C5</w:t>
+            </w:r>
+          </w:p>
+        </w:tc>
+        <w:tc>
+          <w:tcPr>
+            <w:tcW w:w="656" w:type="pct"/>
+          </w:tcPr>
+          <w:p>
+            <w:pPr>
+              <w:rPr>
+                <w:sz w:val="18"/>
+                <w:szCs w:val="18"/>
+              </w:rPr>
+            </w:pPr>
+            <w:r>
+              <w:rPr>
+                <w:sz w:val="18"/>
+                <w:szCs w:val="18"/>
+              </w:rPr>
+              <w:t>Plant the superfruit seeds (Predict the spread of dissolved materials through a watershed)</w:t>
+            </w:r>
+          </w:p>
+        </w:tc>
+        <w:tc>
+          <w:tcPr>
+            <w:tcW w:w="1347" w:type="pct"/>
+          </w:tcPr>
+          <w:p>
+            <w:pPr>
+              <w:rPr>
+                <w:sz w:val="18"/>
+                <w:szCs w:val="18"/>
+              </w:rPr>
+            </w:pPr>
+            <w:r>
+              <w:rPr>
+                <w:sz w:val="18"/>
+                <w:szCs w:val="18"/>
+              </w:rPr>
+              <w:t>“</w:t>
+            </w:r>
+            <w:r>
+              <w:rPr>
+                <w:sz w:val="18"/>
+                <w:szCs w:val="18"/>
+              </w:rPr>
+              <w:t>DialogueNodeEvent:</w:t>
+            </w:r>
+            <w:r>
+              <w:rPr>
+                <w:rFonts w:hint="eastAsia"/>
+                <w:sz w:val="18"/>
+                <w:szCs w:val="18"/>
+              </w:rPr>
+              <w:t>10</w:t>
+            </w:r>
+            <w:r>
+              <w:rPr>
+                <w:rFonts w:hint="eastAsia"/>
+                <w:sz w:val="18"/>
+                <w:szCs w:val="18"/>
+              </w:rPr>
+              <w:t>:</w:t>
+            </w:r>
+            <w:r>
+              <w:rPr>
+                <w:rFonts w:hint="eastAsia"/>
+                <w:sz w:val="18"/>
+                <w:szCs w:val="18"/>
+              </w:rPr>
+              <w:t>194</w:t>
+            </w:r>
+            <w:r>
+              <w:rPr>
+                <w:sz w:val="18"/>
+                <w:szCs w:val="18"/>
+              </w:rPr>
+              <w:t>"</w:t>
+            </w:r>
+          </w:p>
+        </w:tc>
+        <w:tc>
+          <w:tcPr>
+            <w:tcW w:w="2500" w:type="pct"/>
+          </w:tcPr>
+          <w:p>
+            <w:pPr>
+              <w:rPr>
+                <w:sz w:val="18"/>
+                <w:szCs w:val="18"/>
+              </w:rPr>
+            </w:pPr>
+            <w:r>
+              <w:rPr>
+                <w:sz w:val="18"/>
+                <w:szCs w:val="18"/>
+              </w:rPr>
+              <w:t>I</w:t>
+            </w:r>
+            <w:r>
+              <w:rPr>
+                <w:rFonts w:hint="eastAsia"/>
+                <w:sz w:val="18"/>
+                <w:szCs w:val="18"/>
+              </w:rPr>
+              <w:t xml:space="preserve">f has </w:t>
+            </w:r>
+            <w:r>
+              <w:rPr>
+                <w:sz w:val="18"/>
+                <w:szCs w:val="18"/>
+              </w:rPr>
+              <w:t>“</w:t>
+            </w:r>
+            <w:r>
+              <w:rPr>
+                <w:sz w:val="18"/>
+                <w:szCs w:val="18"/>
+              </w:rPr>
+              <w:t>DialogueNodeEvent:</w:t>
+            </w:r>
+            <w:r>
+              <w:rPr>
+                <w:rFonts w:hint="eastAsia"/>
+                <w:sz w:val="18"/>
+                <w:szCs w:val="18"/>
+              </w:rPr>
+              <w:t>10:194</w:t>
+            </w:r>
+            <w:r>
+              <w:rPr>
+                <w:sz w:val="18"/>
+                <w:szCs w:val="18"/>
+              </w:rPr>
+              <w:t>"</w:t>
+            </w:r>
+            <w:r>
+              <w:rPr>
+                <w:rFonts w:hint="eastAsia"/>
+                <w:sz w:val="18"/>
+                <w:szCs w:val="18"/>
+              </w:rPr>
+              <w:t>:</w:t>
+            </w:r>
+            <w:r>
+              <w:rPr>
+                <w:sz w:val="18"/>
+                <w:szCs w:val="18"/>
+              </w:rPr>
+              <w:br/>
+            </w:r>
+            <w:r>
+              <w:rPr>
+                <w:rFonts w:hint="eastAsia"/>
+                <w:sz w:val="18"/>
+                <w:szCs w:val="18"/>
+              </w:rPr>
+              <w:t xml:space="preserve">    </w:t>
+            </w:r>
+            <w:r>
+              <w:rPr>
+                <w:sz w:val="18"/>
+                <w:szCs w:val="18"/>
+              </w:rPr>
+              <w:t>pos_count = coll.count_documents({"playerId": pid, "eventKey": "DialogueNodeEvent:73:163"})</w:t>
+            </w:r>
+          </w:p>
+          <w:p>
+            <w:pPr>
+              <w:rPr>
+                <w:sz w:val="18"/>
+                <w:szCs w:val="18"/>
+              </w:rPr>
+            </w:pPr>
+          </w:p>
+          <w:p>
+            <w:pPr>
+              <w:rPr>
+                <w:sz w:val="18"/>
+                <w:szCs w:val="18"/>
+              </w:rPr>
+            </w:pPr>
+            <w:r>
+              <w:rPr>
+                <w:sz w:val="18"/>
+                <w:szCs w:val="18"/>
+              </w:rPr>
+              <w:t xml:space="preserve">    pos_score = pos_count * 1.0</w:t>
+            </w:r>
+          </w:p>
+          <w:p>
+            <w:pPr>
+              <w:rPr>
+                <w:sz w:val="18"/>
+                <w:szCs w:val="18"/>
+              </w:rPr>
+            </w:pPr>
+          </w:p>
+          <w:p>
+            <w:pPr>
+              <w:rPr>
+                <w:sz w:val="18"/>
+                <w:szCs w:val="18"/>
+              </w:rPr>
+            </w:pPr>
+            <w:r>
+              <w:rPr>
+                <w:sz w:val="18"/>
+                <w:szCs w:val="18"/>
+              </w:rPr>
+              <w:t xml:space="preserve">    NEG</w:t>
+            </w:r>
+            <w:r>
+              <w:rPr>
+                <w:rFonts w:hint="eastAsia"/>
+                <w:sz w:val="18"/>
+                <w:szCs w:val="18"/>
+              </w:rPr>
+              <w:t>_</w:t>
+            </w:r>
+            <w:r>
+              <w:rPr>
+                <w:sz w:val="18"/>
+                <w:szCs w:val="18"/>
+              </w:rPr>
+              <w:t>KEYS = ["DialogueNodeEvent:73:164", "DialogueNodeEvent:73:168", "DialogueNodeEvent:73:171"]</w:t>
+            </w:r>
+          </w:p>
+          <w:p>
+            <w:pPr>
+              <w:ind w:firstLine="150"/>
+              <w:rPr>
+                <w:sz w:val="18"/>
+                <w:szCs w:val="18"/>
+              </w:rPr>
+            </w:pPr>
+            <w:r>
+              <w:rPr>
+                <w:sz w:val="18"/>
+                <w:szCs w:val="18"/>
+              </w:rPr>
+              <w:t>neg_count = coll.count_documents({"playerId": pid, "eventKey": {"$in": NEG</w:t>
+            </w:r>
+            <w:r>
+              <w:rPr>
+                <w:rFonts w:hint="eastAsia"/>
+                <w:sz w:val="18"/>
+                <w:szCs w:val="18"/>
+              </w:rPr>
+              <w:t>_</w:t>
+            </w:r>
+            <w:r>
+              <w:rPr>
+                <w:sz w:val="18"/>
+                <w:szCs w:val="18"/>
+              </w:rPr>
+              <w:t>KEYS}})</w:t>
+            </w:r>
+          </w:p>
+          <w:p>
+            <w:pPr>
+              <w:ind w:firstLine="150"/>
+              <w:rPr>
+                <w:sz w:val="18"/>
+                <w:szCs w:val="18"/>
+              </w:rPr>
+            </w:pPr>
+          </w:p>
+          <w:p>
+            <w:pPr>
+              <w:rPr>
+                <w:sz w:val="18"/>
+                <w:szCs w:val="18"/>
+              </w:rPr>
+            </w:pPr>
+            <w:r>
+              <w:rPr>
+                <w:sz w:val="18"/>
+                <w:szCs w:val="18"/>
+              </w:rPr>
+              <w:t xml:space="preserve">    neg_score = neg_count * 0.5</w:t>
+            </w:r>
+          </w:p>
+          <w:p>
+            <w:pPr>
+              <w:rPr>
+                <w:sz w:val="18"/>
+                <w:szCs w:val="18"/>
+              </w:rPr>
+            </w:pPr>
+          </w:p>
+          <w:p>
+            <w:pPr>
+              <w:rPr>
+                <w:sz w:val="18"/>
+                <w:szCs w:val="18"/>
+              </w:rPr>
+            </w:pPr>
+            <w:r>
+              <w:rPr>
+                <w:sz w:val="18"/>
+                <w:szCs w:val="18"/>
+              </w:rPr>
+              <w:t xml:space="preserve">    sum_score = pos_score - neg_score</w:t>
+            </w:r>
+          </w:p>
+          <w:p>
+            <w:pPr>
+              <w:rPr>
+                <w:sz w:val="18"/>
+                <w:szCs w:val="18"/>
+              </w:rPr>
+            </w:pPr>
+          </w:p>
+          <w:p>
+            <w:pPr>
+              <w:rPr>
+                <w:rFonts w:hint="eastAsia"/>
+                <w:sz w:val="18"/>
+                <w:szCs w:val="18"/>
+              </w:rPr>
+            </w:pPr>
+            <w:r>
+              <w:rPr>
+                <w:sz w:val="18"/>
+                <w:szCs w:val="18"/>
+              </w:rPr>
+              <w:t xml:space="preserve">    return 2</w:t>
+            </w:r>
+            <w:r>
+              <w:rPr>
+                <w:rFonts w:hint="eastAsia"/>
+                <w:sz w:val="18"/>
+                <w:szCs w:val="18"/>
+              </w:rPr>
+              <w:t xml:space="preserve"> #yellow</w:t>
+            </w:r>
+            <w:r>
+              <w:rPr>
+                <w:sz w:val="18"/>
+                <w:szCs w:val="18"/>
+              </w:rPr>
+              <w:t xml:space="preserve"> if sum_score &lt; 3 else 1</w:t>
+            </w:r>
+            <w:r>
+              <w:rPr>
+                <w:rFonts w:hint="eastAsia"/>
+                <w:sz w:val="18"/>
+                <w:szCs w:val="18"/>
+              </w:rPr>
+              <w:t xml:space="preserve"> #green</w:t>
+            </w:r>
+          </w:p>
+        </w:tc>
+      </w:tr>
+      <w:tr>
+        <w:tc>
+          <w:tcPr>
+            <w:tcW w:w="497" w:type="pct"/>
+          </w:tcPr>
+          <w:p>
+            <w:pPr>
+              <w:rPr>
+                <w:rFonts w:hint="eastAsia"/>
+                <w:sz w:val="18"/>
+                <w:szCs w:val="18"/>
+              </w:rPr>
+            </w:pPr>
+            <w:r>
+              <w:rPr>
+                <w:rFonts w:hint="eastAsia"/>
+                <w:sz w:val="18"/>
+                <w:szCs w:val="18"/>
+              </w:rPr>
+              <w:t>U4.</w:t>
+            </w:r>
+            <w:r>
+              <w:rPr>
+                <w:rFonts w:hint="eastAsia"/>
+                <w:sz w:val="18"/>
+                <w:szCs w:val="18"/>
+              </w:rPr>
+              <w:t>C1</w:t>
+            </w:r>
+          </w:p>
+        </w:tc>
+        <w:tc>
+          <w:tcPr>
+            <w:tcW w:w="656" w:type="pct"/>
+          </w:tcPr>
+          <w:p>
+            <w:pPr>
+              <w:rPr>
+                <w:sz w:val="18"/>
+                <w:szCs w:val="18"/>
+              </w:rPr>
+            </w:pPr>
+            <w:r>
+              <w:rPr>
+                <w:sz w:val="18"/>
+                <w:szCs w:val="18"/>
+              </w:rPr>
+              <w:t>Well Wishes</w:t>
+            </w:r>
+          </w:p>
+        </w:tc>
+        <w:tc>
+          <w:tcPr>
+            <w:tcW w:w="1347" w:type="pct"/>
+          </w:tcPr>
+          <w:p>
+            <w:pPr>
+              <w:rPr>
+                <w:sz w:val="18"/>
+                <w:szCs w:val="18"/>
+              </w:rPr>
+            </w:pPr>
+            <w:r>
+              <w:rPr>
+                <w:sz w:val="18"/>
+                <w:szCs w:val="18"/>
+              </w:rPr>
+              <w:t>“</w:t>
+            </w:r>
+            <w:r>
+              <w:rPr>
+                <w:sz w:val="18"/>
+                <w:szCs w:val="18"/>
+              </w:rPr>
+              <w:t>questActiveEvent:39</w:t>
+            </w:r>
+            <w:r>
+              <w:rPr>
+                <w:sz w:val="18"/>
+                <w:szCs w:val="18"/>
+              </w:rPr>
+              <w:t>”</w:t>
+            </w:r>
+          </w:p>
+        </w:tc>
+        <w:tc>
+          <w:tcPr>
+            <w:tcW w:w="2500" w:type="pct"/>
+          </w:tcPr>
+          <w:p>
+            <w:pPr>
+              <w:rPr>
+                <w:sz w:val="18"/>
+                <w:szCs w:val="18"/>
+              </w:rPr>
+            </w:pPr>
+          </w:p>
+        </w:tc>
+      </w:tr>
+      <w:tr>
+        <w:tc>
+          <w:tcPr>
+            <w:tcW w:w="497" w:type="pct"/>
+          </w:tcPr>
+          <w:p>
+            <w:pPr>
+              <w:rPr>
+                <w:rFonts w:hint="eastAsia"/>
+                <w:sz w:val="18"/>
+                <w:szCs w:val="18"/>
+              </w:rPr>
+            </w:pPr>
+            <w:r>
+              <w:rPr>
+                <w:rFonts w:hint="eastAsia"/>
+                <w:sz w:val="18"/>
+                <w:szCs w:val="18"/>
+              </w:rPr>
+              <w:t>U4.C2</w:t>
+            </w:r>
+          </w:p>
+        </w:tc>
+        <w:tc>
+          <w:tcPr>
+            <w:tcW w:w="656" w:type="pct"/>
+          </w:tcPr>
+          <w:p>
+            <w:pPr>
+              <w:rPr>
+                <w:sz w:val="18"/>
+                <w:szCs w:val="18"/>
+              </w:rPr>
+            </w:pPr>
+            <w:r>
+              <w:rPr>
+                <w:sz w:val="18"/>
+                <w:szCs w:val="18"/>
+              </w:rPr>
+              <w:t>Infiltration Glyph + Alien Well Floors 1 &amp; 2</w:t>
+            </w:r>
+          </w:p>
+        </w:tc>
+        <w:tc>
+          <w:tcPr>
+            <w:tcW w:w="1347" w:type="pct"/>
+          </w:tcPr>
+          <w:p>
+            <w:pPr>
+              <w:rPr>
+                <w:sz w:val="18"/>
+                <w:szCs w:val="18"/>
+              </w:rPr>
+            </w:pPr>
+            <w:r>
+              <w:rPr>
+                <w:sz w:val="18"/>
+                <w:szCs w:val="18"/>
+              </w:rPr>
+              <w:t>“</w:t>
+            </w:r>
+            <w:r>
+              <w:rPr>
+                <w:sz w:val="18"/>
+                <w:szCs w:val="18"/>
+              </w:rPr>
+              <w:t>questActiveEvent:</w:t>
+            </w:r>
+            <w:r>
+              <w:rPr>
+                <w:rFonts w:hint="eastAsia"/>
+                <w:sz w:val="18"/>
+                <w:szCs w:val="18"/>
+              </w:rPr>
+              <w:t>48</w:t>
+            </w:r>
+            <w:r>
+              <w:rPr>
+                <w:sz w:val="18"/>
+                <w:szCs w:val="18"/>
+              </w:rPr>
+              <w:t>”</w:t>
+            </w:r>
+          </w:p>
+        </w:tc>
+        <w:tc>
+          <w:tcPr>
+            <w:tcW w:w="2500" w:type="pct"/>
+          </w:tcPr>
+          <w:p>
+            <w:pPr>
+              <w:rPr>
+                <w:sz w:val="18"/>
+                <w:szCs w:val="18"/>
+              </w:rPr>
+            </w:pPr>
+          </w:p>
+        </w:tc>
+      </w:tr>
+      <w:tr>
+        <w:tc>
+          <w:tcPr>
+            <w:tcW w:w="497" w:type="pct"/>
+          </w:tcPr>
+          <w:p>
+            <w:pPr>
+              <w:rPr>
+                <w:rFonts w:hint="eastAsia"/>
+                <w:sz w:val="18"/>
+                <w:szCs w:val="18"/>
+              </w:rPr>
+            </w:pPr>
+            <w:r>
+              <w:rPr>
+                <w:rFonts w:hint="eastAsia"/>
+                <w:sz w:val="18"/>
+                <w:szCs w:val="18"/>
+              </w:rPr>
+              <w:t>U4.C3</w:t>
+            </w:r>
+          </w:p>
+        </w:tc>
+        <w:tc>
+          <w:tcPr>
+            <w:tcW w:w="656" w:type="pct"/>
+          </w:tcPr>
+          <w:p>
+            <w:pPr>
+              <w:rPr>
+                <w:sz w:val="18"/>
+                <w:szCs w:val="18"/>
+              </w:rPr>
+            </w:pPr>
+            <w:r>
+              <w:rPr>
+                <w:sz w:val="18"/>
+                <w:szCs w:val="18"/>
+              </w:rPr>
+              <w:t>Alien Well Floor 3 &amp; 4</w:t>
+            </w:r>
+          </w:p>
+        </w:tc>
+        <w:tc>
+          <w:tcPr>
+            <w:tcW w:w="1347" w:type="pct"/>
+          </w:tcPr>
+          <w:p>
+            <w:pPr>
+              <w:rPr>
+                <w:sz w:val="18"/>
+                <w:szCs w:val="18"/>
+              </w:rPr>
+            </w:pPr>
+            <w:r>
+              <w:rPr>
+                <w:sz w:val="18"/>
+                <w:szCs w:val="18"/>
+              </w:rPr>
+              <w:t>“</w:t>
+            </w:r>
+            <w:r>
+              <w:rPr>
+                <w:sz w:val="18"/>
+                <w:szCs w:val="18"/>
+              </w:rPr>
+              <w:t>questActiveEvent:</w:t>
+            </w:r>
+            <w:r>
+              <w:rPr>
+                <w:rFonts w:hint="eastAsia"/>
+                <w:sz w:val="18"/>
+                <w:szCs w:val="18"/>
+              </w:rPr>
+              <w:t>50</w:t>
+            </w:r>
+            <w:r>
+              <w:rPr>
+                <w:sz w:val="18"/>
+                <w:szCs w:val="18"/>
+              </w:rPr>
+              <w:t>”</w:t>
+            </w:r>
+          </w:p>
+        </w:tc>
+        <w:tc>
+          <w:tcPr>
+            <w:tcW w:w="2500" w:type="pct"/>
+          </w:tcPr>
+          <w:p>
+            <w:pPr>
+              <w:rPr>
+                <w:sz w:val="18"/>
+                <w:szCs w:val="18"/>
+              </w:rPr>
+            </w:pPr>
+          </w:p>
+        </w:tc>
+      </w:tr>
+      <w:tr>
+        <w:tc>
+          <w:tcPr>
+            <w:tcW w:w="497" w:type="pct"/>
+          </w:tcPr>
+          <w:p>
+            <w:pPr>
+              <w:rPr>
+                <w:rFonts w:hint="eastAsia"/>
+                <w:sz w:val="18"/>
+                <w:szCs w:val="18"/>
+              </w:rPr>
+            </w:pPr>
+            <w:r>
+              <w:rPr>
+                <w:rFonts w:hint="eastAsia"/>
+                <w:sz w:val="18"/>
+                <w:szCs w:val="18"/>
+              </w:rPr>
+              <w:t>U4.C4</w:t>
+            </w:r>
+          </w:p>
+        </w:tc>
+        <w:tc>
+          <w:tcPr>
+            <w:tcW w:w="656" w:type="pct"/>
+          </w:tcPr>
+          <w:p>
+            <w:pPr>
+              <w:rPr>
+                <w:sz w:val="18"/>
+                <w:szCs w:val="18"/>
+              </w:rPr>
+            </w:pPr>
+            <w:r>
+              <w:rPr>
+                <w:sz w:val="18"/>
+                <w:szCs w:val="18"/>
+              </w:rPr>
+              <w:t>Alien Well Floor 5 + You Know the Drill</w:t>
+            </w:r>
+          </w:p>
+        </w:tc>
+        <w:tc>
+          <w:tcPr>
+            <w:tcW w:w="1347" w:type="pct"/>
+          </w:tcPr>
+          <w:p>
+            <w:pPr>
+              <w:rPr>
+                <w:sz w:val="18"/>
+                <w:szCs w:val="18"/>
+              </w:rPr>
+            </w:pPr>
+            <w:r>
+              <w:rPr>
+                <w:sz w:val="18"/>
+                <w:szCs w:val="18"/>
+              </w:rPr>
+              <w:t>“</w:t>
+            </w:r>
+            <w:r>
+              <w:rPr>
+                <w:sz w:val="18"/>
+                <w:szCs w:val="18"/>
+              </w:rPr>
+              <w:t>questActiveEvent:</w:t>
+            </w:r>
+            <w:r>
+              <w:rPr>
+                <w:rFonts w:hint="eastAsia"/>
+                <w:sz w:val="18"/>
+                <w:szCs w:val="18"/>
+              </w:rPr>
+              <w:t>36</w:t>
+            </w:r>
+            <w:r>
+              <w:rPr>
+                <w:sz w:val="18"/>
+                <w:szCs w:val="18"/>
+              </w:rPr>
+              <w:t>”</w:t>
+            </w:r>
+          </w:p>
+        </w:tc>
+        <w:tc>
+          <w:tcPr>
+            <w:tcW w:w="2500" w:type="pct"/>
+          </w:tcPr>
+          <w:p>
+            <w:pPr>
+              <w:rPr>
+                <w:sz w:val="18"/>
+                <w:szCs w:val="18"/>
+              </w:rPr>
+            </w:pPr>
+          </w:p>
+        </w:tc>
+      </w:tr>
+      <w:tr>
+        <w:tc>
+          <w:tcPr>
+            <w:tcW w:w="497" w:type="pct"/>
+          </w:tcPr>
+          <w:p>
+            <w:pPr>
+              <w:rPr>
+                <w:rFonts w:hint="eastAsia"/>
+                <w:sz w:val="18"/>
+                <w:szCs w:val="18"/>
+              </w:rPr>
+            </w:pPr>
+            <w:r>
+              <w:rPr>
+                <w:rFonts w:hint="eastAsia"/>
+                <w:sz w:val="18"/>
+                <w:szCs w:val="18"/>
+              </w:rPr>
+              <w:t>U4.C5</w:t>
+            </w:r>
+          </w:p>
+        </w:tc>
+        <w:tc>
+          <w:tcPr>
+            <w:tcW w:w="656" w:type="pct"/>
+          </w:tcPr>
+          <w:p>
+            <w:pPr>
+              <w:rPr>
+                <w:sz w:val="18"/>
+                <w:szCs w:val="18"/>
+              </w:rPr>
+            </w:pPr>
+            <w:r>
+              <w:rPr>
+                <w:sz w:val="18"/>
+                <w:szCs w:val="18"/>
+              </w:rPr>
+              <w:t>Saving Cadet Anderson</w:t>
+            </w:r>
+          </w:p>
+        </w:tc>
+        <w:tc>
+          <w:tcPr>
+            <w:tcW w:w="1347" w:type="pct"/>
+          </w:tcPr>
+          <w:p>
+            <w:pPr>
+              <w:rPr>
+                <w:sz w:val="18"/>
+                <w:szCs w:val="18"/>
+              </w:rPr>
+            </w:pPr>
+            <w:r>
+              <w:rPr>
+                <w:sz w:val="18"/>
+                <w:szCs w:val="18"/>
+              </w:rPr>
+              <w:t>“</w:t>
+            </w:r>
+            <w:r>
+              <w:rPr>
+                <w:sz w:val="18"/>
+                <w:szCs w:val="18"/>
+              </w:rPr>
+              <w:t>questActiveEvent:</w:t>
+            </w:r>
+            <w:r>
+              <w:rPr>
+                <w:rFonts w:hint="eastAsia"/>
+                <w:sz w:val="18"/>
+                <w:szCs w:val="18"/>
+              </w:rPr>
+              <w:t>41</w:t>
+            </w:r>
+            <w:r>
+              <w:rPr>
+                <w:sz w:val="18"/>
+                <w:szCs w:val="18"/>
+              </w:rPr>
+              <w:t>”</w:t>
+            </w:r>
+          </w:p>
+        </w:tc>
+        <w:tc>
+          <w:tcPr>
+            <w:tcW w:w="2500" w:type="pct"/>
+          </w:tcPr>
+          <w:p>
+            <w:pPr>
+              <w:rPr>
+                <w:sz w:val="18"/>
+                <w:szCs w:val="18"/>
+              </w:rPr>
+            </w:pPr>
+          </w:p>
+        </w:tc>
+      </w:tr>
+      <w:tr>
+        <w:tc>
+          <w:tcPr>
+            <w:tcW w:w="497" w:type="pct"/>
+          </w:tcPr>
+          <w:p>
+            <w:pPr>
+              <w:rPr>
+                <w:sz w:val="18"/>
+                <w:szCs w:val="18"/>
+              </w:rPr>
+            </w:pPr>
+            <w:r>
+              <w:rPr>
+                <w:sz w:val="18"/>
+                <w:szCs w:val="18"/>
+              </w:rPr>
+              <w:t>U4.C6</w:t>
+            </w:r>
+          </w:p>
+        </w:tc>
+        <w:tc>
+          <w:tcPr>
+            <w:tcW w:w="656" w:type="pct"/>
+          </w:tcPr>
+          <w:p>
+            <w:pPr>
+              <w:rPr>
+                <w:sz w:val="18"/>
+                <w:szCs w:val="18"/>
+              </w:rPr>
+            </w:pPr>
+            <w:r>
+              <w:rPr>
+                <w:sz w:val="18"/>
+                <w:szCs w:val="18"/>
+              </w:rPr>
+              <w:t>Tera’s Garden Boxes</w:t>
+            </w:r>
+          </w:p>
+        </w:tc>
+        <w:tc>
+          <w:tcPr>
+            <w:tcW w:w="1347" w:type="pct"/>
+          </w:tcPr>
+          <w:p>
+            <w:pPr>
+              <w:rPr>
+                <w:sz w:val="18"/>
+                <w:szCs w:val="18"/>
+              </w:rPr>
+            </w:pPr>
+            <w:r>
+              <w:rPr>
+                <w:sz w:val="18"/>
+                <w:szCs w:val="18"/>
+              </w:rPr>
+              <w:t>“</w:t>
+            </w:r>
+            <w:r>
+              <w:rPr>
+                <w:sz w:val="18"/>
+                <w:szCs w:val="18"/>
+              </w:rPr>
+              <w:t>quest</w:t>
+            </w:r>
+            <w:r>
+              <w:rPr>
+                <w:rFonts w:hint="eastAsia"/>
+                <w:sz w:val="18"/>
+                <w:szCs w:val="18"/>
+              </w:rPr>
+              <w:t>Finish</w:t>
+            </w:r>
+            <w:r>
+              <w:rPr>
+                <w:sz w:val="18"/>
+                <w:szCs w:val="18"/>
+              </w:rPr>
+              <w:t>Event:</w:t>
+            </w:r>
+            <w:r>
+              <w:rPr>
+                <w:rFonts w:hint="eastAsia"/>
+                <w:sz w:val="18"/>
+                <w:szCs w:val="18"/>
+              </w:rPr>
+              <w:t>56</w:t>
+            </w:r>
+            <w:r>
+              <w:rPr>
+                <w:sz w:val="18"/>
+                <w:szCs w:val="18"/>
+              </w:rPr>
+              <w:t>”</w:t>
+            </w:r>
+          </w:p>
+        </w:tc>
+        <w:tc>
+          <w:tcPr>
+            <w:tcW w:w="2500" w:type="pct"/>
+          </w:tcPr>
+          <w:p>
+            <w:pPr>
+              <w:rPr>
+                <w:sz w:val="18"/>
+                <w:szCs w:val="18"/>
+              </w:rPr>
+            </w:pPr>
+          </w:p>
+        </w:tc>
+      </w:tr>
+      <w:tr>
+        <w:tc>
+          <w:tcPr>
+            <w:tcW w:w="497" w:type="pct"/>
+          </w:tcPr>
+          <w:p>
+            <w:pPr>
+              <w:rPr>
+                <w:sz w:val="18"/>
+                <w:szCs w:val="18"/>
+              </w:rPr>
+            </w:pPr>
+          </w:p>
+        </w:tc>
+        <w:tc>
+          <w:tcPr>
+            <w:tcW w:w="656" w:type="pct"/>
+          </w:tcPr>
+          <w:p>
+            <w:pPr>
+              <w:rPr>
+                <w:sz w:val="18"/>
+                <w:szCs w:val="18"/>
+              </w:rPr>
+            </w:pPr>
+          </w:p>
+        </w:tc>
+        <w:tc>
+          <w:tcPr>
+            <w:tcW w:w="1347" w:type="pct"/>
+          </w:tcPr>
+          <w:p>
+            <w:pPr>
+              <w:rPr>
+                <w:sz w:val="18"/>
+                <w:szCs w:val="18"/>
+              </w:rPr>
+            </w:pPr>
+          </w:p>
+        </w:tc>
+        <w:tc>
+          <w:tcPr>
+            <w:tcW w:w="2500" w:type="pct"/>
+          </w:tcPr>
+          <w:p>
+            <w:pPr>
+              <w:rPr>
+                <w:sz w:val="18"/>
+                <w:szCs w:val="18"/>
+              </w:rPr>
+            </w:pPr>
+          </w:p>
+        </w:tc>
+      </w:tr>
+      <w:tr>
+        <w:tc>
+          <w:tcPr>
+            <w:tcW w:w="497" w:type="pct"/>
+          </w:tcPr>
+          <w:p>
+            <w:pPr>
+              <w:rPr>
+                <w:sz w:val="18"/>
+                <w:szCs w:val="18"/>
+              </w:rPr>
+            </w:pPr>
+          </w:p>
+        </w:tc>
+        <w:tc>
+          <w:tcPr>
+            <w:tcW w:w="656" w:type="pct"/>
+          </w:tcPr>
+          <w:p>
+            <w:pPr>
+              <w:rPr>
+                <w:sz w:val="18"/>
+                <w:szCs w:val="18"/>
+              </w:rPr>
+            </w:pPr>
+          </w:p>
+        </w:tc>
+        <w:tc>
+          <w:tcPr>
+            <w:tcW w:w="1347" w:type="pct"/>
+          </w:tcPr>
+          <w:p>
+            <w:pPr>
+              <w:rPr>
+                <w:sz w:val="18"/>
+                <w:szCs w:val="18"/>
+              </w:rPr>
+            </w:pPr>
+          </w:p>
+        </w:tc>
+        <w:tc>
+          <w:tcPr>
+            <w:tcW w:w="2500" w:type="pct"/>
+          </w:tcPr>
+          <w:p>
+            <w:pPr>
+              <w:rPr>
+                <w:sz w:val="18"/>
+                <w:szCs w:val="18"/>
+              </w:rPr>
+            </w:pPr>
+          </w:p>
+        </w:tc>
+      </w:tr>
+      <w:tr>
+        <w:tc>
+          <w:tcPr>
+            <w:tcW w:w="497" w:type="pct"/>
+          </w:tcPr>
+          <w:p>
+            <w:pPr>
+              <w:rPr>
+                <w:sz w:val="18"/>
+                <w:szCs w:val="18"/>
+              </w:rPr>
+            </w:pPr>
+          </w:p>
+        </w:tc>
+        <w:tc>
+          <w:tcPr>
+            <w:tcW w:w="656" w:type="pct"/>
+          </w:tcPr>
+          <w:p>
+            <w:pPr>
+              <w:rPr>
+                <w:sz w:val="18"/>
+                <w:szCs w:val="18"/>
+              </w:rPr>
+            </w:pPr>
+          </w:p>
+        </w:tc>
+        <w:tc>
+          <w:tcPr>
+            <w:tcW w:w="1347" w:type="pct"/>
+          </w:tcPr>
+          <w:p>
+            <w:pPr>
+              <w:rPr>
+                <w:sz w:val="18"/>
+                <w:szCs w:val="18"/>
+              </w:rPr>
+            </w:pPr>
+          </w:p>
+        </w:tc>
+        <w:tc>
+          <w:tcPr>
+            <w:tcW w:w="2500" w:type="pct"/>
+          </w:tcPr>
+          <w:p>
+            <w:pPr>
+              <w:rPr>
+                <w:sz w:val="18"/>
+                <w:szCs w:val="18"/>
+              </w:rPr>
+            </w:pPr>
+          </w:p>
+        </w:tc>
+      </w:tr>
+      <w:tr>
+        <w:tc>
+          <w:tcPr>
+            <w:tcW w:w="497" w:type="pct"/>
+          </w:tcPr>
+          <w:p>
+            <w:pPr>
+              <w:rPr>
+                <w:sz w:val="18"/>
+                <w:szCs w:val="18"/>
+              </w:rPr>
+            </w:pPr>
+          </w:p>
+        </w:tc>
+        <w:tc>
+          <w:tcPr>
+            <w:tcW w:w="656" w:type="pct"/>
+          </w:tcPr>
+          <w:p>
+            <w:pPr>
+              <w:rPr>
+                <w:sz w:val="18"/>
+                <w:szCs w:val="18"/>
+              </w:rPr>
+            </w:pPr>
+          </w:p>
+        </w:tc>
+        <w:tc>
+          <w:tcPr>
+            <w:tcW w:w="1347" w:type="pct"/>
+          </w:tcPr>
+          <w:p>
+            <w:pPr>
+              <w:rPr>
+                <w:sz w:val="18"/>
+                <w:szCs w:val="18"/>
+              </w:rPr>
+            </w:pPr>
+          </w:p>
+        </w:tc>
+        <w:tc>
+          <w:tcPr>
+            <w:tcW w:w="2500" w:type="pct"/>
+          </w:tcPr>
+          <w:p>
+            <w:pPr>
+              <w:rPr>
+                <w:sz w:val="18"/>
+                <w:szCs w:val="18"/>
+              </w:rPr>
+            </w:pPr>
+          </w:p>
+        </w:tc>
+      </w:tr>
+      <w:tr>
+        <w:tc>
+          <w:tcPr>
+            <w:tcW w:w="497" w:type="pct"/>
+          </w:tcPr>
+          <w:p>
+            <w:pPr>
+              <w:rPr>
+                <w:sz w:val="18"/>
+                <w:szCs w:val="18"/>
+              </w:rPr>
+            </w:pPr>
+          </w:p>
+        </w:tc>
+        <w:tc>
+          <w:tcPr>
+            <w:tcW w:w="656" w:type="pct"/>
+          </w:tcPr>
+          <w:p>
+            <w:pPr>
+              <w:rPr>
+                <w:sz w:val="18"/>
+                <w:szCs w:val="18"/>
+              </w:rPr>
+            </w:pPr>
+          </w:p>
+        </w:tc>
+        <w:tc>
+          <w:tcPr>
+            <w:tcW w:w="1347" w:type="pct"/>
+          </w:tcPr>
+          <w:p>
+            <w:pPr>
+              <w:rPr>
+                <w:sz w:val="18"/>
+                <w:szCs w:val="18"/>
+              </w:rPr>
+            </w:pPr>
+          </w:p>
+        </w:tc>
+        <w:tc>
+          <w:tcPr>
+            <w:tcW w:w="2500" w:type="pct"/>
+          </w:tcPr>
+          <w:p>
+            <w:pPr>
+              <w:rPr>
+                <w:sz w:val="18"/>
+                <w:szCs w:val="18"/>
+              </w:rPr>
+            </w:pPr>
+          </w:p>
+        </w:tc>
+      </w:tr>
+      <w:tr>
+        <w:tc>
+          <w:tcPr>
+            <w:tcW w:w="497" w:type="pct"/>
+          </w:tcPr>
+          <w:p>
+            <w:pPr>
+              <w:rPr>
+                <w:sz w:val="18"/>
+                <w:szCs w:val="18"/>
+              </w:rPr>
+            </w:pPr>
+          </w:p>
+        </w:tc>
+        <w:tc>
+          <w:tcPr>
+            <w:tcW w:w="656" w:type="pct"/>
+          </w:tcPr>
+          <w:p>
+            <w:pPr>
+              <w:rPr>
+                <w:sz w:val="18"/>
+                <w:szCs w:val="18"/>
+              </w:rPr>
+            </w:pPr>
+          </w:p>
+        </w:tc>
+        <w:tc>
+          <w:tcPr>
+            <w:tcW w:w="1347" w:type="pct"/>
+          </w:tcPr>
+          <w:p>
+            <w:pPr>
+              <w:rPr>
+                <w:sz w:val="18"/>
+                <w:szCs w:val="18"/>
+              </w:rPr>
+            </w:pPr>
+          </w:p>
+        </w:tc>
+        <w:tc>
+          <w:tcPr>
+            <w:tcW w:w="2500" w:type="pct"/>
+          </w:tcPr>
+          <w:p>
+            <w:pPr>
+              <w:rPr>
+                <w:sz w:val="18"/>
+                <w:szCs w:val="18"/>
+              </w:rPr>
+            </w:pPr>
+          </w:p>
+        </w:tc>
+      </w:tr>
+      <w:tr>
+        <w:tc>
+          <w:tcPr>
+            <w:tcW w:w="497" w:type="pct"/>
+          </w:tcPr>
+          <w:p>
+            <w:pPr>
+              <w:rPr>
+                <w:sz w:val="18"/>
+                <w:szCs w:val="18"/>
+              </w:rPr>
+            </w:pPr>
+          </w:p>
+        </w:tc>
+        <w:tc>
+          <w:tcPr>
+            <w:tcW w:w="656" w:type="pct"/>
+          </w:tcPr>
+          <w:p>
+            <w:pPr>
+              <w:rPr>
+                <w:sz w:val="18"/>
+                <w:szCs w:val="18"/>
+              </w:rPr>
+            </w:pPr>
+          </w:p>
+        </w:tc>
+        <w:tc>
+          <w:tcPr>
+            <w:tcW w:w="1347" w:type="pct"/>
+          </w:tcPr>
+          <w:p>
+            <w:pPr>
+              <w:rPr>
+                <w:sz w:val="18"/>
+                <w:szCs w:val="18"/>
+              </w:rPr>
+            </w:pPr>
+          </w:p>
+        </w:tc>
+        <w:tc>
+          <w:tcPr>
+            <w:tcW w:w="2500" w:type="pct"/>
+          </w:tcPr>
+          <w:p>
+            <w:pPr>
+              <w:rPr>
+                <w:sz w:val="18"/>
+                <w:szCs w:val="18"/>
+              </w:rPr>
+            </w:pPr>
+          </w:p>
+        </w:tc>
+      </w:tr>
+      <w:tr>
+        <w:tc>
+          <w:tcPr>
+            <w:tcW w:w="497" w:type="pct"/>
+          </w:tcPr>
+          <w:p>
+            <w:pPr>
+              <w:rPr>
+                <w:sz w:val="18"/>
+                <w:szCs w:val="18"/>
+              </w:rPr>
+            </w:pPr>
+          </w:p>
+        </w:tc>
+        <w:tc>
+          <w:tcPr>
+            <w:tcW w:w="656" w:type="pct"/>
+          </w:tcPr>
+          <w:p>
+            <w:pPr>
+              <w:rPr>
+                <w:sz w:val="18"/>
+                <w:szCs w:val="18"/>
+              </w:rPr>
+            </w:pPr>
+          </w:p>
+        </w:tc>
+        <w:tc>
+          <w:tcPr>
+            <w:tcW w:w="1347" w:type="pct"/>
+          </w:tcPr>
+          <w:p>
+            <w:pPr>
+              <w:rPr>
+                <w:sz w:val="18"/>
+                <w:szCs w:val="18"/>
+              </w:rPr>
+            </w:pPr>
+          </w:p>
+        </w:tc>
+        <w:tc>
+          <w:tcPr>
+            <w:tcW w:w="2500" w:type="pct"/>
+          </w:tcPr>
+          <w:p>
+            <w:pPr>
+              <w:rPr>
+                <w:sz w:val="18"/>
+                <w:szCs w:val="18"/>
+              </w:rPr>
+            </w:pPr>
+          </w:p>
+        </w:tc>
+      </w:tr>
+      <w:tr>
+        <w:tc>
+          <w:tcPr>
+            <w:tcW w:w="497" w:type="pct"/>
+          </w:tcPr>
+          <w:p>
+            <w:pPr>
+              <w:rPr>
+                <w:sz w:val="18"/>
+                <w:szCs w:val="18"/>
+              </w:rPr>
+            </w:pPr>
+          </w:p>
+        </w:tc>
+        <w:tc>
+          <w:tcPr>
+            <w:tcW w:w="656" w:type="pct"/>
+          </w:tcPr>
+          <w:p>
+            <w:pPr>
+              <w:rPr>
+                <w:sz w:val="18"/>
+                <w:szCs w:val="18"/>
+              </w:rPr>
+            </w:pPr>
+          </w:p>
+        </w:tc>
+        <w:tc>
+          <w:tcPr>
+            <w:tcW w:w="1347" w:type="pct"/>
+          </w:tcPr>
+          <w:p>
+            <w:pPr>
+              <w:rPr>
+                <w:sz w:val="18"/>
+                <w:szCs w:val="18"/>
+              </w:rPr>
+            </w:pPr>
+          </w:p>
+        </w:tc>
+        <w:tc>
+          <w:tcPr>
+            <w:tcW w:w="2500" w:type="pct"/>
+          </w:tcPr>
+          <w:p>
+            <w:pPr>
+              <w:rPr>
+                <w:sz w:val="18"/>
+                <w:szCs w:val="18"/>
+              </w:rPr>
+            </w:pPr>
+          </w:p>
+        </w:tc>
+      </w:tr>
+      <w:tr>
+        <w:tc>
+          <w:tcPr>
+            <w:tcW w:w="497" w:type="pct"/>
+          </w:tcPr>
+          <w:p>
+            <w:pPr>
+              <w:rPr>
+                <w:sz w:val="18"/>
+                <w:szCs w:val="18"/>
+              </w:rPr>
+            </w:pPr>
+          </w:p>
+        </w:tc>
+        <w:tc>
+          <w:tcPr>
+            <w:tcW w:w="656" w:type="pct"/>
+          </w:tcPr>
+          <w:p>
+            <w:pPr>
+              <w:rPr>
+                <w:sz w:val="18"/>
+                <w:szCs w:val="18"/>
+              </w:rPr>
+            </w:pPr>
+          </w:p>
+        </w:tc>
+        <w:tc>
+          <w:tcPr>
+            <w:tcW w:w="1347" w:type="pct"/>
+          </w:tcPr>
+          <w:p>
+            <w:pPr>
+              <w:rPr>
+                <w:sz w:val="18"/>
+                <w:szCs w:val="18"/>
+              </w:rPr>
+            </w:pPr>
+          </w:p>
+        </w:tc>
+        <w:tc>
+          <w:tcPr>
+            <w:tcW w:w="2500" w:type="pct"/>
+          </w:tcPr>
+          <w:p>
+            <w:pPr>
+              <w:rPr>
+                <w:sz w:val="18"/>
+                <w:szCs w:val="18"/>
+              </w:rPr>
+            </w:pPr>
           </w:p>
         </w:tc>
       </w:tr>
@@ -8112,7 +11528,7 @@
   <w:style w:type="paragraph" w:default="1" w:styleId="Normal">
     <w:name w:val="Normal"/>
     <w:qFormat/>
-    <w:rsid w:val="00E26420"/>
+    <w:rsid w:val="00B77FAF"/>
   </w:style>
   <w:style w:type="paragraph" w:styleId="Heading1">
     <w:name w:val="heading 1"/>
@@ -8316,7 +11732,6 @@
   <w:style w:type="character" w:default="1" w:styleId="DefaultParagraphFont">
     <w:name w:val="Default Paragraph Font"/>
     <w:uiPriority w:val="1"/>
-    <w:semiHidden/>
     <w:unhideWhenUsed/>
   </w:style>
   <w:style w:type="table" w:default="1" w:styleId="TableNormal">

--- a/Progress-point-workflow-table.docx
+++ b/Progress-point-workflow-table.docx
@@ -361,6 +361,7 @@
           <w:p>
             <w:pPr>
               <w:rPr>
+                <w:rFonts w:hint="eastAsia"/>
                 <w:sz w:val="18"/>
                 <w:szCs w:val="18"/>
               </w:rPr>
@@ -371,6 +372,14 @@
                 <w:szCs w:val="18"/>
               </w:rPr>
               <w:t>U1.C3</w:t>
+            </w:r>
+            <w:r>
+              <w:rPr>
+                <w:rFonts w:hint="eastAsia"/>
+                <w:sz w:val="18"/>
+                <w:szCs w:val="18"/>
+              </w:rPr>
+              <w:t xml:space="preserve"> (Argument)</w:t>
             </w:r>
           </w:p>
         </w:tc>
@@ -3825,6 +3834,7 @@
           <w:p>
             <w:pPr>
               <w:rPr>
+                <w:rFonts w:hint="eastAsia"/>
                 <w:sz w:val="18"/>
                 <w:szCs w:val="18"/>
               </w:rPr>
@@ -3836,6 +3846,14 @@
               </w:rPr>
               <w:lastRenderedPageBreak/>
               <w:t>U2.C5</w:t>
+            </w:r>
+            <w:r>
+              <w:rPr>
+                <w:rFonts w:hint="eastAsia"/>
+                <w:sz w:val="18"/>
+                <w:szCs w:val="18"/>
+              </w:rPr>
+              <w:t xml:space="preserve"> (Argument)</w:t>
             </w:r>
           </w:p>
         </w:tc>
@@ -7071,6 +7089,7 @@
           <w:p>
             <w:pPr>
               <w:rPr>
+                <w:rFonts w:hint="eastAsia"/>
                 <w:sz w:val="18"/>
                 <w:szCs w:val="18"/>
               </w:rPr>
@@ -7081,6 +7100,14 @@
                 <w:szCs w:val="18"/>
               </w:rPr>
               <w:t>U2.C7</w:t>
+            </w:r>
+            <w:r>
+              <w:rPr>
+                <w:rFonts w:hint="eastAsia"/>
+                <w:sz w:val="18"/>
+                <w:szCs w:val="18"/>
+              </w:rPr>
+              <w:t xml:space="preserve"> (Argument)</w:t>
             </w:r>
           </w:p>
         </w:tc>
@@ -7638,7 +7665,6 @@
           <w:p>
             <w:pPr>
               <w:rPr>
-                <w:rFonts w:hint="eastAsia"/>
                 <w:sz w:val="18"/>
                 <w:szCs w:val="18"/>
               </w:rPr>
@@ -7703,7 +7729,6 @@
           <w:p>
             <w:pPr>
               <w:rPr>
-                <w:rFonts w:hint="eastAsia"/>
                 <w:sz w:val="18"/>
                 <w:szCs w:val="18"/>
               </w:rPr>
@@ -7911,7 +7936,6 @@
           <w:p>
             <w:pPr>
               <w:rPr>
-                <w:rFonts w:hint="eastAsia"/>
                 <w:sz w:val="18"/>
                 <w:szCs w:val="18"/>
               </w:rPr>
@@ -8351,6 +8375,22 @@
               </w:rPr>
               <w:t>U3.C3</w:t>
             </w:r>
+            <w:r>
+              <w:rPr>
+                <w:rFonts w:hint="eastAsia"/>
+                <w:sz w:val="18"/>
+                <w:szCs w:val="18"/>
+              </w:rPr>
+              <w:t xml:space="preserve"> (</w:t>
+            </w:r>
+            <w:r>
+              <w:rPr>
+                <w:rFonts w:hint="eastAsia"/>
+                <w:sz w:val="18"/>
+                <w:szCs w:val="18"/>
+              </w:rPr>
+              <w:t>Argument)</w:t>
+            </w:r>
           </w:p>
         </w:tc>
         <w:tc>
@@ -9022,7 +9062,6 @@
             <w:pPr>
               <w:ind w:firstLine="150"/>
               <w:rPr>
-                <w:rFonts w:hint="eastAsia"/>
                 <w:sz w:val="18"/>
                 <w:szCs w:val="18"/>
               </w:rPr>
@@ -9045,17 +9084,17 @@
           <w:p>
             <w:pPr>
               <w:rPr>
-                <w:rFonts w:hint="eastAsia"/>
-                <w:sz w:val="18"/>
-                <w:szCs w:val="18"/>
-              </w:rPr>
-            </w:pPr>
-            <w:r>
-              <w:rPr>
-                <w:rFonts w:hint="eastAsia"/>
-                <w:sz w:val="18"/>
-                <w:szCs w:val="18"/>
-              </w:rPr>
+                <w:sz w:val="18"/>
+                <w:szCs w:val="18"/>
+              </w:rPr>
+            </w:pPr>
+            <w:r>
+              <w:rPr>
+                <w:rFonts w:hint="eastAsia"/>
+                <w:sz w:val="18"/>
+                <w:szCs w:val="18"/>
+              </w:rPr>
+              <w:lastRenderedPageBreak/>
               <w:t>U3.C4</w:t>
             </w:r>
           </w:p>
@@ -9111,23 +9150,7 @@
                 <w:sz w:val="18"/>
                 <w:szCs w:val="18"/>
               </w:rPr>
-              <w:t>73</w:t>
-            </w:r>
-            <w:r>
-              <w:rPr>
-                <w:rFonts w:hint="eastAsia"/>
-                <w:sz w:val="18"/>
-                <w:szCs w:val="18"/>
-              </w:rPr>
-              <w:t>:</w:t>
-            </w:r>
-            <w:r>
-              <w:rPr>
-                <w:rFonts w:hint="eastAsia"/>
-                <w:sz w:val="18"/>
-                <w:szCs w:val="18"/>
-              </w:rPr>
-              <w:t>200</w:t>
+              <w:t>73:200</w:t>
             </w:r>
             <w:r>
               <w:rPr>
@@ -9361,7 +9384,6 @@
             <w:pPr>
               <w:ind w:firstLine="150"/>
               <w:rPr>
-                <w:rFonts w:hint="eastAsia"/>
                 <w:sz w:val="18"/>
                 <w:szCs w:val="18"/>
               </w:rPr>
@@ -9555,7 +9577,6 @@
             <w:pPr>
               <w:ind w:firstLine="150"/>
               <w:rPr>
-                <w:rFonts w:hint="eastAsia"/>
                 <w:sz w:val="18"/>
                 <w:szCs w:val="18"/>
               </w:rPr>
@@ -9601,7 +9622,6 @@
           <w:p>
             <w:pPr>
               <w:rPr>
-                <w:rFonts w:hint="eastAsia"/>
                 <w:sz w:val="18"/>
                 <w:szCs w:val="18"/>
               </w:rPr>
@@ -9931,7 +9951,6 @@
           <w:p>
             <w:pPr>
               <w:rPr>
-                <w:rFonts w:hint="eastAsia"/>
                 <w:sz w:val="18"/>
                 <w:szCs w:val="18"/>
               </w:rPr>
@@ -9977,7 +9996,6 @@
           <w:p>
             <w:pPr>
               <w:rPr>
-                <w:rFonts w:hint="eastAsia"/>
                 <w:sz w:val="18"/>
                 <w:szCs w:val="18"/>
               </w:rPr>
@@ -10076,7 +10094,6 @@
           <w:p>
             <w:pPr>
               <w:rPr>
-                <w:rFonts w:hint="eastAsia"/>
                 <w:sz w:val="18"/>
                 <w:szCs w:val="18"/>
               </w:rPr>
@@ -10175,7 +10192,6 @@
           <w:p>
             <w:pPr>
               <w:rPr>
-                <w:rFonts w:hint="eastAsia"/>
                 <w:sz w:val="18"/>
                 <w:szCs w:val="18"/>
               </w:rPr>
@@ -10274,7 +10290,6 @@
           <w:p>
             <w:pPr>
               <w:rPr>
-                <w:rFonts w:hint="eastAsia"/>
                 <w:sz w:val="18"/>
                 <w:szCs w:val="18"/>
               </w:rPr>
@@ -10386,6 +10401,14 @@
               </w:rPr>
               <w:t>U4.C5</w:t>
             </w:r>
+            <w:r>
+              <w:rPr>
+                <w:rFonts w:hint="eastAsia"/>
+                <w:sz w:val="18"/>
+                <w:szCs w:val="18"/>
+              </w:rPr>
+              <w:t xml:space="preserve"> (Argument)</w:t>
+            </w:r>
           </w:p>
         </w:tc>
         <w:tc>
@@ -10395,6 +10418,7 @@
           <w:p>
             <w:pPr>
               <w:rPr>
+                <w:rFonts w:hint="eastAsia"/>
                 <w:sz w:val="18"/>
                 <w:szCs w:val="18"/>
               </w:rPr>
@@ -10560,546 +10584,6 @@
               </w:rPr>
               <w:t>”</w:t>
             </w:r>
-          </w:p>
-        </w:tc>
-        <w:tc>
-          <w:tcPr>
-            <w:tcW w:w="2500" w:type="pct"/>
-          </w:tcPr>
-          <w:p>
-            <w:pPr>
-              <w:rPr>
-                <w:sz w:val="18"/>
-                <w:szCs w:val="18"/>
-              </w:rPr>
-            </w:pPr>
-          </w:p>
-        </w:tc>
-      </w:tr>
-      <w:tr>
-        <w:tc>
-          <w:tcPr>
-            <w:tcW w:w="497" w:type="pct"/>
-          </w:tcPr>
-          <w:p>
-            <w:pPr>
-              <w:rPr>
-                <w:sz w:val="18"/>
-                <w:szCs w:val="18"/>
-              </w:rPr>
-            </w:pPr>
-          </w:p>
-        </w:tc>
-        <w:tc>
-          <w:tcPr>
-            <w:tcW w:w="656" w:type="pct"/>
-          </w:tcPr>
-          <w:p>
-            <w:pPr>
-              <w:rPr>
-                <w:sz w:val="18"/>
-                <w:szCs w:val="18"/>
-              </w:rPr>
-            </w:pPr>
-          </w:p>
-        </w:tc>
-        <w:tc>
-          <w:tcPr>
-            <w:tcW w:w="1347" w:type="pct"/>
-          </w:tcPr>
-          <w:p>
-            <w:pPr>
-              <w:rPr>
-                <w:sz w:val="18"/>
-                <w:szCs w:val="18"/>
-              </w:rPr>
-            </w:pPr>
-          </w:p>
-        </w:tc>
-        <w:tc>
-          <w:tcPr>
-            <w:tcW w:w="2500" w:type="pct"/>
-          </w:tcPr>
-          <w:p>
-            <w:pPr>
-              <w:rPr>
-                <w:sz w:val="18"/>
-                <w:szCs w:val="18"/>
-              </w:rPr>
-            </w:pPr>
-          </w:p>
-        </w:tc>
-      </w:tr>
-      <w:tr>
-        <w:tc>
-          <w:tcPr>
-            <w:tcW w:w="497" w:type="pct"/>
-          </w:tcPr>
-          <w:p>
-            <w:pPr>
-              <w:rPr>
-                <w:sz w:val="18"/>
-                <w:szCs w:val="18"/>
-              </w:rPr>
-            </w:pPr>
-          </w:p>
-        </w:tc>
-        <w:tc>
-          <w:tcPr>
-            <w:tcW w:w="656" w:type="pct"/>
-          </w:tcPr>
-          <w:p>
-            <w:pPr>
-              <w:rPr>
-                <w:sz w:val="18"/>
-                <w:szCs w:val="18"/>
-              </w:rPr>
-            </w:pPr>
-          </w:p>
-        </w:tc>
-        <w:tc>
-          <w:tcPr>
-            <w:tcW w:w="1347" w:type="pct"/>
-          </w:tcPr>
-          <w:p>
-            <w:pPr>
-              <w:rPr>
-                <w:sz w:val="18"/>
-                <w:szCs w:val="18"/>
-              </w:rPr>
-            </w:pPr>
-          </w:p>
-        </w:tc>
-        <w:tc>
-          <w:tcPr>
-            <w:tcW w:w="2500" w:type="pct"/>
-          </w:tcPr>
-          <w:p>
-            <w:pPr>
-              <w:rPr>
-                <w:sz w:val="18"/>
-                <w:szCs w:val="18"/>
-              </w:rPr>
-            </w:pPr>
-          </w:p>
-        </w:tc>
-      </w:tr>
-      <w:tr>
-        <w:tc>
-          <w:tcPr>
-            <w:tcW w:w="497" w:type="pct"/>
-          </w:tcPr>
-          <w:p>
-            <w:pPr>
-              <w:rPr>
-                <w:sz w:val="18"/>
-                <w:szCs w:val="18"/>
-              </w:rPr>
-            </w:pPr>
-          </w:p>
-        </w:tc>
-        <w:tc>
-          <w:tcPr>
-            <w:tcW w:w="656" w:type="pct"/>
-          </w:tcPr>
-          <w:p>
-            <w:pPr>
-              <w:rPr>
-                <w:sz w:val="18"/>
-                <w:szCs w:val="18"/>
-              </w:rPr>
-            </w:pPr>
-          </w:p>
-        </w:tc>
-        <w:tc>
-          <w:tcPr>
-            <w:tcW w:w="1347" w:type="pct"/>
-          </w:tcPr>
-          <w:p>
-            <w:pPr>
-              <w:rPr>
-                <w:sz w:val="18"/>
-                <w:szCs w:val="18"/>
-              </w:rPr>
-            </w:pPr>
-          </w:p>
-        </w:tc>
-        <w:tc>
-          <w:tcPr>
-            <w:tcW w:w="2500" w:type="pct"/>
-          </w:tcPr>
-          <w:p>
-            <w:pPr>
-              <w:rPr>
-                <w:sz w:val="18"/>
-                <w:szCs w:val="18"/>
-              </w:rPr>
-            </w:pPr>
-          </w:p>
-        </w:tc>
-      </w:tr>
-      <w:tr>
-        <w:tc>
-          <w:tcPr>
-            <w:tcW w:w="497" w:type="pct"/>
-          </w:tcPr>
-          <w:p>
-            <w:pPr>
-              <w:rPr>
-                <w:sz w:val="18"/>
-                <w:szCs w:val="18"/>
-              </w:rPr>
-            </w:pPr>
-          </w:p>
-        </w:tc>
-        <w:tc>
-          <w:tcPr>
-            <w:tcW w:w="656" w:type="pct"/>
-          </w:tcPr>
-          <w:p>
-            <w:pPr>
-              <w:rPr>
-                <w:sz w:val="18"/>
-                <w:szCs w:val="18"/>
-              </w:rPr>
-            </w:pPr>
-          </w:p>
-        </w:tc>
-        <w:tc>
-          <w:tcPr>
-            <w:tcW w:w="1347" w:type="pct"/>
-          </w:tcPr>
-          <w:p>
-            <w:pPr>
-              <w:rPr>
-                <w:sz w:val="18"/>
-                <w:szCs w:val="18"/>
-              </w:rPr>
-            </w:pPr>
-          </w:p>
-        </w:tc>
-        <w:tc>
-          <w:tcPr>
-            <w:tcW w:w="2500" w:type="pct"/>
-          </w:tcPr>
-          <w:p>
-            <w:pPr>
-              <w:rPr>
-                <w:sz w:val="18"/>
-                <w:szCs w:val="18"/>
-              </w:rPr>
-            </w:pPr>
-          </w:p>
-        </w:tc>
-      </w:tr>
-      <w:tr>
-        <w:tc>
-          <w:tcPr>
-            <w:tcW w:w="497" w:type="pct"/>
-          </w:tcPr>
-          <w:p>
-            <w:pPr>
-              <w:rPr>
-                <w:sz w:val="18"/>
-                <w:szCs w:val="18"/>
-              </w:rPr>
-            </w:pPr>
-          </w:p>
-        </w:tc>
-        <w:tc>
-          <w:tcPr>
-            <w:tcW w:w="656" w:type="pct"/>
-          </w:tcPr>
-          <w:p>
-            <w:pPr>
-              <w:rPr>
-                <w:sz w:val="18"/>
-                <w:szCs w:val="18"/>
-              </w:rPr>
-            </w:pPr>
-          </w:p>
-        </w:tc>
-        <w:tc>
-          <w:tcPr>
-            <w:tcW w:w="1347" w:type="pct"/>
-          </w:tcPr>
-          <w:p>
-            <w:pPr>
-              <w:rPr>
-                <w:sz w:val="18"/>
-                <w:szCs w:val="18"/>
-              </w:rPr>
-            </w:pPr>
-          </w:p>
-        </w:tc>
-        <w:tc>
-          <w:tcPr>
-            <w:tcW w:w="2500" w:type="pct"/>
-          </w:tcPr>
-          <w:p>
-            <w:pPr>
-              <w:rPr>
-                <w:sz w:val="18"/>
-                <w:szCs w:val="18"/>
-              </w:rPr>
-            </w:pPr>
-          </w:p>
-        </w:tc>
-      </w:tr>
-      <w:tr>
-        <w:tc>
-          <w:tcPr>
-            <w:tcW w:w="497" w:type="pct"/>
-          </w:tcPr>
-          <w:p>
-            <w:pPr>
-              <w:rPr>
-                <w:sz w:val="18"/>
-                <w:szCs w:val="18"/>
-              </w:rPr>
-            </w:pPr>
-          </w:p>
-        </w:tc>
-        <w:tc>
-          <w:tcPr>
-            <w:tcW w:w="656" w:type="pct"/>
-          </w:tcPr>
-          <w:p>
-            <w:pPr>
-              <w:rPr>
-                <w:sz w:val="18"/>
-                <w:szCs w:val="18"/>
-              </w:rPr>
-            </w:pPr>
-          </w:p>
-        </w:tc>
-        <w:tc>
-          <w:tcPr>
-            <w:tcW w:w="1347" w:type="pct"/>
-          </w:tcPr>
-          <w:p>
-            <w:pPr>
-              <w:rPr>
-                <w:sz w:val="18"/>
-                <w:szCs w:val="18"/>
-              </w:rPr>
-            </w:pPr>
-          </w:p>
-        </w:tc>
-        <w:tc>
-          <w:tcPr>
-            <w:tcW w:w="2500" w:type="pct"/>
-          </w:tcPr>
-          <w:p>
-            <w:pPr>
-              <w:rPr>
-                <w:sz w:val="18"/>
-                <w:szCs w:val="18"/>
-              </w:rPr>
-            </w:pPr>
-          </w:p>
-        </w:tc>
-      </w:tr>
-      <w:tr>
-        <w:tc>
-          <w:tcPr>
-            <w:tcW w:w="497" w:type="pct"/>
-          </w:tcPr>
-          <w:p>
-            <w:pPr>
-              <w:rPr>
-                <w:sz w:val="18"/>
-                <w:szCs w:val="18"/>
-              </w:rPr>
-            </w:pPr>
-          </w:p>
-        </w:tc>
-        <w:tc>
-          <w:tcPr>
-            <w:tcW w:w="656" w:type="pct"/>
-          </w:tcPr>
-          <w:p>
-            <w:pPr>
-              <w:rPr>
-                <w:sz w:val="18"/>
-                <w:szCs w:val="18"/>
-              </w:rPr>
-            </w:pPr>
-          </w:p>
-        </w:tc>
-        <w:tc>
-          <w:tcPr>
-            <w:tcW w:w="1347" w:type="pct"/>
-          </w:tcPr>
-          <w:p>
-            <w:pPr>
-              <w:rPr>
-                <w:sz w:val="18"/>
-                <w:szCs w:val="18"/>
-              </w:rPr>
-            </w:pPr>
-          </w:p>
-        </w:tc>
-        <w:tc>
-          <w:tcPr>
-            <w:tcW w:w="2500" w:type="pct"/>
-          </w:tcPr>
-          <w:p>
-            <w:pPr>
-              <w:rPr>
-                <w:sz w:val="18"/>
-                <w:szCs w:val="18"/>
-              </w:rPr>
-            </w:pPr>
-          </w:p>
-        </w:tc>
-      </w:tr>
-      <w:tr>
-        <w:tc>
-          <w:tcPr>
-            <w:tcW w:w="497" w:type="pct"/>
-          </w:tcPr>
-          <w:p>
-            <w:pPr>
-              <w:rPr>
-                <w:sz w:val="18"/>
-                <w:szCs w:val="18"/>
-              </w:rPr>
-            </w:pPr>
-          </w:p>
-        </w:tc>
-        <w:tc>
-          <w:tcPr>
-            <w:tcW w:w="656" w:type="pct"/>
-          </w:tcPr>
-          <w:p>
-            <w:pPr>
-              <w:rPr>
-                <w:sz w:val="18"/>
-                <w:szCs w:val="18"/>
-              </w:rPr>
-            </w:pPr>
-          </w:p>
-        </w:tc>
-        <w:tc>
-          <w:tcPr>
-            <w:tcW w:w="1347" w:type="pct"/>
-          </w:tcPr>
-          <w:p>
-            <w:pPr>
-              <w:rPr>
-                <w:sz w:val="18"/>
-                <w:szCs w:val="18"/>
-              </w:rPr>
-            </w:pPr>
-          </w:p>
-        </w:tc>
-        <w:tc>
-          <w:tcPr>
-            <w:tcW w:w="2500" w:type="pct"/>
-          </w:tcPr>
-          <w:p>
-            <w:pPr>
-              <w:rPr>
-                <w:sz w:val="18"/>
-                <w:szCs w:val="18"/>
-              </w:rPr>
-            </w:pPr>
-          </w:p>
-        </w:tc>
-      </w:tr>
-      <w:tr>
-        <w:tc>
-          <w:tcPr>
-            <w:tcW w:w="497" w:type="pct"/>
-          </w:tcPr>
-          <w:p>
-            <w:pPr>
-              <w:rPr>
-                <w:sz w:val="18"/>
-                <w:szCs w:val="18"/>
-              </w:rPr>
-            </w:pPr>
-          </w:p>
-        </w:tc>
-        <w:tc>
-          <w:tcPr>
-            <w:tcW w:w="656" w:type="pct"/>
-          </w:tcPr>
-          <w:p>
-            <w:pPr>
-              <w:rPr>
-                <w:sz w:val="18"/>
-                <w:szCs w:val="18"/>
-              </w:rPr>
-            </w:pPr>
-          </w:p>
-        </w:tc>
-        <w:tc>
-          <w:tcPr>
-            <w:tcW w:w="1347" w:type="pct"/>
-          </w:tcPr>
-          <w:p>
-            <w:pPr>
-              <w:rPr>
-                <w:sz w:val="18"/>
-                <w:szCs w:val="18"/>
-              </w:rPr>
-            </w:pPr>
-          </w:p>
-        </w:tc>
-        <w:tc>
-          <w:tcPr>
-            <w:tcW w:w="2500" w:type="pct"/>
-          </w:tcPr>
-          <w:p>
-            <w:pPr>
-              <w:rPr>
-                <w:sz w:val="18"/>
-                <w:szCs w:val="18"/>
-              </w:rPr>
-            </w:pPr>
-          </w:p>
-        </w:tc>
-      </w:tr>
-      <w:tr>
-        <w:tc>
-          <w:tcPr>
-            <w:tcW w:w="497" w:type="pct"/>
-          </w:tcPr>
-          <w:p>
-            <w:pPr>
-              <w:rPr>
-                <w:sz w:val="18"/>
-                <w:szCs w:val="18"/>
-              </w:rPr>
-            </w:pPr>
-          </w:p>
-        </w:tc>
-        <w:tc>
-          <w:tcPr>
-            <w:tcW w:w="656" w:type="pct"/>
-          </w:tcPr>
-          <w:p>
-            <w:pPr>
-              <w:rPr>
-                <w:sz w:val="18"/>
-                <w:szCs w:val="18"/>
-              </w:rPr>
-            </w:pPr>
-          </w:p>
-        </w:tc>
-        <w:tc>
-          <w:tcPr>
-            <w:tcW w:w="1347" w:type="pct"/>
-          </w:tcPr>
-          <w:p>
-            <w:pPr>
-              <w:rPr>
-                <w:sz w:val="18"/>
-                <w:szCs w:val="18"/>
-              </w:rPr>
-            </w:pPr>
           </w:p>
         </w:tc>
         <w:tc>
@@ -11732,6 +11216,7 @@
   <w:style w:type="character" w:default="1" w:styleId="DefaultParagraphFont">
     <w:name w:val="Default Paragraph Font"/>
     <w:uiPriority w:val="1"/>
+    <w:semiHidden/>
     <w:unhideWhenUsed/>
   </w:style>
   <w:style w:type="table" w:default="1" w:styleId="TableNormal">

--- a/Progress-point-workflow-table.docx
+++ b/Progress-point-workflow-table.docx
@@ -361,7 +361,6 @@
           <w:p>
             <w:pPr>
               <w:rPr>
-                <w:rFonts w:hint="eastAsia"/>
                 <w:sz w:val="18"/>
                 <w:szCs w:val="18"/>
               </w:rPr>
@@ -3834,7 +3833,6 @@
           <w:p>
             <w:pPr>
               <w:rPr>
-                <w:rFonts w:hint="eastAsia"/>
                 <w:sz w:val="18"/>
                 <w:szCs w:val="18"/>
               </w:rPr>
@@ -7089,7 +7087,6 @@
           <w:p>
             <w:pPr>
               <w:rPr>
-                <w:rFonts w:hint="eastAsia"/>
                 <w:sz w:val="18"/>
                 <w:szCs w:val="18"/>
               </w:rPr>
@@ -8362,7 +8359,6 @@
           <w:p>
             <w:pPr>
               <w:rPr>
-                <w:rFonts w:hint="eastAsia"/>
                 <w:sz w:val="18"/>
                 <w:szCs w:val="18"/>
               </w:rPr>
@@ -10083,6 +10079,185 @@
                 <w:szCs w:val="18"/>
               </w:rPr>
             </w:pPr>
+            <w:r>
+              <w:rPr>
+                <w:rFonts w:hint="eastAsia"/>
+                <w:sz w:val="18"/>
+                <w:szCs w:val="18"/>
+              </w:rPr>
+              <w:t xml:space="preserve">If has </w:t>
+            </w:r>
+            <w:r>
+              <w:rPr>
+                <w:sz w:val="18"/>
+                <w:szCs w:val="18"/>
+              </w:rPr>
+              <w:t>“</w:t>
+            </w:r>
+            <w:r>
+              <w:rPr>
+                <w:sz w:val="18"/>
+                <w:szCs w:val="18"/>
+              </w:rPr>
+              <w:t>questActiveEvent:39</w:t>
+            </w:r>
+            <w:r>
+              <w:rPr>
+                <w:sz w:val="18"/>
+                <w:szCs w:val="18"/>
+              </w:rPr>
+              <w:t>”</w:t>
+            </w:r>
+            <w:r>
+              <w:rPr>
+                <w:rFonts w:hint="eastAsia"/>
+                <w:sz w:val="18"/>
+                <w:szCs w:val="18"/>
+              </w:rPr>
+              <w:t>:</w:t>
+            </w:r>
+          </w:p>
+          <w:p>
+            <w:pPr>
+              <w:rPr>
+                <w:sz w:val="18"/>
+                <w:szCs w:val="18"/>
+              </w:rPr>
+            </w:pPr>
+          </w:p>
+          <w:p>
+            <w:pPr>
+              <w:rPr>
+                <w:sz w:val="18"/>
+                <w:szCs w:val="18"/>
+              </w:rPr>
+            </w:pPr>
+            <w:r>
+              <w:rPr>
+                <w:rFonts w:hint="eastAsia"/>
+                <w:sz w:val="18"/>
+                <w:szCs w:val="18"/>
+              </w:rPr>
+              <w:t xml:space="preserve">    </w:t>
+            </w:r>
+            <w:r>
+              <w:rPr>
+                <w:sz w:val="18"/>
+                <w:szCs w:val="18"/>
+              </w:rPr>
+              <w:t>has_8805 = coll.find_one(</w:t>
+            </w:r>
+          </w:p>
+          <w:p>
+            <w:pPr>
+              <w:rPr>
+                <w:sz w:val="18"/>
+                <w:szCs w:val="18"/>
+              </w:rPr>
+            </w:pPr>
+            <w:r>
+              <w:rPr>
+                <w:sz w:val="18"/>
+                <w:szCs w:val="18"/>
+              </w:rPr>
+              <w:t xml:space="preserve">        {"playerId": pid, "eventKey": "DialogueNodeEvent:88:5"},</w:t>
+            </w:r>
+          </w:p>
+          <w:p>
+            <w:pPr>
+              <w:rPr>
+                <w:sz w:val="18"/>
+                <w:szCs w:val="18"/>
+              </w:rPr>
+            </w:pPr>
+            <w:r>
+              <w:rPr>
+                <w:sz w:val="18"/>
+                <w:szCs w:val="18"/>
+              </w:rPr>
+              <w:t xml:space="preserve">        projection={"_id": 1}</w:t>
+            </w:r>
+          </w:p>
+          <w:p>
+            <w:pPr>
+              <w:ind w:firstLine="150"/>
+              <w:rPr>
+                <w:sz w:val="18"/>
+                <w:szCs w:val="18"/>
+              </w:rPr>
+            </w:pPr>
+            <w:r>
+              <w:rPr>
+                <w:sz w:val="18"/>
+                <w:szCs w:val="18"/>
+              </w:rPr>
+              <w:t>) is not None</w:t>
+            </w:r>
+          </w:p>
+          <w:p>
+            <w:pPr>
+              <w:ind w:firstLine="150"/>
+              <w:rPr>
+                <w:sz w:val="18"/>
+                <w:szCs w:val="18"/>
+              </w:rPr>
+            </w:pPr>
+          </w:p>
+          <w:p>
+            <w:pPr>
+              <w:ind w:firstLine="150"/>
+              <w:rPr>
+                <w:sz w:val="18"/>
+                <w:szCs w:val="18"/>
+              </w:rPr>
+            </w:pPr>
+            <w:r>
+              <w:rPr>
+                <w:sz w:val="18"/>
+                <w:szCs w:val="18"/>
+              </w:rPr>
+              <w:t>score = 1 if has_8805 else 0</w:t>
+            </w:r>
+          </w:p>
+          <w:p>
+            <w:pPr>
+              <w:ind w:firstLine="150"/>
+              <w:rPr>
+                <w:rFonts w:hint="eastAsia"/>
+                <w:sz w:val="18"/>
+                <w:szCs w:val="18"/>
+              </w:rPr>
+            </w:pPr>
+            <w:r>
+              <w:rPr>
+                <w:sz w:val="18"/>
+                <w:szCs w:val="18"/>
+              </w:rPr>
+              <w:t xml:space="preserve">    return 1</w:t>
+            </w:r>
+            <w:r>
+              <w:rPr>
+                <w:rFonts w:hint="eastAsia"/>
+                <w:sz w:val="18"/>
+                <w:szCs w:val="18"/>
+              </w:rPr>
+              <w:t xml:space="preserve"> #green</w:t>
+            </w:r>
+            <w:r>
+              <w:rPr>
+                <w:sz w:val="18"/>
+                <w:szCs w:val="18"/>
+              </w:rPr>
+              <w:t xml:space="preserve"> if score &gt;= 1 else 2</w:t>
+            </w:r>
+            <w:r>
+              <w:rPr>
+                <w:rFonts w:hint="eastAsia"/>
+                <w:sz w:val="18"/>
+                <w:szCs w:val="18"/>
+              </w:rPr>
+              <w:t xml:space="preserve"> #yellow</w:t>
+            </w:r>
           </w:p>
         </w:tc>
       </w:tr>
@@ -10177,6 +10352,7 @@
           <w:p>
             <w:pPr>
               <w:rPr>
+                <w:rFonts w:hint="eastAsia"/>
                 <w:sz w:val="18"/>
                 <w:szCs w:val="18"/>
               </w:rPr>
@@ -10279,6 +10455,424 @@
                 <w:szCs w:val="18"/>
               </w:rPr>
             </w:pPr>
+            <w:r>
+              <w:rPr>
+                <w:rFonts w:hint="eastAsia"/>
+                <w:sz w:val="18"/>
+                <w:szCs w:val="18"/>
+              </w:rPr>
+              <w:t xml:space="preserve">If has </w:t>
+            </w:r>
+            <w:r>
+              <w:rPr>
+                <w:sz w:val="18"/>
+                <w:szCs w:val="18"/>
+              </w:rPr>
+              <w:t>“</w:t>
+            </w:r>
+            <w:r>
+              <w:rPr>
+                <w:sz w:val="18"/>
+                <w:szCs w:val="18"/>
+              </w:rPr>
+              <w:t>questActiveEvent:</w:t>
+            </w:r>
+            <w:r>
+              <w:rPr>
+                <w:rFonts w:hint="eastAsia"/>
+                <w:sz w:val="18"/>
+                <w:szCs w:val="18"/>
+              </w:rPr>
+              <w:t>50</w:t>
+            </w:r>
+            <w:r>
+              <w:rPr>
+                <w:sz w:val="18"/>
+                <w:szCs w:val="18"/>
+              </w:rPr>
+              <w:t>”</w:t>
+            </w:r>
+            <w:r>
+              <w:rPr>
+                <w:rFonts w:hint="eastAsia"/>
+                <w:sz w:val="18"/>
+                <w:szCs w:val="18"/>
+              </w:rPr>
+              <w:t>:</w:t>
+            </w:r>
+          </w:p>
+          <w:p>
+            <w:pPr>
+              <w:rPr>
+                <w:sz w:val="18"/>
+                <w:szCs w:val="18"/>
+              </w:rPr>
+            </w:pPr>
+          </w:p>
+          <w:p>
+            <w:pPr>
+              <w:rPr>
+                <w:sz w:val="18"/>
+                <w:szCs w:val="18"/>
+              </w:rPr>
+            </w:pPr>
+            <w:r>
+              <w:rPr>
+                <w:rFonts w:hint="eastAsia"/>
+                <w:sz w:val="18"/>
+                <w:szCs w:val="18"/>
+              </w:rPr>
+              <w:t xml:space="preserve">    </w:t>
+            </w:r>
+            <w:r>
+              <w:rPr>
+                <w:sz w:val="18"/>
+                <w:szCs w:val="18"/>
+              </w:rPr>
+              <w:t>c_floor3 = coll.count_documents({</w:t>
+            </w:r>
+          </w:p>
+          <w:p>
+            <w:pPr>
+              <w:rPr>
+                <w:sz w:val="18"/>
+                <w:szCs w:val="18"/>
+              </w:rPr>
+            </w:pPr>
+            <w:r>
+              <w:rPr>
+                <w:sz w:val="18"/>
+                <w:szCs w:val="18"/>
+              </w:rPr>
+              <w:t xml:space="preserve">        "playerId": pid,</w:t>
+            </w:r>
+          </w:p>
+          <w:p>
+            <w:pPr>
+              <w:rPr>
+                <w:sz w:val="18"/>
+                <w:szCs w:val="18"/>
+              </w:rPr>
+            </w:pPr>
+            <w:r>
+              <w:rPr>
+                <w:sz w:val="18"/>
+                <w:szCs w:val="18"/>
+              </w:rPr>
+              <w:t xml:space="preserve">        "eventType": "soilMachine",</w:t>
+            </w:r>
+          </w:p>
+          <w:p>
+            <w:pPr>
+              <w:rPr>
+                <w:sz w:val="18"/>
+                <w:szCs w:val="18"/>
+              </w:rPr>
+            </w:pPr>
+            <w:r>
+              <w:rPr>
+                <w:sz w:val="18"/>
+                <w:szCs w:val="18"/>
+              </w:rPr>
+              <w:t xml:space="preserve">        "data.machine": "1",</w:t>
+            </w:r>
+          </w:p>
+          <w:p>
+            <w:pPr>
+              <w:rPr>
+                <w:sz w:val="18"/>
+                <w:szCs w:val="18"/>
+              </w:rPr>
+            </w:pPr>
+            <w:r>
+              <w:rPr>
+                <w:sz w:val="18"/>
+                <w:szCs w:val="18"/>
+              </w:rPr>
+              <w:t xml:space="preserve">        "data.floor": "3",</w:t>
+            </w:r>
+          </w:p>
+          <w:p>
+            <w:pPr>
+              <w:rPr>
+                <w:sz w:val="18"/>
+                <w:szCs w:val="18"/>
+              </w:rPr>
+            </w:pPr>
+            <w:r>
+              <w:rPr>
+                <w:sz w:val="18"/>
+                <w:szCs w:val="18"/>
+              </w:rPr>
+              <w:t xml:space="preserve">    })</w:t>
+            </w:r>
+          </w:p>
+          <w:p>
+            <w:pPr>
+              <w:rPr>
+                <w:sz w:val="18"/>
+                <w:szCs w:val="18"/>
+              </w:rPr>
+            </w:pPr>
+          </w:p>
+          <w:p>
+            <w:pPr>
+              <w:rPr>
+                <w:sz w:val="18"/>
+                <w:szCs w:val="18"/>
+              </w:rPr>
+            </w:pPr>
+            <w:r>
+              <w:rPr>
+                <w:sz w:val="18"/>
+                <w:szCs w:val="18"/>
+              </w:rPr>
+              <w:t xml:space="preserve">    c_floor4 = coll.count_documents({</w:t>
+            </w:r>
+          </w:p>
+          <w:p>
+            <w:pPr>
+              <w:rPr>
+                <w:sz w:val="18"/>
+                <w:szCs w:val="18"/>
+              </w:rPr>
+            </w:pPr>
+            <w:r>
+              <w:rPr>
+                <w:sz w:val="18"/>
+                <w:szCs w:val="18"/>
+              </w:rPr>
+              <w:t xml:space="preserve">        "playerId": pid,</w:t>
+            </w:r>
+          </w:p>
+          <w:p>
+            <w:pPr>
+              <w:rPr>
+                <w:sz w:val="18"/>
+                <w:szCs w:val="18"/>
+              </w:rPr>
+            </w:pPr>
+            <w:r>
+              <w:rPr>
+                <w:sz w:val="18"/>
+                <w:szCs w:val="18"/>
+              </w:rPr>
+              <w:t xml:space="preserve">        "eventType": "soilMachine",</w:t>
+            </w:r>
+          </w:p>
+          <w:p>
+            <w:pPr>
+              <w:rPr>
+                <w:sz w:val="18"/>
+                <w:szCs w:val="18"/>
+              </w:rPr>
+            </w:pPr>
+            <w:r>
+              <w:rPr>
+                <w:sz w:val="18"/>
+                <w:szCs w:val="18"/>
+              </w:rPr>
+              <w:t xml:space="preserve">        "data.machine": "1",</w:t>
+            </w:r>
+          </w:p>
+          <w:p>
+            <w:pPr>
+              <w:rPr>
+                <w:sz w:val="18"/>
+                <w:szCs w:val="18"/>
+              </w:rPr>
+            </w:pPr>
+            <w:r>
+              <w:rPr>
+                <w:sz w:val="18"/>
+                <w:szCs w:val="18"/>
+              </w:rPr>
+              <w:t xml:space="preserve">        "data.floor": "4",</w:t>
+            </w:r>
+          </w:p>
+          <w:p>
+            <w:pPr>
+              <w:rPr>
+                <w:sz w:val="18"/>
+                <w:szCs w:val="18"/>
+              </w:rPr>
+            </w:pPr>
+            <w:r>
+              <w:rPr>
+                <w:sz w:val="18"/>
+                <w:szCs w:val="18"/>
+              </w:rPr>
+              <w:t xml:space="preserve">    })</w:t>
+            </w:r>
+          </w:p>
+          <w:p>
+            <w:pPr>
+              <w:rPr>
+                <w:sz w:val="18"/>
+                <w:szCs w:val="18"/>
+              </w:rPr>
+            </w:pPr>
+            <w:r>
+              <w:rPr>
+                <w:sz w:val="18"/>
+                <w:szCs w:val="18"/>
+              </w:rPr>
+              <w:lastRenderedPageBreak/>
+              <w:t xml:space="preserve">    score = 0</w:t>
+            </w:r>
+          </w:p>
+          <w:p>
+            <w:pPr>
+              <w:rPr>
+                <w:sz w:val="18"/>
+                <w:szCs w:val="18"/>
+              </w:rPr>
+            </w:pPr>
+          </w:p>
+          <w:p>
+            <w:pPr>
+              <w:rPr>
+                <w:sz w:val="18"/>
+                <w:szCs w:val="18"/>
+              </w:rPr>
+            </w:pPr>
+            <w:r>
+              <w:rPr>
+                <w:sz w:val="18"/>
+                <w:szCs w:val="18"/>
+              </w:rPr>
+              <w:t xml:space="preserve">    if c_floor3 == 1:</w:t>
+            </w:r>
+          </w:p>
+          <w:p>
+            <w:pPr>
+              <w:rPr>
+                <w:sz w:val="18"/>
+                <w:szCs w:val="18"/>
+              </w:rPr>
+            </w:pPr>
+            <w:r>
+              <w:rPr>
+                <w:sz w:val="18"/>
+                <w:szCs w:val="18"/>
+              </w:rPr>
+              <w:t xml:space="preserve">        score += 1</w:t>
+            </w:r>
+          </w:p>
+          <w:p>
+            <w:pPr>
+              <w:rPr>
+                <w:sz w:val="18"/>
+                <w:szCs w:val="18"/>
+              </w:rPr>
+            </w:pPr>
+          </w:p>
+          <w:p>
+            <w:pPr>
+              <w:rPr>
+                <w:sz w:val="18"/>
+                <w:szCs w:val="18"/>
+              </w:rPr>
+            </w:pPr>
+            <w:r>
+              <w:rPr>
+                <w:sz w:val="18"/>
+                <w:szCs w:val="18"/>
+              </w:rPr>
+              <w:t xml:space="preserve">    if c_floor4 == 1:</w:t>
+            </w:r>
+          </w:p>
+          <w:p>
+            <w:pPr>
+              <w:rPr>
+                <w:sz w:val="18"/>
+                <w:szCs w:val="18"/>
+              </w:rPr>
+            </w:pPr>
+            <w:r>
+              <w:rPr>
+                <w:sz w:val="18"/>
+                <w:szCs w:val="18"/>
+              </w:rPr>
+              <w:t xml:space="preserve">        score += 2</w:t>
+            </w:r>
+          </w:p>
+          <w:p>
+            <w:pPr>
+              <w:rPr>
+                <w:sz w:val="18"/>
+                <w:szCs w:val="18"/>
+              </w:rPr>
+            </w:pPr>
+            <w:r>
+              <w:rPr>
+                <w:sz w:val="18"/>
+                <w:szCs w:val="18"/>
+              </w:rPr>
+              <w:t xml:space="preserve">    elif c_floor4 == 2:</w:t>
+            </w:r>
+          </w:p>
+          <w:p>
+            <w:pPr>
+              <w:rPr>
+                <w:sz w:val="18"/>
+                <w:szCs w:val="18"/>
+              </w:rPr>
+            </w:pPr>
+            <w:r>
+              <w:rPr>
+                <w:sz w:val="18"/>
+                <w:szCs w:val="18"/>
+              </w:rPr>
+              <w:t xml:space="preserve">        score += 1</w:t>
+            </w:r>
+          </w:p>
+          <w:p>
+            <w:pPr>
+              <w:rPr>
+                <w:sz w:val="18"/>
+                <w:szCs w:val="18"/>
+              </w:rPr>
+            </w:pPr>
+          </w:p>
+          <w:p>
+            <w:pPr>
+              <w:rPr>
+                <w:rFonts w:hint="eastAsia"/>
+                <w:sz w:val="18"/>
+                <w:szCs w:val="18"/>
+              </w:rPr>
+            </w:pPr>
+            <w:r>
+              <w:rPr>
+                <w:sz w:val="18"/>
+                <w:szCs w:val="18"/>
+              </w:rPr>
+              <w:t xml:space="preserve">    return 1</w:t>
+            </w:r>
+            <w:r>
+              <w:rPr>
+                <w:rFonts w:hint="eastAsia"/>
+                <w:sz w:val="18"/>
+                <w:szCs w:val="18"/>
+              </w:rPr>
+              <w:t xml:space="preserve"> #green</w:t>
+            </w:r>
+            <w:r>
+              <w:rPr>
+                <w:sz w:val="18"/>
+                <w:szCs w:val="18"/>
+              </w:rPr>
+              <w:t xml:space="preserve"> if score &gt; 1 else 2</w:t>
+            </w:r>
+            <w:r>
+              <w:rPr>
+                <w:rFonts w:hint="eastAsia"/>
+                <w:sz w:val="18"/>
+                <w:szCs w:val="18"/>
+              </w:rPr>
+              <w:t xml:space="preserve"> #yellow</w:t>
+            </w:r>
           </w:p>
         </w:tc>
       </w:tr>
@@ -10300,6 +10894,7 @@
                 <w:sz w:val="18"/>
                 <w:szCs w:val="18"/>
               </w:rPr>
+              <w:lastRenderedPageBreak/>
               <w:t>U4.C4</w:t>
             </w:r>
           </w:p>
@@ -10377,6 +10972,746 @@
                 <w:szCs w:val="18"/>
               </w:rPr>
             </w:pPr>
+            <w:r>
+              <w:rPr>
+                <w:rFonts w:hint="eastAsia"/>
+                <w:sz w:val="18"/>
+                <w:szCs w:val="18"/>
+              </w:rPr>
+              <w:t xml:space="preserve">If has </w:t>
+            </w:r>
+            <w:r>
+              <w:rPr>
+                <w:sz w:val="18"/>
+                <w:szCs w:val="18"/>
+              </w:rPr>
+              <w:t>“</w:t>
+            </w:r>
+            <w:r>
+              <w:rPr>
+                <w:sz w:val="18"/>
+                <w:szCs w:val="18"/>
+              </w:rPr>
+              <w:t>questActiveEvent:</w:t>
+            </w:r>
+            <w:r>
+              <w:rPr>
+                <w:rFonts w:hint="eastAsia"/>
+                <w:sz w:val="18"/>
+                <w:szCs w:val="18"/>
+              </w:rPr>
+              <w:t>36</w:t>
+            </w:r>
+            <w:r>
+              <w:rPr>
+                <w:sz w:val="18"/>
+                <w:szCs w:val="18"/>
+              </w:rPr>
+              <w:t>”</w:t>
+            </w:r>
+            <w:r>
+              <w:rPr>
+                <w:rFonts w:hint="eastAsia"/>
+                <w:sz w:val="18"/>
+                <w:szCs w:val="18"/>
+              </w:rPr>
+              <w:t>:</w:t>
+            </w:r>
+          </w:p>
+          <w:p>
+            <w:pPr>
+              <w:ind w:firstLine="150"/>
+              <w:rPr>
+                <w:sz w:val="18"/>
+                <w:szCs w:val="18"/>
+              </w:rPr>
+            </w:pPr>
+            <w:r>
+              <w:rPr>
+                <w:sz w:val="18"/>
+                <w:szCs w:val="18"/>
+              </w:rPr>
+              <w:t>score = 0</w:t>
+            </w:r>
+          </w:p>
+          <w:p>
+            <w:pPr>
+              <w:ind w:firstLine="150"/>
+              <w:rPr>
+                <w:sz w:val="18"/>
+                <w:szCs w:val="18"/>
+              </w:rPr>
+            </w:pPr>
+          </w:p>
+          <w:p>
+            <w:pPr>
+              <w:ind w:firstLine="150"/>
+              <w:rPr>
+                <w:sz w:val="18"/>
+                <w:szCs w:val="18"/>
+              </w:rPr>
+            </w:pPr>
+            <w:r>
+              <w:rPr>
+                <w:sz w:val="18"/>
+                <w:szCs w:val="18"/>
+              </w:rPr>
+              <w:t>c_m1_top = coll.count_documents({</w:t>
+            </w:r>
+          </w:p>
+          <w:p>
+            <w:pPr>
+              <w:ind w:firstLine="150"/>
+              <w:rPr>
+                <w:sz w:val="18"/>
+                <w:szCs w:val="18"/>
+              </w:rPr>
+            </w:pPr>
+            <w:r>
+              <w:rPr>
+                <w:sz w:val="18"/>
+                <w:szCs w:val="18"/>
+              </w:rPr>
+              <w:t xml:space="preserve">        "playerId": pid,</w:t>
+            </w:r>
+          </w:p>
+          <w:p>
+            <w:pPr>
+              <w:ind w:firstLine="150"/>
+              <w:rPr>
+                <w:sz w:val="18"/>
+                <w:szCs w:val="18"/>
+              </w:rPr>
+            </w:pPr>
+            <w:r>
+              <w:rPr>
+                <w:sz w:val="18"/>
+                <w:szCs w:val="18"/>
+              </w:rPr>
+              <w:t xml:space="preserve">        "eventType": "soilMachine",</w:t>
+            </w:r>
+          </w:p>
+          <w:p>
+            <w:pPr>
+              <w:ind w:firstLine="150"/>
+              <w:rPr>
+                <w:sz w:val="18"/>
+                <w:szCs w:val="18"/>
+              </w:rPr>
+            </w:pPr>
+            <w:r>
+              <w:rPr>
+                <w:sz w:val="18"/>
+                <w:szCs w:val="18"/>
+              </w:rPr>
+              <w:t xml:space="preserve">        "data.floor": "5",</w:t>
+            </w:r>
+          </w:p>
+          <w:p>
+            <w:pPr>
+              <w:ind w:firstLine="150"/>
+              <w:rPr>
+                <w:sz w:val="18"/>
+                <w:szCs w:val="18"/>
+              </w:rPr>
+            </w:pPr>
+            <w:r>
+              <w:rPr>
+                <w:sz w:val="18"/>
+                <w:szCs w:val="18"/>
+              </w:rPr>
+              <w:t xml:space="preserve">        "data.machine": "1",</w:t>
+            </w:r>
+          </w:p>
+          <w:p>
+            <w:pPr>
+              <w:ind w:firstLine="150"/>
+              <w:rPr>
+                <w:sz w:val="18"/>
+                <w:szCs w:val="18"/>
+              </w:rPr>
+            </w:pPr>
+            <w:r>
+              <w:rPr>
+                <w:sz w:val="18"/>
+                <w:szCs w:val="18"/>
+              </w:rPr>
+              <w:t xml:space="preserve">        "data.row": "TopRow",</w:t>
+            </w:r>
+          </w:p>
+          <w:p>
+            <w:pPr>
+              <w:ind w:firstLine="150"/>
+              <w:rPr>
+                <w:sz w:val="18"/>
+                <w:szCs w:val="18"/>
+              </w:rPr>
+            </w:pPr>
+            <w:r>
+              <w:rPr>
+                <w:sz w:val="18"/>
+                <w:szCs w:val="18"/>
+              </w:rPr>
+              <w:t xml:space="preserve">    })</w:t>
+            </w:r>
+          </w:p>
+          <w:p>
+            <w:pPr>
+              <w:ind w:firstLine="150"/>
+              <w:rPr>
+                <w:sz w:val="18"/>
+                <w:szCs w:val="18"/>
+              </w:rPr>
+            </w:pPr>
+          </w:p>
+          <w:p>
+            <w:pPr>
+              <w:ind w:firstLine="150"/>
+              <w:rPr>
+                <w:sz w:val="18"/>
+                <w:szCs w:val="18"/>
+              </w:rPr>
+            </w:pPr>
+            <w:r>
+              <w:rPr>
+                <w:sz w:val="18"/>
+                <w:szCs w:val="18"/>
+              </w:rPr>
+              <w:t>c_m1_bottom = coll.count_documents({</w:t>
+            </w:r>
+          </w:p>
+          <w:p>
+            <w:pPr>
+              <w:ind w:firstLine="150"/>
+              <w:rPr>
+                <w:sz w:val="18"/>
+                <w:szCs w:val="18"/>
+              </w:rPr>
+            </w:pPr>
+            <w:r>
+              <w:rPr>
+                <w:sz w:val="18"/>
+                <w:szCs w:val="18"/>
+              </w:rPr>
+              <w:t xml:space="preserve">        "playerId": pid,</w:t>
+            </w:r>
+          </w:p>
+          <w:p>
+            <w:pPr>
+              <w:ind w:firstLine="150"/>
+              <w:rPr>
+                <w:sz w:val="18"/>
+                <w:szCs w:val="18"/>
+              </w:rPr>
+            </w:pPr>
+            <w:r>
+              <w:rPr>
+                <w:sz w:val="18"/>
+                <w:szCs w:val="18"/>
+              </w:rPr>
+              <w:t xml:space="preserve">        "eventType": "soilMachine",</w:t>
+            </w:r>
+          </w:p>
+          <w:p>
+            <w:pPr>
+              <w:ind w:firstLine="150"/>
+              <w:rPr>
+                <w:sz w:val="18"/>
+                <w:szCs w:val="18"/>
+              </w:rPr>
+            </w:pPr>
+            <w:r>
+              <w:rPr>
+                <w:sz w:val="18"/>
+                <w:szCs w:val="18"/>
+              </w:rPr>
+              <w:t xml:space="preserve">        "data.floor": "5",</w:t>
+            </w:r>
+          </w:p>
+          <w:p>
+            <w:pPr>
+              <w:ind w:firstLine="150"/>
+              <w:rPr>
+                <w:sz w:val="18"/>
+                <w:szCs w:val="18"/>
+              </w:rPr>
+            </w:pPr>
+            <w:r>
+              <w:rPr>
+                <w:sz w:val="18"/>
+                <w:szCs w:val="18"/>
+              </w:rPr>
+              <w:t xml:space="preserve">        "data.machine": "1",</w:t>
+            </w:r>
+          </w:p>
+          <w:p>
+            <w:pPr>
+              <w:ind w:firstLine="150"/>
+              <w:rPr>
+                <w:sz w:val="18"/>
+                <w:szCs w:val="18"/>
+              </w:rPr>
+            </w:pPr>
+            <w:r>
+              <w:rPr>
+                <w:sz w:val="18"/>
+                <w:szCs w:val="18"/>
+              </w:rPr>
+              <w:t xml:space="preserve">        "data.row": "BottomRow",</w:t>
+            </w:r>
+          </w:p>
+          <w:p>
+            <w:pPr>
+              <w:ind w:firstLine="150"/>
+              <w:rPr>
+                <w:sz w:val="18"/>
+                <w:szCs w:val="18"/>
+              </w:rPr>
+            </w:pPr>
+            <w:r>
+              <w:rPr>
+                <w:sz w:val="18"/>
+                <w:szCs w:val="18"/>
+              </w:rPr>
+              <w:t xml:space="preserve">    })</w:t>
+            </w:r>
+          </w:p>
+          <w:p>
+            <w:pPr>
+              <w:ind w:firstLine="150"/>
+              <w:rPr>
+                <w:sz w:val="18"/>
+                <w:szCs w:val="18"/>
+              </w:rPr>
+            </w:pPr>
+          </w:p>
+          <w:p>
+            <w:pPr>
+              <w:ind w:firstLine="150"/>
+              <w:rPr>
+                <w:sz w:val="18"/>
+                <w:szCs w:val="18"/>
+              </w:rPr>
+            </w:pPr>
+            <w:r>
+              <w:rPr>
+                <w:sz w:val="18"/>
+                <w:szCs w:val="18"/>
+              </w:rPr>
+              <w:t>if (c_m1_top == 1) and (c_m1_bottom == 0):</w:t>
+            </w:r>
+          </w:p>
+          <w:p>
+            <w:pPr>
+              <w:ind w:firstLine="150"/>
+              <w:rPr>
+                <w:sz w:val="18"/>
+                <w:szCs w:val="18"/>
+              </w:rPr>
+            </w:pPr>
+            <w:r>
+              <w:rPr>
+                <w:sz w:val="18"/>
+                <w:szCs w:val="18"/>
+              </w:rPr>
+              <w:t xml:space="preserve">        score += 1</w:t>
+            </w:r>
+          </w:p>
+          <w:p>
+            <w:pPr>
+              <w:ind w:firstLine="150"/>
+              <w:rPr>
+                <w:sz w:val="18"/>
+                <w:szCs w:val="18"/>
+              </w:rPr>
+            </w:pPr>
+          </w:p>
+          <w:p>
+            <w:pPr>
+              <w:ind w:firstLine="150"/>
+              <w:rPr>
+                <w:sz w:val="18"/>
+                <w:szCs w:val="18"/>
+              </w:rPr>
+            </w:pPr>
+            <w:r>
+              <w:rPr>
+                <w:sz w:val="18"/>
+                <w:szCs w:val="18"/>
+              </w:rPr>
+              <w:t>c_m2_floor5 = coll.count_documents({</w:t>
+            </w:r>
+          </w:p>
+          <w:p>
+            <w:pPr>
+              <w:ind w:firstLine="150"/>
+              <w:rPr>
+                <w:sz w:val="18"/>
+                <w:szCs w:val="18"/>
+              </w:rPr>
+            </w:pPr>
+            <w:r>
+              <w:rPr>
+                <w:sz w:val="18"/>
+                <w:szCs w:val="18"/>
+              </w:rPr>
+              <w:t xml:space="preserve">        "playerId": pid,</w:t>
+            </w:r>
+          </w:p>
+          <w:p>
+            <w:pPr>
+              <w:ind w:firstLine="150"/>
+              <w:rPr>
+                <w:sz w:val="18"/>
+                <w:szCs w:val="18"/>
+              </w:rPr>
+            </w:pPr>
+            <w:r>
+              <w:rPr>
+                <w:sz w:val="18"/>
+                <w:szCs w:val="18"/>
+              </w:rPr>
+              <w:t xml:space="preserve">        "eventType": "soilMachine",</w:t>
+            </w:r>
+          </w:p>
+          <w:p>
+            <w:pPr>
+              <w:ind w:firstLine="150"/>
+              <w:rPr>
+                <w:sz w:val="18"/>
+                <w:szCs w:val="18"/>
+              </w:rPr>
+            </w:pPr>
+            <w:r>
+              <w:rPr>
+                <w:sz w:val="18"/>
+                <w:szCs w:val="18"/>
+              </w:rPr>
+              <w:t xml:space="preserve">        "data.floor": "5",</w:t>
+            </w:r>
+          </w:p>
+          <w:p>
+            <w:pPr>
+              <w:ind w:firstLine="150"/>
+              <w:rPr>
+                <w:sz w:val="18"/>
+                <w:szCs w:val="18"/>
+              </w:rPr>
+            </w:pPr>
+            <w:r>
+              <w:rPr>
+                <w:sz w:val="18"/>
+                <w:szCs w:val="18"/>
+              </w:rPr>
+              <w:t xml:space="preserve">        "data.machine": "2",</w:t>
+            </w:r>
+          </w:p>
+          <w:p>
+            <w:pPr>
+              <w:ind w:firstLine="150"/>
+              <w:rPr>
+                <w:sz w:val="18"/>
+                <w:szCs w:val="18"/>
+              </w:rPr>
+            </w:pPr>
+            <w:r>
+              <w:rPr>
+                <w:sz w:val="18"/>
+                <w:szCs w:val="18"/>
+              </w:rPr>
+              <w:t xml:space="preserve">    })</w:t>
+            </w:r>
+          </w:p>
+          <w:p>
+            <w:pPr>
+              <w:ind w:firstLine="150"/>
+              <w:rPr>
+                <w:sz w:val="18"/>
+                <w:szCs w:val="18"/>
+              </w:rPr>
+            </w:pPr>
+          </w:p>
+          <w:p>
+            <w:pPr>
+              <w:ind w:firstLine="150"/>
+              <w:rPr>
+                <w:sz w:val="18"/>
+                <w:szCs w:val="18"/>
+              </w:rPr>
+            </w:pPr>
+            <w:r>
+              <w:rPr>
+                <w:sz w:val="18"/>
+                <w:szCs w:val="18"/>
+              </w:rPr>
+              <w:t>if c_m2_floor5 == 1:</w:t>
+            </w:r>
+          </w:p>
+          <w:p>
+            <w:pPr>
+              <w:ind w:firstLine="150"/>
+              <w:rPr>
+                <w:sz w:val="18"/>
+                <w:szCs w:val="18"/>
+              </w:rPr>
+            </w:pPr>
+            <w:r>
+              <w:rPr>
+                <w:sz w:val="18"/>
+                <w:szCs w:val="18"/>
+              </w:rPr>
+              <w:t xml:space="preserve">        score += 1</w:t>
+            </w:r>
+          </w:p>
+          <w:p>
+            <w:pPr>
+              <w:ind w:firstLine="150"/>
+              <w:rPr>
+                <w:sz w:val="18"/>
+                <w:szCs w:val="18"/>
+              </w:rPr>
+            </w:pPr>
+          </w:p>
+          <w:p>
+            <w:pPr>
+              <w:ind w:firstLine="150"/>
+              <w:rPr>
+                <w:sz w:val="18"/>
+                <w:szCs w:val="18"/>
+              </w:rPr>
+            </w:pPr>
+            <w:r>
+              <w:rPr>
+                <w:sz w:val="18"/>
+                <w:szCs w:val="18"/>
+              </w:rPr>
+              <w:t>SUCCESS_KEYS = ["DialogueNodeEvent:107:4", "DialogueNodeEvent:107:5"]</w:t>
+            </w:r>
+          </w:p>
+          <w:p>
+            <w:pPr>
+              <w:ind w:firstLine="150"/>
+              <w:rPr>
+                <w:sz w:val="18"/>
+                <w:szCs w:val="18"/>
+              </w:rPr>
+            </w:pPr>
+            <w:r>
+              <w:rPr>
+                <w:sz w:val="18"/>
+                <w:szCs w:val="18"/>
+              </w:rPr>
+              <w:t>NEG_KEYS     = ["DialogueNodeEvent:107:2", "DialogueNodeEvent:107:3", "DialogueNodeEvent:107:6"]</w:t>
+            </w:r>
+          </w:p>
+          <w:p>
+            <w:pPr>
+              <w:ind w:firstLine="150"/>
+              <w:rPr>
+                <w:sz w:val="18"/>
+                <w:szCs w:val="18"/>
+              </w:rPr>
+            </w:pPr>
+          </w:p>
+          <w:p>
+            <w:pPr>
+              <w:ind w:firstLine="150"/>
+              <w:rPr>
+                <w:sz w:val="18"/>
+                <w:szCs w:val="18"/>
+              </w:rPr>
+            </w:pPr>
+            <w:r>
+              <w:rPr>
+                <w:sz w:val="18"/>
+                <w:szCs w:val="18"/>
+              </w:rPr>
+              <w:t xml:space="preserve">    success_total = coll.count_documents({"playerId": pid, "eventKey": {"$in": SUCCESS_KEYS}})</w:t>
+            </w:r>
+          </w:p>
+          <w:p>
+            <w:pPr>
+              <w:ind w:firstLine="150"/>
+              <w:rPr>
+                <w:sz w:val="18"/>
+                <w:szCs w:val="18"/>
+              </w:rPr>
+            </w:pPr>
+            <w:r>
+              <w:rPr>
+                <w:sz w:val="18"/>
+                <w:szCs w:val="18"/>
+              </w:rPr>
+              <w:t xml:space="preserve">    neg_total     = coll.count_documents({"playerId": pid, "eventKey": {"$in": NEG_KEYS}})</w:t>
+            </w:r>
+          </w:p>
+          <w:p>
+            <w:pPr>
+              <w:ind w:firstLine="150"/>
+              <w:rPr>
+                <w:sz w:val="18"/>
+                <w:szCs w:val="18"/>
+              </w:rPr>
+            </w:pPr>
+          </w:p>
+          <w:p>
+            <w:pPr>
+              <w:ind w:firstLine="150"/>
+              <w:rPr>
+                <w:sz w:val="18"/>
+                <w:szCs w:val="18"/>
+              </w:rPr>
+            </w:pPr>
+            <w:r>
+              <w:rPr>
+                <w:sz w:val="18"/>
+                <w:szCs w:val="18"/>
+              </w:rPr>
+              <w:t xml:space="preserve">    if success_total == 1 and neg_total == 0:</w:t>
+            </w:r>
+          </w:p>
+          <w:p>
+            <w:pPr>
+              <w:ind w:firstLine="150"/>
+              <w:rPr>
+                <w:sz w:val="18"/>
+                <w:szCs w:val="18"/>
+              </w:rPr>
+            </w:pPr>
+            <w:r>
+              <w:rPr>
+                <w:sz w:val="18"/>
+                <w:szCs w:val="18"/>
+              </w:rPr>
+              <w:t xml:space="preserve">        score += 2</w:t>
+            </w:r>
+          </w:p>
+          <w:p>
+            <w:pPr>
+              <w:ind w:firstLine="150"/>
+              <w:rPr>
+                <w:sz w:val="18"/>
+                <w:szCs w:val="18"/>
+              </w:rPr>
+            </w:pPr>
+            <w:r>
+              <w:rPr>
+                <w:sz w:val="18"/>
+                <w:szCs w:val="18"/>
+              </w:rPr>
+              <w:t xml:space="preserve">    elif success_total </w:t>
+            </w:r>
+            <w:r>
+              <w:rPr>
+                <w:rFonts w:hint="eastAsia"/>
+                <w:sz w:val="18"/>
+                <w:szCs w:val="18"/>
+              </w:rPr>
+              <w:t>=</w:t>
+            </w:r>
+            <w:r>
+              <w:rPr>
+                <w:sz w:val="18"/>
+                <w:szCs w:val="18"/>
+              </w:rPr>
+              <w:t>= 1</w:t>
+            </w:r>
+            <w:r>
+              <w:rPr>
+                <w:rFonts w:hint="eastAsia"/>
+                <w:sz w:val="18"/>
+                <w:szCs w:val="18"/>
+              </w:rPr>
+              <w:t xml:space="preserve">and </w:t>
+            </w:r>
+            <w:r>
+              <w:rPr>
+                <w:sz w:val="18"/>
+                <w:szCs w:val="18"/>
+              </w:rPr>
+              <w:t>neg_total</w:t>
+            </w:r>
+            <w:r>
+              <w:rPr>
+                <w:rFonts w:hint="eastAsia"/>
+                <w:sz w:val="18"/>
+                <w:szCs w:val="18"/>
+              </w:rPr>
+              <w:t xml:space="preserve"> == 1</w:t>
+            </w:r>
+            <w:r>
+              <w:rPr>
+                <w:sz w:val="18"/>
+                <w:szCs w:val="18"/>
+              </w:rPr>
+              <w:t>:</w:t>
+            </w:r>
+          </w:p>
+          <w:p>
+            <w:pPr>
+              <w:ind w:firstLine="150"/>
+              <w:rPr>
+                <w:sz w:val="18"/>
+                <w:szCs w:val="18"/>
+              </w:rPr>
+            </w:pPr>
+            <w:r>
+              <w:rPr>
+                <w:sz w:val="18"/>
+                <w:szCs w:val="18"/>
+              </w:rPr>
+              <w:t xml:space="preserve">        score += 1</w:t>
+            </w:r>
+          </w:p>
+          <w:p>
+            <w:pPr>
+              <w:ind w:firstLine="150"/>
+              <w:rPr>
+                <w:sz w:val="18"/>
+                <w:szCs w:val="18"/>
+              </w:rPr>
+            </w:pPr>
+          </w:p>
+          <w:p>
+            <w:pPr>
+              <w:ind w:firstLine="150"/>
+              <w:rPr>
+                <w:rFonts w:hint="eastAsia"/>
+                <w:sz w:val="18"/>
+                <w:szCs w:val="18"/>
+              </w:rPr>
+            </w:pPr>
+            <w:r>
+              <w:rPr>
+                <w:sz w:val="18"/>
+                <w:szCs w:val="18"/>
+              </w:rPr>
+              <w:lastRenderedPageBreak/>
+              <w:t xml:space="preserve">    return 1</w:t>
+            </w:r>
+            <w:r>
+              <w:rPr>
+                <w:rFonts w:hint="eastAsia"/>
+                <w:sz w:val="18"/>
+                <w:szCs w:val="18"/>
+              </w:rPr>
+              <w:t xml:space="preserve"> #green</w:t>
+            </w:r>
+            <w:r>
+              <w:rPr>
+                <w:sz w:val="18"/>
+                <w:szCs w:val="18"/>
+              </w:rPr>
+              <w:t xml:space="preserve"> if score &gt; 2 else 2</w:t>
+            </w:r>
+            <w:r>
+              <w:rPr>
+                <w:rFonts w:hint="eastAsia"/>
+                <w:sz w:val="18"/>
+                <w:szCs w:val="18"/>
+              </w:rPr>
+              <w:t xml:space="preserve"> #yellow</w:t>
+            </w:r>
           </w:p>
         </w:tc>
       </w:tr>
@@ -10388,17 +11723,17 @@
           <w:p>
             <w:pPr>
               <w:rPr>
-                <w:rFonts w:hint="eastAsia"/>
-                <w:sz w:val="18"/>
-                <w:szCs w:val="18"/>
-              </w:rPr>
-            </w:pPr>
-            <w:r>
-              <w:rPr>
-                <w:rFonts w:hint="eastAsia"/>
-                <w:sz w:val="18"/>
-                <w:szCs w:val="18"/>
-              </w:rPr>
+                <w:sz w:val="18"/>
+                <w:szCs w:val="18"/>
+              </w:rPr>
+            </w:pPr>
+            <w:r>
+              <w:rPr>
+                <w:rFonts w:hint="eastAsia"/>
+                <w:sz w:val="18"/>
+                <w:szCs w:val="18"/>
+              </w:rPr>
+              <w:lastRenderedPageBreak/>
               <w:t>U4.C5</w:t>
             </w:r>
             <w:r>
@@ -10418,7 +11753,6 @@
           <w:p>
             <w:pPr>
               <w:rPr>
-                <w:rFonts w:hint="eastAsia"/>
                 <w:sz w:val="18"/>
                 <w:szCs w:val="18"/>
               </w:rPr>
@@ -11012,7 +12346,7 @@
   <w:style w:type="paragraph" w:default="1" w:styleId="Normal">
     <w:name w:val="Normal"/>
     <w:qFormat/>
-    <w:rsid w:val="00B77FAF"/>
+    <w:rsid w:val="00D21427"/>
   </w:style>
   <w:style w:type="paragraph" w:styleId="Heading1">
     <w:name w:val="heading 1"/>

--- a/Progress-point-workflow-table.docx
+++ b/Progress-point-workflow-table.docx
@@ -6597,7 +6597,15 @@
                 <w:sz w:val="18"/>
                 <w:szCs w:val="18"/>
               </w:rPr>
-              <w:t>20:35</w:t>
+              <w:t>20:</w:t>
+            </w:r>
+            <w:r>
+              <w:rPr>
+                <w:rFonts w:hint="eastAsia"/>
+                <w:sz w:val="18"/>
+                <w:szCs w:val="18"/>
+              </w:rPr>
+              <w:t>46</w:t>
             </w:r>
             <w:r>
               <w:rPr>
@@ -10223,7 +10231,6 @@
             <w:pPr>
               <w:ind w:firstLine="150"/>
               <w:rPr>
-                <w:rFonts w:hint="eastAsia"/>
                 <w:sz w:val="18"/>
                 <w:szCs w:val="18"/>
               </w:rPr>
@@ -10352,7 +10359,6 @@
           <w:p>
             <w:pPr>
               <w:rPr>
-                <w:rFonts w:hint="eastAsia"/>
                 <w:sz w:val="18"/>
                 <w:szCs w:val="18"/>
               </w:rPr>
@@ -10838,7 +10844,6 @@
           <w:p>
             <w:pPr>
               <w:rPr>
-                <w:rFonts w:hint="eastAsia"/>
                 <w:sz w:val="18"/>
                 <w:szCs w:val="18"/>
               </w:rPr>
@@ -11676,7 +11681,6 @@
             <w:pPr>
               <w:ind w:firstLine="150"/>
               <w:rPr>
-                <w:rFonts w:hint="eastAsia"/>
                 <w:sz w:val="18"/>
                 <w:szCs w:val="18"/>
               </w:rPr>

--- a/Progress-point-workflow-table.docx
+++ b/Progress-point-workflow-table.docx
@@ -77,6 +77,7 @@
                 <w:szCs w:val="18"/>
               </w:rPr>
             </w:pPr>
+            <w:proofErr w:type="spellStart"/>
             <w:r>
               <w:rPr>
                 <w:b/>
@@ -86,6 +87,7 @@
               </w:rPr>
               <w:t>eventKey</w:t>
             </w:r>
+            <w:proofErr w:type="spellEnd"/>
             <w:r>
               <w:rPr>
                 <w:b/>
@@ -208,7 +210,23 @@
                 <w:sz w:val="18"/>
                 <w:szCs w:val="18"/>
               </w:rPr>
-              <w:t>If has eventKey:</w:t>
+              <w:t xml:space="preserve">If has </w:t>
+            </w:r>
+            <w:proofErr w:type="spellStart"/>
+            <w:r>
+              <w:rPr>
+                <w:sz w:val="18"/>
+                <w:szCs w:val="18"/>
+              </w:rPr>
+              <w:t>eventKey</w:t>
+            </w:r>
+            <w:proofErr w:type="spellEnd"/>
+            <w:r>
+              <w:rPr>
+                <w:sz w:val="18"/>
+                <w:szCs w:val="18"/>
+              </w:rPr>
+              <w:t>:</w:t>
             </w:r>
           </w:p>
           <w:p>
@@ -319,7 +337,23 @@
                 <w:sz w:val="18"/>
                 <w:szCs w:val="18"/>
               </w:rPr>
-              <w:t>If has eventKey:</w:t>
+              <w:t xml:space="preserve">If has </w:t>
+            </w:r>
+            <w:proofErr w:type="spellStart"/>
+            <w:r>
+              <w:rPr>
+                <w:sz w:val="18"/>
+                <w:szCs w:val="18"/>
+              </w:rPr>
+              <w:t>eventKey</w:t>
+            </w:r>
+            <w:proofErr w:type="spellEnd"/>
+            <w:r>
+              <w:rPr>
+                <w:sz w:val="18"/>
+                <w:szCs w:val="18"/>
+              </w:rPr>
+              <w:t>:</w:t>
             </w:r>
           </w:p>
           <w:p>
@@ -461,8 +495,17 @@
                 <w:sz w:val="18"/>
                 <w:szCs w:val="18"/>
               </w:rPr>
-              <w:t>If has eventKey</w:t>
-            </w:r>
+              <w:t xml:space="preserve">If has </w:t>
+            </w:r>
+            <w:proofErr w:type="spellStart"/>
+            <w:r>
+              <w:rPr>
+                <w:sz w:val="18"/>
+                <w:szCs w:val="18"/>
+              </w:rPr>
+              <w:t>eventKey</w:t>
+            </w:r>
+            <w:proofErr w:type="spellEnd"/>
             <w:r>
               <w:rPr>
                 <w:rFonts w:hint="eastAsia"/>
@@ -494,12 +537,37 @@
               </w:rPr>
               <w:t xml:space="preserve"> </w:t>
             </w:r>
-            <w:r>
-              <w:rPr>
-                <w:sz w:val="18"/>
-                <w:szCs w:val="18"/>
-              </w:rPr>
-              <w:t>has_yellow_trigger = coll.count_documents({</w:t>
+            <w:proofErr w:type="spellStart"/>
+            <w:r>
+              <w:rPr>
+                <w:sz w:val="18"/>
+                <w:szCs w:val="18"/>
+              </w:rPr>
+              <w:t>has_yellow_trigger</w:t>
+            </w:r>
+            <w:proofErr w:type="spellEnd"/>
+            <w:r>
+              <w:rPr>
+                <w:sz w:val="18"/>
+                <w:szCs w:val="18"/>
+              </w:rPr>
+              <w:t xml:space="preserve"> = </w:t>
+            </w:r>
+            <w:proofErr w:type="spellStart"/>
+            <w:r>
+              <w:rPr>
+                <w:sz w:val="18"/>
+                <w:szCs w:val="18"/>
+              </w:rPr>
+              <w:t>coll.count_documents</w:t>
+            </w:r>
+            <w:proofErr w:type="spellEnd"/>
+            <w:r>
+              <w:rPr>
+                <w:sz w:val="18"/>
+                <w:szCs w:val="18"/>
+              </w:rPr>
+              <w:t>({</w:t>
             </w:r>
             <w:r>
               <w:rPr>
@@ -520,7 +588,39 @@
                 <w:sz w:val="18"/>
                 <w:szCs w:val="18"/>
               </w:rPr>
-              <w:t>"playerId": pid,</w:t>
+              <w:t>"</w:t>
+            </w:r>
+            <w:proofErr w:type="spellStart"/>
+            <w:r>
+              <w:rPr>
+                <w:sz w:val="18"/>
+                <w:szCs w:val="18"/>
+              </w:rPr>
+              <w:t>playerId</w:t>
+            </w:r>
+            <w:proofErr w:type="spellEnd"/>
+            <w:r>
+              <w:rPr>
+                <w:sz w:val="18"/>
+                <w:szCs w:val="18"/>
+              </w:rPr>
+              <w:t xml:space="preserve">": </w:t>
+            </w:r>
+            <w:proofErr w:type="spellStart"/>
+            <w:r>
+              <w:rPr>
+                <w:sz w:val="18"/>
+                <w:szCs w:val="18"/>
+              </w:rPr>
+              <w:t>pid</w:t>
+            </w:r>
+            <w:proofErr w:type="spellEnd"/>
+            <w:r>
+              <w:rPr>
+                <w:sz w:val="18"/>
+                <w:szCs w:val="18"/>
+              </w:rPr>
+              <w:t>,</w:t>
             </w:r>
             <w:r>
               <w:rPr>
@@ -541,7 +641,23 @@
                 <w:sz w:val="18"/>
                 <w:szCs w:val="18"/>
               </w:rPr>
-              <w:t>"eventKey": {"$in": [</w:t>
+              <w:t>"</w:t>
+            </w:r>
+            <w:proofErr w:type="spellStart"/>
+            <w:r>
+              <w:rPr>
+                <w:sz w:val="18"/>
+                <w:szCs w:val="18"/>
+              </w:rPr>
+              <w:t>eventKey</w:t>
+            </w:r>
+            <w:proofErr w:type="spellEnd"/>
+            <w:r>
+              <w:rPr>
+                <w:sz w:val="18"/>
+                <w:szCs w:val="18"/>
+              </w:rPr>
+              <w:t>": {"$in": [</w:t>
             </w:r>
             <w:r>
               <w:rPr>
@@ -662,7 +778,23 @@
                 <w:sz w:val="18"/>
                 <w:szCs w:val="18"/>
               </w:rPr>
-              <w:t>if has_yellow_trigger:</w:t>
+              <w:t xml:space="preserve">if </w:t>
+            </w:r>
+            <w:proofErr w:type="spellStart"/>
+            <w:r>
+              <w:rPr>
+                <w:sz w:val="18"/>
+                <w:szCs w:val="18"/>
+              </w:rPr>
+              <w:t>has_yellow_trigger</w:t>
+            </w:r>
+            <w:proofErr w:type="spellEnd"/>
+            <w:r>
+              <w:rPr>
+                <w:sz w:val="18"/>
+                <w:szCs w:val="18"/>
+              </w:rPr>
+              <w:t>:</w:t>
             </w:r>
           </w:p>
           <w:p>
@@ -908,7 +1040,23 @@
                 <w:sz w:val="18"/>
                 <w:szCs w:val="18"/>
               </w:rPr>
-              <w:t>If has eventKey:</w:t>
+              <w:t xml:space="preserve">If has </w:t>
+            </w:r>
+            <w:proofErr w:type="spellStart"/>
+            <w:r>
+              <w:rPr>
+                <w:sz w:val="18"/>
+                <w:szCs w:val="18"/>
+              </w:rPr>
+              <w:t>eventKey</w:t>
+            </w:r>
+            <w:proofErr w:type="spellEnd"/>
+            <w:r>
+              <w:rPr>
+                <w:sz w:val="18"/>
+                <w:szCs w:val="18"/>
+              </w:rPr>
+              <w:t>:</w:t>
             </w:r>
           </w:p>
           <w:p>
@@ -1030,12 +1178,21 @@
                 <w:szCs w:val="18"/>
               </w:rPr>
             </w:pPr>
-            <w:r>
-              <w:rPr>
-                <w:sz w:val="18"/>
-                <w:szCs w:val="18"/>
-              </w:rPr>
-              <w:t xml:space="preserve">yellow_nodes </w:t>
+            <w:proofErr w:type="spellStart"/>
+            <w:r>
+              <w:rPr>
+                <w:sz w:val="18"/>
+                <w:szCs w:val="18"/>
+              </w:rPr>
+              <w:t>yellow_nodes</w:t>
+            </w:r>
+            <w:proofErr w:type="spellEnd"/>
+            <w:r>
+              <w:rPr>
+                <w:sz w:val="18"/>
+                <w:szCs w:val="18"/>
+              </w:rPr>
+              <w:t xml:space="preserve"> </w:t>
             </w:r>
             <w:r>
               <w:rPr>
@@ -1173,12 +1330,21 @@
                 <w:szCs w:val="18"/>
               </w:rPr>
             </w:pPr>
-            <w:r>
-              <w:rPr>
-                <w:sz w:val="18"/>
-                <w:szCs w:val="18"/>
-              </w:rPr>
-              <w:t xml:space="preserve">success_node </w:t>
+            <w:proofErr w:type="spellStart"/>
+            <w:r>
+              <w:rPr>
+                <w:sz w:val="18"/>
+                <w:szCs w:val="18"/>
+              </w:rPr>
+              <w:t>success_node</w:t>
+            </w:r>
+            <w:proofErr w:type="spellEnd"/>
+            <w:r>
+              <w:rPr>
+                <w:sz w:val="18"/>
+                <w:szCs w:val="18"/>
+              </w:rPr>
+              <w:t xml:space="preserve"> </w:t>
             </w:r>
             <w:r>
               <w:rPr>
@@ -1237,7 +1403,23 @@
                 <w:sz w:val="18"/>
                 <w:szCs w:val="18"/>
               </w:rPr>
-              <w:t>if has eventKey:</w:t>
+              <w:t xml:space="preserve">if has </w:t>
+            </w:r>
+            <w:proofErr w:type="spellStart"/>
+            <w:r>
+              <w:rPr>
+                <w:sz w:val="18"/>
+                <w:szCs w:val="18"/>
+              </w:rPr>
+              <w:t>eventKey</w:t>
+            </w:r>
+            <w:proofErr w:type="spellEnd"/>
+            <w:r>
+              <w:rPr>
+                <w:sz w:val="18"/>
+                <w:szCs w:val="18"/>
+              </w:rPr>
+              <w:t>:</w:t>
             </w:r>
           </w:p>
           <w:p>
@@ -1260,37 +1442,117 @@
                 <w:sz w:val="18"/>
                 <w:szCs w:val="18"/>
               </w:rPr>
-              <w:t>has_29 = coll.find_one({</w:t>
-            </w:r>
-          </w:p>
-          <w:p>
-            <w:pPr>
-              <w:rPr>
-                <w:sz w:val="18"/>
-                <w:szCs w:val="18"/>
-              </w:rPr>
-            </w:pPr>
-            <w:r>
-              <w:rPr>
-                <w:sz w:val="18"/>
-                <w:szCs w:val="18"/>
-              </w:rPr>
-              <w:t xml:space="preserve">"playerId": pid, </w:t>
-            </w:r>
-          </w:p>
-          <w:p>
-            <w:pPr>
-              <w:rPr>
-                <w:sz w:val="18"/>
-                <w:szCs w:val="18"/>
-              </w:rPr>
-            </w:pPr>
-            <w:r>
-              <w:rPr>
-                <w:sz w:val="18"/>
-                <w:szCs w:val="18"/>
-              </w:rPr>
-              <w:t>"eventKey": success_node}) is not None</w:t>
+              <w:t xml:space="preserve">has_29 = </w:t>
+            </w:r>
+            <w:proofErr w:type="spellStart"/>
+            <w:r>
+              <w:rPr>
+                <w:sz w:val="18"/>
+                <w:szCs w:val="18"/>
+              </w:rPr>
+              <w:t>coll.find_one</w:t>
+            </w:r>
+            <w:proofErr w:type="spellEnd"/>
+            <w:r>
+              <w:rPr>
+                <w:sz w:val="18"/>
+                <w:szCs w:val="18"/>
+              </w:rPr>
+              <w:t>({</w:t>
+            </w:r>
+          </w:p>
+          <w:p>
+            <w:pPr>
+              <w:rPr>
+                <w:sz w:val="18"/>
+                <w:szCs w:val="18"/>
+              </w:rPr>
+            </w:pPr>
+            <w:r>
+              <w:rPr>
+                <w:sz w:val="18"/>
+                <w:szCs w:val="18"/>
+              </w:rPr>
+              <w:t>"</w:t>
+            </w:r>
+            <w:proofErr w:type="spellStart"/>
+            <w:r>
+              <w:rPr>
+                <w:sz w:val="18"/>
+                <w:szCs w:val="18"/>
+              </w:rPr>
+              <w:t>playerId</w:t>
+            </w:r>
+            <w:proofErr w:type="spellEnd"/>
+            <w:r>
+              <w:rPr>
+                <w:sz w:val="18"/>
+                <w:szCs w:val="18"/>
+              </w:rPr>
+              <w:t xml:space="preserve">": </w:t>
+            </w:r>
+            <w:proofErr w:type="spellStart"/>
+            <w:r>
+              <w:rPr>
+                <w:sz w:val="18"/>
+                <w:szCs w:val="18"/>
+              </w:rPr>
+              <w:t>pid</w:t>
+            </w:r>
+            <w:proofErr w:type="spellEnd"/>
+            <w:r>
+              <w:rPr>
+                <w:sz w:val="18"/>
+                <w:szCs w:val="18"/>
+              </w:rPr>
+              <w:t xml:space="preserve">, </w:t>
+            </w:r>
+          </w:p>
+          <w:p>
+            <w:pPr>
+              <w:rPr>
+                <w:sz w:val="18"/>
+                <w:szCs w:val="18"/>
+              </w:rPr>
+            </w:pPr>
+            <w:r>
+              <w:rPr>
+                <w:sz w:val="18"/>
+                <w:szCs w:val="18"/>
+              </w:rPr>
+              <w:t>"</w:t>
+            </w:r>
+            <w:proofErr w:type="spellStart"/>
+            <w:r>
+              <w:rPr>
+                <w:sz w:val="18"/>
+                <w:szCs w:val="18"/>
+              </w:rPr>
+              <w:t>eventKey</w:t>
+            </w:r>
+            <w:proofErr w:type="spellEnd"/>
+            <w:r>
+              <w:rPr>
+                <w:sz w:val="18"/>
+                <w:szCs w:val="18"/>
+              </w:rPr>
+              <w:t xml:space="preserve">": </w:t>
+            </w:r>
+            <w:proofErr w:type="spellStart"/>
+            <w:r>
+              <w:rPr>
+                <w:sz w:val="18"/>
+                <w:szCs w:val="18"/>
+              </w:rPr>
+              <w:t>success_node</w:t>
+            </w:r>
+            <w:proofErr w:type="spellEnd"/>
+            <w:r>
+              <w:rPr>
+                <w:sz w:val="18"/>
+                <w:szCs w:val="18"/>
+              </w:rPr>
+              <w:t>}) is not None</w:t>
             </w:r>
           </w:p>
           <w:p>
@@ -1308,12 +1570,21 @@
               </w:rPr>
               <w:t xml:space="preserve">    </w:t>
             </w:r>
-            <w:r>
-              <w:rPr>
-                <w:sz w:val="18"/>
-                <w:szCs w:val="18"/>
-              </w:rPr>
-              <w:t xml:space="preserve">has_any_yellow </w:t>
+            <w:proofErr w:type="spellStart"/>
+            <w:r>
+              <w:rPr>
+                <w:sz w:val="18"/>
+                <w:szCs w:val="18"/>
+              </w:rPr>
+              <w:t>has_any_yellow</w:t>
+            </w:r>
+            <w:proofErr w:type="spellEnd"/>
+            <w:r>
+              <w:rPr>
+                <w:sz w:val="18"/>
+                <w:szCs w:val="18"/>
+              </w:rPr>
+              <w:t xml:space="preserve"> </w:t>
             </w:r>
             <w:r>
               <w:rPr>
@@ -1329,7 +1600,15 @@
                 <w:sz w:val="18"/>
                 <w:szCs w:val="18"/>
               </w:rPr>
-              <w:t xml:space="preserve"> coll</w:t>
+              <w:t xml:space="preserve"> </w:t>
+            </w:r>
+            <w:proofErr w:type="spellStart"/>
+            <w:r>
+              <w:rPr>
+                <w:sz w:val="18"/>
+                <w:szCs w:val="18"/>
+              </w:rPr>
+              <w:t>coll</w:t>
             </w:r>
             <w:r>
               <w:rPr>
@@ -1345,37 +1624,93 @@
                 <w:sz w:val="18"/>
                 <w:szCs w:val="18"/>
               </w:rPr>
-              <w:t>find_one({</w:t>
-            </w:r>
-          </w:p>
-          <w:p>
-            <w:pPr>
-              <w:rPr>
-                <w:sz w:val="18"/>
-                <w:szCs w:val="18"/>
-              </w:rPr>
-            </w:pPr>
-            <w:r>
-              <w:rPr>
-                <w:sz w:val="18"/>
-                <w:szCs w:val="18"/>
-              </w:rPr>
-              <w:t xml:space="preserve">"playerId": pid, </w:t>
-            </w:r>
-          </w:p>
-          <w:p>
-            <w:pPr>
-              <w:rPr>
-                <w:sz w:val="18"/>
-                <w:szCs w:val="18"/>
-              </w:rPr>
-            </w:pPr>
-            <w:r>
-              <w:rPr>
-                <w:sz w:val="18"/>
-                <w:szCs w:val="18"/>
-              </w:rPr>
-              <w:t>"eventKey":</w:t>
+              <w:t>find_one</w:t>
+            </w:r>
+            <w:proofErr w:type="spellEnd"/>
+            <w:r>
+              <w:rPr>
+                <w:sz w:val="18"/>
+                <w:szCs w:val="18"/>
+              </w:rPr>
+              <w:t>({</w:t>
+            </w:r>
+          </w:p>
+          <w:p>
+            <w:pPr>
+              <w:rPr>
+                <w:sz w:val="18"/>
+                <w:szCs w:val="18"/>
+              </w:rPr>
+            </w:pPr>
+            <w:r>
+              <w:rPr>
+                <w:sz w:val="18"/>
+                <w:szCs w:val="18"/>
+              </w:rPr>
+              <w:t>"</w:t>
+            </w:r>
+            <w:proofErr w:type="spellStart"/>
+            <w:r>
+              <w:rPr>
+                <w:sz w:val="18"/>
+                <w:szCs w:val="18"/>
+              </w:rPr>
+              <w:t>playerId</w:t>
+            </w:r>
+            <w:proofErr w:type="spellEnd"/>
+            <w:r>
+              <w:rPr>
+                <w:sz w:val="18"/>
+                <w:szCs w:val="18"/>
+              </w:rPr>
+              <w:t xml:space="preserve">": </w:t>
+            </w:r>
+            <w:proofErr w:type="spellStart"/>
+            <w:r>
+              <w:rPr>
+                <w:sz w:val="18"/>
+                <w:szCs w:val="18"/>
+              </w:rPr>
+              <w:t>pid</w:t>
+            </w:r>
+            <w:proofErr w:type="spellEnd"/>
+            <w:r>
+              <w:rPr>
+                <w:sz w:val="18"/>
+                <w:szCs w:val="18"/>
+              </w:rPr>
+              <w:t xml:space="preserve">, </w:t>
+            </w:r>
+          </w:p>
+          <w:p>
+            <w:pPr>
+              <w:rPr>
+                <w:sz w:val="18"/>
+                <w:szCs w:val="18"/>
+              </w:rPr>
+            </w:pPr>
+            <w:r>
+              <w:rPr>
+                <w:sz w:val="18"/>
+                <w:szCs w:val="18"/>
+              </w:rPr>
+              <w:t>"</w:t>
+            </w:r>
+            <w:proofErr w:type="spellStart"/>
+            <w:r>
+              <w:rPr>
+                <w:sz w:val="18"/>
+                <w:szCs w:val="18"/>
+              </w:rPr>
+              <w:t>eventKey</w:t>
+            </w:r>
+            <w:proofErr w:type="spellEnd"/>
+            <w:r>
+              <w:rPr>
+                <w:sz w:val="18"/>
+                <w:szCs w:val="18"/>
+              </w:rPr>
+              <w:t>":</w:t>
             </w:r>
             <w:r>
               <w:rPr>
@@ -1389,7 +1724,23 @@
                 <w:sz w:val="18"/>
                 <w:szCs w:val="18"/>
               </w:rPr>
-              <w:t>{"$in": yellow_nodes}}) is not None</w:t>
+              <w:t xml:space="preserve">{"$in": </w:t>
+            </w:r>
+            <w:proofErr w:type="spellStart"/>
+            <w:r>
+              <w:rPr>
+                <w:sz w:val="18"/>
+                <w:szCs w:val="18"/>
+              </w:rPr>
+              <w:t>yellow_nodes</w:t>
+            </w:r>
+            <w:proofErr w:type="spellEnd"/>
+            <w:r>
+              <w:rPr>
+                <w:sz w:val="18"/>
+                <w:szCs w:val="18"/>
+              </w:rPr>
+              <w:t>}}) is not None</w:t>
             </w:r>
           </w:p>
           <w:p>
@@ -1412,7 +1763,23 @@
                 <w:sz w:val="18"/>
                 <w:szCs w:val="18"/>
               </w:rPr>
-              <w:t>f has_29 and not has_any_yellow:</w:t>
+              <w:t xml:space="preserve">f has_29 and not </w:t>
+            </w:r>
+            <w:proofErr w:type="spellStart"/>
+            <w:r>
+              <w:rPr>
+                <w:sz w:val="18"/>
+                <w:szCs w:val="18"/>
+              </w:rPr>
+              <w:t>has_any_yellow</w:t>
+            </w:r>
+            <w:proofErr w:type="spellEnd"/>
+            <w:r>
+              <w:rPr>
+                <w:sz w:val="18"/>
+                <w:szCs w:val="18"/>
+              </w:rPr>
+              <w:t>:</w:t>
             </w:r>
           </w:p>
           <w:p>
@@ -1704,7 +2071,23 @@
                 <w:sz w:val="18"/>
                 <w:szCs w:val="18"/>
               </w:rPr>
-              <w:t>If has eventKey:</w:t>
+              <w:t xml:space="preserve">If has </w:t>
+            </w:r>
+            <w:proofErr w:type="spellStart"/>
+            <w:r>
+              <w:rPr>
+                <w:sz w:val="18"/>
+                <w:szCs w:val="18"/>
+              </w:rPr>
+              <w:t>eventKey</w:t>
+            </w:r>
+            <w:proofErr w:type="spellEnd"/>
+            <w:r>
+              <w:rPr>
+                <w:sz w:val="18"/>
+                <w:szCs w:val="18"/>
+              </w:rPr>
+              <w:t>:</w:t>
             </w:r>
           </w:p>
           <w:p>
@@ -1722,12 +2105,37 @@
               </w:rPr>
               <w:t xml:space="preserve">    </w:t>
             </w:r>
-            <w:r>
-              <w:rPr>
-                <w:sz w:val="18"/>
-                <w:szCs w:val="18"/>
-              </w:rPr>
-              <w:t>start_doc = coll.find_one(</w:t>
+            <w:proofErr w:type="spellStart"/>
+            <w:r>
+              <w:rPr>
+                <w:sz w:val="18"/>
+                <w:szCs w:val="18"/>
+              </w:rPr>
+              <w:t>start_doc</w:t>
+            </w:r>
+            <w:proofErr w:type="spellEnd"/>
+            <w:r>
+              <w:rPr>
+                <w:sz w:val="18"/>
+                <w:szCs w:val="18"/>
+              </w:rPr>
+              <w:t xml:space="preserve"> = </w:t>
+            </w:r>
+            <w:proofErr w:type="spellStart"/>
+            <w:r>
+              <w:rPr>
+                <w:sz w:val="18"/>
+                <w:szCs w:val="18"/>
+              </w:rPr>
+              <w:t>coll.find_one</w:t>
+            </w:r>
+            <w:proofErr w:type="spellEnd"/>
+            <w:r>
+              <w:rPr>
+                <w:sz w:val="18"/>
+                <w:szCs w:val="18"/>
+              </w:rPr>
+              <w:t>(</w:t>
             </w:r>
           </w:p>
           <w:p>
@@ -1757,22 +2165,70 @@
                 <w:sz w:val="18"/>
                 <w:szCs w:val="18"/>
               </w:rPr>
-              <w:t xml:space="preserve">            "playerId": pid,</w:t>
-            </w:r>
-          </w:p>
-          <w:p>
-            <w:pPr>
-              <w:rPr>
-                <w:sz w:val="18"/>
-                <w:szCs w:val="18"/>
-              </w:rPr>
-            </w:pPr>
-            <w:r>
-              <w:rPr>
-                <w:sz w:val="18"/>
-                <w:szCs w:val="18"/>
-              </w:rPr>
-              <w:t xml:space="preserve">            "eventKey": START_KEY</w:t>
+              <w:t xml:space="preserve">            "</w:t>
+            </w:r>
+            <w:proofErr w:type="spellStart"/>
+            <w:r>
+              <w:rPr>
+                <w:sz w:val="18"/>
+                <w:szCs w:val="18"/>
+              </w:rPr>
+              <w:t>playerId</w:t>
+            </w:r>
+            <w:proofErr w:type="spellEnd"/>
+            <w:r>
+              <w:rPr>
+                <w:sz w:val="18"/>
+                <w:szCs w:val="18"/>
+              </w:rPr>
+              <w:t xml:space="preserve">": </w:t>
+            </w:r>
+            <w:proofErr w:type="spellStart"/>
+            <w:r>
+              <w:rPr>
+                <w:sz w:val="18"/>
+                <w:szCs w:val="18"/>
+              </w:rPr>
+              <w:t>pid</w:t>
+            </w:r>
+            <w:proofErr w:type="spellEnd"/>
+            <w:r>
+              <w:rPr>
+                <w:sz w:val="18"/>
+                <w:szCs w:val="18"/>
+              </w:rPr>
+              <w:t>,</w:t>
+            </w:r>
+          </w:p>
+          <w:p>
+            <w:pPr>
+              <w:rPr>
+                <w:sz w:val="18"/>
+                <w:szCs w:val="18"/>
+              </w:rPr>
+            </w:pPr>
+            <w:r>
+              <w:rPr>
+                <w:sz w:val="18"/>
+                <w:szCs w:val="18"/>
+              </w:rPr>
+              <w:t xml:space="preserve">            "</w:t>
+            </w:r>
+            <w:proofErr w:type="spellStart"/>
+            <w:r>
+              <w:rPr>
+                <w:sz w:val="18"/>
+                <w:szCs w:val="18"/>
+              </w:rPr>
+              <w:t>eventKey</w:t>
+            </w:r>
+            <w:proofErr w:type="spellEnd"/>
+            <w:r>
+              <w:rPr>
+                <w:sz w:val="18"/>
+                <w:szCs w:val="18"/>
+              </w:rPr>
+              <w:t>": START_KEY</w:t>
             </w:r>
           </w:p>
           <w:p>
@@ -1827,12 +2283,53 @@
               </w:rPr>
               <w:t xml:space="preserve">    </w:t>
             </w:r>
-            <w:r>
-              <w:rPr>
-                <w:sz w:val="18"/>
-                <w:szCs w:val="18"/>
-              </w:rPr>
-              <w:t>start_ts = datetime.fromisoformat(start_doc["timestamp"].replace("Z", "+00:00"))</w:t>
+            <w:proofErr w:type="spellStart"/>
+            <w:r>
+              <w:rPr>
+                <w:sz w:val="18"/>
+                <w:szCs w:val="18"/>
+              </w:rPr>
+              <w:t>start_ts</w:t>
+            </w:r>
+            <w:proofErr w:type="spellEnd"/>
+            <w:r>
+              <w:rPr>
+                <w:sz w:val="18"/>
+                <w:szCs w:val="18"/>
+              </w:rPr>
+              <w:t xml:space="preserve"> = </w:t>
+            </w:r>
+            <w:proofErr w:type="spellStart"/>
+            <w:r>
+              <w:rPr>
+                <w:sz w:val="18"/>
+                <w:szCs w:val="18"/>
+              </w:rPr>
+              <w:t>datetime.fromisoformat</w:t>
+            </w:r>
+            <w:proofErr w:type="spellEnd"/>
+            <w:r>
+              <w:rPr>
+                <w:sz w:val="18"/>
+                <w:szCs w:val="18"/>
+              </w:rPr>
+              <w:t>(</w:t>
+            </w:r>
+            <w:proofErr w:type="spellStart"/>
+            <w:r>
+              <w:rPr>
+                <w:sz w:val="18"/>
+                <w:szCs w:val="18"/>
+              </w:rPr>
+              <w:t>start_doc</w:t>
+            </w:r>
+            <w:proofErr w:type="spellEnd"/>
+            <w:r>
+              <w:rPr>
+                <w:sz w:val="18"/>
+                <w:szCs w:val="18"/>
+              </w:rPr>
+              <w:t>["timestamp"].replace("Z", "+00:00"))</w:t>
             </w:r>
           </w:p>
           <w:p>
@@ -1858,12 +2355,37 @@
               </w:rPr>
               <w:t xml:space="preserve">  </w:t>
             </w:r>
-            <w:r>
-              <w:rPr>
-                <w:sz w:val="18"/>
-                <w:szCs w:val="18"/>
-              </w:rPr>
-              <w:t>end_doc = coll.find_one(</w:t>
+            <w:proofErr w:type="spellStart"/>
+            <w:r>
+              <w:rPr>
+                <w:sz w:val="18"/>
+                <w:szCs w:val="18"/>
+              </w:rPr>
+              <w:t>end_doc</w:t>
+            </w:r>
+            <w:proofErr w:type="spellEnd"/>
+            <w:r>
+              <w:rPr>
+                <w:sz w:val="18"/>
+                <w:szCs w:val="18"/>
+              </w:rPr>
+              <w:t xml:space="preserve"> = </w:t>
+            </w:r>
+            <w:proofErr w:type="spellStart"/>
+            <w:r>
+              <w:rPr>
+                <w:sz w:val="18"/>
+                <w:szCs w:val="18"/>
+              </w:rPr>
+              <w:t>coll.find_one</w:t>
+            </w:r>
+            <w:proofErr w:type="spellEnd"/>
+            <w:r>
+              <w:rPr>
+                <w:sz w:val="18"/>
+                <w:szCs w:val="18"/>
+              </w:rPr>
+              <w:t>(</w:t>
             </w:r>
           </w:p>
           <w:p>
@@ -1893,37 +2415,117 @@
                 <w:sz w:val="18"/>
                 <w:szCs w:val="18"/>
               </w:rPr>
-              <w:t xml:space="preserve">            "playerId": pid,</w:t>
-            </w:r>
-          </w:p>
-          <w:p>
-            <w:pPr>
-              <w:rPr>
-                <w:sz w:val="18"/>
-                <w:szCs w:val="18"/>
-              </w:rPr>
-            </w:pPr>
-            <w:r>
-              <w:rPr>
-                <w:sz w:val="18"/>
-                <w:szCs w:val="18"/>
-              </w:rPr>
-              <w:t xml:space="preserve">            "eventKey": END_KEY,</w:t>
-            </w:r>
-          </w:p>
-          <w:p>
-            <w:pPr>
-              <w:rPr>
-                <w:sz w:val="18"/>
-                <w:szCs w:val="18"/>
-              </w:rPr>
-            </w:pPr>
-            <w:r>
-              <w:rPr>
-                <w:sz w:val="18"/>
-                <w:szCs w:val="18"/>
-              </w:rPr>
-              <w:t xml:space="preserve">            "timestamp": {"$gte": start_doc["timestamp"]}</w:t>
+              <w:t xml:space="preserve">            "</w:t>
+            </w:r>
+            <w:proofErr w:type="spellStart"/>
+            <w:r>
+              <w:rPr>
+                <w:sz w:val="18"/>
+                <w:szCs w:val="18"/>
+              </w:rPr>
+              <w:t>playerId</w:t>
+            </w:r>
+            <w:proofErr w:type="spellEnd"/>
+            <w:r>
+              <w:rPr>
+                <w:sz w:val="18"/>
+                <w:szCs w:val="18"/>
+              </w:rPr>
+              <w:t xml:space="preserve">": </w:t>
+            </w:r>
+            <w:proofErr w:type="spellStart"/>
+            <w:r>
+              <w:rPr>
+                <w:sz w:val="18"/>
+                <w:szCs w:val="18"/>
+              </w:rPr>
+              <w:t>pid</w:t>
+            </w:r>
+            <w:proofErr w:type="spellEnd"/>
+            <w:r>
+              <w:rPr>
+                <w:sz w:val="18"/>
+                <w:szCs w:val="18"/>
+              </w:rPr>
+              <w:t>,</w:t>
+            </w:r>
+          </w:p>
+          <w:p>
+            <w:pPr>
+              <w:rPr>
+                <w:sz w:val="18"/>
+                <w:szCs w:val="18"/>
+              </w:rPr>
+            </w:pPr>
+            <w:r>
+              <w:rPr>
+                <w:sz w:val="18"/>
+                <w:szCs w:val="18"/>
+              </w:rPr>
+              <w:t xml:space="preserve">            "</w:t>
+            </w:r>
+            <w:proofErr w:type="spellStart"/>
+            <w:r>
+              <w:rPr>
+                <w:sz w:val="18"/>
+                <w:szCs w:val="18"/>
+              </w:rPr>
+              <w:t>eventKey</w:t>
+            </w:r>
+            <w:proofErr w:type="spellEnd"/>
+            <w:r>
+              <w:rPr>
+                <w:sz w:val="18"/>
+                <w:szCs w:val="18"/>
+              </w:rPr>
+              <w:t>": END_KEY,</w:t>
+            </w:r>
+          </w:p>
+          <w:p>
+            <w:pPr>
+              <w:rPr>
+                <w:sz w:val="18"/>
+                <w:szCs w:val="18"/>
+              </w:rPr>
+            </w:pPr>
+            <w:r>
+              <w:rPr>
+                <w:sz w:val="18"/>
+                <w:szCs w:val="18"/>
+              </w:rPr>
+              <w:t xml:space="preserve">            "timestamp": {"$</w:t>
+            </w:r>
+            <w:proofErr w:type="spellStart"/>
+            <w:r>
+              <w:rPr>
+                <w:sz w:val="18"/>
+                <w:szCs w:val="18"/>
+              </w:rPr>
+              <w:t>gte</w:t>
+            </w:r>
+            <w:proofErr w:type="spellEnd"/>
+            <w:r>
+              <w:rPr>
+                <w:sz w:val="18"/>
+                <w:szCs w:val="18"/>
+              </w:rPr>
+              <w:t xml:space="preserve">": </w:t>
+            </w:r>
+            <w:proofErr w:type="spellStart"/>
+            <w:r>
+              <w:rPr>
+                <w:sz w:val="18"/>
+                <w:szCs w:val="18"/>
+              </w:rPr>
+              <w:t>start_doc</w:t>
+            </w:r>
+            <w:proofErr w:type="spellEnd"/>
+            <w:r>
+              <w:rPr>
+                <w:sz w:val="18"/>
+                <w:szCs w:val="18"/>
+              </w:rPr>
+              <w:t>["timestamp"]}</w:t>
             </w:r>
           </w:p>
           <w:p>
@@ -1986,12 +2588,53 @@
               </w:rPr>
               <w:t xml:space="preserve">   </w:t>
             </w:r>
-            <w:r>
-              <w:rPr>
-                <w:sz w:val="18"/>
-                <w:szCs w:val="18"/>
-              </w:rPr>
-              <w:t>end_ts = datetime.fromisoformat(end_doc["timestamp"].replace("Z", "+00:00"))</w:t>
+            <w:proofErr w:type="spellStart"/>
+            <w:r>
+              <w:rPr>
+                <w:sz w:val="18"/>
+                <w:szCs w:val="18"/>
+              </w:rPr>
+              <w:t>end_ts</w:t>
+            </w:r>
+            <w:proofErr w:type="spellEnd"/>
+            <w:r>
+              <w:rPr>
+                <w:sz w:val="18"/>
+                <w:szCs w:val="18"/>
+              </w:rPr>
+              <w:t xml:space="preserve"> = </w:t>
+            </w:r>
+            <w:proofErr w:type="spellStart"/>
+            <w:r>
+              <w:rPr>
+                <w:sz w:val="18"/>
+                <w:szCs w:val="18"/>
+              </w:rPr>
+              <w:t>datetime.fromisoformat</w:t>
+            </w:r>
+            <w:proofErr w:type="spellEnd"/>
+            <w:r>
+              <w:rPr>
+                <w:sz w:val="18"/>
+                <w:szCs w:val="18"/>
+              </w:rPr>
+              <w:t>(</w:t>
+            </w:r>
+            <w:proofErr w:type="spellStart"/>
+            <w:r>
+              <w:rPr>
+                <w:sz w:val="18"/>
+                <w:szCs w:val="18"/>
+              </w:rPr>
+              <w:t>end_doc</w:t>
+            </w:r>
+            <w:proofErr w:type="spellEnd"/>
+            <w:r>
+              <w:rPr>
+                <w:sz w:val="18"/>
+                <w:szCs w:val="18"/>
+              </w:rPr>
+              <w:t>["timestamp"].replace("Z", "+00:00"))</w:t>
             </w:r>
           </w:p>
           <w:p>
@@ -2009,12 +2652,37 @@
               </w:rPr>
               <w:t xml:space="preserve">    </w:t>
             </w:r>
-            <w:r>
-              <w:rPr>
-                <w:sz w:val="18"/>
-                <w:szCs w:val="18"/>
-              </w:rPr>
-              <w:t>start_iso = start_ts.isoformat().replace("+00:00", "Z")</w:t>
+            <w:proofErr w:type="spellStart"/>
+            <w:r>
+              <w:rPr>
+                <w:sz w:val="18"/>
+                <w:szCs w:val="18"/>
+              </w:rPr>
+              <w:t>start_iso</w:t>
+            </w:r>
+            <w:proofErr w:type="spellEnd"/>
+            <w:r>
+              <w:rPr>
+                <w:sz w:val="18"/>
+                <w:szCs w:val="18"/>
+              </w:rPr>
+              <w:t xml:space="preserve"> = </w:t>
+            </w:r>
+            <w:proofErr w:type="spellStart"/>
+            <w:r>
+              <w:rPr>
+                <w:sz w:val="18"/>
+                <w:szCs w:val="18"/>
+              </w:rPr>
+              <w:t>start_ts.isoformat</w:t>
+            </w:r>
+            <w:proofErr w:type="spellEnd"/>
+            <w:r>
+              <w:rPr>
+                <w:sz w:val="18"/>
+                <w:szCs w:val="18"/>
+              </w:rPr>
+              <w:t>().replace("+00:00", "Z")</w:t>
             </w:r>
           </w:p>
           <w:p>
@@ -2032,12 +2700,37 @@
               </w:rPr>
               <w:t xml:space="preserve">    </w:t>
             </w:r>
-            <w:r>
-              <w:rPr>
-                <w:sz w:val="18"/>
-                <w:szCs w:val="18"/>
-              </w:rPr>
-              <w:t>end_iso   = end_ts.isoformat().replace("+00:00", "Z")</w:t>
+            <w:proofErr w:type="spellStart"/>
+            <w:r>
+              <w:rPr>
+                <w:sz w:val="18"/>
+                <w:szCs w:val="18"/>
+              </w:rPr>
+              <w:t>end_iso</w:t>
+            </w:r>
+            <w:proofErr w:type="spellEnd"/>
+            <w:r>
+              <w:rPr>
+                <w:sz w:val="18"/>
+                <w:szCs w:val="18"/>
+              </w:rPr>
+              <w:t xml:space="preserve">   = </w:t>
+            </w:r>
+            <w:proofErr w:type="spellStart"/>
+            <w:r>
+              <w:rPr>
+                <w:sz w:val="18"/>
+                <w:szCs w:val="18"/>
+              </w:rPr>
+              <w:t>end_ts.isoformat</w:t>
+            </w:r>
+            <w:proofErr w:type="spellEnd"/>
+            <w:r>
+              <w:rPr>
+                <w:sz w:val="18"/>
+                <w:szCs w:val="18"/>
+              </w:rPr>
+              <w:t>().replace("+00:00", "Z")</w:t>
             </w:r>
           </w:p>
           <w:p>
@@ -2055,42 +2748,115 @@
               </w:rPr>
               <w:t xml:space="preserve">    </w:t>
             </w:r>
-            <w:r>
-              <w:rPr>
-                <w:sz w:val="18"/>
-                <w:szCs w:val="18"/>
-              </w:rPr>
-              <w:t>count_targets = coll.count_documents({</w:t>
-            </w:r>
-          </w:p>
-          <w:p>
-            <w:pPr>
-              <w:rPr>
-                <w:sz w:val="18"/>
-                <w:szCs w:val="18"/>
-              </w:rPr>
-            </w:pPr>
-            <w:r>
-              <w:rPr>
-                <w:sz w:val="18"/>
-                <w:szCs w:val="18"/>
-              </w:rPr>
-              <w:t xml:space="preserve">        "playerId": pid,</w:t>
-            </w:r>
-          </w:p>
-          <w:p>
-            <w:pPr>
-              <w:rPr>
-                <w:sz w:val="18"/>
-                <w:szCs w:val="18"/>
-              </w:rPr>
-            </w:pPr>
-            <w:r>
-              <w:rPr>
-                <w:sz w:val="18"/>
-                <w:szCs w:val="18"/>
-              </w:rPr>
-              <w:t xml:space="preserve">        "eventKey": {"$in": TARGET_KEYS},</w:t>
+            <w:proofErr w:type="spellStart"/>
+            <w:r>
+              <w:rPr>
+                <w:sz w:val="18"/>
+                <w:szCs w:val="18"/>
+              </w:rPr>
+              <w:t>count_targets</w:t>
+            </w:r>
+            <w:proofErr w:type="spellEnd"/>
+            <w:r>
+              <w:rPr>
+                <w:sz w:val="18"/>
+                <w:szCs w:val="18"/>
+              </w:rPr>
+              <w:t xml:space="preserve"> = </w:t>
+            </w:r>
+            <w:proofErr w:type="spellStart"/>
+            <w:r>
+              <w:rPr>
+                <w:sz w:val="18"/>
+                <w:szCs w:val="18"/>
+              </w:rPr>
+              <w:t>coll.count_documents</w:t>
+            </w:r>
+            <w:proofErr w:type="spellEnd"/>
+            <w:r>
+              <w:rPr>
+                <w:sz w:val="18"/>
+                <w:szCs w:val="18"/>
+              </w:rPr>
+              <w:t>({</w:t>
+            </w:r>
+          </w:p>
+          <w:p>
+            <w:pPr>
+              <w:rPr>
+                <w:sz w:val="18"/>
+                <w:szCs w:val="18"/>
+              </w:rPr>
+            </w:pPr>
+            <w:r>
+              <w:rPr>
+                <w:sz w:val="18"/>
+                <w:szCs w:val="18"/>
+              </w:rPr>
+              <w:t xml:space="preserve">        "</w:t>
+            </w:r>
+            <w:proofErr w:type="spellStart"/>
+            <w:r>
+              <w:rPr>
+                <w:sz w:val="18"/>
+                <w:szCs w:val="18"/>
+              </w:rPr>
+              <w:t>playerId</w:t>
+            </w:r>
+            <w:proofErr w:type="spellEnd"/>
+            <w:r>
+              <w:rPr>
+                <w:sz w:val="18"/>
+                <w:szCs w:val="18"/>
+              </w:rPr>
+              <w:t xml:space="preserve">": </w:t>
+            </w:r>
+            <w:proofErr w:type="spellStart"/>
+            <w:r>
+              <w:rPr>
+                <w:sz w:val="18"/>
+                <w:szCs w:val="18"/>
+              </w:rPr>
+              <w:t>pid</w:t>
+            </w:r>
+            <w:proofErr w:type="spellEnd"/>
+            <w:r>
+              <w:rPr>
+                <w:sz w:val="18"/>
+                <w:szCs w:val="18"/>
+              </w:rPr>
+              <w:t>,</w:t>
+            </w:r>
+          </w:p>
+          <w:p>
+            <w:pPr>
+              <w:rPr>
+                <w:sz w:val="18"/>
+                <w:szCs w:val="18"/>
+              </w:rPr>
+            </w:pPr>
+            <w:r>
+              <w:rPr>
+                <w:sz w:val="18"/>
+                <w:szCs w:val="18"/>
+              </w:rPr>
+              <w:t xml:space="preserve">        "</w:t>
+            </w:r>
+            <w:proofErr w:type="spellStart"/>
+            <w:r>
+              <w:rPr>
+                <w:sz w:val="18"/>
+                <w:szCs w:val="18"/>
+              </w:rPr>
+              <w:t>eventKey</w:t>
+            </w:r>
+            <w:proofErr w:type="spellEnd"/>
+            <w:r>
+              <w:rPr>
+                <w:sz w:val="18"/>
+                <w:szCs w:val="18"/>
+              </w:rPr>
+              <w:t>": {"$in": TARGET_KEYS},</w:t>
             </w:r>
           </w:p>
           <w:p>
@@ -2120,23 +2886,80 @@
                 <w:sz w:val="18"/>
                 <w:szCs w:val="18"/>
               </w:rPr>
-              <w:t xml:space="preserve">            "$gte": start_iso,</w:t>
-            </w:r>
-          </w:p>
-          <w:p>
-            <w:pPr>
-              <w:rPr>
-                <w:sz w:val="18"/>
-                <w:szCs w:val="18"/>
-              </w:rPr>
-            </w:pPr>
-            <w:r>
-              <w:rPr>
-                <w:sz w:val="18"/>
-                <w:szCs w:val="18"/>
-              </w:rPr>
-              <w:t xml:space="preserve">            "$lte": end_iso</w:t>
-            </w:r>
+              <w:t xml:space="preserve">            "$</w:t>
+            </w:r>
+            <w:proofErr w:type="spellStart"/>
+            <w:r>
+              <w:rPr>
+                <w:sz w:val="18"/>
+                <w:szCs w:val="18"/>
+              </w:rPr>
+              <w:t>gte</w:t>
+            </w:r>
+            <w:proofErr w:type="spellEnd"/>
+            <w:r>
+              <w:rPr>
+                <w:sz w:val="18"/>
+                <w:szCs w:val="18"/>
+              </w:rPr>
+              <w:t xml:space="preserve">": </w:t>
+            </w:r>
+            <w:proofErr w:type="spellStart"/>
+            <w:r>
+              <w:rPr>
+                <w:sz w:val="18"/>
+                <w:szCs w:val="18"/>
+              </w:rPr>
+              <w:t>start_iso</w:t>
+            </w:r>
+            <w:proofErr w:type="spellEnd"/>
+            <w:r>
+              <w:rPr>
+                <w:sz w:val="18"/>
+                <w:szCs w:val="18"/>
+              </w:rPr>
+              <w:t>,</w:t>
+            </w:r>
+          </w:p>
+          <w:p>
+            <w:pPr>
+              <w:rPr>
+                <w:sz w:val="18"/>
+                <w:szCs w:val="18"/>
+              </w:rPr>
+            </w:pPr>
+            <w:r>
+              <w:rPr>
+                <w:sz w:val="18"/>
+                <w:szCs w:val="18"/>
+              </w:rPr>
+              <w:t xml:space="preserve">            "$</w:t>
+            </w:r>
+            <w:proofErr w:type="spellStart"/>
+            <w:r>
+              <w:rPr>
+                <w:sz w:val="18"/>
+                <w:szCs w:val="18"/>
+              </w:rPr>
+              <w:t>lte</w:t>
+            </w:r>
+            <w:proofErr w:type="spellEnd"/>
+            <w:r>
+              <w:rPr>
+                <w:sz w:val="18"/>
+                <w:szCs w:val="18"/>
+              </w:rPr>
+              <w:t xml:space="preserve">": </w:t>
+            </w:r>
+            <w:proofErr w:type="spellStart"/>
+            <w:r>
+              <w:rPr>
+                <w:sz w:val="18"/>
+                <w:szCs w:val="18"/>
+              </w:rPr>
+              <w:t>end_iso</w:t>
+            </w:r>
+            <w:proofErr w:type="spellEnd"/>
           </w:p>
           <w:p>
             <w:pPr>
@@ -2188,7 +3011,23 @@
                 <w:sz w:val="18"/>
                 <w:szCs w:val="18"/>
               </w:rPr>
-              <w:t>f count_targets &lt;= 1:</w:t>
+              <w:t xml:space="preserve">f </w:t>
+            </w:r>
+            <w:proofErr w:type="spellStart"/>
+            <w:r>
+              <w:rPr>
+                <w:sz w:val="18"/>
+                <w:szCs w:val="18"/>
+              </w:rPr>
+              <w:t>count_targets</w:t>
+            </w:r>
+            <w:proofErr w:type="spellEnd"/>
+            <w:r>
+              <w:rPr>
+                <w:sz w:val="18"/>
+                <w:szCs w:val="18"/>
+              </w:rPr>
+              <w:t xml:space="preserve"> &lt;= 1:</w:t>
             </w:r>
           </w:p>
           <w:p>
@@ -2630,7 +3469,23 @@
                 <w:sz w:val="18"/>
                 <w:szCs w:val="18"/>
               </w:rPr>
-              <w:t>If has eventKey:</w:t>
+              <w:t xml:space="preserve">If has </w:t>
+            </w:r>
+            <w:proofErr w:type="spellStart"/>
+            <w:r>
+              <w:rPr>
+                <w:sz w:val="18"/>
+                <w:szCs w:val="18"/>
+              </w:rPr>
+              <w:t>eventKey</w:t>
+            </w:r>
+            <w:proofErr w:type="spellEnd"/>
+            <w:r>
+              <w:rPr>
+                <w:sz w:val="18"/>
+                <w:szCs w:val="18"/>
+              </w:rPr>
+              <w:t>:</w:t>
             </w:r>
           </w:p>
           <w:p>
@@ -2647,12 +3502,37 @@
               </w:rPr>
               <w:t xml:space="preserve">    </w:t>
             </w:r>
-            <w:r>
-              <w:rPr>
-                <w:sz w:val="18"/>
-                <w:szCs w:val="18"/>
-              </w:rPr>
-              <w:t>start_doc = coll.find_one(</w:t>
+            <w:proofErr w:type="spellStart"/>
+            <w:r>
+              <w:rPr>
+                <w:sz w:val="18"/>
+                <w:szCs w:val="18"/>
+              </w:rPr>
+              <w:t>start_doc</w:t>
+            </w:r>
+            <w:proofErr w:type="spellEnd"/>
+            <w:r>
+              <w:rPr>
+                <w:sz w:val="18"/>
+                <w:szCs w:val="18"/>
+              </w:rPr>
+              <w:t xml:space="preserve"> = </w:t>
+            </w:r>
+            <w:proofErr w:type="spellStart"/>
+            <w:r>
+              <w:rPr>
+                <w:sz w:val="18"/>
+                <w:szCs w:val="18"/>
+              </w:rPr>
+              <w:t>coll.find_one</w:t>
+            </w:r>
+            <w:proofErr w:type="spellEnd"/>
+            <w:r>
+              <w:rPr>
+                <w:sz w:val="18"/>
+                <w:szCs w:val="18"/>
+              </w:rPr>
+              <w:t>(</w:t>
             </w:r>
           </w:p>
           <w:p>
@@ -2682,22 +3562,70 @@
                 <w:sz w:val="18"/>
                 <w:szCs w:val="18"/>
               </w:rPr>
-              <w:t xml:space="preserve">            "playerId": pid,</w:t>
-            </w:r>
-          </w:p>
-          <w:p>
-            <w:pPr>
-              <w:rPr>
-                <w:sz w:val="18"/>
-                <w:szCs w:val="18"/>
-              </w:rPr>
-            </w:pPr>
-            <w:r>
-              <w:rPr>
-                <w:sz w:val="18"/>
-                <w:szCs w:val="18"/>
-              </w:rPr>
-              <w:t xml:space="preserve">            "eventKey": START_KEY</w:t>
+              <w:t xml:space="preserve">            "</w:t>
+            </w:r>
+            <w:proofErr w:type="spellStart"/>
+            <w:r>
+              <w:rPr>
+                <w:sz w:val="18"/>
+                <w:szCs w:val="18"/>
+              </w:rPr>
+              <w:t>playerId</w:t>
+            </w:r>
+            <w:proofErr w:type="spellEnd"/>
+            <w:r>
+              <w:rPr>
+                <w:sz w:val="18"/>
+                <w:szCs w:val="18"/>
+              </w:rPr>
+              <w:t xml:space="preserve">": </w:t>
+            </w:r>
+            <w:proofErr w:type="spellStart"/>
+            <w:r>
+              <w:rPr>
+                <w:sz w:val="18"/>
+                <w:szCs w:val="18"/>
+              </w:rPr>
+              <w:t>pid</w:t>
+            </w:r>
+            <w:proofErr w:type="spellEnd"/>
+            <w:r>
+              <w:rPr>
+                <w:sz w:val="18"/>
+                <w:szCs w:val="18"/>
+              </w:rPr>
+              <w:t>,</w:t>
+            </w:r>
+          </w:p>
+          <w:p>
+            <w:pPr>
+              <w:rPr>
+                <w:sz w:val="18"/>
+                <w:szCs w:val="18"/>
+              </w:rPr>
+            </w:pPr>
+            <w:r>
+              <w:rPr>
+                <w:sz w:val="18"/>
+                <w:szCs w:val="18"/>
+              </w:rPr>
+              <w:t xml:space="preserve">            "</w:t>
+            </w:r>
+            <w:proofErr w:type="spellStart"/>
+            <w:r>
+              <w:rPr>
+                <w:sz w:val="18"/>
+                <w:szCs w:val="18"/>
+              </w:rPr>
+              <w:t>eventKey</w:t>
+            </w:r>
+            <w:proofErr w:type="spellEnd"/>
+            <w:r>
+              <w:rPr>
+                <w:sz w:val="18"/>
+                <w:szCs w:val="18"/>
+              </w:rPr>
+              <w:t>": START_KEY</w:t>
             </w:r>
           </w:p>
           <w:p>
@@ -2760,12 +3688,53 @@
               </w:rPr>
               <w:t xml:space="preserve"> </w:t>
             </w:r>
-            <w:r>
-              <w:rPr>
-                <w:sz w:val="18"/>
-                <w:szCs w:val="18"/>
-              </w:rPr>
-              <w:t>start_ts = datetime.fromisoformat(start_doc["timestamp"].replace("Z", "+00:00"))</w:t>
+            <w:proofErr w:type="spellStart"/>
+            <w:r>
+              <w:rPr>
+                <w:sz w:val="18"/>
+                <w:szCs w:val="18"/>
+              </w:rPr>
+              <w:t>start_ts</w:t>
+            </w:r>
+            <w:proofErr w:type="spellEnd"/>
+            <w:r>
+              <w:rPr>
+                <w:sz w:val="18"/>
+                <w:szCs w:val="18"/>
+              </w:rPr>
+              <w:t xml:space="preserve"> = </w:t>
+            </w:r>
+            <w:proofErr w:type="spellStart"/>
+            <w:r>
+              <w:rPr>
+                <w:sz w:val="18"/>
+                <w:szCs w:val="18"/>
+              </w:rPr>
+              <w:t>datetime.fromisoformat</w:t>
+            </w:r>
+            <w:proofErr w:type="spellEnd"/>
+            <w:r>
+              <w:rPr>
+                <w:sz w:val="18"/>
+                <w:szCs w:val="18"/>
+              </w:rPr>
+              <w:t>(</w:t>
+            </w:r>
+            <w:proofErr w:type="spellStart"/>
+            <w:r>
+              <w:rPr>
+                <w:sz w:val="18"/>
+                <w:szCs w:val="18"/>
+              </w:rPr>
+              <w:t>start_doc</w:t>
+            </w:r>
+            <w:proofErr w:type="spellEnd"/>
+            <w:r>
+              <w:rPr>
+                <w:sz w:val="18"/>
+                <w:szCs w:val="18"/>
+              </w:rPr>
+              <w:t>["timestamp"].replace("Z", "+00:00"))</w:t>
             </w:r>
           </w:p>
           <w:p>
@@ -2797,12 +3766,37 @@
               </w:rPr>
               <w:t xml:space="preserve"> </w:t>
             </w:r>
-            <w:r>
-              <w:rPr>
-                <w:sz w:val="18"/>
-                <w:szCs w:val="18"/>
-              </w:rPr>
-              <w:t>end_doc = coll.find_one(</w:t>
+            <w:proofErr w:type="spellStart"/>
+            <w:r>
+              <w:rPr>
+                <w:sz w:val="18"/>
+                <w:szCs w:val="18"/>
+              </w:rPr>
+              <w:t>end_doc</w:t>
+            </w:r>
+            <w:proofErr w:type="spellEnd"/>
+            <w:r>
+              <w:rPr>
+                <w:sz w:val="18"/>
+                <w:szCs w:val="18"/>
+              </w:rPr>
+              <w:t xml:space="preserve"> = </w:t>
+            </w:r>
+            <w:proofErr w:type="spellStart"/>
+            <w:r>
+              <w:rPr>
+                <w:sz w:val="18"/>
+                <w:szCs w:val="18"/>
+              </w:rPr>
+              <w:t>coll.find_one</w:t>
+            </w:r>
+            <w:proofErr w:type="spellEnd"/>
+            <w:r>
+              <w:rPr>
+                <w:sz w:val="18"/>
+                <w:szCs w:val="18"/>
+              </w:rPr>
+              <w:t>(</w:t>
             </w:r>
           </w:p>
           <w:p>
@@ -2832,37 +3826,117 @@
                 <w:sz w:val="18"/>
                 <w:szCs w:val="18"/>
               </w:rPr>
-              <w:t xml:space="preserve">            "playerId": pid,</w:t>
-            </w:r>
-          </w:p>
-          <w:p>
-            <w:pPr>
-              <w:rPr>
-                <w:sz w:val="18"/>
-                <w:szCs w:val="18"/>
-              </w:rPr>
-            </w:pPr>
-            <w:r>
-              <w:rPr>
-                <w:sz w:val="18"/>
-                <w:szCs w:val="18"/>
-              </w:rPr>
-              <w:t xml:space="preserve">            "eventKey": END_KEY,</w:t>
-            </w:r>
-          </w:p>
-          <w:p>
-            <w:pPr>
-              <w:rPr>
-                <w:sz w:val="18"/>
-                <w:szCs w:val="18"/>
-              </w:rPr>
-            </w:pPr>
-            <w:r>
-              <w:rPr>
-                <w:sz w:val="18"/>
-                <w:szCs w:val="18"/>
-              </w:rPr>
-              <w:t xml:space="preserve">            "timestamp": {"$gte": start_doc["timestamp"]}</w:t>
+              <w:t xml:space="preserve">            "</w:t>
+            </w:r>
+            <w:proofErr w:type="spellStart"/>
+            <w:r>
+              <w:rPr>
+                <w:sz w:val="18"/>
+                <w:szCs w:val="18"/>
+              </w:rPr>
+              <w:t>playerId</w:t>
+            </w:r>
+            <w:proofErr w:type="spellEnd"/>
+            <w:r>
+              <w:rPr>
+                <w:sz w:val="18"/>
+                <w:szCs w:val="18"/>
+              </w:rPr>
+              <w:t xml:space="preserve">": </w:t>
+            </w:r>
+            <w:proofErr w:type="spellStart"/>
+            <w:r>
+              <w:rPr>
+                <w:sz w:val="18"/>
+                <w:szCs w:val="18"/>
+              </w:rPr>
+              <w:t>pid</w:t>
+            </w:r>
+            <w:proofErr w:type="spellEnd"/>
+            <w:r>
+              <w:rPr>
+                <w:sz w:val="18"/>
+                <w:szCs w:val="18"/>
+              </w:rPr>
+              <w:t>,</w:t>
+            </w:r>
+          </w:p>
+          <w:p>
+            <w:pPr>
+              <w:rPr>
+                <w:sz w:val="18"/>
+                <w:szCs w:val="18"/>
+              </w:rPr>
+            </w:pPr>
+            <w:r>
+              <w:rPr>
+                <w:sz w:val="18"/>
+                <w:szCs w:val="18"/>
+              </w:rPr>
+              <w:t xml:space="preserve">            "</w:t>
+            </w:r>
+            <w:proofErr w:type="spellStart"/>
+            <w:r>
+              <w:rPr>
+                <w:sz w:val="18"/>
+                <w:szCs w:val="18"/>
+              </w:rPr>
+              <w:t>eventKey</w:t>
+            </w:r>
+            <w:proofErr w:type="spellEnd"/>
+            <w:r>
+              <w:rPr>
+                <w:sz w:val="18"/>
+                <w:szCs w:val="18"/>
+              </w:rPr>
+              <w:t>": END_KEY,</w:t>
+            </w:r>
+          </w:p>
+          <w:p>
+            <w:pPr>
+              <w:rPr>
+                <w:sz w:val="18"/>
+                <w:szCs w:val="18"/>
+              </w:rPr>
+            </w:pPr>
+            <w:r>
+              <w:rPr>
+                <w:sz w:val="18"/>
+                <w:szCs w:val="18"/>
+              </w:rPr>
+              <w:t xml:space="preserve">            "timestamp": {"$</w:t>
+            </w:r>
+            <w:proofErr w:type="spellStart"/>
+            <w:r>
+              <w:rPr>
+                <w:sz w:val="18"/>
+                <w:szCs w:val="18"/>
+              </w:rPr>
+              <w:t>gte</w:t>
+            </w:r>
+            <w:proofErr w:type="spellEnd"/>
+            <w:r>
+              <w:rPr>
+                <w:sz w:val="18"/>
+                <w:szCs w:val="18"/>
+              </w:rPr>
+              <w:t xml:space="preserve">": </w:t>
+            </w:r>
+            <w:proofErr w:type="spellStart"/>
+            <w:r>
+              <w:rPr>
+                <w:sz w:val="18"/>
+                <w:szCs w:val="18"/>
+              </w:rPr>
+              <w:t>start_doc</w:t>
+            </w:r>
+            <w:proofErr w:type="spellEnd"/>
+            <w:r>
+              <w:rPr>
+                <w:sz w:val="18"/>
+                <w:szCs w:val="18"/>
+              </w:rPr>
+              <w:t>["timestamp"]}</w:t>
             </w:r>
           </w:p>
           <w:p>
@@ -2935,12 +4009,53 @@
               </w:rPr>
               <w:t xml:space="preserve">    </w:t>
             </w:r>
-            <w:r>
-              <w:rPr>
-                <w:sz w:val="18"/>
-                <w:szCs w:val="18"/>
-              </w:rPr>
-              <w:t>end_ts = datetime.fromisoformat(end_doc["timestamp"].replace("Z", "+00:00"))</w:t>
+            <w:proofErr w:type="spellStart"/>
+            <w:r>
+              <w:rPr>
+                <w:sz w:val="18"/>
+                <w:szCs w:val="18"/>
+              </w:rPr>
+              <w:t>end_ts</w:t>
+            </w:r>
+            <w:proofErr w:type="spellEnd"/>
+            <w:r>
+              <w:rPr>
+                <w:sz w:val="18"/>
+                <w:szCs w:val="18"/>
+              </w:rPr>
+              <w:t xml:space="preserve"> = </w:t>
+            </w:r>
+            <w:proofErr w:type="spellStart"/>
+            <w:r>
+              <w:rPr>
+                <w:sz w:val="18"/>
+                <w:szCs w:val="18"/>
+              </w:rPr>
+              <w:t>datetime.fromisoformat</w:t>
+            </w:r>
+            <w:proofErr w:type="spellEnd"/>
+            <w:r>
+              <w:rPr>
+                <w:sz w:val="18"/>
+                <w:szCs w:val="18"/>
+              </w:rPr>
+              <w:t>(</w:t>
+            </w:r>
+            <w:proofErr w:type="spellStart"/>
+            <w:r>
+              <w:rPr>
+                <w:sz w:val="18"/>
+                <w:szCs w:val="18"/>
+              </w:rPr>
+              <w:t>end_doc</w:t>
+            </w:r>
+            <w:proofErr w:type="spellEnd"/>
+            <w:r>
+              <w:rPr>
+                <w:sz w:val="18"/>
+                <w:szCs w:val="18"/>
+              </w:rPr>
+              <w:t>["timestamp"].replace("Z", "+00:00"))</w:t>
             </w:r>
           </w:p>
           <w:p>
@@ -2958,12 +4073,37 @@
               </w:rPr>
               <w:t xml:space="preserve">    </w:t>
             </w:r>
-            <w:r>
-              <w:rPr>
-                <w:sz w:val="18"/>
-                <w:szCs w:val="18"/>
-              </w:rPr>
-              <w:t>start_iso = start_ts.isoformat().replace("+00:00", "Z")</w:t>
+            <w:proofErr w:type="spellStart"/>
+            <w:r>
+              <w:rPr>
+                <w:sz w:val="18"/>
+                <w:szCs w:val="18"/>
+              </w:rPr>
+              <w:t>start_iso</w:t>
+            </w:r>
+            <w:proofErr w:type="spellEnd"/>
+            <w:r>
+              <w:rPr>
+                <w:sz w:val="18"/>
+                <w:szCs w:val="18"/>
+              </w:rPr>
+              <w:t xml:space="preserve"> = </w:t>
+            </w:r>
+            <w:proofErr w:type="spellStart"/>
+            <w:r>
+              <w:rPr>
+                <w:sz w:val="18"/>
+                <w:szCs w:val="18"/>
+              </w:rPr>
+              <w:t>start_ts.isoformat</w:t>
+            </w:r>
+            <w:proofErr w:type="spellEnd"/>
+            <w:r>
+              <w:rPr>
+                <w:sz w:val="18"/>
+                <w:szCs w:val="18"/>
+              </w:rPr>
+              <w:t>().replace("+00:00", "Z")</w:t>
             </w:r>
           </w:p>
           <w:p>
@@ -2981,12 +4121,37 @@
               </w:rPr>
               <w:t xml:space="preserve">    </w:t>
             </w:r>
-            <w:r>
-              <w:rPr>
-                <w:sz w:val="18"/>
-                <w:szCs w:val="18"/>
-              </w:rPr>
-              <w:t>end_iso   = end_ts.isoformat().replace("+00:00", "Z")</w:t>
+            <w:proofErr w:type="spellStart"/>
+            <w:r>
+              <w:rPr>
+                <w:sz w:val="18"/>
+                <w:szCs w:val="18"/>
+              </w:rPr>
+              <w:t>end_iso</w:t>
+            </w:r>
+            <w:proofErr w:type="spellEnd"/>
+            <w:r>
+              <w:rPr>
+                <w:sz w:val="18"/>
+                <w:szCs w:val="18"/>
+              </w:rPr>
+              <w:t xml:space="preserve">   = </w:t>
+            </w:r>
+            <w:proofErr w:type="spellStart"/>
+            <w:r>
+              <w:rPr>
+                <w:sz w:val="18"/>
+                <w:szCs w:val="18"/>
+              </w:rPr>
+              <w:t>end_ts.isoformat</w:t>
+            </w:r>
+            <w:proofErr w:type="spellEnd"/>
+            <w:r>
+              <w:rPr>
+                <w:sz w:val="18"/>
+                <w:szCs w:val="18"/>
+              </w:rPr>
+              <w:t>().replace("+00:00", "Z")</w:t>
             </w:r>
           </w:p>
           <w:p>
@@ -3004,42 +4169,115 @@
               </w:rPr>
               <w:t xml:space="preserve">    </w:t>
             </w:r>
-            <w:r>
-              <w:rPr>
-                <w:sz w:val="18"/>
-                <w:szCs w:val="18"/>
-              </w:rPr>
-              <w:t>count_targets = coll.count_documents({</w:t>
-            </w:r>
-          </w:p>
-          <w:p>
-            <w:pPr>
-              <w:rPr>
-                <w:sz w:val="18"/>
-                <w:szCs w:val="18"/>
-              </w:rPr>
-            </w:pPr>
-            <w:r>
-              <w:rPr>
-                <w:sz w:val="18"/>
-                <w:szCs w:val="18"/>
-              </w:rPr>
-              <w:t xml:space="preserve">        "playerId": pid,</w:t>
-            </w:r>
-          </w:p>
-          <w:p>
-            <w:pPr>
-              <w:rPr>
-                <w:sz w:val="18"/>
-                <w:szCs w:val="18"/>
-              </w:rPr>
-            </w:pPr>
-            <w:r>
-              <w:rPr>
-                <w:sz w:val="18"/>
-                <w:szCs w:val="18"/>
-              </w:rPr>
-              <w:t xml:space="preserve">        "eventKey": {"$in": TARGET_KEYS},</w:t>
+            <w:proofErr w:type="spellStart"/>
+            <w:r>
+              <w:rPr>
+                <w:sz w:val="18"/>
+                <w:szCs w:val="18"/>
+              </w:rPr>
+              <w:t>count_targets</w:t>
+            </w:r>
+            <w:proofErr w:type="spellEnd"/>
+            <w:r>
+              <w:rPr>
+                <w:sz w:val="18"/>
+                <w:szCs w:val="18"/>
+              </w:rPr>
+              <w:t xml:space="preserve"> = </w:t>
+            </w:r>
+            <w:proofErr w:type="spellStart"/>
+            <w:r>
+              <w:rPr>
+                <w:sz w:val="18"/>
+                <w:szCs w:val="18"/>
+              </w:rPr>
+              <w:t>coll.count_documents</w:t>
+            </w:r>
+            <w:proofErr w:type="spellEnd"/>
+            <w:r>
+              <w:rPr>
+                <w:sz w:val="18"/>
+                <w:szCs w:val="18"/>
+              </w:rPr>
+              <w:t>({</w:t>
+            </w:r>
+          </w:p>
+          <w:p>
+            <w:pPr>
+              <w:rPr>
+                <w:sz w:val="18"/>
+                <w:szCs w:val="18"/>
+              </w:rPr>
+            </w:pPr>
+            <w:r>
+              <w:rPr>
+                <w:sz w:val="18"/>
+                <w:szCs w:val="18"/>
+              </w:rPr>
+              <w:t xml:space="preserve">        "</w:t>
+            </w:r>
+            <w:proofErr w:type="spellStart"/>
+            <w:r>
+              <w:rPr>
+                <w:sz w:val="18"/>
+                <w:szCs w:val="18"/>
+              </w:rPr>
+              <w:t>playerId</w:t>
+            </w:r>
+            <w:proofErr w:type="spellEnd"/>
+            <w:r>
+              <w:rPr>
+                <w:sz w:val="18"/>
+                <w:szCs w:val="18"/>
+              </w:rPr>
+              <w:t xml:space="preserve">": </w:t>
+            </w:r>
+            <w:proofErr w:type="spellStart"/>
+            <w:r>
+              <w:rPr>
+                <w:sz w:val="18"/>
+                <w:szCs w:val="18"/>
+              </w:rPr>
+              <w:t>pid</w:t>
+            </w:r>
+            <w:proofErr w:type="spellEnd"/>
+            <w:r>
+              <w:rPr>
+                <w:sz w:val="18"/>
+                <w:szCs w:val="18"/>
+              </w:rPr>
+              <w:t>,</w:t>
+            </w:r>
+          </w:p>
+          <w:p>
+            <w:pPr>
+              <w:rPr>
+                <w:sz w:val="18"/>
+                <w:szCs w:val="18"/>
+              </w:rPr>
+            </w:pPr>
+            <w:r>
+              <w:rPr>
+                <w:sz w:val="18"/>
+                <w:szCs w:val="18"/>
+              </w:rPr>
+              <w:t xml:space="preserve">        "</w:t>
+            </w:r>
+            <w:proofErr w:type="spellStart"/>
+            <w:r>
+              <w:rPr>
+                <w:sz w:val="18"/>
+                <w:szCs w:val="18"/>
+              </w:rPr>
+              <w:t>eventKey</w:t>
+            </w:r>
+            <w:proofErr w:type="spellEnd"/>
+            <w:r>
+              <w:rPr>
+                <w:sz w:val="18"/>
+                <w:szCs w:val="18"/>
+              </w:rPr>
+              <w:t>": {"$in": TARGET_KEYS},</w:t>
             </w:r>
           </w:p>
           <w:p>
@@ -3069,23 +4307,80 @@
                 <w:sz w:val="18"/>
                 <w:szCs w:val="18"/>
               </w:rPr>
-              <w:t xml:space="preserve">            "$gte": start_iso,</w:t>
-            </w:r>
-          </w:p>
-          <w:p>
-            <w:pPr>
-              <w:rPr>
-                <w:sz w:val="18"/>
-                <w:szCs w:val="18"/>
-              </w:rPr>
-            </w:pPr>
-            <w:r>
-              <w:rPr>
-                <w:sz w:val="18"/>
-                <w:szCs w:val="18"/>
-              </w:rPr>
-              <w:t xml:space="preserve">            "$lte": end_iso</w:t>
-            </w:r>
+              <w:t xml:space="preserve">            "$</w:t>
+            </w:r>
+            <w:proofErr w:type="spellStart"/>
+            <w:r>
+              <w:rPr>
+                <w:sz w:val="18"/>
+                <w:szCs w:val="18"/>
+              </w:rPr>
+              <w:t>gte</w:t>
+            </w:r>
+            <w:proofErr w:type="spellEnd"/>
+            <w:r>
+              <w:rPr>
+                <w:sz w:val="18"/>
+                <w:szCs w:val="18"/>
+              </w:rPr>
+              <w:t xml:space="preserve">": </w:t>
+            </w:r>
+            <w:proofErr w:type="spellStart"/>
+            <w:r>
+              <w:rPr>
+                <w:sz w:val="18"/>
+                <w:szCs w:val="18"/>
+              </w:rPr>
+              <w:t>start_iso</w:t>
+            </w:r>
+            <w:proofErr w:type="spellEnd"/>
+            <w:r>
+              <w:rPr>
+                <w:sz w:val="18"/>
+                <w:szCs w:val="18"/>
+              </w:rPr>
+              <w:t>,</w:t>
+            </w:r>
+          </w:p>
+          <w:p>
+            <w:pPr>
+              <w:rPr>
+                <w:sz w:val="18"/>
+                <w:szCs w:val="18"/>
+              </w:rPr>
+            </w:pPr>
+            <w:r>
+              <w:rPr>
+                <w:sz w:val="18"/>
+                <w:szCs w:val="18"/>
+              </w:rPr>
+              <w:t xml:space="preserve">            "$</w:t>
+            </w:r>
+            <w:proofErr w:type="spellStart"/>
+            <w:r>
+              <w:rPr>
+                <w:sz w:val="18"/>
+                <w:szCs w:val="18"/>
+              </w:rPr>
+              <w:t>lte</w:t>
+            </w:r>
+            <w:proofErr w:type="spellEnd"/>
+            <w:r>
+              <w:rPr>
+                <w:sz w:val="18"/>
+                <w:szCs w:val="18"/>
+              </w:rPr>
+              <w:t xml:space="preserve">": </w:t>
+            </w:r>
+            <w:proofErr w:type="spellStart"/>
+            <w:r>
+              <w:rPr>
+                <w:sz w:val="18"/>
+                <w:szCs w:val="18"/>
+              </w:rPr>
+              <w:t>end_iso</w:t>
+            </w:r>
+            <w:proofErr w:type="spellEnd"/>
           </w:p>
           <w:p>
             <w:pPr>
@@ -3138,7 +4433,23 @@
                 <w:sz w:val="18"/>
                 <w:szCs w:val="18"/>
               </w:rPr>
-              <w:t>if count_targets &lt;= 6:</w:t>
+              <w:t xml:space="preserve">if </w:t>
+            </w:r>
+            <w:proofErr w:type="spellStart"/>
+            <w:r>
+              <w:rPr>
+                <w:sz w:val="18"/>
+                <w:szCs w:val="18"/>
+              </w:rPr>
+              <w:t>count_targets</w:t>
+            </w:r>
+            <w:proofErr w:type="spellEnd"/>
+            <w:r>
+              <w:rPr>
+                <w:sz w:val="18"/>
+                <w:szCs w:val="18"/>
+              </w:rPr>
+              <w:t xml:space="preserve"> &lt;= 6:</w:t>
             </w:r>
           </w:p>
           <w:p>
@@ -3351,35 +4662,53 @@
                 <w:szCs w:val="18"/>
               </w:rPr>
             </w:pPr>
-            <w:r>
-              <w:rPr>
-                <w:sz w:val="18"/>
-                <w:szCs w:val="18"/>
-              </w:rPr>
-              <w:t>success_key = " DialogueNodeEvent:74:21"</w:t>
-            </w:r>
-          </w:p>
-          <w:p>
-            <w:pPr>
-              <w:rPr>
-                <w:sz w:val="18"/>
-                <w:szCs w:val="18"/>
-              </w:rPr>
-            </w:pPr>
-          </w:p>
-          <w:p>
-            <w:pPr>
-              <w:rPr>
-                <w:sz w:val="18"/>
-                <w:szCs w:val="18"/>
-              </w:rPr>
-            </w:pPr>
-            <w:r>
-              <w:rPr>
-                <w:sz w:val="18"/>
-                <w:szCs w:val="18"/>
-              </w:rPr>
-              <w:t>bad_keys = [</w:t>
+            <w:proofErr w:type="spellStart"/>
+            <w:r>
+              <w:rPr>
+                <w:sz w:val="18"/>
+                <w:szCs w:val="18"/>
+              </w:rPr>
+              <w:t>success_key</w:t>
+            </w:r>
+            <w:proofErr w:type="spellEnd"/>
+            <w:r>
+              <w:rPr>
+                <w:sz w:val="18"/>
+                <w:szCs w:val="18"/>
+              </w:rPr>
+              <w:t xml:space="preserve"> = " DialogueNodeEvent:74:21"</w:t>
+            </w:r>
+          </w:p>
+          <w:p>
+            <w:pPr>
+              <w:rPr>
+                <w:sz w:val="18"/>
+                <w:szCs w:val="18"/>
+              </w:rPr>
+            </w:pPr>
+          </w:p>
+          <w:p>
+            <w:pPr>
+              <w:rPr>
+                <w:sz w:val="18"/>
+                <w:szCs w:val="18"/>
+              </w:rPr>
+            </w:pPr>
+            <w:proofErr w:type="spellStart"/>
+            <w:r>
+              <w:rPr>
+                <w:sz w:val="18"/>
+                <w:szCs w:val="18"/>
+              </w:rPr>
+              <w:t>bad_keys</w:t>
+            </w:r>
+            <w:proofErr w:type="spellEnd"/>
+            <w:r>
+              <w:rPr>
+                <w:sz w:val="18"/>
+                <w:szCs w:val="18"/>
+              </w:rPr>
+              <w:t xml:space="preserve"> = [</w:t>
             </w:r>
           </w:p>
           <w:p>
@@ -3477,8 +4806,17 @@
                 <w:sz w:val="18"/>
                 <w:szCs w:val="18"/>
               </w:rPr>
-              <w:t>If has eventKey</w:t>
-            </w:r>
+              <w:t xml:space="preserve">If has </w:t>
+            </w:r>
+            <w:proofErr w:type="spellStart"/>
+            <w:r>
+              <w:rPr>
+                <w:sz w:val="18"/>
+                <w:szCs w:val="18"/>
+              </w:rPr>
+              <w:t>eventKey</w:t>
+            </w:r>
+            <w:proofErr w:type="spellEnd"/>
             <w:r>
               <w:rPr>
                 <w:rFonts w:hint="eastAsia"/>
@@ -3508,7 +4846,23 @@
                 <w:sz w:val="18"/>
                 <w:szCs w:val="18"/>
               </w:rPr>
-              <w:t>has_74_21 = coll.find_one(</w:t>
+              <w:t xml:space="preserve">has_74_21 = </w:t>
+            </w:r>
+            <w:proofErr w:type="spellStart"/>
+            <w:r>
+              <w:rPr>
+                <w:sz w:val="18"/>
+                <w:szCs w:val="18"/>
+              </w:rPr>
+              <w:t>coll.find_one</w:t>
+            </w:r>
+            <w:proofErr w:type="spellEnd"/>
+            <w:r>
+              <w:rPr>
+                <w:sz w:val="18"/>
+                <w:szCs w:val="18"/>
+              </w:rPr>
+              <w:t>(</w:t>
             </w:r>
           </w:p>
           <w:p>
@@ -3538,23 +4892,80 @@
                 <w:sz w:val="18"/>
                 <w:szCs w:val="18"/>
               </w:rPr>
-              <w:t xml:space="preserve">            "playerId": pid,</w:t>
-            </w:r>
-          </w:p>
-          <w:p>
-            <w:pPr>
-              <w:rPr>
-                <w:sz w:val="18"/>
-                <w:szCs w:val="18"/>
-              </w:rPr>
-            </w:pPr>
-            <w:r>
-              <w:rPr>
-                <w:sz w:val="18"/>
-                <w:szCs w:val="18"/>
-              </w:rPr>
-              <w:t xml:space="preserve">            "eventKey": success_key</w:t>
-            </w:r>
+              <w:t xml:space="preserve">            "</w:t>
+            </w:r>
+            <w:proofErr w:type="spellStart"/>
+            <w:r>
+              <w:rPr>
+                <w:sz w:val="18"/>
+                <w:szCs w:val="18"/>
+              </w:rPr>
+              <w:t>playerId</w:t>
+            </w:r>
+            <w:proofErr w:type="spellEnd"/>
+            <w:r>
+              <w:rPr>
+                <w:sz w:val="18"/>
+                <w:szCs w:val="18"/>
+              </w:rPr>
+              <w:t xml:space="preserve">": </w:t>
+            </w:r>
+            <w:proofErr w:type="spellStart"/>
+            <w:r>
+              <w:rPr>
+                <w:sz w:val="18"/>
+                <w:szCs w:val="18"/>
+              </w:rPr>
+              <w:t>pid</w:t>
+            </w:r>
+            <w:proofErr w:type="spellEnd"/>
+            <w:r>
+              <w:rPr>
+                <w:sz w:val="18"/>
+                <w:szCs w:val="18"/>
+              </w:rPr>
+              <w:t>,</w:t>
+            </w:r>
+          </w:p>
+          <w:p>
+            <w:pPr>
+              <w:rPr>
+                <w:sz w:val="18"/>
+                <w:szCs w:val="18"/>
+              </w:rPr>
+            </w:pPr>
+            <w:r>
+              <w:rPr>
+                <w:sz w:val="18"/>
+                <w:szCs w:val="18"/>
+              </w:rPr>
+              <w:t xml:space="preserve">            "</w:t>
+            </w:r>
+            <w:proofErr w:type="spellStart"/>
+            <w:r>
+              <w:rPr>
+                <w:sz w:val="18"/>
+                <w:szCs w:val="18"/>
+              </w:rPr>
+              <w:t>eventKey</w:t>
+            </w:r>
+            <w:proofErr w:type="spellEnd"/>
+            <w:r>
+              <w:rPr>
+                <w:sz w:val="18"/>
+                <w:szCs w:val="18"/>
+              </w:rPr>
+              <w:t xml:space="preserve">": </w:t>
+            </w:r>
+            <w:proofErr w:type="spellStart"/>
+            <w:r>
+              <w:rPr>
+                <w:sz w:val="18"/>
+                <w:szCs w:val="18"/>
+              </w:rPr>
+              <w:t>success_key</w:t>
+            </w:r>
+            <w:proofErr w:type="spellEnd"/>
           </w:p>
           <w:p>
             <w:pPr>
@@ -3603,12 +5014,37 @@
               </w:rPr>
               <w:t xml:space="preserve">    </w:t>
             </w:r>
-            <w:r>
-              <w:rPr>
-                <w:sz w:val="18"/>
-                <w:szCs w:val="18"/>
-              </w:rPr>
-              <w:t>has_bad_feedback = coll.find_one(</w:t>
+            <w:proofErr w:type="spellStart"/>
+            <w:r>
+              <w:rPr>
+                <w:sz w:val="18"/>
+                <w:szCs w:val="18"/>
+              </w:rPr>
+              <w:t>has_bad_feedback</w:t>
+            </w:r>
+            <w:proofErr w:type="spellEnd"/>
+            <w:r>
+              <w:rPr>
+                <w:sz w:val="18"/>
+                <w:szCs w:val="18"/>
+              </w:rPr>
+              <w:t xml:space="preserve"> = </w:t>
+            </w:r>
+            <w:proofErr w:type="spellStart"/>
+            <w:r>
+              <w:rPr>
+                <w:sz w:val="18"/>
+                <w:szCs w:val="18"/>
+              </w:rPr>
+              <w:t>coll.find_one</w:t>
+            </w:r>
+            <w:proofErr w:type="spellEnd"/>
+            <w:r>
+              <w:rPr>
+                <w:sz w:val="18"/>
+                <w:szCs w:val="18"/>
+              </w:rPr>
+              <w:t>(</w:t>
             </w:r>
           </w:p>
           <w:p>
@@ -3638,22 +5074,86 @@
                 <w:sz w:val="18"/>
                 <w:szCs w:val="18"/>
               </w:rPr>
-              <w:t xml:space="preserve">            "playerId": pid,</w:t>
-            </w:r>
-          </w:p>
-          <w:p>
-            <w:pPr>
-              <w:rPr>
-                <w:sz w:val="18"/>
-                <w:szCs w:val="18"/>
-              </w:rPr>
-            </w:pPr>
-            <w:r>
-              <w:rPr>
-                <w:sz w:val="18"/>
-                <w:szCs w:val="18"/>
-              </w:rPr>
-              <w:t xml:space="preserve">            "eventKey": {"$in": bad_keys}</w:t>
+              <w:t xml:space="preserve">            "</w:t>
+            </w:r>
+            <w:proofErr w:type="spellStart"/>
+            <w:r>
+              <w:rPr>
+                <w:sz w:val="18"/>
+                <w:szCs w:val="18"/>
+              </w:rPr>
+              <w:t>playerId</w:t>
+            </w:r>
+            <w:proofErr w:type="spellEnd"/>
+            <w:r>
+              <w:rPr>
+                <w:sz w:val="18"/>
+                <w:szCs w:val="18"/>
+              </w:rPr>
+              <w:t xml:space="preserve">": </w:t>
+            </w:r>
+            <w:proofErr w:type="spellStart"/>
+            <w:r>
+              <w:rPr>
+                <w:sz w:val="18"/>
+                <w:szCs w:val="18"/>
+              </w:rPr>
+              <w:t>pid</w:t>
+            </w:r>
+            <w:proofErr w:type="spellEnd"/>
+            <w:r>
+              <w:rPr>
+                <w:sz w:val="18"/>
+                <w:szCs w:val="18"/>
+              </w:rPr>
+              <w:t>,</w:t>
+            </w:r>
+          </w:p>
+          <w:p>
+            <w:pPr>
+              <w:rPr>
+                <w:sz w:val="18"/>
+                <w:szCs w:val="18"/>
+              </w:rPr>
+            </w:pPr>
+            <w:r>
+              <w:rPr>
+                <w:sz w:val="18"/>
+                <w:szCs w:val="18"/>
+              </w:rPr>
+              <w:t xml:space="preserve">            "</w:t>
+            </w:r>
+            <w:proofErr w:type="spellStart"/>
+            <w:r>
+              <w:rPr>
+                <w:sz w:val="18"/>
+                <w:szCs w:val="18"/>
+              </w:rPr>
+              <w:t>eventKey</w:t>
+            </w:r>
+            <w:proofErr w:type="spellEnd"/>
+            <w:r>
+              <w:rPr>
+                <w:sz w:val="18"/>
+                <w:szCs w:val="18"/>
+              </w:rPr>
+              <w:t xml:space="preserve">": {"$in": </w:t>
+            </w:r>
+            <w:proofErr w:type="spellStart"/>
+            <w:r>
+              <w:rPr>
+                <w:sz w:val="18"/>
+                <w:szCs w:val="18"/>
+              </w:rPr>
+              <w:t>bad_keys</w:t>
+            </w:r>
+            <w:proofErr w:type="spellEnd"/>
+            <w:r>
+              <w:rPr>
+                <w:sz w:val="18"/>
+                <w:szCs w:val="18"/>
+              </w:rPr>
+              <w:t>}</w:t>
             </w:r>
           </w:p>
           <w:p>
@@ -3707,7 +5207,23 @@
                 <w:sz w:val="18"/>
                 <w:szCs w:val="18"/>
               </w:rPr>
-              <w:t>if has_74_21 and not has_bad_feedback:</w:t>
+              <w:t xml:space="preserve">if has_74_21 and not </w:t>
+            </w:r>
+            <w:proofErr w:type="spellStart"/>
+            <w:r>
+              <w:rPr>
+                <w:sz w:val="18"/>
+                <w:szCs w:val="18"/>
+              </w:rPr>
+              <w:t>has_bad_feedback</w:t>
+            </w:r>
+            <w:proofErr w:type="spellEnd"/>
+            <w:r>
+              <w:rPr>
+                <w:sz w:val="18"/>
+                <w:szCs w:val="18"/>
+              </w:rPr>
+              <w:t>:</w:t>
             </w:r>
           </w:p>
           <w:p>
@@ -6188,8 +7704,17 @@
                 <w:sz w:val="18"/>
                 <w:szCs w:val="18"/>
               </w:rPr>
-              <w:t>If has eventKey</w:t>
-            </w:r>
+              <w:t xml:space="preserve">If has </w:t>
+            </w:r>
+            <w:proofErr w:type="spellStart"/>
+            <w:r>
+              <w:rPr>
+                <w:sz w:val="18"/>
+                <w:szCs w:val="18"/>
+              </w:rPr>
+              <w:t>eventKey</w:t>
+            </w:r>
+            <w:proofErr w:type="spellEnd"/>
             <w:r>
               <w:rPr>
                 <w:rFonts w:hint="eastAsia"/>
@@ -6214,42 +7739,115 @@
               </w:rPr>
               <w:t xml:space="preserve">    </w:t>
             </w:r>
-            <w:r>
-              <w:rPr>
-                <w:sz w:val="18"/>
-                <w:szCs w:val="18"/>
-              </w:rPr>
-              <w:t>pos_count = coll.count_documents({</w:t>
-            </w:r>
-          </w:p>
-          <w:p>
-            <w:pPr>
-              <w:rPr>
-                <w:sz w:val="18"/>
-                <w:szCs w:val="18"/>
-              </w:rPr>
-            </w:pPr>
-            <w:r>
-              <w:rPr>
-                <w:sz w:val="18"/>
-                <w:szCs w:val="18"/>
-              </w:rPr>
-              <w:t xml:space="preserve">        "playerId": pid,</w:t>
-            </w:r>
-          </w:p>
-          <w:p>
-            <w:pPr>
-              <w:rPr>
-                <w:sz w:val="18"/>
-                <w:szCs w:val="18"/>
-              </w:rPr>
-            </w:pPr>
-            <w:r>
-              <w:rPr>
-                <w:sz w:val="18"/>
-                <w:szCs w:val="18"/>
-              </w:rPr>
-              <w:t xml:space="preserve">        "eventKey": {"$in": POS_KEYS}</w:t>
+            <w:proofErr w:type="spellStart"/>
+            <w:r>
+              <w:rPr>
+                <w:sz w:val="18"/>
+                <w:szCs w:val="18"/>
+              </w:rPr>
+              <w:t>pos_count</w:t>
+            </w:r>
+            <w:proofErr w:type="spellEnd"/>
+            <w:r>
+              <w:rPr>
+                <w:sz w:val="18"/>
+                <w:szCs w:val="18"/>
+              </w:rPr>
+              <w:t xml:space="preserve"> = </w:t>
+            </w:r>
+            <w:proofErr w:type="spellStart"/>
+            <w:r>
+              <w:rPr>
+                <w:sz w:val="18"/>
+                <w:szCs w:val="18"/>
+              </w:rPr>
+              <w:t>coll.count_documents</w:t>
+            </w:r>
+            <w:proofErr w:type="spellEnd"/>
+            <w:r>
+              <w:rPr>
+                <w:sz w:val="18"/>
+                <w:szCs w:val="18"/>
+              </w:rPr>
+              <w:t>({</w:t>
+            </w:r>
+          </w:p>
+          <w:p>
+            <w:pPr>
+              <w:rPr>
+                <w:sz w:val="18"/>
+                <w:szCs w:val="18"/>
+              </w:rPr>
+            </w:pPr>
+            <w:r>
+              <w:rPr>
+                <w:sz w:val="18"/>
+                <w:szCs w:val="18"/>
+              </w:rPr>
+              <w:t xml:space="preserve">        "</w:t>
+            </w:r>
+            <w:proofErr w:type="spellStart"/>
+            <w:r>
+              <w:rPr>
+                <w:sz w:val="18"/>
+                <w:szCs w:val="18"/>
+              </w:rPr>
+              <w:t>playerId</w:t>
+            </w:r>
+            <w:proofErr w:type="spellEnd"/>
+            <w:r>
+              <w:rPr>
+                <w:sz w:val="18"/>
+                <w:szCs w:val="18"/>
+              </w:rPr>
+              <w:t xml:space="preserve">": </w:t>
+            </w:r>
+            <w:proofErr w:type="spellStart"/>
+            <w:r>
+              <w:rPr>
+                <w:sz w:val="18"/>
+                <w:szCs w:val="18"/>
+              </w:rPr>
+              <w:t>pid</w:t>
+            </w:r>
+            <w:proofErr w:type="spellEnd"/>
+            <w:r>
+              <w:rPr>
+                <w:sz w:val="18"/>
+                <w:szCs w:val="18"/>
+              </w:rPr>
+              <w:t>,</w:t>
+            </w:r>
+          </w:p>
+          <w:p>
+            <w:pPr>
+              <w:rPr>
+                <w:sz w:val="18"/>
+                <w:szCs w:val="18"/>
+              </w:rPr>
+            </w:pPr>
+            <w:r>
+              <w:rPr>
+                <w:sz w:val="18"/>
+                <w:szCs w:val="18"/>
+              </w:rPr>
+              <w:t xml:space="preserve">        "</w:t>
+            </w:r>
+            <w:proofErr w:type="spellStart"/>
+            <w:r>
+              <w:rPr>
+                <w:sz w:val="18"/>
+                <w:szCs w:val="18"/>
+              </w:rPr>
+              <w:t>eventKey</w:t>
+            </w:r>
+            <w:proofErr w:type="spellEnd"/>
+            <w:r>
+              <w:rPr>
+                <w:sz w:val="18"/>
+                <w:szCs w:val="18"/>
+              </w:rPr>
+              <w:t>": {"$in": POS_KEYS}</w:t>
             </w:r>
           </w:p>
           <w:p>
@@ -6282,42 +7880,115 @@
               </w:rPr>
               <w:t xml:space="preserve">    </w:t>
             </w:r>
-            <w:r>
-              <w:rPr>
-                <w:sz w:val="18"/>
-                <w:szCs w:val="18"/>
-              </w:rPr>
-              <w:t>neg_count = coll.count_documents({</w:t>
-            </w:r>
-          </w:p>
-          <w:p>
-            <w:pPr>
-              <w:rPr>
-                <w:sz w:val="18"/>
-                <w:szCs w:val="18"/>
-              </w:rPr>
-            </w:pPr>
-            <w:r>
-              <w:rPr>
-                <w:sz w:val="18"/>
-                <w:szCs w:val="18"/>
-              </w:rPr>
-              <w:t xml:space="preserve">        "playerId": pid,</w:t>
-            </w:r>
-          </w:p>
-          <w:p>
-            <w:pPr>
-              <w:rPr>
-                <w:sz w:val="18"/>
-                <w:szCs w:val="18"/>
-              </w:rPr>
-            </w:pPr>
-            <w:r>
-              <w:rPr>
-                <w:sz w:val="18"/>
-                <w:szCs w:val="18"/>
-              </w:rPr>
-              <w:t xml:space="preserve">        "eventKey": {"$in": NEG_KEYS}</w:t>
+            <w:proofErr w:type="spellStart"/>
+            <w:r>
+              <w:rPr>
+                <w:sz w:val="18"/>
+                <w:szCs w:val="18"/>
+              </w:rPr>
+              <w:t>neg_count</w:t>
+            </w:r>
+            <w:proofErr w:type="spellEnd"/>
+            <w:r>
+              <w:rPr>
+                <w:sz w:val="18"/>
+                <w:szCs w:val="18"/>
+              </w:rPr>
+              <w:t xml:space="preserve"> = </w:t>
+            </w:r>
+            <w:proofErr w:type="spellStart"/>
+            <w:r>
+              <w:rPr>
+                <w:sz w:val="18"/>
+                <w:szCs w:val="18"/>
+              </w:rPr>
+              <w:t>coll.count_documents</w:t>
+            </w:r>
+            <w:proofErr w:type="spellEnd"/>
+            <w:r>
+              <w:rPr>
+                <w:sz w:val="18"/>
+                <w:szCs w:val="18"/>
+              </w:rPr>
+              <w:t>({</w:t>
+            </w:r>
+          </w:p>
+          <w:p>
+            <w:pPr>
+              <w:rPr>
+                <w:sz w:val="18"/>
+                <w:szCs w:val="18"/>
+              </w:rPr>
+            </w:pPr>
+            <w:r>
+              <w:rPr>
+                <w:sz w:val="18"/>
+                <w:szCs w:val="18"/>
+              </w:rPr>
+              <w:t xml:space="preserve">        "</w:t>
+            </w:r>
+            <w:proofErr w:type="spellStart"/>
+            <w:r>
+              <w:rPr>
+                <w:sz w:val="18"/>
+                <w:szCs w:val="18"/>
+              </w:rPr>
+              <w:t>playerId</w:t>
+            </w:r>
+            <w:proofErr w:type="spellEnd"/>
+            <w:r>
+              <w:rPr>
+                <w:sz w:val="18"/>
+                <w:szCs w:val="18"/>
+              </w:rPr>
+              <w:t xml:space="preserve">": </w:t>
+            </w:r>
+            <w:proofErr w:type="spellStart"/>
+            <w:r>
+              <w:rPr>
+                <w:sz w:val="18"/>
+                <w:szCs w:val="18"/>
+              </w:rPr>
+              <w:t>pid</w:t>
+            </w:r>
+            <w:proofErr w:type="spellEnd"/>
+            <w:r>
+              <w:rPr>
+                <w:sz w:val="18"/>
+                <w:szCs w:val="18"/>
+              </w:rPr>
+              <w:t>,</w:t>
+            </w:r>
+          </w:p>
+          <w:p>
+            <w:pPr>
+              <w:rPr>
+                <w:sz w:val="18"/>
+                <w:szCs w:val="18"/>
+              </w:rPr>
+            </w:pPr>
+            <w:r>
+              <w:rPr>
+                <w:sz w:val="18"/>
+                <w:szCs w:val="18"/>
+              </w:rPr>
+              <w:t xml:space="preserve">        "</w:t>
+            </w:r>
+            <w:proofErr w:type="spellStart"/>
+            <w:r>
+              <w:rPr>
+                <w:sz w:val="18"/>
+                <w:szCs w:val="18"/>
+              </w:rPr>
+              <w:t>eventKey</w:t>
+            </w:r>
+            <w:proofErr w:type="spellEnd"/>
+            <w:r>
+              <w:rPr>
+                <w:sz w:val="18"/>
+                <w:szCs w:val="18"/>
+              </w:rPr>
+              <w:t>": {"$in": NEG_KEYS}</w:t>
             </w:r>
           </w:p>
           <w:p>
@@ -6354,7 +8025,39 @@
                 <w:sz w:val="18"/>
                 <w:szCs w:val="18"/>
               </w:rPr>
-              <w:t>score = pos_count - (neg_count / 3.0)</w:t>
+              <w:t xml:space="preserve">score = </w:t>
+            </w:r>
+            <w:proofErr w:type="spellStart"/>
+            <w:r>
+              <w:rPr>
+                <w:sz w:val="18"/>
+                <w:szCs w:val="18"/>
+              </w:rPr>
+              <w:t>pos_count</w:t>
+            </w:r>
+            <w:proofErr w:type="spellEnd"/>
+            <w:r>
+              <w:rPr>
+                <w:sz w:val="18"/>
+                <w:szCs w:val="18"/>
+              </w:rPr>
+              <w:t xml:space="preserve"> - (</w:t>
+            </w:r>
+            <w:proofErr w:type="spellStart"/>
+            <w:r>
+              <w:rPr>
+                <w:sz w:val="18"/>
+                <w:szCs w:val="18"/>
+              </w:rPr>
+              <w:t>neg_count</w:t>
+            </w:r>
+            <w:proofErr w:type="spellEnd"/>
+            <w:r>
+              <w:rPr>
+                <w:sz w:val="18"/>
+                <w:szCs w:val="18"/>
+              </w:rPr>
+              <w:t xml:space="preserve"> / 3.0)</w:t>
             </w:r>
           </w:p>
           <w:p>
@@ -6635,12 +8338,21 @@
                 <w:szCs w:val="18"/>
               </w:rPr>
             </w:pPr>
-            <w:r>
-              <w:rPr>
-                <w:sz w:val="18"/>
-                <w:szCs w:val="18"/>
-              </w:rPr>
-              <w:t>yellow_node = ["</w:t>
+            <w:proofErr w:type="spellStart"/>
+            <w:r>
+              <w:rPr>
+                <w:sz w:val="18"/>
+                <w:szCs w:val="18"/>
+              </w:rPr>
+              <w:t>yellow_node</w:t>
+            </w:r>
+            <w:proofErr w:type="spellEnd"/>
+            <w:r>
+              <w:rPr>
+                <w:sz w:val="18"/>
+                <w:szCs w:val="18"/>
+              </w:rPr>
+              <w:t xml:space="preserve"> = ["</w:t>
             </w:r>
             <w:r>
               <w:rPr>
@@ -6678,12 +8390,21 @@
                 <w:szCs w:val="18"/>
               </w:rPr>
             </w:pPr>
-            <w:r>
-              <w:rPr>
-                <w:sz w:val="18"/>
-                <w:szCs w:val="18"/>
-              </w:rPr>
-              <w:t>pass_node = "</w:t>
+            <w:proofErr w:type="spellStart"/>
+            <w:r>
+              <w:rPr>
+                <w:sz w:val="18"/>
+                <w:szCs w:val="18"/>
+              </w:rPr>
+              <w:t>pass_node</w:t>
+            </w:r>
+            <w:proofErr w:type="spellEnd"/>
+            <w:r>
+              <w:rPr>
+                <w:sz w:val="18"/>
+                <w:szCs w:val="18"/>
+              </w:rPr>
+              <w:t xml:space="preserve"> = "</w:t>
             </w:r>
             <w:r>
               <w:rPr>
@@ -6712,7 +8433,23 @@
                 <w:sz w:val="18"/>
                 <w:szCs w:val="18"/>
               </w:rPr>
-              <w:t>If has eventKey:</w:t>
+              <w:t xml:space="preserve">If has </w:t>
+            </w:r>
+            <w:proofErr w:type="spellStart"/>
+            <w:r>
+              <w:rPr>
+                <w:sz w:val="18"/>
+                <w:szCs w:val="18"/>
+              </w:rPr>
+              <w:t>eventKey</w:t>
+            </w:r>
+            <w:proofErr w:type="spellEnd"/>
+            <w:r>
+              <w:rPr>
+                <w:sz w:val="18"/>
+                <w:szCs w:val="18"/>
+              </w:rPr>
+              <w:t>:</w:t>
             </w:r>
           </w:p>
           <w:p>
@@ -6730,12 +8467,37 @@
               </w:rPr>
               <w:t xml:space="preserve">    </w:t>
             </w:r>
-            <w:r>
-              <w:rPr>
-                <w:sz w:val="18"/>
-                <w:szCs w:val="18"/>
-              </w:rPr>
-              <w:t>pass_node = coll.find_one(</w:t>
+            <w:proofErr w:type="spellStart"/>
+            <w:r>
+              <w:rPr>
+                <w:sz w:val="18"/>
+                <w:szCs w:val="18"/>
+              </w:rPr>
+              <w:t>pass_node</w:t>
+            </w:r>
+            <w:proofErr w:type="spellEnd"/>
+            <w:r>
+              <w:rPr>
+                <w:sz w:val="18"/>
+                <w:szCs w:val="18"/>
+              </w:rPr>
+              <w:t xml:space="preserve"> = </w:t>
+            </w:r>
+            <w:proofErr w:type="spellStart"/>
+            <w:r>
+              <w:rPr>
+                <w:sz w:val="18"/>
+                <w:szCs w:val="18"/>
+              </w:rPr>
+              <w:t>coll.find_one</w:t>
+            </w:r>
+            <w:proofErr w:type="spellEnd"/>
+            <w:r>
+              <w:rPr>
+                <w:sz w:val="18"/>
+                <w:szCs w:val="18"/>
+              </w:rPr>
+              <w:t>(</w:t>
             </w:r>
           </w:p>
           <w:p>
@@ -6765,22 +8527,86 @@
                 <w:sz w:val="18"/>
                 <w:szCs w:val="18"/>
               </w:rPr>
-              <w:t xml:space="preserve">            "playerId": pid,</w:t>
-            </w:r>
-          </w:p>
-          <w:p>
-            <w:pPr>
-              <w:rPr>
-                <w:sz w:val="18"/>
-                <w:szCs w:val="18"/>
-              </w:rPr>
-            </w:pPr>
-            <w:r>
-              <w:rPr>
-                <w:sz w:val="18"/>
-                <w:szCs w:val="18"/>
-              </w:rPr>
-              <w:t xml:space="preserve">            "eventKey": pass_node,</w:t>
+              <w:t xml:space="preserve">            "</w:t>
+            </w:r>
+            <w:proofErr w:type="spellStart"/>
+            <w:r>
+              <w:rPr>
+                <w:sz w:val="18"/>
+                <w:szCs w:val="18"/>
+              </w:rPr>
+              <w:t>playerId</w:t>
+            </w:r>
+            <w:proofErr w:type="spellEnd"/>
+            <w:r>
+              <w:rPr>
+                <w:sz w:val="18"/>
+                <w:szCs w:val="18"/>
+              </w:rPr>
+              <w:t xml:space="preserve">": </w:t>
+            </w:r>
+            <w:proofErr w:type="spellStart"/>
+            <w:r>
+              <w:rPr>
+                <w:sz w:val="18"/>
+                <w:szCs w:val="18"/>
+              </w:rPr>
+              <w:t>pid</w:t>
+            </w:r>
+            <w:proofErr w:type="spellEnd"/>
+            <w:r>
+              <w:rPr>
+                <w:sz w:val="18"/>
+                <w:szCs w:val="18"/>
+              </w:rPr>
+              <w:t>,</w:t>
+            </w:r>
+          </w:p>
+          <w:p>
+            <w:pPr>
+              <w:rPr>
+                <w:sz w:val="18"/>
+                <w:szCs w:val="18"/>
+              </w:rPr>
+            </w:pPr>
+            <w:r>
+              <w:rPr>
+                <w:sz w:val="18"/>
+                <w:szCs w:val="18"/>
+              </w:rPr>
+              <w:t xml:space="preserve">            "</w:t>
+            </w:r>
+            <w:proofErr w:type="spellStart"/>
+            <w:r>
+              <w:rPr>
+                <w:sz w:val="18"/>
+                <w:szCs w:val="18"/>
+              </w:rPr>
+              <w:t>eventKey</w:t>
+            </w:r>
+            <w:proofErr w:type="spellEnd"/>
+            <w:r>
+              <w:rPr>
+                <w:sz w:val="18"/>
+                <w:szCs w:val="18"/>
+              </w:rPr>
+              <w:t xml:space="preserve">": </w:t>
+            </w:r>
+            <w:proofErr w:type="spellStart"/>
+            <w:r>
+              <w:rPr>
+                <w:sz w:val="18"/>
+                <w:szCs w:val="18"/>
+              </w:rPr>
+              <w:t>pass_node</w:t>
+            </w:r>
+            <w:proofErr w:type="spellEnd"/>
+            <w:r>
+              <w:rPr>
+                <w:sz w:val="18"/>
+                <w:szCs w:val="18"/>
+              </w:rPr>
+              <w:t>,</w:t>
             </w:r>
           </w:p>
           <w:p>
@@ -6833,7 +8659,23 @@
                 <w:sz w:val="18"/>
                 <w:szCs w:val="18"/>
               </w:rPr>
-              <w:t>if not pass_node:</w:t>
+              <w:t xml:space="preserve">if not </w:t>
+            </w:r>
+            <w:proofErr w:type="spellStart"/>
+            <w:r>
+              <w:rPr>
+                <w:sz w:val="18"/>
+                <w:szCs w:val="18"/>
+              </w:rPr>
+              <w:t>pass_node</w:t>
+            </w:r>
+            <w:proofErr w:type="spellEnd"/>
+            <w:r>
+              <w:rPr>
+                <w:sz w:val="18"/>
+                <w:szCs w:val="18"/>
+              </w:rPr>
+              <w:t>:</w:t>
             </w:r>
           </w:p>
           <w:p>
@@ -6916,7 +8758,23 @@
                 <w:sz w:val="18"/>
                 <w:szCs w:val="18"/>
               </w:rPr>
-              <w:t>yellow_44_45 = coll.find_one(</w:t>
+              <w:t xml:space="preserve">yellow_44_45 = </w:t>
+            </w:r>
+            <w:proofErr w:type="spellStart"/>
+            <w:r>
+              <w:rPr>
+                <w:sz w:val="18"/>
+                <w:szCs w:val="18"/>
+              </w:rPr>
+              <w:t>coll.find_one</w:t>
+            </w:r>
+            <w:proofErr w:type="spellEnd"/>
+            <w:r>
+              <w:rPr>
+                <w:sz w:val="18"/>
+                <w:szCs w:val="18"/>
+              </w:rPr>
+              <w:t>(</w:t>
             </w:r>
           </w:p>
           <w:p>
@@ -6946,22 +8804,86 @@
                 <w:sz w:val="18"/>
                 <w:szCs w:val="18"/>
               </w:rPr>
-              <w:t xml:space="preserve">            "playerId": pid,</w:t>
-            </w:r>
-          </w:p>
-          <w:p>
-            <w:pPr>
-              <w:rPr>
-                <w:sz w:val="18"/>
-                <w:szCs w:val="18"/>
-              </w:rPr>
-            </w:pPr>
-            <w:r>
-              <w:rPr>
-                <w:sz w:val="18"/>
-                <w:szCs w:val="18"/>
-              </w:rPr>
-              <w:t xml:space="preserve">            "eventKey": {"$in": yellow_node},</w:t>
+              <w:t xml:space="preserve">            "</w:t>
+            </w:r>
+            <w:proofErr w:type="spellStart"/>
+            <w:r>
+              <w:rPr>
+                <w:sz w:val="18"/>
+                <w:szCs w:val="18"/>
+              </w:rPr>
+              <w:t>playerId</w:t>
+            </w:r>
+            <w:proofErr w:type="spellEnd"/>
+            <w:r>
+              <w:rPr>
+                <w:sz w:val="18"/>
+                <w:szCs w:val="18"/>
+              </w:rPr>
+              <w:t xml:space="preserve">": </w:t>
+            </w:r>
+            <w:proofErr w:type="spellStart"/>
+            <w:r>
+              <w:rPr>
+                <w:sz w:val="18"/>
+                <w:szCs w:val="18"/>
+              </w:rPr>
+              <w:t>pid</w:t>
+            </w:r>
+            <w:proofErr w:type="spellEnd"/>
+            <w:r>
+              <w:rPr>
+                <w:sz w:val="18"/>
+                <w:szCs w:val="18"/>
+              </w:rPr>
+              <w:t>,</w:t>
+            </w:r>
+          </w:p>
+          <w:p>
+            <w:pPr>
+              <w:rPr>
+                <w:sz w:val="18"/>
+                <w:szCs w:val="18"/>
+              </w:rPr>
+            </w:pPr>
+            <w:r>
+              <w:rPr>
+                <w:sz w:val="18"/>
+                <w:szCs w:val="18"/>
+              </w:rPr>
+              <w:t xml:space="preserve">            "</w:t>
+            </w:r>
+            <w:proofErr w:type="spellStart"/>
+            <w:r>
+              <w:rPr>
+                <w:sz w:val="18"/>
+                <w:szCs w:val="18"/>
+              </w:rPr>
+              <w:t>eventKey</w:t>
+            </w:r>
+            <w:proofErr w:type="spellEnd"/>
+            <w:r>
+              <w:rPr>
+                <w:sz w:val="18"/>
+                <w:szCs w:val="18"/>
+              </w:rPr>
+              <w:t xml:space="preserve">": {"$in": </w:t>
+            </w:r>
+            <w:proofErr w:type="spellStart"/>
+            <w:r>
+              <w:rPr>
+                <w:sz w:val="18"/>
+                <w:szCs w:val="18"/>
+              </w:rPr>
+              <w:t>yellow_node</w:t>
+            </w:r>
+            <w:proofErr w:type="spellEnd"/>
+            <w:r>
+              <w:rPr>
+                <w:sz w:val="18"/>
+                <w:szCs w:val="18"/>
+              </w:rPr>
+              <w:t>},</w:t>
             </w:r>
           </w:p>
           <w:p>
@@ -7362,8 +9284,17 @@
                 <w:sz w:val="18"/>
                 <w:szCs w:val="18"/>
               </w:rPr>
-              <w:t>If has eventKey</w:t>
-            </w:r>
+              <w:t xml:space="preserve">If has </w:t>
+            </w:r>
+            <w:proofErr w:type="spellStart"/>
+            <w:r>
+              <w:rPr>
+                <w:sz w:val="18"/>
+                <w:szCs w:val="18"/>
+              </w:rPr>
+              <w:t>eventKey</w:t>
+            </w:r>
+            <w:proofErr w:type="spellEnd"/>
             <w:r>
               <w:rPr>
                 <w:rFonts w:hint="eastAsia"/>
@@ -7388,12 +9319,37 @@
               </w:rPr>
               <w:t xml:space="preserve">    </w:t>
             </w:r>
-            <w:r>
-              <w:rPr>
-                <w:sz w:val="18"/>
-                <w:szCs w:val="18"/>
-              </w:rPr>
-              <w:t>has_success = coll.find_one(</w:t>
+            <w:proofErr w:type="spellStart"/>
+            <w:r>
+              <w:rPr>
+                <w:sz w:val="18"/>
+                <w:szCs w:val="18"/>
+              </w:rPr>
+              <w:t>has_success</w:t>
+            </w:r>
+            <w:proofErr w:type="spellEnd"/>
+            <w:r>
+              <w:rPr>
+                <w:sz w:val="18"/>
+                <w:szCs w:val="18"/>
+              </w:rPr>
+              <w:t xml:space="preserve"> = </w:t>
+            </w:r>
+            <w:proofErr w:type="spellStart"/>
+            <w:r>
+              <w:rPr>
+                <w:sz w:val="18"/>
+                <w:szCs w:val="18"/>
+              </w:rPr>
+              <w:t>coll.find_one</w:t>
+            </w:r>
+            <w:proofErr w:type="spellEnd"/>
+            <w:r>
+              <w:rPr>
+                <w:sz w:val="18"/>
+                <w:szCs w:val="18"/>
+              </w:rPr>
+              <w:t>(</w:t>
             </w:r>
           </w:p>
           <w:p>
@@ -7423,22 +9379,70 @@
                 <w:sz w:val="18"/>
                 <w:szCs w:val="18"/>
               </w:rPr>
-              <w:t xml:space="preserve">            "playerId": pid,</w:t>
-            </w:r>
-          </w:p>
-          <w:p>
-            <w:pPr>
-              <w:rPr>
-                <w:sz w:val="18"/>
-                <w:szCs w:val="18"/>
-              </w:rPr>
-            </w:pPr>
-            <w:r>
-              <w:rPr>
-                <w:sz w:val="18"/>
-                <w:szCs w:val="18"/>
-              </w:rPr>
-              <w:t xml:space="preserve">            "eventKey": SUCCESS_KEY</w:t>
+              <w:t xml:space="preserve">            "</w:t>
+            </w:r>
+            <w:proofErr w:type="spellStart"/>
+            <w:r>
+              <w:rPr>
+                <w:sz w:val="18"/>
+                <w:szCs w:val="18"/>
+              </w:rPr>
+              <w:t>playerId</w:t>
+            </w:r>
+            <w:proofErr w:type="spellEnd"/>
+            <w:r>
+              <w:rPr>
+                <w:sz w:val="18"/>
+                <w:szCs w:val="18"/>
+              </w:rPr>
+              <w:t xml:space="preserve">": </w:t>
+            </w:r>
+            <w:proofErr w:type="spellStart"/>
+            <w:r>
+              <w:rPr>
+                <w:sz w:val="18"/>
+                <w:szCs w:val="18"/>
+              </w:rPr>
+              <w:t>pid</w:t>
+            </w:r>
+            <w:proofErr w:type="spellEnd"/>
+            <w:r>
+              <w:rPr>
+                <w:sz w:val="18"/>
+                <w:szCs w:val="18"/>
+              </w:rPr>
+              <w:t>,</w:t>
+            </w:r>
+          </w:p>
+          <w:p>
+            <w:pPr>
+              <w:rPr>
+                <w:sz w:val="18"/>
+                <w:szCs w:val="18"/>
+              </w:rPr>
+            </w:pPr>
+            <w:r>
+              <w:rPr>
+                <w:sz w:val="18"/>
+                <w:szCs w:val="18"/>
+              </w:rPr>
+              <w:t xml:space="preserve">            "</w:t>
+            </w:r>
+            <w:proofErr w:type="spellStart"/>
+            <w:r>
+              <w:rPr>
+                <w:sz w:val="18"/>
+                <w:szCs w:val="18"/>
+              </w:rPr>
+              <w:t>eventKey</w:t>
+            </w:r>
+            <w:proofErr w:type="spellEnd"/>
+            <w:r>
+              <w:rPr>
+                <w:sz w:val="18"/>
+                <w:szCs w:val="18"/>
+              </w:rPr>
+              <w:t>": SUCCESS_KEY</w:t>
             </w:r>
           </w:p>
           <w:p>
@@ -7471,12 +9475,37 @@
               </w:rPr>
               <w:t xml:space="preserve">    </w:t>
             </w:r>
-            <w:r>
-              <w:rPr>
-                <w:sz w:val="18"/>
-                <w:szCs w:val="18"/>
-              </w:rPr>
-              <w:t>neg_count = coll.count_documents(</w:t>
+            <w:proofErr w:type="spellStart"/>
+            <w:r>
+              <w:rPr>
+                <w:sz w:val="18"/>
+                <w:szCs w:val="18"/>
+              </w:rPr>
+              <w:t>neg_count</w:t>
+            </w:r>
+            <w:proofErr w:type="spellEnd"/>
+            <w:r>
+              <w:rPr>
+                <w:sz w:val="18"/>
+                <w:szCs w:val="18"/>
+              </w:rPr>
+              <w:t xml:space="preserve"> = </w:t>
+            </w:r>
+            <w:proofErr w:type="spellStart"/>
+            <w:r>
+              <w:rPr>
+                <w:sz w:val="18"/>
+                <w:szCs w:val="18"/>
+              </w:rPr>
+              <w:t>coll.count_documents</w:t>
+            </w:r>
+            <w:proofErr w:type="spellEnd"/>
+            <w:r>
+              <w:rPr>
+                <w:sz w:val="18"/>
+                <w:szCs w:val="18"/>
+              </w:rPr>
+              <w:t>(</w:t>
             </w:r>
           </w:p>
           <w:p>
@@ -7506,22 +9535,70 @@
                 <w:sz w:val="18"/>
                 <w:szCs w:val="18"/>
               </w:rPr>
-              <w:t xml:space="preserve">            "playerId": pid,</w:t>
-            </w:r>
-          </w:p>
-          <w:p>
-            <w:pPr>
-              <w:rPr>
-                <w:sz w:val="18"/>
-                <w:szCs w:val="18"/>
-              </w:rPr>
-            </w:pPr>
-            <w:r>
-              <w:rPr>
-                <w:sz w:val="18"/>
-                <w:szCs w:val="18"/>
-              </w:rPr>
-              <w:t xml:space="preserve">            "eventKey": {"$in": NEG_KEYS}</w:t>
+              <w:t xml:space="preserve">            "</w:t>
+            </w:r>
+            <w:proofErr w:type="spellStart"/>
+            <w:r>
+              <w:rPr>
+                <w:sz w:val="18"/>
+                <w:szCs w:val="18"/>
+              </w:rPr>
+              <w:t>playerId</w:t>
+            </w:r>
+            <w:proofErr w:type="spellEnd"/>
+            <w:r>
+              <w:rPr>
+                <w:sz w:val="18"/>
+                <w:szCs w:val="18"/>
+              </w:rPr>
+              <w:t xml:space="preserve">": </w:t>
+            </w:r>
+            <w:proofErr w:type="spellStart"/>
+            <w:r>
+              <w:rPr>
+                <w:sz w:val="18"/>
+                <w:szCs w:val="18"/>
+              </w:rPr>
+              <w:t>pid</w:t>
+            </w:r>
+            <w:proofErr w:type="spellEnd"/>
+            <w:r>
+              <w:rPr>
+                <w:sz w:val="18"/>
+                <w:szCs w:val="18"/>
+              </w:rPr>
+              <w:t>,</w:t>
+            </w:r>
+          </w:p>
+          <w:p>
+            <w:pPr>
+              <w:rPr>
+                <w:sz w:val="18"/>
+                <w:szCs w:val="18"/>
+              </w:rPr>
+            </w:pPr>
+            <w:r>
+              <w:rPr>
+                <w:sz w:val="18"/>
+                <w:szCs w:val="18"/>
+              </w:rPr>
+              <w:t xml:space="preserve">            "</w:t>
+            </w:r>
+            <w:proofErr w:type="spellStart"/>
+            <w:r>
+              <w:rPr>
+                <w:sz w:val="18"/>
+                <w:szCs w:val="18"/>
+              </w:rPr>
+              <w:t>eventKey</w:t>
+            </w:r>
+            <w:proofErr w:type="spellEnd"/>
+            <w:r>
+              <w:rPr>
+                <w:sz w:val="18"/>
+                <w:szCs w:val="18"/>
+              </w:rPr>
+              <w:t>": {"$in": NEG_KEYS}</w:t>
             </w:r>
           </w:p>
           <w:p>
@@ -7575,7 +9652,39 @@
                 <w:sz w:val="18"/>
                 <w:szCs w:val="18"/>
               </w:rPr>
-              <w:t>if has_success and neg_count &lt;= 3:</w:t>
+              <w:t xml:space="preserve">if </w:t>
+            </w:r>
+            <w:proofErr w:type="spellStart"/>
+            <w:r>
+              <w:rPr>
+                <w:sz w:val="18"/>
+                <w:szCs w:val="18"/>
+              </w:rPr>
+              <w:t>has_success</w:t>
+            </w:r>
+            <w:proofErr w:type="spellEnd"/>
+            <w:r>
+              <w:rPr>
+                <w:sz w:val="18"/>
+                <w:szCs w:val="18"/>
+              </w:rPr>
+              <w:t xml:space="preserve"> and </w:t>
+            </w:r>
+            <w:proofErr w:type="spellStart"/>
+            <w:r>
+              <w:rPr>
+                <w:sz w:val="18"/>
+                <w:szCs w:val="18"/>
+              </w:rPr>
+              <w:t>neg_count</w:t>
+            </w:r>
+            <w:proofErr w:type="spellEnd"/>
+            <w:r>
+              <w:rPr>
+                <w:sz w:val="18"/>
+                <w:szCs w:val="18"/>
+              </w:rPr>
+              <w:t xml:space="preserve"> &lt;= 3:</w:t>
             </w:r>
           </w:p>
           <w:p>
@@ -7815,8 +9924,17 @@
                 <w:sz w:val="18"/>
                 <w:szCs w:val="18"/>
               </w:rPr>
-              <w:t>has eventKey</w:t>
-            </w:r>
+              <w:t xml:space="preserve">has </w:t>
+            </w:r>
+            <w:proofErr w:type="spellStart"/>
+            <w:r>
+              <w:rPr>
+                <w:sz w:val="18"/>
+                <w:szCs w:val="18"/>
+              </w:rPr>
+              <w:t>eventKey</w:t>
+            </w:r>
+            <w:proofErr w:type="spellEnd"/>
             <w:r>
               <w:rPr>
                 <w:sz w:val="18"/>
@@ -7855,35 +9973,124 @@
               </w:rPr>
               <w:t xml:space="preserve">    </w:t>
             </w:r>
-            <w:r>
-              <w:rPr>
-                <w:sz w:val="18"/>
-                <w:szCs w:val="18"/>
-              </w:rPr>
-              <w:t>cnt = coll.count_documents({"playerId": pid, "eventKey": "DialogueNodeEvent:10:30"})</w:t>
-            </w:r>
-          </w:p>
-          <w:p>
-            <w:pPr>
-              <w:rPr>
-                <w:sz w:val="18"/>
-                <w:szCs w:val="18"/>
-              </w:rPr>
-            </w:pPr>
-          </w:p>
-          <w:p>
-            <w:pPr>
-              <w:rPr>
-                <w:sz w:val="18"/>
-                <w:szCs w:val="18"/>
-              </w:rPr>
-            </w:pPr>
-            <w:r>
-              <w:rPr>
-                <w:sz w:val="18"/>
-                <w:szCs w:val="18"/>
-              </w:rPr>
-              <w:t xml:space="preserve">    if cnt &gt; 1:</w:t>
+            <w:proofErr w:type="spellStart"/>
+            <w:r>
+              <w:rPr>
+                <w:sz w:val="18"/>
+                <w:szCs w:val="18"/>
+              </w:rPr>
+              <w:t>cnt</w:t>
+            </w:r>
+            <w:proofErr w:type="spellEnd"/>
+            <w:r>
+              <w:rPr>
+                <w:sz w:val="18"/>
+                <w:szCs w:val="18"/>
+              </w:rPr>
+              <w:t xml:space="preserve"> = </w:t>
+            </w:r>
+            <w:proofErr w:type="spellStart"/>
+            <w:r>
+              <w:rPr>
+                <w:sz w:val="18"/>
+                <w:szCs w:val="18"/>
+              </w:rPr>
+              <w:t>coll.count_documents</w:t>
+            </w:r>
+            <w:proofErr w:type="spellEnd"/>
+            <w:r>
+              <w:rPr>
+                <w:sz w:val="18"/>
+                <w:szCs w:val="18"/>
+              </w:rPr>
+              <w:t>({"</w:t>
+            </w:r>
+            <w:proofErr w:type="spellStart"/>
+            <w:r>
+              <w:rPr>
+                <w:sz w:val="18"/>
+                <w:szCs w:val="18"/>
+              </w:rPr>
+              <w:t>playerId</w:t>
+            </w:r>
+            <w:proofErr w:type="spellEnd"/>
+            <w:r>
+              <w:rPr>
+                <w:sz w:val="18"/>
+                <w:szCs w:val="18"/>
+              </w:rPr>
+              <w:t xml:space="preserve">": </w:t>
+            </w:r>
+            <w:proofErr w:type="spellStart"/>
+            <w:r>
+              <w:rPr>
+                <w:sz w:val="18"/>
+                <w:szCs w:val="18"/>
+              </w:rPr>
+              <w:t>pid</w:t>
+            </w:r>
+            <w:proofErr w:type="spellEnd"/>
+            <w:r>
+              <w:rPr>
+                <w:sz w:val="18"/>
+                <w:szCs w:val="18"/>
+              </w:rPr>
+              <w:t>, "</w:t>
+            </w:r>
+            <w:proofErr w:type="spellStart"/>
+            <w:r>
+              <w:rPr>
+                <w:sz w:val="18"/>
+                <w:szCs w:val="18"/>
+              </w:rPr>
+              <w:t>eventKey</w:t>
+            </w:r>
+            <w:proofErr w:type="spellEnd"/>
+            <w:r>
+              <w:rPr>
+                <w:sz w:val="18"/>
+                <w:szCs w:val="18"/>
+              </w:rPr>
+              <w:t>": "DialogueNodeEvent:10:30"})</w:t>
+            </w:r>
+          </w:p>
+          <w:p>
+            <w:pPr>
+              <w:rPr>
+                <w:sz w:val="18"/>
+                <w:szCs w:val="18"/>
+              </w:rPr>
+            </w:pPr>
+          </w:p>
+          <w:p>
+            <w:pPr>
+              <w:rPr>
+                <w:sz w:val="18"/>
+                <w:szCs w:val="18"/>
+              </w:rPr>
+            </w:pPr>
+            <w:r>
+              <w:rPr>
+                <w:sz w:val="18"/>
+                <w:szCs w:val="18"/>
+              </w:rPr>
+              <w:t xml:space="preserve">    if </w:t>
+            </w:r>
+            <w:proofErr w:type="spellStart"/>
+            <w:r>
+              <w:rPr>
+                <w:sz w:val="18"/>
+                <w:szCs w:val="18"/>
+              </w:rPr>
+              <w:t>cnt</w:t>
+            </w:r>
+            <w:proofErr w:type="spellEnd"/>
+            <w:r>
+              <w:rPr>
+                <w:sz w:val="18"/>
+                <w:szCs w:val="18"/>
+              </w:rPr>
+              <w:t xml:space="preserve"> &gt; 1:</w:t>
             </w:r>
           </w:p>
           <w:p>
@@ -8049,7 +10256,23 @@
                 <w:sz w:val="18"/>
                 <w:szCs w:val="18"/>
               </w:rPr>
-              <w:t>If has eventKey:</w:t>
+              <w:t xml:space="preserve">If has </w:t>
+            </w:r>
+            <w:proofErr w:type="spellStart"/>
+            <w:r>
+              <w:rPr>
+                <w:sz w:val="18"/>
+                <w:szCs w:val="18"/>
+              </w:rPr>
+              <w:t>eventKey</w:t>
+            </w:r>
+            <w:proofErr w:type="spellEnd"/>
+            <w:r>
+              <w:rPr>
+                <w:sz w:val="18"/>
+                <w:szCs w:val="18"/>
+              </w:rPr>
+              <w:t>:</w:t>
             </w:r>
           </w:p>
           <w:p>
@@ -8071,52 +10294,229 @@
                 <w:sz w:val="18"/>
                 <w:szCs w:val="18"/>
               </w:rPr>
-              <w:t>c27 = coll.count_documents({"playerId": pid, "eventKey": "DialogueNodeEvent:11:27"})</w:t>
-            </w:r>
-          </w:p>
-          <w:p>
-            <w:pPr>
-              <w:rPr>
-                <w:sz w:val="18"/>
-                <w:szCs w:val="18"/>
-              </w:rPr>
-            </w:pPr>
-            <w:r>
-              <w:rPr>
-                <w:sz w:val="18"/>
-                <w:szCs w:val="18"/>
-              </w:rPr>
-              <w:t xml:space="preserve">    c29 = coll.count_documents({"playerId": pid, "eventKey": "DialogueNodeEvent:11:29"})</w:t>
-            </w:r>
-          </w:p>
-          <w:p>
-            <w:pPr>
-              <w:rPr>
-                <w:sz w:val="18"/>
-                <w:szCs w:val="18"/>
-              </w:rPr>
-            </w:pPr>
-            <w:r>
-              <w:rPr>
-                <w:sz w:val="18"/>
-                <w:szCs w:val="18"/>
-              </w:rPr>
-              <w:t xml:space="preserve">    c230 = coll.count_documents({"playerId": pid, "eventKey": "DialogueNodeEvent:11:230"})</w:t>
-            </w:r>
-          </w:p>
-          <w:p>
-            <w:pPr>
-              <w:rPr>
-                <w:sz w:val="18"/>
-                <w:szCs w:val="18"/>
-              </w:rPr>
-            </w:pPr>
-            <w:r>
-              <w:rPr>
-                <w:sz w:val="18"/>
-                <w:szCs w:val="18"/>
-              </w:rPr>
-              <w:t xml:space="preserve">    cSum = c29 + c230</w:t>
+              <w:t xml:space="preserve">c27 = </w:t>
+            </w:r>
+            <w:proofErr w:type="spellStart"/>
+            <w:r>
+              <w:rPr>
+                <w:sz w:val="18"/>
+                <w:szCs w:val="18"/>
+              </w:rPr>
+              <w:t>coll.count_documents</w:t>
+            </w:r>
+            <w:proofErr w:type="spellEnd"/>
+            <w:r>
+              <w:rPr>
+                <w:sz w:val="18"/>
+                <w:szCs w:val="18"/>
+              </w:rPr>
+              <w:t>({"</w:t>
+            </w:r>
+            <w:proofErr w:type="spellStart"/>
+            <w:r>
+              <w:rPr>
+                <w:sz w:val="18"/>
+                <w:szCs w:val="18"/>
+              </w:rPr>
+              <w:t>playerId</w:t>
+            </w:r>
+            <w:proofErr w:type="spellEnd"/>
+            <w:r>
+              <w:rPr>
+                <w:sz w:val="18"/>
+                <w:szCs w:val="18"/>
+              </w:rPr>
+              <w:t xml:space="preserve">": </w:t>
+            </w:r>
+            <w:proofErr w:type="spellStart"/>
+            <w:r>
+              <w:rPr>
+                <w:sz w:val="18"/>
+                <w:szCs w:val="18"/>
+              </w:rPr>
+              <w:t>pid</w:t>
+            </w:r>
+            <w:proofErr w:type="spellEnd"/>
+            <w:r>
+              <w:rPr>
+                <w:sz w:val="18"/>
+                <w:szCs w:val="18"/>
+              </w:rPr>
+              <w:t>, "</w:t>
+            </w:r>
+            <w:proofErr w:type="spellStart"/>
+            <w:r>
+              <w:rPr>
+                <w:sz w:val="18"/>
+                <w:szCs w:val="18"/>
+              </w:rPr>
+              <w:t>eventKey</w:t>
+            </w:r>
+            <w:proofErr w:type="spellEnd"/>
+            <w:r>
+              <w:rPr>
+                <w:sz w:val="18"/>
+                <w:szCs w:val="18"/>
+              </w:rPr>
+              <w:t>": "DialogueNodeEvent:11:27"})</w:t>
+            </w:r>
+          </w:p>
+          <w:p>
+            <w:pPr>
+              <w:rPr>
+                <w:sz w:val="18"/>
+                <w:szCs w:val="18"/>
+              </w:rPr>
+            </w:pPr>
+            <w:r>
+              <w:rPr>
+                <w:sz w:val="18"/>
+                <w:szCs w:val="18"/>
+              </w:rPr>
+              <w:t xml:space="preserve">    c29 = </w:t>
+            </w:r>
+            <w:proofErr w:type="spellStart"/>
+            <w:r>
+              <w:rPr>
+                <w:sz w:val="18"/>
+                <w:szCs w:val="18"/>
+              </w:rPr>
+              <w:t>coll.count_documents</w:t>
+            </w:r>
+            <w:proofErr w:type="spellEnd"/>
+            <w:r>
+              <w:rPr>
+                <w:sz w:val="18"/>
+                <w:szCs w:val="18"/>
+              </w:rPr>
+              <w:t>({"</w:t>
+            </w:r>
+            <w:proofErr w:type="spellStart"/>
+            <w:r>
+              <w:rPr>
+                <w:sz w:val="18"/>
+                <w:szCs w:val="18"/>
+              </w:rPr>
+              <w:t>playerId</w:t>
+            </w:r>
+            <w:proofErr w:type="spellEnd"/>
+            <w:r>
+              <w:rPr>
+                <w:sz w:val="18"/>
+                <w:szCs w:val="18"/>
+              </w:rPr>
+              <w:t xml:space="preserve">": </w:t>
+            </w:r>
+            <w:proofErr w:type="spellStart"/>
+            <w:r>
+              <w:rPr>
+                <w:sz w:val="18"/>
+                <w:szCs w:val="18"/>
+              </w:rPr>
+              <w:t>pid</w:t>
+            </w:r>
+            <w:proofErr w:type="spellEnd"/>
+            <w:r>
+              <w:rPr>
+                <w:sz w:val="18"/>
+                <w:szCs w:val="18"/>
+              </w:rPr>
+              <w:t>, "</w:t>
+            </w:r>
+            <w:proofErr w:type="spellStart"/>
+            <w:r>
+              <w:rPr>
+                <w:sz w:val="18"/>
+                <w:szCs w:val="18"/>
+              </w:rPr>
+              <w:t>eventKey</w:t>
+            </w:r>
+            <w:proofErr w:type="spellEnd"/>
+            <w:r>
+              <w:rPr>
+                <w:sz w:val="18"/>
+                <w:szCs w:val="18"/>
+              </w:rPr>
+              <w:t>": "DialogueNodeEvent:11:29"})</w:t>
+            </w:r>
+          </w:p>
+          <w:p>
+            <w:pPr>
+              <w:rPr>
+                <w:sz w:val="18"/>
+                <w:szCs w:val="18"/>
+              </w:rPr>
+            </w:pPr>
+            <w:r>
+              <w:rPr>
+                <w:sz w:val="18"/>
+                <w:szCs w:val="18"/>
+              </w:rPr>
+              <w:t xml:space="preserve">    c230 = </w:t>
+            </w:r>
+            <w:proofErr w:type="spellStart"/>
+            <w:r>
+              <w:rPr>
+                <w:sz w:val="18"/>
+                <w:szCs w:val="18"/>
+              </w:rPr>
+              <w:t>coll.count_documents</w:t>
+            </w:r>
+            <w:proofErr w:type="spellEnd"/>
+            <w:r>
+              <w:rPr>
+                <w:sz w:val="18"/>
+                <w:szCs w:val="18"/>
+              </w:rPr>
+              <w:t>({"</w:t>
+            </w:r>
+            <w:proofErr w:type="spellStart"/>
+            <w:r>
+              <w:rPr>
+                <w:sz w:val="18"/>
+                <w:szCs w:val="18"/>
+              </w:rPr>
+              <w:t>playerId</w:t>
+            </w:r>
+            <w:proofErr w:type="spellEnd"/>
+            <w:r>
+              <w:rPr>
+                <w:sz w:val="18"/>
+                <w:szCs w:val="18"/>
+              </w:rPr>
+              <w:t xml:space="preserve">": </w:t>
+            </w:r>
+            <w:proofErr w:type="spellStart"/>
+            <w:r>
+              <w:rPr>
+                <w:sz w:val="18"/>
+                <w:szCs w:val="18"/>
+              </w:rPr>
+              <w:t>pid</w:t>
+            </w:r>
+            <w:proofErr w:type="spellEnd"/>
+            <w:r>
+              <w:rPr>
+                <w:sz w:val="18"/>
+                <w:szCs w:val="18"/>
+              </w:rPr>
+              <w:t>, "</w:t>
+            </w:r>
+            <w:proofErr w:type="spellStart"/>
+            <w:r>
+              <w:rPr>
+                <w:sz w:val="18"/>
+                <w:szCs w:val="18"/>
+              </w:rPr>
+              <w:t>eventKey</w:t>
+            </w:r>
+            <w:proofErr w:type="spellEnd"/>
+            <w:r>
+              <w:rPr>
+                <w:sz w:val="18"/>
+                <w:szCs w:val="18"/>
+              </w:rPr>
+              <w:t>": "DialogueNodeEvent:11:230"})</w:t>
             </w:r>
           </w:p>
           <w:p>
@@ -8133,6 +10533,22 @@
               </w:rPr>
               <w:t xml:space="preserve">    </w:t>
             </w:r>
+            <w:proofErr w:type="spellStart"/>
+            <w:r>
+              <w:rPr>
+                <w:sz w:val="18"/>
+                <w:szCs w:val="18"/>
+              </w:rPr>
+              <w:t>cSum</w:t>
+            </w:r>
+            <w:proofErr w:type="spellEnd"/>
+            <w:r>
+              <w:rPr>
+                <w:sz w:val="18"/>
+                <w:szCs w:val="18"/>
+              </w:rPr>
+              <w:t xml:space="preserve"> = c29 + c230</w:t>
+            </w:r>
           </w:p>
           <w:p>
             <w:pPr>
@@ -8148,27 +10564,90 @@
               </w:rPr>
               <w:t xml:space="preserve">    </w:t>
             </w:r>
-            <w:r>
-              <w:rPr>
-                <w:sz w:val="18"/>
-                <w:szCs w:val="18"/>
-              </w:rPr>
-              <w:t>def capped_penalty(cnt: int) -&gt; int:</w:t>
-            </w:r>
-          </w:p>
-          <w:p>
-            <w:pPr>
-              <w:rPr>
-                <w:sz w:val="18"/>
-                <w:szCs w:val="18"/>
-              </w:rPr>
-            </w:pPr>
-            <w:r>
-              <w:rPr>
-                <w:sz w:val="18"/>
-                <w:szCs w:val="18"/>
-              </w:rPr>
-              <w:t xml:space="preserve">        if cnt &lt;= 1:</w:t>
+          </w:p>
+          <w:p>
+            <w:pPr>
+              <w:rPr>
+                <w:sz w:val="18"/>
+                <w:szCs w:val="18"/>
+              </w:rPr>
+            </w:pPr>
+            <w:r>
+              <w:rPr>
+                <w:sz w:val="18"/>
+                <w:szCs w:val="18"/>
+              </w:rPr>
+              <w:t xml:space="preserve">    </w:t>
+            </w:r>
+            <w:r>
+              <w:rPr>
+                <w:sz w:val="18"/>
+                <w:szCs w:val="18"/>
+              </w:rPr>
+              <w:t xml:space="preserve">def </w:t>
+            </w:r>
+            <w:proofErr w:type="spellStart"/>
+            <w:r>
+              <w:rPr>
+                <w:sz w:val="18"/>
+                <w:szCs w:val="18"/>
+              </w:rPr>
+              <w:t>capped_penalty</w:t>
+            </w:r>
+            <w:proofErr w:type="spellEnd"/>
+            <w:r>
+              <w:rPr>
+                <w:sz w:val="18"/>
+                <w:szCs w:val="18"/>
+              </w:rPr>
+              <w:t>(</w:t>
+            </w:r>
+            <w:proofErr w:type="spellStart"/>
+            <w:r>
+              <w:rPr>
+                <w:sz w:val="18"/>
+                <w:szCs w:val="18"/>
+              </w:rPr>
+              <w:t>cnt</w:t>
+            </w:r>
+            <w:proofErr w:type="spellEnd"/>
+            <w:r>
+              <w:rPr>
+                <w:sz w:val="18"/>
+                <w:szCs w:val="18"/>
+              </w:rPr>
+              <w:t>: int) -&gt; int:</w:t>
+            </w:r>
+          </w:p>
+          <w:p>
+            <w:pPr>
+              <w:rPr>
+                <w:sz w:val="18"/>
+                <w:szCs w:val="18"/>
+              </w:rPr>
+            </w:pPr>
+            <w:r>
+              <w:rPr>
+                <w:sz w:val="18"/>
+                <w:szCs w:val="18"/>
+              </w:rPr>
+              <w:t xml:space="preserve">        if </w:t>
+            </w:r>
+            <w:proofErr w:type="spellStart"/>
+            <w:r>
+              <w:rPr>
+                <w:sz w:val="18"/>
+                <w:szCs w:val="18"/>
+              </w:rPr>
+              <w:t>cnt</w:t>
+            </w:r>
+            <w:proofErr w:type="spellEnd"/>
+            <w:r>
+              <w:rPr>
+                <w:sz w:val="18"/>
+                <w:szCs w:val="18"/>
+              </w:rPr>
+              <w:t xml:space="preserve"> &lt;= 1:</w:t>
             </w:r>
           </w:p>
           <w:p>
@@ -8198,7 +10677,39 @@
                 <w:sz w:val="18"/>
                 <w:szCs w:val="18"/>
               </w:rPr>
-              <w:t xml:space="preserve">        elif cnt &lt;= 3:</w:t>
+              <w:t xml:space="preserve">        </w:t>
+            </w:r>
+            <w:proofErr w:type="spellStart"/>
+            <w:r>
+              <w:rPr>
+                <w:sz w:val="18"/>
+                <w:szCs w:val="18"/>
+              </w:rPr>
+              <w:t>elif</w:t>
+            </w:r>
+            <w:proofErr w:type="spellEnd"/>
+            <w:r>
+              <w:rPr>
+                <w:sz w:val="18"/>
+                <w:szCs w:val="18"/>
+              </w:rPr>
+              <w:t xml:space="preserve"> </w:t>
+            </w:r>
+            <w:proofErr w:type="spellStart"/>
+            <w:r>
+              <w:rPr>
+                <w:sz w:val="18"/>
+                <w:szCs w:val="18"/>
+              </w:rPr>
+              <w:t>cnt</w:t>
+            </w:r>
+            <w:proofErr w:type="spellEnd"/>
+            <w:r>
+              <w:rPr>
+                <w:sz w:val="18"/>
+                <w:szCs w:val="18"/>
+              </w:rPr>
+              <w:t xml:space="preserve"> &lt;= 3:</w:t>
             </w:r>
           </w:p>
           <w:p>
@@ -8281,22 +10792,70 @@
                 <w:sz w:val="18"/>
                 <w:szCs w:val="18"/>
               </w:rPr>
-              <w:t xml:space="preserve">    score -= capped_penalty(c27)</w:t>
-            </w:r>
-          </w:p>
-          <w:p>
-            <w:pPr>
-              <w:rPr>
-                <w:sz w:val="18"/>
-                <w:szCs w:val="18"/>
-              </w:rPr>
-            </w:pPr>
-            <w:r>
-              <w:rPr>
-                <w:sz w:val="18"/>
-                <w:szCs w:val="18"/>
-              </w:rPr>
-              <w:t xml:space="preserve">    score -= capped_penalty(cSum)</w:t>
+              <w:t xml:space="preserve">    score -= </w:t>
+            </w:r>
+            <w:proofErr w:type="spellStart"/>
+            <w:r>
+              <w:rPr>
+                <w:sz w:val="18"/>
+                <w:szCs w:val="18"/>
+              </w:rPr>
+              <w:t>capped_penalty</w:t>
+            </w:r>
+            <w:proofErr w:type="spellEnd"/>
+            <w:r>
+              <w:rPr>
+                <w:sz w:val="18"/>
+                <w:szCs w:val="18"/>
+              </w:rPr>
+              <w:t>(c27)</w:t>
+            </w:r>
+          </w:p>
+          <w:p>
+            <w:pPr>
+              <w:rPr>
+                <w:sz w:val="18"/>
+                <w:szCs w:val="18"/>
+              </w:rPr>
+            </w:pPr>
+            <w:r>
+              <w:rPr>
+                <w:sz w:val="18"/>
+                <w:szCs w:val="18"/>
+              </w:rPr>
+              <w:t xml:space="preserve">    score -= </w:t>
+            </w:r>
+            <w:proofErr w:type="spellStart"/>
+            <w:r>
+              <w:rPr>
+                <w:sz w:val="18"/>
+                <w:szCs w:val="18"/>
+              </w:rPr>
+              <w:t>capped_penalty</w:t>
+            </w:r>
+            <w:proofErr w:type="spellEnd"/>
+            <w:r>
+              <w:rPr>
+                <w:sz w:val="18"/>
+                <w:szCs w:val="18"/>
+              </w:rPr>
+              <w:t>(</w:t>
+            </w:r>
+            <w:proofErr w:type="spellStart"/>
+            <w:r>
+              <w:rPr>
+                <w:sz w:val="18"/>
+                <w:szCs w:val="18"/>
+              </w:rPr>
+              <w:t>cSum</w:t>
+            </w:r>
+            <w:proofErr w:type="spellEnd"/>
+            <w:r>
+              <w:rPr>
+                <w:sz w:val="18"/>
+                <w:szCs w:val="18"/>
+              </w:rPr>
+              <w:t>)</w:t>
             </w:r>
           </w:p>
           <w:p>
@@ -8660,8 +11219,17 @@
                 <w:sz w:val="18"/>
                 <w:szCs w:val="18"/>
               </w:rPr>
-              <w:t>has eventKey</w:t>
-            </w:r>
+              <w:t xml:space="preserve">has </w:t>
+            </w:r>
+            <w:proofErr w:type="spellStart"/>
+            <w:r>
+              <w:rPr>
+                <w:sz w:val="18"/>
+                <w:szCs w:val="18"/>
+              </w:rPr>
+              <w:t>eventKey</w:t>
+            </w:r>
+            <w:proofErr w:type="spellEnd"/>
             <w:r>
               <w:rPr>
                 <w:rFonts w:hint="eastAsia"/>
@@ -8686,42 +11254,115 @@
               </w:rPr>
               <w:t xml:space="preserve">    </w:t>
             </w:r>
-            <w:r>
-              <w:rPr>
-                <w:sz w:val="18"/>
-                <w:szCs w:val="18"/>
-              </w:rPr>
-              <w:t>sum_count = coll.count_documents({</w:t>
-            </w:r>
-          </w:p>
-          <w:p>
-            <w:pPr>
-              <w:rPr>
-                <w:sz w:val="18"/>
-                <w:szCs w:val="18"/>
-              </w:rPr>
-            </w:pPr>
-            <w:r>
-              <w:rPr>
-                <w:sz w:val="18"/>
-                <w:szCs w:val="18"/>
-              </w:rPr>
-              <w:t xml:space="preserve">        "playerId": pid,</w:t>
-            </w:r>
-          </w:p>
-          <w:p>
-            <w:pPr>
-              <w:rPr>
-                <w:sz w:val="18"/>
-                <w:szCs w:val="18"/>
-              </w:rPr>
-            </w:pPr>
-            <w:r>
-              <w:rPr>
-                <w:sz w:val="18"/>
-                <w:szCs w:val="18"/>
-              </w:rPr>
-              <w:t xml:space="preserve">        "eventKey": {"$in": TARGET_KEYS}</w:t>
+            <w:proofErr w:type="spellStart"/>
+            <w:r>
+              <w:rPr>
+                <w:sz w:val="18"/>
+                <w:szCs w:val="18"/>
+              </w:rPr>
+              <w:t>sum_count</w:t>
+            </w:r>
+            <w:proofErr w:type="spellEnd"/>
+            <w:r>
+              <w:rPr>
+                <w:sz w:val="18"/>
+                <w:szCs w:val="18"/>
+              </w:rPr>
+              <w:t xml:space="preserve"> = </w:t>
+            </w:r>
+            <w:proofErr w:type="spellStart"/>
+            <w:r>
+              <w:rPr>
+                <w:sz w:val="18"/>
+                <w:szCs w:val="18"/>
+              </w:rPr>
+              <w:t>coll.count_documents</w:t>
+            </w:r>
+            <w:proofErr w:type="spellEnd"/>
+            <w:r>
+              <w:rPr>
+                <w:sz w:val="18"/>
+                <w:szCs w:val="18"/>
+              </w:rPr>
+              <w:t>({</w:t>
+            </w:r>
+          </w:p>
+          <w:p>
+            <w:pPr>
+              <w:rPr>
+                <w:sz w:val="18"/>
+                <w:szCs w:val="18"/>
+              </w:rPr>
+            </w:pPr>
+            <w:r>
+              <w:rPr>
+                <w:sz w:val="18"/>
+                <w:szCs w:val="18"/>
+              </w:rPr>
+              <w:t xml:space="preserve">        "</w:t>
+            </w:r>
+            <w:proofErr w:type="spellStart"/>
+            <w:r>
+              <w:rPr>
+                <w:sz w:val="18"/>
+                <w:szCs w:val="18"/>
+              </w:rPr>
+              <w:t>playerId</w:t>
+            </w:r>
+            <w:proofErr w:type="spellEnd"/>
+            <w:r>
+              <w:rPr>
+                <w:sz w:val="18"/>
+                <w:szCs w:val="18"/>
+              </w:rPr>
+              <w:t xml:space="preserve">": </w:t>
+            </w:r>
+            <w:proofErr w:type="spellStart"/>
+            <w:r>
+              <w:rPr>
+                <w:sz w:val="18"/>
+                <w:szCs w:val="18"/>
+              </w:rPr>
+              <w:t>pid</w:t>
+            </w:r>
+            <w:proofErr w:type="spellEnd"/>
+            <w:r>
+              <w:rPr>
+                <w:sz w:val="18"/>
+                <w:szCs w:val="18"/>
+              </w:rPr>
+              <w:t>,</w:t>
+            </w:r>
+          </w:p>
+          <w:p>
+            <w:pPr>
+              <w:rPr>
+                <w:sz w:val="18"/>
+                <w:szCs w:val="18"/>
+              </w:rPr>
+            </w:pPr>
+            <w:r>
+              <w:rPr>
+                <w:sz w:val="18"/>
+                <w:szCs w:val="18"/>
+              </w:rPr>
+              <w:t xml:space="preserve">        "</w:t>
+            </w:r>
+            <w:proofErr w:type="spellStart"/>
+            <w:r>
+              <w:rPr>
+                <w:sz w:val="18"/>
+                <w:szCs w:val="18"/>
+              </w:rPr>
+              <w:t>eventKey</w:t>
+            </w:r>
+            <w:proofErr w:type="spellEnd"/>
+            <w:r>
+              <w:rPr>
+                <w:sz w:val="18"/>
+                <w:szCs w:val="18"/>
+              </w:rPr>
+              <w:t>": {"$in": TARGET_KEYS}</w:t>
             </w:r>
           </w:p>
           <w:p>
@@ -8762,7 +11403,23 @@
                 <w:sz w:val="18"/>
                 <w:szCs w:val="18"/>
               </w:rPr>
-              <w:t>if sum_count &lt;= 3:</w:t>
+              <w:t xml:space="preserve">if </w:t>
+            </w:r>
+            <w:proofErr w:type="spellStart"/>
+            <w:r>
+              <w:rPr>
+                <w:sz w:val="18"/>
+                <w:szCs w:val="18"/>
+              </w:rPr>
+              <w:t>sum_count</w:t>
+            </w:r>
+            <w:proofErr w:type="spellEnd"/>
+            <w:r>
+              <w:rPr>
+                <w:sz w:val="18"/>
+                <w:szCs w:val="18"/>
+              </w:rPr>
+              <w:t xml:space="preserve"> &lt;= 3:</w:t>
             </w:r>
           </w:p>
           <w:p>
@@ -8778,7 +11435,23 @@
                 <w:sz w:val="18"/>
                 <w:szCs w:val="18"/>
               </w:rPr>
-              <w:t xml:space="preserve">        base_score = 3</w:t>
+              <w:t xml:space="preserve">        </w:t>
+            </w:r>
+            <w:proofErr w:type="spellStart"/>
+            <w:r>
+              <w:rPr>
+                <w:sz w:val="18"/>
+                <w:szCs w:val="18"/>
+              </w:rPr>
+              <w:t>base_score</w:t>
+            </w:r>
+            <w:proofErr w:type="spellEnd"/>
+            <w:r>
+              <w:rPr>
+                <w:sz w:val="18"/>
+                <w:szCs w:val="18"/>
+              </w:rPr>
+              <w:t xml:space="preserve"> = 3</w:t>
             </w:r>
           </w:p>
           <w:p>
@@ -8794,7 +11467,39 @@
                 <w:sz w:val="18"/>
                 <w:szCs w:val="18"/>
               </w:rPr>
-              <w:t xml:space="preserve">    elif sum_count == 4:</w:t>
+              <w:t xml:space="preserve">    </w:t>
+            </w:r>
+            <w:proofErr w:type="spellStart"/>
+            <w:r>
+              <w:rPr>
+                <w:sz w:val="18"/>
+                <w:szCs w:val="18"/>
+              </w:rPr>
+              <w:t>elif</w:t>
+            </w:r>
+            <w:proofErr w:type="spellEnd"/>
+            <w:r>
+              <w:rPr>
+                <w:sz w:val="18"/>
+                <w:szCs w:val="18"/>
+              </w:rPr>
+              <w:t xml:space="preserve"> </w:t>
+            </w:r>
+            <w:proofErr w:type="spellStart"/>
+            <w:r>
+              <w:rPr>
+                <w:sz w:val="18"/>
+                <w:szCs w:val="18"/>
+              </w:rPr>
+              <w:t>sum_count</w:t>
+            </w:r>
+            <w:proofErr w:type="spellEnd"/>
+            <w:r>
+              <w:rPr>
+                <w:sz w:val="18"/>
+                <w:szCs w:val="18"/>
+              </w:rPr>
+              <w:t xml:space="preserve"> == 4:</w:t>
             </w:r>
           </w:p>
           <w:p>
@@ -8810,7 +11515,23 @@
                 <w:sz w:val="18"/>
                 <w:szCs w:val="18"/>
               </w:rPr>
-              <w:t xml:space="preserve">        base_score = 2</w:t>
+              <w:t xml:space="preserve">        </w:t>
+            </w:r>
+            <w:proofErr w:type="spellStart"/>
+            <w:r>
+              <w:rPr>
+                <w:sz w:val="18"/>
+                <w:szCs w:val="18"/>
+              </w:rPr>
+              <w:t>base_score</w:t>
+            </w:r>
+            <w:proofErr w:type="spellEnd"/>
+            <w:r>
+              <w:rPr>
+                <w:sz w:val="18"/>
+                <w:szCs w:val="18"/>
+              </w:rPr>
+              <w:t xml:space="preserve"> = 2</w:t>
             </w:r>
           </w:p>
           <w:p>
@@ -8826,7 +11547,39 @@
                 <w:sz w:val="18"/>
                 <w:szCs w:val="18"/>
               </w:rPr>
-              <w:t xml:space="preserve">    elif sum_count == 5:</w:t>
+              <w:t xml:space="preserve">    </w:t>
+            </w:r>
+            <w:proofErr w:type="spellStart"/>
+            <w:r>
+              <w:rPr>
+                <w:sz w:val="18"/>
+                <w:szCs w:val="18"/>
+              </w:rPr>
+              <w:t>elif</w:t>
+            </w:r>
+            <w:proofErr w:type="spellEnd"/>
+            <w:r>
+              <w:rPr>
+                <w:sz w:val="18"/>
+                <w:szCs w:val="18"/>
+              </w:rPr>
+              <w:t xml:space="preserve"> </w:t>
+            </w:r>
+            <w:proofErr w:type="spellStart"/>
+            <w:r>
+              <w:rPr>
+                <w:sz w:val="18"/>
+                <w:szCs w:val="18"/>
+              </w:rPr>
+              <w:t>sum_count</w:t>
+            </w:r>
+            <w:proofErr w:type="spellEnd"/>
+            <w:r>
+              <w:rPr>
+                <w:sz w:val="18"/>
+                <w:szCs w:val="18"/>
+              </w:rPr>
+              <w:t xml:space="preserve"> == 5:</w:t>
             </w:r>
           </w:p>
           <w:p>
@@ -8842,7 +11595,23 @@
                 <w:sz w:val="18"/>
                 <w:szCs w:val="18"/>
               </w:rPr>
-              <w:t xml:space="preserve">        base_score = 1</w:t>
+              <w:t xml:space="preserve">        </w:t>
+            </w:r>
+            <w:proofErr w:type="spellStart"/>
+            <w:r>
+              <w:rPr>
+                <w:sz w:val="18"/>
+                <w:szCs w:val="18"/>
+              </w:rPr>
+              <w:t>base_score</w:t>
+            </w:r>
+            <w:proofErr w:type="spellEnd"/>
+            <w:r>
+              <w:rPr>
+                <w:sz w:val="18"/>
+                <w:szCs w:val="18"/>
+              </w:rPr>
+              <w:t xml:space="preserve"> = 1</w:t>
             </w:r>
           </w:p>
           <w:p>
@@ -8874,7 +11643,23 @@
                 <w:sz w:val="18"/>
                 <w:szCs w:val="18"/>
               </w:rPr>
-              <w:t xml:space="preserve">        base_score = 0</w:t>
+              <w:t xml:space="preserve">        </w:t>
+            </w:r>
+            <w:proofErr w:type="spellStart"/>
+            <w:r>
+              <w:rPr>
+                <w:sz w:val="18"/>
+                <w:szCs w:val="18"/>
+              </w:rPr>
+              <w:t>base_score</w:t>
+            </w:r>
+            <w:proofErr w:type="spellEnd"/>
+            <w:r>
+              <w:rPr>
+                <w:sz w:val="18"/>
+                <w:szCs w:val="18"/>
+              </w:rPr>
+              <w:t xml:space="preserve"> = 0</w:t>
             </w:r>
           </w:p>
           <w:p>
@@ -8894,12 +11679,37 @@
                 <w:szCs w:val="18"/>
               </w:rPr>
             </w:pPr>
-            <w:r>
-              <w:rPr>
-                <w:sz w:val="18"/>
-                <w:szCs w:val="18"/>
-              </w:rPr>
-              <w:t>has_bonus = coll.find_one(</w:t>
+            <w:proofErr w:type="spellStart"/>
+            <w:r>
+              <w:rPr>
+                <w:sz w:val="18"/>
+                <w:szCs w:val="18"/>
+              </w:rPr>
+              <w:t>has_bonus</w:t>
+            </w:r>
+            <w:proofErr w:type="spellEnd"/>
+            <w:r>
+              <w:rPr>
+                <w:sz w:val="18"/>
+                <w:szCs w:val="18"/>
+              </w:rPr>
+              <w:t xml:space="preserve"> = </w:t>
+            </w:r>
+            <w:proofErr w:type="spellStart"/>
+            <w:r>
+              <w:rPr>
+                <w:sz w:val="18"/>
+                <w:szCs w:val="18"/>
+              </w:rPr>
+              <w:t>coll.find_one</w:t>
+            </w:r>
+            <w:proofErr w:type="spellEnd"/>
+            <w:r>
+              <w:rPr>
+                <w:sz w:val="18"/>
+                <w:szCs w:val="18"/>
+              </w:rPr>
+              <w:t>(</w:t>
             </w:r>
           </w:p>
           <w:p>
@@ -8931,7 +11741,39 @@
                 <w:sz w:val="18"/>
                 <w:szCs w:val="18"/>
               </w:rPr>
-              <w:t xml:space="preserve">            "playerId": pid,</w:t>
+              <w:t xml:space="preserve">            "</w:t>
+            </w:r>
+            <w:proofErr w:type="spellStart"/>
+            <w:r>
+              <w:rPr>
+                <w:sz w:val="18"/>
+                <w:szCs w:val="18"/>
+              </w:rPr>
+              <w:t>playerId</w:t>
+            </w:r>
+            <w:proofErr w:type="spellEnd"/>
+            <w:r>
+              <w:rPr>
+                <w:sz w:val="18"/>
+                <w:szCs w:val="18"/>
+              </w:rPr>
+              <w:t xml:space="preserve">": </w:t>
+            </w:r>
+            <w:proofErr w:type="spellStart"/>
+            <w:r>
+              <w:rPr>
+                <w:sz w:val="18"/>
+                <w:szCs w:val="18"/>
+              </w:rPr>
+              <w:t>pid</w:t>
+            </w:r>
+            <w:proofErr w:type="spellEnd"/>
+            <w:r>
+              <w:rPr>
+                <w:sz w:val="18"/>
+                <w:szCs w:val="18"/>
+              </w:rPr>
+              <w:t>,</w:t>
             </w:r>
           </w:p>
           <w:p>
@@ -8947,7 +11789,39 @@
                 <w:sz w:val="18"/>
                 <w:szCs w:val="18"/>
               </w:rPr>
-              <w:t xml:space="preserve">            "eventType": "argumentationToolEvent",</w:t>
+              <w:t xml:space="preserve">            "</w:t>
+            </w:r>
+            <w:proofErr w:type="spellStart"/>
+            <w:r>
+              <w:rPr>
+                <w:sz w:val="18"/>
+                <w:szCs w:val="18"/>
+              </w:rPr>
+              <w:t>eventType</w:t>
+            </w:r>
+            <w:proofErr w:type="spellEnd"/>
+            <w:r>
+              <w:rPr>
+                <w:sz w:val="18"/>
+                <w:szCs w:val="18"/>
+              </w:rPr>
+              <w:t>": "</w:t>
+            </w:r>
+            <w:proofErr w:type="spellStart"/>
+            <w:r>
+              <w:rPr>
+                <w:sz w:val="18"/>
+                <w:szCs w:val="18"/>
+              </w:rPr>
+              <w:t>argumentationToolEvent</w:t>
+            </w:r>
+            <w:proofErr w:type="spellEnd"/>
+            <w:r>
+              <w:rPr>
+                <w:sz w:val="18"/>
+                <w:szCs w:val="18"/>
+              </w:rPr>
+              <w:t>",</w:t>
             </w:r>
           </w:p>
           <w:p>
@@ -8963,14 +11837,39 @@
                 <w:sz w:val="18"/>
                 <w:szCs w:val="18"/>
               </w:rPr>
-              <w:t xml:space="preserve">            "data.toolName": "</w:t>
-            </w:r>
-            <w:r>
-              <w:rPr>
-                <w:sz w:val="18"/>
-                <w:szCs w:val="18"/>
-              </w:rPr>
-              <w:t>BackingInfoPanel - Pollution Site Data</w:t>
+              <w:t xml:space="preserve">            "</w:t>
+            </w:r>
+            <w:proofErr w:type="spellStart"/>
+            <w:r>
+              <w:rPr>
+                <w:sz w:val="18"/>
+                <w:szCs w:val="18"/>
+              </w:rPr>
+              <w:t>data.toolName</w:t>
+            </w:r>
+            <w:proofErr w:type="spellEnd"/>
+            <w:r>
+              <w:rPr>
+                <w:sz w:val="18"/>
+                <w:szCs w:val="18"/>
+              </w:rPr>
+              <w:t>": "</w:t>
+            </w:r>
+            <w:proofErr w:type="spellStart"/>
+            <w:r>
+              <w:rPr>
+                <w:sz w:val="18"/>
+                <w:szCs w:val="18"/>
+              </w:rPr>
+              <w:t>BackingInfoPanel</w:t>
+            </w:r>
+            <w:proofErr w:type="spellEnd"/>
+            <w:r>
+              <w:rPr>
+                <w:sz w:val="18"/>
+                <w:szCs w:val="18"/>
+              </w:rPr>
+              <w:t xml:space="preserve"> - Pollution Site Data</w:t>
             </w:r>
             <w:r>
               <w:rPr>
@@ -9045,12 +11944,53 @@
                 <w:szCs w:val="18"/>
               </w:rPr>
             </w:pPr>
-            <w:r>
-              <w:rPr>
-                <w:sz w:val="18"/>
-                <w:szCs w:val="18"/>
-              </w:rPr>
-              <w:t>total_score = base_score + (1 if has_bonus else 0)</w:t>
+            <w:proofErr w:type="spellStart"/>
+            <w:r>
+              <w:rPr>
+                <w:sz w:val="18"/>
+                <w:szCs w:val="18"/>
+              </w:rPr>
+              <w:t>total_score</w:t>
+            </w:r>
+            <w:proofErr w:type="spellEnd"/>
+            <w:r>
+              <w:rPr>
+                <w:sz w:val="18"/>
+                <w:szCs w:val="18"/>
+              </w:rPr>
+              <w:t xml:space="preserve"> = </w:t>
+            </w:r>
+            <w:proofErr w:type="spellStart"/>
+            <w:r>
+              <w:rPr>
+                <w:sz w:val="18"/>
+                <w:szCs w:val="18"/>
+              </w:rPr>
+              <w:t>base_score</w:t>
+            </w:r>
+            <w:proofErr w:type="spellEnd"/>
+            <w:r>
+              <w:rPr>
+                <w:sz w:val="18"/>
+                <w:szCs w:val="18"/>
+              </w:rPr>
+              <w:t xml:space="preserve"> + (1 if </w:t>
+            </w:r>
+            <w:proofErr w:type="spellStart"/>
+            <w:r>
+              <w:rPr>
+                <w:sz w:val="18"/>
+                <w:szCs w:val="18"/>
+              </w:rPr>
+              <w:t>has_bonus</w:t>
+            </w:r>
+            <w:proofErr w:type="spellEnd"/>
+            <w:r>
+              <w:rPr>
+                <w:sz w:val="18"/>
+                <w:szCs w:val="18"/>
+              </w:rPr>
+              <w:t xml:space="preserve"> else 0)</w:t>
             </w:r>
           </w:p>
           <w:p>
@@ -9075,7 +12015,23 @@
                 <w:sz w:val="18"/>
                 <w:szCs w:val="18"/>
               </w:rPr>
-              <w:t>return 1 if total_score &gt;= 3 else 2</w:t>
+              <w:t xml:space="preserve">return 1 if </w:t>
+            </w:r>
+            <w:proofErr w:type="spellStart"/>
+            <w:r>
+              <w:rPr>
+                <w:sz w:val="18"/>
+                <w:szCs w:val="18"/>
+              </w:rPr>
+              <w:t>total_score</w:t>
+            </w:r>
+            <w:proofErr w:type="spellEnd"/>
+            <w:r>
+              <w:rPr>
+                <w:sz w:val="18"/>
+                <w:szCs w:val="18"/>
+              </w:rPr>
+              <w:t xml:space="preserve"> &gt;= 3 else 2</w:t>
             </w:r>
           </w:p>
         </w:tc>
@@ -9273,7 +12229,25 @@
                 <w:sz w:val="18"/>
                 <w:szCs w:val="18"/>
               </w:rPr>
-              <w:t>f has eventKey:</w:t>
+              <w:t xml:space="preserve">f has </w:t>
+            </w:r>
+            <w:proofErr w:type="spellStart"/>
+            <w:r>
+              <w:rPr>
+                <w:rFonts w:hint="eastAsia"/>
+                <w:sz w:val="18"/>
+                <w:szCs w:val="18"/>
+              </w:rPr>
+              <w:t>eventKey</w:t>
+            </w:r>
+            <w:proofErr w:type="spellEnd"/>
+            <w:r>
+              <w:rPr>
+                <w:rFonts w:hint="eastAsia"/>
+                <w:sz w:val="18"/>
+                <w:szCs w:val="18"/>
+              </w:rPr>
+              <w:t>:</w:t>
             </w:r>
             <w:r>
               <w:rPr>
@@ -9295,22 +12269,86 @@
                 <w:sz w:val="18"/>
                 <w:szCs w:val="18"/>
               </w:rPr>
-              <w:t>has_7824 = coll.find_one(</w:t>
-            </w:r>
-          </w:p>
-          <w:p>
-            <w:pPr>
-              <w:rPr>
-                <w:sz w:val="18"/>
-                <w:szCs w:val="18"/>
-              </w:rPr>
-            </w:pPr>
-            <w:r>
-              <w:rPr>
-                <w:sz w:val="18"/>
-                <w:szCs w:val="18"/>
-              </w:rPr>
-              <w:t xml:space="preserve">        {"playerId": pid, "eventKey": "DialogueNodeEvent:78:24"},</w:t>
+              <w:t xml:space="preserve">has_7824 = </w:t>
+            </w:r>
+            <w:proofErr w:type="spellStart"/>
+            <w:r>
+              <w:rPr>
+                <w:sz w:val="18"/>
+                <w:szCs w:val="18"/>
+              </w:rPr>
+              <w:t>coll.find_one</w:t>
+            </w:r>
+            <w:proofErr w:type="spellEnd"/>
+            <w:r>
+              <w:rPr>
+                <w:sz w:val="18"/>
+                <w:szCs w:val="18"/>
+              </w:rPr>
+              <w:t>(</w:t>
+            </w:r>
+          </w:p>
+          <w:p>
+            <w:pPr>
+              <w:rPr>
+                <w:sz w:val="18"/>
+                <w:szCs w:val="18"/>
+              </w:rPr>
+            </w:pPr>
+            <w:r>
+              <w:rPr>
+                <w:sz w:val="18"/>
+                <w:szCs w:val="18"/>
+              </w:rPr>
+              <w:t xml:space="preserve">        {"</w:t>
+            </w:r>
+            <w:proofErr w:type="spellStart"/>
+            <w:r>
+              <w:rPr>
+                <w:sz w:val="18"/>
+                <w:szCs w:val="18"/>
+              </w:rPr>
+              <w:t>playerId</w:t>
+            </w:r>
+            <w:proofErr w:type="spellEnd"/>
+            <w:r>
+              <w:rPr>
+                <w:sz w:val="18"/>
+                <w:szCs w:val="18"/>
+              </w:rPr>
+              <w:t xml:space="preserve">": </w:t>
+            </w:r>
+            <w:proofErr w:type="spellStart"/>
+            <w:r>
+              <w:rPr>
+                <w:sz w:val="18"/>
+                <w:szCs w:val="18"/>
+              </w:rPr>
+              <w:t>pid</w:t>
+            </w:r>
+            <w:proofErr w:type="spellEnd"/>
+            <w:r>
+              <w:rPr>
+                <w:sz w:val="18"/>
+                <w:szCs w:val="18"/>
+              </w:rPr>
+              <w:t>, "</w:t>
+            </w:r>
+            <w:proofErr w:type="spellStart"/>
+            <w:r>
+              <w:rPr>
+                <w:sz w:val="18"/>
+                <w:szCs w:val="18"/>
+              </w:rPr>
+              <w:t>eventKey</w:t>
+            </w:r>
+            <w:proofErr w:type="spellEnd"/>
+            <w:r>
+              <w:rPr>
+                <w:sz w:val="18"/>
+                <w:szCs w:val="18"/>
+              </w:rPr>
+              <w:t>": "DialogueNodeEvent:78:24"},</w:t>
             </w:r>
           </w:p>
           <w:p>
@@ -9408,12 +12446,37 @@
               </w:rPr>
               <w:t xml:space="preserve">    </w:t>
             </w:r>
-            <w:r>
-              <w:rPr>
-                <w:sz w:val="18"/>
-                <w:szCs w:val="18"/>
-              </w:rPr>
-              <w:t>total_count = coll.count_documents({</w:t>
+            <w:proofErr w:type="spellStart"/>
+            <w:r>
+              <w:rPr>
+                <w:sz w:val="18"/>
+                <w:szCs w:val="18"/>
+              </w:rPr>
+              <w:t>total_count</w:t>
+            </w:r>
+            <w:proofErr w:type="spellEnd"/>
+            <w:r>
+              <w:rPr>
+                <w:sz w:val="18"/>
+                <w:szCs w:val="18"/>
+              </w:rPr>
+              <w:t xml:space="preserve"> = </w:t>
+            </w:r>
+            <w:proofErr w:type="spellStart"/>
+            <w:r>
+              <w:rPr>
+                <w:sz w:val="18"/>
+                <w:szCs w:val="18"/>
+              </w:rPr>
+              <w:t>coll.count_documents</w:t>
+            </w:r>
+            <w:proofErr w:type="spellEnd"/>
+            <w:r>
+              <w:rPr>
+                <w:sz w:val="18"/>
+                <w:szCs w:val="18"/>
+              </w:rPr>
+              <w:t>({</w:t>
             </w:r>
           </w:p>
           <w:p>
@@ -9429,22 +12492,70 @@
                 <w:szCs w:val="18"/>
               </w:rPr>
               <w:lastRenderedPageBreak/>
-              <w:t xml:space="preserve">        "playerId": pid,</w:t>
-            </w:r>
-          </w:p>
-          <w:p>
-            <w:pPr>
-              <w:rPr>
-                <w:sz w:val="18"/>
-                <w:szCs w:val="18"/>
-              </w:rPr>
-            </w:pPr>
-            <w:r>
-              <w:rPr>
-                <w:sz w:val="18"/>
-                <w:szCs w:val="18"/>
-              </w:rPr>
-              <w:t xml:space="preserve">        "eventKey": {"$in": TARGET_KEYS}</w:t>
+              <w:t xml:space="preserve">        "</w:t>
+            </w:r>
+            <w:proofErr w:type="spellStart"/>
+            <w:r>
+              <w:rPr>
+                <w:sz w:val="18"/>
+                <w:szCs w:val="18"/>
+              </w:rPr>
+              <w:t>playerId</w:t>
+            </w:r>
+            <w:proofErr w:type="spellEnd"/>
+            <w:r>
+              <w:rPr>
+                <w:sz w:val="18"/>
+                <w:szCs w:val="18"/>
+              </w:rPr>
+              <w:t xml:space="preserve">": </w:t>
+            </w:r>
+            <w:proofErr w:type="spellStart"/>
+            <w:r>
+              <w:rPr>
+                <w:sz w:val="18"/>
+                <w:szCs w:val="18"/>
+              </w:rPr>
+              <w:t>pid</w:t>
+            </w:r>
+            <w:proofErr w:type="spellEnd"/>
+            <w:r>
+              <w:rPr>
+                <w:sz w:val="18"/>
+                <w:szCs w:val="18"/>
+              </w:rPr>
+              <w:t>,</w:t>
+            </w:r>
+          </w:p>
+          <w:p>
+            <w:pPr>
+              <w:rPr>
+                <w:sz w:val="18"/>
+                <w:szCs w:val="18"/>
+              </w:rPr>
+            </w:pPr>
+            <w:r>
+              <w:rPr>
+                <w:sz w:val="18"/>
+                <w:szCs w:val="18"/>
+              </w:rPr>
+              <w:t xml:space="preserve">        "</w:t>
+            </w:r>
+            <w:proofErr w:type="spellStart"/>
+            <w:r>
+              <w:rPr>
+                <w:sz w:val="18"/>
+                <w:szCs w:val="18"/>
+              </w:rPr>
+              <w:t>eventKey</w:t>
+            </w:r>
+            <w:proofErr w:type="spellEnd"/>
+            <w:r>
+              <w:rPr>
+                <w:sz w:val="18"/>
+                <w:szCs w:val="18"/>
+              </w:rPr>
+              <w:t>": {"$in": TARGET_KEYS}</w:t>
             </w:r>
           </w:p>
           <w:p>
@@ -9485,7 +12596,23 @@
                 <w:sz w:val="18"/>
                 <w:szCs w:val="18"/>
               </w:rPr>
-              <w:t>if total_count == 0:</w:t>
+              <w:t xml:space="preserve">if </w:t>
+            </w:r>
+            <w:proofErr w:type="spellStart"/>
+            <w:r>
+              <w:rPr>
+                <w:sz w:val="18"/>
+                <w:szCs w:val="18"/>
+              </w:rPr>
+              <w:t>total_count</w:t>
+            </w:r>
+            <w:proofErr w:type="spellEnd"/>
+            <w:r>
+              <w:rPr>
+                <w:sz w:val="18"/>
+                <w:szCs w:val="18"/>
+              </w:rPr>
+              <w:t xml:space="preserve"> == 0:</w:t>
             </w:r>
           </w:p>
           <w:p>
@@ -9517,7 +12644,39 @@
                 <w:sz w:val="18"/>
                 <w:szCs w:val="18"/>
               </w:rPr>
-              <w:t xml:space="preserve">    elif total_count &lt;= 2:</w:t>
+              <w:t xml:space="preserve">    </w:t>
+            </w:r>
+            <w:proofErr w:type="spellStart"/>
+            <w:r>
+              <w:rPr>
+                <w:sz w:val="18"/>
+                <w:szCs w:val="18"/>
+              </w:rPr>
+              <w:t>elif</w:t>
+            </w:r>
+            <w:proofErr w:type="spellEnd"/>
+            <w:r>
+              <w:rPr>
+                <w:sz w:val="18"/>
+                <w:szCs w:val="18"/>
+              </w:rPr>
+              <w:t xml:space="preserve"> </w:t>
+            </w:r>
+            <w:proofErr w:type="spellStart"/>
+            <w:r>
+              <w:rPr>
+                <w:sz w:val="18"/>
+                <w:szCs w:val="18"/>
+              </w:rPr>
+              <w:t>total_count</w:t>
+            </w:r>
+            <w:proofErr w:type="spellEnd"/>
+            <w:r>
+              <w:rPr>
+                <w:sz w:val="18"/>
+                <w:szCs w:val="18"/>
+              </w:rPr>
+              <w:t xml:space="preserve"> &lt;= 2:</w:t>
             </w:r>
           </w:p>
           <w:p>
@@ -9797,35 +12956,140 @@
               </w:rPr>
               <w:t xml:space="preserve">    </w:t>
             </w:r>
-            <w:r>
-              <w:rPr>
-                <w:sz w:val="18"/>
-                <w:szCs w:val="18"/>
-              </w:rPr>
-              <w:t>pos_count = coll.count_documents({"playerId": pid, "eventKey": "DialogueNodeEvent:73:163"})</w:t>
-            </w:r>
-          </w:p>
-          <w:p>
-            <w:pPr>
-              <w:rPr>
-                <w:sz w:val="18"/>
-                <w:szCs w:val="18"/>
-              </w:rPr>
-            </w:pPr>
-          </w:p>
-          <w:p>
-            <w:pPr>
-              <w:rPr>
-                <w:sz w:val="18"/>
-                <w:szCs w:val="18"/>
-              </w:rPr>
-            </w:pPr>
-            <w:r>
-              <w:rPr>
-                <w:sz w:val="18"/>
-                <w:szCs w:val="18"/>
-              </w:rPr>
-              <w:t xml:space="preserve">    pos_score = pos_count * 1.0</w:t>
+            <w:proofErr w:type="spellStart"/>
+            <w:r>
+              <w:rPr>
+                <w:sz w:val="18"/>
+                <w:szCs w:val="18"/>
+              </w:rPr>
+              <w:t>pos_count</w:t>
+            </w:r>
+            <w:proofErr w:type="spellEnd"/>
+            <w:r>
+              <w:rPr>
+                <w:sz w:val="18"/>
+                <w:szCs w:val="18"/>
+              </w:rPr>
+              <w:t xml:space="preserve"> = </w:t>
+            </w:r>
+            <w:proofErr w:type="spellStart"/>
+            <w:r>
+              <w:rPr>
+                <w:sz w:val="18"/>
+                <w:szCs w:val="18"/>
+              </w:rPr>
+              <w:t>coll.count_documents</w:t>
+            </w:r>
+            <w:proofErr w:type="spellEnd"/>
+            <w:r>
+              <w:rPr>
+                <w:sz w:val="18"/>
+                <w:szCs w:val="18"/>
+              </w:rPr>
+              <w:t>({"</w:t>
+            </w:r>
+            <w:proofErr w:type="spellStart"/>
+            <w:r>
+              <w:rPr>
+                <w:sz w:val="18"/>
+                <w:szCs w:val="18"/>
+              </w:rPr>
+              <w:t>playerId</w:t>
+            </w:r>
+            <w:proofErr w:type="spellEnd"/>
+            <w:r>
+              <w:rPr>
+                <w:sz w:val="18"/>
+                <w:szCs w:val="18"/>
+              </w:rPr>
+              <w:t xml:space="preserve">": </w:t>
+            </w:r>
+            <w:proofErr w:type="spellStart"/>
+            <w:r>
+              <w:rPr>
+                <w:sz w:val="18"/>
+                <w:szCs w:val="18"/>
+              </w:rPr>
+              <w:t>pid</w:t>
+            </w:r>
+            <w:proofErr w:type="spellEnd"/>
+            <w:r>
+              <w:rPr>
+                <w:sz w:val="18"/>
+                <w:szCs w:val="18"/>
+              </w:rPr>
+              <w:t>, "</w:t>
+            </w:r>
+            <w:proofErr w:type="spellStart"/>
+            <w:r>
+              <w:rPr>
+                <w:sz w:val="18"/>
+                <w:szCs w:val="18"/>
+              </w:rPr>
+              <w:t>eventKey</w:t>
+            </w:r>
+            <w:proofErr w:type="spellEnd"/>
+            <w:r>
+              <w:rPr>
+                <w:sz w:val="18"/>
+                <w:szCs w:val="18"/>
+              </w:rPr>
+              <w:t>": "DialogueNodeEvent:73:163"})</w:t>
+            </w:r>
+          </w:p>
+          <w:p>
+            <w:pPr>
+              <w:rPr>
+                <w:sz w:val="18"/>
+                <w:szCs w:val="18"/>
+              </w:rPr>
+            </w:pPr>
+          </w:p>
+          <w:p>
+            <w:pPr>
+              <w:rPr>
+                <w:sz w:val="18"/>
+                <w:szCs w:val="18"/>
+              </w:rPr>
+            </w:pPr>
+            <w:r>
+              <w:rPr>
+                <w:sz w:val="18"/>
+                <w:szCs w:val="18"/>
+              </w:rPr>
+              <w:t xml:space="preserve">    </w:t>
+            </w:r>
+            <w:proofErr w:type="spellStart"/>
+            <w:r>
+              <w:rPr>
+                <w:sz w:val="18"/>
+                <w:szCs w:val="18"/>
+              </w:rPr>
+              <w:t>pos_score</w:t>
+            </w:r>
+            <w:proofErr w:type="spellEnd"/>
+            <w:r>
+              <w:rPr>
+                <w:sz w:val="18"/>
+                <w:szCs w:val="18"/>
+              </w:rPr>
+              <w:t xml:space="preserve"> = </w:t>
+            </w:r>
+            <w:proofErr w:type="spellStart"/>
+            <w:r>
+              <w:rPr>
+                <w:sz w:val="18"/>
+                <w:szCs w:val="18"/>
+              </w:rPr>
+              <w:t>pos_count</w:t>
+            </w:r>
+            <w:proofErr w:type="spellEnd"/>
+            <w:r>
+              <w:rPr>
+                <w:sz w:val="18"/>
+                <w:szCs w:val="18"/>
+              </w:rPr>
+              <w:t xml:space="preserve"> * 1.0</w:t>
             </w:r>
           </w:p>
           <w:p>
@@ -9874,12 +13138,85 @@
                 <w:szCs w:val="18"/>
               </w:rPr>
             </w:pPr>
-            <w:r>
-              <w:rPr>
-                <w:sz w:val="18"/>
-                <w:szCs w:val="18"/>
-              </w:rPr>
-              <w:t>neg_count = coll.count_documents({"playerId": pid, "eventKey": {"$in": NEG</w:t>
+            <w:proofErr w:type="spellStart"/>
+            <w:r>
+              <w:rPr>
+                <w:sz w:val="18"/>
+                <w:szCs w:val="18"/>
+              </w:rPr>
+              <w:t>neg_count</w:t>
+            </w:r>
+            <w:proofErr w:type="spellEnd"/>
+            <w:r>
+              <w:rPr>
+                <w:sz w:val="18"/>
+                <w:szCs w:val="18"/>
+              </w:rPr>
+              <w:t xml:space="preserve"> = </w:t>
+            </w:r>
+            <w:proofErr w:type="spellStart"/>
+            <w:r>
+              <w:rPr>
+                <w:sz w:val="18"/>
+                <w:szCs w:val="18"/>
+              </w:rPr>
+              <w:t>coll.count_documents</w:t>
+            </w:r>
+            <w:proofErr w:type="spellEnd"/>
+            <w:r>
+              <w:rPr>
+                <w:sz w:val="18"/>
+                <w:szCs w:val="18"/>
+              </w:rPr>
+              <w:t>({"</w:t>
+            </w:r>
+            <w:proofErr w:type="spellStart"/>
+            <w:r>
+              <w:rPr>
+                <w:sz w:val="18"/>
+                <w:szCs w:val="18"/>
+              </w:rPr>
+              <w:t>playerId</w:t>
+            </w:r>
+            <w:proofErr w:type="spellEnd"/>
+            <w:r>
+              <w:rPr>
+                <w:sz w:val="18"/>
+                <w:szCs w:val="18"/>
+              </w:rPr>
+              <w:t xml:space="preserve">": </w:t>
+            </w:r>
+            <w:proofErr w:type="spellStart"/>
+            <w:r>
+              <w:rPr>
+                <w:sz w:val="18"/>
+                <w:szCs w:val="18"/>
+              </w:rPr>
+              <w:t>pid</w:t>
+            </w:r>
+            <w:proofErr w:type="spellEnd"/>
+            <w:r>
+              <w:rPr>
+                <w:sz w:val="18"/>
+                <w:szCs w:val="18"/>
+              </w:rPr>
+              <w:t>, "</w:t>
+            </w:r>
+            <w:proofErr w:type="spellStart"/>
+            <w:r>
+              <w:rPr>
+                <w:sz w:val="18"/>
+                <w:szCs w:val="18"/>
+              </w:rPr>
+              <w:t>eventKey</w:t>
+            </w:r>
+            <w:proofErr w:type="spellEnd"/>
+            <w:r>
+              <w:rPr>
+                <w:sz w:val="18"/>
+                <w:szCs w:val="18"/>
+              </w:rPr>
+              <w:t>": {"$in": NEG</w:t>
             </w:r>
             <w:r>
               <w:rPr>
@@ -9918,31 +13255,104 @@
                 <w:sz w:val="18"/>
                 <w:szCs w:val="18"/>
               </w:rPr>
-              <w:t xml:space="preserve">    neg_score = neg_count * 0.5</w:t>
-            </w:r>
-          </w:p>
-          <w:p>
-            <w:pPr>
-              <w:rPr>
-                <w:sz w:val="18"/>
-                <w:szCs w:val="18"/>
-              </w:rPr>
-            </w:pPr>
-          </w:p>
-          <w:p>
-            <w:pPr>
-              <w:rPr>
-                <w:sz w:val="18"/>
-                <w:szCs w:val="18"/>
-              </w:rPr>
-            </w:pPr>
-            <w:r>
-              <w:rPr>
-                <w:sz w:val="18"/>
-                <w:szCs w:val="18"/>
-              </w:rPr>
-              <w:t xml:space="preserve">    sum_score = pos_score - neg_score</w:t>
-            </w:r>
+              <w:t xml:space="preserve">    </w:t>
+            </w:r>
+            <w:proofErr w:type="spellStart"/>
+            <w:r>
+              <w:rPr>
+                <w:sz w:val="18"/>
+                <w:szCs w:val="18"/>
+              </w:rPr>
+              <w:t>neg_score</w:t>
+            </w:r>
+            <w:proofErr w:type="spellEnd"/>
+            <w:r>
+              <w:rPr>
+                <w:sz w:val="18"/>
+                <w:szCs w:val="18"/>
+              </w:rPr>
+              <w:t xml:space="preserve"> = </w:t>
+            </w:r>
+            <w:proofErr w:type="spellStart"/>
+            <w:r>
+              <w:rPr>
+                <w:sz w:val="18"/>
+                <w:szCs w:val="18"/>
+              </w:rPr>
+              <w:t>neg_count</w:t>
+            </w:r>
+            <w:proofErr w:type="spellEnd"/>
+            <w:r>
+              <w:rPr>
+                <w:sz w:val="18"/>
+                <w:szCs w:val="18"/>
+              </w:rPr>
+              <w:t xml:space="preserve"> * 0.5</w:t>
+            </w:r>
+          </w:p>
+          <w:p>
+            <w:pPr>
+              <w:rPr>
+                <w:sz w:val="18"/>
+                <w:szCs w:val="18"/>
+              </w:rPr>
+            </w:pPr>
+          </w:p>
+          <w:p>
+            <w:pPr>
+              <w:rPr>
+                <w:sz w:val="18"/>
+                <w:szCs w:val="18"/>
+              </w:rPr>
+            </w:pPr>
+            <w:r>
+              <w:rPr>
+                <w:sz w:val="18"/>
+                <w:szCs w:val="18"/>
+              </w:rPr>
+              <w:t xml:space="preserve">    </w:t>
+            </w:r>
+            <w:proofErr w:type="spellStart"/>
+            <w:r>
+              <w:rPr>
+                <w:sz w:val="18"/>
+                <w:szCs w:val="18"/>
+              </w:rPr>
+              <w:t>sum_score</w:t>
+            </w:r>
+            <w:proofErr w:type="spellEnd"/>
+            <w:r>
+              <w:rPr>
+                <w:sz w:val="18"/>
+                <w:szCs w:val="18"/>
+              </w:rPr>
+              <w:t xml:space="preserve"> = </w:t>
+            </w:r>
+            <w:proofErr w:type="spellStart"/>
+            <w:r>
+              <w:rPr>
+                <w:sz w:val="18"/>
+                <w:szCs w:val="18"/>
+              </w:rPr>
+              <w:t>pos_score</w:t>
+            </w:r>
+            <w:proofErr w:type="spellEnd"/>
+            <w:r>
+              <w:rPr>
+                <w:sz w:val="18"/>
+                <w:szCs w:val="18"/>
+              </w:rPr>
+              <w:t xml:space="preserve"> - </w:t>
+            </w:r>
+            <w:proofErr w:type="spellStart"/>
+            <w:r>
+              <w:rPr>
+                <w:sz w:val="18"/>
+                <w:szCs w:val="18"/>
+              </w:rPr>
+              <w:t>neg_score</w:t>
+            </w:r>
+            <w:proofErr w:type="spellEnd"/>
           </w:p>
           <w:p>
             <w:pPr>
@@ -9979,7 +13389,23 @@
                 <w:sz w:val="18"/>
                 <w:szCs w:val="18"/>
               </w:rPr>
-              <w:t xml:space="preserve"> if sum_score &lt; 3 else 1</w:t>
+              <w:t xml:space="preserve"> if </w:t>
+            </w:r>
+            <w:proofErr w:type="spellStart"/>
+            <w:r>
+              <w:rPr>
+                <w:sz w:val="18"/>
+                <w:szCs w:val="18"/>
+              </w:rPr>
+              <w:t>sum_score</w:t>
+            </w:r>
+            <w:proofErr w:type="spellEnd"/>
+            <w:r>
+              <w:rPr>
+                <w:sz w:val="18"/>
+                <w:szCs w:val="18"/>
+              </w:rPr>
+              <w:t xml:space="preserve"> &lt; 3 else 1</w:t>
             </w:r>
             <w:r>
               <w:rPr>
@@ -10153,22 +13579,86 @@
                 <w:sz w:val="18"/>
                 <w:szCs w:val="18"/>
               </w:rPr>
-              <w:t>has_8805 = coll.find_one(</w:t>
-            </w:r>
-          </w:p>
-          <w:p>
-            <w:pPr>
-              <w:rPr>
-                <w:sz w:val="18"/>
-                <w:szCs w:val="18"/>
-              </w:rPr>
-            </w:pPr>
-            <w:r>
-              <w:rPr>
-                <w:sz w:val="18"/>
-                <w:szCs w:val="18"/>
-              </w:rPr>
-              <w:t xml:space="preserve">        {"playerId": pid, "eventKey": "DialogueNodeEvent:88:5"},</w:t>
+              <w:t xml:space="preserve">has_8805 = </w:t>
+            </w:r>
+            <w:proofErr w:type="spellStart"/>
+            <w:r>
+              <w:rPr>
+                <w:sz w:val="18"/>
+                <w:szCs w:val="18"/>
+              </w:rPr>
+              <w:t>coll.find_one</w:t>
+            </w:r>
+            <w:proofErr w:type="spellEnd"/>
+            <w:r>
+              <w:rPr>
+                <w:sz w:val="18"/>
+                <w:szCs w:val="18"/>
+              </w:rPr>
+              <w:t>(</w:t>
+            </w:r>
+          </w:p>
+          <w:p>
+            <w:pPr>
+              <w:rPr>
+                <w:sz w:val="18"/>
+                <w:szCs w:val="18"/>
+              </w:rPr>
+            </w:pPr>
+            <w:r>
+              <w:rPr>
+                <w:sz w:val="18"/>
+                <w:szCs w:val="18"/>
+              </w:rPr>
+              <w:t xml:space="preserve">        {"</w:t>
+            </w:r>
+            <w:proofErr w:type="spellStart"/>
+            <w:r>
+              <w:rPr>
+                <w:sz w:val="18"/>
+                <w:szCs w:val="18"/>
+              </w:rPr>
+              <w:t>playerId</w:t>
+            </w:r>
+            <w:proofErr w:type="spellEnd"/>
+            <w:r>
+              <w:rPr>
+                <w:sz w:val="18"/>
+                <w:szCs w:val="18"/>
+              </w:rPr>
+              <w:t xml:space="preserve">": </w:t>
+            </w:r>
+            <w:proofErr w:type="spellStart"/>
+            <w:r>
+              <w:rPr>
+                <w:sz w:val="18"/>
+                <w:szCs w:val="18"/>
+              </w:rPr>
+              <w:t>pid</w:t>
+            </w:r>
+            <w:proofErr w:type="spellEnd"/>
+            <w:r>
+              <w:rPr>
+                <w:sz w:val="18"/>
+                <w:szCs w:val="18"/>
+              </w:rPr>
+              <w:t>, "</w:t>
+            </w:r>
+            <w:proofErr w:type="spellStart"/>
+            <w:r>
+              <w:rPr>
+                <w:sz w:val="18"/>
+                <w:szCs w:val="18"/>
+              </w:rPr>
+              <w:t>eventKey</w:t>
+            </w:r>
+            <w:proofErr w:type="spellEnd"/>
+            <w:r>
+              <w:rPr>
+                <w:sz w:val="18"/>
+                <w:szCs w:val="18"/>
+              </w:rPr>
+              <w:t>": "DialogueNodeEvent:88:5"},</w:t>
             </w:r>
           </w:p>
           <w:p>
@@ -10363,6 +13853,532 @@
                 <w:szCs w:val="18"/>
               </w:rPr>
             </w:pPr>
+            <w:r>
+              <w:rPr>
+                <w:rFonts w:hint="eastAsia"/>
+                <w:sz w:val="18"/>
+                <w:szCs w:val="18"/>
+              </w:rPr>
+              <w:t>NEGATIVE_KEYS = [</w:t>
+            </w:r>
+            <w:r>
+              <w:rPr>
+                <w:sz w:val="18"/>
+                <w:szCs w:val="18"/>
+              </w:rPr>
+              <w:t>"DialogueNodeEvent:102:9",</w:t>
+            </w:r>
+          </w:p>
+          <w:p>
+            <w:pPr>
+              <w:rPr>
+                <w:sz w:val="18"/>
+                <w:szCs w:val="18"/>
+              </w:rPr>
+            </w:pPr>
+            <w:r>
+              <w:rPr>
+                <w:sz w:val="18"/>
+                <w:szCs w:val="18"/>
+              </w:rPr>
+              <w:t xml:space="preserve">        "DialogueNodeEvent:102:10",</w:t>
+            </w:r>
+          </w:p>
+          <w:p>
+            <w:pPr>
+              <w:rPr>
+                <w:sz w:val="18"/>
+                <w:szCs w:val="18"/>
+              </w:rPr>
+            </w:pPr>
+            <w:r>
+              <w:rPr>
+                <w:sz w:val="18"/>
+                <w:szCs w:val="18"/>
+              </w:rPr>
+              <w:t xml:space="preserve">        "DialogueNodeEvent:102:12",</w:t>
+            </w:r>
+          </w:p>
+          <w:p>
+            <w:pPr>
+              <w:rPr>
+                <w:sz w:val="18"/>
+                <w:szCs w:val="18"/>
+              </w:rPr>
+            </w:pPr>
+            <w:r>
+              <w:rPr>
+                <w:sz w:val="18"/>
+                <w:szCs w:val="18"/>
+              </w:rPr>
+              <w:t xml:space="preserve">        "DialogueNodeEvent:102:18",</w:t>
+            </w:r>
+          </w:p>
+          <w:p>
+            <w:pPr>
+              <w:rPr>
+                <w:rFonts w:hint="eastAsia"/>
+                <w:sz w:val="18"/>
+                <w:szCs w:val="18"/>
+              </w:rPr>
+            </w:pPr>
+            <w:r>
+              <w:rPr>
+                <w:sz w:val="18"/>
+                <w:szCs w:val="18"/>
+              </w:rPr>
+              <w:t xml:space="preserve">        "DialogueNodeEvent:102:23"</w:t>
+            </w:r>
+            <w:r>
+              <w:rPr>
+                <w:rFonts w:hint="eastAsia"/>
+                <w:sz w:val="18"/>
+                <w:szCs w:val="18"/>
+              </w:rPr>
+              <w:t>]</w:t>
+            </w:r>
+          </w:p>
+          <w:p>
+            <w:pPr>
+              <w:rPr>
+                <w:sz w:val="18"/>
+                <w:szCs w:val="18"/>
+              </w:rPr>
+            </w:pPr>
+          </w:p>
+          <w:p>
+            <w:pPr>
+              <w:rPr>
+                <w:sz w:val="18"/>
+                <w:szCs w:val="18"/>
+              </w:rPr>
+            </w:pPr>
+            <w:r>
+              <w:rPr>
+                <w:rFonts w:hint="eastAsia"/>
+                <w:sz w:val="18"/>
+                <w:szCs w:val="18"/>
+              </w:rPr>
+              <w:t xml:space="preserve">If has </w:t>
+            </w:r>
+            <w:r>
+              <w:rPr>
+                <w:sz w:val="18"/>
+                <w:szCs w:val="18"/>
+              </w:rPr>
+              <w:t>“</w:t>
+            </w:r>
+            <w:r>
+              <w:rPr>
+                <w:sz w:val="18"/>
+                <w:szCs w:val="18"/>
+              </w:rPr>
+              <w:t>questActiveEvent:</w:t>
+            </w:r>
+            <w:r>
+              <w:rPr>
+                <w:rFonts w:hint="eastAsia"/>
+                <w:sz w:val="18"/>
+                <w:szCs w:val="18"/>
+              </w:rPr>
+              <w:t>48</w:t>
+            </w:r>
+            <w:r>
+              <w:rPr>
+                <w:sz w:val="18"/>
+                <w:szCs w:val="18"/>
+              </w:rPr>
+              <w:t>”</w:t>
+            </w:r>
+            <w:r>
+              <w:rPr>
+                <w:rFonts w:hint="eastAsia"/>
+                <w:sz w:val="18"/>
+                <w:szCs w:val="18"/>
+              </w:rPr>
+              <w:t>:</w:t>
+            </w:r>
+          </w:p>
+          <w:p>
+            <w:pPr>
+              <w:rPr>
+                <w:sz w:val="18"/>
+                <w:szCs w:val="18"/>
+              </w:rPr>
+            </w:pPr>
+          </w:p>
+          <w:p>
+            <w:pPr>
+              <w:rPr>
+                <w:sz w:val="18"/>
+                <w:szCs w:val="18"/>
+              </w:rPr>
+            </w:pPr>
+            <w:r>
+              <w:rPr>
+                <w:rFonts w:hint="eastAsia"/>
+                <w:sz w:val="18"/>
+                <w:szCs w:val="18"/>
+              </w:rPr>
+              <w:t xml:space="preserve">    </w:t>
+            </w:r>
+            <w:r>
+              <w:rPr>
+                <w:sz w:val="18"/>
+                <w:szCs w:val="18"/>
+              </w:rPr>
+              <w:t xml:space="preserve">has_8811 = </w:t>
+            </w:r>
+            <w:proofErr w:type="spellStart"/>
+            <w:r>
+              <w:rPr>
+                <w:sz w:val="18"/>
+                <w:szCs w:val="18"/>
+              </w:rPr>
+              <w:t>coll.find_one</w:t>
+            </w:r>
+            <w:proofErr w:type="spellEnd"/>
+            <w:r>
+              <w:rPr>
+                <w:sz w:val="18"/>
+                <w:szCs w:val="18"/>
+              </w:rPr>
+              <w:t>(</w:t>
+            </w:r>
+          </w:p>
+          <w:p>
+            <w:pPr>
+              <w:rPr>
+                <w:sz w:val="18"/>
+                <w:szCs w:val="18"/>
+              </w:rPr>
+            </w:pPr>
+            <w:r>
+              <w:rPr>
+                <w:sz w:val="18"/>
+                <w:szCs w:val="18"/>
+              </w:rPr>
+              <w:t xml:space="preserve">        {"</w:t>
+            </w:r>
+            <w:proofErr w:type="spellStart"/>
+            <w:r>
+              <w:rPr>
+                <w:sz w:val="18"/>
+                <w:szCs w:val="18"/>
+              </w:rPr>
+              <w:t>playerId</w:t>
+            </w:r>
+            <w:proofErr w:type="spellEnd"/>
+            <w:r>
+              <w:rPr>
+                <w:sz w:val="18"/>
+                <w:szCs w:val="18"/>
+              </w:rPr>
+              <w:t xml:space="preserve">": </w:t>
+            </w:r>
+            <w:proofErr w:type="spellStart"/>
+            <w:r>
+              <w:rPr>
+                <w:sz w:val="18"/>
+                <w:szCs w:val="18"/>
+              </w:rPr>
+              <w:t>pid</w:t>
+            </w:r>
+            <w:proofErr w:type="spellEnd"/>
+            <w:r>
+              <w:rPr>
+                <w:sz w:val="18"/>
+                <w:szCs w:val="18"/>
+              </w:rPr>
+              <w:t>, "</w:t>
+            </w:r>
+            <w:proofErr w:type="spellStart"/>
+            <w:r>
+              <w:rPr>
+                <w:sz w:val="18"/>
+                <w:szCs w:val="18"/>
+              </w:rPr>
+              <w:t>eventKey</w:t>
+            </w:r>
+            <w:proofErr w:type="spellEnd"/>
+            <w:r>
+              <w:rPr>
+                <w:sz w:val="18"/>
+                <w:szCs w:val="18"/>
+              </w:rPr>
+              <w:t>": "DialogueNodeEvent:88:11"},</w:t>
+            </w:r>
+          </w:p>
+          <w:p>
+            <w:pPr>
+              <w:rPr>
+                <w:sz w:val="18"/>
+                <w:szCs w:val="18"/>
+              </w:rPr>
+            </w:pPr>
+            <w:r>
+              <w:rPr>
+                <w:sz w:val="18"/>
+                <w:szCs w:val="18"/>
+              </w:rPr>
+              <w:t xml:space="preserve">        projection={"_id": 1}</w:t>
+            </w:r>
+          </w:p>
+          <w:p>
+            <w:pPr>
+              <w:rPr>
+                <w:sz w:val="18"/>
+                <w:szCs w:val="18"/>
+              </w:rPr>
+            </w:pPr>
+            <w:r>
+              <w:rPr>
+                <w:sz w:val="18"/>
+                <w:szCs w:val="18"/>
+              </w:rPr>
+              <w:t xml:space="preserve">    ) is not None</w:t>
+            </w:r>
+          </w:p>
+          <w:p>
+            <w:pPr>
+              <w:rPr>
+                <w:sz w:val="18"/>
+                <w:szCs w:val="18"/>
+              </w:rPr>
+            </w:pPr>
+            <w:r>
+              <w:rPr>
+                <w:sz w:val="18"/>
+                <w:szCs w:val="18"/>
+              </w:rPr>
+              <w:t xml:space="preserve">    if not has_8811:</w:t>
+            </w:r>
+          </w:p>
+          <w:p>
+            <w:pPr>
+              <w:ind w:firstLine="150"/>
+              <w:rPr>
+                <w:sz w:val="18"/>
+                <w:szCs w:val="18"/>
+              </w:rPr>
+            </w:pPr>
+            <w:r>
+              <w:rPr>
+                <w:sz w:val="18"/>
+                <w:szCs w:val="18"/>
+              </w:rPr>
+              <w:t xml:space="preserve">        return 2</w:t>
+            </w:r>
+            <w:r>
+              <w:rPr>
+                <w:rFonts w:hint="eastAsia"/>
+                <w:sz w:val="18"/>
+                <w:szCs w:val="18"/>
+              </w:rPr>
+              <w:t xml:space="preserve"> </w:t>
+            </w:r>
+            <w:r>
+              <w:rPr>
+                <w:sz w:val="18"/>
+                <w:szCs w:val="18"/>
+              </w:rPr>
+              <w:t>#yellow</w:t>
+            </w:r>
+          </w:p>
+          <w:p>
+            <w:pPr>
+              <w:ind w:firstLine="150"/>
+              <w:rPr>
+                <w:sz w:val="18"/>
+                <w:szCs w:val="18"/>
+              </w:rPr>
+            </w:pPr>
+          </w:p>
+          <w:p>
+            <w:pPr>
+              <w:ind w:firstLine="150"/>
+              <w:rPr>
+                <w:sz w:val="18"/>
+                <w:szCs w:val="18"/>
+              </w:rPr>
+            </w:pPr>
+            <w:r>
+              <w:rPr>
+                <w:sz w:val="18"/>
+                <w:szCs w:val="18"/>
+              </w:rPr>
+              <w:t xml:space="preserve">has_any_102 = </w:t>
+            </w:r>
+            <w:proofErr w:type="spellStart"/>
+            <w:r>
+              <w:rPr>
+                <w:sz w:val="18"/>
+                <w:szCs w:val="18"/>
+              </w:rPr>
+              <w:t>coll.find_one</w:t>
+            </w:r>
+            <w:proofErr w:type="spellEnd"/>
+            <w:r>
+              <w:rPr>
+                <w:sz w:val="18"/>
+                <w:szCs w:val="18"/>
+              </w:rPr>
+              <w:t>(</w:t>
+            </w:r>
+          </w:p>
+          <w:p>
+            <w:pPr>
+              <w:ind w:firstLine="150"/>
+              <w:rPr>
+                <w:sz w:val="18"/>
+                <w:szCs w:val="18"/>
+              </w:rPr>
+            </w:pPr>
+            <w:r>
+              <w:rPr>
+                <w:sz w:val="18"/>
+                <w:szCs w:val="18"/>
+              </w:rPr>
+              <w:t xml:space="preserve">        {"</w:t>
+            </w:r>
+            <w:proofErr w:type="spellStart"/>
+            <w:r>
+              <w:rPr>
+                <w:sz w:val="18"/>
+                <w:szCs w:val="18"/>
+              </w:rPr>
+              <w:t>playerId</w:t>
+            </w:r>
+            <w:proofErr w:type="spellEnd"/>
+            <w:r>
+              <w:rPr>
+                <w:sz w:val="18"/>
+                <w:szCs w:val="18"/>
+              </w:rPr>
+              <w:t xml:space="preserve">": </w:t>
+            </w:r>
+            <w:proofErr w:type="spellStart"/>
+            <w:r>
+              <w:rPr>
+                <w:sz w:val="18"/>
+                <w:szCs w:val="18"/>
+              </w:rPr>
+              <w:t>pid</w:t>
+            </w:r>
+            <w:proofErr w:type="spellEnd"/>
+            <w:r>
+              <w:rPr>
+                <w:sz w:val="18"/>
+                <w:szCs w:val="18"/>
+              </w:rPr>
+              <w:t>, "</w:t>
+            </w:r>
+            <w:proofErr w:type="spellStart"/>
+            <w:r>
+              <w:rPr>
+                <w:sz w:val="18"/>
+                <w:szCs w:val="18"/>
+              </w:rPr>
+              <w:t>eventKey</w:t>
+            </w:r>
+            <w:proofErr w:type="spellEnd"/>
+            <w:r>
+              <w:rPr>
+                <w:sz w:val="18"/>
+                <w:szCs w:val="18"/>
+              </w:rPr>
+              <w:t>": {"$in": CHECK_KEYS}},</w:t>
+            </w:r>
+          </w:p>
+          <w:p>
+            <w:pPr>
+              <w:ind w:firstLine="150"/>
+              <w:rPr>
+                <w:sz w:val="18"/>
+                <w:szCs w:val="18"/>
+              </w:rPr>
+            </w:pPr>
+            <w:r>
+              <w:rPr>
+                <w:sz w:val="18"/>
+                <w:szCs w:val="18"/>
+              </w:rPr>
+              <w:t xml:space="preserve">        projection={"_id": 1}</w:t>
+            </w:r>
+          </w:p>
+          <w:p>
+            <w:pPr>
+              <w:ind w:firstLine="150"/>
+              <w:rPr>
+                <w:rFonts w:hint="eastAsia"/>
+                <w:sz w:val="18"/>
+                <w:szCs w:val="18"/>
+              </w:rPr>
+            </w:pPr>
+            <w:r>
+              <w:rPr>
+                <w:sz w:val="18"/>
+                <w:szCs w:val="18"/>
+              </w:rPr>
+              <w:lastRenderedPageBreak/>
+              <w:t xml:space="preserve">    ) is not None</w:t>
+            </w:r>
+          </w:p>
+          <w:p>
+            <w:pPr>
+              <w:ind w:firstLine="150"/>
+              <w:rPr>
+                <w:sz w:val="18"/>
+                <w:szCs w:val="18"/>
+              </w:rPr>
+            </w:pPr>
+          </w:p>
+          <w:p>
+            <w:pPr>
+              <w:rPr>
+                <w:rFonts w:hint="eastAsia"/>
+                <w:sz w:val="18"/>
+                <w:szCs w:val="18"/>
+              </w:rPr>
+            </w:pPr>
+            <w:r>
+              <w:rPr>
+                <w:sz w:val="18"/>
+                <w:szCs w:val="18"/>
+              </w:rPr>
+              <w:t xml:space="preserve">return </w:t>
+            </w:r>
+            <w:r>
+              <w:rPr>
+                <w:rFonts w:hint="eastAsia"/>
+                <w:sz w:val="18"/>
+                <w:szCs w:val="18"/>
+              </w:rPr>
+              <w:t>2 #yellow</w:t>
+            </w:r>
+            <w:r>
+              <w:rPr>
+                <w:sz w:val="18"/>
+                <w:szCs w:val="18"/>
+              </w:rPr>
+              <w:t xml:space="preserve"> if has_any_102 else </w:t>
+            </w:r>
+            <w:r>
+              <w:rPr>
+                <w:rFonts w:hint="eastAsia"/>
+                <w:sz w:val="18"/>
+                <w:szCs w:val="18"/>
+              </w:rPr>
+              <w:t>1</w:t>
+            </w:r>
+            <w:r>
+              <w:rPr>
+                <w:rFonts w:hint="eastAsia"/>
+                <w:sz w:val="18"/>
+                <w:szCs w:val="18"/>
+              </w:rPr>
+              <w:t xml:space="preserve"> #green</w:t>
+            </w:r>
           </w:p>
         </w:tc>
       </w:tr>
@@ -10374,16 +14390,18 @@
           <w:p>
             <w:pPr>
               <w:rPr>
-                <w:sz w:val="18"/>
-                <w:szCs w:val="18"/>
-              </w:rPr>
-            </w:pPr>
-            <w:r>
-              <w:rPr>
-                <w:rFonts w:hint="eastAsia"/>
-                <w:sz w:val="18"/>
-                <w:szCs w:val="18"/>
-              </w:rPr>
+                <w:rFonts w:hint="eastAsia"/>
+                <w:sz w:val="18"/>
+                <w:szCs w:val="18"/>
+              </w:rPr>
+            </w:pPr>
+            <w:r>
+              <w:rPr>
+                <w:rFonts w:hint="eastAsia"/>
+                <w:sz w:val="18"/>
+                <w:szCs w:val="18"/>
+              </w:rPr>
+              <w:lastRenderedPageBreak/>
               <w:t>U4.C3</w:t>
             </w:r>
           </w:p>
@@ -10535,67 +14553,179 @@
                 <w:sz w:val="18"/>
                 <w:szCs w:val="18"/>
               </w:rPr>
-              <w:t>c_floor3 = coll.count_documents({</w:t>
-            </w:r>
-          </w:p>
-          <w:p>
-            <w:pPr>
-              <w:rPr>
-                <w:sz w:val="18"/>
-                <w:szCs w:val="18"/>
-              </w:rPr>
-            </w:pPr>
-            <w:r>
-              <w:rPr>
-                <w:sz w:val="18"/>
-                <w:szCs w:val="18"/>
-              </w:rPr>
-              <w:t xml:space="preserve">        "playerId": pid,</w:t>
-            </w:r>
-          </w:p>
-          <w:p>
-            <w:pPr>
-              <w:rPr>
-                <w:sz w:val="18"/>
-                <w:szCs w:val="18"/>
-              </w:rPr>
-            </w:pPr>
-            <w:r>
-              <w:rPr>
-                <w:sz w:val="18"/>
-                <w:szCs w:val="18"/>
-              </w:rPr>
-              <w:t xml:space="preserve">        "eventType": "soilMachine",</w:t>
-            </w:r>
-          </w:p>
-          <w:p>
-            <w:pPr>
-              <w:rPr>
-                <w:sz w:val="18"/>
-                <w:szCs w:val="18"/>
-              </w:rPr>
-            </w:pPr>
-            <w:r>
-              <w:rPr>
-                <w:sz w:val="18"/>
-                <w:szCs w:val="18"/>
-              </w:rPr>
-              <w:t xml:space="preserve">        "data.machine": "1",</w:t>
-            </w:r>
-          </w:p>
-          <w:p>
-            <w:pPr>
-              <w:rPr>
-                <w:sz w:val="18"/>
-                <w:szCs w:val="18"/>
-              </w:rPr>
-            </w:pPr>
-            <w:r>
-              <w:rPr>
-                <w:sz w:val="18"/>
-                <w:szCs w:val="18"/>
-              </w:rPr>
-              <w:t xml:space="preserve">        "data.floor": "3",</w:t>
+              <w:t xml:space="preserve">c_floor3 = </w:t>
+            </w:r>
+            <w:proofErr w:type="spellStart"/>
+            <w:r>
+              <w:rPr>
+                <w:sz w:val="18"/>
+                <w:szCs w:val="18"/>
+              </w:rPr>
+              <w:t>coll.count_documents</w:t>
+            </w:r>
+            <w:proofErr w:type="spellEnd"/>
+            <w:r>
+              <w:rPr>
+                <w:sz w:val="18"/>
+                <w:szCs w:val="18"/>
+              </w:rPr>
+              <w:t>({</w:t>
+            </w:r>
+          </w:p>
+          <w:p>
+            <w:pPr>
+              <w:rPr>
+                <w:sz w:val="18"/>
+                <w:szCs w:val="18"/>
+              </w:rPr>
+            </w:pPr>
+            <w:r>
+              <w:rPr>
+                <w:sz w:val="18"/>
+                <w:szCs w:val="18"/>
+              </w:rPr>
+              <w:t xml:space="preserve">        "</w:t>
+            </w:r>
+            <w:proofErr w:type="spellStart"/>
+            <w:r>
+              <w:rPr>
+                <w:sz w:val="18"/>
+                <w:szCs w:val="18"/>
+              </w:rPr>
+              <w:t>playerId</w:t>
+            </w:r>
+            <w:proofErr w:type="spellEnd"/>
+            <w:r>
+              <w:rPr>
+                <w:sz w:val="18"/>
+                <w:szCs w:val="18"/>
+              </w:rPr>
+              <w:t xml:space="preserve">": </w:t>
+            </w:r>
+            <w:proofErr w:type="spellStart"/>
+            <w:r>
+              <w:rPr>
+                <w:sz w:val="18"/>
+                <w:szCs w:val="18"/>
+              </w:rPr>
+              <w:t>pid</w:t>
+            </w:r>
+            <w:proofErr w:type="spellEnd"/>
+            <w:r>
+              <w:rPr>
+                <w:sz w:val="18"/>
+                <w:szCs w:val="18"/>
+              </w:rPr>
+              <w:t>,</w:t>
+            </w:r>
+          </w:p>
+          <w:p>
+            <w:pPr>
+              <w:rPr>
+                <w:sz w:val="18"/>
+                <w:szCs w:val="18"/>
+              </w:rPr>
+            </w:pPr>
+            <w:r>
+              <w:rPr>
+                <w:sz w:val="18"/>
+                <w:szCs w:val="18"/>
+              </w:rPr>
+              <w:t xml:space="preserve">        "</w:t>
+            </w:r>
+            <w:proofErr w:type="spellStart"/>
+            <w:r>
+              <w:rPr>
+                <w:sz w:val="18"/>
+                <w:szCs w:val="18"/>
+              </w:rPr>
+              <w:t>eventType</w:t>
+            </w:r>
+            <w:proofErr w:type="spellEnd"/>
+            <w:r>
+              <w:rPr>
+                <w:sz w:val="18"/>
+                <w:szCs w:val="18"/>
+              </w:rPr>
+              <w:t>": "</w:t>
+            </w:r>
+            <w:proofErr w:type="spellStart"/>
+            <w:r>
+              <w:rPr>
+                <w:sz w:val="18"/>
+                <w:szCs w:val="18"/>
+              </w:rPr>
+              <w:t>soilMachine</w:t>
+            </w:r>
+            <w:proofErr w:type="spellEnd"/>
+            <w:r>
+              <w:rPr>
+                <w:sz w:val="18"/>
+                <w:szCs w:val="18"/>
+              </w:rPr>
+              <w:t>",</w:t>
+            </w:r>
+          </w:p>
+          <w:p>
+            <w:pPr>
+              <w:rPr>
+                <w:sz w:val="18"/>
+                <w:szCs w:val="18"/>
+              </w:rPr>
+            </w:pPr>
+            <w:r>
+              <w:rPr>
+                <w:sz w:val="18"/>
+                <w:szCs w:val="18"/>
+              </w:rPr>
+              <w:t xml:space="preserve">        "</w:t>
+            </w:r>
+            <w:proofErr w:type="spellStart"/>
+            <w:r>
+              <w:rPr>
+                <w:sz w:val="18"/>
+                <w:szCs w:val="18"/>
+              </w:rPr>
+              <w:t>data.machine</w:t>
+            </w:r>
+            <w:proofErr w:type="spellEnd"/>
+            <w:r>
+              <w:rPr>
+                <w:sz w:val="18"/>
+                <w:szCs w:val="18"/>
+              </w:rPr>
+              <w:t>": "1",</w:t>
+            </w:r>
+          </w:p>
+          <w:p>
+            <w:pPr>
+              <w:rPr>
+                <w:sz w:val="18"/>
+                <w:szCs w:val="18"/>
+              </w:rPr>
+            </w:pPr>
+            <w:r>
+              <w:rPr>
+                <w:sz w:val="18"/>
+                <w:szCs w:val="18"/>
+              </w:rPr>
+              <w:t xml:space="preserve">        "</w:t>
+            </w:r>
+            <w:proofErr w:type="spellStart"/>
+            <w:r>
+              <w:rPr>
+                <w:sz w:val="18"/>
+                <w:szCs w:val="18"/>
+              </w:rPr>
+              <w:t>data.floor</w:t>
+            </w:r>
+            <w:proofErr w:type="spellEnd"/>
+            <w:r>
+              <w:rPr>
+                <w:sz w:val="18"/>
+                <w:szCs w:val="18"/>
+              </w:rPr>
+              <w:t>": "3",</w:t>
             </w:r>
           </w:p>
           <w:p>
@@ -10633,67 +14763,179 @@
                 <w:sz w:val="18"/>
                 <w:szCs w:val="18"/>
               </w:rPr>
-              <w:t xml:space="preserve">    c_floor4 = coll.count_documents({</w:t>
-            </w:r>
-          </w:p>
-          <w:p>
-            <w:pPr>
-              <w:rPr>
-                <w:sz w:val="18"/>
-                <w:szCs w:val="18"/>
-              </w:rPr>
-            </w:pPr>
-            <w:r>
-              <w:rPr>
-                <w:sz w:val="18"/>
-                <w:szCs w:val="18"/>
-              </w:rPr>
-              <w:t xml:space="preserve">        "playerId": pid,</w:t>
-            </w:r>
-          </w:p>
-          <w:p>
-            <w:pPr>
-              <w:rPr>
-                <w:sz w:val="18"/>
-                <w:szCs w:val="18"/>
-              </w:rPr>
-            </w:pPr>
-            <w:r>
-              <w:rPr>
-                <w:sz w:val="18"/>
-                <w:szCs w:val="18"/>
-              </w:rPr>
-              <w:t xml:space="preserve">        "eventType": "soilMachine",</w:t>
-            </w:r>
-          </w:p>
-          <w:p>
-            <w:pPr>
-              <w:rPr>
-                <w:sz w:val="18"/>
-                <w:szCs w:val="18"/>
-              </w:rPr>
-            </w:pPr>
-            <w:r>
-              <w:rPr>
-                <w:sz w:val="18"/>
-                <w:szCs w:val="18"/>
-              </w:rPr>
-              <w:t xml:space="preserve">        "data.machine": "1",</w:t>
-            </w:r>
-          </w:p>
-          <w:p>
-            <w:pPr>
-              <w:rPr>
-                <w:sz w:val="18"/>
-                <w:szCs w:val="18"/>
-              </w:rPr>
-            </w:pPr>
-            <w:r>
-              <w:rPr>
-                <w:sz w:val="18"/>
-                <w:szCs w:val="18"/>
-              </w:rPr>
-              <w:t xml:space="preserve">        "data.floor": "4",</w:t>
+              <w:t xml:space="preserve">    c_floor4 = </w:t>
+            </w:r>
+            <w:proofErr w:type="spellStart"/>
+            <w:r>
+              <w:rPr>
+                <w:sz w:val="18"/>
+                <w:szCs w:val="18"/>
+              </w:rPr>
+              <w:t>coll.count_documents</w:t>
+            </w:r>
+            <w:proofErr w:type="spellEnd"/>
+            <w:r>
+              <w:rPr>
+                <w:sz w:val="18"/>
+                <w:szCs w:val="18"/>
+              </w:rPr>
+              <w:t>({</w:t>
+            </w:r>
+          </w:p>
+          <w:p>
+            <w:pPr>
+              <w:rPr>
+                <w:sz w:val="18"/>
+                <w:szCs w:val="18"/>
+              </w:rPr>
+            </w:pPr>
+            <w:r>
+              <w:rPr>
+                <w:sz w:val="18"/>
+                <w:szCs w:val="18"/>
+              </w:rPr>
+              <w:t xml:space="preserve">        "</w:t>
+            </w:r>
+            <w:proofErr w:type="spellStart"/>
+            <w:r>
+              <w:rPr>
+                <w:sz w:val="18"/>
+                <w:szCs w:val="18"/>
+              </w:rPr>
+              <w:t>playerId</w:t>
+            </w:r>
+            <w:proofErr w:type="spellEnd"/>
+            <w:r>
+              <w:rPr>
+                <w:sz w:val="18"/>
+                <w:szCs w:val="18"/>
+              </w:rPr>
+              <w:t xml:space="preserve">": </w:t>
+            </w:r>
+            <w:proofErr w:type="spellStart"/>
+            <w:r>
+              <w:rPr>
+                <w:sz w:val="18"/>
+                <w:szCs w:val="18"/>
+              </w:rPr>
+              <w:t>pid</w:t>
+            </w:r>
+            <w:proofErr w:type="spellEnd"/>
+            <w:r>
+              <w:rPr>
+                <w:sz w:val="18"/>
+                <w:szCs w:val="18"/>
+              </w:rPr>
+              <w:t>,</w:t>
+            </w:r>
+          </w:p>
+          <w:p>
+            <w:pPr>
+              <w:rPr>
+                <w:sz w:val="18"/>
+                <w:szCs w:val="18"/>
+              </w:rPr>
+            </w:pPr>
+            <w:r>
+              <w:rPr>
+                <w:sz w:val="18"/>
+                <w:szCs w:val="18"/>
+              </w:rPr>
+              <w:t xml:space="preserve">        "</w:t>
+            </w:r>
+            <w:proofErr w:type="spellStart"/>
+            <w:r>
+              <w:rPr>
+                <w:sz w:val="18"/>
+                <w:szCs w:val="18"/>
+              </w:rPr>
+              <w:t>eventType</w:t>
+            </w:r>
+            <w:proofErr w:type="spellEnd"/>
+            <w:r>
+              <w:rPr>
+                <w:sz w:val="18"/>
+                <w:szCs w:val="18"/>
+              </w:rPr>
+              <w:t>": "</w:t>
+            </w:r>
+            <w:proofErr w:type="spellStart"/>
+            <w:r>
+              <w:rPr>
+                <w:sz w:val="18"/>
+                <w:szCs w:val="18"/>
+              </w:rPr>
+              <w:t>soilMachine</w:t>
+            </w:r>
+            <w:proofErr w:type="spellEnd"/>
+            <w:r>
+              <w:rPr>
+                <w:sz w:val="18"/>
+                <w:szCs w:val="18"/>
+              </w:rPr>
+              <w:t>",</w:t>
+            </w:r>
+          </w:p>
+          <w:p>
+            <w:pPr>
+              <w:rPr>
+                <w:sz w:val="18"/>
+                <w:szCs w:val="18"/>
+              </w:rPr>
+            </w:pPr>
+            <w:r>
+              <w:rPr>
+                <w:sz w:val="18"/>
+                <w:szCs w:val="18"/>
+              </w:rPr>
+              <w:t xml:space="preserve">        "</w:t>
+            </w:r>
+            <w:proofErr w:type="spellStart"/>
+            <w:r>
+              <w:rPr>
+                <w:sz w:val="18"/>
+                <w:szCs w:val="18"/>
+              </w:rPr>
+              <w:t>data.machine</w:t>
+            </w:r>
+            <w:proofErr w:type="spellEnd"/>
+            <w:r>
+              <w:rPr>
+                <w:sz w:val="18"/>
+                <w:szCs w:val="18"/>
+              </w:rPr>
+              <w:t>": "1",</w:t>
+            </w:r>
+          </w:p>
+          <w:p>
+            <w:pPr>
+              <w:rPr>
+                <w:sz w:val="18"/>
+                <w:szCs w:val="18"/>
+              </w:rPr>
+            </w:pPr>
+            <w:r>
+              <w:rPr>
+                <w:sz w:val="18"/>
+                <w:szCs w:val="18"/>
+              </w:rPr>
+              <w:t xml:space="preserve">        "</w:t>
+            </w:r>
+            <w:proofErr w:type="spellStart"/>
+            <w:r>
+              <w:rPr>
+                <w:sz w:val="18"/>
+                <w:szCs w:val="18"/>
+              </w:rPr>
+              <w:t>data.floor</w:t>
+            </w:r>
+            <w:proofErr w:type="spellEnd"/>
+            <w:r>
+              <w:rPr>
+                <w:sz w:val="18"/>
+                <w:szCs w:val="18"/>
+              </w:rPr>
+              <w:t>": "4",</w:t>
             </w:r>
           </w:p>
           <w:p>
@@ -10723,7 +14965,6 @@
                 <w:sz w:val="18"/>
                 <w:szCs w:val="18"/>
               </w:rPr>
-              <w:lastRenderedPageBreak/>
               <w:t xml:space="preserve">    score = 0</w:t>
             </w:r>
           </w:p>
@@ -10815,7 +15056,23 @@
                 <w:sz w:val="18"/>
                 <w:szCs w:val="18"/>
               </w:rPr>
-              <w:t xml:space="preserve">    elif c_floor4 == 2:</w:t>
+              <w:t xml:space="preserve">    </w:t>
+            </w:r>
+            <w:proofErr w:type="spellStart"/>
+            <w:r>
+              <w:rPr>
+                <w:sz w:val="18"/>
+                <w:szCs w:val="18"/>
+              </w:rPr>
+              <w:t>elif</w:t>
+            </w:r>
+            <w:proofErr w:type="spellEnd"/>
+            <w:r>
+              <w:rPr>
+                <w:sz w:val="18"/>
+                <w:szCs w:val="18"/>
+              </w:rPr>
+              <w:t xml:space="preserve"> c_floor4 == 2:</w:t>
             </w:r>
           </w:p>
           <w:p>
@@ -10899,7 +15156,6 @@
                 <w:sz w:val="18"/>
                 <w:szCs w:val="18"/>
               </w:rPr>
-              <w:lastRenderedPageBreak/>
               <w:t>U4.C4</w:t>
             </w:r>
           </w:p>
@@ -11061,7 +15317,23 @@
                 <w:sz w:val="18"/>
                 <w:szCs w:val="18"/>
               </w:rPr>
-              <w:t>c_m1_top = coll.count_documents({</w:t>
+              <w:t xml:space="preserve">c_m1_top = </w:t>
+            </w:r>
+            <w:proofErr w:type="spellStart"/>
+            <w:r>
+              <w:rPr>
+                <w:sz w:val="18"/>
+                <w:szCs w:val="18"/>
+              </w:rPr>
+              <w:t>coll.count_documents</w:t>
+            </w:r>
+            <w:proofErr w:type="spellEnd"/>
+            <w:r>
+              <w:rPr>
+                <w:sz w:val="18"/>
+                <w:szCs w:val="18"/>
+              </w:rPr>
+              <w:t>({</w:t>
             </w:r>
           </w:p>
           <w:p>
@@ -11077,7 +15349,39 @@
                 <w:sz w:val="18"/>
                 <w:szCs w:val="18"/>
               </w:rPr>
-              <w:t xml:space="preserve">        "playerId": pid,</w:t>
+              <w:t xml:space="preserve">        "</w:t>
+            </w:r>
+            <w:proofErr w:type="spellStart"/>
+            <w:r>
+              <w:rPr>
+                <w:sz w:val="18"/>
+                <w:szCs w:val="18"/>
+              </w:rPr>
+              <w:t>playerId</w:t>
+            </w:r>
+            <w:proofErr w:type="spellEnd"/>
+            <w:r>
+              <w:rPr>
+                <w:sz w:val="18"/>
+                <w:szCs w:val="18"/>
+              </w:rPr>
+              <w:t xml:space="preserve">": </w:t>
+            </w:r>
+            <w:proofErr w:type="spellStart"/>
+            <w:r>
+              <w:rPr>
+                <w:sz w:val="18"/>
+                <w:szCs w:val="18"/>
+              </w:rPr>
+              <w:t>pid</w:t>
+            </w:r>
+            <w:proofErr w:type="spellEnd"/>
+            <w:r>
+              <w:rPr>
+                <w:sz w:val="18"/>
+                <w:szCs w:val="18"/>
+              </w:rPr>
+              <w:t>,</w:t>
             </w:r>
           </w:p>
           <w:p>
@@ -11093,7 +15397,39 @@
                 <w:sz w:val="18"/>
                 <w:szCs w:val="18"/>
               </w:rPr>
-              <w:t xml:space="preserve">        "eventType": "soilMachine",</w:t>
+              <w:t xml:space="preserve">        "</w:t>
+            </w:r>
+            <w:proofErr w:type="spellStart"/>
+            <w:r>
+              <w:rPr>
+                <w:sz w:val="18"/>
+                <w:szCs w:val="18"/>
+              </w:rPr>
+              <w:t>eventType</w:t>
+            </w:r>
+            <w:proofErr w:type="spellEnd"/>
+            <w:r>
+              <w:rPr>
+                <w:sz w:val="18"/>
+                <w:szCs w:val="18"/>
+              </w:rPr>
+              <w:t>": "</w:t>
+            </w:r>
+            <w:proofErr w:type="spellStart"/>
+            <w:r>
+              <w:rPr>
+                <w:sz w:val="18"/>
+                <w:szCs w:val="18"/>
+              </w:rPr>
+              <w:t>soilMachine</w:t>
+            </w:r>
+            <w:proofErr w:type="spellEnd"/>
+            <w:r>
+              <w:rPr>
+                <w:sz w:val="18"/>
+                <w:szCs w:val="18"/>
+              </w:rPr>
+              <w:t>",</w:t>
             </w:r>
           </w:p>
           <w:p>
@@ -11109,7 +15445,23 @@
                 <w:sz w:val="18"/>
                 <w:szCs w:val="18"/>
               </w:rPr>
-              <w:t xml:space="preserve">        "data.floor": "5",</w:t>
+              <w:t xml:space="preserve">        "</w:t>
+            </w:r>
+            <w:proofErr w:type="spellStart"/>
+            <w:r>
+              <w:rPr>
+                <w:sz w:val="18"/>
+                <w:szCs w:val="18"/>
+              </w:rPr>
+              <w:t>data.floor</w:t>
+            </w:r>
+            <w:proofErr w:type="spellEnd"/>
+            <w:r>
+              <w:rPr>
+                <w:sz w:val="18"/>
+                <w:szCs w:val="18"/>
+              </w:rPr>
+              <w:t>": "5",</w:t>
             </w:r>
           </w:p>
           <w:p>
@@ -11125,7 +15477,23 @@
                 <w:sz w:val="18"/>
                 <w:szCs w:val="18"/>
               </w:rPr>
-              <w:t xml:space="preserve">        "data.machine": "1",</w:t>
+              <w:t xml:space="preserve">        "</w:t>
+            </w:r>
+            <w:proofErr w:type="spellStart"/>
+            <w:r>
+              <w:rPr>
+                <w:sz w:val="18"/>
+                <w:szCs w:val="18"/>
+              </w:rPr>
+              <w:t>data.machine</w:t>
+            </w:r>
+            <w:proofErr w:type="spellEnd"/>
+            <w:r>
+              <w:rPr>
+                <w:sz w:val="18"/>
+                <w:szCs w:val="18"/>
+              </w:rPr>
+              <w:t>": "1",</w:t>
             </w:r>
           </w:p>
           <w:p>
@@ -11141,7 +15509,39 @@
                 <w:sz w:val="18"/>
                 <w:szCs w:val="18"/>
               </w:rPr>
-              <w:t xml:space="preserve">        "data.row": "TopRow",</w:t>
+              <w:t xml:space="preserve">        "</w:t>
+            </w:r>
+            <w:proofErr w:type="spellStart"/>
+            <w:r>
+              <w:rPr>
+                <w:sz w:val="18"/>
+                <w:szCs w:val="18"/>
+              </w:rPr>
+              <w:t>data.row</w:t>
+            </w:r>
+            <w:proofErr w:type="spellEnd"/>
+            <w:r>
+              <w:rPr>
+                <w:sz w:val="18"/>
+                <w:szCs w:val="18"/>
+              </w:rPr>
+              <w:t>": "</w:t>
+            </w:r>
+            <w:proofErr w:type="spellStart"/>
+            <w:r>
+              <w:rPr>
+                <w:sz w:val="18"/>
+                <w:szCs w:val="18"/>
+              </w:rPr>
+              <w:t>TopRow</w:t>
+            </w:r>
+            <w:proofErr w:type="spellEnd"/>
+            <w:r>
+              <w:rPr>
+                <w:sz w:val="18"/>
+                <w:szCs w:val="18"/>
+              </w:rPr>
+              <w:t>",</w:t>
             </w:r>
           </w:p>
           <w:p>
@@ -11182,7 +15582,23 @@
                 <w:sz w:val="18"/>
                 <w:szCs w:val="18"/>
               </w:rPr>
-              <w:t>c_m1_bottom = coll.count_documents({</w:t>
+              <w:t xml:space="preserve">c_m1_bottom = </w:t>
+            </w:r>
+            <w:proofErr w:type="spellStart"/>
+            <w:r>
+              <w:rPr>
+                <w:sz w:val="18"/>
+                <w:szCs w:val="18"/>
+              </w:rPr>
+              <w:t>coll.count_documents</w:t>
+            </w:r>
+            <w:proofErr w:type="spellEnd"/>
+            <w:r>
+              <w:rPr>
+                <w:sz w:val="18"/>
+                <w:szCs w:val="18"/>
+              </w:rPr>
+              <w:t>({</w:t>
             </w:r>
           </w:p>
           <w:p>
@@ -11198,7 +15614,39 @@
                 <w:sz w:val="18"/>
                 <w:szCs w:val="18"/>
               </w:rPr>
-              <w:t xml:space="preserve">        "playerId": pid,</w:t>
+              <w:t xml:space="preserve">        "</w:t>
+            </w:r>
+            <w:proofErr w:type="spellStart"/>
+            <w:r>
+              <w:rPr>
+                <w:sz w:val="18"/>
+                <w:szCs w:val="18"/>
+              </w:rPr>
+              <w:t>playerId</w:t>
+            </w:r>
+            <w:proofErr w:type="spellEnd"/>
+            <w:r>
+              <w:rPr>
+                <w:sz w:val="18"/>
+                <w:szCs w:val="18"/>
+              </w:rPr>
+              <w:t xml:space="preserve">": </w:t>
+            </w:r>
+            <w:proofErr w:type="spellStart"/>
+            <w:r>
+              <w:rPr>
+                <w:sz w:val="18"/>
+                <w:szCs w:val="18"/>
+              </w:rPr>
+              <w:t>pid</w:t>
+            </w:r>
+            <w:proofErr w:type="spellEnd"/>
+            <w:r>
+              <w:rPr>
+                <w:sz w:val="18"/>
+                <w:szCs w:val="18"/>
+              </w:rPr>
+              <w:t>,</w:t>
             </w:r>
           </w:p>
           <w:p>
@@ -11214,7 +15662,39 @@
                 <w:sz w:val="18"/>
                 <w:szCs w:val="18"/>
               </w:rPr>
-              <w:t xml:space="preserve">        "eventType": "soilMachine",</w:t>
+              <w:t xml:space="preserve">        "</w:t>
+            </w:r>
+            <w:proofErr w:type="spellStart"/>
+            <w:r>
+              <w:rPr>
+                <w:sz w:val="18"/>
+                <w:szCs w:val="18"/>
+              </w:rPr>
+              <w:t>eventType</w:t>
+            </w:r>
+            <w:proofErr w:type="spellEnd"/>
+            <w:r>
+              <w:rPr>
+                <w:sz w:val="18"/>
+                <w:szCs w:val="18"/>
+              </w:rPr>
+              <w:t>": "</w:t>
+            </w:r>
+            <w:proofErr w:type="spellStart"/>
+            <w:r>
+              <w:rPr>
+                <w:sz w:val="18"/>
+                <w:szCs w:val="18"/>
+              </w:rPr>
+              <w:t>soilMachine</w:t>
+            </w:r>
+            <w:proofErr w:type="spellEnd"/>
+            <w:r>
+              <w:rPr>
+                <w:sz w:val="18"/>
+                <w:szCs w:val="18"/>
+              </w:rPr>
+              <w:t>",</w:t>
             </w:r>
           </w:p>
           <w:p>
@@ -11230,7 +15710,23 @@
                 <w:sz w:val="18"/>
                 <w:szCs w:val="18"/>
               </w:rPr>
-              <w:t xml:space="preserve">        "data.floor": "5",</w:t>
+              <w:t xml:space="preserve">        "</w:t>
+            </w:r>
+            <w:proofErr w:type="spellStart"/>
+            <w:r>
+              <w:rPr>
+                <w:sz w:val="18"/>
+                <w:szCs w:val="18"/>
+              </w:rPr>
+              <w:t>data.floor</w:t>
+            </w:r>
+            <w:proofErr w:type="spellEnd"/>
+            <w:r>
+              <w:rPr>
+                <w:sz w:val="18"/>
+                <w:szCs w:val="18"/>
+              </w:rPr>
+              <w:t>": "5",</w:t>
             </w:r>
           </w:p>
           <w:p>
@@ -11246,7 +15742,23 @@
                 <w:sz w:val="18"/>
                 <w:szCs w:val="18"/>
               </w:rPr>
-              <w:t xml:space="preserve">        "data.machine": "1",</w:t>
+              <w:t xml:space="preserve">        "</w:t>
+            </w:r>
+            <w:proofErr w:type="spellStart"/>
+            <w:r>
+              <w:rPr>
+                <w:sz w:val="18"/>
+                <w:szCs w:val="18"/>
+              </w:rPr>
+              <w:t>data.machine</w:t>
+            </w:r>
+            <w:proofErr w:type="spellEnd"/>
+            <w:r>
+              <w:rPr>
+                <w:sz w:val="18"/>
+                <w:szCs w:val="18"/>
+              </w:rPr>
+              <w:t>": "1",</w:t>
             </w:r>
           </w:p>
           <w:p>
@@ -11262,7 +15774,39 @@
                 <w:sz w:val="18"/>
                 <w:szCs w:val="18"/>
               </w:rPr>
-              <w:t xml:space="preserve">        "data.row": "BottomRow",</w:t>
+              <w:t xml:space="preserve">        "</w:t>
+            </w:r>
+            <w:proofErr w:type="spellStart"/>
+            <w:r>
+              <w:rPr>
+                <w:sz w:val="18"/>
+                <w:szCs w:val="18"/>
+              </w:rPr>
+              <w:t>data.row</w:t>
+            </w:r>
+            <w:proofErr w:type="spellEnd"/>
+            <w:r>
+              <w:rPr>
+                <w:sz w:val="18"/>
+                <w:szCs w:val="18"/>
+              </w:rPr>
+              <w:t>": "</w:t>
+            </w:r>
+            <w:proofErr w:type="spellStart"/>
+            <w:r>
+              <w:rPr>
+                <w:sz w:val="18"/>
+                <w:szCs w:val="18"/>
+              </w:rPr>
+              <w:t>BottomRow</w:t>
+            </w:r>
+            <w:proofErr w:type="spellEnd"/>
+            <w:r>
+              <w:rPr>
+                <w:sz w:val="18"/>
+                <w:szCs w:val="18"/>
+              </w:rPr>
+              <w:t>",</w:t>
             </w:r>
           </w:p>
           <w:p>
@@ -11344,7 +15888,23 @@
                 <w:sz w:val="18"/>
                 <w:szCs w:val="18"/>
               </w:rPr>
-              <w:t>c_m2_floor5 = coll.count_documents({</w:t>
+              <w:t xml:space="preserve">c_m2_floor5 = </w:t>
+            </w:r>
+            <w:proofErr w:type="spellStart"/>
+            <w:r>
+              <w:rPr>
+                <w:sz w:val="18"/>
+                <w:szCs w:val="18"/>
+              </w:rPr>
+              <w:t>coll.count_documents</w:t>
+            </w:r>
+            <w:proofErr w:type="spellEnd"/>
+            <w:r>
+              <w:rPr>
+                <w:sz w:val="18"/>
+                <w:szCs w:val="18"/>
+              </w:rPr>
+              <w:t>({</w:t>
             </w:r>
           </w:p>
           <w:p>
@@ -11360,7 +15920,39 @@
                 <w:sz w:val="18"/>
                 <w:szCs w:val="18"/>
               </w:rPr>
-              <w:t xml:space="preserve">        "playerId": pid,</w:t>
+              <w:t xml:space="preserve">        "</w:t>
+            </w:r>
+            <w:proofErr w:type="spellStart"/>
+            <w:r>
+              <w:rPr>
+                <w:sz w:val="18"/>
+                <w:szCs w:val="18"/>
+              </w:rPr>
+              <w:t>playerId</w:t>
+            </w:r>
+            <w:proofErr w:type="spellEnd"/>
+            <w:r>
+              <w:rPr>
+                <w:sz w:val="18"/>
+                <w:szCs w:val="18"/>
+              </w:rPr>
+              <w:t xml:space="preserve">": </w:t>
+            </w:r>
+            <w:proofErr w:type="spellStart"/>
+            <w:r>
+              <w:rPr>
+                <w:sz w:val="18"/>
+                <w:szCs w:val="18"/>
+              </w:rPr>
+              <w:t>pid</w:t>
+            </w:r>
+            <w:proofErr w:type="spellEnd"/>
+            <w:r>
+              <w:rPr>
+                <w:sz w:val="18"/>
+                <w:szCs w:val="18"/>
+              </w:rPr>
+              <w:t>,</w:t>
             </w:r>
           </w:p>
           <w:p>
@@ -11376,7 +15968,39 @@
                 <w:sz w:val="18"/>
                 <w:szCs w:val="18"/>
               </w:rPr>
-              <w:t xml:space="preserve">        "eventType": "soilMachine",</w:t>
+              <w:t xml:space="preserve">        "</w:t>
+            </w:r>
+            <w:proofErr w:type="spellStart"/>
+            <w:r>
+              <w:rPr>
+                <w:sz w:val="18"/>
+                <w:szCs w:val="18"/>
+              </w:rPr>
+              <w:t>eventType</w:t>
+            </w:r>
+            <w:proofErr w:type="spellEnd"/>
+            <w:r>
+              <w:rPr>
+                <w:sz w:val="18"/>
+                <w:szCs w:val="18"/>
+              </w:rPr>
+              <w:t>": "</w:t>
+            </w:r>
+            <w:proofErr w:type="spellStart"/>
+            <w:r>
+              <w:rPr>
+                <w:sz w:val="18"/>
+                <w:szCs w:val="18"/>
+              </w:rPr>
+              <w:t>soilMachine</w:t>
+            </w:r>
+            <w:proofErr w:type="spellEnd"/>
+            <w:r>
+              <w:rPr>
+                <w:sz w:val="18"/>
+                <w:szCs w:val="18"/>
+              </w:rPr>
+              <w:t>",</w:t>
             </w:r>
           </w:p>
           <w:p>
@@ -11392,7 +16016,23 @@
                 <w:sz w:val="18"/>
                 <w:szCs w:val="18"/>
               </w:rPr>
-              <w:t xml:space="preserve">        "data.floor": "5",</w:t>
+              <w:t xml:space="preserve">        "</w:t>
+            </w:r>
+            <w:proofErr w:type="spellStart"/>
+            <w:r>
+              <w:rPr>
+                <w:sz w:val="18"/>
+                <w:szCs w:val="18"/>
+              </w:rPr>
+              <w:t>data.floor</w:t>
+            </w:r>
+            <w:proofErr w:type="spellEnd"/>
+            <w:r>
+              <w:rPr>
+                <w:sz w:val="18"/>
+                <w:szCs w:val="18"/>
+              </w:rPr>
+              <w:t>": "5",</w:t>
             </w:r>
           </w:p>
           <w:p>
@@ -11408,7 +16048,23 @@
                 <w:sz w:val="18"/>
                 <w:szCs w:val="18"/>
               </w:rPr>
-              <w:t xml:space="preserve">        "data.machine": "2",</w:t>
+              <w:t xml:space="preserve">        "</w:t>
+            </w:r>
+            <w:proofErr w:type="spellStart"/>
+            <w:r>
+              <w:rPr>
+                <w:sz w:val="18"/>
+                <w:szCs w:val="18"/>
+              </w:rPr>
+              <w:t>data.machine</w:t>
+            </w:r>
+            <w:proofErr w:type="spellEnd"/>
+            <w:r>
+              <w:rPr>
+                <w:sz w:val="18"/>
+                <w:szCs w:val="18"/>
+              </w:rPr>
+              <w:t>": "2",</w:t>
             </w:r>
           </w:p>
           <w:p>
@@ -11449,6 +16105,7 @@
                 <w:sz w:val="18"/>
                 <w:szCs w:val="18"/>
               </w:rPr>
+              <w:lastRenderedPageBreak/>
               <w:t>if c_m2_floor5 == 1:</w:t>
             </w:r>
           </w:p>
@@ -11531,7 +16188,87 @@
                 <w:sz w:val="18"/>
                 <w:szCs w:val="18"/>
               </w:rPr>
-              <w:t xml:space="preserve">    success_total = coll.count_documents({"playerId": pid, "eventKey": {"$in": SUCCESS_KEYS}})</w:t>
+              <w:t xml:space="preserve">    </w:t>
+            </w:r>
+            <w:proofErr w:type="spellStart"/>
+            <w:r>
+              <w:rPr>
+                <w:sz w:val="18"/>
+                <w:szCs w:val="18"/>
+              </w:rPr>
+              <w:t>success_total</w:t>
+            </w:r>
+            <w:proofErr w:type="spellEnd"/>
+            <w:r>
+              <w:rPr>
+                <w:sz w:val="18"/>
+                <w:szCs w:val="18"/>
+              </w:rPr>
+              <w:t xml:space="preserve"> = </w:t>
+            </w:r>
+            <w:proofErr w:type="spellStart"/>
+            <w:r>
+              <w:rPr>
+                <w:sz w:val="18"/>
+                <w:szCs w:val="18"/>
+              </w:rPr>
+              <w:t>coll.count_documents</w:t>
+            </w:r>
+            <w:proofErr w:type="spellEnd"/>
+            <w:r>
+              <w:rPr>
+                <w:sz w:val="18"/>
+                <w:szCs w:val="18"/>
+              </w:rPr>
+              <w:t>({"</w:t>
+            </w:r>
+            <w:proofErr w:type="spellStart"/>
+            <w:r>
+              <w:rPr>
+                <w:sz w:val="18"/>
+                <w:szCs w:val="18"/>
+              </w:rPr>
+              <w:t>playerId</w:t>
+            </w:r>
+            <w:proofErr w:type="spellEnd"/>
+            <w:r>
+              <w:rPr>
+                <w:sz w:val="18"/>
+                <w:szCs w:val="18"/>
+              </w:rPr>
+              <w:t xml:space="preserve">": </w:t>
+            </w:r>
+            <w:proofErr w:type="spellStart"/>
+            <w:r>
+              <w:rPr>
+                <w:sz w:val="18"/>
+                <w:szCs w:val="18"/>
+              </w:rPr>
+              <w:t>pid</w:t>
+            </w:r>
+            <w:proofErr w:type="spellEnd"/>
+            <w:r>
+              <w:rPr>
+                <w:sz w:val="18"/>
+                <w:szCs w:val="18"/>
+              </w:rPr>
+              <w:t>, "</w:t>
+            </w:r>
+            <w:proofErr w:type="spellStart"/>
+            <w:r>
+              <w:rPr>
+                <w:sz w:val="18"/>
+                <w:szCs w:val="18"/>
+              </w:rPr>
+              <w:t>eventKey</w:t>
+            </w:r>
+            <w:proofErr w:type="spellEnd"/>
+            <w:r>
+              <w:rPr>
+                <w:sz w:val="18"/>
+                <w:szCs w:val="18"/>
+              </w:rPr>
+              <w:t>": {"$in": SUCCESS_KEYS}})</w:t>
             </w:r>
           </w:p>
           <w:p>
@@ -11547,7 +16284,87 @@
                 <w:sz w:val="18"/>
                 <w:szCs w:val="18"/>
               </w:rPr>
-              <w:t xml:space="preserve">    neg_total     = coll.count_documents({"playerId": pid, "eventKey": {"$in": NEG_KEYS}})</w:t>
+              <w:t xml:space="preserve">    </w:t>
+            </w:r>
+            <w:proofErr w:type="spellStart"/>
+            <w:r>
+              <w:rPr>
+                <w:sz w:val="18"/>
+                <w:szCs w:val="18"/>
+              </w:rPr>
+              <w:t>neg_total</w:t>
+            </w:r>
+            <w:proofErr w:type="spellEnd"/>
+            <w:r>
+              <w:rPr>
+                <w:sz w:val="18"/>
+                <w:szCs w:val="18"/>
+              </w:rPr>
+              <w:t xml:space="preserve">     = </w:t>
+            </w:r>
+            <w:proofErr w:type="spellStart"/>
+            <w:r>
+              <w:rPr>
+                <w:sz w:val="18"/>
+                <w:szCs w:val="18"/>
+              </w:rPr>
+              <w:t>coll.count_documents</w:t>
+            </w:r>
+            <w:proofErr w:type="spellEnd"/>
+            <w:r>
+              <w:rPr>
+                <w:sz w:val="18"/>
+                <w:szCs w:val="18"/>
+              </w:rPr>
+              <w:t>({"</w:t>
+            </w:r>
+            <w:proofErr w:type="spellStart"/>
+            <w:r>
+              <w:rPr>
+                <w:sz w:val="18"/>
+                <w:szCs w:val="18"/>
+              </w:rPr>
+              <w:t>playerId</w:t>
+            </w:r>
+            <w:proofErr w:type="spellEnd"/>
+            <w:r>
+              <w:rPr>
+                <w:sz w:val="18"/>
+                <w:szCs w:val="18"/>
+              </w:rPr>
+              <w:t xml:space="preserve">": </w:t>
+            </w:r>
+            <w:proofErr w:type="spellStart"/>
+            <w:r>
+              <w:rPr>
+                <w:sz w:val="18"/>
+                <w:szCs w:val="18"/>
+              </w:rPr>
+              <w:t>pid</w:t>
+            </w:r>
+            <w:proofErr w:type="spellEnd"/>
+            <w:r>
+              <w:rPr>
+                <w:sz w:val="18"/>
+                <w:szCs w:val="18"/>
+              </w:rPr>
+              <w:t>, "</w:t>
+            </w:r>
+            <w:proofErr w:type="spellStart"/>
+            <w:r>
+              <w:rPr>
+                <w:sz w:val="18"/>
+                <w:szCs w:val="18"/>
+              </w:rPr>
+              <w:t>eventKey</w:t>
+            </w:r>
+            <w:proofErr w:type="spellEnd"/>
+            <w:r>
+              <w:rPr>
+                <w:sz w:val="18"/>
+                <w:szCs w:val="18"/>
+              </w:rPr>
+              <w:t>": {"$in": NEG_KEYS}})</w:t>
             </w:r>
           </w:p>
           <w:p>
@@ -11572,7 +16389,39 @@
                 <w:sz w:val="18"/>
                 <w:szCs w:val="18"/>
               </w:rPr>
-              <w:t xml:space="preserve">    if success_total == 1 and neg_total == 0:</w:t>
+              <w:t xml:space="preserve">    if </w:t>
+            </w:r>
+            <w:proofErr w:type="spellStart"/>
+            <w:r>
+              <w:rPr>
+                <w:sz w:val="18"/>
+                <w:szCs w:val="18"/>
+              </w:rPr>
+              <w:t>success_total</w:t>
+            </w:r>
+            <w:proofErr w:type="spellEnd"/>
+            <w:r>
+              <w:rPr>
+                <w:sz w:val="18"/>
+                <w:szCs w:val="18"/>
+              </w:rPr>
+              <w:t xml:space="preserve"> == 1 and </w:t>
+            </w:r>
+            <w:proofErr w:type="spellStart"/>
+            <w:r>
+              <w:rPr>
+                <w:sz w:val="18"/>
+                <w:szCs w:val="18"/>
+              </w:rPr>
+              <w:t>neg_total</w:t>
+            </w:r>
+            <w:proofErr w:type="spellEnd"/>
+            <w:r>
+              <w:rPr>
+                <w:sz w:val="18"/>
+                <w:szCs w:val="18"/>
+              </w:rPr>
+              <w:t xml:space="preserve"> == 0:</w:t>
             </w:r>
           </w:p>
           <w:p>
@@ -11604,7 +16453,39 @@
                 <w:sz w:val="18"/>
                 <w:szCs w:val="18"/>
               </w:rPr>
-              <w:t xml:space="preserve">    elif success_total </w:t>
+              <w:t xml:space="preserve">    </w:t>
+            </w:r>
+            <w:proofErr w:type="spellStart"/>
+            <w:r>
+              <w:rPr>
+                <w:sz w:val="18"/>
+                <w:szCs w:val="18"/>
+              </w:rPr>
+              <w:t>elif</w:t>
+            </w:r>
+            <w:proofErr w:type="spellEnd"/>
+            <w:r>
+              <w:rPr>
+                <w:sz w:val="18"/>
+                <w:szCs w:val="18"/>
+              </w:rPr>
+              <w:t xml:space="preserve"> </w:t>
+            </w:r>
+            <w:proofErr w:type="spellStart"/>
+            <w:r>
+              <w:rPr>
+                <w:sz w:val="18"/>
+                <w:szCs w:val="18"/>
+              </w:rPr>
+              <w:t>success_total</w:t>
+            </w:r>
+            <w:proofErr w:type="spellEnd"/>
+            <w:r>
+              <w:rPr>
+                <w:sz w:val="18"/>
+                <w:szCs w:val="18"/>
+              </w:rPr>
+              <w:t xml:space="preserve"> </w:t>
             </w:r>
             <w:r>
               <w:rPr>
@@ -11629,6 +16510,7 @@
               </w:rPr>
               <w:t xml:space="preserve">and </w:t>
             </w:r>
+            <w:proofErr w:type="spellStart"/>
             <w:r>
               <w:rPr>
                 <w:sz w:val="18"/>
@@ -11636,6 +16518,7 @@
               </w:rPr>
               <w:t>neg_total</w:t>
             </w:r>
+            <w:proofErr w:type="spellEnd"/>
             <w:r>
               <w:rPr>
                 <w:rFonts w:hint="eastAsia"/>
@@ -11690,7 +16573,6 @@
                 <w:sz w:val="18"/>
                 <w:szCs w:val="18"/>
               </w:rPr>
-              <w:lastRenderedPageBreak/>
               <w:t xml:space="preserve">    return 1</w:t>
             </w:r>
             <w:r>
@@ -12350,7 +17232,7 @@
   <w:style w:type="paragraph" w:default="1" w:styleId="Normal">
     <w:name w:val="Normal"/>
     <w:qFormat/>
-    <w:rsid w:val="00D21427"/>
+    <w:rsid w:val="00CF4AA2"/>
   </w:style>
   <w:style w:type="paragraph" w:styleId="Heading1">
     <w:name w:val="heading 1"/>

--- a/Progress-point-workflow-table.docx
+++ b/Progress-point-workflow-table.docx
@@ -77,7 +77,6 @@
                 <w:szCs w:val="18"/>
               </w:rPr>
             </w:pPr>
-            <w:proofErr w:type="spellStart"/>
             <w:r>
               <w:rPr>
                 <w:b/>
@@ -87,7 +86,6 @@
               </w:rPr>
               <w:t>eventKey</w:t>
             </w:r>
-            <w:proofErr w:type="spellEnd"/>
             <w:r>
               <w:rPr>
                 <w:b/>
@@ -210,23 +208,7 @@
                 <w:sz w:val="18"/>
                 <w:szCs w:val="18"/>
               </w:rPr>
-              <w:t xml:space="preserve">If has </w:t>
-            </w:r>
-            <w:proofErr w:type="spellStart"/>
-            <w:r>
-              <w:rPr>
-                <w:sz w:val="18"/>
-                <w:szCs w:val="18"/>
-              </w:rPr>
-              <w:t>eventKey</w:t>
-            </w:r>
-            <w:proofErr w:type="spellEnd"/>
-            <w:r>
-              <w:rPr>
-                <w:sz w:val="18"/>
-                <w:szCs w:val="18"/>
-              </w:rPr>
-              <w:t>:</w:t>
+              <w:t>If has eventKey:</w:t>
             </w:r>
           </w:p>
           <w:p>
@@ -337,23 +319,7 @@
                 <w:sz w:val="18"/>
                 <w:szCs w:val="18"/>
               </w:rPr>
-              <w:t xml:space="preserve">If has </w:t>
-            </w:r>
-            <w:proofErr w:type="spellStart"/>
-            <w:r>
-              <w:rPr>
-                <w:sz w:val="18"/>
-                <w:szCs w:val="18"/>
-              </w:rPr>
-              <w:t>eventKey</w:t>
-            </w:r>
-            <w:proofErr w:type="spellEnd"/>
-            <w:r>
-              <w:rPr>
-                <w:sz w:val="18"/>
-                <w:szCs w:val="18"/>
-              </w:rPr>
-              <w:t>:</w:t>
+              <w:t>If has eventKey:</w:t>
             </w:r>
           </w:p>
           <w:p>
@@ -495,17 +461,8 @@
                 <w:sz w:val="18"/>
                 <w:szCs w:val="18"/>
               </w:rPr>
-              <w:t xml:space="preserve">If has </w:t>
-            </w:r>
-            <w:proofErr w:type="spellStart"/>
-            <w:r>
-              <w:rPr>
-                <w:sz w:val="18"/>
-                <w:szCs w:val="18"/>
-              </w:rPr>
-              <w:t>eventKey</w:t>
-            </w:r>
-            <w:proofErr w:type="spellEnd"/>
+              <w:t>If has eventKey</w:t>
+            </w:r>
             <w:r>
               <w:rPr>
                 <w:rFonts w:hint="eastAsia"/>
@@ -537,37 +494,12 @@
               </w:rPr>
               <w:t xml:space="preserve"> </w:t>
             </w:r>
-            <w:proofErr w:type="spellStart"/>
-            <w:r>
-              <w:rPr>
-                <w:sz w:val="18"/>
-                <w:szCs w:val="18"/>
-              </w:rPr>
-              <w:t>has_yellow_trigger</w:t>
-            </w:r>
-            <w:proofErr w:type="spellEnd"/>
-            <w:r>
-              <w:rPr>
-                <w:sz w:val="18"/>
-                <w:szCs w:val="18"/>
-              </w:rPr>
-              <w:t xml:space="preserve"> = </w:t>
-            </w:r>
-            <w:proofErr w:type="spellStart"/>
-            <w:r>
-              <w:rPr>
-                <w:sz w:val="18"/>
-                <w:szCs w:val="18"/>
-              </w:rPr>
-              <w:t>coll.count_documents</w:t>
-            </w:r>
-            <w:proofErr w:type="spellEnd"/>
-            <w:r>
-              <w:rPr>
-                <w:sz w:val="18"/>
-                <w:szCs w:val="18"/>
-              </w:rPr>
-              <w:t>({</w:t>
+            <w:r>
+              <w:rPr>
+                <w:sz w:val="18"/>
+                <w:szCs w:val="18"/>
+              </w:rPr>
+              <w:t>has_yellow_trigger = coll.count_documents({</w:t>
             </w:r>
             <w:r>
               <w:rPr>
@@ -588,39 +520,7 @@
                 <w:sz w:val="18"/>
                 <w:szCs w:val="18"/>
               </w:rPr>
-              <w:t>"</w:t>
-            </w:r>
-            <w:proofErr w:type="spellStart"/>
-            <w:r>
-              <w:rPr>
-                <w:sz w:val="18"/>
-                <w:szCs w:val="18"/>
-              </w:rPr>
-              <w:t>playerId</w:t>
-            </w:r>
-            <w:proofErr w:type="spellEnd"/>
-            <w:r>
-              <w:rPr>
-                <w:sz w:val="18"/>
-                <w:szCs w:val="18"/>
-              </w:rPr>
-              <w:t xml:space="preserve">": </w:t>
-            </w:r>
-            <w:proofErr w:type="spellStart"/>
-            <w:r>
-              <w:rPr>
-                <w:sz w:val="18"/>
-                <w:szCs w:val="18"/>
-              </w:rPr>
-              <w:t>pid</w:t>
-            </w:r>
-            <w:proofErr w:type="spellEnd"/>
-            <w:r>
-              <w:rPr>
-                <w:sz w:val="18"/>
-                <w:szCs w:val="18"/>
-              </w:rPr>
-              <w:t>,</w:t>
+              <w:t>"playerId": pid,</w:t>
             </w:r>
             <w:r>
               <w:rPr>
@@ -641,23 +541,7 @@
                 <w:sz w:val="18"/>
                 <w:szCs w:val="18"/>
               </w:rPr>
-              <w:t>"</w:t>
-            </w:r>
-            <w:proofErr w:type="spellStart"/>
-            <w:r>
-              <w:rPr>
-                <w:sz w:val="18"/>
-                <w:szCs w:val="18"/>
-              </w:rPr>
-              <w:t>eventKey</w:t>
-            </w:r>
-            <w:proofErr w:type="spellEnd"/>
-            <w:r>
-              <w:rPr>
-                <w:sz w:val="18"/>
-                <w:szCs w:val="18"/>
-              </w:rPr>
-              <w:t>": {"$in": [</w:t>
+              <w:t>"eventKey": {"$in": [</w:t>
             </w:r>
             <w:r>
               <w:rPr>
@@ -778,23 +662,7 @@
                 <w:sz w:val="18"/>
                 <w:szCs w:val="18"/>
               </w:rPr>
-              <w:t xml:space="preserve">if </w:t>
-            </w:r>
-            <w:proofErr w:type="spellStart"/>
-            <w:r>
-              <w:rPr>
-                <w:sz w:val="18"/>
-                <w:szCs w:val="18"/>
-              </w:rPr>
-              <w:t>has_yellow_trigger</w:t>
-            </w:r>
-            <w:proofErr w:type="spellEnd"/>
-            <w:r>
-              <w:rPr>
-                <w:sz w:val="18"/>
-                <w:szCs w:val="18"/>
-              </w:rPr>
-              <w:t>:</w:t>
+              <w:t>if has_yellow_trigger:</w:t>
             </w:r>
           </w:p>
           <w:p>
@@ -1040,23 +908,7 @@
                 <w:sz w:val="18"/>
                 <w:szCs w:val="18"/>
               </w:rPr>
-              <w:t xml:space="preserve">If has </w:t>
-            </w:r>
-            <w:proofErr w:type="spellStart"/>
-            <w:r>
-              <w:rPr>
-                <w:sz w:val="18"/>
-                <w:szCs w:val="18"/>
-              </w:rPr>
-              <w:t>eventKey</w:t>
-            </w:r>
-            <w:proofErr w:type="spellEnd"/>
-            <w:r>
-              <w:rPr>
-                <w:sz w:val="18"/>
-                <w:szCs w:val="18"/>
-              </w:rPr>
-              <w:t>:</w:t>
+              <w:t>If has eventKey:</w:t>
             </w:r>
           </w:p>
           <w:p>
@@ -1178,21 +1030,12 @@
                 <w:szCs w:val="18"/>
               </w:rPr>
             </w:pPr>
-            <w:proofErr w:type="spellStart"/>
-            <w:r>
-              <w:rPr>
-                <w:sz w:val="18"/>
-                <w:szCs w:val="18"/>
-              </w:rPr>
-              <w:t>yellow_nodes</w:t>
-            </w:r>
-            <w:proofErr w:type="spellEnd"/>
-            <w:r>
-              <w:rPr>
-                <w:sz w:val="18"/>
-                <w:szCs w:val="18"/>
-              </w:rPr>
-              <w:t xml:space="preserve"> </w:t>
+            <w:r>
+              <w:rPr>
+                <w:sz w:val="18"/>
+                <w:szCs w:val="18"/>
+              </w:rPr>
+              <w:t xml:space="preserve">yellow_nodes </w:t>
             </w:r>
             <w:r>
               <w:rPr>
@@ -1330,21 +1173,12 @@
                 <w:szCs w:val="18"/>
               </w:rPr>
             </w:pPr>
-            <w:proofErr w:type="spellStart"/>
-            <w:r>
-              <w:rPr>
-                <w:sz w:val="18"/>
-                <w:szCs w:val="18"/>
-              </w:rPr>
-              <w:t>success_node</w:t>
-            </w:r>
-            <w:proofErr w:type="spellEnd"/>
-            <w:r>
-              <w:rPr>
-                <w:sz w:val="18"/>
-                <w:szCs w:val="18"/>
-              </w:rPr>
-              <w:t xml:space="preserve"> </w:t>
+            <w:r>
+              <w:rPr>
+                <w:sz w:val="18"/>
+                <w:szCs w:val="18"/>
+              </w:rPr>
+              <w:t xml:space="preserve">success_node </w:t>
             </w:r>
             <w:r>
               <w:rPr>
@@ -1403,23 +1237,7 @@
                 <w:sz w:val="18"/>
                 <w:szCs w:val="18"/>
               </w:rPr>
-              <w:t xml:space="preserve">if has </w:t>
-            </w:r>
-            <w:proofErr w:type="spellStart"/>
-            <w:r>
-              <w:rPr>
-                <w:sz w:val="18"/>
-                <w:szCs w:val="18"/>
-              </w:rPr>
-              <w:t>eventKey</w:t>
-            </w:r>
-            <w:proofErr w:type="spellEnd"/>
-            <w:r>
-              <w:rPr>
-                <w:sz w:val="18"/>
-                <w:szCs w:val="18"/>
-              </w:rPr>
-              <w:t>:</w:t>
+              <w:t>if has eventKey:</w:t>
             </w:r>
           </w:p>
           <w:p>
@@ -1442,117 +1260,37 @@
                 <w:sz w:val="18"/>
                 <w:szCs w:val="18"/>
               </w:rPr>
-              <w:t xml:space="preserve">has_29 = </w:t>
-            </w:r>
-            <w:proofErr w:type="spellStart"/>
-            <w:r>
-              <w:rPr>
-                <w:sz w:val="18"/>
-                <w:szCs w:val="18"/>
-              </w:rPr>
-              <w:t>coll.find_one</w:t>
-            </w:r>
-            <w:proofErr w:type="spellEnd"/>
-            <w:r>
-              <w:rPr>
-                <w:sz w:val="18"/>
-                <w:szCs w:val="18"/>
-              </w:rPr>
-              <w:t>({</w:t>
-            </w:r>
-          </w:p>
-          <w:p>
-            <w:pPr>
-              <w:rPr>
-                <w:sz w:val="18"/>
-                <w:szCs w:val="18"/>
-              </w:rPr>
-            </w:pPr>
-            <w:r>
-              <w:rPr>
-                <w:sz w:val="18"/>
-                <w:szCs w:val="18"/>
-              </w:rPr>
-              <w:t>"</w:t>
-            </w:r>
-            <w:proofErr w:type="spellStart"/>
-            <w:r>
-              <w:rPr>
-                <w:sz w:val="18"/>
-                <w:szCs w:val="18"/>
-              </w:rPr>
-              <w:t>playerId</w:t>
-            </w:r>
-            <w:proofErr w:type="spellEnd"/>
-            <w:r>
-              <w:rPr>
-                <w:sz w:val="18"/>
-                <w:szCs w:val="18"/>
-              </w:rPr>
-              <w:t xml:space="preserve">": </w:t>
-            </w:r>
-            <w:proofErr w:type="spellStart"/>
-            <w:r>
-              <w:rPr>
-                <w:sz w:val="18"/>
-                <w:szCs w:val="18"/>
-              </w:rPr>
-              <w:t>pid</w:t>
-            </w:r>
-            <w:proofErr w:type="spellEnd"/>
-            <w:r>
-              <w:rPr>
-                <w:sz w:val="18"/>
-                <w:szCs w:val="18"/>
-              </w:rPr>
-              <w:t xml:space="preserve">, </w:t>
-            </w:r>
-          </w:p>
-          <w:p>
-            <w:pPr>
-              <w:rPr>
-                <w:sz w:val="18"/>
-                <w:szCs w:val="18"/>
-              </w:rPr>
-            </w:pPr>
-            <w:r>
-              <w:rPr>
-                <w:sz w:val="18"/>
-                <w:szCs w:val="18"/>
-              </w:rPr>
-              <w:t>"</w:t>
-            </w:r>
-            <w:proofErr w:type="spellStart"/>
-            <w:r>
-              <w:rPr>
-                <w:sz w:val="18"/>
-                <w:szCs w:val="18"/>
-              </w:rPr>
-              <w:t>eventKey</w:t>
-            </w:r>
-            <w:proofErr w:type="spellEnd"/>
-            <w:r>
-              <w:rPr>
-                <w:sz w:val="18"/>
-                <w:szCs w:val="18"/>
-              </w:rPr>
-              <w:t xml:space="preserve">": </w:t>
-            </w:r>
-            <w:proofErr w:type="spellStart"/>
-            <w:r>
-              <w:rPr>
-                <w:sz w:val="18"/>
-                <w:szCs w:val="18"/>
-              </w:rPr>
-              <w:t>success_node</w:t>
-            </w:r>
-            <w:proofErr w:type="spellEnd"/>
-            <w:r>
-              <w:rPr>
-                <w:sz w:val="18"/>
-                <w:szCs w:val="18"/>
-              </w:rPr>
-              <w:t>}) is not None</w:t>
+              <w:t>has_29 = coll.find_one({</w:t>
+            </w:r>
+          </w:p>
+          <w:p>
+            <w:pPr>
+              <w:rPr>
+                <w:sz w:val="18"/>
+                <w:szCs w:val="18"/>
+              </w:rPr>
+            </w:pPr>
+            <w:r>
+              <w:rPr>
+                <w:sz w:val="18"/>
+                <w:szCs w:val="18"/>
+              </w:rPr>
+              <w:t xml:space="preserve">"playerId": pid, </w:t>
+            </w:r>
+          </w:p>
+          <w:p>
+            <w:pPr>
+              <w:rPr>
+                <w:sz w:val="18"/>
+                <w:szCs w:val="18"/>
+              </w:rPr>
+            </w:pPr>
+            <w:r>
+              <w:rPr>
+                <w:sz w:val="18"/>
+                <w:szCs w:val="18"/>
+              </w:rPr>
+              <w:t>"eventKey": success_node}) is not None</w:t>
             </w:r>
           </w:p>
           <w:p>
@@ -1570,21 +1308,12 @@
               </w:rPr>
               <w:t xml:space="preserve">    </w:t>
             </w:r>
-            <w:proofErr w:type="spellStart"/>
-            <w:r>
-              <w:rPr>
-                <w:sz w:val="18"/>
-                <w:szCs w:val="18"/>
-              </w:rPr>
-              <w:t>has_any_yellow</w:t>
-            </w:r>
-            <w:proofErr w:type="spellEnd"/>
-            <w:r>
-              <w:rPr>
-                <w:sz w:val="18"/>
-                <w:szCs w:val="18"/>
-              </w:rPr>
-              <w:t xml:space="preserve"> </w:t>
+            <w:r>
+              <w:rPr>
+                <w:sz w:val="18"/>
+                <w:szCs w:val="18"/>
+              </w:rPr>
+              <w:t xml:space="preserve">has_any_yellow </w:t>
             </w:r>
             <w:r>
               <w:rPr>
@@ -1600,15 +1329,7 @@
                 <w:sz w:val="18"/>
                 <w:szCs w:val="18"/>
               </w:rPr>
-              <w:t xml:space="preserve"> </w:t>
-            </w:r>
-            <w:proofErr w:type="spellStart"/>
-            <w:r>
-              <w:rPr>
-                <w:sz w:val="18"/>
-                <w:szCs w:val="18"/>
-              </w:rPr>
-              <w:t>coll</w:t>
+              <w:t xml:space="preserve"> coll</w:t>
             </w:r>
             <w:r>
               <w:rPr>
@@ -1624,93 +1345,37 @@
                 <w:sz w:val="18"/>
                 <w:szCs w:val="18"/>
               </w:rPr>
-              <w:t>find_one</w:t>
-            </w:r>
-            <w:proofErr w:type="spellEnd"/>
-            <w:r>
-              <w:rPr>
-                <w:sz w:val="18"/>
-                <w:szCs w:val="18"/>
-              </w:rPr>
-              <w:t>({</w:t>
-            </w:r>
-          </w:p>
-          <w:p>
-            <w:pPr>
-              <w:rPr>
-                <w:sz w:val="18"/>
-                <w:szCs w:val="18"/>
-              </w:rPr>
-            </w:pPr>
-            <w:r>
-              <w:rPr>
-                <w:sz w:val="18"/>
-                <w:szCs w:val="18"/>
-              </w:rPr>
-              <w:t>"</w:t>
-            </w:r>
-            <w:proofErr w:type="spellStart"/>
-            <w:r>
-              <w:rPr>
-                <w:sz w:val="18"/>
-                <w:szCs w:val="18"/>
-              </w:rPr>
-              <w:t>playerId</w:t>
-            </w:r>
-            <w:proofErr w:type="spellEnd"/>
-            <w:r>
-              <w:rPr>
-                <w:sz w:val="18"/>
-                <w:szCs w:val="18"/>
-              </w:rPr>
-              <w:t xml:space="preserve">": </w:t>
-            </w:r>
-            <w:proofErr w:type="spellStart"/>
-            <w:r>
-              <w:rPr>
-                <w:sz w:val="18"/>
-                <w:szCs w:val="18"/>
-              </w:rPr>
-              <w:t>pid</w:t>
-            </w:r>
-            <w:proofErr w:type="spellEnd"/>
-            <w:r>
-              <w:rPr>
-                <w:sz w:val="18"/>
-                <w:szCs w:val="18"/>
-              </w:rPr>
-              <w:t xml:space="preserve">, </w:t>
-            </w:r>
-          </w:p>
-          <w:p>
-            <w:pPr>
-              <w:rPr>
-                <w:sz w:val="18"/>
-                <w:szCs w:val="18"/>
-              </w:rPr>
-            </w:pPr>
-            <w:r>
-              <w:rPr>
-                <w:sz w:val="18"/>
-                <w:szCs w:val="18"/>
-              </w:rPr>
-              <w:t>"</w:t>
-            </w:r>
-            <w:proofErr w:type="spellStart"/>
-            <w:r>
-              <w:rPr>
-                <w:sz w:val="18"/>
-                <w:szCs w:val="18"/>
-              </w:rPr>
-              <w:t>eventKey</w:t>
-            </w:r>
-            <w:proofErr w:type="spellEnd"/>
-            <w:r>
-              <w:rPr>
-                <w:sz w:val="18"/>
-                <w:szCs w:val="18"/>
-              </w:rPr>
-              <w:t>":</w:t>
+              <w:t>find_one({</w:t>
+            </w:r>
+          </w:p>
+          <w:p>
+            <w:pPr>
+              <w:rPr>
+                <w:sz w:val="18"/>
+                <w:szCs w:val="18"/>
+              </w:rPr>
+            </w:pPr>
+            <w:r>
+              <w:rPr>
+                <w:sz w:val="18"/>
+                <w:szCs w:val="18"/>
+              </w:rPr>
+              <w:t xml:space="preserve">"playerId": pid, </w:t>
+            </w:r>
+          </w:p>
+          <w:p>
+            <w:pPr>
+              <w:rPr>
+                <w:sz w:val="18"/>
+                <w:szCs w:val="18"/>
+              </w:rPr>
+            </w:pPr>
+            <w:r>
+              <w:rPr>
+                <w:sz w:val="18"/>
+                <w:szCs w:val="18"/>
+              </w:rPr>
+              <w:t>"eventKey":</w:t>
             </w:r>
             <w:r>
               <w:rPr>
@@ -1724,23 +1389,7 @@
                 <w:sz w:val="18"/>
                 <w:szCs w:val="18"/>
               </w:rPr>
-              <w:t xml:space="preserve">{"$in": </w:t>
-            </w:r>
-            <w:proofErr w:type="spellStart"/>
-            <w:r>
-              <w:rPr>
-                <w:sz w:val="18"/>
-                <w:szCs w:val="18"/>
-              </w:rPr>
-              <w:t>yellow_nodes</w:t>
-            </w:r>
-            <w:proofErr w:type="spellEnd"/>
-            <w:r>
-              <w:rPr>
-                <w:sz w:val="18"/>
-                <w:szCs w:val="18"/>
-              </w:rPr>
-              <w:t>}}) is not None</w:t>
+              <w:t>{"$in": yellow_nodes}}) is not None</w:t>
             </w:r>
           </w:p>
           <w:p>
@@ -1763,23 +1412,7 @@
                 <w:sz w:val="18"/>
                 <w:szCs w:val="18"/>
               </w:rPr>
-              <w:t xml:space="preserve">f has_29 and not </w:t>
-            </w:r>
-            <w:proofErr w:type="spellStart"/>
-            <w:r>
-              <w:rPr>
-                <w:sz w:val="18"/>
-                <w:szCs w:val="18"/>
-              </w:rPr>
-              <w:t>has_any_yellow</w:t>
-            </w:r>
-            <w:proofErr w:type="spellEnd"/>
-            <w:r>
-              <w:rPr>
-                <w:sz w:val="18"/>
-                <w:szCs w:val="18"/>
-              </w:rPr>
-              <w:t>:</w:t>
+              <w:t>f has_29 and not has_any_yellow:</w:t>
             </w:r>
           </w:p>
           <w:p>
@@ -2071,23 +1704,7 @@
                 <w:sz w:val="18"/>
                 <w:szCs w:val="18"/>
               </w:rPr>
-              <w:t xml:space="preserve">If has </w:t>
-            </w:r>
-            <w:proofErr w:type="spellStart"/>
-            <w:r>
-              <w:rPr>
-                <w:sz w:val="18"/>
-                <w:szCs w:val="18"/>
-              </w:rPr>
-              <w:t>eventKey</w:t>
-            </w:r>
-            <w:proofErr w:type="spellEnd"/>
-            <w:r>
-              <w:rPr>
-                <w:sz w:val="18"/>
-                <w:szCs w:val="18"/>
-              </w:rPr>
-              <w:t>:</w:t>
+              <w:t>If has eventKey:</w:t>
             </w:r>
           </w:p>
           <w:p>
@@ -2105,37 +1722,12 @@
               </w:rPr>
               <w:t xml:space="preserve">    </w:t>
             </w:r>
-            <w:proofErr w:type="spellStart"/>
-            <w:r>
-              <w:rPr>
-                <w:sz w:val="18"/>
-                <w:szCs w:val="18"/>
-              </w:rPr>
-              <w:t>start_doc</w:t>
-            </w:r>
-            <w:proofErr w:type="spellEnd"/>
-            <w:r>
-              <w:rPr>
-                <w:sz w:val="18"/>
-                <w:szCs w:val="18"/>
-              </w:rPr>
-              <w:t xml:space="preserve"> = </w:t>
-            </w:r>
-            <w:proofErr w:type="spellStart"/>
-            <w:r>
-              <w:rPr>
-                <w:sz w:val="18"/>
-                <w:szCs w:val="18"/>
-              </w:rPr>
-              <w:t>coll.find_one</w:t>
-            </w:r>
-            <w:proofErr w:type="spellEnd"/>
-            <w:r>
-              <w:rPr>
-                <w:sz w:val="18"/>
-                <w:szCs w:val="18"/>
-              </w:rPr>
-              <w:t>(</w:t>
+            <w:r>
+              <w:rPr>
+                <w:sz w:val="18"/>
+                <w:szCs w:val="18"/>
+              </w:rPr>
+              <w:t>start_doc = coll.find_one(</w:t>
             </w:r>
           </w:p>
           <w:p>
@@ -2165,33 +1757,38 @@
                 <w:sz w:val="18"/>
                 <w:szCs w:val="18"/>
               </w:rPr>
-              <w:t xml:space="preserve">            "</w:t>
-            </w:r>
-            <w:proofErr w:type="spellStart"/>
-            <w:r>
-              <w:rPr>
-                <w:sz w:val="18"/>
-                <w:szCs w:val="18"/>
-              </w:rPr>
-              <w:t>playerId</w:t>
-            </w:r>
-            <w:proofErr w:type="spellEnd"/>
-            <w:r>
-              <w:rPr>
-                <w:sz w:val="18"/>
-                <w:szCs w:val="18"/>
-              </w:rPr>
-              <w:t xml:space="preserve">": </w:t>
-            </w:r>
-            <w:proofErr w:type="spellStart"/>
-            <w:r>
-              <w:rPr>
-                <w:sz w:val="18"/>
-                <w:szCs w:val="18"/>
-              </w:rPr>
-              <w:t>pid</w:t>
-            </w:r>
-            <w:proofErr w:type="spellEnd"/>
+              <w:t xml:space="preserve">            "playerId": pid,</w:t>
+            </w:r>
+          </w:p>
+          <w:p>
+            <w:pPr>
+              <w:rPr>
+                <w:sz w:val="18"/>
+                <w:szCs w:val="18"/>
+              </w:rPr>
+            </w:pPr>
+            <w:r>
+              <w:rPr>
+                <w:sz w:val="18"/>
+                <w:szCs w:val="18"/>
+              </w:rPr>
+              <w:t xml:space="preserve">            "eventKey": START_KEY</w:t>
+            </w:r>
+          </w:p>
+          <w:p>
+            <w:pPr>
+              <w:rPr>
+                <w:sz w:val="18"/>
+                <w:szCs w:val="18"/>
+              </w:rPr>
+            </w:pPr>
+            <w:r>
+              <w:rPr>
+                <w:sz w:val="18"/>
+                <w:szCs w:val="18"/>
+              </w:rPr>
+              <w:t xml:space="preserve">        }</w:t>
+            </w:r>
             <w:r>
               <w:rPr>
                 <w:sz w:val="18"/>
@@ -2212,59 +1809,6 @@
                 <w:sz w:val="18"/>
                 <w:szCs w:val="18"/>
               </w:rPr>
-              <w:t xml:space="preserve">            "</w:t>
-            </w:r>
-            <w:proofErr w:type="spellStart"/>
-            <w:r>
-              <w:rPr>
-                <w:sz w:val="18"/>
-                <w:szCs w:val="18"/>
-              </w:rPr>
-              <w:t>eventKey</w:t>
-            </w:r>
-            <w:proofErr w:type="spellEnd"/>
-            <w:r>
-              <w:rPr>
-                <w:sz w:val="18"/>
-                <w:szCs w:val="18"/>
-              </w:rPr>
-              <w:t>": START_KEY</w:t>
-            </w:r>
-          </w:p>
-          <w:p>
-            <w:pPr>
-              <w:rPr>
-                <w:sz w:val="18"/>
-                <w:szCs w:val="18"/>
-              </w:rPr>
-            </w:pPr>
-            <w:r>
-              <w:rPr>
-                <w:sz w:val="18"/>
-                <w:szCs w:val="18"/>
-              </w:rPr>
-              <w:t xml:space="preserve">        }</w:t>
-            </w:r>
-            <w:r>
-              <w:rPr>
-                <w:sz w:val="18"/>
-                <w:szCs w:val="18"/>
-              </w:rPr>
-              <w:t>,</w:t>
-            </w:r>
-          </w:p>
-          <w:p>
-            <w:pPr>
-              <w:rPr>
-                <w:sz w:val="18"/>
-                <w:szCs w:val="18"/>
-              </w:rPr>
-            </w:pPr>
-            <w:r>
-              <w:rPr>
-                <w:sz w:val="18"/>
-                <w:szCs w:val="18"/>
-              </w:rPr>
               <w:t xml:space="preserve">        sort=[("timestamp", 1)])</w:t>
             </w:r>
           </w:p>
@@ -2283,53 +1827,12 @@
               </w:rPr>
               <w:t xml:space="preserve">    </w:t>
             </w:r>
-            <w:proofErr w:type="spellStart"/>
-            <w:r>
-              <w:rPr>
-                <w:sz w:val="18"/>
-                <w:szCs w:val="18"/>
-              </w:rPr>
-              <w:t>start_ts</w:t>
-            </w:r>
-            <w:proofErr w:type="spellEnd"/>
-            <w:r>
-              <w:rPr>
-                <w:sz w:val="18"/>
-                <w:szCs w:val="18"/>
-              </w:rPr>
-              <w:t xml:space="preserve"> = </w:t>
-            </w:r>
-            <w:proofErr w:type="spellStart"/>
-            <w:r>
-              <w:rPr>
-                <w:sz w:val="18"/>
-                <w:szCs w:val="18"/>
-              </w:rPr>
-              <w:t>datetime.fromisoformat</w:t>
-            </w:r>
-            <w:proofErr w:type="spellEnd"/>
-            <w:r>
-              <w:rPr>
-                <w:sz w:val="18"/>
-                <w:szCs w:val="18"/>
-              </w:rPr>
-              <w:t>(</w:t>
-            </w:r>
-            <w:proofErr w:type="spellStart"/>
-            <w:r>
-              <w:rPr>
-                <w:sz w:val="18"/>
-                <w:szCs w:val="18"/>
-              </w:rPr>
-              <w:t>start_doc</w:t>
-            </w:r>
-            <w:proofErr w:type="spellEnd"/>
-            <w:r>
-              <w:rPr>
-                <w:sz w:val="18"/>
-                <w:szCs w:val="18"/>
-              </w:rPr>
-              <w:t>["timestamp"].replace("Z", "+00:00"))</w:t>
+            <w:r>
+              <w:rPr>
+                <w:sz w:val="18"/>
+                <w:szCs w:val="18"/>
+              </w:rPr>
+              <w:t>start_ts = datetime.fromisoformat(start_doc["timestamp"].replace("Z", "+00:00"))</w:t>
             </w:r>
           </w:p>
           <w:p>
@@ -2355,37 +1858,12 @@
               </w:rPr>
               <w:t xml:space="preserve">  </w:t>
             </w:r>
-            <w:proofErr w:type="spellStart"/>
-            <w:r>
-              <w:rPr>
-                <w:sz w:val="18"/>
-                <w:szCs w:val="18"/>
-              </w:rPr>
-              <w:t>end_doc</w:t>
-            </w:r>
-            <w:proofErr w:type="spellEnd"/>
-            <w:r>
-              <w:rPr>
-                <w:sz w:val="18"/>
-                <w:szCs w:val="18"/>
-              </w:rPr>
-              <w:t xml:space="preserve"> = </w:t>
-            </w:r>
-            <w:proofErr w:type="spellStart"/>
-            <w:r>
-              <w:rPr>
-                <w:sz w:val="18"/>
-                <w:szCs w:val="18"/>
-              </w:rPr>
-              <w:t>coll.find_one</w:t>
-            </w:r>
-            <w:proofErr w:type="spellEnd"/>
-            <w:r>
-              <w:rPr>
-                <w:sz w:val="18"/>
-                <w:szCs w:val="18"/>
-              </w:rPr>
-              <w:t>(</w:t>
+            <w:r>
+              <w:rPr>
+                <w:sz w:val="18"/>
+                <w:szCs w:val="18"/>
+              </w:rPr>
+              <w:t>end_doc = coll.find_one(</w:t>
             </w:r>
           </w:p>
           <w:p>
@@ -2415,117 +1893,37 @@
                 <w:sz w:val="18"/>
                 <w:szCs w:val="18"/>
               </w:rPr>
-              <w:t xml:space="preserve">            "</w:t>
-            </w:r>
-            <w:proofErr w:type="spellStart"/>
-            <w:r>
-              <w:rPr>
-                <w:sz w:val="18"/>
-                <w:szCs w:val="18"/>
-              </w:rPr>
-              <w:t>playerId</w:t>
-            </w:r>
-            <w:proofErr w:type="spellEnd"/>
-            <w:r>
-              <w:rPr>
-                <w:sz w:val="18"/>
-                <w:szCs w:val="18"/>
-              </w:rPr>
-              <w:t xml:space="preserve">": </w:t>
-            </w:r>
-            <w:proofErr w:type="spellStart"/>
-            <w:r>
-              <w:rPr>
-                <w:sz w:val="18"/>
-                <w:szCs w:val="18"/>
-              </w:rPr>
-              <w:t>pid</w:t>
-            </w:r>
-            <w:proofErr w:type="spellEnd"/>
-            <w:r>
-              <w:rPr>
-                <w:sz w:val="18"/>
-                <w:szCs w:val="18"/>
-              </w:rPr>
-              <w:t>,</w:t>
-            </w:r>
-          </w:p>
-          <w:p>
-            <w:pPr>
-              <w:rPr>
-                <w:sz w:val="18"/>
-                <w:szCs w:val="18"/>
-              </w:rPr>
-            </w:pPr>
-            <w:r>
-              <w:rPr>
-                <w:sz w:val="18"/>
-                <w:szCs w:val="18"/>
-              </w:rPr>
-              <w:t xml:space="preserve">            "</w:t>
-            </w:r>
-            <w:proofErr w:type="spellStart"/>
-            <w:r>
-              <w:rPr>
-                <w:sz w:val="18"/>
-                <w:szCs w:val="18"/>
-              </w:rPr>
-              <w:t>eventKey</w:t>
-            </w:r>
-            <w:proofErr w:type="spellEnd"/>
-            <w:r>
-              <w:rPr>
-                <w:sz w:val="18"/>
-                <w:szCs w:val="18"/>
-              </w:rPr>
-              <w:t>": END_KEY,</w:t>
-            </w:r>
-          </w:p>
-          <w:p>
-            <w:pPr>
-              <w:rPr>
-                <w:sz w:val="18"/>
-                <w:szCs w:val="18"/>
-              </w:rPr>
-            </w:pPr>
-            <w:r>
-              <w:rPr>
-                <w:sz w:val="18"/>
-                <w:szCs w:val="18"/>
-              </w:rPr>
-              <w:t xml:space="preserve">            "timestamp": {"$</w:t>
-            </w:r>
-            <w:proofErr w:type="spellStart"/>
-            <w:r>
-              <w:rPr>
-                <w:sz w:val="18"/>
-                <w:szCs w:val="18"/>
-              </w:rPr>
-              <w:t>gte</w:t>
-            </w:r>
-            <w:proofErr w:type="spellEnd"/>
-            <w:r>
-              <w:rPr>
-                <w:sz w:val="18"/>
-                <w:szCs w:val="18"/>
-              </w:rPr>
-              <w:t xml:space="preserve">": </w:t>
-            </w:r>
-            <w:proofErr w:type="spellStart"/>
-            <w:r>
-              <w:rPr>
-                <w:sz w:val="18"/>
-                <w:szCs w:val="18"/>
-              </w:rPr>
-              <w:t>start_doc</w:t>
-            </w:r>
-            <w:proofErr w:type="spellEnd"/>
-            <w:r>
-              <w:rPr>
-                <w:sz w:val="18"/>
-                <w:szCs w:val="18"/>
-              </w:rPr>
-              <w:t>["timestamp"]}</w:t>
+              <w:t xml:space="preserve">            "playerId": pid,</w:t>
+            </w:r>
+          </w:p>
+          <w:p>
+            <w:pPr>
+              <w:rPr>
+                <w:sz w:val="18"/>
+                <w:szCs w:val="18"/>
+              </w:rPr>
+            </w:pPr>
+            <w:r>
+              <w:rPr>
+                <w:sz w:val="18"/>
+                <w:szCs w:val="18"/>
+              </w:rPr>
+              <w:t xml:space="preserve">            "eventKey": END_KEY,</w:t>
+            </w:r>
+          </w:p>
+          <w:p>
+            <w:pPr>
+              <w:rPr>
+                <w:sz w:val="18"/>
+                <w:szCs w:val="18"/>
+              </w:rPr>
+            </w:pPr>
+            <w:r>
+              <w:rPr>
+                <w:sz w:val="18"/>
+                <w:szCs w:val="18"/>
+              </w:rPr>
+              <w:t xml:space="preserve">            "timestamp": {"$gte": start_doc["timestamp"]}</w:t>
             </w:r>
           </w:p>
           <w:p>
@@ -2588,53 +1986,12 @@
               </w:rPr>
               <w:t xml:space="preserve">   </w:t>
             </w:r>
-            <w:proofErr w:type="spellStart"/>
-            <w:r>
-              <w:rPr>
-                <w:sz w:val="18"/>
-                <w:szCs w:val="18"/>
-              </w:rPr>
-              <w:t>end_ts</w:t>
-            </w:r>
-            <w:proofErr w:type="spellEnd"/>
-            <w:r>
-              <w:rPr>
-                <w:sz w:val="18"/>
-                <w:szCs w:val="18"/>
-              </w:rPr>
-              <w:t xml:space="preserve"> = </w:t>
-            </w:r>
-            <w:proofErr w:type="spellStart"/>
-            <w:r>
-              <w:rPr>
-                <w:sz w:val="18"/>
-                <w:szCs w:val="18"/>
-              </w:rPr>
-              <w:t>datetime.fromisoformat</w:t>
-            </w:r>
-            <w:proofErr w:type="spellEnd"/>
-            <w:r>
-              <w:rPr>
-                <w:sz w:val="18"/>
-                <w:szCs w:val="18"/>
-              </w:rPr>
-              <w:t>(</w:t>
-            </w:r>
-            <w:proofErr w:type="spellStart"/>
-            <w:r>
-              <w:rPr>
-                <w:sz w:val="18"/>
-                <w:szCs w:val="18"/>
-              </w:rPr>
-              <w:t>end_doc</w:t>
-            </w:r>
-            <w:proofErr w:type="spellEnd"/>
-            <w:r>
-              <w:rPr>
-                <w:sz w:val="18"/>
-                <w:szCs w:val="18"/>
-              </w:rPr>
-              <w:t>["timestamp"].replace("Z", "+00:00"))</w:t>
+            <w:r>
+              <w:rPr>
+                <w:sz w:val="18"/>
+                <w:szCs w:val="18"/>
+              </w:rPr>
+              <w:t>end_ts = datetime.fromisoformat(end_doc["timestamp"].replace("Z", "+00:00"))</w:t>
             </w:r>
           </w:p>
           <w:p>
@@ -2652,37 +2009,12 @@
               </w:rPr>
               <w:t xml:space="preserve">    </w:t>
             </w:r>
-            <w:proofErr w:type="spellStart"/>
-            <w:r>
-              <w:rPr>
-                <w:sz w:val="18"/>
-                <w:szCs w:val="18"/>
-              </w:rPr>
-              <w:t>start_iso</w:t>
-            </w:r>
-            <w:proofErr w:type="spellEnd"/>
-            <w:r>
-              <w:rPr>
-                <w:sz w:val="18"/>
-                <w:szCs w:val="18"/>
-              </w:rPr>
-              <w:t xml:space="preserve"> = </w:t>
-            </w:r>
-            <w:proofErr w:type="spellStart"/>
-            <w:r>
-              <w:rPr>
-                <w:sz w:val="18"/>
-                <w:szCs w:val="18"/>
-              </w:rPr>
-              <w:t>start_ts.isoformat</w:t>
-            </w:r>
-            <w:proofErr w:type="spellEnd"/>
-            <w:r>
-              <w:rPr>
-                <w:sz w:val="18"/>
-                <w:szCs w:val="18"/>
-              </w:rPr>
-              <w:t>().replace("+00:00", "Z")</w:t>
+            <w:r>
+              <w:rPr>
+                <w:sz w:val="18"/>
+                <w:szCs w:val="18"/>
+              </w:rPr>
+              <w:t>start_iso = start_ts.isoformat().replace("+00:00", "Z")</w:t>
             </w:r>
           </w:p>
           <w:p>
@@ -2700,37 +2032,12 @@
               </w:rPr>
               <w:t xml:space="preserve">    </w:t>
             </w:r>
-            <w:proofErr w:type="spellStart"/>
-            <w:r>
-              <w:rPr>
-                <w:sz w:val="18"/>
-                <w:szCs w:val="18"/>
-              </w:rPr>
-              <w:t>end_iso</w:t>
-            </w:r>
-            <w:proofErr w:type="spellEnd"/>
-            <w:r>
-              <w:rPr>
-                <w:sz w:val="18"/>
-                <w:szCs w:val="18"/>
-              </w:rPr>
-              <w:t xml:space="preserve">   = </w:t>
-            </w:r>
-            <w:proofErr w:type="spellStart"/>
-            <w:r>
-              <w:rPr>
-                <w:sz w:val="18"/>
-                <w:szCs w:val="18"/>
-              </w:rPr>
-              <w:t>end_ts.isoformat</w:t>
-            </w:r>
-            <w:proofErr w:type="spellEnd"/>
-            <w:r>
-              <w:rPr>
-                <w:sz w:val="18"/>
-                <w:szCs w:val="18"/>
-              </w:rPr>
-              <w:t>().replace("+00:00", "Z")</w:t>
+            <w:r>
+              <w:rPr>
+                <w:sz w:val="18"/>
+                <w:szCs w:val="18"/>
+              </w:rPr>
+              <w:t>end_iso   = end_ts.isoformat().replace("+00:00", "Z")</w:t>
             </w:r>
           </w:p>
           <w:p>
@@ -2748,115 +2055,42 @@
               </w:rPr>
               <w:t xml:space="preserve">    </w:t>
             </w:r>
-            <w:proofErr w:type="spellStart"/>
-            <w:r>
-              <w:rPr>
-                <w:sz w:val="18"/>
-                <w:szCs w:val="18"/>
-              </w:rPr>
-              <w:t>count_targets</w:t>
-            </w:r>
-            <w:proofErr w:type="spellEnd"/>
-            <w:r>
-              <w:rPr>
-                <w:sz w:val="18"/>
-                <w:szCs w:val="18"/>
-              </w:rPr>
-              <w:t xml:space="preserve"> = </w:t>
-            </w:r>
-            <w:proofErr w:type="spellStart"/>
-            <w:r>
-              <w:rPr>
-                <w:sz w:val="18"/>
-                <w:szCs w:val="18"/>
-              </w:rPr>
-              <w:t>coll.count_documents</w:t>
-            </w:r>
-            <w:proofErr w:type="spellEnd"/>
-            <w:r>
-              <w:rPr>
-                <w:sz w:val="18"/>
-                <w:szCs w:val="18"/>
-              </w:rPr>
-              <w:t>({</w:t>
-            </w:r>
-          </w:p>
-          <w:p>
-            <w:pPr>
-              <w:rPr>
-                <w:sz w:val="18"/>
-                <w:szCs w:val="18"/>
-              </w:rPr>
-            </w:pPr>
-            <w:r>
-              <w:rPr>
-                <w:sz w:val="18"/>
-                <w:szCs w:val="18"/>
-              </w:rPr>
-              <w:t xml:space="preserve">        "</w:t>
-            </w:r>
-            <w:proofErr w:type="spellStart"/>
-            <w:r>
-              <w:rPr>
-                <w:sz w:val="18"/>
-                <w:szCs w:val="18"/>
-              </w:rPr>
-              <w:t>playerId</w:t>
-            </w:r>
-            <w:proofErr w:type="spellEnd"/>
-            <w:r>
-              <w:rPr>
-                <w:sz w:val="18"/>
-                <w:szCs w:val="18"/>
-              </w:rPr>
-              <w:t xml:space="preserve">": </w:t>
-            </w:r>
-            <w:proofErr w:type="spellStart"/>
-            <w:r>
-              <w:rPr>
-                <w:sz w:val="18"/>
-                <w:szCs w:val="18"/>
-              </w:rPr>
-              <w:t>pid</w:t>
-            </w:r>
-            <w:proofErr w:type="spellEnd"/>
-            <w:r>
-              <w:rPr>
-                <w:sz w:val="18"/>
-                <w:szCs w:val="18"/>
-              </w:rPr>
-              <w:t>,</w:t>
-            </w:r>
-          </w:p>
-          <w:p>
-            <w:pPr>
-              <w:rPr>
-                <w:sz w:val="18"/>
-                <w:szCs w:val="18"/>
-              </w:rPr>
-            </w:pPr>
-            <w:r>
-              <w:rPr>
-                <w:sz w:val="18"/>
-                <w:szCs w:val="18"/>
-              </w:rPr>
-              <w:t xml:space="preserve">        "</w:t>
-            </w:r>
-            <w:proofErr w:type="spellStart"/>
-            <w:r>
-              <w:rPr>
-                <w:sz w:val="18"/>
-                <w:szCs w:val="18"/>
-              </w:rPr>
-              <w:t>eventKey</w:t>
-            </w:r>
-            <w:proofErr w:type="spellEnd"/>
-            <w:r>
-              <w:rPr>
-                <w:sz w:val="18"/>
-                <w:szCs w:val="18"/>
-              </w:rPr>
-              <w:t>": {"$in": TARGET_KEYS},</w:t>
+            <w:r>
+              <w:rPr>
+                <w:sz w:val="18"/>
+                <w:szCs w:val="18"/>
+              </w:rPr>
+              <w:t>count_targets = coll.count_documents({</w:t>
+            </w:r>
+          </w:p>
+          <w:p>
+            <w:pPr>
+              <w:rPr>
+                <w:sz w:val="18"/>
+                <w:szCs w:val="18"/>
+              </w:rPr>
+            </w:pPr>
+            <w:r>
+              <w:rPr>
+                <w:sz w:val="18"/>
+                <w:szCs w:val="18"/>
+              </w:rPr>
+              <w:t xml:space="preserve">        "playerId": pid,</w:t>
+            </w:r>
+          </w:p>
+          <w:p>
+            <w:pPr>
+              <w:rPr>
+                <w:sz w:val="18"/>
+                <w:szCs w:val="18"/>
+              </w:rPr>
+            </w:pPr>
+            <w:r>
+              <w:rPr>
+                <w:sz w:val="18"/>
+                <w:szCs w:val="18"/>
+              </w:rPr>
+              <w:t xml:space="preserve">        "eventKey": {"$in": TARGET_KEYS},</w:t>
             </w:r>
           </w:p>
           <w:p>
@@ -2886,80 +2120,23 @@
                 <w:sz w:val="18"/>
                 <w:szCs w:val="18"/>
               </w:rPr>
-              <w:t xml:space="preserve">            "$</w:t>
-            </w:r>
-            <w:proofErr w:type="spellStart"/>
-            <w:r>
-              <w:rPr>
-                <w:sz w:val="18"/>
-                <w:szCs w:val="18"/>
-              </w:rPr>
-              <w:t>gte</w:t>
-            </w:r>
-            <w:proofErr w:type="spellEnd"/>
-            <w:r>
-              <w:rPr>
-                <w:sz w:val="18"/>
-                <w:szCs w:val="18"/>
-              </w:rPr>
-              <w:t xml:space="preserve">": </w:t>
-            </w:r>
-            <w:proofErr w:type="spellStart"/>
-            <w:r>
-              <w:rPr>
-                <w:sz w:val="18"/>
-                <w:szCs w:val="18"/>
-              </w:rPr>
-              <w:t>start_iso</w:t>
-            </w:r>
-            <w:proofErr w:type="spellEnd"/>
-            <w:r>
-              <w:rPr>
-                <w:sz w:val="18"/>
-                <w:szCs w:val="18"/>
-              </w:rPr>
-              <w:t>,</w:t>
-            </w:r>
-          </w:p>
-          <w:p>
-            <w:pPr>
-              <w:rPr>
-                <w:sz w:val="18"/>
-                <w:szCs w:val="18"/>
-              </w:rPr>
-            </w:pPr>
-            <w:r>
-              <w:rPr>
-                <w:sz w:val="18"/>
-                <w:szCs w:val="18"/>
-              </w:rPr>
-              <w:t xml:space="preserve">            "$</w:t>
-            </w:r>
-            <w:proofErr w:type="spellStart"/>
-            <w:r>
-              <w:rPr>
-                <w:sz w:val="18"/>
-                <w:szCs w:val="18"/>
-              </w:rPr>
-              <w:t>lte</w:t>
-            </w:r>
-            <w:proofErr w:type="spellEnd"/>
-            <w:r>
-              <w:rPr>
-                <w:sz w:val="18"/>
-                <w:szCs w:val="18"/>
-              </w:rPr>
-              <w:t xml:space="preserve">": </w:t>
-            </w:r>
-            <w:proofErr w:type="spellStart"/>
-            <w:r>
-              <w:rPr>
-                <w:sz w:val="18"/>
-                <w:szCs w:val="18"/>
-              </w:rPr>
-              <w:t>end_iso</w:t>
-            </w:r>
-            <w:proofErr w:type="spellEnd"/>
+              <w:t xml:space="preserve">            "$gte": start_iso,</w:t>
+            </w:r>
+          </w:p>
+          <w:p>
+            <w:pPr>
+              <w:rPr>
+                <w:sz w:val="18"/>
+                <w:szCs w:val="18"/>
+              </w:rPr>
+            </w:pPr>
+            <w:r>
+              <w:rPr>
+                <w:sz w:val="18"/>
+                <w:szCs w:val="18"/>
+              </w:rPr>
+              <w:t xml:space="preserve">            "$lte": end_iso</w:t>
+            </w:r>
           </w:p>
           <w:p>
             <w:pPr>
@@ -3011,23 +2188,7 @@
                 <w:sz w:val="18"/>
                 <w:szCs w:val="18"/>
               </w:rPr>
-              <w:t xml:space="preserve">f </w:t>
-            </w:r>
-            <w:proofErr w:type="spellStart"/>
-            <w:r>
-              <w:rPr>
-                <w:sz w:val="18"/>
-                <w:szCs w:val="18"/>
-              </w:rPr>
-              <w:t>count_targets</w:t>
-            </w:r>
-            <w:proofErr w:type="spellEnd"/>
-            <w:r>
-              <w:rPr>
-                <w:sz w:val="18"/>
-                <w:szCs w:val="18"/>
-              </w:rPr>
-              <w:t xml:space="preserve"> &lt;= 1:</w:t>
+              <w:t>f count_targets &lt;= 1:</w:t>
             </w:r>
           </w:p>
           <w:p>
@@ -3469,23 +2630,7 @@
                 <w:sz w:val="18"/>
                 <w:szCs w:val="18"/>
               </w:rPr>
-              <w:t xml:space="preserve">If has </w:t>
-            </w:r>
-            <w:proofErr w:type="spellStart"/>
-            <w:r>
-              <w:rPr>
-                <w:sz w:val="18"/>
-                <w:szCs w:val="18"/>
-              </w:rPr>
-              <w:t>eventKey</w:t>
-            </w:r>
-            <w:proofErr w:type="spellEnd"/>
-            <w:r>
-              <w:rPr>
-                <w:sz w:val="18"/>
-                <w:szCs w:val="18"/>
-              </w:rPr>
-              <w:t>:</w:t>
+              <w:t>If has eventKey:</w:t>
             </w:r>
           </w:p>
           <w:p>
@@ -3502,37 +2647,12 @@
               </w:rPr>
               <w:t xml:space="preserve">    </w:t>
             </w:r>
-            <w:proofErr w:type="spellStart"/>
-            <w:r>
-              <w:rPr>
-                <w:sz w:val="18"/>
-                <w:szCs w:val="18"/>
-              </w:rPr>
-              <w:t>start_doc</w:t>
-            </w:r>
-            <w:proofErr w:type="spellEnd"/>
-            <w:r>
-              <w:rPr>
-                <w:sz w:val="18"/>
-                <w:szCs w:val="18"/>
-              </w:rPr>
-              <w:t xml:space="preserve"> = </w:t>
-            </w:r>
-            <w:proofErr w:type="spellStart"/>
-            <w:r>
-              <w:rPr>
-                <w:sz w:val="18"/>
-                <w:szCs w:val="18"/>
-              </w:rPr>
-              <w:t>coll.find_one</w:t>
-            </w:r>
-            <w:proofErr w:type="spellEnd"/>
-            <w:r>
-              <w:rPr>
-                <w:sz w:val="18"/>
-                <w:szCs w:val="18"/>
-              </w:rPr>
-              <w:t>(</w:t>
+            <w:r>
+              <w:rPr>
+                <w:sz w:val="18"/>
+                <w:szCs w:val="18"/>
+              </w:rPr>
+              <w:t>start_doc = coll.find_one(</w:t>
             </w:r>
           </w:p>
           <w:p>
@@ -3562,70 +2682,22 @@
                 <w:sz w:val="18"/>
                 <w:szCs w:val="18"/>
               </w:rPr>
-              <w:t xml:space="preserve">            "</w:t>
-            </w:r>
-            <w:proofErr w:type="spellStart"/>
-            <w:r>
-              <w:rPr>
-                <w:sz w:val="18"/>
-                <w:szCs w:val="18"/>
-              </w:rPr>
-              <w:t>playerId</w:t>
-            </w:r>
-            <w:proofErr w:type="spellEnd"/>
-            <w:r>
-              <w:rPr>
-                <w:sz w:val="18"/>
-                <w:szCs w:val="18"/>
-              </w:rPr>
-              <w:t xml:space="preserve">": </w:t>
-            </w:r>
-            <w:proofErr w:type="spellStart"/>
-            <w:r>
-              <w:rPr>
-                <w:sz w:val="18"/>
-                <w:szCs w:val="18"/>
-              </w:rPr>
-              <w:t>pid</w:t>
-            </w:r>
-            <w:proofErr w:type="spellEnd"/>
-            <w:r>
-              <w:rPr>
-                <w:sz w:val="18"/>
-                <w:szCs w:val="18"/>
-              </w:rPr>
-              <w:t>,</w:t>
-            </w:r>
-          </w:p>
-          <w:p>
-            <w:pPr>
-              <w:rPr>
-                <w:sz w:val="18"/>
-                <w:szCs w:val="18"/>
-              </w:rPr>
-            </w:pPr>
-            <w:r>
-              <w:rPr>
-                <w:sz w:val="18"/>
-                <w:szCs w:val="18"/>
-              </w:rPr>
-              <w:t xml:space="preserve">            "</w:t>
-            </w:r>
-            <w:proofErr w:type="spellStart"/>
-            <w:r>
-              <w:rPr>
-                <w:sz w:val="18"/>
-                <w:szCs w:val="18"/>
-              </w:rPr>
-              <w:t>eventKey</w:t>
-            </w:r>
-            <w:proofErr w:type="spellEnd"/>
-            <w:r>
-              <w:rPr>
-                <w:sz w:val="18"/>
-                <w:szCs w:val="18"/>
-              </w:rPr>
-              <w:t>": START_KEY</w:t>
+              <w:t xml:space="preserve">            "playerId": pid,</w:t>
+            </w:r>
+          </w:p>
+          <w:p>
+            <w:pPr>
+              <w:rPr>
+                <w:sz w:val="18"/>
+                <w:szCs w:val="18"/>
+              </w:rPr>
+            </w:pPr>
+            <w:r>
+              <w:rPr>
+                <w:sz w:val="18"/>
+                <w:szCs w:val="18"/>
+              </w:rPr>
+              <w:t xml:space="preserve">            "eventKey": START_KEY</w:t>
             </w:r>
           </w:p>
           <w:p>
@@ -3688,53 +2760,12 @@
               </w:rPr>
               <w:t xml:space="preserve"> </w:t>
             </w:r>
-            <w:proofErr w:type="spellStart"/>
-            <w:r>
-              <w:rPr>
-                <w:sz w:val="18"/>
-                <w:szCs w:val="18"/>
-              </w:rPr>
-              <w:t>start_ts</w:t>
-            </w:r>
-            <w:proofErr w:type="spellEnd"/>
-            <w:r>
-              <w:rPr>
-                <w:sz w:val="18"/>
-                <w:szCs w:val="18"/>
-              </w:rPr>
-              <w:t xml:space="preserve"> = </w:t>
-            </w:r>
-            <w:proofErr w:type="spellStart"/>
-            <w:r>
-              <w:rPr>
-                <w:sz w:val="18"/>
-                <w:szCs w:val="18"/>
-              </w:rPr>
-              <w:t>datetime.fromisoformat</w:t>
-            </w:r>
-            <w:proofErr w:type="spellEnd"/>
-            <w:r>
-              <w:rPr>
-                <w:sz w:val="18"/>
-                <w:szCs w:val="18"/>
-              </w:rPr>
-              <w:t>(</w:t>
-            </w:r>
-            <w:proofErr w:type="spellStart"/>
-            <w:r>
-              <w:rPr>
-                <w:sz w:val="18"/>
-                <w:szCs w:val="18"/>
-              </w:rPr>
-              <w:t>start_doc</w:t>
-            </w:r>
-            <w:proofErr w:type="spellEnd"/>
-            <w:r>
-              <w:rPr>
-                <w:sz w:val="18"/>
-                <w:szCs w:val="18"/>
-              </w:rPr>
-              <w:t>["timestamp"].replace("Z", "+00:00"))</w:t>
+            <w:r>
+              <w:rPr>
+                <w:sz w:val="18"/>
+                <w:szCs w:val="18"/>
+              </w:rPr>
+              <w:t>start_ts = datetime.fromisoformat(start_doc["timestamp"].replace("Z", "+00:00"))</w:t>
             </w:r>
           </w:p>
           <w:p>
@@ -3766,37 +2797,12 @@
               </w:rPr>
               <w:t xml:space="preserve"> </w:t>
             </w:r>
-            <w:proofErr w:type="spellStart"/>
-            <w:r>
-              <w:rPr>
-                <w:sz w:val="18"/>
-                <w:szCs w:val="18"/>
-              </w:rPr>
-              <w:t>end_doc</w:t>
-            </w:r>
-            <w:proofErr w:type="spellEnd"/>
-            <w:r>
-              <w:rPr>
-                <w:sz w:val="18"/>
-                <w:szCs w:val="18"/>
-              </w:rPr>
-              <w:t xml:space="preserve"> = </w:t>
-            </w:r>
-            <w:proofErr w:type="spellStart"/>
-            <w:r>
-              <w:rPr>
-                <w:sz w:val="18"/>
-                <w:szCs w:val="18"/>
-              </w:rPr>
-              <w:t>coll.find_one</w:t>
-            </w:r>
-            <w:proofErr w:type="spellEnd"/>
-            <w:r>
-              <w:rPr>
-                <w:sz w:val="18"/>
-                <w:szCs w:val="18"/>
-              </w:rPr>
-              <w:t>(</w:t>
+            <w:r>
+              <w:rPr>
+                <w:sz w:val="18"/>
+                <w:szCs w:val="18"/>
+              </w:rPr>
+              <w:t>end_doc = coll.find_one(</w:t>
             </w:r>
           </w:p>
           <w:p>
@@ -3826,117 +2832,37 @@
                 <w:sz w:val="18"/>
                 <w:szCs w:val="18"/>
               </w:rPr>
-              <w:t xml:space="preserve">            "</w:t>
-            </w:r>
-            <w:proofErr w:type="spellStart"/>
-            <w:r>
-              <w:rPr>
-                <w:sz w:val="18"/>
-                <w:szCs w:val="18"/>
-              </w:rPr>
-              <w:t>playerId</w:t>
-            </w:r>
-            <w:proofErr w:type="spellEnd"/>
-            <w:r>
-              <w:rPr>
-                <w:sz w:val="18"/>
-                <w:szCs w:val="18"/>
-              </w:rPr>
-              <w:t xml:space="preserve">": </w:t>
-            </w:r>
-            <w:proofErr w:type="spellStart"/>
-            <w:r>
-              <w:rPr>
-                <w:sz w:val="18"/>
-                <w:szCs w:val="18"/>
-              </w:rPr>
-              <w:t>pid</w:t>
-            </w:r>
-            <w:proofErr w:type="spellEnd"/>
-            <w:r>
-              <w:rPr>
-                <w:sz w:val="18"/>
-                <w:szCs w:val="18"/>
-              </w:rPr>
-              <w:t>,</w:t>
-            </w:r>
-          </w:p>
-          <w:p>
-            <w:pPr>
-              <w:rPr>
-                <w:sz w:val="18"/>
-                <w:szCs w:val="18"/>
-              </w:rPr>
-            </w:pPr>
-            <w:r>
-              <w:rPr>
-                <w:sz w:val="18"/>
-                <w:szCs w:val="18"/>
-              </w:rPr>
-              <w:t xml:space="preserve">            "</w:t>
-            </w:r>
-            <w:proofErr w:type="spellStart"/>
-            <w:r>
-              <w:rPr>
-                <w:sz w:val="18"/>
-                <w:szCs w:val="18"/>
-              </w:rPr>
-              <w:t>eventKey</w:t>
-            </w:r>
-            <w:proofErr w:type="spellEnd"/>
-            <w:r>
-              <w:rPr>
-                <w:sz w:val="18"/>
-                <w:szCs w:val="18"/>
-              </w:rPr>
-              <w:t>": END_KEY,</w:t>
-            </w:r>
-          </w:p>
-          <w:p>
-            <w:pPr>
-              <w:rPr>
-                <w:sz w:val="18"/>
-                <w:szCs w:val="18"/>
-              </w:rPr>
-            </w:pPr>
-            <w:r>
-              <w:rPr>
-                <w:sz w:val="18"/>
-                <w:szCs w:val="18"/>
-              </w:rPr>
-              <w:t xml:space="preserve">            "timestamp": {"$</w:t>
-            </w:r>
-            <w:proofErr w:type="spellStart"/>
-            <w:r>
-              <w:rPr>
-                <w:sz w:val="18"/>
-                <w:szCs w:val="18"/>
-              </w:rPr>
-              <w:t>gte</w:t>
-            </w:r>
-            <w:proofErr w:type="spellEnd"/>
-            <w:r>
-              <w:rPr>
-                <w:sz w:val="18"/>
-                <w:szCs w:val="18"/>
-              </w:rPr>
-              <w:t xml:space="preserve">": </w:t>
-            </w:r>
-            <w:proofErr w:type="spellStart"/>
-            <w:r>
-              <w:rPr>
-                <w:sz w:val="18"/>
-                <w:szCs w:val="18"/>
-              </w:rPr>
-              <w:t>start_doc</w:t>
-            </w:r>
-            <w:proofErr w:type="spellEnd"/>
-            <w:r>
-              <w:rPr>
-                <w:sz w:val="18"/>
-                <w:szCs w:val="18"/>
-              </w:rPr>
-              <w:t>["timestamp"]}</w:t>
+              <w:t xml:space="preserve">            "playerId": pid,</w:t>
+            </w:r>
+          </w:p>
+          <w:p>
+            <w:pPr>
+              <w:rPr>
+                <w:sz w:val="18"/>
+                <w:szCs w:val="18"/>
+              </w:rPr>
+            </w:pPr>
+            <w:r>
+              <w:rPr>
+                <w:sz w:val="18"/>
+                <w:szCs w:val="18"/>
+              </w:rPr>
+              <w:t xml:space="preserve">            "eventKey": END_KEY,</w:t>
+            </w:r>
+          </w:p>
+          <w:p>
+            <w:pPr>
+              <w:rPr>
+                <w:sz w:val="18"/>
+                <w:szCs w:val="18"/>
+              </w:rPr>
+            </w:pPr>
+            <w:r>
+              <w:rPr>
+                <w:sz w:val="18"/>
+                <w:szCs w:val="18"/>
+              </w:rPr>
+              <w:t xml:space="preserve">            "timestamp": {"$gte": start_doc["timestamp"]}</w:t>
             </w:r>
           </w:p>
           <w:p>
@@ -4009,53 +2935,12 @@
               </w:rPr>
               <w:t xml:space="preserve">    </w:t>
             </w:r>
-            <w:proofErr w:type="spellStart"/>
-            <w:r>
-              <w:rPr>
-                <w:sz w:val="18"/>
-                <w:szCs w:val="18"/>
-              </w:rPr>
-              <w:t>end_ts</w:t>
-            </w:r>
-            <w:proofErr w:type="spellEnd"/>
-            <w:r>
-              <w:rPr>
-                <w:sz w:val="18"/>
-                <w:szCs w:val="18"/>
-              </w:rPr>
-              <w:t xml:space="preserve"> = </w:t>
-            </w:r>
-            <w:proofErr w:type="spellStart"/>
-            <w:r>
-              <w:rPr>
-                <w:sz w:val="18"/>
-                <w:szCs w:val="18"/>
-              </w:rPr>
-              <w:t>datetime.fromisoformat</w:t>
-            </w:r>
-            <w:proofErr w:type="spellEnd"/>
-            <w:r>
-              <w:rPr>
-                <w:sz w:val="18"/>
-                <w:szCs w:val="18"/>
-              </w:rPr>
-              <w:t>(</w:t>
-            </w:r>
-            <w:proofErr w:type="spellStart"/>
-            <w:r>
-              <w:rPr>
-                <w:sz w:val="18"/>
-                <w:szCs w:val="18"/>
-              </w:rPr>
-              <w:t>end_doc</w:t>
-            </w:r>
-            <w:proofErr w:type="spellEnd"/>
-            <w:r>
-              <w:rPr>
-                <w:sz w:val="18"/>
-                <w:szCs w:val="18"/>
-              </w:rPr>
-              <w:t>["timestamp"].replace("Z", "+00:00"))</w:t>
+            <w:r>
+              <w:rPr>
+                <w:sz w:val="18"/>
+                <w:szCs w:val="18"/>
+              </w:rPr>
+              <w:t>end_ts = datetime.fromisoformat(end_doc["timestamp"].replace("Z", "+00:00"))</w:t>
             </w:r>
           </w:p>
           <w:p>
@@ -4073,37 +2958,12 @@
               </w:rPr>
               <w:t xml:space="preserve">    </w:t>
             </w:r>
-            <w:proofErr w:type="spellStart"/>
-            <w:r>
-              <w:rPr>
-                <w:sz w:val="18"/>
-                <w:szCs w:val="18"/>
-              </w:rPr>
-              <w:t>start_iso</w:t>
-            </w:r>
-            <w:proofErr w:type="spellEnd"/>
-            <w:r>
-              <w:rPr>
-                <w:sz w:val="18"/>
-                <w:szCs w:val="18"/>
-              </w:rPr>
-              <w:t xml:space="preserve"> = </w:t>
-            </w:r>
-            <w:proofErr w:type="spellStart"/>
-            <w:r>
-              <w:rPr>
-                <w:sz w:val="18"/>
-                <w:szCs w:val="18"/>
-              </w:rPr>
-              <w:t>start_ts.isoformat</w:t>
-            </w:r>
-            <w:proofErr w:type="spellEnd"/>
-            <w:r>
-              <w:rPr>
-                <w:sz w:val="18"/>
-                <w:szCs w:val="18"/>
-              </w:rPr>
-              <w:t>().replace("+00:00", "Z")</w:t>
+            <w:r>
+              <w:rPr>
+                <w:sz w:val="18"/>
+                <w:szCs w:val="18"/>
+              </w:rPr>
+              <w:t>start_iso = start_ts.isoformat().replace("+00:00", "Z")</w:t>
             </w:r>
           </w:p>
           <w:p>
@@ -4121,37 +2981,12 @@
               </w:rPr>
               <w:t xml:space="preserve">    </w:t>
             </w:r>
-            <w:proofErr w:type="spellStart"/>
-            <w:r>
-              <w:rPr>
-                <w:sz w:val="18"/>
-                <w:szCs w:val="18"/>
-              </w:rPr>
-              <w:t>end_iso</w:t>
-            </w:r>
-            <w:proofErr w:type="spellEnd"/>
-            <w:r>
-              <w:rPr>
-                <w:sz w:val="18"/>
-                <w:szCs w:val="18"/>
-              </w:rPr>
-              <w:t xml:space="preserve">   = </w:t>
-            </w:r>
-            <w:proofErr w:type="spellStart"/>
-            <w:r>
-              <w:rPr>
-                <w:sz w:val="18"/>
-                <w:szCs w:val="18"/>
-              </w:rPr>
-              <w:t>end_ts.isoformat</w:t>
-            </w:r>
-            <w:proofErr w:type="spellEnd"/>
-            <w:r>
-              <w:rPr>
-                <w:sz w:val="18"/>
-                <w:szCs w:val="18"/>
-              </w:rPr>
-              <w:t>().replace("+00:00", "Z")</w:t>
+            <w:r>
+              <w:rPr>
+                <w:sz w:val="18"/>
+                <w:szCs w:val="18"/>
+              </w:rPr>
+              <w:t>end_iso   = end_ts.isoformat().replace("+00:00", "Z")</w:t>
             </w:r>
           </w:p>
           <w:p>
@@ -4169,115 +3004,42 @@
               </w:rPr>
               <w:t xml:space="preserve">    </w:t>
             </w:r>
-            <w:proofErr w:type="spellStart"/>
-            <w:r>
-              <w:rPr>
-                <w:sz w:val="18"/>
-                <w:szCs w:val="18"/>
-              </w:rPr>
-              <w:t>count_targets</w:t>
-            </w:r>
-            <w:proofErr w:type="spellEnd"/>
-            <w:r>
-              <w:rPr>
-                <w:sz w:val="18"/>
-                <w:szCs w:val="18"/>
-              </w:rPr>
-              <w:t xml:space="preserve"> = </w:t>
-            </w:r>
-            <w:proofErr w:type="spellStart"/>
-            <w:r>
-              <w:rPr>
-                <w:sz w:val="18"/>
-                <w:szCs w:val="18"/>
-              </w:rPr>
-              <w:t>coll.count_documents</w:t>
-            </w:r>
-            <w:proofErr w:type="spellEnd"/>
-            <w:r>
-              <w:rPr>
-                <w:sz w:val="18"/>
-                <w:szCs w:val="18"/>
-              </w:rPr>
-              <w:t>({</w:t>
-            </w:r>
-          </w:p>
-          <w:p>
-            <w:pPr>
-              <w:rPr>
-                <w:sz w:val="18"/>
-                <w:szCs w:val="18"/>
-              </w:rPr>
-            </w:pPr>
-            <w:r>
-              <w:rPr>
-                <w:sz w:val="18"/>
-                <w:szCs w:val="18"/>
-              </w:rPr>
-              <w:t xml:space="preserve">        "</w:t>
-            </w:r>
-            <w:proofErr w:type="spellStart"/>
-            <w:r>
-              <w:rPr>
-                <w:sz w:val="18"/>
-                <w:szCs w:val="18"/>
-              </w:rPr>
-              <w:t>playerId</w:t>
-            </w:r>
-            <w:proofErr w:type="spellEnd"/>
-            <w:r>
-              <w:rPr>
-                <w:sz w:val="18"/>
-                <w:szCs w:val="18"/>
-              </w:rPr>
-              <w:t xml:space="preserve">": </w:t>
-            </w:r>
-            <w:proofErr w:type="spellStart"/>
-            <w:r>
-              <w:rPr>
-                <w:sz w:val="18"/>
-                <w:szCs w:val="18"/>
-              </w:rPr>
-              <w:t>pid</w:t>
-            </w:r>
-            <w:proofErr w:type="spellEnd"/>
-            <w:r>
-              <w:rPr>
-                <w:sz w:val="18"/>
-                <w:szCs w:val="18"/>
-              </w:rPr>
-              <w:t>,</w:t>
-            </w:r>
-          </w:p>
-          <w:p>
-            <w:pPr>
-              <w:rPr>
-                <w:sz w:val="18"/>
-                <w:szCs w:val="18"/>
-              </w:rPr>
-            </w:pPr>
-            <w:r>
-              <w:rPr>
-                <w:sz w:val="18"/>
-                <w:szCs w:val="18"/>
-              </w:rPr>
-              <w:t xml:space="preserve">        "</w:t>
-            </w:r>
-            <w:proofErr w:type="spellStart"/>
-            <w:r>
-              <w:rPr>
-                <w:sz w:val="18"/>
-                <w:szCs w:val="18"/>
-              </w:rPr>
-              <w:t>eventKey</w:t>
-            </w:r>
-            <w:proofErr w:type="spellEnd"/>
-            <w:r>
-              <w:rPr>
-                <w:sz w:val="18"/>
-                <w:szCs w:val="18"/>
-              </w:rPr>
-              <w:t>": {"$in": TARGET_KEYS},</w:t>
+            <w:r>
+              <w:rPr>
+                <w:sz w:val="18"/>
+                <w:szCs w:val="18"/>
+              </w:rPr>
+              <w:t>count_targets = coll.count_documents({</w:t>
+            </w:r>
+          </w:p>
+          <w:p>
+            <w:pPr>
+              <w:rPr>
+                <w:sz w:val="18"/>
+                <w:szCs w:val="18"/>
+              </w:rPr>
+            </w:pPr>
+            <w:r>
+              <w:rPr>
+                <w:sz w:val="18"/>
+                <w:szCs w:val="18"/>
+              </w:rPr>
+              <w:t xml:space="preserve">        "playerId": pid,</w:t>
+            </w:r>
+          </w:p>
+          <w:p>
+            <w:pPr>
+              <w:rPr>
+                <w:sz w:val="18"/>
+                <w:szCs w:val="18"/>
+              </w:rPr>
+            </w:pPr>
+            <w:r>
+              <w:rPr>
+                <w:sz w:val="18"/>
+                <w:szCs w:val="18"/>
+              </w:rPr>
+              <w:t xml:space="preserve">        "eventKey": {"$in": TARGET_KEYS},</w:t>
             </w:r>
           </w:p>
           <w:p>
@@ -4307,80 +3069,23 @@
                 <w:sz w:val="18"/>
                 <w:szCs w:val="18"/>
               </w:rPr>
-              <w:t xml:space="preserve">            "$</w:t>
-            </w:r>
-            <w:proofErr w:type="spellStart"/>
-            <w:r>
-              <w:rPr>
-                <w:sz w:val="18"/>
-                <w:szCs w:val="18"/>
-              </w:rPr>
-              <w:t>gte</w:t>
-            </w:r>
-            <w:proofErr w:type="spellEnd"/>
-            <w:r>
-              <w:rPr>
-                <w:sz w:val="18"/>
-                <w:szCs w:val="18"/>
-              </w:rPr>
-              <w:t xml:space="preserve">": </w:t>
-            </w:r>
-            <w:proofErr w:type="spellStart"/>
-            <w:r>
-              <w:rPr>
-                <w:sz w:val="18"/>
-                <w:szCs w:val="18"/>
-              </w:rPr>
-              <w:t>start_iso</w:t>
-            </w:r>
-            <w:proofErr w:type="spellEnd"/>
-            <w:r>
-              <w:rPr>
-                <w:sz w:val="18"/>
-                <w:szCs w:val="18"/>
-              </w:rPr>
-              <w:t>,</w:t>
-            </w:r>
-          </w:p>
-          <w:p>
-            <w:pPr>
-              <w:rPr>
-                <w:sz w:val="18"/>
-                <w:szCs w:val="18"/>
-              </w:rPr>
-            </w:pPr>
-            <w:r>
-              <w:rPr>
-                <w:sz w:val="18"/>
-                <w:szCs w:val="18"/>
-              </w:rPr>
-              <w:t xml:space="preserve">            "$</w:t>
-            </w:r>
-            <w:proofErr w:type="spellStart"/>
-            <w:r>
-              <w:rPr>
-                <w:sz w:val="18"/>
-                <w:szCs w:val="18"/>
-              </w:rPr>
-              <w:t>lte</w:t>
-            </w:r>
-            <w:proofErr w:type="spellEnd"/>
-            <w:r>
-              <w:rPr>
-                <w:sz w:val="18"/>
-                <w:szCs w:val="18"/>
-              </w:rPr>
-              <w:t xml:space="preserve">": </w:t>
-            </w:r>
-            <w:proofErr w:type="spellStart"/>
-            <w:r>
-              <w:rPr>
-                <w:sz w:val="18"/>
-                <w:szCs w:val="18"/>
-              </w:rPr>
-              <w:t>end_iso</w:t>
-            </w:r>
-            <w:proofErr w:type="spellEnd"/>
+              <w:t xml:space="preserve">            "$gte": start_iso,</w:t>
+            </w:r>
+          </w:p>
+          <w:p>
+            <w:pPr>
+              <w:rPr>
+                <w:sz w:val="18"/>
+                <w:szCs w:val="18"/>
+              </w:rPr>
+            </w:pPr>
+            <w:r>
+              <w:rPr>
+                <w:sz w:val="18"/>
+                <w:szCs w:val="18"/>
+              </w:rPr>
+              <w:t xml:space="preserve">            "$lte": end_iso</w:t>
+            </w:r>
           </w:p>
           <w:p>
             <w:pPr>
@@ -4433,23 +3138,7 @@
                 <w:sz w:val="18"/>
                 <w:szCs w:val="18"/>
               </w:rPr>
-              <w:t xml:space="preserve">if </w:t>
-            </w:r>
-            <w:proofErr w:type="spellStart"/>
-            <w:r>
-              <w:rPr>
-                <w:sz w:val="18"/>
-                <w:szCs w:val="18"/>
-              </w:rPr>
-              <w:t>count_targets</w:t>
-            </w:r>
-            <w:proofErr w:type="spellEnd"/>
-            <w:r>
-              <w:rPr>
-                <w:sz w:val="18"/>
-                <w:szCs w:val="18"/>
-              </w:rPr>
-              <w:t xml:space="preserve"> &lt;= 6:</w:t>
+              <w:t>if count_targets &lt;= 6:</w:t>
             </w:r>
           </w:p>
           <w:p>
@@ -4662,53 +3351,35 @@
                 <w:szCs w:val="18"/>
               </w:rPr>
             </w:pPr>
-            <w:proofErr w:type="spellStart"/>
-            <w:r>
-              <w:rPr>
-                <w:sz w:val="18"/>
-                <w:szCs w:val="18"/>
-              </w:rPr>
-              <w:t>success_key</w:t>
-            </w:r>
-            <w:proofErr w:type="spellEnd"/>
-            <w:r>
-              <w:rPr>
-                <w:sz w:val="18"/>
-                <w:szCs w:val="18"/>
-              </w:rPr>
-              <w:t xml:space="preserve"> = " DialogueNodeEvent:74:21"</w:t>
-            </w:r>
-          </w:p>
-          <w:p>
-            <w:pPr>
-              <w:rPr>
-                <w:sz w:val="18"/>
-                <w:szCs w:val="18"/>
-              </w:rPr>
-            </w:pPr>
-          </w:p>
-          <w:p>
-            <w:pPr>
-              <w:rPr>
-                <w:sz w:val="18"/>
-                <w:szCs w:val="18"/>
-              </w:rPr>
-            </w:pPr>
-            <w:proofErr w:type="spellStart"/>
-            <w:r>
-              <w:rPr>
-                <w:sz w:val="18"/>
-                <w:szCs w:val="18"/>
-              </w:rPr>
-              <w:t>bad_keys</w:t>
-            </w:r>
-            <w:proofErr w:type="spellEnd"/>
-            <w:r>
-              <w:rPr>
-                <w:sz w:val="18"/>
-                <w:szCs w:val="18"/>
-              </w:rPr>
-              <w:t xml:space="preserve"> = [</w:t>
+            <w:r>
+              <w:rPr>
+                <w:sz w:val="18"/>
+                <w:szCs w:val="18"/>
+              </w:rPr>
+              <w:t>success_key = " DialogueNodeEvent:74:21"</w:t>
+            </w:r>
+          </w:p>
+          <w:p>
+            <w:pPr>
+              <w:rPr>
+                <w:sz w:val="18"/>
+                <w:szCs w:val="18"/>
+              </w:rPr>
+            </w:pPr>
+          </w:p>
+          <w:p>
+            <w:pPr>
+              <w:rPr>
+                <w:sz w:val="18"/>
+                <w:szCs w:val="18"/>
+              </w:rPr>
+            </w:pPr>
+            <w:r>
+              <w:rPr>
+                <w:sz w:val="18"/>
+                <w:szCs w:val="18"/>
+              </w:rPr>
+              <w:t>bad_keys = [</w:t>
             </w:r>
           </w:p>
           <w:p>
@@ -4806,17 +3477,8 @@
                 <w:sz w:val="18"/>
                 <w:szCs w:val="18"/>
               </w:rPr>
-              <w:t xml:space="preserve">If has </w:t>
-            </w:r>
-            <w:proofErr w:type="spellStart"/>
-            <w:r>
-              <w:rPr>
-                <w:sz w:val="18"/>
-                <w:szCs w:val="18"/>
-              </w:rPr>
-              <w:t>eventKey</w:t>
-            </w:r>
-            <w:proofErr w:type="spellEnd"/>
+              <w:t>If has eventKey</w:t>
+            </w:r>
             <w:r>
               <w:rPr>
                 <w:rFonts w:hint="eastAsia"/>
@@ -4846,23 +3508,7 @@
                 <w:sz w:val="18"/>
                 <w:szCs w:val="18"/>
               </w:rPr>
-              <w:t xml:space="preserve">has_74_21 = </w:t>
-            </w:r>
-            <w:proofErr w:type="spellStart"/>
-            <w:r>
-              <w:rPr>
-                <w:sz w:val="18"/>
-                <w:szCs w:val="18"/>
-              </w:rPr>
-              <w:t>coll.find_one</w:t>
-            </w:r>
-            <w:proofErr w:type="spellEnd"/>
-            <w:r>
-              <w:rPr>
-                <w:sz w:val="18"/>
-                <w:szCs w:val="18"/>
-              </w:rPr>
-              <w:t>(</w:t>
+              <w:t>has_74_21 = coll.find_one(</w:t>
             </w:r>
           </w:p>
           <w:p>
@@ -4892,80 +3538,23 @@
                 <w:sz w:val="18"/>
                 <w:szCs w:val="18"/>
               </w:rPr>
-              <w:t xml:space="preserve">            "</w:t>
-            </w:r>
-            <w:proofErr w:type="spellStart"/>
-            <w:r>
-              <w:rPr>
-                <w:sz w:val="18"/>
-                <w:szCs w:val="18"/>
-              </w:rPr>
-              <w:t>playerId</w:t>
-            </w:r>
-            <w:proofErr w:type="spellEnd"/>
-            <w:r>
-              <w:rPr>
-                <w:sz w:val="18"/>
-                <w:szCs w:val="18"/>
-              </w:rPr>
-              <w:t xml:space="preserve">": </w:t>
-            </w:r>
-            <w:proofErr w:type="spellStart"/>
-            <w:r>
-              <w:rPr>
-                <w:sz w:val="18"/>
-                <w:szCs w:val="18"/>
-              </w:rPr>
-              <w:t>pid</w:t>
-            </w:r>
-            <w:proofErr w:type="spellEnd"/>
-            <w:r>
-              <w:rPr>
-                <w:sz w:val="18"/>
-                <w:szCs w:val="18"/>
-              </w:rPr>
-              <w:t>,</w:t>
-            </w:r>
-          </w:p>
-          <w:p>
-            <w:pPr>
-              <w:rPr>
-                <w:sz w:val="18"/>
-                <w:szCs w:val="18"/>
-              </w:rPr>
-            </w:pPr>
-            <w:r>
-              <w:rPr>
-                <w:sz w:val="18"/>
-                <w:szCs w:val="18"/>
-              </w:rPr>
-              <w:t xml:space="preserve">            "</w:t>
-            </w:r>
-            <w:proofErr w:type="spellStart"/>
-            <w:r>
-              <w:rPr>
-                <w:sz w:val="18"/>
-                <w:szCs w:val="18"/>
-              </w:rPr>
-              <w:t>eventKey</w:t>
-            </w:r>
-            <w:proofErr w:type="spellEnd"/>
-            <w:r>
-              <w:rPr>
-                <w:sz w:val="18"/>
-                <w:szCs w:val="18"/>
-              </w:rPr>
-              <w:t xml:space="preserve">": </w:t>
-            </w:r>
-            <w:proofErr w:type="spellStart"/>
-            <w:r>
-              <w:rPr>
-                <w:sz w:val="18"/>
-                <w:szCs w:val="18"/>
-              </w:rPr>
-              <w:t>success_key</w:t>
-            </w:r>
-            <w:proofErr w:type="spellEnd"/>
+              <w:t xml:space="preserve">            "playerId": pid,</w:t>
+            </w:r>
+          </w:p>
+          <w:p>
+            <w:pPr>
+              <w:rPr>
+                <w:sz w:val="18"/>
+                <w:szCs w:val="18"/>
+              </w:rPr>
+            </w:pPr>
+            <w:r>
+              <w:rPr>
+                <w:sz w:val="18"/>
+                <w:szCs w:val="18"/>
+              </w:rPr>
+              <w:t xml:space="preserve">            "eventKey": success_key</w:t>
+            </w:r>
           </w:p>
           <w:p>
             <w:pPr>
@@ -5014,37 +3603,12 @@
               </w:rPr>
               <w:t xml:space="preserve">    </w:t>
             </w:r>
-            <w:proofErr w:type="spellStart"/>
-            <w:r>
-              <w:rPr>
-                <w:sz w:val="18"/>
-                <w:szCs w:val="18"/>
-              </w:rPr>
-              <w:t>has_bad_feedback</w:t>
-            </w:r>
-            <w:proofErr w:type="spellEnd"/>
-            <w:r>
-              <w:rPr>
-                <w:sz w:val="18"/>
-                <w:szCs w:val="18"/>
-              </w:rPr>
-              <w:t xml:space="preserve"> = </w:t>
-            </w:r>
-            <w:proofErr w:type="spellStart"/>
-            <w:r>
-              <w:rPr>
-                <w:sz w:val="18"/>
-                <w:szCs w:val="18"/>
-              </w:rPr>
-              <w:t>coll.find_one</w:t>
-            </w:r>
-            <w:proofErr w:type="spellEnd"/>
-            <w:r>
-              <w:rPr>
-                <w:sz w:val="18"/>
-                <w:szCs w:val="18"/>
-              </w:rPr>
-              <w:t>(</w:t>
+            <w:r>
+              <w:rPr>
+                <w:sz w:val="18"/>
+                <w:szCs w:val="18"/>
+              </w:rPr>
+              <w:t>has_bad_feedback = coll.find_one(</w:t>
             </w:r>
           </w:p>
           <w:p>
@@ -5074,86 +3638,22 @@
                 <w:sz w:val="18"/>
                 <w:szCs w:val="18"/>
               </w:rPr>
-              <w:t xml:space="preserve">            "</w:t>
-            </w:r>
-            <w:proofErr w:type="spellStart"/>
-            <w:r>
-              <w:rPr>
-                <w:sz w:val="18"/>
-                <w:szCs w:val="18"/>
-              </w:rPr>
-              <w:t>playerId</w:t>
-            </w:r>
-            <w:proofErr w:type="spellEnd"/>
-            <w:r>
-              <w:rPr>
-                <w:sz w:val="18"/>
-                <w:szCs w:val="18"/>
-              </w:rPr>
-              <w:t xml:space="preserve">": </w:t>
-            </w:r>
-            <w:proofErr w:type="spellStart"/>
-            <w:r>
-              <w:rPr>
-                <w:sz w:val="18"/>
-                <w:szCs w:val="18"/>
-              </w:rPr>
-              <w:t>pid</w:t>
-            </w:r>
-            <w:proofErr w:type="spellEnd"/>
-            <w:r>
-              <w:rPr>
-                <w:sz w:val="18"/>
-                <w:szCs w:val="18"/>
-              </w:rPr>
-              <w:t>,</w:t>
-            </w:r>
-          </w:p>
-          <w:p>
-            <w:pPr>
-              <w:rPr>
-                <w:sz w:val="18"/>
-                <w:szCs w:val="18"/>
-              </w:rPr>
-            </w:pPr>
-            <w:r>
-              <w:rPr>
-                <w:sz w:val="18"/>
-                <w:szCs w:val="18"/>
-              </w:rPr>
-              <w:t xml:space="preserve">            "</w:t>
-            </w:r>
-            <w:proofErr w:type="spellStart"/>
-            <w:r>
-              <w:rPr>
-                <w:sz w:val="18"/>
-                <w:szCs w:val="18"/>
-              </w:rPr>
-              <w:t>eventKey</w:t>
-            </w:r>
-            <w:proofErr w:type="spellEnd"/>
-            <w:r>
-              <w:rPr>
-                <w:sz w:val="18"/>
-                <w:szCs w:val="18"/>
-              </w:rPr>
-              <w:t xml:space="preserve">": {"$in": </w:t>
-            </w:r>
-            <w:proofErr w:type="spellStart"/>
-            <w:r>
-              <w:rPr>
-                <w:sz w:val="18"/>
-                <w:szCs w:val="18"/>
-              </w:rPr>
-              <w:t>bad_keys</w:t>
-            </w:r>
-            <w:proofErr w:type="spellEnd"/>
-            <w:r>
-              <w:rPr>
-                <w:sz w:val="18"/>
-                <w:szCs w:val="18"/>
-              </w:rPr>
-              <w:t>}</w:t>
+              <w:t xml:space="preserve">            "playerId": pid,</w:t>
+            </w:r>
+          </w:p>
+          <w:p>
+            <w:pPr>
+              <w:rPr>
+                <w:sz w:val="18"/>
+                <w:szCs w:val="18"/>
+              </w:rPr>
+            </w:pPr>
+            <w:r>
+              <w:rPr>
+                <w:sz w:val="18"/>
+                <w:szCs w:val="18"/>
+              </w:rPr>
+              <w:t xml:space="preserve">            "eventKey": {"$in": bad_keys}</w:t>
             </w:r>
           </w:p>
           <w:p>
@@ -5207,23 +3707,7 @@
                 <w:sz w:val="18"/>
                 <w:szCs w:val="18"/>
               </w:rPr>
-              <w:t xml:space="preserve">if has_74_21 and not </w:t>
-            </w:r>
-            <w:proofErr w:type="spellStart"/>
-            <w:r>
-              <w:rPr>
-                <w:sz w:val="18"/>
-                <w:szCs w:val="18"/>
-              </w:rPr>
-              <w:t>has_bad_feedback</w:t>
-            </w:r>
-            <w:proofErr w:type="spellEnd"/>
-            <w:r>
-              <w:rPr>
-                <w:sz w:val="18"/>
-                <w:szCs w:val="18"/>
-              </w:rPr>
-              <w:t>:</w:t>
+              <w:t>if has_74_21 and not has_bad_feedback:</w:t>
             </w:r>
           </w:p>
           <w:p>
@@ -7704,17 +6188,8 @@
                 <w:sz w:val="18"/>
                 <w:szCs w:val="18"/>
               </w:rPr>
-              <w:t xml:space="preserve">If has </w:t>
-            </w:r>
-            <w:proofErr w:type="spellStart"/>
-            <w:r>
-              <w:rPr>
-                <w:sz w:val="18"/>
-                <w:szCs w:val="18"/>
-              </w:rPr>
-              <w:t>eventKey</w:t>
-            </w:r>
-            <w:proofErr w:type="spellEnd"/>
+              <w:t>If has eventKey</w:t>
+            </w:r>
             <w:r>
               <w:rPr>
                 <w:rFonts w:hint="eastAsia"/>
@@ -7739,115 +6214,42 @@
               </w:rPr>
               <w:t xml:space="preserve">    </w:t>
             </w:r>
-            <w:proofErr w:type="spellStart"/>
-            <w:r>
-              <w:rPr>
-                <w:sz w:val="18"/>
-                <w:szCs w:val="18"/>
-              </w:rPr>
-              <w:t>pos_count</w:t>
-            </w:r>
-            <w:proofErr w:type="spellEnd"/>
-            <w:r>
-              <w:rPr>
-                <w:sz w:val="18"/>
-                <w:szCs w:val="18"/>
-              </w:rPr>
-              <w:t xml:space="preserve"> = </w:t>
-            </w:r>
-            <w:proofErr w:type="spellStart"/>
-            <w:r>
-              <w:rPr>
-                <w:sz w:val="18"/>
-                <w:szCs w:val="18"/>
-              </w:rPr>
-              <w:t>coll.count_documents</w:t>
-            </w:r>
-            <w:proofErr w:type="spellEnd"/>
-            <w:r>
-              <w:rPr>
-                <w:sz w:val="18"/>
-                <w:szCs w:val="18"/>
-              </w:rPr>
-              <w:t>({</w:t>
-            </w:r>
-          </w:p>
-          <w:p>
-            <w:pPr>
-              <w:rPr>
-                <w:sz w:val="18"/>
-                <w:szCs w:val="18"/>
-              </w:rPr>
-            </w:pPr>
-            <w:r>
-              <w:rPr>
-                <w:sz w:val="18"/>
-                <w:szCs w:val="18"/>
-              </w:rPr>
-              <w:t xml:space="preserve">        "</w:t>
-            </w:r>
-            <w:proofErr w:type="spellStart"/>
-            <w:r>
-              <w:rPr>
-                <w:sz w:val="18"/>
-                <w:szCs w:val="18"/>
-              </w:rPr>
-              <w:t>playerId</w:t>
-            </w:r>
-            <w:proofErr w:type="spellEnd"/>
-            <w:r>
-              <w:rPr>
-                <w:sz w:val="18"/>
-                <w:szCs w:val="18"/>
-              </w:rPr>
-              <w:t xml:space="preserve">": </w:t>
-            </w:r>
-            <w:proofErr w:type="spellStart"/>
-            <w:r>
-              <w:rPr>
-                <w:sz w:val="18"/>
-                <w:szCs w:val="18"/>
-              </w:rPr>
-              <w:t>pid</w:t>
-            </w:r>
-            <w:proofErr w:type="spellEnd"/>
-            <w:r>
-              <w:rPr>
-                <w:sz w:val="18"/>
-                <w:szCs w:val="18"/>
-              </w:rPr>
-              <w:t>,</w:t>
-            </w:r>
-          </w:p>
-          <w:p>
-            <w:pPr>
-              <w:rPr>
-                <w:sz w:val="18"/>
-                <w:szCs w:val="18"/>
-              </w:rPr>
-            </w:pPr>
-            <w:r>
-              <w:rPr>
-                <w:sz w:val="18"/>
-                <w:szCs w:val="18"/>
-              </w:rPr>
-              <w:t xml:space="preserve">        "</w:t>
-            </w:r>
-            <w:proofErr w:type="spellStart"/>
-            <w:r>
-              <w:rPr>
-                <w:sz w:val="18"/>
-                <w:szCs w:val="18"/>
-              </w:rPr>
-              <w:t>eventKey</w:t>
-            </w:r>
-            <w:proofErr w:type="spellEnd"/>
-            <w:r>
-              <w:rPr>
-                <w:sz w:val="18"/>
-                <w:szCs w:val="18"/>
-              </w:rPr>
-              <w:t>": {"$in": POS_KEYS}</w:t>
+            <w:r>
+              <w:rPr>
+                <w:sz w:val="18"/>
+                <w:szCs w:val="18"/>
+              </w:rPr>
+              <w:t>pos_count = coll.count_documents({</w:t>
+            </w:r>
+          </w:p>
+          <w:p>
+            <w:pPr>
+              <w:rPr>
+                <w:sz w:val="18"/>
+                <w:szCs w:val="18"/>
+              </w:rPr>
+            </w:pPr>
+            <w:r>
+              <w:rPr>
+                <w:sz w:val="18"/>
+                <w:szCs w:val="18"/>
+              </w:rPr>
+              <w:t xml:space="preserve">        "playerId": pid,</w:t>
+            </w:r>
+          </w:p>
+          <w:p>
+            <w:pPr>
+              <w:rPr>
+                <w:sz w:val="18"/>
+                <w:szCs w:val="18"/>
+              </w:rPr>
+            </w:pPr>
+            <w:r>
+              <w:rPr>
+                <w:sz w:val="18"/>
+                <w:szCs w:val="18"/>
+              </w:rPr>
+              <w:t xml:space="preserve">        "eventKey": {"$in": POS_KEYS}</w:t>
             </w:r>
           </w:p>
           <w:p>
@@ -7880,115 +6282,42 @@
               </w:rPr>
               <w:t xml:space="preserve">    </w:t>
             </w:r>
-            <w:proofErr w:type="spellStart"/>
-            <w:r>
-              <w:rPr>
-                <w:sz w:val="18"/>
-                <w:szCs w:val="18"/>
-              </w:rPr>
-              <w:t>neg_count</w:t>
-            </w:r>
-            <w:proofErr w:type="spellEnd"/>
-            <w:r>
-              <w:rPr>
-                <w:sz w:val="18"/>
-                <w:szCs w:val="18"/>
-              </w:rPr>
-              <w:t xml:space="preserve"> = </w:t>
-            </w:r>
-            <w:proofErr w:type="spellStart"/>
-            <w:r>
-              <w:rPr>
-                <w:sz w:val="18"/>
-                <w:szCs w:val="18"/>
-              </w:rPr>
-              <w:t>coll.count_documents</w:t>
-            </w:r>
-            <w:proofErr w:type="spellEnd"/>
-            <w:r>
-              <w:rPr>
-                <w:sz w:val="18"/>
-                <w:szCs w:val="18"/>
-              </w:rPr>
-              <w:t>({</w:t>
-            </w:r>
-          </w:p>
-          <w:p>
-            <w:pPr>
-              <w:rPr>
-                <w:sz w:val="18"/>
-                <w:szCs w:val="18"/>
-              </w:rPr>
-            </w:pPr>
-            <w:r>
-              <w:rPr>
-                <w:sz w:val="18"/>
-                <w:szCs w:val="18"/>
-              </w:rPr>
-              <w:t xml:space="preserve">        "</w:t>
-            </w:r>
-            <w:proofErr w:type="spellStart"/>
-            <w:r>
-              <w:rPr>
-                <w:sz w:val="18"/>
-                <w:szCs w:val="18"/>
-              </w:rPr>
-              <w:t>playerId</w:t>
-            </w:r>
-            <w:proofErr w:type="spellEnd"/>
-            <w:r>
-              <w:rPr>
-                <w:sz w:val="18"/>
-                <w:szCs w:val="18"/>
-              </w:rPr>
-              <w:t xml:space="preserve">": </w:t>
-            </w:r>
-            <w:proofErr w:type="spellStart"/>
-            <w:r>
-              <w:rPr>
-                <w:sz w:val="18"/>
-                <w:szCs w:val="18"/>
-              </w:rPr>
-              <w:t>pid</w:t>
-            </w:r>
-            <w:proofErr w:type="spellEnd"/>
-            <w:r>
-              <w:rPr>
-                <w:sz w:val="18"/>
-                <w:szCs w:val="18"/>
-              </w:rPr>
-              <w:t>,</w:t>
-            </w:r>
-          </w:p>
-          <w:p>
-            <w:pPr>
-              <w:rPr>
-                <w:sz w:val="18"/>
-                <w:szCs w:val="18"/>
-              </w:rPr>
-            </w:pPr>
-            <w:r>
-              <w:rPr>
-                <w:sz w:val="18"/>
-                <w:szCs w:val="18"/>
-              </w:rPr>
-              <w:t xml:space="preserve">        "</w:t>
-            </w:r>
-            <w:proofErr w:type="spellStart"/>
-            <w:r>
-              <w:rPr>
-                <w:sz w:val="18"/>
-                <w:szCs w:val="18"/>
-              </w:rPr>
-              <w:t>eventKey</w:t>
-            </w:r>
-            <w:proofErr w:type="spellEnd"/>
-            <w:r>
-              <w:rPr>
-                <w:sz w:val="18"/>
-                <w:szCs w:val="18"/>
-              </w:rPr>
-              <w:t>": {"$in": NEG_KEYS}</w:t>
+            <w:r>
+              <w:rPr>
+                <w:sz w:val="18"/>
+                <w:szCs w:val="18"/>
+              </w:rPr>
+              <w:t>neg_count = coll.count_documents({</w:t>
+            </w:r>
+          </w:p>
+          <w:p>
+            <w:pPr>
+              <w:rPr>
+                <w:sz w:val="18"/>
+                <w:szCs w:val="18"/>
+              </w:rPr>
+            </w:pPr>
+            <w:r>
+              <w:rPr>
+                <w:sz w:val="18"/>
+                <w:szCs w:val="18"/>
+              </w:rPr>
+              <w:t xml:space="preserve">        "playerId": pid,</w:t>
+            </w:r>
+          </w:p>
+          <w:p>
+            <w:pPr>
+              <w:rPr>
+                <w:sz w:val="18"/>
+                <w:szCs w:val="18"/>
+              </w:rPr>
+            </w:pPr>
+            <w:r>
+              <w:rPr>
+                <w:sz w:val="18"/>
+                <w:szCs w:val="18"/>
+              </w:rPr>
+              <w:t xml:space="preserve">        "eventKey": {"$in": NEG_KEYS}</w:t>
             </w:r>
           </w:p>
           <w:p>
@@ -8025,39 +6354,7 @@
                 <w:sz w:val="18"/>
                 <w:szCs w:val="18"/>
               </w:rPr>
-              <w:t xml:space="preserve">score = </w:t>
-            </w:r>
-            <w:proofErr w:type="spellStart"/>
-            <w:r>
-              <w:rPr>
-                <w:sz w:val="18"/>
-                <w:szCs w:val="18"/>
-              </w:rPr>
-              <w:t>pos_count</w:t>
-            </w:r>
-            <w:proofErr w:type="spellEnd"/>
-            <w:r>
-              <w:rPr>
-                <w:sz w:val="18"/>
-                <w:szCs w:val="18"/>
-              </w:rPr>
-              <w:t xml:space="preserve"> - (</w:t>
-            </w:r>
-            <w:proofErr w:type="spellStart"/>
-            <w:r>
-              <w:rPr>
-                <w:sz w:val="18"/>
-                <w:szCs w:val="18"/>
-              </w:rPr>
-              <w:t>neg_count</w:t>
-            </w:r>
-            <w:proofErr w:type="spellEnd"/>
-            <w:r>
-              <w:rPr>
-                <w:sz w:val="18"/>
-                <w:szCs w:val="18"/>
-              </w:rPr>
-              <w:t xml:space="preserve"> / 3.0)</w:t>
+              <w:t>score = pos_count - (neg_count / 3.0)</w:t>
             </w:r>
           </w:p>
           <w:p>
@@ -8338,21 +6635,12 @@
                 <w:szCs w:val="18"/>
               </w:rPr>
             </w:pPr>
-            <w:proofErr w:type="spellStart"/>
-            <w:r>
-              <w:rPr>
-                <w:sz w:val="18"/>
-                <w:szCs w:val="18"/>
-              </w:rPr>
-              <w:t>yellow_node</w:t>
-            </w:r>
-            <w:proofErr w:type="spellEnd"/>
-            <w:r>
-              <w:rPr>
-                <w:sz w:val="18"/>
-                <w:szCs w:val="18"/>
-              </w:rPr>
-              <w:t xml:space="preserve"> = ["</w:t>
+            <w:r>
+              <w:rPr>
+                <w:sz w:val="18"/>
+                <w:szCs w:val="18"/>
+              </w:rPr>
+              <w:t>yellow_node = ["</w:t>
             </w:r>
             <w:r>
               <w:rPr>
@@ -8390,21 +6678,12 @@
                 <w:szCs w:val="18"/>
               </w:rPr>
             </w:pPr>
-            <w:proofErr w:type="spellStart"/>
-            <w:r>
-              <w:rPr>
-                <w:sz w:val="18"/>
-                <w:szCs w:val="18"/>
-              </w:rPr>
-              <w:t>pass_node</w:t>
-            </w:r>
-            <w:proofErr w:type="spellEnd"/>
-            <w:r>
-              <w:rPr>
-                <w:sz w:val="18"/>
-                <w:szCs w:val="18"/>
-              </w:rPr>
-              <w:t xml:space="preserve"> = "</w:t>
+            <w:r>
+              <w:rPr>
+                <w:sz w:val="18"/>
+                <w:szCs w:val="18"/>
+              </w:rPr>
+              <w:t>pass_node = "</w:t>
             </w:r>
             <w:r>
               <w:rPr>
@@ -8433,23 +6712,7 @@
                 <w:sz w:val="18"/>
                 <w:szCs w:val="18"/>
               </w:rPr>
-              <w:t xml:space="preserve">If has </w:t>
-            </w:r>
-            <w:proofErr w:type="spellStart"/>
-            <w:r>
-              <w:rPr>
-                <w:sz w:val="18"/>
-                <w:szCs w:val="18"/>
-              </w:rPr>
-              <w:t>eventKey</w:t>
-            </w:r>
-            <w:proofErr w:type="spellEnd"/>
-            <w:r>
-              <w:rPr>
-                <w:sz w:val="18"/>
-                <w:szCs w:val="18"/>
-              </w:rPr>
-              <w:t>:</w:t>
+              <w:t>If has eventKey:</w:t>
             </w:r>
           </w:p>
           <w:p>
@@ -8467,37 +6730,12 @@
               </w:rPr>
               <w:t xml:space="preserve">    </w:t>
             </w:r>
-            <w:proofErr w:type="spellStart"/>
-            <w:r>
-              <w:rPr>
-                <w:sz w:val="18"/>
-                <w:szCs w:val="18"/>
-              </w:rPr>
-              <w:t>pass_node</w:t>
-            </w:r>
-            <w:proofErr w:type="spellEnd"/>
-            <w:r>
-              <w:rPr>
-                <w:sz w:val="18"/>
-                <w:szCs w:val="18"/>
-              </w:rPr>
-              <w:t xml:space="preserve"> = </w:t>
-            </w:r>
-            <w:proofErr w:type="spellStart"/>
-            <w:r>
-              <w:rPr>
-                <w:sz w:val="18"/>
-                <w:szCs w:val="18"/>
-              </w:rPr>
-              <w:t>coll.find_one</w:t>
-            </w:r>
-            <w:proofErr w:type="spellEnd"/>
-            <w:r>
-              <w:rPr>
-                <w:sz w:val="18"/>
-                <w:szCs w:val="18"/>
-              </w:rPr>
-              <w:t>(</w:t>
+            <w:r>
+              <w:rPr>
+                <w:sz w:val="18"/>
+                <w:szCs w:val="18"/>
+              </w:rPr>
+              <w:t>pass_node = coll.find_one(</w:t>
             </w:r>
           </w:p>
           <w:p>
@@ -8527,86 +6765,22 @@
                 <w:sz w:val="18"/>
                 <w:szCs w:val="18"/>
               </w:rPr>
-              <w:t xml:space="preserve">            "</w:t>
-            </w:r>
-            <w:proofErr w:type="spellStart"/>
-            <w:r>
-              <w:rPr>
-                <w:sz w:val="18"/>
-                <w:szCs w:val="18"/>
-              </w:rPr>
-              <w:t>playerId</w:t>
-            </w:r>
-            <w:proofErr w:type="spellEnd"/>
-            <w:r>
-              <w:rPr>
-                <w:sz w:val="18"/>
-                <w:szCs w:val="18"/>
-              </w:rPr>
-              <w:t xml:space="preserve">": </w:t>
-            </w:r>
-            <w:proofErr w:type="spellStart"/>
-            <w:r>
-              <w:rPr>
-                <w:sz w:val="18"/>
-                <w:szCs w:val="18"/>
-              </w:rPr>
-              <w:t>pid</w:t>
-            </w:r>
-            <w:proofErr w:type="spellEnd"/>
-            <w:r>
-              <w:rPr>
-                <w:sz w:val="18"/>
-                <w:szCs w:val="18"/>
-              </w:rPr>
-              <w:t>,</w:t>
-            </w:r>
-          </w:p>
-          <w:p>
-            <w:pPr>
-              <w:rPr>
-                <w:sz w:val="18"/>
-                <w:szCs w:val="18"/>
-              </w:rPr>
-            </w:pPr>
-            <w:r>
-              <w:rPr>
-                <w:sz w:val="18"/>
-                <w:szCs w:val="18"/>
-              </w:rPr>
-              <w:t xml:space="preserve">            "</w:t>
-            </w:r>
-            <w:proofErr w:type="spellStart"/>
-            <w:r>
-              <w:rPr>
-                <w:sz w:val="18"/>
-                <w:szCs w:val="18"/>
-              </w:rPr>
-              <w:t>eventKey</w:t>
-            </w:r>
-            <w:proofErr w:type="spellEnd"/>
-            <w:r>
-              <w:rPr>
-                <w:sz w:val="18"/>
-                <w:szCs w:val="18"/>
-              </w:rPr>
-              <w:t xml:space="preserve">": </w:t>
-            </w:r>
-            <w:proofErr w:type="spellStart"/>
-            <w:r>
-              <w:rPr>
-                <w:sz w:val="18"/>
-                <w:szCs w:val="18"/>
-              </w:rPr>
-              <w:t>pass_node</w:t>
-            </w:r>
-            <w:proofErr w:type="spellEnd"/>
-            <w:r>
-              <w:rPr>
-                <w:sz w:val="18"/>
-                <w:szCs w:val="18"/>
-              </w:rPr>
-              <w:t>,</w:t>
+              <w:t xml:space="preserve">            "playerId": pid,</w:t>
+            </w:r>
+          </w:p>
+          <w:p>
+            <w:pPr>
+              <w:rPr>
+                <w:sz w:val="18"/>
+                <w:szCs w:val="18"/>
+              </w:rPr>
+            </w:pPr>
+            <w:r>
+              <w:rPr>
+                <w:sz w:val="18"/>
+                <w:szCs w:val="18"/>
+              </w:rPr>
+              <w:t xml:space="preserve">            "eventKey": pass_node,</w:t>
             </w:r>
           </w:p>
           <w:p>
@@ -8659,23 +6833,7 @@
                 <w:sz w:val="18"/>
                 <w:szCs w:val="18"/>
               </w:rPr>
-              <w:t xml:space="preserve">if not </w:t>
-            </w:r>
-            <w:proofErr w:type="spellStart"/>
-            <w:r>
-              <w:rPr>
-                <w:sz w:val="18"/>
-                <w:szCs w:val="18"/>
-              </w:rPr>
-              <w:t>pass_node</w:t>
-            </w:r>
-            <w:proofErr w:type="spellEnd"/>
-            <w:r>
-              <w:rPr>
-                <w:sz w:val="18"/>
-                <w:szCs w:val="18"/>
-              </w:rPr>
-              <w:t>:</w:t>
+              <w:t>if not pass_node:</w:t>
             </w:r>
           </w:p>
           <w:p>
@@ -8758,23 +6916,7 @@
                 <w:sz w:val="18"/>
                 <w:szCs w:val="18"/>
               </w:rPr>
-              <w:t xml:space="preserve">yellow_44_45 = </w:t>
-            </w:r>
-            <w:proofErr w:type="spellStart"/>
-            <w:r>
-              <w:rPr>
-                <w:sz w:val="18"/>
-                <w:szCs w:val="18"/>
-              </w:rPr>
-              <w:t>coll.find_one</w:t>
-            </w:r>
-            <w:proofErr w:type="spellEnd"/>
-            <w:r>
-              <w:rPr>
-                <w:sz w:val="18"/>
-                <w:szCs w:val="18"/>
-              </w:rPr>
-              <w:t>(</w:t>
+              <w:t>yellow_44_45 = coll.find_one(</w:t>
             </w:r>
           </w:p>
           <w:p>
@@ -8804,86 +6946,22 @@
                 <w:sz w:val="18"/>
                 <w:szCs w:val="18"/>
               </w:rPr>
-              <w:t xml:space="preserve">            "</w:t>
-            </w:r>
-            <w:proofErr w:type="spellStart"/>
-            <w:r>
-              <w:rPr>
-                <w:sz w:val="18"/>
-                <w:szCs w:val="18"/>
-              </w:rPr>
-              <w:t>playerId</w:t>
-            </w:r>
-            <w:proofErr w:type="spellEnd"/>
-            <w:r>
-              <w:rPr>
-                <w:sz w:val="18"/>
-                <w:szCs w:val="18"/>
-              </w:rPr>
-              <w:t xml:space="preserve">": </w:t>
-            </w:r>
-            <w:proofErr w:type="spellStart"/>
-            <w:r>
-              <w:rPr>
-                <w:sz w:val="18"/>
-                <w:szCs w:val="18"/>
-              </w:rPr>
-              <w:t>pid</w:t>
-            </w:r>
-            <w:proofErr w:type="spellEnd"/>
-            <w:r>
-              <w:rPr>
-                <w:sz w:val="18"/>
-                <w:szCs w:val="18"/>
-              </w:rPr>
-              <w:t>,</w:t>
-            </w:r>
-          </w:p>
-          <w:p>
-            <w:pPr>
-              <w:rPr>
-                <w:sz w:val="18"/>
-                <w:szCs w:val="18"/>
-              </w:rPr>
-            </w:pPr>
-            <w:r>
-              <w:rPr>
-                <w:sz w:val="18"/>
-                <w:szCs w:val="18"/>
-              </w:rPr>
-              <w:t xml:space="preserve">            "</w:t>
-            </w:r>
-            <w:proofErr w:type="spellStart"/>
-            <w:r>
-              <w:rPr>
-                <w:sz w:val="18"/>
-                <w:szCs w:val="18"/>
-              </w:rPr>
-              <w:t>eventKey</w:t>
-            </w:r>
-            <w:proofErr w:type="spellEnd"/>
-            <w:r>
-              <w:rPr>
-                <w:sz w:val="18"/>
-                <w:szCs w:val="18"/>
-              </w:rPr>
-              <w:t xml:space="preserve">": {"$in": </w:t>
-            </w:r>
-            <w:proofErr w:type="spellStart"/>
-            <w:r>
-              <w:rPr>
-                <w:sz w:val="18"/>
-                <w:szCs w:val="18"/>
-              </w:rPr>
-              <w:t>yellow_node</w:t>
-            </w:r>
-            <w:proofErr w:type="spellEnd"/>
-            <w:r>
-              <w:rPr>
-                <w:sz w:val="18"/>
-                <w:szCs w:val="18"/>
-              </w:rPr>
-              <w:t>},</w:t>
+              <w:t xml:space="preserve">            "playerId": pid,</w:t>
+            </w:r>
+          </w:p>
+          <w:p>
+            <w:pPr>
+              <w:rPr>
+                <w:sz w:val="18"/>
+                <w:szCs w:val="18"/>
+              </w:rPr>
+            </w:pPr>
+            <w:r>
+              <w:rPr>
+                <w:sz w:val="18"/>
+                <w:szCs w:val="18"/>
+              </w:rPr>
+              <w:t xml:space="preserve">            "eventKey": {"$in": yellow_node},</w:t>
             </w:r>
           </w:p>
           <w:p>
@@ -9284,17 +7362,8 @@
                 <w:sz w:val="18"/>
                 <w:szCs w:val="18"/>
               </w:rPr>
-              <w:t xml:space="preserve">If has </w:t>
-            </w:r>
-            <w:proofErr w:type="spellStart"/>
-            <w:r>
-              <w:rPr>
-                <w:sz w:val="18"/>
-                <w:szCs w:val="18"/>
-              </w:rPr>
-              <w:t>eventKey</w:t>
-            </w:r>
-            <w:proofErr w:type="spellEnd"/>
+              <w:t>If has eventKey</w:t>
+            </w:r>
             <w:r>
               <w:rPr>
                 <w:rFonts w:hint="eastAsia"/>
@@ -9319,37 +7388,12 @@
               </w:rPr>
               <w:t xml:space="preserve">    </w:t>
             </w:r>
-            <w:proofErr w:type="spellStart"/>
-            <w:r>
-              <w:rPr>
-                <w:sz w:val="18"/>
-                <w:szCs w:val="18"/>
-              </w:rPr>
-              <w:t>has_success</w:t>
-            </w:r>
-            <w:proofErr w:type="spellEnd"/>
-            <w:r>
-              <w:rPr>
-                <w:sz w:val="18"/>
-                <w:szCs w:val="18"/>
-              </w:rPr>
-              <w:t xml:space="preserve"> = </w:t>
-            </w:r>
-            <w:proofErr w:type="spellStart"/>
-            <w:r>
-              <w:rPr>
-                <w:sz w:val="18"/>
-                <w:szCs w:val="18"/>
-              </w:rPr>
-              <w:t>coll.find_one</w:t>
-            </w:r>
-            <w:proofErr w:type="spellEnd"/>
-            <w:r>
-              <w:rPr>
-                <w:sz w:val="18"/>
-                <w:szCs w:val="18"/>
-              </w:rPr>
-              <w:t>(</w:t>
+            <w:r>
+              <w:rPr>
+                <w:sz w:val="18"/>
+                <w:szCs w:val="18"/>
+              </w:rPr>
+              <w:t>has_success = coll.find_one(</w:t>
             </w:r>
           </w:p>
           <w:p>
@@ -9379,70 +7423,22 @@
                 <w:sz w:val="18"/>
                 <w:szCs w:val="18"/>
               </w:rPr>
-              <w:t xml:space="preserve">            "</w:t>
-            </w:r>
-            <w:proofErr w:type="spellStart"/>
-            <w:r>
-              <w:rPr>
-                <w:sz w:val="18"/>
-                <w:szCs w:val="18"/>
-              </w:rPr>
-              <w:t>playerId</w:t>
-            </w:r>
-            <w:proofErr w:type="spellEnd"/>
-            <w:r>
-              <w:rPr>
-                <w:sz w:val="18"/>
-                <w:szCs w:val="18"/>
-              </w:rPr>
-              <w:t xml:space="preserve">": </w:t>
-            </w:r>
-            <w:proofErr w:type="spellStart"/>
-            <w:r>
-              <w:rPr>
-                <w:sz w:val="18"/>
-                <w:szCs w:val="18"/>
-              </w:rPr>
-              <w:t>pid</w:t>
-            </w:r>
-            <w:proofErr w:type="spellEnd"/>
-            <w:r>
-              <w:rPr>
-                <w:sz w:val="18"/>
-                <w:szCs w:val="18"/>
-              </w:rPr>
-              <w:t>,</w:t>
-            </w:r>
-          </w:p>
-          <w:p>
-            <w:pPr>
-              <w:rPr>
-                <w:sz w:val="18"/>
-                <w:szCs w:val="18"/>
-              </w:rPr>
-            </w:pPr>
-            <w:r>
-              <w:rPr>
-                <w:sz w:val="18"/>
-                <w:szCs w:val="18"/>
-              </w:rPr>
-              <w:t xml:space="preserve">            "</w:t>
-            </w:r>
-            <w:proofErr w:type="spellStart"/>
-            <w:r>
-              <w:rPr>
-                <w:sz w:val="18"/>
-                <w:szCs w:val="18"/>
-              </w:rPr>
-              <w:t>eventKey</w:t>
-            </w:r>
-            <w:proofErr w:type="spellEnd"/>
-            <w:r>
-              <w:rPr>
-                <w:sz w:val="18"/>
-                <w:szCs w:val="18"/>
-              </w:rPr>
-              <w:t>": SUCCESS_KEY</w:t>
+              <w:t xml:space="preserve">            "playerId": pid,</w:t>
+            </w:r>
+          </w:p>
+          <w:p>
+            <w:pPr>
+              <w:rPr>
+                <w:sz w:val="18"/>
+                <w:szCs w:val="18"/>
+              </w:rPr>
+            </w:pPr>
+            <w:r>
+              <w:rPr>
+                <w:sz w:val="18"/>
+                <w:szCs w:val="18"/>
+              </w:rPr>
+              <w:t xml:space="preserve">            "eventKey": SUCCESS_KEY</w:t>
             </w:r>
           </w:p>
           <w:p>
@@ -9475,37 +7471,12 @@
               </w:rPr>
               <w:t xml:space="preserve">    </w:t>
             </w:r>
-            <w:proofErr w:type="spellStart"/>
-            <w:r>
-              <w:rPr>
-                <w:sz w:val="18"/>
-                <w:szCs w:val="18"/>
-              </w:rPr>
-              <w:t>neg_count</w:t>
-            </w:r>
-            <w:proofErr w:type="spellEnd"/>
-            <w:r>
-              <w:rPr>
-                <w:sz w:val="18"/>
-                <w:szCs w:val="18"/>
-              </w:rPr>
-              <w:t xml:space="preserve"> = </w:t>
-            </w:r>
-            <w:proofErr w:type="spellStart"/>
-            <w:r>
-              <w:rPr>
-                <w:sz w:val="18"/>
-                <w:szCs w:val="18"/>
-              </w:rPr>
-              <w:t>coll.count_documents</w:t>
-            </w:r>
-            <w:proofErr w:type="spellEnd"/>
-            <w:r>
-              <w:rPr>
-                <w:sz w:val="18"/>
-                <w:szCs w:val="18"/>
-              </w:rPr>
-              <w:t>(</w:t>
+            <w:r>
+              <w:rPr>
+                <w:sz w:val="18"/>
+                <w:szCs w:val="18"/>
+              </w:rPr>
+              <w:t>neg_count = coll.count_documents(</w:t>
             </w:r>
           </w:p>
           <w:p>
@@ -9535,70 +7506,22 @@
                 <w:sz w:val="18"/>
                 <w:szCs w:val="18"/>
               </w:rPr>
-              <w:t xml:space="preserve">            "</w:t>
-            </w:r>
-            <w:proofErr w:type="spellStart"/>
-            <w:r>
-              <w:rPr>
-                <w:sz w:val="18"/>
-                <w:szCs w:val="18"/>
-              </w:rPr>
-              <w:t>playerId</w:t>
-            </w:r>
-            <w:proofErr w:type="spellEnd"/>
-            <w:r>
-              <w:rPr>
-                <w:sz w:val="18"/>
-                <w:szCs w:val="18"/>
-              </w:rPr>
-              <w:t xml:space="preserve">": </w:t>
-            </w:r>
-            <w:proofErr w:type="spellStart"/>
-            <w:r>
-              <w:rPr>
-                <w:sz w:val="18"/>
-                <w:szCs w:val="18"/>
-              </w:rPr>
-              <w:t>pid</w:t>
-            </w:r>
-            <w:proofErr w:type="spellEnd"/>
-            <w:r>
-              <w:rPr>
-                <w:sz w:val="18"/>
-                <w:szCs w:val="18"/>
-              </w:rPr>
-              <w:t>,</w:t>
-            </w:r>
-          </w:p>
-          <w:p>
-            <w:pPr>
-              <w:rPr>
-                <w:sz w:val="18"/>
-                <w:szCs w:val="18"/>
-              </w:rPr>
-            </w:pPr>
-            <w:r>
-              <w:rPr>
-                <w:sz w:val="18"/>
-                <w:szCs w:val="18"/>
-              </w:rPr>
-              <w:t xml:space="preserve">            "</w:t>
-            </w:r>
-            <w:proofErr w:type="spellStart"/>
-            <w:r>
-              <w:rPr>
-                <w:sz w:val="18"/>
-                <w:szCs w:val="18"/>
-              </w:rPr>
-              <w:t>eventKey</w:t>
-            </w:r>
-            <w:proofErr w:type="spellEnd"/>
-            <w:r>
-              <w:rPr>
-                <w:sz w:val="18"/>
-                <w:szCs w:val="18"/>
-              </w:rPr>
-              <w:t>": {"$in": NEG_KEYS}</w:t>
+              <w:t xml:space="preserve">            "playerId": pid,</w:t>
+            </w:r>
+          </w:p>
+          <w:p>
+            <w:pPr>
+              <w:rPr>
+                <w:sz w:val="18"/>
+                <w:szCs w:val="18"/>
+              </w:rPr>
+            </w:pPr>
+            <w:r>
+              <w:rPr>
+                <w:sz w:val="18"/>
+                <w:szCs w:val="18"/>
+              </w:rPr>
+              <w:t xml:space="preserve">            "eventKey": {"$in": NEG_KEYS}</w:t>
             </w:r>
           </w:p>
           <w:p>
@@ -9652,39 +7575,7 @@
                 <w:sz w:val="18"/>
                 <w:szCs w:val="18"/>
               </w:rPr>
-              <w:t xml:space="preserve">if </w:t>
-            </w:r>
-            <w:proofErr w:type="spellStart"/>
-            <w:r>
-              <w:rPr>
-                <w:sz w:val="18"/>
-                <w:szCs w:val="18"/>
-              </w:rPr>
-              <w:t>has_success</w:t>
-            </w:r>
-            <w:proofErr w:type="spellEnd"/>
-            <w:r>
-              <w:rPr>
-                <w:sz w:val="18"/>
-                <w:szCs w:val="18"/>
-              </w:rPr>
-              <w:t xml:space="preserve"> and </w:t>
-            </w:r>
-            <w:proofErr w:type="spellStart"/>
-            <w:r>
-              <w:rPr>
-                <w:sz w:val="18"/>
-                <w:szCs w:val="18"/>
-              </w:rPr>
-              <w:t>neg_count</w:t>
-            </w:r>
-            <w:proofErr w:type="spellEnd"/>
-            <w:r>
-              <w:rPr>
-                <w:sz w:val="18"/>
-                <w:szCs w:val="18"/>
-              </w:rPr>
-              <w:t xml:space="preserve"> &lt;= 3:</w:t>
+              <w:t>if has_success and neg_count &lt;= 3:</w:t>
             </w:r>
           </w:p>
           <w:p>
@@ -9924,17 +7815,8 @@
                 <w:sz w:val="18"/>
                 <w:szCs w:val="18"/>
               </w:rPr>
-              <w:t xml:space="preserve">has </w:t>
-            </w:r>
-            <w:proofErr w:type="spellStart"/>
-            <w:r>
-              <w:rPr>
-                <w:sz w:val="18"/>
-                <w:szCs w:val="18"/>
-              </w:rPr>
-              <w:t>eventKey</w:t>
-            </w:r>
-            <w:proofErr w:type="spellEnd"/>
+              <w:t>has eventKey</w:t>
+            </w:r>
             <w:r>
               <w:rPr>
                 <w:sz w:val="18"/>
@@ -9973,124 +7855,35 @@
               </w:rPr>
               <w:t xml:space="preserve">    </w:t>
             </w:r>
-            <w:proofErr w:type="spellStart"/>
-            <w:r>
-              <w:rPr>
-                <w:sz w:val="18"/>
-                <w:szCs w:val="18"/>
-              </w:rPr>
-              <w:t>cnt</w:t>
-            </w:r>
-            <w:proofErr w:type="spellEnd"/>
-            <w:r>
-              <w:rPr>
-                <w:sz w:val="18"/>
-                <w:szCs w:val="18"/>
-              </w:rPr>
-              <w:t xml:space="preserve"> = </w:t>
-            </w:r>
-            <w:proofErr w:type="spellStart"/>
-            <w:r>
-              <w:rPr>
-                <w:sz w:val="18"/>
-                <w:szCs w:val="18"/>
-              </w:rPr>
-              <w:t>coll.count_documents</w:t>
-            </w:r>
-            <w:proofErr w:type="spellEnd"/>
-            <w:r>
-              <w:rPr>
-                <w:sz w:val="18"/>
-                <w:szCs w:val="18"/>
-              </w:rPr>
-              <w:t>({"</w:t>
-            </w:r>
-            <w:proofErr w:type="spellStart"/>
-            <w:r>
-              <w:rPr>
-                <w:sz w:val="18"/>
-                <w:szCs w:val="18"/>
-              </w:rPr>
-              <w:t>playerId</w:t>
-            </w:r>
-            <w:proofErr w:type="spellEnd"/>
-            <w:r>
-              <w:rPr>
-                <w:sz w:val="18"/>
-                <w:szCs w:val="18"/>
-              </w:rPr>
-              <w:t xml:space="preserve">": </w:t>
-            </w:r>
-            <w:proofErr w:type="spellStart"/>
-            <w:r>
-              <w:rPr>
-                <w:sz w:val="18"/>
-                <w:szCs w:val="18"/>
-              </w:rPr>
-              <w:t>pid</w:t>
-            </w:r>
-            <w:proofErr w:type="spellEnd"/>
-            <w:r>
-              <w:rPr>
-                <w:sz w:val="18"/>
-                <w:szCs w:val="18"/>
-              </w:rPr>
-              <w:t>, "</w:t>
-            </w:r>
-            <w:proofErr w:type="spellStart"/>
-            <w:r>
-              <w:rPr>
-                <w:sz w:val="18"/>
-                <w:szCs w:val="18"/>
-              </w:rPr>
-              <w:t>eventKey</w:t>
-            </w:r>
-            <w:proofErr w:type="spellEnd"/>
-            <w:r>
-              <w:rPr>
-                <w:sz w:val="18"/>
-                <w:szCs w:val="18"/>
-              </w:rPr>
-              <w:t>": "DialogueNodeEvent:10:30"})</w:t>
-            </w:r>
-          </w:p>
-          <w:p>
-            <w:pPr>
-              <w:rPr>
-                <w:sz w:val="18"/>
-                <w:szCs w:val="18"/>
-              </w:rPr>
-            </w:pPr>
-          </w:p>
-          <w:p>
-            <w:pPr>
-              <w:rPr>
-                <w:sz w:val="18"/>
-                <w:szCs w:val="18"/>
-              </w:rPr>
-            </w:pPr>
-            <w:r>
-              <w:rPr>
-                <w:sz w:val="18"/>
-                <w:szCs w:val="18"/>
-              </w:rPr>
-              <w:t xml:space="preserve">    if </w:t>
-            </w:r>
-            <w:proofErr w:type="spellStart"/>
-            <w:r>
-              <w:rPr>
-                <w:sz w:val="18"/>
-                <w:szCs w:val="18"/>
-              </w:rPr>
-              <w:t>cnt</w:t>
-            </w:r>
-            <w:proofErr w:type="spellEnd"/>
-            <w:r>
-              <w:rPr>
-                <w:sz w:val="18"/>
-                <w:szCs w:val="18"/>
-              </w:rPr>
-              <w:t xml:space="preserve"> &gt; 1:</w:t>
+            <w:r>
+              <w:rPr>
+                <w:sz w:val="18"/>
+                <w:szCs w:val="18"/>
+              </w:rPr>
+              <w:t>cnt = coll.count_documents({"playerId": pid, "eventKey": "DialogueNodeEvent:10:30"})</w:t>
+            </w:r>
+          </w:p>
+          <w:p>
+            <w:pPr>
+              <w:rPr>
+                <w:sz w:val="18"/>
+                <w:szCs w:val="18"/>
+              </w:rPr>
+            </w:pPr>
+          </w:p>
+          <w:p>
+            <w:pPr>
+              <w:rPr>
+                <w:sz w:val="18"/>
+                <w:szCs w:val="18"/>
+              </w:rPr>
+            </w:pPr>
+            <w:r>
+              <w:rPr>
+                <w:sz w:val="18"/>
+                <w:szCs w:val="18"/>
+              </w:rPr>
+              <w:t xml:space="preserve">    if cnt &gt; 1:</w:t>
             </w:r>
           </w:p>
           <w:p>
@@ -10256,23 +8049,7 @@
                 <w:sz w:val="18"/>
                 <w:szCs w:val="18"/>
               </w:rPr>
-              <w:t xml:space="preserve">If has </w:t>
-            </w:r>
-            <w:proofErr w:type="spellStart"/>
-            <w:r>
-              <w:rPr>
-                <w:sz w:val="18"/>
-                <w:szCs w:val="18"/>
-              </w:rPr>
-              <w:t>eventKey</w:t>
-            </w:r>
-            <w:proofErr w:type="spellEnd"/>
-            <w:r>
-              <w:rPr>
-                <w:sz w:val="18"/>
-                <w:szCs w:val="18"/>
-              </w:rPr>
-              <w:t>:</w:t>
+              <w:t>If has eventKey:</w:t>
             </w:r>
           </w:p>
           <w:p>
@@ -10294,229 +8071,52 @@
                 <w:sz w:val="18"/>
                 <w:szCs w:val="18"/>
               </w:rPr>
-              <w:t xml:space="preserve">c27 = </w:t>
-            </w:r>
-            <w:proofErr w:type="spellStart"/>
-            <w:r>
-              <w:rPr>
-                <w:sz w:val="18"/>
-                <w:szCs w:val="18"/>
-              </w:rPr>
-              <w:t>coll.count_documents</w:t>
-            </w:r>
-            <w:proofErr w:type="spellEnd"/>
-            <w:r>
-              <w:rPr>
-                <w:sz w:val="18"/>
-                <w:szCs w:val="18"/>
-              </w:rPr>
-              <w:t>({"</w:t>
-            </w:r>
-            <w:proofErr w:type="spellStart"/>
-            <w:r>
-              <w:rPr>
-                <w:sz w:val="18"/>
-                <w:szCs w:val="18"/>
-              </w:rPr>
-              <w:t>playerId</w:t>
-            </w:r>
-            <w:proofErr w:type="spellEnd"/>
-            <w:r>
-              <w:rPr>
-                <w:sz w:val="18"/>
-                <w:szCs w:val="18"/>
-              </w:rPr>
-              <w:t xml:space="preserve">": </w:t>
-            </w:r>
-            <w:proofErr w:type="spellStart"/>
-            <w:r>
-              <w:rPr>
-                <w:sz w:val="18"/>
-                <w:szCs w:val="18"/>
-              </w:rPr>
-              <w:t>pid</w:t>
-            </w:r>
-            <w:proofErr w:type="spellEnd"/>
-            <w:r>
-              <w:rPr>
-                <w:sz w:val="18"/>
-                <w:szCs w:val="18"/>
-              </w:rPr>
-              <w:t>, "</w:t>
-            </w:r>
-            <w:proofErr w:type="spellStart"/>
-            <w:r>
-              <w:rPr>
-                <w:sz w:val="18"/>
-                <w:szCs w:val="18"/>
-              </w:rPr>
-              <w:t>eventKey</w:t>
-            </w:r>
-            <w:proofErr w:type="spellEnd"/>
-            <w:r>
-              <w:rPr>
-                <w:sz w:val="18"/>
-                <w:szCs w:val="18"/>
-              </w:rPr>
-              <w:t>": "DialogueNodeEvent:11:27"})</w:t>
-            </w:r>
-          </w:p>
-          <w:p>
-            <w:pPr>
-              <w:rPr>
-                <w:sz w:val="18"/>
-                <w:szCs w:val="18"/>
-              </w:rPr>
-            </w:pPr>
-            <w:r>
-              <w:rPr>
-                <w:sz w:val="18"/>
-                <w:szCs w:val="18"/>
-              </w:rPr>
-              <w:t xml:space="preserve">    c29 = </w:t>
-            </w:r>
-            <w:proofErr w:type="spellStart"/>
-            <w:r>
-              <w:rPr>
-                <w:sz w:val="18"/>
-                <w:szCs w:val="18"/>
-              </w:rPr>
-              <w:t>coll.count_documents</w:t>
-            </w:r>
-            <w:proofErr w:type="spellEnd"/>
-            <w:r>
-              <w:rPr>
-                <w:sz w:val="18"/>
-                <w:szCs w:val="18"/>
-              </w:rPr>
-              <w:t>({"</w:t>
-            </w:r>
-            <w:proofErr w:type="spellStart"/>
-            <w:r>
-              <w:rPr>
-                <w:sz w:val="18"/>
-                <w:szCs w:val="18"/>
-              </w:rPr>
-              <w:t>playerId</w:t>
-            </w:r>
-            <w:proofErr w:type="spellEnd"/>
-            <w:r>
-              <w:rPr>
-                <w:sz w:val="18"/>
-                <w:szCs w:val="18"/>
-              </w:rPr>
-              <w:t xml:space="preserve">": </w:t>
-            </w:r>
-            <w:proofErr w:type="spellStart"/>
-            <w:r>
-              <w:rPr>
-                <w:sz w:val="18"/>
-                <w:szCs w:val="18"/>
-              </w:rPr>
-              <w:t>pid</w:t>
-            </w:r>
-            <w:proofErr w:type="spellEnd"/>
-            <w:r>
-              <w:rPr>
-                <w:sz w:val="18"/>
-                <w:szCs w:val="18"/>
-              </w:rPr>
-              <w:t>, "</w:t>
-            </w:r>
-            <w:proofErr w:type="spellStart"/>
-            <w:r>
-              <w:rPr>
-                <w:sz w:val="18"/>
-                <w:szCs w:val="18"/>
-              </w:rPr>
-              <w:t>eventKey</w:t>
-            </w:r>
-            <w:proofErr w:type="spellEnd"/>
-            <w:r>
-              <w:rPr>
-                <w:sz w:val="18"/>
-                <w:szCs w:val="18"/>
-              </w:rPr>
-              <w:t>": "DialogueNodeEvent:11:29"})</w:t>
-            </w:r>
-          </w:p>
-          <w:p>
-            <w:pPr>
-              <w:rPr>
-                <w:sz w:val="18"/>
-                <w:szCs w:val="18"/>
-              </w:rPr>
-            </w:pPr>
-            <w:r>
-              <w:rPr>
-                <w:sz w:val="18"/>
-                <w:szCs w:val="18"/>
-              </w:rPr>
-              <w:t xml:space="preserve">    c230 = </w:t>
-            </w:r>
-            <w:proofErr w:type="spellStart"/>
-            <w:r>
-              <w:rPr>
-                <w:sz w:val="18"/>
-                <w:szCs w:val="18"/>
-              </w:rPr>
-              <w:t>coll.count_documents</w:t>
-            </w:r>
-            <w:proofErr w:type="spellEnd"/>
-            <w:r>
-              <w:rPr>
-                <w:sz w:val="18"/>
-                <w:szCs w:val="18"/>
-              </w:rPr>
-              <w:t>({"</w:t>
-            </w:r>
-            <w:proofErr w:type="spellStart"/>
-            <w:r>
-              <w:rPr>
-                <w:sz w:val="18"/>
-                <w:szCs w:val="18"/>
-              </w:rPr>
-              <w:t>playerId</w:t>
-            </w:r>
-            <w:proofErr w:type="spellEnd"/>
-            <w:r>
-              <w:rPr>
-                <w:sz w:val="18"/>
-                <w:szCs w:val="18"/>
-              </w:rPr>
-              <w:t xml:space="preserve">": </w:t>
-            </w:r>
-            <w:proofErr w:type="spellStart"/>
-            <w:r>
-              <w:rPr>
-                <w:sz w:val="18"/>
-                <w:szCs w:val="18"/>
-              </w:rPr>
-              <w:t>pid</w:t>
-            </w:r>
-            <w:proofErr w:type="spellEnd"/>
-            <w:r>
-              <w:rPr>
-                <w:sz w:val="18"/>
-                <w:szCs w:val="18"/>
-              </w:rPr>
-              <w:t>, "</w:t>
-            </w:r>
-            <w:proofErr w:type="spellStart"/>
-            <w:r>
-              <w:rPr>
-                <w:sz w:val="18"/>
-                <w:szCs w:val="18"/>
-              </w:rPr>
-              <w:t>eventKey</w:t>
-            </w:r>
-            <w:proofErr w:type="spellEnd"/>
-            <w:r>
-              <w:rPr>
-                <w:sz w:val="18"/>
-                <w:szCs w:val="18"/>
-              </w:rPr>
-              <w:t>": "DialogueNodeEvent:11:230"})</w:t>
+              <w:t>c27 = coll.count_documents({"playerId": pid, "eventKey": "DialogueNodeEvent:11:27"})</w:t>
+            </w:r>
+          </w:p>
+          <w:p>
+            <w:pPr>
+              <w:rPr>
+                <w:sz w:val="18"/>
+                <w:szCs w:val="18"/>
+              </w:rPr>
+            </w:pPr>
+            <w:r>
+              <w:rPr>
+                <w:sz w:val="18"/>
+                <w:szCs w:val="18"/>
+              </w:rPr>
+              <w:t xml:space="preserve">    c29 = coll.count_documents({"playerId": pid, "eventKey": "DialogueNodeEvent:11:29"})</w:t>
+            </w:r>
+          </w:p>
+          <w:p>
+            <w:pPr>
+              <w:rPr>
+                <w:sz w:val="18"/>
+                <w:szCs w:val="18"/>
+              </w:rPr>
+            </w:pPr>
+            <w:r>
+              <w:rPr>
+                <w:sz w:val="18"/>
+                <w:szCs w:val="18"/>
+              </w:rPr>
+              <w:t xml:space="preserve">    c230 = coll.count_documents({"playerId": pid, "eventKey": "DialogueNodeEvent:11:230"})</w:t>
+            </w:r>
+          </w:p>
+          <w:p>
+            <w:pPr>
+              <w:rPr>
+                <w:sz w:val="18"/>
+                <w:szCs w:val="18"/>
+              </w:rPr>
+            </w:pPr>
+            <w:r>
+              <w:rPr>
+                <w:sz w:val="18"/>
+                <w:szCs w:val="18"/>
+              </w:rPr>
+              <w:t xml:space="preserve">    cSum = c29 + c230</w:t>
             </w:r>
           </w:p>
           <w:p>
@@ -10533,22 +8133,6 @@
               </w:rPr>
               <w:t xml:space="preserve">    </w:t>
             </w:r>
-            <w:proofErr w:type="spellStart"/>
-            <w:r>
-              <w:rPr>
-                <w:sz w:val="18"/>
-                <w:szCs w:val="18"/>
-              </w:rPr>
-              <w:t>cSum</w:t>
-            </w:r>
-            <w:proofErr w:type="spellEnd"/>
-            <w:r>
-              <w:rPr>
-                <w:sz w:val="18"/>
-                <w:szCs w:val="18"/>
-              </w:rPr>
-              <w:t xml:space="preserve"> = c29 + c230</w:t>
-            </w:r>
           </w:p>
           <w:p>
             <w:pPr>
@@ -10564,90 +8148,27 @@
               </w:rPr>
               <w:t xml:space="preserve">    </w:t>
             </w:r>
-          </w:p>
-          <w:p>
-            <w:pPr>
-              <w:rPr>
-                <w:sz w:val="18"/>
-                <w:szCs w:val="18"/>
-              </w:rPr>
-            </w:pPr>
-            <w:r>
-              <w:rPr>
-                <w:sz w:val="18"/>
-                <w:szCs w:val="18"/>
-              </w:rPr>
-              <w:t xml:space="preserve">    </w:t>
-            </w:r>
-            <w:r>
-              <w:rPr>
-                <w:sz w:val="18"/>
-                <w:szCs w:val="18"/>
-              </w:rPr>
-              <w:t xml:space="preserve">def </w:t>
-            </w:r>
-            <w:proofErr w:type="spellStart"/>
-            <w:r>
-              <w:rPr>
-                <w:sz w:val="18"/>
-                <w:szCs w:val="18"/>
-              </w:rPr>
-              <w:t>capped_penalty</w:t>
-            </w:r>
-            <w:proofErr w:type="spellEnd"/>
-            <w:r>
-              <w:rPr>
-                <w:sz w:val="18"/>
-                <w:szCs w:val="18"/>
-              </w:rPr>
-              <w:t>(</w:t>
-            </w:r>
-            <w:proofErr w:type="spellStart"/>
-            <w:r>
-              <w:rPr>
-                <w:sz w:val="18"/>
-                <w:szCs w:val="18"/>
-              </w:rPr>
-              <w:t>cnt</w:t>
-            </w:r>
-            <w:proofErr w:type="spellEnd"/>
-            <w:r>
-              <w:rPr>
-                <w:sz w:val="18"/>
-                <w:szCs w:val="18"/>
-              </w:rPr>
-              <w:t>: int) -&gt; int:</w:t>
-            </w:r>
-          </w:p>
-          <w:p>
-            <w:pPr>
-              <w:rPr>
-                <w:sz w:val="18"/>
-                <w:szCs w:val="18"/>
-              </w:rPr>
-            </w:pPr>
-            <w:r>
-              <w:rPr>
-                <w:sz w:val="18"/>
-                <w:szCs w:val="18"/>
-              </w:rPr>
-              <w:t xml:space="preserve">        if </w:t>
-            </w:r>
-            <w:proofErr w:type="spellStart"/>
-            <w:r>
-              <w:rPr>
-                <w:sz w:val="18"/>
-                <w:szCs w:val="18"/>
-              </w:rPr>
-              <w:t>cnt</w:t>
-            </w:r>
-            <w:proofErr w:type="spellEnd"/>
-            <w:r>
-              <w:rPr>
-                <w:sz w:val="18"/>
-                <w:szCs w:val="18"/>
-              </w:rPr>
-              <w:t xml:space="preserve"> &lt;= 1:</w:t>
+            <w:r>
+              <w:rPr>
+                <w:sz w:val="18"/>
+                <w:szCs w:val="18"/>
+              </w:rPr>
+              <w:t>def capped_penalty(cnt: int) -&gt; int:</w:t>
+            </w:r>
+          </w:p>
+          <w:p>
+            <w:pPr>
+              <w:rPr>
+                <w:sz w:val="18"/>
+                <w:szCs w:val="18"/>
+              </w:rPr>
+            </w:pPr>
+            <w:r>
+              <w:rPr>
+                <w:sz w:val="18"/>
+                <w:szCs w:val="18"/>
+              </w:rPr>
+              <w:t xml:space="preserve">        if cnt &lt;= 1:</w:t>
             </w:r>
           </w:p>
           <w:p>
@@ -10677,39 +8198,7 @@
                 <w:sz w:val="18"/>
                 <w:szCs w:val="18"/>
               </w:rPr>
-              <w:t xml:space="preserve">        </w:t>
-            </w:r>
-            <w:proofErr w:type="spellStart"/>
-            <w:r>
-              <w:rPr>
-                <w:sz w:val="18"/>
-                <w:szCs w:val="18"/>
-              </w:rPr>
-              <w:t>elif</w:t>
-            </w:r>
-            <w:proofErr w:type="spellEnd"/>
-            <w:r>
-              <w:rPr>
-                <w:sz w:val="18"/>
-                <w:szCs w:val="18"/>
-              </w:rPr>
-              <w:t xml:space="preserve"> </w:t>
-            </w:r>
-            <w:proofErr w:type="spellStart"/>
-            <w:r>
-              <w:rPr>
-                <w:sz w:val="18"/>
-                <w:szCs w:val="18"/>
-              </w:rPr>
-              <w:t>cnt</w:t>
-            </w:r>
-            <w:proofErr w:type="spellEnd"/>
-            <w:r>
-              <w:rPr>
-                <w:sz w:val="18"/>
-                <w:szCs w:val="18"/>
-              </w:rPr>
-              <w:t xml:space="preserve"> &lt;= 3:</w:t>
+              <w:t xml:space="preserve">        elif cnt &lt;= 3:</w:t>
             </w:r>
           </w:p>
           <w:p>
@@ -10792,70 +8281,22 @@
                 <w:sz w:val="18"/>
                 <w:szCs w:val="18"/>
               </w:rPr>
-              <w:t xml:space="preserve">    score -= </w:t>
-            </w:r>
-            <w:proofErr w:type="spellStart"/>
-            <w:r>
-              <w:rPr>
-                <w:sz w:val="18"/>
-                <w:szCs w:val="18"/>
-              </w:rPr>
-              <w:t>capped_penalty</w:t>
-            </w:r>
-            <w:proofErr w:type="spellEnd"/>
-            <w:r>
-              <w:rPr>
-                <w:sz w:val="18"/>
-                <w:szCs w:val="18"/>
-              </w:rPr>
-              <w:t>(c27)</w:t>
-            </w:r>
-          </w:p>
-          <w:p>
-            <w:pPr>
-              <w:rPr>
-                <w:sz w:val="18"/>
-                <w:szCs w:val="18"/>
-              </w:rPr>
-            </w:pPr>
-            <w:r>
-              <w:rPr>
-                <w:sz w:val="18"/>
-                <w:szCs w:val="18"/>
-              </w:rPr>
-              <w:t xml:space="preserve">    score -= </w:t>
-            </w:r>
-            <w:proofErr w:type="spellStart"/>
-            <w:r>
-              <w:rPr>
-                <w:sz w:val="18"/>
-                <w:szCs w:val="18"/>
-              </w:rPr>
-              <w:t>capped_penalty</w:t>
-            </w:r>
-            <w:proofErr w:type="spellEnd"/>
-            <w:r>
-              <w:rPr>
-                <w:sz w:val="18"/>
-                <w:szCs w:val="18"/>
-              </w:rPr>
-              <w:t>(</w:t>
-            </w:r>
-            <w:proofErr w:type="spellStart"/>
-            <w:r>
-              <w:rPr>
-                <w:sz w:val="18"/>
-                <w:szCs w:val="18"/>
-              </w:rPr>
-              <w:t>cSum</w:t>
-            </w:r>
-            <w:proofErr w:type="spellEnd"/>
-            <w:r>
-              <w:rPr>
-                <w:sz w:val="18"/>
-                <w:szCs w:val="18"/>
-              </w:rPr>
-              <w:t>)</w:t>
+              <w:t xml:space="preserve">    score -= capped_penalty(c27)</w:t>
+            </w:r>
+          </w:p>
+          <w:p>
+            <w:pPr>
+              <w:rPr>
+                <w:sz w:val="18"/>
+                <w:szCs w:val="18"/>
+              </w:rPr>
+            </w:pPr>
+            <w:r>
+              <w:rPr>
+                <w:sz w:val="18"/>
+                <w:szCs w:val="18"/>
+              </w:rPr>
+              <w:t xml:space="preserve">    score -= capped_penalty(cSum)</w:t>
             </w:r>
           </w:p>
           <w:p>
@@ -11219,17 +8660,8 @@
                 <w:sz w:val="18"/>
                 <w:szCs w:val="18"/>
               </w:rPr>
-              <w:t xml:space="preserve">has </w:t>
-            </w:r>
-            <w:proofErr w:type="spellStart"/>
-            <w:r>
-              <w:rPr>
-                <w:sz w:val="18"/>
-                <w:szCs w:val="18"/>
-              </w:rPr>
-              <w:t>eventKey</w:t>
-            </w:r>
-            <w:proofErr w:type="spellEnd"/>
+              <w:t>has eventKey</w:t>
+            </w:r>
             <w:r>
               <w:rPr>
                 <w:rFonts w:hint="eastAsia"/>
@@ -11254,115 +8686,42 @@
               </w:rPr>
               <w:t xml:space="preserve">    </w:t>
             </w:r>
-            <w:proofErr w:type="spellStart"/>
-            <w:r>
-              <w:rPr>
-                <w:sz w:val="18"/>
-                <w:szCs w:val="18"/>
-              </w:rPr>
-              <w:t>sum_count</w:t>
-            </w:r>
-            <w:proofErr w:type="spellEnd"/>
-            <w:r>
-              <w:rPr>
-                <w:sz w:val="18"/>
-                <w:szCs w:val="18"/>
-              </w:rPr>
-              <w:t xml:space="preserve"> = </w:t>
-            </w:r>
-            <w:proofErr w:type="spellStart"/>
-            <w:r>
-              <w:rPr>
-                <w:sz w:val="18"/>
-                <w:szCs w:val="18"/>
-              </w:rPr>
-              <w:t>coll.count_documents</w:t>
-            </w:r>
-            <w:proofErr w:type="spellEnd"/>
-            <w:r>
-              <w:rPr>
-                <w:sz w:val="18"/>
-                <w:szCs w:val="18"/>
-              </w:rPr>
-              <w:t>({</w:t>
-            </w:r>
-          </w:p>
-          <w:p>
-            <w:pPr>
-              <w:rPr>
-                <w:sz w:val="18"/>
-                <w:szCs w:val="18"/>
-              </w:rPr>
-            </w:pPr>
-            <w:r>
-              <w:rPr>
-                <w:sz w:val="18"/>
-                <w:szCs w:val="18"/>
-              </w:rPr>
-              <w:t xml:space="preserve">        "</w:t>
-            </w:r>
-            <w:proofErr w:type="spellStart"/>
-            <w:r>
-              <w:rPr>
-                <w:sz w:val="18"/>
-                <w:szCs w:val="18"/>
-              </w:rPr>
-              <w:t>playerId</w:t>
-            </w:r>
-            <w:proofErr w:type="spellEnd"/>
-            <w:r>
-              <w:rPr>
-                <w:sz w:val="18"/>
-                <w:szCs w:val="18"/>
-              </w:rPr>
-              <w:t xml:space="preserve">": </w:t>
-            </w:r>
-            <w:proofErr w:type="spellStart"/>
-            <w:r>
-              <w:rPr>
-                <w:sz w:val="18"/>
-                <w:szCs w:val="18"/>
-              </w:rPr>
-              <w:t>pid</w:t>
-            </w:r>
-            <w:proofErr w:type="spellEnd"/>
-            <w:r>
-              <w:rPr>
-                <w:sz w:val="18"/>
-                <w:szCs w:val="18"/>
-              </w:rPr>
-              <w:t>,</w:t>
-            </w:r>
-          </w:p>
-          <w:p>
-            <w:pPr>
-              <w:rPr>
-                <w:sz w:val="18"/>
-                <w:szCs w:val="18"/>
-              </w:rPr>
-            </w:pPr>
-            <w:r>
-              <w:rPr>
-                <w:sz w:val="18"/>
-                <w:szCs w:val="18"/>
-              </w:rPr>
-              <w:t xml:space="preserve">        "</w:t>
-            </w:r>
-            <w:proofErr w:type="spellStart"/>
-            <w:r>
-              <w:rPr>
-                <w:sz w:val="18"/>
-                <w:szCs w:val="18"/>
-              </w:rPr>
-              <w:t>eventKey</w:t>
-            </w:r>
-            <w:proofErr w:type="spellEnd"/>
-            <w:r>
-              <w:rPr>
-                <w:sz w:val="18"/>
-                <w:szCs w:val="18"/>
-              </w:rPr>
-              <w:t>": {"$in": TARGET_KEYS}</w:t>
+            <w:r>
+              <w:rPr>
+                <w:sz w:val="18"/>
+                <w:szCs w:val="18"/>
+              </w:rPr>
+              <w:t>sum_count = coll.count_documents({</w:t>
+            </w:r>
+          </w:p>
+          <w:p>
+            <w:pPr>
+              <w:rPr>
+                <w:sz w:val="18"/>
+                <w:szCs w:val="18"/>
+              </w:rPr>
+            </w:pPr>
+            <w:r>
+              <w:rPr>
+                <w:sz w:val="18"/>
+                <w:szCs w:val="18"/>
+              </w:rPr>
+              <w:t xml:space="preserve">        "playerId": pid,</w:t>
+            </w:r>
+          </w:p>
+          <w:p>
+            <w:pPr>
+              <w:rPr>
+                <w:sz w:val="18"/>
+                <w:szCs w:val="18"/>
+              </w:rPr>
+            </w:pPr>
+            <w:r>
+              <w:rPr>
+                <w:sz w:val="18"/>
+                <w:szCs w:val="18"/>
+              </w:rPr>
+              <w:t xml:space="preserve">        "eventKey": {"$in": TARGET_KEYS}</w:t>
             </w:r>
           </w:p>
           <w:p>
@@ -11403,215 +8762,87 @@
                 <w:sz w:val="18"/>
                 <w:szCs w:val="18"/>
               </w:rPr>
-              <w:t xml:space="preserve">if </w:t>
-            </w:r>
-            <w:proofErr w:type="spellStart"/>
-            <w:r>
-              <w:rPr>
-                <w:sz w:val="18"/>
-                <w:szCs w:val="18"/>
-              </w:rPr>
-              <w:t>sum_count</w:t>
-            </w:r>
-            <w:proofErr w:type="spellEnd"/>
-            <w:r>
-              <w:rPr>
-                <w:sz w:val="18"/>
-                <w:szCs w:val="18"/>
-              </w:rPr>
-              <w:t xml:space="preserve"> &lt;= 3:</w:t>
-            </w:r>
-          </w:p>
-          <w:p>
-            <w:pPr>
-              <w:ind w:firstLine="150"/>
-              <w:rPr>
-                <w:sz w:val="18"/>
-                <w:szCs w:val="18"/>
-              </w:rPr>
-            </w:pPr>
-            <w:r>
-              <w:rPr>
-                <w:sz w:val="18"/>
-                <w:szCs w:val="18"/>
-              </w:rPr>
-              <w:t xml:space="preserve">        </w:t>
-            </w:r>
-            <w:proofErr w:type="spellStart"/>
-            <w:r>
-              <w:rPr>
-                <w:sz w:val="18"/>
-                <w:szCs w:val="18"/>
-              </w:rPr>
-              <w:t>base_score</w:t>
-            </w:r>
-            <w:proofErr w:type="spellEnd"/>
-            <w:r>
-              <w:rPr>
-                <w:sz w:val="18"/>
-                <w:szCs w:val="18"/>
-              </w:rPr>
-              <w:t xml:space="preserve"> = 3</w:t>
-            </w:r>
-          </w:p>
-          <w:p>
-            <w:pPr>
-              <w:ind w:firstLine="150"/>
-              <w:rPr>
-                <w:sz w:val="18"/>
-                <w:szCs w:val="18"/>
-              </w:rPr>
-            </w:pPr>
-            <w:r>
-              <w:rPr>
-                <w:sz w:val="18"/>
-                <w:szCs w:val="18"/>
-              </w:rPr>
-              <w:t xml:space="preserve">    </w:t>
-            </w:r>
-            <w:proofErr w:type="spellStart"/>
-            <w:r>
-              <w:rPr>
-                <w:sz w:val="18"/>
-                <w:szCs w:val="18"/>
-              </w:rPr>
-              <w:t>elif</w:t>
-            </w:r>
-            <w:proofErr w:type="spellEnd"/>
-            <w:r>
-              <w:rPr>
-                <w:sz w:val="18"/>
-                <w:szCs w:val="18"/>
-              </w:rPr>
-              <w:t xml:space="preserve"> </w:t>
-            </w:r>
-            <w:proofErr w:type="spellStart"/>
-            <w:r>
-              <w:rPr>
-                <w:sz w:val="18"/>
-                <w:szCs w:val="18"/>
-              </w:rPr>
-              <w:t>sum_count</w:t>
-            </w:r>
-            <w:proofErr w:type="spellEnd"/>
-            <w:r>
-              <w:rPr>
-                <w:sz w:val="18"/>
-                <w:szCs w:val="18"/>
-              </w:rPr>
-              <w:t xml:space="preserve"> == 4:</w:t>
-            </w:r>
-          </w:p>
-          <w:p>
-            <w:pPr>
-              <w:ind w:firstLine="150"/>
-              <w:rPr>
-                <w:sz w:val="18"/>
-                <w:szCs w:val="18"/>
-              </w:rPr>
-            </w:pPr>
-            <w:r>
-              <w:rPr>
-                <w:sz w:val="18"/>
-                <w:szCs w:val="18"/>
-              </w:rPr>
-              <w:t xml:space="preserve">        </w:t>
-            </w:r>
-            <w:proofErr w:type="spellStart"/>
-            <w:r>
-              <w:rPr>
-                <w:sz w:val="18"/>
-                <w:szCs w:val="18"/>
-              </w:rPr>
-              <w:t>base_score</w:t>
-            </w:r>
-            <w:proofErr w:type="spellEnd"/>
-            <w:r>
-              <w:rPr>
-                <w:sz w:val="18"/>
-                <w:szCs w:val="18"/>
-              </w:rPr>
-              <w:t xml:space="preserve"> = 2</w:t>
-            </w:r>
-          </w:p>
-          <w:p>
-            <w:pPr>
-              <w:ind w:firstLine="150"/>
-              <w:rPr>
-                <w:sz w:val="18"/>
-                <w:szCs w:val="18"/>
-              </w:rPr>
-            </w:pPr>
-            <w:r>
-              <w:rPr>
-                <w:sz w:val="18"/>
-                <w:szCs w:val="18"/>
-              </w:rPr>
-              <w:t xml:space="preserve">    </w:t>
-            </w:r>
-            <w:proofErr w:type="spellStart"/>
-            <w:r>
-              <w:rPr>
-                <w:sz w:val="18"/>
-                <w:szCs w:val="18"/>
-              </w:rPr>
-              <w:t>elif</w:t>
-            </w:r>
-            <w:proofErr w:type="spellEnd"/>
-            <w:r>
-              <w:rPr>
-                <w:sz w:val="18"/>
-                <w:szCs w:val="18"/>
-              </w:rPr>
-              <w:t xml:space="preserve"> </w:t>
-            </w:r>
-            <w:proofErr w:type="spellStart"/>
-            <w:r>
-              <w:rPr>
-                <w:sz w:val="18"/>
-                <w:szCs w:val="18"/>
-              </w:rPr>
-              <w:t>sum_count</w:t>
-            </w:r>
-            <w:proofErr w:type="spellEnd"/>
-            <w:r>
-              <w:rPr>
-                <w:sz w:val="18"/>
-                <w:szCs w:val="18"/>
-              </w:rPr>
-              <w:t xml:space="preserve"> == 5:</w:t>
-            </w:r>
-          </w:p>
-          <w:p>
-            <w:pPr>
-              <w:ind w:firstLine="150"/>
-              <w:rPr>
-                <w:sz w:val="18"/>
-                <w:szCs w:val="18"/>
-              </w:rPr>
-            </w:pPr>
-            <w:r>
-              <w:rPr>
-                <w:sz w:val="18"/>
-                <w:szCs w:val="18"/>
-              </w:rPr>
-              <w:t xml:space="preserve">        </w:t>
-            </w:r>
-            <w:proofErr w:type="spellStart"/>
-            <w:r>
-              <w:rPr>
-                <w:sz w:val="18"/>
-                <w:szCs w:val="18"/>
-              </w:rPr>
-              <w:t>base_score</w:t>
-            </w:r>
-            <w:proofErr w:type="spellEnd"/>
-            <w:r>
-              <w:rPr>
-                <w:sz w:val="18"/>
-                <w:szCs w:val="18"/>
-              </w:rPr>
-              <w:t xml:space="preserve"> = 1</w:t>
+              <w:t>if sum_count &lt;= 3:</w:t>
+            </w:r>
+          </w:p>
+          <w:p>
+            <w:pPr>
+              <w:ind w:firstLine="150"/>
+              <w:rPr>
+                <w:sz w:val="18"/>
+                <w:szCs w:val="18"/>
+              </w:rPr>
+            </w:pPr>
+            <w:r>
+              <w:rPr>
+                <w:sz w:val="18"/>
+                <w:szCs w:val="18"/>
+              </w:rPr>
+              <w:t xml:space="preserve">        base_score = 3</w:t>
+            </w:r>
+          </w:p>
+          <w:p>
+            <w:pPr>
+              <w:ind w:firstLine="150"/>
+              <w:rPr>
+                <w:sz w:val="18"/>
+                <w:szCs w:val="18"/>
+              </w:rPr>
+            </w:pPr>
+            <w:r>
+              <w:rPr>
+                <w:sz w:val="18"/>
+                <w:szCs w:val="18"/>
+              </w:rPr>
+              <w:t xml:space="preserve">    elif sum_count == 4:</w:t>
+            </w:r>
+          </w:p>
+          <w:p>
+            <w:pPr>
+              <w:ind w:firstLine="150"/>
+              <w:rPr>
+                <w:sz w:val="18"/>
+                <w:szCs w:val="18"/>
+              </w:rPr>
+            </w:pPr>
+            <w:r>
+              <w:rPr>
+                <w:sz w:val="18"/>
+                <w:szCs w:val="18"/>
+              </w:rPr>
+              <w:t xml:space="preserve">        base_score = 2</w:t>
+            </w:r>
+          </w:p>
+          <w:p>
+            <w:pPr>
+              <w:ind w:firstLine="150"/>
+              <w:rPr>
+                <w:sz w:val="18"/>
+                <w:szCs w:val="18"/>
+              </w:rPr>
+            </w:pPr>
+            <w:r>
+              <w:rPr>
+                <w:sz w:val="18"/>
+                <w:szCs w:val="18"/>
+              </w:rPr>
+              <w:t xml:space="preserve">    elif sum_count == 5:</w:t>
+            </w:r>
+          </w:p>
+          <w:p>
+            <w:pPr>
+              <w:ind w:firstLine="150"/>
+              <w:rPr>
+                <w:sz w:val="18"/>
+                <w:szCs w:val="18"/>
+              </w:rPr>
+            </w:pPr>
+            <w:r>
+              <w:rPr>
+                <w:sz w:val="18"/>
+                <w:szCs w:val="18"/>
+              </w:rPr>
+              <w:t xml:space="preserve">        base_score = 1</w:t>
             </w:r>
           </w:p>
           <w:p>
@@ -11643,73 +8874,32 @@
                 <w:sz w:val="18"/>
                 <w:szCs w:val="18"/>
               </w:rPr>
-              <w:t xml:space="preserve">        </w:t>
-            </w:r>
-            <w:proofErr w:type="spellStart"/>
-            <w:r>
-              <w:rPr>
-                <w:sz w:val="18"/>
-                <w:szCs w:val="18"/>
-              </w:rPr>
-              <w:t>base_score</w:t>
-            </w:r>
-            <w:proofErr w:type="spellEnd"/>
-            <w:r>
-              <w:rPr>
-                <w:sz w:val="18"/>
-                <w:szCs w:val="18"/>
-              </w:rPr>
-              <w:t xml:space="preserve"> = 0</w:t>
-            </w:r>
-          </w:p>
-          <w:p>
-            <w:pPr>
-              <w:ind w:firstLine="150"/>
-              <w:rPr>
-                <w:sz w:val="18"/>
-                <w:szCs w:val="18"/>
-              </w:rPr>
-            </w:pPr>
-          </w:p>
-          <w:p>
-            <w:pPr>
-              <w:ind w:firstLine="150"/>
-              <w:rPr>
-                <w:sz w:val="18"/>
-                <w:szCs w:val="18"/>
-              </w:rPr>
-            </w:pPr>
-            <w:proofErr w:type="spellStart"/>
-            <w:r>
-              <w:rPr>
-                <w:sz w:val="18"/>
-                <w:szCs w:val="18"/>
-              </w:rPr>
-              <w:t>has_bonus</w:t>
-            </w:r>
-            <w:proofErr w:type="spellEnd"/>
-            <w:r>
-              <w:rPr>
-                <w:sz w:val="18"/>
-                <w:szCs w:val="18"/>
-              </w:rPr>
-              <w:t xml:space="preserve"> = </w:t>
-            </w:r>
-            <w:proofErr w:type="spellStart"/>
-            <w:r>
-              <w:rPr>
-                <w:sz w:val="18"/>
-                <w:szCs w:val="18"/>
-              </w:rPr>
-              <w:t>coll.find_one</w:t>
-            </w:r>
-            <w:proofErr w:type="spellEnd"/>
-            <w:r>
-              <w:rPr>
-                <w:sz w:val="18"/>
-                <w:szCs w:val="18"/>
-              </w:rPr>
-              <w:t>(</w:t>
+              <w:t xml:space="preserve">        base_score = 0</w:t>
+            </w:r>
+          </w:p>
+          <w:p>
+            <w:pPr>
+              <w:ind w:firstLine="150"/>
+              <w:rPr>
+                <w:sz w:val="18"/>
+                <w:szCs w:val="18"/>
+              </w:rPr>
+            </w:pPr>
+          </w:p>
+          <w:p>
+            <w:pPr>
+              <w:ind w:firstLine="150"/>
+              <w:rPr>
+                <w:sz w:val="18"/>
+                <w:szCs w:val="18"/>
+              </w:rPr>
+            </w:pPr>
+            <w:r>
+              <w:rPr>
+                <w:sz w:val="18"/>
+                <w:szCs w:val="18"/>
+              </w:rPr>
+              <w:t>has_bonus = coll.find_one(</w:t>
             </w:r>
           </w:p>
           <w:p>
@@ -11741,135 +8931,46 @@
                 <w:sz w:val="18"/>
                 <w:szCs w:val="18"/>
               </w:rPr>
-              <w:t xml:space="preserve">            "</w:t>
-            </w:r>
-            <w:proofErr w:type="spellStart"/>
-            <w:r>
-              <w:rPr>
-                <w:sz w:val="18"/>
-                <w:szCs w:val="18"/>
-              </w:rPr>
-              <w:t>playerId</w:t>
-            </w:r>
-            <w:proofErr w:type="spellEnd"/>
-            <w:r>
-              <w:rPr>
-                <w:sz w:val="18"/>
-                <w:szCs w:val="18"/>
-              </w:rPr>
-              <w:t xml:space="preserve">": </w:t>
-            </w:r>
-            <w:proofErr w:type="spellStart"/>
-            <w:r>
-              <w:rPr>
-                <w:sz w:val="18"/>
-                <w:szCs w:val="18"/>
-              </w:rPr>
-              <w:t>pid</w:t>
-            </w:r>
-            <w:proofErr w:type="spellEnd"/>
-            <w:r>
-              <w:rPr>
-                <w:sz w:val="18"/>
-                <w:szCs w:val="18"/>
-              </w:rPr>
-              <w:t>,</w:t>
-            </w:r>
-          </w:p>
-          <w:p>
-            <w:pPr>
-              <w:ind w:firstLine="150"/>
-              <w:rPr>
-                <w:sz w:val="18"/>
-                <w:szCs w:val="18"/>
-              </w:rPr>
-            </w:pPr>
-            <w:r>
-              <w:rPr>
-                <w:sz w:val="18"/>
-                <w:szCs w:val="18"/>
-              </w:rPr>
-              <w:t xml:space="preserve">            "</w:t>
-            </w:r>
-            <w:proofErr w:type="spellStart"/>
-            <w:r>
-              <w:rPr>
-                <w:sz w:val="18"/>
-                <w:szCs w:val="18"/>
-              </w:rPr>
-              <w:t>eventType</w:t>
-            </w:r>
-            <w:proofErr w:type="spellEnd"/>
-            <w:r>
-              <w:rPr>
-                <w:sz w:val="18"/>
-                <w:szCs w:val="18"/>
-              </w:rPr>
-              <w:t>": "</w:t>
-            </w:r>
-            <w:proofErr w:type="spellStart"/>
-            <w:r>
-              <w:rPr>
-                <w:sz w:val="18"/>
-                <w:szCs w:val="18"/>
-              </w:rPr>
-              <w:t>argumentationToolEvent</w:t>
-            </w:r>
-            <w:proofErr w:type="spellEnd"/>
-            <w:r>
-              <w:rPr>
-                <w:sz w:val="18"/>
-                <w:szCs w:val="18"/>
-              </w:rPr>
-              <w:t>",</w:t>
-            </w:r>
-          </w:p>
-          <w:p>
-            <w:pPr>
-              <w:ind w:firstLine="150"/>
-              <w:rPr>
-                <w:sz w:val="18"/>
-                <w:szCs w:val="18"/>
-              </w:rPr>
-            </w:pPr>
-            <w:r>
-              <w:rPr>
-                <w:sz w:val="18"/>
-                <w:szCs w:val="18"/>
-              </w:rPr>
-              <w:t xml:space="preserve">            "</w:t>
-            </w:r>
-            <w:proofErr w:type="spellStart"/>
-            <w:r>
-              <w:rPr>
-                <w:sz w:val="18"/>
-                <w:szCs w:val="18"/>
-              </w:rPr>
-              <w:t>data.toolName</w:t>
-            </w:r>
-            <w:proofErr w:type="spellEnd"/>
-            <w:r>
-              <w:rPr>
-                <w:sz w:val="18"/>
-                <w:szCs w:val="18"/>
-              </w:rPr>
-              <w:t>": "</w:t>
-            </w:r>
-            <w:proofErr w:type="spellStart"/>
-            <w:r>
-              <w:rPr>
-                <w:sz w:val="18"/>
-                <w:szCs w:val="18"/>
-              </w:rPr>
-              <w:t>BackingInfoPanel</w:t>
-            </w:r>
-            <w:proofErr w:type="spellEnd"/>
-            <w:r>
-              <w:rPr>
-                <w:sz w:val="18"/>
-                <w:szCs w:val="18"/>
-              </w:rPr>
-              <w:t xml:space="preserve"> - Pollution Site Data</w:t>
+              <w:t xml:space="preserve">            "playerId": pid,</w:t>
+            </w:r>
+          </w:p>
+          <w:p>
+            <w:pPr>
+              <w:ind w:firstLine="150"/>
+              <w:rPr>
+                <w:sz w:val="18"/>
+                <w:szCs w:val="18"/>
+              </w:rPr>
+            </w:pPr>
+            <w:r>
+              <w:rPr>
+                <w:sz w:val="18"/>
+                <w:szCs w:val="18"/>
+              </w:rPr>
+              <w:t xml:space="preserve">            "eventType": "argumentationToolEvent",</w:t>
+            </w:r>
+          </w:p>
+          <w:p>
+            <w:pPr>
+              <w:ind w:firstLine="150"/>
+              <w:rPr>
+                <w:sz w:val="18"/>
+                <w:szCs w:val="18"/>
+              </w:rPr>
+            </w:pPr>
+            <w:r>
+              <w:rPr>
+                <w:sz w:val="18"/>
+                <w:szCs w:val="18"/>
+              </w:rPr>
+              <w:t xml:space="preserve">            "data.toolName": "</w:t>
+            </w:r>
+            <w:r>
+              <w:rPr>
+                <w:sz w:val="18"/>
+                <w:szCs w:val="18"/>
+              </w:rPr>
+              <w:t>BackingInfoPanel - Pollution Site Data</w:t>
             </w:r>
             <w:r>
               <w:rPr>
@@ -11944,94 +9045,37 @@
                 <w:szCs w:val="18"/>
               </w:rPr>
             </w:pPr>
-            <w:proofErr w:type="spellStart"/>
-            <w:r>
-              <w:rPr>
-                <w:sz w:val="18"/>
-                <w:szCs w:val="18"/>
-              </w:rPr>
-              <w:t>total_score</w:t>
-            </w:r>
-            <w:proofErr w:type="spellEnd"/>
-            <w:r>
-              <w:rPr>
-                <w:sz w:val="18"/>
-                <w:szCs w:val="18"/>
-              </w:rPr>
-              <w:t xml:space="preserve"> = </w:t>
-            </w:r>
-            <w:proofErr w:type="spellStart"/>
-            <w:r>
-              <w:rPr>
-                <w:sz w:val="18"/>
-                <w:szCs w:val="18"/>
-              </w:rPr>
-              <w:t>base_score</w:t>
-            </w:r>
-            <w:proofErr w:type="spellEnd"/>
-            <w:r>
-              <w:rPr>
-                <w:sz w:val="18"/>
-                <w:szCs w:val="18"/>
-              </w:rPr>
-              <w:t xml:space="preserve"> + (1 if </w:t>
-            </w:r>
-            <w:proofErr w:type="spellStart"/>
-            <w:r>
-              <w:rPr>
-                <w:sz w:val="18"/>
-                <w:szCs w:val="18"/>
-              </w:rPr>
-              <w:t>has_bonus</w:t>
-            </w:r>
-            <w:proofErr w:type="spellEnd"/>
-            <w:r>
-              <w:rPr>
-                <w:sz w:val="18"/>
-                <w:szCs w:val="18"/>
-              </w:rPr>
-              <w:t xml:space="preserve"> else 0)</w:t>
-            </w:r>
-          </w:p>
-          <w:p>
-            <w:pPr>
-              <w:ind w:firstLine="150"/>
-              <w:rPr>
-                <w:sz w:val="18"/>
-                <w:szCs w:val="18"/>
-              </w:rPr>
-            </w:pPr>
-          </w:p>
-          <w:p>
-            <w:pPr>
-              <w:ind w:firstLine="150"/>
-              <w:rPr>
-                <w:sz w:val="18"/>
-                <w:szCs w:val="18"/>
-              </w:rPr>
-            </w:pPr>
-            <w:r>
-              <w:rPr>
-                <w:sz w:val="18"/>
-                <w:szCs w:val="18"/>
-              </w:rPr>
-              <w:t xml:space="preserve">return 1 if </w:t>
-            </w:r>
-            <w:proofErr w:type="spellStart"/>
-            <w:r>
-              <w:rPr>
-                <w:sz w:val="18"/>
-                <w:szCs w:val="18"/>
-              </w:rPr>
-              <w:t>total_score</w:t>
-            </w:r>
-            <w:proofErr w:type="spellEnd"/>
-            <w:r>
-              <w:rPr>
-                <w:sz w:val="18"/>
-                <w:szCs w:val="18"/>
-              </w:rPr>
-              <w:t xml:space="preserve"> &gt;= 3 else 2</w:t>
+            <w:r>
+              <w:rPr>
+                <w:sz w:val="18"/>
+                <w:szCs w:val="18"/>
+              </w:rPr>
+              <w:t>total_score = base_score + (1 if has_bonus else 0)</w:t>
+            </w:r>
+          </w:p>
+          <w:p>
+            <w:pPr>
+              <w:ind w:firstLine="150"/>
+              <w:rPr>
+                <w:sz w:val="18"/>
+                <w:szCs w:val="18"/>
+              </w:rPr>
+            </w:pPr>
+          </w:p>
+          <w:p>
+            <w:pPr>
+              <w:ind w:firstLine="150"/>
+              <w:rPr>
+                <w:sz w:val="18"/>
+                <w:szCs w:val="18"/>
+              </w:rPr>
+            </w:pPr>
+            <w:r>
+              <w:rPr>
+                <w:sz w:val="18"/>
+                <w:szCs w:val="18"/>
+              </w:rPr>
+              <w:t>return 1 if total_score &gt;= 3 else 2</w:t>
             </w:r>
           </w:p>
         </w:tc>
@@ -12229,25 +9273,7 @@
                 <w:sz w:val="18"/>
                 <w:szCs w:val="18"/>
               </w:rPr>
-              <w:t xml:space="preserve">f has </w:t>
-            </w:r>
-            <w:proofErr w:type="spellStart"/>
-            <w:r>
-              <w:rPr>
-                <w:rFonts w:hint="eastAsia"/>
-                <w:sz w:val="18"/>
-                <w:szCs w:val="18"/>
-              </w:rPr>
-              <w:t>eventKey</w:t>
-            </w:r>
-            <w:proofErr w:type="spellEnd"/>
-            <w:r>
-              <w:rPr>
-                <w:rFonts w:hint="eastAsia"/>
-                <w:sz w:val="18"/>
-                <w:szCs w:val="18"/>
-              </w:rPr>
-              <w:t>:</w:t>
+              <w:t>f has eventKey:</w:t>
             </w:r>
             <w:r>
               <w:rPr>
@@ -12269,86 +9295,22 @@
                 <w:sz w:val="18"/>
                 <w:szCs w:val="18"/>
               </w:rPr>
-              <w:t xml:space="preserve">has_7824 = </w:t>
-            </w:r>
-            <w:proofErr w:type="spellStart"/>
-            <w:r>
-              <w:rPr>
-                <w:sz w:val="18"/>
-                <w:szCs w:val="18"/>
-              </w:rPr>
-              <w:t>coll.find_one</w:t>
-            </w:r>
-            <w:proofErr w:type="spellEnd"/>
-            <w:r>
-              <w:rPr>
-                <w:sz w:val="18"/>
-                <w:szCs w:val="18"/>
-              </w:rPr>
-              <w:t>(</w:t>
-            </w:r>
-          </w:p>
-          <w:p>
-            <w:pPr>
-              <w:rPr>
-                <w:sz w:val="18"/>
-                <w:szCs w:val="18"/>
-              </w:rPr>
-            </w:pPr>
-            <w:r>
-              <w:rPr>
-                <w:sz w:val="18"/>
-                <w:szCs w:val="18"/>
-              </w:rPr>
-              <w:t xml:space="preserve">        {"</w:t>
-            </w:r>
-            <w:proofErr w:type="spellStart"/>
-            <w:r>
-              <w:rPr>
-                <w:sz w:val="18"/>
-                <w:szCs w:val="18"/>
-              </w:rPr>
-              <w:t>playerId</w:t>
-            </w:r>
-            <w:proofErr w:type="spellEnd"/>
-            <w:r>
-              <w:rPr>
-                <w:sz w:val="18"/>
-                <w:szCs w:val="18"/>
-              </w:rPr>
-              <w:t xml:space="preserve">": </w:t>
-            </w:r>
-            <w:proofErr w:type="spellStart"/>
-            <w:r>
-              <w:rPr>
-                <w:sz w:val="18"/>
-                <w:szCs w:val="18"/>
-              </w:rPr>
-              <w:t>pid</w:t>
-            </w:r>
-            <w:proofErr w:type="spellEnd"/>
-            <w:r>
-              <w:rPr>
-                <w:sz w:val="18"/>
-                <w:szCs w:val="18"/>
-              </w:rPr>
-              <w:t>, "</w:t>
-            </w:r>
-            <w:proofErr w:type="spellStart"/>
-            <w:r>
-              <w:rPr>
-                <w:sz w:val="18"/>
-                <w:szCs w:val="18"/>
-              </w:rPr>
-              <w:t>eventKey</w:t>
-            </w:r>
-            <w:proofErr w:type="spellEnd"/>
-            <w:r>
-              <w:rPr>
-                <w:sz w:val="18"/>
-                <w:szCs w:val="18"/>
-              </w:rPr>
-              <w:t>": "DialogueNodeEvent:78:24"},</w:t>
+              <w:t>has_7824 = coll.find_one(</w:t>
+            </w:r>
+          </w:p>
+          <w:p>
+            <w:pPr>
+              <w:rPr>
+                <w:sz w:val="18"/>
+                <w:szCs w:val="18"/>
+              </w:rPr>
+            </w:pPr>
+            <w:r>
+              <w:rPr>
+                <w:sz w:val="18"/>
+                <w:szCs w:val="18"/>
+              </w:rPr>
+              <w:t xml:space="preserve">        {"playerId": pid, "eventKey": "DialogueNodeEvent:78:24"},</w:t>
             </w:r>
           </w:p>
           <w:p>
@@ -12446,37 +9408,12 @@
               </w:rPr>
               <w:t xml:space="preserve">    </w:t>
             </w:r>
-            <w:proofErr w:type="spellStart"/>
-            <w:r>
-              <w:rPr>
-                <w:sz w:val="18"/>
-                <w:szCs w:val="18"/>
-              </w:rPr>
-              <w:t>total_count</w:t>
-            </w:r>
-            <w:proofErr w:type="spellEnd"/>
-            <w:r>
-              <w:rPr>
-                <w:sz w:val="18"/>
-                <w:szCs w:val="18"/>
-              </w:rPr>
-              <w:t xml:space="preserve"> = </w:t>
-            </w:r>
-            <w:proofErr w:type="spellStart"/>
-            <w:r>
-              <w:rPr>
-                <w:sz w:val="18"/>
-                <w:szCs w:val="18"/>
-              </w:rPr>
-              <w:t>coll.count_documents</w:t>
-            </w:r>
-            <w:proofErr w:type="spellEnd"/>
-            <w:r>
-              <w:rPr>
-                <w:sz w:val="18"/>
-                <w:szCs w:val="18"/>
-              </w:rPr>
-              <w:t>({</w:t>
+            <w:r>
+              <w:rPr>
+                <w:sz w:val="18"/>
+                <w:szCs w:val="18"/>
+              </w:rPr>
+              <w:t>total_count = coll.count_documents({</w:t>
             </w:r>
           </w:p>
           <w:p>
@@ -12492,70 +9429,22 @@
                 <w:szCs w:val="18"/>
               </w:rPr>
               <w:lastRenderedPageBreak/>
-              <w:t xml:space="preserve">        "</w:t>
-            </w:r>
-            <w:proofErr w:type="spellStart"/>
-            <w:r>
-              <w:rPr>
-                <w:sz w:val="18"/>
-                <w:szCs w:val="18"/>
-              </w:rPr>
-              <w:t>playerId</w:t>
-            </w:r>
-            <w:proofErr w:type="spellEnd"/>
-            <w:r>
-              <w:rPr>
-                <w:sz w:val="18"/>
-                <w:szCs w:val="18"/>
-              </w:rPr>
-              <w:t xml:space="preserve">": </w:t>
-            </w:r>
-            <w:proofErr w:type="spellStart"/>
-            <w:r>
-              <w:rPr>
-                <w:sz w:val="18"/>
-                <w:szCs w:val="18"/>
-              </w:rPr>
-              <w:t>pid</w:t>
-            </w:r>
-            <w:proofErr w:type="spellEnd"/>
-            <w:r>
-              <w:rPr>
-                <w:sz w:val="18"/>
-                <w:szCs w:val="18"/>
-              </w:rPr>
-              <w:t>,</w:t>
-            </w:r>
-          </w:p>
-          <w:p>
-            <w:pPr>
-              <w:rPr>
-                <w:sz w:val="18"/>
-                <w:szCs w:val="18"/>
-              </w:rPr>
-            </w:pPr>
-            <w:r>
-              <w:rPr>
-                <w:sz w:val="18"/>
-                <w:szCs w:val="18"/>
-              </w:rPr>
-              <w:t xml:space="preserve">        "</w:t>
-            </w:r>
-            <w:proofErr w:type="spellStart"/>
-            <w:r>
-              <w:rPr>
-                <w:sz w:val="18"/>
-                <w:szCs w:val="18"/>
-              </w:rPr>
-              <w:t>eventKey</w:t>
-            </w:r>
-            <w:proofErr w:type="spellEnd"/>
-            <w:r>
-              <w:rPr>
-                <w:sz w:val="18"/>
-                <w:szCs w:val="18"/>
-              </w:rPr>
-              <w:t>": {"$in": TARGET_KEYS}</w:t>
+              <w:t xml:space="preserve">        "playerId": pid,</w:t>
+            </w:r>
+          </w:p>
+          <w:p>
+            <w:pPr>
+              <w:rPr>
+                <w:sz w:val="18"/>
+                <w:szCs w:val="18"/>
+              </w:rPr>
+            </w:pPr>
+            <w:r>
+              <w:rPr>
+                <w:sz w:val="18"/>
+                <w:szCs w:val="18"/>
+              </w:rPr>
+              <w:t xml:space="preserve">        "eventKey": {"$in": TARGET_KEYS}</w:t>
             </w:r>
           </w:p>
           <w:p>
@@ -12596,23 +9485,7 @@
                 <w:sz w:val="18"/>
                 <w:szCs w:val="18"/>
               </w:rPr>
-              <w:t xml:space="preserve">if </w:t>
-            </w:r>
-            <w:proofErr w:type="spellStart"/>
-            <w:r>
-              <w:rPr>
-                <w:sz w:val="18"/>
-                <w:szCs w:val="18"/>
-              </w:rPr>
-              <w:t>total_count</w:t>
-            </w:r>
-            <w:proofErr w:type="spellEnd"/>
-            <w:r>
-              <w:rPr>
-                <w:sz w:val="18"/>
-                <w:szCs w:val="18"/>
-              </w:rPr>
-              <w:t xml:space="preserve"> == 0:</w:t>
+              <w:t>if total_count == 0:</w:t>
             </w:r>
           </w:p>
           <w:p>
@@ -12644,39 +9517,7 @@
                 <w:sz w:val="18"/>
                 <w:szCs w:val="18"/>
               </w:rPr>
-              <w:t xml:space="preserve">    </w:t>
-            </w:r>
-            <w:proofErr w:type="spellStart"/>
-            <w:r>
-              <w:rPr>
-                <w:sz w:val="18"/>
-                <w:szCs w:val="18"/>
-              </w:rPr>
-              <w:t>elif</w:t>
-            </w:r>
-            <w:proofErr w:type="spellEnd"/>
-            <w:r>
-              <w:rPr>
-                <w:sz w:val="18"/>
-                <w:szCs w:val="18"/>
-              </w:rPr>
-              <w:t xml:space="preserve"> </w:t>
-            </w:r>
-            <w:proofErr w:type="spellStart"/>
-            <w:r>
-              <w:rPr>
-                <w:sz w:val="18"/>
-                <w:szCs w:val="18"/>
-              </w:rPr>
-              <w:t>total_count</w:t>
-            </w:r>
-            <w:proofErr w:type="spellEnd"/>
-            <w:r>
-              <w:rPr>
-                <w:sz w:val="18"/>
-                <w:szCs w:val="18"/>
-              </w:rPr>
-              <w:t xml:space="preserve"> &lt;= 2:</w:t>
+              <w:t xml:space="preserve">    elif total_count &lt;= 2:</w:t>
             </w:r>
           </w:p>
           <w:p>
@@ -12956,140 +9797,35 @@
               </w:rPr>
               <w:t xml:space="preserve">    </w:t>
             </w:r>
-            <w:proofErr w:type="spellStart"/>
-            <w:r>
-              <w:rPr>
-                <w:sz w:val="18"/>
-                <w:szCs w:val="18"/>
-              </w:rPr>
-              <w:t>pos_count</w:t>
-            </w:r>
-            <w:proofErr w:type="spellEnd"/>
-            <w:r>
-              <w:rPr>
-                <w:sz w:val="18"/>
-                <w:szCs w:val="18"/>
-              </w:rPr>
-              <w:t xml:space="preserve"> = </w:t>
-            </w:r>
-            <w:proofErr w:type="spellStart"/>
-            <w:r>
-              <w:rPr>
-                <w:sz w:val="18"/>
-                <w:szCs w:val="18"/>
-              </w:rPr>
-              <w:t>coll.count_documents</w:t>
-            </w:r>
-            <w:proofErr w:type="spellEnd"/>
-            <w:r>
-              <w:rPr>
-                <w:sz w:val="18"/>
-                <w:szCs w:val="18"/>
-              </w:rPr>
-              <w:t>({"</w:t>
-            </w:r>
-            <w:proofErr w:type="spellStart"/>
-            <w:r>
-              <w:rPr>
-                <w:sz w:val="18"/>
-                <w:szCs w:val="18"/>
-              </w:rPr>
-              <w:t>playerId</w:t>
-            </w:r>
-            <w:proofErr w:type="spellEnd"/>
-            <w:r>
-              <w:rPr>
-                <w:sz w:val="18"/>
-                <w:szCs w:val="18"/>
-              </w:rPr>
-              <w:t xml:space="preserve">": </w:t>
-            </w:r>
-            <w:proofErr w:type="spellStart"/>
-            <w:r>
-              <w:rPr>
-                <w:sz w:val="18"/>
-                <w:szCs w:val="18"/>
-              </w:rPr>
-              <w:t>pid</w:t>
-            </w:r>
-            <w:proofErr w:type="spellEnd"/>
-            <w:r>
-              <w:rPr>
-                <w:sz w:val="18"/>
-                <w:szCs w:val="18"/>
-              </w:rPr>
-              <w:t>, "</w:t>
-            </w:r>
-            <w:proofErr w:type="spellStart"/>
-            <w:r>
-              <w:rPr>
-                <w:sz w:val="18"/>
-                <w:szCs w:val="18"/>
-              </w:rPr>
-              <w:t>eventKey</w:t>
-            </w:r>
-            <w:proofErr w:type="spellEnd"/>
-            <w:r>
-              <w:rPr>
-                <w:sz w:val="18"/>
-                <w:szCs w:val="18"/>
-              </w:rPr>
-              <w:t>": "DialogueNodeEvent:73:163"})</w:t>
-            </w:r>
-          </w:p>
-          <w:p>
-            <w:pPr>
-              <w:rPr>
-                <w:sz w:val="18"/>
-                <w:szCs w:val="18"/>
-              </w:rPr>
-            </w:pPr>
-          </w:p>
-          <w:p>
-            <w:pPr>
-              <w:rPr>
-                <w:sz w:val="18"/>
-                <w:szCs w:val="18"/>
-              </w:rPr>
-            </w:pPr>
-            <w:r>
-              <w:rPr>
-                <w:sz w:val="18"/>
-                <w:szCs w:val="18"/>
-              </w:rPr>
-              <w:t xml:space="preserve">    </w:t>
-            </w:r>
-            <w:proofErr w:type="spellStart"/>
-            <w:r>
-              <w:rPr>
-                <w:sz w:val="18"/>
-                <w:szCs w:val="18"/>
-              </w:rPr>
-              <w:t>pos_score</w:t>
-            </w:r>
-            <w:proofErr w:type="spellEnd"/>
-            <w:r>
-              <w:rPr>
-                <w:sz w:val="18"/>
-                <w:szCs w:val="18"/>
-              </w:rPr>
-              <w:t xml:space="preserve"> = </w:t>
-            </w:r>
-            <w:proofErr w:type="spellStart"/>
-            <w:r>
-              <w:rPr>
-                <w:sz w:val="18"/>
-                <w:szCs w:val="18"/>
-              </w:rPr>
-              <w:t>pos_count</w:t>
-            </w:r>
-            <w:proofErr w:type="spellEnd"/>
-            <w:r>
-              <w:rPr>
-                <w:sz w:val="18"/>
-                <w:szCs w:val="18"/>
-              </w:rPr>
-              <w:t xml:space="preserve"> * 1.0</w:t>
+            <w:r>
+              <w:rPr>
+                <w:sz w:val="18"/>
+                <w:szCs w:val="18"/>
+              </w:rPr>
+              <w:t>pos_count = coll.count_documents({"playerId": pid, "eventKey": "DialogueNodeEvent:73:163"})</w:t>
+            </w:r>
+          </w:p>
+          <w:p>
+            <w:pPr>
+              <w:rPr>
+                <w:sz w:val="18"/>
+                <w:szCs w:val="18"/>
+              </w:rPr>
+            </w:pPr>
+          </w:p>
+          <w:p>
+            <w:pPr>
+              <w:rPr>
+                <w:sz w:val="18"/>
+                <w:szCs w:val="18"/>
+              </w:rPr>
+            </w:pPr>
+            <w:r>
+              <w:rPr>
+                <w:sz w:val="18"/>
+                <w:szCs w:val="18"/>
+              </w:rPr>
+              <w:t xml:space="preserve">    pos_score = pos_count * 1.0</w:t>
             </w:r>
           </w:p>
           <w:p>
@@ -13138,85 +9874,12 @@
                 <w:szCs w:val="18"/>
               </w:rPr>
             </w:pPr>
-            <w:proofErr w:type="spellStart"/>
-            <w:r>
-              <w:rPr>
-                <w:sz w:val="18"/>
-                <w:szCs w:val="18"/>
-              </w:rPr>
-              <w:t>neg_count</w:t>
-            </w:r>
-            <w:proofErr w:type="spellEnd"/>
-            <w:r>
-              <w:rPr>
-                <w:sz w:val="18"/>
-                <w:szCs w:val="18"/>
-              </w:rPr>
-              <w:t xml:space="preserve"> = </w:t>
-            </w:r>
-            <w:proofErr w:type="spellStart"/>
-            <w:r>
-              <w:rPr>
-                <w:sz w:val="18"/>
-                <w:szCs w:val="18"/>
-              </w:rPr>
-              <w:t>coll.count_documents</w:t>
-            </w:r>
-            <w:proofErr w:type="spellEnd"/>
-            <w:r>
-              <w:rPr>
-                <w:sz w:val="18"/>
-                <w:szCs w:val="18"/>
-              </w:rPr>
-              <w:t>({"</w:t>
-            </w:r>
-            <w:proofErr w:type="spellStart"/>
-            <w:r>
-              <w:rPr>
-                <w:sz w:val="18"/>
-                <w:szCs w:val="18"/>
-              </w:rPr>
-              <w:t>playerId</w:t>
-            </w:r>
-            <w:proofErr w:type="spellEnd"/>
-            <w:r>
-              <w:rPr>
-                <w:sz w:val="18"/>
-                <w:szCs w:val="18"/>
-              </w:rPr>
-              <w:t xml:space="preserve">": </w:t>
-            </w:r>
-            <w:proofErr w:type="spellStart"/>
-            <w:r>
-              <w:rPr>
-                <w:sz w:val="18"/>
-                <w:szCs w:val="18"/>
-              </w:rPr>
-              <w:t>pid</w:t>
-            </w:r>
-            <w:proofErr w:type="spellEnd"/>
-            <w:r>
-              <w:rPr>
-                <w:sz w:val="18"/>
-                <w:szCs w:val="18"/>
-              </w:rPr>
-              <w:t>, "</w:t>
-            </w:r>
-            <w:proofErr w:type="spellStart"/>
-            <w:r>
-              <w:rPr>
-                <w:sz w:val="18"/>
-                <w:szCs w:val="18"/>
-              </w:rPr>
-              <w:t>eventKey</w:t>
-            </w:r>
-            <w:proofErr w:type="spellEnd"/>
-            <w:r>
-              <w:rPr>
-                <w:sz w:val="18"/>
-                <w:szCs w:val="18"/>
-              </w:rPr>
-              <w:t>": {"$in": NEG</w:t>
+            <w:r>
+              <w:rPr>
+                <w:sz w:val="18"/>
+                <w:szCs w:val="18"/>
+              </w:rPr>
+              <w:t>neg_count = coll.count_documents({"playerId": pid, "eventKey": {"$in": NEG</w:t>
             </w:r>
             <w:r>
               <w:rPr>
@@ -13255,104 +9918,31 @@
                 <w:sz w:val="18"/>
                 <w:szCs w:val="18"/>
               </w:rPr>
-              <w:t xml:space="preserve">    </w:t>
-            </w:r>
-            <w:proofErr w:type="spellStart"/>
-            <w:r>
-              <w:rPr>
-                <w:sz w:val="18"/>
-                <w:szCs w:val="18"/>
-              </w:rPr>
-              <w:t>neg_score</w:t>
-            </w:r>
-            <w:proofErr w:type="spellEnd"/>
-            <w:r>
-              <w:rPr>
-                <w:sz w:val="18"/>
-                <w:szCs w:val="18"/>
-              </w:rPr>
-              <w:t xml:space="preserve"> = </w:t>
-            </w:r>
-            <w:proofErr w:type="spellStart"/>
-            <w:r>
-              <w:rPr>
-                <w:sz w:val="18"/>
-                <w:szCs w:val="18"/>
-              </w:rPr>
-              <w:t>neg_count</w:t>
-            </w:r>
-            <w:proofErr w:type="spellEnd"/>
-            <w:r>
-              <w:rPr>
-                <w:sz w:val="18"/>
-                <w:szCs w:val="18"/>
-              </w:rPr>
-              <w:t xml:space="preserve"> * 0.5</w:t>
-            </w:r>
-          </w:p>
-          <w:p>
-            <w:pPr>
-              <w:rPr>
-                <w:sz w:val="18"/>
-                <w:szCs w:val="18"/>
-              </w:rPr>
-            </w:pPr>
-          </w:p>
-          <w:p>
-            <w:pPr>
-              <w:rPr>
-                <w:sz w:val="18"/>
-                <w:szCs w:val="18"/>
-              </w:rPr>
-            </w:pPr>
-            <w:r>
-              <w:rPr>
-                <w:sz w:val="18"/>
-                <w:szCs w:val="18"/>
-              </w:rPr>
-              <w:t xml:space="preserve">    </w:t>
-            </w:r>
-            <w:proofErr w:type="spellStart"/>
-            <w:r>
-              <w:rPr>
-                <w:sz w:val="18"/>
-                <w:szCs w:val="18"/>
-              </w:rPr>
-              <w:t>sum_score</w:t>
-            </w:r>
-            <w:proofErr w:type="spellEnd"/>
-            <w:r>
-              <w:rPr>
-                <w:sz w:val="18"/>
-                <w:szCs w:val="18"/>
-              </w:rPr>
-              <w:t xml:space="preserve"> = </w:t>
-            </w:r>
-            <w:proofErr w:type="spellStart"/>
-            <w:r>
-              <w:rPr>
-                <w:sz w:val="18"/>
-                <w:szCs w:val="18"/>
-              </w:rPr>
-              <w:t>pos_score</w:t>
-            </w:r>
-            <w:proofErr w:type="spellEnd"/>
-            <w:r>
-              <w:rPr>
-                <w:sz w:val="18"/>
-                <w:szCs w:val="18"/>
-              </w:rPr>
-              <w:t xml:space="preserve"> - </w:t>
-            </w:r>
-            <w:proofErr w:type="spellStart"/>
-            <w:r>
-              <w:rPr>
-                <w:sz w:val="18"/>
-                <w:szCs w:val="18"/>
-              </w:rPr>
-              <w:t>neg_score</w:t>
-            </w:r>
-            <w:proofErr w:type="spellEnd"/>
+              <w:t xml:space="preserve">    neg_score = neg_count * 0.5</w:t>
+            </w:r>
+          </w:p>
+          <w:p>
+            <w:pPr>
+              <w:rPr>
+                <w:sz w:val="18"/>
+                <w:szCs w:val="18"/>
+              </w:rPr>
+            </w:pPr>
+          </w:p>
+          <w:p>
+            <w:pPr>
+              <w:rPr>
+                <w:sz w:val="18"/>
+                <w:szCs w:val="18"/>
+              </w:rPr>
+            </w:pPr>
+            <w:r>
+              <w:rPr>
+                <w:sz w:val="18"/>
+                <w:szCs w:val="18"/>
+              </w:rPr>
+              <w:t xml:space="preserve">    sum_score = pos_score - neg_score</w:t>
+            </w:r>
           </w:p>
           <w:p>
             <w:pPr>
@@ -13389,23 +9979,7 @@
                 <w:sz w:val="18"/>
                 <w:szCs w:val="18"/>
               </w:rPr>
-              <w:t xml:space="preserve"> if </w:t>
-            </w:r>
-            <w:proofErr w:type="spellStart"/>
-            <w:r>
-              <w:rPr>
-                <w:sz w:val="18"/>
-                <w:szCs w:val="18"/>
-              </w:rPr>
-              <w:t>sum_score</w:t>
-            </w:r>
-            <w:proofErr w:type="spellEnd"/>
-            <w:r>
-              <w:rPr>
-                <w:sz w:val="18"/>
-                <w:szCs w:val="18"/>
-              </w:rPr>
-              <w:t xml:space="preserve"> &lt; 3 else 1</w:t>
+              <w:t xml:space="preserve"> if sum_score &lt; 3 else 1</w:t>
             </w:r>
             <w:r>
               <w:rPr>
@@ -13579,86 +10153,22 @@
                 <w:sz w:val="18"/>
                 <w:szCs w:val="18"/>
               </w:rPr>
-              <w:t xml:space="preserve">has_8805 = </w:t>
-            </w:r>
-            <w:proofErr w:type="spellStart"/>
-            <w:r>
-              <w:rPr>
-                <w:sz w:val="18"/>
-                <w:szCs w:val="18"/>
-              </w:rPr>
-              <w:t>coll.find_one</w:t>
-            </w:r>
-            <w:proofErr w:type="spellEnd"/>
-            <w:r>
-              <w:rPr>
-                <w:sz w:val="18"/>
-                <w:szCs w:val="18"/>
-              </w:rPr>
-              <w:t>(</w:t>
-            </w:r>
-          </w:p>
-          <w:p>
-            <w:pPr>
-              <w:rPr>
-                <w:sz w:val="18"/>
-                <w:szCs w:val="18"/>
-              </w:rPr>
-            </w:pPr>
-            <w:r>
-              <w:rPr>
-                <w:sz w:val="18"/>
-                <w:szCs w:val="18"/>
-              </w:rPr>
-              <w:t xml:space="preserve">        {"</w:t>
-            </w:r>
-            <w:proofErr w:type="spellStart"/>
-            <w:r>
-              <w:rPr>
-                <w:sz w:val="18"/>
-                <w:szCs w:val="18"/>
-              </w:rPr>
-              <w:t>playerId</w:t>
-            </w:r>
-            <w:proofErr w:type="spellEnd"/>
-            <w:r>
-              <w:rPr>
-                <w:sz w:val="18"/>
-                <w:szCs w:val="18"/>
-              </w:rPr>
-              <w:t xml:space="preserve">": </w:t>
-            </w:r>
-            <w:proofErr w:type="spellStart"/>
-            <w:r>
-              <w:rPr>
-                <w:sz w:val="18"/>
-                <w:szCs w:val="18"/>
-              </w:rPr>
-              <w:t>pid</w:t>
-            </w:r>
-            <w:proofErr w:type="spellEnd"/>
-            <w:r>
-              <w:rPr>
-                <w:sz w:val="18"/>
-                <w:szCs w:val="18"/>
-              </w:rPr>
-              <w:t>, "</w:t>
-            </w:r>
-            <w:proofErr w:type="spellStart"/>
-            <w:r>
-              <w:rPr>
-                <w:sz w:val="18"/>
-                <w:szCs w:val="18"/>
-              </w:rPr>
-              <w:t>eventKey</w:t>
-            </w:r>
-            <w:proofErr w:type="spellEnd"/>
-            <w:r>
-              <w:rPr>
-                <w:sz w:val="18"/>
-                <w:szCs w:val="18"/>
-              </w:rPr>
-              <w:t>": "DialogueNodeEvent:88:5"},</w:t>
+              <w:t>has_8805 = coll.find_one(</w:t>
+            </w:r>
+          </w:p>
+          <w:p>
+            <w:pPr>
+              <w:rPr>
+                <w:sz w:val="18"/>
+                <w:szCs w:val="18"/>
+              </w:rPr>
+            </w:pPr>
+            <w:r>
+              <w:rPr>
+                <w:sz w:val="18"/>
+                <w:szCs w:val="18"/>
+              </w:rPr>
+              <w:t xml:space="preserve">        {"playerId": pid, "eventKey": "DialogueNodeEvent:88:5"},</w:t>
             </w:r>
           </w:p>
           <w:p>
@@ -13917,7 +10427,6 @@
           <w:p>
             <w:pPr>
               <w:rPr>
-                <w:rFonts w:hint="eastAsia"/>
                 <w:sz w:val="18"/>
                 <w:szCs w:val="18"/>
               </w:rPr>
@@ -14027,86 +10536,22 @@
                 <w:sz w:val="18"/>
                 <w:szCs w:val="18"/>
               </w:rPr>
-              <w:t xml:space="preserve">has_8811 = </w:t>
-            </w:r>
-            <w:proofErr w:type="spellStart"/>
-            <w:r>
-              <w:rPr>
-                <w:sz w:val="18"/>
-                <w:szCs w:val="18"/>
-              </w:rPr>
-              <w:t>coll.find_one</w:t>
-            </w:r>
-            <w:proofErr w:type="spellEnd"/>
-            <w:r>
-              <w:rPr>
-                <w:sz w:val="18"/>
-                <w:szCs w:val="18"/>
-              </w:rPr>
-              <w:t>(</w:t>
-            </w:r>
-          </w:p>
-          <w:p>
-            <w:pPr>
-              <w:rPr>
-                <w:sz w:val="18"/>
-                <w:szCs w:val="18"/>
-              </w:rPr>
-            </w:pPr>
-            <w:r>
-              <w:rPr>
-                <w:sz w:val="18"/>
-                <w:szCs w:val="18"/>
-              </w:rPr>
-              <w:t xml:space="preserve">        {"</w:t>
-            </w:r>
-            <w:proofErr w:type="spellStart"/>
-            <w:r>
-              <w:rPr>
-                <w:sz w:val="18"/>
-                <w:szCs w:val="18"/>
-              </w:rPr>
-              <w:t>playerId</w:t>
-            </w:r>
-            <w:proofErr w:type="spellEnd"/>
-            <w:r>
-              <w:rPr>
-                <w:sz w:val="18"/>
-                <w:szCs w:val="18"/>
-              </w:rPr>
-              <w:t xml:space="preserve">": </w:t>
-            </w:r>
-            <w:proofErr w:type="spellStart"/>
-            <w:r>
-              <w:rPr>
-                <w:sz w:val="18"/>
-                <w:szCs w:val="18"/>
-              </w:rPr>
-              <w:t>pid</w:t>
-            </w:r>
-            <w:proofErr w:type="spellEnd"/>
-            <w:r>
-              <w:rPr>
-                <w:sz w:val="18"/>
-                <w:szCs w:val="18"/>
-              </w:rPr>
-              <w:t>, "</w:t>
-            </w:r>
-            <w:proofErr w:type="spellStart"/>
-            <w:r>
-              <w:rPr>
-                <w:sz w:val="18"/>
-                <w:szCs w:val="18"/>
-              </w:rPr>
-              <w:t>eventKey</w:t>
-            </w:r>
-            <w:proofErr w:type="spellEnd"/>
-            <w:r>
-              <w:rPr>
-                <w:sz w:val="18"/>
-                <w:szCs w:val="18"/>
-              </w:rPr>
-              <w:t>": "DialogueNodeEvent:88:11"},</w:t>
+              <w:t>has_8811 = coll.find_one(</w:t>
+            </w:r>
+          </w:p>
+          <w:p>
+            <w:pPr>
+              <w:rPr>
+                <w:sz w:val="18"/>
+                <w:szCs w:val="18"/>
+              </w:rPr>
+            </w:pPr>
+            <w:r>
+              <w:rPr>
+                <w:sz w:val="18"/>
+                <w:szCs w:val="18"/>
+              </w:rPr>
+              <w:t xml:space="preserve">        {"playerId": pid, "eventKey": "DialogueNodeEvent:88:11"},</w:t>
             </w:r>
           </w:p>
           <w:p>
@@ -14207,87 +10652,23 @@
                 <w:sz w:val="18"/>
                 <w:szCs w:val="18"/>
               </w:rPr>
-              <w:t xml:space="preserve">has_any_102 = </w:t>
-            </w:r>
-            <w:proofErr w:type="spellStart"/>
-            <w:r>
-              <w:rPr>
-                <w:sz w:val="18"/>
-                <w:szCs w:val="18"/>
-              </w:rPr>
-              <w:t>coll.find_one</w:t>
-            </w:r>
-            <w:proofErr w:type="spellEnd"/>
-            <w:r>
-              <w:rPr>
-                <w:sz w:val="18"/>
-                <w:szCs w:val="18"/>
-              </w:rPr>
-              <w:t>(</w:t>
-            </w:r>
-          </w:p>
-          <w:p>
-            <w:pPr>
-              <w:ind w:firstLine="150"/>
-              <w:rPr>
-                <w:sz w:val="18"/>
-                <w:szCs w:val="18"/>
-              </w:rPr>
-            </w:pPr>
-            <w:r>
-              <w:rPr>
-                <w:sz w:val="18"/>
-                <w:szCs w:val="18"/>
-              </w:rPr>
-              <w:t xml:space="preserve">        {"</w:t>
-            </w:r>
-            <w:proofErr w:type="spellStart"/>
-            <w:r>
-              <w:rPr>
-                <w:sz w:val="18"/>
-                <w:szCs w:val="18"/>
-              </w:rPr>
-              <w:t>playerId</w:t>
-            </w:r>
-            <w:proofErr w:type="spellEnd"/>
-            <w:r>
-              <w:rPr>
-                <w:sz w:val="18"/>
-                <w:szCs w:val="18"/>
-              </w:rPr>
-              <w:t xml:space="preserve">": </w:t>
-            </w:r>
-            <w:proofErr w:type="spellStart"/>
-            <w:r>
-              <w:rPr>
-                <w:sz w:val="18"/>
-                <w:szCs w:val="18"/>
-              </w:rPr>
-              <w:t>pid</w:t>
-            </w:r>
-            <w:proofErr w:type="spellEnd"/>
-            <w:r>
-              <w:rPr>
-                <w:sz w:val="18"/>
-                <w:szCs w:val="18"/>
-              </w:rPr>
-              <w:t>, "</w:t>
-            </w:r>
-            <w:proofErr w:type="spellStart"/>
-            <w:r>
-              <w:rPr>
-                <w:sz w:val="18"/>
-                <w:szCs w:val="18"/>
-              </w:rPr>
-              <w:t>eventKey</w:t>
-            </w:r>
-            <w:proofErr w:type="spellEnd"/>
-            <w:r>
-              <w:rPr>
-                <w:sz w:val="18"/>
-                <w:szCs w:val="18"/>
-              </w:rPr>
-              <w:t>": {"$in": CHECK_KEYS}},</w:t>
+              <w:t>has_any_102 = coll.find_one(</w:t>
+            </w:r>
+          </w:p>
+          <w:p>
+            <w:pPr>
+              <w:ind w:firstLine="150"/>
+              <w:rPr>
+                <w:sz w:val="18"/>
+                <w:szCs w:val="18"/>
+              </w:rPr>
+            </w:pPr>
+            <w:r>
+              <w:rPr>
+                <w:sz w:val="18"/>
+                <w:szCs w:val="18"/>
+              </w:rPr>
+              <w:t xml:space="preserve">        {"playerId": pid, "eventKey": {"$in": CHECK_KEYS}},</w:t>
             </w:r>
           </w:p>
           <w:p>
@@ -14310,7 +10691,6 @@
             <w:pPr>
               <w:ind w:firstLine="150"/>
               <w:rPr>
-                <w:rFonts w:hint="eastAsia"/>
                 <w:sz w:val="18"/>
                 <w:szCs w:val="18"/>
               </w:rPr>
@@ -14336,7 +10716,6 @@
           <w:p>
             <w:pPr>
               <w:rPr>
-                <w:rFonts w:hint="eastAsia"/>
                 <w:sz w:val="18"/>
                 <w:szCs w:val="18"/>
               </w:rPr>
@@ -14390,7 +10769,6 @@
           <w:p>
             <w:pPr>
               <w:rPr>
-                <w:rFonts w:hint="eastAsia"/>
                 <w:sz w:val="18"/>
                 <w:szCs w:val="18"/>
               </w:rPr>
@@ -14553,179 +10931,67 @@
                 <w:sz w:val="18"/>
                 <w:szCs w:val="18"/>
               </w:rPr>
-              <w:t xml:space="preserve">c_floor3 = </w:t>
-            </w:r>
-            <w:proofErr w:type="spellStart"/>
-            <w:r>
-              <w:rPr>
-                <w:sz w:val="18"/>
-                <w:szCs w:val="18"/>
-              </w:rPr>
-              <w:t>coll.count_documents</w:t>
-            </w:r>
-            <w:proofErr w:type="spellEnd"/>
-            <w:r>
-              <w:rPr>
-                <w:sz w:val="18"/>
-                <w:szCs w:val="18"/>
-              </w:rPr>
-              <w:t>({</w:t>
-            </w:r>
-          </w:p>
-          <w:p>
-            <w:pPr>
-              <w:rPr>
-                <w:sz w:val="18"/>
-                <w:szCs w:val="18"/>
-              </w:rPr>
-            </w:pPr>
-            <w:r>
-              <w:rPr>
-                <w:sz w:val="18"/>
-                <w:szCs w:val="18"/>
-              </w:rPr>
-              <w:t xml:space="preserve">        "</w:t>
-            </w:r>
-            <w:proofErr w:type="spellStart"/>
-            <w:r>
-              <w:rPr>
-                <w:sz w:val="18"/>
-                <w:szCs w:val="18"/>
-              </w:rPr>
-              <w:t>playerId</w:t>
-            </w:r>
-            <w:proofErr w:type="spellEnd"/>
-            <w:r>
-              <w:rPr>
-                <w:sz w:val="18"/>
-                <w:szCs w:val="18"/>
-              </w:rPr>
-              <w:t xml:space="preserve">": </w:t>
-            </w:r>
-            <w:proofErr w:type="spellStart"/>
-            <w:r>
-              <w:rPr>
-                <w:sz w:val="18"/>
-                <w:szCs w:val="18"/>
-              </w:rPr>
-              <w:t>pid</w:t>
-            </w:r>
-            <w:proofErr w:type="spellEnd"/>
-            <w:r>
-              <w:rPr>
-                <w:sz w:val="18"/>
-                <w:szCs w:val="18"/>
-              </w:rPr>
-              <w:t>,</w:t>
-            </w:r>
-          </w:p>
-          <w:p>
-            <w:pPr>
-              <w:rPr>
-                <w:sz w:val="18"/>
-                <w:szCs w:val="18"/>
-              </w:rPr>
-            </w:pPr>
-            <w:r>
-              <w:rPr>
-                <w:sz w:val="18"/>
-                <w:szCs w:val="18"/>
-              </w:rPr>
-              <w:t xml:space="preserve">        "</w:t>
-            </w:r>
-            <w:proofErr w:type="spellStart"/>
-            <w:r>
-              <w:rPr>
-                <w:sz w:val="18"/>
-                <w:szCs w:val="18"/>
-              </w:rPr>
-              <w:t>eventType</w:t>
-            </w:r>
-            <w:proofErr w:type="spellEnd"/>
-            <w:r>
-              <w:rPr>
-                <w:sz w:val="18"/>
-                <w:szCs w:val="18"/>
-              </w:rPr>
-              <w:t>": "</w:t>
-            </w:r>
-            <w:proofErr w:type="spellStart"/>
-            <w:r>
-              <w:rPr>
-                <w:sz w:val="18"/>
-                <w:szCs w:val="18"/>
-              </w:rPr>
-              <w:t>soilMachine</w:t>
-            </w:r>
-            <w:proofErr w:type="spellEnd"/>
-            <w:r>
-              <w:rPr>
-                <w:sz w:val="18"/>
-                <w:szCs w:val="18"/>
-              </w:rPr>
-              <w:t>",</w:t>
-            </w:r>
-          </w:p>
-          <w:p>
-            <w:pPr>
-              <w:rPr>
-                <w:sz w:val="18"/>
-                <w:szCs w:val="18"/>
-              </w:rPr>
-            </w:pPr>
-            <w:r>
-              <w:rPr>
-                <w:sz w:val="18"/>
-                <w:szCs w:val="18"/>
-              </w:rPr>
-              <w:t xml:space="preserve">        "</w:t>
-            </w:r>
-            <w:proofErr w:type="spellStart"/>
-            <w:r>
-              <w:rPr>
-                <w:sz w:val="18"/>
-                <w:szCs w:val="18"/>
-              </w:rPr>
-              <w:t>data.machine</w:t>
-            </w:r>
-            <w:proofErr w:type="spellEnd"/>
-            <w:r>
-              <w:rPr>
-                <w:sz w:val="18"/>
-                <w:szCs w:val="18"/>
-              </w:rPr>
-              <w:t>": "1",</w:t>
-            </w:r>
-          </w:p>
-          <w:p>
-            <w:pPr>
-              <w:rPr>
-                <w:sz w:val="18"/>
-                <w:szCs w:val="18"/>
-              </w:rPr>
-            </w:pPr>
-            <w:r>
-              <w:rPr>
-                <w:sz w:val="18"/>
-                <w:szCs w:val="18"/>
-              </w:rPr>
-              <w:t xml:space="preserve">        "</w:t>
-            </w:r>
-            <w:proofErr w:type="spellStart"/>
-            <w:r>
-              <w:rPr>
-                <w:sz w:val="18"/>
-                <w:szCs w:val="18"/>
-              </w:rPr>
-              <w:t>data.floor</w:t>
-            </w:r>
-            <w:proofErr w:type="spellEnd"/>
-            <w:r>
-              <w:rPr>
-                <w:sz w:val="18"/>
-                <w:szCs w:val="18"/>
-              </w:rPr>
-              <w:t>": "3",</w:t>
+              <w:t>c_floor3 = coll.count_documents({</w:t>
+            </w:r>
+          </w:p>
+          <w:p>
+            <w:pPr>
+              <w:rPr>
+                <w:sz w:val="18"/>
+                <w:szCs w:val="18"/>
+              </w:rPr>
+            </w:pPr>
+            <w:r>
+              <w:rPr>
+                <w:sz w:val="18"/>
+                <w:szCs w:val="18"/>
+              </w:rPr>
+              <w:t xml:space="preserve">        "playerId": pid,</w:t>
+            </w:r>
+          </w:p>
+          <w:p>
+            <w:pPr>
+              <w:rPr>
+                <w:sz w:val="18"/>
+                <w:szCs w:val="18"/>
+              </w:rPr>
+            </w:pPr>
+            <w:r>
+              <w:rPr>
+                <w:sz w:val="18"/>
+                <w:szCs w:val="18"/>
+              </w:rPr>
+              <w:t xml:space="preserve">        "eventType": "soilMachine",</w:t>
+            </w:r>
+          </w:p>
+          <w:p>
+            <w:pPr>
+              <w:rPr>
+                <w:sz w:val="18"/>
+                <w:szCs w:val="18"/>
+              </w:rPr>
+            </w:pPr>
+            <w:r>
+              <w:rPr>
+                <w:sz w:val="18"/>
+                <w:szCs w:val="18"/>
+              </w:rPr>
+              <w:t xml:space="preserve">        "data.machine": "1",</w:t>
+            </w:r>
+          </w:p>
+          <w:p>
+            <w:pPr>
+              <w:rPr>
+                <w:sz w:val="18"/>
+                <w:szCs w:val="18"/>
+              </w:rPr>
+            </w:pPr>
+            <w:r>
+              <w:rPr>
+                <w:sz w:val="18"/>
+                <w:szCs w:val="18"/>
+              </w:rPr>
+              <w:t xml:space="preserve">        "data.floor": "3",</w:t>
             </w:r>
           </w:p>
           <w:p>
@@ -14763,179 +11029,67 @@
                 <w:sz w:val="18"/>
                 <w:szCs w:val="18"/>
               </w:rPr>
-              <w:t xml:space="preserve">    c_floor4 = </w:t>
-            </w:r>
-            <w:proofErr w:type="spellStart"/>
-            <w:r>
-              <w:rPr>
-                <w:sz w:val="18"/>
-                <w:szCs w:val="18"/>
-              </w:rPr>
-              <w:t>coll.count_documents</w:t>
-            </w:r>
-            <w:proofErr w:type="spellEnd"/>
-            <w:r>
-              <w:rPr>
-                <w:sz w:val="18"/>
-                <w:szCs w:val="18"/>
-              </w:rPr>
-              <w:t>({</w:t>
-            </w:r>
-          </w:p>
-          <w:p>
-            <w:pPr>
-              <w:rPr>
-                <w:sz w:val="18"/>
-                <w:szCs w:val="18"/>
-              </w:rPr>
-            </w:pPr>
-            <w:r>
-              <w:rPr>
-                <w:sz w:val="18"/>
-                <w:szCs w:val="18"/>
-              </w:rPr>
-              <w:t xml:space="preserve">        "</w:t>
-            </w:r>
-            <w:proofErr w:type="spellStart"/>
-            <w:r>
-              <w:rPr>
-                <w:sz w:val="18"/>
-                <w:szCs w:val="18"/>
-              </w:rPr>
-              <w:t>playerId</w:t>
-            </w:r>
-            <w:proofErr w:type="spellEnd"/>
-            <w:r>
-              <w:rPr>
-                <w:sz w:val="18"/>
-                <w:szCs w:val="18"/>
-              </w:rPr>
-              <w:t xml:space="preserve">": </w:t>
-            </w:r>
-            <w:proofErr w:type="spellStart"/>
-            <w:r>
-              <w:rPr>
-                <w:sz w:val="18"/>
-                <w:szCs w:val="18"/>
-              </w:rPr>
-              <w:t>pid</w:t>
-            </w:r>
-            <w:proofErr w:type="spellEnd"/>
-            <w:r>
-              <w:rPr>
-                <w:sz w:val="18"/>
-                <w:szCs w:val="18"/>
-              </w:rPr>
-              <w:t>,</w:t>
-            </w:r>
-          </w:p>
-          <w:p>
-            <w:pPr>
-              <w:rPr>
-                <w:sz w:val="18"/>
-                <w:szCs w:val="18"/>
-              </w:rPr>
-            </w:pPr>
-            <w:r>
-              <w:rPr>
-                <w:sz w:val="18"/>
-                <w:szCs w:val="18"/>
-              </w:rPr>
-              <w:t xml:space="preserve">        "</w:t>
-            </w:r>
-            <w:proofErr w:type="spellStart"/>
-            <w:r>
-              <w:rPr>
-                <w:sz w:val="18"/>
-                <w:szCs w:val="18"/>
-              </w:rPr>
-              <w:t>eventType</w:t>
-            </w:r>
-            <w:proofErr w:type="spellEnd"/>
-            <w:r>
-              <w:rPr>
-                <w:sz w:val="18"/>
-                <w:szCs w:val="18"/>
-              </w:rPr>
-              <w:t>": "</w:t>
-            </w:r>
-            <w:proofErr w:type="spellStart"/>
-            <w:r>
-              <w:rPr>
-                <w:sz w:val="18"/>
-                <w:szCs w:val="18"/>
-              </w:rPr>
-              <w:t>soilMachine</w:t>
-            </w:r>
-            <w:proofErr w:type="spellEnd"/>
-            <w:r>
-              <w:rPr>
-                <w:sz w:val="18"/>
-                <w:szCs w:val="18"/>
-              </w:rPr>
-              <w:t>",</w:t>
-            </w:r>
-          </w:p>
-          <w:p>
-            <w:pPr>
-              <w:rPr>
-                <w:sz w:val="18"/>
-                <w:szCs w:val="18"/>
-              </w:rPr>
-            </w:pPr>
-            <w:r>
-              <w:rPr>
-                <w:sz w:val="18"/>
-                <w:szCs w:val="18"/>
-              </w:rPr>
-              <w:t xml:space="preserve">        "</w:t>
-            </w:r>
-            <w:proofErr w:type="spellStart"/>
-            <w:r>
-              <w:rPr>
-                <w:sz w:val="18"/>
-                <w:szCs w:val="18"/>
-              </w:rPr>
-              <w:t>data.machine</w:t>
-            </w:r>
-            <w:proofErr w:type="spellEnd"/>
-            <w:r>
-              <w:rPr>
-                <w:sz w:val="18"/>
-                <w:szCs w:val="18"/>
-              </w:rPr>
-              <w:t>": "1",</w:t>
-            </w:r>
-          </w:p>
-          <w:p>
-            <w:pPr>
-              <w:rPr>
-                <w:sz w:val="18"/>
-                <w:szCs w:val="18"/>
-              </w:rPr>
-            </w:pPr>
-            <w:r>
-              <w:rPr>
-                <w:sz w:val="18"/>
-                <w:szCs w:val="18"/>
-              </w:rPr>
-              <w:t xml:space="preserve">        "</w:t>
-            </w:r>
-            <w:proofErr w:type="spellStart"/>
-            <w:r>
-              <w:rPr>
-                <w:sz w:val="18"/>
-                <w:szCs w:val="18"/>
-              </w:rPr>
-              <w:t>data.floor</w:t>
-            </w:r>
-            <w:proofErr w:type="spellEnd"/>
-            <w:r>
-              <w:rPr>
-                <w:sz w:val="18"/>
-                <w:szCs w:val="18"/>
-              </w:rPr>
-              <w:t>": "4",</w:t>
+              <w:t xml:space="preserve">    c_floor4 = coll.count_documents({</w:t>
+            </w:r>
+          </w:p>
+          <w:p>
+            <w:pPr>
+              <w:rPr>
+                <w:sz w:val="18"/>
+                <w:szCs w:val="18"/>
+              </w:rPr>
+            </w:pPr>
+            <w:r>
+              <w:rPr>
+                <w:sz w:val="18"/>
+                <w:szCs w:val="18"/>
+              </w:rPr>
+              <w:t xml:space="preserve">        "playerId": pid,</w:t>
+            </w:r>
+          </w:p>
+          <w:p>
+            <w:pPr>
+              <w:rPr>
+                <w:sz w:val="18"/>
+                <w:szCs w:val="18"/>
+              </w:rPr>
+            </w:pPr>
+            <w:r>
+              <w:rPr>
+                <w:sz w:val="18"/>
+                <w:szCs w:val="18"/>
+              </w:rPr>
+              <w:t xml:space="preserve">        "eventType": "soilMachine",</w:t>
+            </w:r>
+          </w:p>
+          <w:p>
+            <w:pPr>
+              <w:rPr>
+                <w:sz w:val="18"/>
+                <w:szCs w:val="18"/>
+              </w:rPr>
+            </w:pPr>
+            <w:r>
+              <w:rPr>
+                <w:sz w:val="18"/>
+                <w:szCs w:val="18"/>
+              </w:rPr>
+              <w:t xml:space="preserve">        "data.machine": "1",</w:t>
+            </w:r>
+          </w:p>
+          <w:p>
+            <w:pPr>
+              <w:rPr>
+                <w:sz w:val="18"/>
+                <w:szCs w:val="18"/>
+              </w:rPr>
+            </w:pPr>
+            <w:r>
+              <w:rPr>
+                <w:sz w:val="18"/>
+                <w:szCs w:val="18"/>
+              </w:rPr>
+              <w:t xml:space="preserve">        "data.floor": "4",</w:t>
             </w:r>
           </w:p>
           <w:p>
@@ -15056,23 +11210,7 @@
                 <w:sz w:val="18"/>
                 <w:szCs w:val="18"/>
               </w:rPr>
-              <w:t xml:space="preserve">    </w:t>
-            </w:r>
-            <w:proofErr w:type="spellStart"/>
-            <w:r>
-              <w:rPr>
-                <w:sz w:val="18"/>
-                <w:szCs w:val="18"/>
-              </w:rPr>
-              <w:t>elif</w:t>
-            </w:r>
-            <w:proofErr w:type="spellEnd"/>
-            <w:r>
-              <w:rPr>
-                <w:sz w:val="18"/>
-                <w:szCs w:val="18"/>
-              </w:rPr>
-              <w:t xml:space="preserve"> c_floor4 == 2:</w:t>
+              <w:t xml:space="preserve">    elif c_floor4 == 2:</w:t>
             </w:r>
           </w:p>
           <w:p>
@@ -15317,231 +11455,87 @@
                 <w:sz w:val="18"/>
                 <w:szCs w:val="18"/>
               </w:rPr>
-              <w:t xml:space="preserve">c_m1_top = </w:t>
-            </w:r>
-            <w:proofErr w:type="spellStart"/>
-            <w:r>
-              <w:rPr>
-                <w:sz w:val="18"/>
-                <w:szCs w:val="18"/>
-              </w:rPr>
-              <w:t>coll.count_documents</w:t>
-            </w:r>
-            <w:proofErr w:type="spellEnd"/>
-            <w:r>
-              <w:rPr>
-                <w:sz w:val="18"/>
-                <w:szCs w:val="18"/>
-              </w:rPr>
-              <w:t>({</w:t>
-            </w:r>
-          </w:p>
-          <w:p>
-            <w:pPr>
-              <w:ind w:firstLine="150"/>
-              <w:rPr>
-                <w:sz w:val="18"/>
-                <w:szCs w:val="18"/>
-              </w:rPr>
-            </w:pPr>
-            <w:r>
-              <w:rPr>
-                <w:sz w:val="18"/>
-                <w:szCs w:val="18"/>
-              </w:rPr>
-              <w:t xml:space="preserve">        "</w:t>
-            </w:r>
-            <w:proofErr w:type="spellStart"/>
-            <w:r>
-              <w:rPr>
-                <w:sz w:val="18"/>
-                <w:szCs w:val="18"/>
-              </w:rPr>
-              <w:t>playerId</w:t>
-            </w:r>
-            <w:proofErr w:type="spellEnd"/>
-            <w:r>
-              <w:rPr>
-                <w:sz w:val="18"/>
-                <w:szCs w:val="18"/>
-              </w:rPr>
-              <w:t xml:space="preserve">": </w:t>
-            </w:r>
-            <w:proofErr w:type="spellStart"/>
-            <w:r>
-              <w:rPr>
-                <w:sz w:val="18"/>
-                <w:szCs w:val="18"/>
-              </w:rPr>
-              <w:t>pid</w:t>
-            </w:r>
-            <w:proofErr w:type="spellEnd"/>
-            <w:r>
-              <w:rPr>
-                <w:sz w:val="18"/>
-                <w:szCs w:val="18"/>
-              </w:rPr>
-              <w:t>,</w:t>
-            </w:r>
-          </w:p>
-          <w:p>
-            <w:pPr>
-              <w:ind w:firstLine="150"/>
-              <w:rPr>
-                <w:sz w:val="18"/>
-                <w:szCs w:val="18"/>
-              </w:rPr>
-            </w:pPr>
-            <w:r>
-              <w:rPr>
-                <w:sz w:val="18"/>
-                <w:szCs w:val="18"/>
-              </w:rPr>
-              <w:t xml:space="preserve">        "</w:t>
-            </w:r>
-            <w:proofErr w:type="spellStart"/>
-            <w:r>
-              <w:rPr>
-                <w:sz w:val="18"/>
-                <w:szCs w:val="18"/>
-              </w:rPr>
-              <w:t>eventType</w:t>
-            </w:r>
-            <w:proofErr w:type="spellEnd"/>
-            <w:r>
-              <w:rPr>
-                <w:sz w:val="18"/>
-                <w:szCs w:val="18"/>
-              </w:rPr>
-              <w:t>": "</w:t>
-            </w:r>
-            <w:proofErr w:type="spellStart"/>
-            <w:r>
-              <w:rPr>
-                <w:sz w:val="18"/>
-                <w:szCs w:val="18"/>
-              </w:rPr>
-              <w:t>soilMachine</w:t>
-            </w:r>
-            <w:proofErr w:type="spellEnd"/>
-            <w:r>
-              <w:rPr>
-                <w:sz w:val="18"/>
-                <w:szCs w:val="18"/>
-              </w:rPr>
-              <w:t>",</w:t>
-            </w:r>
-          </w:p>
-          <w:p>
-            <w:pPr>
-              <w:ind w:firstLine="150"/>
-              <w:rPr>
-                <w:sz w:val="18"/>
-                <w:szCs w:val="18"/>
-              </w:rPr>
-            </w:pPr>
-            <w:r>
-              <w:rPr>
-                <w:sz w:val="18"/>
-                <w:szCs w:val="18"/>
-              </w:rPr>
-              <w:t xml:space="preserve">        "</w:t>
-            </w:r>
-            <w:proofErr w:type="spellStart"/>
-            <w:r>
-              <w:rPr>
-                <w:sz w:val="18"/>
-                <w:szCs w:val="18"/>
-              </w:rPr>
-              <w:t>data.floor</w:t>
-            </w:r>
-            <w:proofErr w:type="spellEnd"/>
-            <w:r>
-              <w:rPr>
-                <w:sz w:val="18"/>
-                <w:szCs w:val="18"/>
-              </w:rPr>
-              <w:t>": "5",</w:t>
-            </w:r>
-          </w:p>
-          <w:p>
-            <w:pPr>
-              <w:ind w:firstLine="150"/>
-              <w:rPr>
-                <w:sz w:val="18"/>
-                <w:szCs w:val="18"/>
-              </w:rPr>
-            </w:pPr>
-            <w:r>
-              <w:rPr>
-                <w:sz w:val="18"/>
-                <w:szCs w:val="18"/>
-              </w:rPr>
-              <w:t xml:space="preserve">        "</w:t>
-            </w:r>
-            <w:proofErr w:type="spellStart"/>
-            <w:r>
-              <w:rPr>
-                <w:sz w:val="18"/>
-                <w:szCs w:val="18"/>
-              </w:rPr>
-              <w:t>data.machine</w:t>
-            </w:r>
-            <w:proofErr w:type="spellEnd"/>
-            <w:r>
-              <w:rPr>
-                <w:sz w:val="18"/>
-                <w:szCs w:val="18"/>
-              </w:rPr>
-              <w:t>": "1",</w:t>
-            </w:r>
-          </w:p>
-          <w:p>
-            <w:pPr>
-              <w:ind w:firstLine="150"/>
-              <w:rPr>
-                <w:sz w:val="18"/>
-                <w:szCs w:val="18"/>
-              </w:rPr>
-            </w:pPr>
-            <w:r>
-              <w:rPr>
-                <w:sz w:val="18"/>
-                <w:szCs w:val="18"/>
-              </w:rPr>
-              <w:t xml:space="preserve">        "</w:t>
-            </w:r>
-            <w:proofErr w:type="spellStart"/>
-            <w:r>
-              <w:rPr>
-                <w:sz w:val="18"/>
-                <w:szCs w:val="18"/>
-              </w:rPr>
-              <w:t>data.row</w:t>
-            </w:r>
-            <w:proofErr w:type="spellEnd"/>
-            <w:r>
-              <w:rPr>
-                <w:sz w:val="18"/>
-                <w:szCs w:val="18"/>
-              </w:rPr>
-              <w:t>": "</w:t>
-            </w:r>
-            <w:proofErr w:type="spellStart"/>
-            <w:r>
-              <w:rPr>
-                <w:sz w:val="18"/>
-                <w:szCs w:val="18"/>
-              </w:rPr>
-              <w:t>TopRow</w:t>
-            </w:r>
-            <w:proofErr w:type="spellEnd"/>
-            <w:r>
-              <w:rPr>
-                <w:sz w:val="18"/>
-                <w:szCs w:val="18"/>
-              </w:rPr>
-              <w:t>",</w:t>
+              <w:t>c_m1_top = coll.count_documents({</w:t>
+            </w:r>
+          </w:p>
+          <w:p>
+            <w:pPr>
+              <w:ind w:firstLine="150"/>
+              <w:rPr>
+                <w:sz w:val="18"/>
+                <w:szCs w:val="18"/>
+              </w:rPr>
+            </w:pPr>
+            <w:r>
+              <w:rPr>
+                <w:sz w:val="18"/>
+                <w:szCs w:val="18"/>
+              </w:rPr>
+              <w:t xml:space="preserve">        "playerId": pid,</w:t>
+            </w:r>
+          </w:p>
+          <w:p>
+            <w:pPr>
+              <w:ind w:firstLine="150"/>
+              <w:rPr>
+                <w:sz w:val="18"/>
+                <w:szCs w:val="18"/>
+              </w:rPr>
+            </w:pPr>
+            <w:r>
+              <w:rPr>
+                <w:sz w:val="18"/>
+                <w:szCs w:val="18"/>
+              </w:rPr>
+              <w:t xml:space="preserve">        "eventType": "soilMachine",</w:t>
+            </w:r>
+          </w:p>
+          <w:p>
+            <w:pPr>
+              <w:ind w:firstLine="150"/>
+              <w:rPr>
+                <w:sz w:val="18"/>
+                <w:szCs w:val="18"/>
+              </w:rPr>
+            </w:pPr>
+            <w:r>
+              <w:rPr>
+                <w:sz w:val="18"/>
+                <w:szCs w:val="18"/>
+              </w:rPr>
+              <w:t xml:space="preserve">        "data.floor": "5",</w:t>
+            </w:r>
+          </w:p>
+          <w:p>
+            <w:pPr>
+              <w:ind w:firstLine="150"/>
+              <w:rPr>
+                <w:sz w:val="18"/>
+                <w:szCs w:val="18"/>
+              </w:rPr>
+            </w:pPr>
+            <w:r>
+              <w:rPr>
+                <w:sz w:val="18"/>
+                <w:szCs w:val="18"/>
+              </w:rPr>
+              <w:t xml:space="preserve">        "data.machine": "1",</w:t>
+            </w:r>
+          </w:p>
+          <w:p>
+            <w:pPr>
+              <w:ind w:firstLine="150"/>
+              <w:rPr>
+                <w:sz w:val="18"/>
+                <w:szCs w:val="18"/>
+              </w:rPr>
+            </w:pPr>
+            <w:r>
+              <w:rPr>
+                <w:sz w:val="18"/>
+                <w:szCs w:val="18"/>
+              </w:rPr>
+              <w:t xml:space="preserve">        "data.row": "TopRow",</w:t>
             </w:r>
           </w:p>
           <w:p>
@@ -15582,231 +11576,87 @@
                 <w:sz w:val="18"/>
                 <w:szCs w:val="18"/>
               </w:rPr>
-              <w:t xml:space="preserve">c_m1_bottom = </w:t>
-            </w:r>
-            <w:proofErr w:type="spellStart"/>
-            <w:r>
-              <w:rPr>
-                <w:sz w:val="18"/>
-                <w:szCs w:val="18"/>
-              </w:rPr>
-              <w:t>coll.count_documents</w:t>
-            </w:r>
-            <w:proofErr w:type="spellEnd"/>
-            <w:r>
-              <w:rPr>
-                <w:sz w:val="18"/>
-                <w:szCs w:val="18"/>
-              </w:rPr>
-              <w:t>({</w:t>
-            </w:r>
-          </w:p>
-          <w:p>
-            <w:pPr>
-              <w:ind w:firstLine="150"/>
-              <w:rPr>
-                <w:sz w:val="18"/>
-                <w:szCs w:val="18"/>
-              </w:rPr>
-            </w:pPr>
-            <w:r>
-              <w:rPr>
-                <w:sz w:val="18"/>
-                <w:szCs w:val="18"/>
-              </w:rPr>
-              <w:t xml:space="preserve">        "</w:t>
-            </w:r>
-            <w:proofErr w:type="spellStart"/>
-            <w:r>
-              <w:rPr>
-                <w:sz w:val="18"/>
-                <w:szCs w:val="18"/>
-              </w:rPr>
-              <w:t>playerId</w:t>
-            </w:r>
-            <w:proofErr w:type="spellEnd"/>
-            <w:r>
-              <w:rPr>
-                <w:sz w:val="18"/>
-                <w:szCs w:val="18"/>
-              </w:rPr>
-              <w:t xml:space="preserve">": </w:t>
-            </w:r>
-            <w:proofErr w:type="spellStart"/>
-            <w:r>
-              <w:rPr>
-                <w:sz w:val="18"/>
-                <w:szCs w:val="18"/>
-              </w:rPr>
-              <w:t>pid</w:t>
-            </w:r>
-            <w:proofErr w:type="spellEnd"/>
-            <w:r>
-              <w:rPr>
-                <w:sz w:val="18"/>
-                <w:szCs w:val="18"/>
-              </w:rPr>
-              <w:t>,</w:t>
-            </w:r>
-          </w:p>
-          <w:p>
-            <w:pPr>
-              <w:ind w:firstLine="150"/>
-              <w:rPr>
-                <w:sz w:val="18"/>
-                <w:szCs w:val="18"/>
-              </w:rPr>
-            </w:pPr>
-            <w:r>
-              <w:rPr>
-                <w:sz w:val="18"/>
-                <w:szCs w:val="18"/>
-              </w:rPr>
-              <w:t xml:space="preserve">        "</w:t>
-            </w:r>
-            <w:proofErr w:type="spellStart"/>
-            <w:r>
-              <w:rPr>
-                <w:sz w:val="18"/>
-                <w:szCs w:val="18"/>
-              </w:rPr>
-              <w:t>eventType</w:t>
-            </w:r>
-            <w:proofErr w:type="spellEnd"/>
-            <w:r>
-              <w:rPr>
-                <w:sz w:val="18"/>
-                <w:szCs w:val="18"/>
-              </w:rPr>
-              <w:t>": "</w:t>
-            </w:r>
-            <w:proofErr w:type="spellStart"/>
-            <w:r>
-              <w:rPr>
-                <w:sz w:val="18"/>
-                <w:szCs w:val="18"/>
-              </w:rPr>
-              <w:t>soilMachine</w:t>
-            </w:r>
-            <w:proofErr w:type="spellEnd"/>
-            <w:r>
-              <w:rPr>
-                <w:sz w:val="18"/>
-                <w:szCs w:val="18"/>
-              </w:rPr>
-              <w:t>",</w:t>
-            </w:r>
-          </w:p>
-          <w:p>
-            <w:pPr>
-              <w:ind w:firstLine="150"/>
-              <w:rPr>
-                <w:sz w:val="18"/>
-                <w:szCs w:val="18"/>
-              </w:rPr>
-            </w:pPr>
-            <w:r>
-              <w:rPr>
-                <w:sz w:val="18"/>
-                <w:szCs w:val="18"/>
-              </w:rPr>
-              <w:t xml:space="preserve">        "</w:t>
-            </w:r>
-            <w:proofErr w:type="spellStart"/>
-            <w:r>
-              <w:rPr>
-                <w:sz w:val="18"/>
-                <w:szCs w:val="18"/>
-              </w:rPr>
-              <w:t>data.floor</w:t>
-            </w:r>
-            <w:proofErr w:type="spellEnd"/>
-            <w:r>
-              <w:rPr>
-                <w:sz w:val="18"/>
-                <w:szCs w:val="18"/>
-              </w:rPr>
-              <w:t>": "5",</w:t>
-            </w:r>
-          </w:p>
-          <w:p>
-            <w:pPr>
-              <w:ind w:firstLine="150"/>
-              <w:rPr>
-                <w:sz w:val="18"/>
-                <w:szCs w:val="18"/>
-              </w:rPr>
-            </w:pPr>
-            <w:r>
-              <w:rPr>
-                <w:sz w:val="18"/>
-                <w:szCs w:val="18"/>
-              </w:rPr>
-              <w:t xml:space="preserve">        "</w:t>
-            </w:r>
-            <w:proofErr w:type="spellStart"/>
-            <w:r>
-              <w:rPr>
-                <w:sz w:val="18"/>
-                <w:szCs w:val="18"/>
-              </w:rPr>
-              <w:t>data.machine</w:t>
-            </w:r>
-            <w:proofErr w:type="spellEnd"/>
-            <w:r>
-              <w:rPr>
-                <w:sz w:val="18"/>
-                <w:szCs w:val="18"/>
-              </w:rPr>
-              <w:t>": "1",</w:t>
-            </w:r>
-          </w:p>
-          <w:p>
-            <w:pPr>
-              <w:ind w:firstLine="150"/>
-              <w:rPr>
-                <w:sz w:val="18"/>
-                <w:szCs w:val="18"/>
-              </w:rPr>
-            </w:pPr>
-            <w:r>
-              <w:rPr>
-                <w:sz w:val="18"/>
-                <w:szCs w:val="18"/>
-              </w:rPr>
-              <w:t xml:space="preserve">        "</w:t>
-            </w:r>
-            <w:proofErr w:type="spellStart"/>
-            <w:r>
-              <w:rPr>
-                <w:sz w:val="18"/>
-                <w:szCs w:val="18"/>
-              </w:rPr>
-              <w:t>data.row</w:t>
-            </w:r>
-            <w:proofErr w:type="spellEnd"/>
-            <w:r>
-              <w:rPr>
-                <w:sz w:val="18"/>
-                <w:szCs w:val="18"/>
-              </w:rPr>
-              <w:t>": "</w:t>
-            </w:r>
-            <w:proofErr w:type="spellStart"/>
-            <w:r>
-              <w:rPr>
-                <w:sz w:val="18"/>
-                <w:szCs w:val="18"/>
-              </w:rPr>
-              <w:t>BottomRow</w:t>
-            </w:r>
-            <w:proofErr w:type="spellEnd"/>
-            <w:r>
-              <w:rPr>
-                <w:sz w:val="18"/>
-                <w:szCs w:val="18"/>
-              </w:rPr>
-              <w:t>",</w:t>
+              <w:t>c_m1_bottom = coll.count_documents({</w:t>
+            </w:r>
+          </w:p>
+          <w:p>
+            <w:pPr>
+              <w:ind w:firstLine="150"/>
+              <w:rPr>
+                <w:sz w:val="18"/>
+                <w:szCs w:val="18"/>
+              </w:rPr>
+            </w:pPr>
+            <w:r>
+              <w:rPr>
+                <w:sz w:val="18"/>
+                <w:szCs w:val="18"/>
+              </w:rPr>
+              <w:t xml:space="preserve">        "playerId": pid,</w:t>
+            </w:r>
+          </w:p>
+          <w:p>
+            <w:pPr>
+              <w:ind w:firstLine="150"/>
+              <w:rPr>
+                <w:sz w:val="18"/>
+                <w:szCs w:val="18"/>
+              </w:rPr>
+            </w:pPr>
+            <w:r>
+              <w:rPr>
+                <w:sz w:val="18"/>
+                <w:szCs w:val="18"/>
+              </w:rPr>
+              <w:t xml:space="preserve">        "eventType": "soilMachine",</w:t>
+            </w:r>
+          </w:p>
+          <w:p>
+            <w:pPr>
+              <w:ind w:firstLine="150"/>
+              <w:rPr>
+                <w:sz w:val="18"/>
+                <w:szCs w:val="18"/>
+              </w:rPr>
+            </w:pPr>
+            <w:r>
+              <w:rPr>
+                <w:sz w:val="18"/>
+                <w:szCs w:val="18"/>
+              </w:rPr>
+              <w:t xml:space="preserve">        "data.floor": "5",</w:t>
+            </w:r>
+          </w:p>
+          <w:p>
+            <w:pPr>
+              <w:ind w:firstLine="150"/>
+              <w:rPr>
+                <w:sz w:val="18"/>
+                <w:szCs w:val="18"/>
+              </w:rPr>
+            </w:pPr>
+            <w:r>
+              <w:rPr>
+                <w:sz w:val="18"/>
+                <w:szCs w:val="18"/>
+              </w:rPr>
+              <w:t xml:space="preserve">        "data.machine": "1",</w:t>
+            </w:r>
+          </w:p>
+          <w:p>
+            <w:pPr>
+              <w:ind w:firstLine="150"/>
+              <w:rPr>
+                <w:sz w:val="18"/>
+                <w:szCs w:val="18"/>
+              </w:rPr>
+            </w:pPr>
+            <w:r>
+              <w:rPr>
+                <w:sz w:val="18"/>
+                <w:szCs w:val="18"/>
+              </w:rPr>
+              <w:t xml:space="preserve">        "data.row": "BottomRow",</w:t>
             </w:r>
           </w:p>
           <w:p>
@@ -15888,183 +11738,71 @@
                 <w:sz w:val="18"/>
                 <w:szCs w:val="18"/>
               </w:rPr>
-              <w:t xml:space="preserve">c_m2_floor5 = </w:t>
-            </w:r>
-            <w:proofErr w:type="spellStart"/>
-            <w:r>
-              <w:rPr>
-                <w:sz w:val="18"/>
-                <w:szCs w:val="18"/>
-              </w:rPr>
-              <w:t>coll.count_documents</w:t>
-            </w:r>
-            <w:proofErr w:type="spellEnd"/>
-            <w:r>
-              <w:rPr>
-                <w:sz w:val="18"/>
-                <w:szCs w:val="18"/>
-              </w:rPr>
-              <w:t>({</w:t>
-            </w:r>
-          </w:p>
-          <w:p>
-            <w:pPr>
-              <w:ind w:firstLine="150"/>
-              <w:rPr>
-                <w:sz w:val="18"/>
-                <w:szCs w:val="18"/>
-              </w:rPr>
-            </w:pPr>
-            <w:r>
-              <w:rPr>
-                <w:sz w:val="18"/>
-                <w:szCs w:val="18"/>
-              </w:rPr>
-              <w:t xml:space="preserve">        "</w:t>
-            </w:r>
-            <w:proofErr w:type="spellStart"/>
-            <w:r>
-              <w:rPr>
-                <w:sz w:val="18"/>
-                <w:szCs w:val="18"/>
-              </w:rPr>
-              <w:t>playerId</w:t>
-            </w:r>
-            <w:proofErr w:type="spellEnd"/>
-            <w:r>
-              <w:rPr>
-                <w:sz w:val="18"/>
-                <w:szCs w:val="18"/>
-              </w:rPr>
-              <w:t xml:space="preserve">": </w:t>
-            </w:r>
-            <w:proofErr w:type="spellStart"/>
-            <w:r>
-              <w:rPr>
-                <w:sz w:val="18"/>
-                <w:szCs w:val="18"/>
-              </w:rPr>
-              <w:t>pid</w:t>
-            </w:r>
-            <w:proofErr w:type="spellEnd"/>
-            <w:r>
-              <w:rPr>
-                <w:sz w:val="18"/>
-                <w:szCs w:val="18"/>
-              </w:rPr>
-              <w:t>,</w:t>
-            </w:r>
-          </w:p>
-          <w:p>
-            <w:pPr>
-              <w:ind w:firstLine="150"/>
-              <w:rPr>
-                <w:sz w:val="18"/>
-                <w:szCs w:val="18"/>
-              </w:rPr>
-            </w:pPr>
-            <w:r>
-              <w:rPr>
-                <w:sz w:val="18"/>
-                <w:szCs w:val="18"/>
-              </w:rPr>
-              <w:t xml:space="preserve">        "</w:t>
-            </w:r>
-            <w:proofErr w:type="spellStart"/>
-            <w:r>
-              <w:rPr>
-                <w:sz w:val="18"/>
-                <w:szCs w:val="18"/>
-              </w:rPr>
-              <w:t>eventType</w:t>
-            </w:r>
-            <w:proofErr w:type="spellEnd"/>
-            <w:r>
-              <w:rPr>
-                <w:sz w:val="18"/>
-                <w:szCs w:val="18"/>
-              </w:rPr>
-              <w:t>": "</w:t>
-            </w:r>
-            <w:proofErr w:type="spellStart"/>
-            <w:r>
-              <w:rPr>
-                <w:sz w:val="18"/>
-                <w:szCs w:val="18"/>
-              </w:rPr>
-              <w:t>soilMachine</w:t>
-            </w:r>
-            <w:proofErr w:type="spellEnd"/>
-            <w:r>
-              <w:rPr>
-                <w:sz w:val="18"/>
-                <w:szCs w:val="18"/>
-              </w:rPr>
-              <w:t>",</w:t>
-            </w:r>
-          </w:p>
-          <w:p>
-            <w:pPr>
-              <w:ind w:firstLine="150"/>
-              <w:rPr>
-                <w:sz w:val="18"/>
-                <w:szCs w:val="18"/>
-              </w:rPr>
-            </w:pPr>
-            <w:r>
-              <w:rPr>
-                <w:sz w:val="18"/>
-                <w:szCs w:val="18"/>
-              </w:rPr>
-              <w:t xml:space="preserve">        "</w:t>
-            </w:r>
-            <w:proofErr w:type="spellStart"/>
-            <w:r>
-              <w:rPr>
-                <w:sz w:val="18"/>
-                <w:szCs w:val="18"/>
-              </w:rPr>
-              <w:t>data.floor</w:t>
-            </w:r>
-            <w:proofErr w:type="spellEnd"/>
-            <w:r>
-              <w:rPr>
-                <w:sz w:val="18"/>
-                <w:szCs w:val="18"/>
-              </w:rPr>
-              <w:t>": "5",</w:t>
-            </w:r>
-          </w:p>
-          <w:p>
-            <w:pPr>
-              <w:ind w:firstLine="150"/>
-              <w:rPr>
-                <w:sz w:val="18"/>
-                <w:szCs w:val="18"/>
-              </w:rPr>
-            </w:pPr>
-            <w:r>
-              <w:rPr>
-                <w:sz w:val="18"/>
-                <w:szCs w:val="18"/>
-              </w:rPr>
-              <w:t xml:space="preserve">        "</w:t>
-            </w:r>
-            <w:proofErr w:type="spellStart"/>
-            <w:r>
-              <w:rPr>
-                <w:sz w:val="18"/>
-                <w:szCs w:val="18"/>
-              </w:rPr>
-              <w:t>data.machine</w:t>
-            </w:r>
-            <w:proofErr w:type="spellEnd"/>
-            <w:r>
-              <w:rPr>
-                <w:sz w:val="18"/>
-                <w:szCs w:val="18"/>
-              </w:rPr>
-              <w:t>": "2",</w:t>
+              <w:t>c_m2_floor5 = coll.count_documents({</w:t>
+            </w:r>
+          </w:p>
+          <w:p>
+            <w:pPr>
+              <w:ind w:firstLine="150"/>
+              <w:rPr>
+                <w:sz w:val="18"/>
+                <w:szCs w:val="18"/>
+              </w:rPr>
+            </w:pPr>
+            <w:r>
+              <w:rPr>
+                <w:sz w:val="18"/>
+                <w:szCs w:val="18"/>
+              </w:rPr>
+              <w:t xml:space="preserve">        "playerId": pid,</w:t>
+            </w:r>
+          </w:p>
+          <w:p>
+            <w:pPr>
+              <w:ind w:firstLine="150"/>
+              <w:rPr>
+                <w:sz w:val="18"/>
+                <w:szCs w:val="18"/>
+              </w:rPr>
+            </w:pPr>
+            <w:r>
+              <w:rPr>
+                <w:sz w:val="18"/>
+                <w:szCs w:val="18"/>
+              </w:rPr>
+              <w:t xml:space="preserve">        "eventType": "soilMachine",</w:t>
+            </w:r>
+          </w:p>
+          <w:p>
+            <w:pPr>
+              <w:ind w:firstLine="150"/>
+              <w:rPr>
+                <w:sz w:val="18"/>
+                <w:szCs w:val="18"/>
+              </w:rPr>
+            </w:pPr>
+            <w:r>
+              <w:rPr>
+                <w:sz w:val="18"/>
+                <w:szCs w:val="18"/>
+              </w:rPr>
+              <w:t xml:space="preserve">        "data.floor": "5",</w:t>
+            </w:r>
+          </w:p>
+          <w:p>
+            <w:pPr>
+              <w:ind w:firstLine="150"/>
+              <w:rPr>
+                <w:sz w:val="18"/>
+                <w:szCs w:val="18"/>
+              </w:rPr>
+            </w:pPr>
+            <w:r>
+              <w:rPr>
+                <w:sz w:val="18"/>
+                <w:szCs w:val="18"/>
+              </w:rPr>
+              <w:t xml:space="preserve">        "data.machine": "2",</w:t>
             </w:r>
           </w:p>
           <w:p>
@@ -16188,105 +11926,104 @@
                 <w:sz w:val="18"/>
                 <w:szCs w:val="18"/>
               </w:rPr>
-              <w:t xml:space="preserve">    </w:t>
-            </w:r>
-            <w:proofErr w:type="spellStart"/>
-            <w:r>
-              <w:rPr>
-                <w:sz w:val="18"/>
-                <w:szCs w:val="18"/>
-              </w:rPr>
-              <w:t>success_total</w:t>
-            </w:r>
-            <w:proofErr w:type="spellEnd"/>
-            <w:r>
-              <w:rPr>
-                <w:sz w:val="18"/>
-                <w:szCs w:val="18"/>
-              </w:rPr>
-              <w:t xml:space="preserve"> = </w:t>
-            </w:r>
-            <w:proofErr w:type="spellStart"/>
-            <w:r>
-              <w:rPr>
-                <w:sz w:val="18"/>
-                <w:szCs w:val="18"/>
-              </w:rPr>
-              <w:t>coll.count_documents</w:t>
-            </w:r>
-            <w:proofErr w:type="spellEnd"/>
-            <w:r>
-              <w:rPr>
-                <w:sz w:val="18"/>
-                <w:szCs w:val="18"/>
-              </w:rPr>
-              <w:t>({"</w:t>
-            </w:r>
-            <w:proofErr w:type="spellStart"/>
-            <w:r>
-              <w:rPr>
-                <w:sz w:val="18"/>
-                <w:szCs w:val="18"/>
-              </w:rPr>
-              <w:t>playerId</w:t>
-            </w:r>
-            <w:proofErr w:type="spellEnd"/>
-            <w:r>
-              <w:rPr>
-                <w:sz w:val="18"/>
-                <w:szCs w:val="18"/>
-              </w:rPr>
-              <w:t xml:space="preserve">": </w:t>
-            </w:r>
-            <w:proofErr w:type="spellStart"/>
-            <w:r>
-              <w:rPr>
-                <w:sz w:val="18"/>
-                <w:szCs w:val="18"/>
-              </w:rPr>
-              <w:t>pid</w:t>
-            </w:r>
-            <w:proofErr w:type="spellEnd"/>
-            <w:r>
-              <w:rPr>
-                <w:sz w:val="18"/>
-                <w:szCs w:val="18"/>
-              </w:rPr>
-              <w:t>, "</w:t>
-            </w:r>
-            <w:proofErr w:type="spellStart"/>
-            <w:r>
-              <w:rPr>
-                <w:sz w:val="18"/>
-                <w:szCs w:val="18"/>
-              </w:rPr>
-              <w:t>eventKey</w:t>
-            </w:r>
-            <w:proofErr w:type="spellEnd"/>
-            <w:r>
-              <w:rPr>
-                <w:sz w:val="18"/>
-                <w:szCs w:val="18"/>
-              </w:rPr>
-              <w:t>": {"$in": SUCCESS_KEYS}})</w:t>
-            </w:r>
-          </w:p>
-          <w:p>
-            <w:pPr>
-              <w:ind w:firstLine="150"/>
-              <w:rPr>
-                <w:sz w:val="18"/>
-                <w:szCs w:val="18"/>
-              </w:rPr>
-            </w:pPr>
-            <w:r>
-              <w:rPr>
-                <w:sz w:val="18"/>
-                <w:szCs w:val="18"/>
-              </w:rPr>
-              <w:t xml:space="preserve">    </w:t>
-            </w:r>
-            <w:proofErr w:type="spellStart"/>
+              <w:t xml:space="preserve">    success_total = coll.count_documents({"playerId": pid, "eventKey": {"$in": SUCCESS_KEYS}})</w:t>
+            </w:r>
+          </w:p>
+          <w:p>
+            <w:pPr>
+              <w:ind w:firstLine="150"/>
+              <w:rPr>
+                <w:sz w:val="18"/>
+                <w:szCs w:val="18"/>
+              </w:rPr>
+            </w:pPr>
+            <w:r>
+              <w:rPr>
+                <w:sz w:val="18"/>
+                <w:szCs w:val="18"/>
+              </w:rPr>
+              <w:t xml:space="preserve">    neg_total     = coll.count_documents({"playerId": pid, "eventKey": {"$in": NEG_KEYS}})</w:t>
+            </w:r>
+          </w:p>
+          <w:p>
+            <w:pPr>
+              <w:ind w:firstLine="150"/>
+              <w:rPr>
+                <w:sz w:val="18"/>
+                <w:szCs w:val="18"/>
+              </w:rPr>
+            </w:pPr>
+          </w:p>
+          <w:p>
+            <w:pPr>
+              <w:ind w:firstLine="150"/>
+              <w:rPr>
+                <w:sz w:val="18"/>
+                <w:szCs w:val="18"/>
+              </w:rPr>
+            </w:pPr>
+            <w:r>
+              <w:rPr>
+                <w:sz w:val="18"/>
+                <w:szCs w:val="18"/>
+              </w:rPr>
+              <w:t xml:space="preserve">    if success_total == 1 and neg_total == 0:</w:t>
+            </w:r>
+          </w:p>
+          <w:p>
+            <w:pPr>
+              <w:ind w:firstLine="150"/>
+              <w:rPr>
+                <w:sz w:val="18"/>
+                <w:szCs w:val="18"/>
+              </w:rPr>
+            </w:pPr>
+            <w:r>
+              <w:rPr>
+                <w:sz w:val="18"/>
+                <w:szCs w:val="18"/>
+              </w:rPr>
+              <w:t xml:space="preserve">        score += 2</w:t>
+            </w:r>
+          </w:p>
+          <w:p>
+            <w:pPr>
+              <w:ind w:firstLine="150"/>
+              <w:rPr>
+                <w:sz w:val="18"/>
+                <w:szCs w:val="18"/>
+              </w:rPr>
+            </w:pPr>
+            <w:r>
+              <w:rPr>
+                <w:sz w:val="18"/>
+                <w:szCs w:val="18"/>
+              </w:rPr>
+              <w:t xml:space="preserve">    elif success_total </w:t>
+            </w:r>
+            <w:r>
+              <w:rPr>
+                <w:rFonts w:hint="eastAsia"/>
+                <w:sz w:val="18"/>
+                <w:szCs w:val="18"/>
+              </w:rPr>
+              <w:t>=</w:t>
+            </w:r>
+            <w:r>
+              <w:rPr>
+                <w:sz w:val="18"/>
+                <w:szCs w:val="18"/>
+              </w:rPr>
+              <w:t>= 1</w:t>
+            </w:r>
+            <w:r>
+              <w:rPr>
+                <w:rFonts w:hint="eastAsia"/>
+                <w:sz w:val="18"/>
+                <w:szCs w:val="18"/>
+              </w:rPr>
+              <w:t xml:space="preserve">and </w:t>
+            </w:r>
             <w:r>
               <w:rPr>
                 <w:sz w:val="18"/>
@@ -16294,231 +12031,6 @@
               </w:rPr>
               <w:t>neg_total</w:t>
             </w:r>
-            <w:proofErr w:type="spellEnd"/>
-            <w:r>
-              <w:rPr>
-                <w:sz w:val="18"/>
-                <w:szCs w:val="18"/>
-              </w:rPr>
-              <w:t xml:space="preserve">     = </w:t>
-            </w:r>
-            <w:proofErr w:type="spellStart"/>
-            <w:r>
-              <w:rPr>
-                <w:sz w:val="18"/>
-                <w:szCs w:val="18"/>
-              </w:rPr>
-              <w:t>coll.count_documents</w:t>
-            </w:r>
-            <w:proofErr w:type="spellEnd"/>
-            <w:r>
-              <w:rPr>
-                <w:sz w:val="18"/>
-                <w:szCs w:val="18"/>
-              </w:rPr>
-              <w:t>({"</w:t>
-            </w:r>
-            <w:proofErr w:type="spellStart"/>
-            <w:r>
-              <w:rPr>
-                <w:sz w:val="18"/>
-                <w:szCs w:val="18"/>
-              </w:rPr>
-              <w:t>playerId</w:t>
-            </w:r>
-            <w:proofErr w:type="spellEnd"/>
-            <w:r>
-              <w:rPr>
-                <w:sz w:val="18"/>
-                <w:szCs w:val="18"/>
-              </w:rPr>
-              <w:t xml:space="preserve">": </w:t>
-            </w:r>
-            <w:proofErr w:type="spellStart"/>
-            <w:r>
-              <w:rPr>
-                <w:sz w:val="18"/>
-                <w:szCs w:val="18"/>
-              </w:rPr>
-              <w:t>pid</w:t>
-            </w:r>
-            <w:proofErr w:type="spellEnd"/>
-            <w:r>
-              <w:rPr>
-                <w:sz w:val="18"/>
-                <w:szCs w:val="18"/>
-              </w:rPr>
-              <w:t>, "</w:t>
-            </w:r>
-            <w:proofErr w:type="spellStart"/>
-            <w:r>
-              <w:rPr>
-                <w:sz w:val="18"/>
-                <w:szCs w:val="18"/>
-              </w:rPr>
-              <w:t>eventKey</w:t>
-            </w:r>
-            <w:proofErr w:type="spellEnd"/>
-            <w:r>
-              <w:rPr>
-                <w:sz w:val="18"/>
-                <w:szCs w:val="18"/>
-              </w:rPr>
-              <w:t>": {"$in": NEG_KEYS}})</w:t>
-            </w:r>
-          </w:p>
-          <w:p>
-            <w:pPr>
-              <w:ind w:firstLine="150"/>
-              <w:rPr>
-                <w:sz w:val="18"/>
-                <w:szCs w:val="18"/>
-              </w:rPr>
-            </w:pPr>
-          </w:p>
-          <w:p>
-            <w:pPr>
-              <w:ind w:firstLine="150"/>
-              <w:rPr>
-                <w:sz w:val="18"/>
-                <w:szCs w:val="18"/>
-              </w:rPr>
-            </w:pPr>
-            <w:r>
-              <w:rPr>
-                <w:sz w:val="18"/>
-                <w:szCs w:val="18"/>
-              </w:rPr>
-              <w:t xml:space="preserve">    if </w:t>
-            </w:r>
-            <w:proofErr w:type="spellStart"/>
-            <w:r>
-              <w:rPr>
-                <w:sz w:val="18"/>
-                <w:szCs w:val="18"/>
-              </w:rPr>
-              <w:t>success_total</w:t>
-            </w:r>
-            <w:proofErr w:type="spellEnd"/>
-            <w:r>
-              <w:rPr>
-                <w:sz w:val="18"/>
-                <w:szCs w:val="18"/>
-              </w:rPr>
-              <w:t xml:space="preserve"> == 1 and </w:t>
-            </w:r>
-            <w:proofErr w:type="spellStart"/>
-            <w:r>
-              <w:rPr>
-                <w:sz w:val="18"/>
-                <w:szCs w:val="18"/>
-              </w:rPr>
-              <w:t>neg_total</w:t>
-            </w:r>
-            <w:proofErr w:type="spellEnd"/>
-            <w:r>
-              <w:rPr>
-                <w:sz w:val="18"/>
-                <w:szCs w:val="18"/>
-              </w:rPr>
-              <w:t xml:space="preserve"> == 0:</w:t>
-            </w:r>
-          </w:p>
-          <w:p>
-            <w:pPr>
-              <w:ind w:firstLine="150"/>
-              <w:rPr>
-                <w:sz w:val="18"/>
-                <w:szCs w:val="18"/>
-              </w:rPr>
-            </w:pPr>
-            <w:r>
-              <w:rPr>
-                <w:sz w:val="18"/>
-                <w:szCs w:val="18"/>
-              </w:rPr>
-              <w:t xml:space="preserve">        score += 2</w:t>
-            </w:r>
-          </w:p>
-          <w:p>
-            <w:pPr>
-              <w:ind w:firstLine="150"/>
-              <w:rPr>
-                <w:sz w:val="18"/>
-                <w:szCs w:val="18"/>
-              </w:rPr>
-            </w:pPr>
-            <w:r>
-              <w:rPr>
-                <w:sz w:val="18"/>
-                <w:szCs w:val="18"/>
-              </w:rPr>
-              <w:t xml:space="preserve">    </w:t>
-            </w:r>
-            <w:proofErr w:type="spellStart"/>
-            <w:r>
-              <w:rPr>
-                <w:sz w:val="18"/>
-                <w:szCs w:val="18"/>
-              </w:rPr>
-              <w:t>elif</w:t>
-            </w:r>
-            <w:proofErr w:type="spellEnd"/>
-            <w:r>
-              <w:rPr>
-                <w:sz w:val="18"/>
-                <w:szCs w:val="18"/>
-              </w:rPr>
-              <w:t xml:space="preserve"> </w:t>
-            </w:r>
-            <w:proofErr w:type="spellStart"/>
-            <w:r>
-              <w:rPr>
-                <w:sz w:val="18"/>
-                <w:szCs w:val="18"/>
-              </w:rPr>
-              <w:t>success_total</w:t>
-            </w:r>
-            <w:proofErr w:type="spellEnd"/>
-            <w:r>
-              <w:rPr>
-                <w:sz w:val="18"/>
-                <w:szCs w:val="18"/>
-              </w:rPr>
-              <w:t xml:space="preserve"> </w:t>
-            </w:r>
-            <w:r>
-              <w:rPr>
-                <w:rFonts w:hint="eastAsia"/>
-                <w:sz w:val="18"/>
-                <w:szCs w:val="18"/>
-              </w:rPr>
-              <w:t>=</w:t>
-            </w:r>
-            <w:r>
-              <w:rPr>
-                <w:sz w:val="18"/>
-                <w:szCs w:val="18"/>
-              </w:rPr>
-              <w:t>= 1</w:t>
-            </w:r>
-            <w:r>
-              <w:rPr>
-                <w:rFonts w:hint="eastAsia"/>
-                <w:sz w:val="18"/>
-                <w:szCs w:val="18"/>
-              </w:rPr>
-              <w:t xml:space="preserve">and </w:t>
-            </w:r>
-            <w:proofErr w:type="spellStart"/>
-            <w:r>
-              <w:rPr>
-                <w:sz w:val="18"/>
-                <w:szCs w:val="18"/>
-              </w:rPr>
-              <w:t>neg_total</w:t>
-            </w:r>
-            <w:proofErr w:type="spellEnd"/>
             <w:r>
               <w:rPr>
                 <w:rFonts w:hint="eastAsia"/>
@@ -16675,6 +12187,42 @@
                 <w:sz w:val="18"/>
                 <w:szCs w:val="18"/>
               </w:rPr>
+              <w:t>questFinishEvent:36</w:t>
+            </w:r>
+            <w:r>
+              <w:rPr>
+                <w:sz w:val="18"/>
+                <w:szCs w:val="18"/>
+              </w:rPr>
+              <w:t>”</w:t>
+            </w:r>
+          </w:p>
+          <w:p>
+            <w:pPr>
+              <w:rPr>
+                <w:sz w:val="18"/>
+                <w:szCs w:val="18"/>
+              </w:rPr>
+            </w:pPr>
+            <w:r>
+              <w:rPr>
+                <w:sz w:val="18"/>
+                <w:szCs w:val="18"/>
+              </w:rPr>
+              <w:t>(</w:t>
+            </w:r>
+            <w:r>
+              <w:rPr>
+                <w:sz w:val="18"/>
+                <w:szCs w:val="18"/>
+              </w:rPr>
+              <w:t>“</w:t>
+            </w:r>
+            <w:r>
+              <w:rPr>
+                <w:sz w:val="18"/>
+                <w:szCs w:val="18"/>
+              </w:rPr>
               <w:t>questActiveEvent:</w:t>
             </w:r>
             <w:r>
@@ -16691,6 +12239,13 @@
                 <w:szCs w:val="18"/>
               </w:rPr>
               <w:t>”</w:t>
+            </w:r>
+            <w:r>
+              <w:rPr>
+                <w:sz w:val="18"/>
+                <w:szCs w:val="18"/>
+              </w:rPr>
+              <w:t>)</w:t>
             </w:r>
           </w:p>
         </w:tc>
@@ -16705,6 +12260,357 @@
                 <w:szCs w:val="18"/>
               </w:rPr>
             </w:pPr>
+            <w:r>
+              <w:rPr>
+                <w:sz w:val="18"/>
+                <w:szCs w:val="18"/>
+              </w:rPr>
+              <w:t>PO</w:t>
+            </w:r>
+            <w:r>
+              <w:rPr>
+                <w:sz w:val="18"/>
+                <w:szCs w:val="18"/>
+              </w:rPr>
+              <w:t>S_KEYS = [</w:t>
+            </w:r>
+            <w:r>
+              <w:rPr>
+                <w:sz w:val="18"/>
+                <w:szCs w:val="18"/>
+              </w:rPr>
+              <w:t>"DialogueNodeEvent:90:50", "DialogueNodeEvent:90:57"</w:t>
+            </w:r>
+            <w:r>
+              <w:rPr>
+                <w:sz w:val="18"/>
+                <w:szCs w:val="18"/>
+              </w:rPr>
+              <w:t>]</w:t>
+            </w:r>
+          </w:p>
+          <w:p>
+            <w:pPr>
+              <w:rPr>
+                <w:sz w:val="18"/>
+                <w:szCs w:val="18"/>
+              </w:rPr>
+            </w:pPr>
+          </w:p>
+          <w:p>
+            <w:pPr>
+              <w:rPr>
+                <w:sz w:val="18"/>
+                <w:szCs w:val="18"/>
+              </w:rPr>
+            </w:pPr>
+            <w:r>
+              <w:rPr>
+                <w:sz w:val="18"/>
+                <w:szCs w:val="18"/>
+              </w:rPr>
+              <w:t>NEG_KEYS = [</w:t>
+            </w:r>
+            <w:r>
+              <w:rPr>
+                <w:sz w:val="18"/>
+                <w:szCs w:val="18"/>
+              </w:rPr>
+              <w:t>"DialogueNodeEvent:90:25","DialogueNodeEvent:90:37","DialogueNodeEvent:90:39","DialogueNodeEvent:90:45","DialogueNodeEvent:90:47","DialogueNodeEvent:90:52","DialogueNodeEvent:90:54","DialogueNodeEvent:90:55","DialogueNodeEvent:90:56","DialogueNodeEvent:90:58","DialogueNodeEvent:90:59","DialogueNodeEvent:90:60","DialogueNodeEvent:90:61"</w:t>
+            </w:r>
+            <w:r>
+              <w:rPr>
+                <w:sz w:val="18"/>
+                <w:szCs w:val="18"/>
+              </w:rPr>
+              <w:t>]</w:t>
+            </w:r>
+          </w:p>
+          <w:p>
+            <w:pPr>
+              <w:rPr>
+                <w:sz w:val="18"/>
+                <w:szCs w:val="18"/>
+              </w:rPr>
+            </w:pPr>
+          </w:p>
+          <w:p>
+            <w:pPr>
+              <w:rPr>
+                <w:sz w:val="18"/>
+                <w:szCs w:val="18"/>
+              </w:rPr>
+            </w:pPr>
+            <w:r>
+              <w:rPr>
+                <w:rFonts w:hint="eastAsia"/>
+                <w:sz w:val="18"/>
+                <w:szCs w:val="18"/>
+              </w:rPr>
+              <w:t xml:space="preserve">If has </w:t>
+            </w:r>
+            <w:r>
+              <w:rPr>
+                <w:sz w:val="18"/>
+                <w:szCs w:val="18"/>
+              </w:rPr>
+              <w:t>“</w:t>
+            </w:r>
+            <w:r>
+              <w:rPr>
+                <w:sz w:val="18"/>
+                <w:szCs w:val="18"/>
+              </w:rPr>
+              <w:t>questFinishEvent:36</w:t>
+            </w:r>
+            <w:r>
+              <w:rPr>
+                <w:sz w:val="18"/>
+                <w:szCs w:val="18"/>
+              </w:rPr>
+              <w:t>”</w:t>
+            </w:r>
+            <w:r>
+              <w:rPr>
+                <w:rFonts w:hint="eastAsia"/>
+                <w:sz w:val="18"/>
+                <w:szCs w:val="18"/>
+              </w:rPr>
+              <w:t>:</w:t>
+            </w:r>
+          </w:p>
+          <w:p>
+            <w:pPr>
+              <w:rPr>
+                <w:sz w:val="18"/>
+                <w:szCs w:val="18"/>
+              </w:rPr>
+            </w:pPr>
+            <w:r>
+              <w:rPr>
+                <w:sz w:val="18"/>
+                <w:szCs w:val="18"/>
+              </w:rPr>
+              <w:t xml:space="preserve">    </w:t>
+            </w:r>
+            <w:r>
+              <w:rPr>
+                <w:sz w:val="18"/>
+                <w:szCs w:val="18"/>
+              </w:rPr>
+              <w:t>has_trigger = coll.find_one(</w:t>
+            </w:r>
+          </w:p>
+          <w:p>
+            <w:pPr>
+              <w:rPr>
+                <w:sz w:val="18"/>
+                <w:szCs w:val="18"/>
+              </w:rPr>
+            </w:pPr>
+            <w:r>
+              <w:rPr>
+                <w:sz w:val="18"/>
+                <w:szCs w:val="18"/>
+              </w:rPr>
+              <w:t xml:space="preserve">        {"playerId": pid, "eventKey": {"$in": TRIGGER_KEYS}},</w:t>
+            </w:r>
+          </w:p>
+          <w:p>
+            <w:pPr>
+              <w:rPr>
+                <w:sz w:val="18"/>
+                <w:szCs w:val="18"/>
+              </w:rPr>
+            </w:pPr>
+            <w:r>
+              <w:rPr>
+                <w:sz w:val="18"/>
+                <w:szCs w:val="18"/>
+              </w:rPr>
+              <w:t xml:space="preserve">        projection={"_id": 1}</w:t>
+            </w:r>
+          </w:p>
+          <w:p>
+            <w:pPr>
+              <w:rPr>
+                <w:sz w:val="18"/>
+                <w:szCs w:val="18"/>
+              </w:rPr>
+            </w:pPr>
+            <w:r>
+              <w:rPr>
+                <w:sz w:val="18"/>
+                <w:szCs w:val="18"/>
+              </w:rPr>
+              <w:t xml:space="preserve">    ) is not None</w:t>
+            </w:r>
+          </w:p>
+          <w:p>
+            <w:pPr>
+              <w:rPr>
+                <w:sz w:val="18"/>
+                <w:szCs w:val="18"/>
+              </w:rPr>
+            </w:pPr>
+            <w:r>
+              <w:rPr>
+                <w:sz w:val="18"/>
+                <w:szCs w:val="18"/>
+              </w:rPr>
+              <w:t xml:space="preserve">    if not has_trigger:</w:t>
+            </w:r>
+          </w:p>
+          <w:p>
+            <w:pPr>
+              <w:rPr>
+                <w:sz w:val="18"/>
+                <w:szCs w:val="18"/>
+              </w:rPr>
+            </w:pPr>
+            <w:r>
+              <w:rPr>
+                <w:sz w:val="18"/>
+                <w:szCs w:val="18"/>
+              </w:rPr>
+              <w:t xml:space="preserve">        return 2</w:t>
+            </w:r>
+            <w:r>
+              <w:rPr>
+                <w:sz w:val="18"/>
+                <w:szCs w:val="18"/>
+              </w:rPr>
+              <w:t xml:space="preserve"> #yellow</w:t>
+            </w:r>
+          </w:p>
+          <w:p>
+            <w:pPr>
+              <w:rPr>
+                <w:sz w:val="18"/>
+                <w:szCs w:val="18"/>
+              </w:rPr>
+            </w:pPr>
+            <w:r>
+              <w:rPr>
+                <w:sz w:val="18"/>
+                <w:szCs w:val="18"/>
+              </w:rPr>
+              <w:t xml:space="preserve">    </w:t>
+            </w:r>
+          </w:p>
+          <w:p>
+            <w:pPr>
+              <w:rPr>
+                <w:sz w:val="18"/>
+                <w:szCs w:val="18"/>
+              </w:rPr>
+            </w:pPr>
+            <w:r>
+              <w:rPr>
+                <w:sz w:val="18"/>
+                <w:szCs w:val="18"/>
+              </w:rPr>
+              <w:t xml:space="preserve">    </w:t>
+            </w:r>
+            <w:r>
+              <w:rPr>
+                <w:sz w:val="18"/>
+                <w:szCs w:val="18"/>
+              </w:rPr>
+              <w:t>cnt = coll.count_documents({</w:t>
+            </w:r>
+          </w:p>
+          <w:p>
+            <w:pPr>
+              <w:rPr>
+                <w:sz w:val="18"/>
+                <w:szCs w:val="18"/>
+              </w:rPr>
+            </w:pPr>
+            <w:r>
+              <w:rPr>
+                <w:sz w:val="18"/>
+                <w:szCs w:val="18"/>
+              </w:rPr>
+              <w:t xml:space="preserve">        "playerId": pid,</w:t>
+            </w:r>
+          </w:p>
+          <w:p>
+            <w:pPr>
+              <w:rPr>
+                <w:sz w:val="18"/>
+                <w:szCs w:val="18"/>
+              </w:rPr>
+            </w:pPr>
+            <w:r>
+              <w:rPr>
+                <w:sz w:val="18"/>
+                <w:szCs w:val="18"/>
+              </w:rPr>
+              <w:t xml:space="preserve">        "eventKey": {"$in": COUNT_KEYS}</w:t>
+            </w:r>
+          </w:p>
+          <w:p>
+            <w:pPr>
+              <w:ind w:firstLine="150"/>
+              <w:rPr>
+                <w:sz w:val="18"/>
+                <w:szCs w:val="18"/>
+              </w:rPr>
+            </w:pPr>
+            <w:r>
+              <w:rPr>
+                <w:sz w:val="18"/>
+                <w:szCs w:val="18"/>
+              </w:rPr>
+              <w:t>})</w:t>
+            </w:r>
+          </w:p>
+          <w:p>
+            <w:pPr>
+              <w:ind w:firstLine="150"/>
+              <w:rPr>
+                <w:sz w:val="18"/>
+                <w:szCs w:val="18"/>
+              </w:rPr>
+            </w:pPr>
+          </w:p>
+          <w:p>
+            <w:pPr>
+              <w:ind w:firstLine="150"/>
+              <w:rPr>
+                <w:sz w:val="18"/>
+                <w:szCs w:val="18"/>
+              </w:rPr>
+            </w:pPr>
+            <w:r>
+              <w:rPr>
+                <w:sz w:val="18"/>
+                <w:szCs w:val="18"/>
+              </w:rPr>
+              <w:t>return 2</w:t>
+            </w:r>
+            <w:r>
+              <w:rPr>
+                <w:sz w:val="18"/>
+                <w:szCs w:val="18"/>
+              </w:rPr>
+              <w:t xml:space="preserve"> #yellow</w:t>
+            </w:r>
+            <w:r>
+              <w:rPr>
+                <w:sz w:val="18"/>
+                <w:szCs w:val="18"/>
+              </w:rPr>
+              <w:t xml:space="preserve"> if cnt &gt; 4 else 1</w:t>
+            </w:r>
+            <w:r>
+              <w:rPr>
+                <w:sz w:val="18"/>
+                <w:szCs w:val="18"/>
+              </w:rPr>
+              <w:t xml:space="preserve"> #green</w:t>
+            </w:r>
           </w:p>
         </w:tc>
       </w:tr>
@@ -17232,7 +13138,7 @@
   <w:style w:type="paragraph" w:default="1" w:styleId="Normal">
     <w:name w:val="Normal"/>
     <w:qFormat/>
-    <w:rsid w:val="00CF4AA2"/>
+    <w:rsid w:val="00CF1218"/>
   </w:style>
   <w:style w:type="paragraph" w:styleId="Heading1">
     <w:name w:val="heading 1"/>
@@ -17436,7 +13342,6 @@
   <w:style w:type="character" w:default="1" w:styleId="DefaultParagraphFont">
     <w:name w:val="Default Paragraph Font"/>
     <w:uiPriority w:val="1"/>
-    <w:semiHidden/>
     <w:unhideWhenUsed/>
   </w:style>
   <w:style w:type="table" w:default="1" w:styleId="TableNormal">
